--- a/04-regulatory-compliance/PCI_DSS_v4.0.1/Espanol/PCI_DSS_v4.0.1_Practical_Manager_and_Junior_Analyst_Manual_Espanol_v1.0.docx
+++ b/04-regulatory-compliance/PCI_DSS_v4.0.1/Espanol/PCI_DSS_v4.0.1_Practical_Manager_and_Junior_Analyst_Manual_Espanol_v1.0.docx
@@ -2,32 +2,6 @@
 <file path=word/document.xml><?xml version="1.0" encoding="utf-8"?>
 <w:document xmlns:w="http://schemas.openxmlformats.org/wordprocessingml/2006/main" xmlns:m="http://schemas.openxmlformats.org/officeDocument/2006/math" xmlns:r="http://schemas.openxmlformats.org/officeDocument/2006/relationships" xmlns:o="urn:schemas-microsoft-com:office:office" xmlns:v="urn:schemas-microsoft-com:vml" xmlns:w10="urn:schemas-microsoft-com:office:word" xmlns:a="http://schemas.openxmlformats.org/drawingml/2006/main" xmlns:pic="http://schemas.openxmlformats.org/drawingml/2006/picture" xmlns:wp="http://schemas.openxmlformats.org/drawingml/2006/wordprocessingDrawing">
   <w:body>
-    <w:sdt>
-      <w:sdtPr>
-        <w:docPartObj>
-          <w:docPartGallery w:val="Table of Contents"/>
-          <w:docPartUnique/>
-        </w:docPartObj>
-      </w:sdtPr>
-      <w:sdtContent>
-        <w:p>
-          <w:pPr>
-            <w:pStyle w:val="TOCHeading"/>
-          </w:pPr>
-          <w:r>
-            <w:t xml:space="preserve">Table of Contents</w:t>
-          </w:r>
-        </w:p>
-        <w:p>
-          <w:r>
-            <w:fldChar w:fldCharType="begin" w:dirty="true"/>
-            <w:instrText xml:space="preserve">TOC \o "1-3" \h \z \u</w:instrText>
-            <w:fldChar w:fldCharType="separate"/>
-            <w:fldChar w:fldCharType="end"/>
-          </w:r>
-        </w:p>
-      </w:sdtContent>
-    </w:sdt>
     <w:p>
       <w:pPr>
         <w:pStyle w:val="BlockText"/>

--- a/04-regulatory-compliance/PCI_DSS_v4.0.1/Espanol/PCI_DSS_v4.0.1_Practical_Manager_and_Junior_Analyst_Manual_Espanol_v1.0.docx
+++ b/04-regulatory-compliance/PCI_DSS_v4.0.1/Espanol/PCI_DSS_v4.0.1_Practical_Manager_and_Junior_Analyst_Manual_Espanol_v1.0.docx
@@ -2,6 +2,32 @@
 <file path=word/document.xml><?xml version="1.0" encoding="utf-8"?>
 <w:document xmlns:w="http://schemas.openxmlformats.org/wordprocessingml/2006/main" xmlns:m="http://schemas.openxmlformats.org/officeDocument/2006/math" xmlns:r="http://schemas.openxmlformats.org/officeDocument/2006/relationships" xmlns:o="urn:schemas-microsoft-com:office:office" xmlns:v="urn:schemas-microsoft-com:vml" xmlns:w10="urn:schemas-microsoft-com:office:word" xmlns:a="http://schemas.openxmlformats.org/drawingml/2006/main" xmlns:pic="http://schemas.openxmlformats.org/drawingml/2006/picture" xmlns:wp="http://schemas.openxmlformats.org/drawingml/2006/wordprocessingDrawing">
   <w:body>
+    <w:sdt>
+      <w:sdtPr>
+        <w:docPartObj>
+          <w:docPartGallery w:val="Table of Contents"/>
+          <w:docPartUnique/>
+        </w:docPartObj>
+      </w:sdtPr>
+      <w:sdtContent>
+        <w:p>
+          <w:pPr>
+            <w:pStyle w:val="TOCHeading"/>
+          </w:pPr>
+          <w:r>
+            <w:t xml:space="preserve">Table of Contents</w:t>
+          </w:r>
+        </w:p>
+        <w:p>
+          <w:r>
+            <w:fldChar w:fldCharType="begin" w:dirty="true"/>
+            <w:instrText xml:space="preserve">TOC \o "1-3" \h \z \u</w:instrText>
+            <w:fldChar w:fldCharType="separate"/>
+            <w:fldChar w:fldCharType="end"/>
+          </w:r>
+        </w:p>
+      </w:sdtContent>
+    </w:sdt>
     <w:p>
       <w:pPr>
         <w:pStyle w:val="BlockText"/>

--- a/04-regulatory-compliance/PCI_DSS_v4.0.1/Espanol/PCI_DSS_v4.0.1_Practical_Manager_and_Junior_Analyst_Manual_Espanol_v1.0.docx
+++ b/04-regulatory-compliance/PCI_DSS_v4.0.1/Espanol/PCI_DSS_v4.0.1_Practical_Manager_and_Junior_Analyst_Manual_Espanol_v1.0.docx
@@ -34,8 +34,8 @@
       </w:pPr>
       <w:r>
         <w:rPr>
+          <w:b/>
           <w:bCs/>
-          <w:b/>
         </w:rPr>
         <w:t xml:space="preserve">Estado de revisión:</w:t>
       </w:r>
@@ -52,8 +52,8 @@
       </w:pPr>
       <w:r>
         <w:rPr>
+          <w:b/>
           <w:bCs/>
-          <w:b/>
         </w:rPr>
         <w:t xml:space="preserve">CYBERSECURITY, PRIVACY &amp; COMPLIANCE SERIES</w:t>
       </w:r>
@@ -64,8 +64,8 @@
       </w:pPr>
       <w:r>
         <w:rPr>
+          <w:b/>
           <w:bCs/>
-          <w:b/>
         </w:rPr>
         <w:t xml:space="preserve">PCI DSS v4.0.1</w:t>
       </w:r>
@@ -84,8 +84,8 @@
       </w:pPr>
       <w:r>
         <w:rPr>
+          <w:i/>
           <w:iCs/>
-          <w:i/>
         </w:rPr>
         <w:t xml:space="preserve">Un manual de trabajo para administradores, analistas juniores, estudiantes, cambiadores de carrera, comerciantes y proveedores de servicios</w:t>
       </w:r>
@@ -96,8 +96,8 @@
       </w:pPr>
       <w:r>
         <w:rPr>
+          <w:b/>
           <w:bCs/>
-          <w:b/>
         </w:rPr>
         <w:t xml:space="preserve">Alberto (Al) Leiva</w:t>
       </w:r>
@@ -115,15 +115,9 @@
         <w:pStyle w:val="BodyText"/>
       </w:pPr>
       <w:r>
-        <w:t xml:space="preserve">Silencio</w:t>
-      </w:r>
-      <w:r>
-        <w:t xml:space="preserve"> </w:t>
-      </w:r>
-      <w:r>
         <w:rPr>
+          <w:b/>
           <w:bCs/>
-          <w:b/>
         </w:rPr>
         <w:t xml:space="preserve">Inside:</w:t>
       </w:r>
@@ -131,16 +125,18 @@
         <w:t xml:space="preserve"> </w:t>
       </w:r>
       <w:r>
-        <w:t xml:space="preserve">Actual PCI DSS v4.0.1 • todos los 12 requisitos • análisis • SAQs and ROC • e-commerce • evidencia • herramientas • laboratorios • preparación de la carrera</w:t>
-      </w:r>
-      <w:r>
-        <w:t xml:space="preserve"> </w:t>
-      </w:r>
-      <w:r>
-        <w:t xml:space="preserve">Silencio.</w:t>
-      </w:r>
-    </w:p>
-    <w:bookmarkStart w:id="22" w:name="publication-and-use-notice"/>
+        <w:t xml:space="preserve">Actual PCI DSS v4.0.1 • todos los 12 requisitos • análisis • SAQs and ROC • e-commerce • evidencia • herramientas • laboratorios • preparación de la carrera |</w:t>
+      </w:r>
+    </w:p>
+    <w:p>
+      <w:pPr>
+        <w:pStyle w:val="BodyText"/>
+      </w:pPr>
+      <w:r>
+        <w:t xml:space="preserve">|. |</w:t>
+      </w:r>
+    </w:p>
+    <w:bookmarkStart w:id="11" w:name="publication-and-use-notice"/>
     <w:p>
       <w:pPr>
         <w:pStyle w:val="Heading1"/>
@@ -173,7 +169,7 @@
         <w:t xml:space="preserve">Propósito: Educación gratuita y práctica para directivos, estudiantes, cambiadores de carrera, analistas junior, comerciantes, proveedores de servicios y profesionales de la ciberseguridad.</w:t>
       </w:r>
     </w:p>
-    <w:bookmarkStart w:id="20" w:name="aviso-educativo-y-legal"/>
+    <w:bookmarkStart w:id="9" w:name="aviso-educativo-y-legal"/>
     <w:p>
       <w:pPr>
         <w:pStyle w:val="Heading2"/>
@@ -190,8 +186,8 @@
         <w:t xml:space="preserve">Este manual proporciona educación general. No es asesoramiento legal, una publicación del Consejo de Normas de Seguridad de la PCI, un informe sobre el cumplimiento, una certificación del cumplimiento, un cuestionario de autoevaluación o una garantía de cumplimiento o seguridad. Sólo los documentos oficiales de validación estándar y aplicables rigen una evaluación. Las marcas de pago, los compradores, clientes, reguladores, contratos y leyes pueden imponer requisitos adicionales.</w:t>
       </w:r>
     </w:p>
-    <w:bookmarkEnd w:id="20"/>
-    <w:bookmarkStart w:id="21" w:name="uso-ético-y-autorizado"/>
+    <w:bookmarkEnd w:id="9"/>
+    <w:bookmarkStart w:id="10" w:name="uso-ético-y-autorizado"/>
     <w:p>
       <w:pPr>
         <w:pStyle w:val="Heading2"/>
@@ -208,9 +204,9 @@
         <w:t xml:space="preserve">Usar herramientas técnicas únicamente en sistemas, redes, aplicaciones, cuentas de nube, páginas de pago y datos que posees o estén específicamente autorizados por escrito para evaluar. Use datos de cuenta sintética en laboratorios. Nunca utilice PAN real, datos de autenticación sensibles, información de clientes, credenciales o sistemas de pago de producción en una demostración pública o cartera.</w:t>
       </w:r>
     </w:p>
-    <w:bookmarkEnd w:id="21"/>
-    <w:bookmarkEnd w:id="22"/>
-    <w:bookmarkStart w:id="23" w:name="prefacio"/>
+    <w:bookmarkEnd w:id="10"/>
+    <w:bookmarkEnd w:id="11"/>
+    <w:bookmarkStart w:id="12" w:name="prefacio"/>
     <w:p>
       <w:pPr>
         <w:pStyle w:val="Heading1"/>
@@ -225,8 +221,8 @@
       </w:pPr>
       <w:r>
         <w:rPr>
+          <w:i/>
           <w:iCs/>
-          <w:i/>
         </w:rPr>
         <w:t xml:space="preserve">Una introducción acogedora a la seguridad de pago y el cumplimiento basado en pruebas</w:t>
       </w:r>
@@ -309,11 +305,11 @@
         <w:t xml:space="preserve"> </w:t>
       </w:r>
       <w:r>
-        <w:t xml:space="preserve">Silencio.</w:t>
-      </w:r>
-    </w:p>
-    <w:bookmarkEnd w:id="23"/>
-    <w:bookmarkStart w:id="24" w:name="tabla-de-contenidos"/>
+        <w:t xml:space="preserve">|. |</w:t>
+      </w:r>
+    </w:p>
+    <w:bookmarkEnd w:id="12"/>
+    <w:bookmarkStart w:id="13" w:name="tabla-de-contenidos"/>
     <w:p>
       <w:pPr>
         <w:pStyle w:val="Heading1"/>
@@ -526,7 +522,7 @@
           <w:rPr>
             <w:rStyle w:val="Hyperlink"/>
           </w:rPr>
-          <w:t xml:space="preserve">4. Validación, SAQs, ROC, AOC y Roles [14](#validation-saqs-roc-aoc-and-roles)</w:t>
+          <w:t xml:space="preserve">4. Validación, SAQs, ROC, AOC y Rols [14](#validation-saqs-roc-aoc-and-roles)</w:t>
         </w:r>
       </w:hyperlink>
     </w:p>
@@ -1711,8 +1707,8 @@
         </w:r>
       </w:hyperlink>
     </w:p>
-    <w:bookmarkEnd w:id="24"/>
-    <w:bookmarkStart w:id="31" w:name="pci-dss-v4.0.1-fundaciones"/>
+    <w:bookmarkEnd w:id="13"/>
+    <w:bookmarkStart w:id="20" w:name="pci-dss-v4.0.1-fundaciones"/>
     <w:p>
       <w:pPr>
         <w:pStyle w:val="Heading1"/>
@@ -1727,8 +1723,8 @@
       </w:pPr>
       <w:r>
         <w:rPr>
+          <w:i/>
           <w:iCs/>
-          <w:i/>
         </w:rPr>
         <w:t xml:space="preserve">El estándar actual, aplicabilidad, metas y limitaciones importantes</w:t>
       </w:r>
@@ -1744,13 +1740,7 @@
         <w:t xml:space="preserve">■img src=</w:t>
       </w:r>
       <w:r>
-        <w:t xml:space="preserve">“</w:t>
-      </w:r>
-      <w:r>
-        <w:t xml:space="preserve">media/image1.png</w:t>
-      </w:r>
-      <w:r>
-        <w:t xml:space="preserve">”</w:t>
+        <w:t xml:space="preserve">“media/image1.png”</w:t>
       </w:r>
       <w:r>
         <w:t xml:space="preserve"> </w:t>
@@ -1759,13 +1749,7 @@
         <w:t xml:space="preserve">estilo=</w:t>
       </w:r>
       <w:r>
-        <w:t xml:space="preserve">“</w:t>
-      </w:r>
-      <w:r>
-        <w:t xml:space="preserve">width:6.15in;height:3.94164in</w:t>
-      </w:r>
-      <w:r>
-        <w:t xml:space="preserve">”</w:t>
+        <w:t xml:space="preserve">“width:6.15in;height:3.94164in”</w:t>
       </w:r>
       <w:r>
         <w:t xml:space="preserve"> </w:t>
@@ -1774,13 +1758,7 @@
         <w:t xml:space="preserve">alt=</w:t>
       </w:r>
       <w:r>
-        <w:t xml:space="preserve">“</w:t>
-      </w:r>
-      <w:r>
-        <w:t xml:space="preserve">La seguridad del pago combina la red, el sistema, los datos, la identidad, física, el monitoreo, las pruebas y los controles de gobernanza</w:t>
-      </w:r>
-      <w:r>
-        <w:t xml:space="preserve">”</w:t>
+        <w:t xml:space="preserve">“La seguridad del pago combina la red, el sistema, los datos, la identidad, física, el monitoreo, las pruebas y los controles de gobernanza”</w:t>
       </w:r>
       <w:r>
         <w:t xml:space="preserve">.</w:t>
@@ -1794,7 +1772,7 @@
         <w:t xml:space="preserve">Figura 1. Los doce requisitos de PCI DSS</w:t>
       </w:r>
     </w:p>
-    <w:bookmarkStart w:id="25" w:name="situación-actual"/>
+    <w:bookmarkStart w:id="14" w:name="situación-actual"/>
     <w:p>
       <w:pPr>
         <w:pStyle w:val="Heading2"/>
@@ -1858,8 +1836,8 @@
         <w:t xml:space="preserve">A partir de la publicación de este manual de julio de 2026, PCI SSC está recopilando información de los interesados en v4.0.1; una solicitud de comentarios no es un nuevo estándar final.</w:t>
       </w:r>
     </w:p>
-    <w:bookmarkEnd w:id="25"/>
-    <w:bookmarkStart w:id="26" w:name="a-quién-y-a-qué-se-aplica"/>
+    <w:bookmarkEnd w:id="14"/>
+    <w:bookmarkStart w:id="15" w:name="a-quién-y-a-qué-se-aplica"/>
     <w:p>
       <w:pPr>
         <w:pStyle w:val="Heading2"/>
@@ -1876,8 +1854,8 @@
         <w:t xml:space="preserve">PCI DSS se aplica a entidades que almacenan, procesan o transmiten datos de los titulares de tarjetas o datos de autenticación sensibles, y a entidades cuyos sistemas podrían afectar la seguridad del entorno de datos de los titulares de tarjetas. Los comerciantes, procesadores, compradores, emisores y proveedores de servicios pueden tener diferentes funciones de validación y presentación de informes.</w:t>
       </w:r>
     </w:p>
-    <w:bookmarkEnd w:id="26"/>
-    <w:bookmarkStart w:id="27" w:name="los-seis-objetivos-de-control"/>
+    <w:bookmarkEnd w:id="15"/>
+    <w:bookmarkStart w:id="16" w:name="los-seis-objetivos-de-control"/>
     <w:p>
       <w:pPr>
         <w:pStyle w:val="Heading2"/>
@@ -1891,15 +1869,15 @@
         <w:pStyle w:val="FirstParagraph"/>
       </w:pPr>
       <w:r>
-        <w:t xml:space="preserve">Silencio ** Objetivo** Silencioso</w:t>
+        <w:t xml:space="preserve">** Objetivo** Silencioso</w:t>
       </w:r>
       <w:r>
         <w:t xml:space="preserve"> </w:t>
       </w:r>
       <w:r>
         <w:rPr>
+          <w:b/>
           <w:bCs/>
-          <w:b/>
         </w:rPr>
         <w:t xml:space="preserve">Requisitos</w:t>
       </w:r>
@@ -1907,19 +1885,27 @@
         <w:t xml:space="preserve"> </w:t>
       </w:r>
       <w:r>
-        <w:t xml:space="preserve">Silencio.</w:t>
-      </w:r>
-      <w:r>
-        <w:t xml:space="preserve"> </w:t>
-      </w:r>
-      <w:r>
-        <w:t xml:space="preserve">Silencio Construir y mantener una red y sistemas seguros Silencio 1–2</w:t>
-      </w:r>
-      <w:r>
-        <w:t xml:space="preserve"> </w:t>
-      </w:r>
-      <w:r>
-        <w:t xml:space="preserve">Silencio Proteger los datos de la cuenta</w:t>
+        <w:t xml:space="preserve">|</w:t>
+      </w:r>
+    </w:p>
+    <w:p>
+      <w:pPr>
+        <w:pStyle w:val="BodyText"/>
+      </w:pPr>
+      <w:r>
+        <w:t xml:space="preserve">|. |</w:t>
+      </w:r>
+      <w:r>
+        <w:t xml:space="preserve"> </w:t>
+      </w:r>
+      <w:r>
+        <w:t xml:space="preserve">| Construir y mantener una red y sistemas seguros | 1–2</w:t>
+      </w:r>
+      <w:r>
+        <w:t xml:space="preserve"> </w:t>
+      </w:r>
+      <w:r>
+        <w:t xml:space="preserve">| Proteger los datos de la cuenta |</w:t>
       </w:r>
       <w:r>
         <w:t xml:space="preserve"> </w:t>
@@ -1948,11 +1934,11 @@
     </w:p>
     <w:p>
       <w:pPr>
+        <w:pStyle w:val="Compact"/>
         <w:numPr>
           <w:ilvl w:val="0"/>
           <w:numId w:val="1002"/>
         </w:numPr>
-        <w:pStyle w:val="Compact"/>
       </w:pPr>
       <w:r>
         <w:t xml:space="preserve">Normas de datos y protección de la cuenta</w:t>
@@ -1964,8 +1950,8 @@
       </w:pPr>
       <w:r>
         <w:rPr>
+          <w:i/>
           <w:iCs/>
-          <w:i/>
         </w:rPr>
         <w:t xml:space="preserve">La diferencia entre los datos de los titulares de tarjetas, el PAN y los datos de autenticación sensibles.</w:t>
       </w:r>
@@ -1978,13 +1964,7 @@
         <w:t xml:space="preserve">■img src=</w:t>
       </w:r>
       <w:r>
-        <w:t xml:space="preserve">“</w:t>
-      </w:r>
-      <w:r>
-        <w:t xml:space="preserve">media/image2.png</w:t>
-      </w:r>
-      <w:r>
-        <w:t xml:space="preserve">”</w:t>
+        <w:t xml:space="preserve">“media/image2.png”</w:t>
       </w:r>
       <w:r>
         <w:t xml:space="preserve"> </w:t>
@@ -1993,13 +1973,7 @@
         <w:t xml:space="preserve">estilo=</w:t>
       </w:r>
       <w:r>
-        <w:t xml:space="preserve">“</w:t>
-      </w:r>
-      <w:r>
-        <w:t xml:space="preserve">width:6.15in;height:2.98845in</w:t>
-      </w:r>
-      <w:r>
-        <w:t xml:space="preserve">”</w:t>
+        <w:t xml:space="preserve">“width:6.15in;height:2.98845in”</w:t>
       </w:r>
       <w:r>
         <w:t xml:space="preserve"> </w:t>
@@ -2008,13 +1982,7 @@
         <w:t xml:space="preserve">alt=</w:t>
       </w:r>
       <w:r>
-        <w:t xml:space="preserve">“</w:t>
-      </w:r>
-      <w:r>
-        <w:t xml:space="preserve">PAN es central para la aplicabilidad; los datos de autenticación sensible reciben un tratamiento de postautorización más estricto.</w:t>
-      </w:r>
-      <w:r>
-        <w:t xml:space="preserve">”</w:t>
+        <w:t xml:space="preserve">“PAN es central para la aplicabilidad; los datos de autenticación sensible reciben un tratamiento de postautorización más estricto.”</w:t>
       </w:r>
       <w:r>
         <w:t xml:space="preserve"> </w:t>
@@ -2036,15 +2004,9 @@
         <w:pStyle w:val="BodyText"/>
       </w:pPr>
       <w:r>
-        <w:t xml:space="preserve">Silencio</w:t>
-      </w:r>
-      <w:r>
-        <w:t xml:space="preserve"> </w:t>
-      </w:r>
-      <w:r>
         <w:rPr>
+          <w:b/>
           <w:bCs/>
-          <w:b/>
         </w:rPr>
         <w:t xml:space="preserve">Data</w:t>
       </w:r>
@@ -2052,53 +2014,61 @@
         <w:t xml:space="preserve"> </w:t>
       </w:r>
       <w:r>
+        <w:t xml:space="preserve">|</w:t>
+      </w:r>
+    </w:p>
+    <w:p>
+      <w:pPr>
+        <w:pStyle w:val="BodyText"/>
+      </w:pPr>
+      <w:r>
         <w:t xml:space="preserve">…——————————————————————————————————————————————————————————————–</w:t>
       </w:r>
       <w:r>
         <w:t xml:space="preserve"> </w:t>
       </w:r>
       <w:r>
-        <w:t xml:space="preserve">Silencio Número de Cuenta Primaria (PAN) Silencio Datos de titulares de tarjetas ← Determines PCI DSS aplicabilidad cuando se almacenan, procesan o transmiten</w:t>
-      </w:r>
-      <w:r>
-        <w:t xml:space="preserve"> </w:t>
-      </w:r>
-      <w:r>
-        <w:t xml:space="preserve">Silencio Nombre del titular de la tarjeta Silencio Datos del titular de la tarjeta</w:t>
-      </w:r>
-      <w:r>
-        <w:t xml:space="preserve"> </w:t>
-      </w:r>
-      <w:r>
-        <w:t xml:space="preserve">Silencio Fecha de publicación Silencio Cardholder data Silencio Protegido con PAN Silencio</w:t>
-      </w:r>
-      <w:r>
-        <w:t xml:space="preserve"> </w:t>
-      </w:r>
-      <w:r>
-        <w:t xml:space="preserve">Silencio Código de servicio Silenciosos Datos de los titulares de tarjetas Silencio Protegido</w:t>
-      </w:r>
-      <w:r>
-        <w:t xml:space="preserve"> </w:t>
-      </w:r>
-      <w:r>
-        <w:t xml:space="preserve">Silencio Datos completos de seguimiento Silencio Datos de autenticación sensibles Silencio No almacenar después de la autorización excepto expresamente permitido emisor uso Silencio</w:t>
-      </w:r>
-      <w:r>
-        <w:t xml:space="preserve"> </w:t>
-      </w:r>
-      <w:r>
-        <w:t xml:space="preserve">Silencio Código de verificación de tarjetas/valor Silencio Datos de autenticación sensibles</w:t>
-      </w:r>
-      <w:r>
-        <w:t xml:space="preserve"> </w:t>
-      </w:r>
-      <w:r>
-        <w:t xml:space="preserve">TEN PIN/PIN block TENENCIA Datos de autenticación sensible TEN No almacene después de la autorización excepto expresamente permitido emisor uso TEN</w:t>
-      </w:r>
-    </w:p>
-    <w:bookmarkEnd w:id="27"/>
-    <w:bookmarkStart w:id="28" w:name="los-métodos-de-protección-son-diferentes"/>
+        <w:t xml:space="preserve">| Número de Cuenta Primaria (PAN) | Datos de titulares de tarjetas ← Determines PCI DSS aplicabilidad cuando se almacenan, procesan o transmiten</w:t>
+      </w:r>
+      <w:r>
+        <w:t xml:space="preserve"> </w:t>
+      </w:r>
+      <w:r>
+        <w:t xml:space="preserve">| Nombre del titular de la tarjeta | Datos del titular de la tarjeta</w:t>
+      </w:r>
+      <w:r>
+        <w:t xml:space="preserve"> </w:t>
+      </w:r>
+      <w:r>
+        <w:t xml:space="preserve">| Fecha de publicación | Cardholder data | Protegido con PAN |</w:t>
+      </w:r>
+      <w:r>
+        <w:t xml:space="preserve"> </w:t>
+      </w:r>
+      <w:r>
+        <w:t xml:space="preserve">| Código de servicio Silenciosos Datos de los titulares de tarjetas | Protegido</w:t>
+      </w:r>
+      <w:r>
+        <w:t xml:space="preserve"> </w:t>
+      </w:r>
+      <w:r>
+        <w:t xml:space="preserve">| Datos completos de seguimiento | Datos de autenticación sensibles | No almacenar después de la autorización excepto expresamente permitido emisor uso |</w:t>
+      </w:r>
+      <w:r>
+        <w:t xml:space="preserve"> </w:t>
+      </w:r>
+      <w:r>
+        <w:t xml:space="preserve">| Código de verificación de tarjetas/valor | Datos de autenticación sensibles</w:t>
+      </w:r>
+      <w:r>
+        <w:t xml:space="preserve"> </w:t>
+      </w:r>
+      <w:r>
+        <w:t xml:space="preserve">TEN PIN/PIN block TENENCIA Datos de autenticación sensible TEN No almacene después de la autorización excepto expresamente permitido emisor uso |</w:t>
+      </w:r>
+    </w:p>
+    <w:bookmarkEnd w:id="16"/>
+    <w:bookmarkStart w:id="17" w:name="los-métodos-de-protección-son-diferentes"/>
     <w:p>
       <w:pPr>
         <w:pStyle w:val="Heading2"/>
@@ -2178,15 +2148,9 @@
         <w:pStyle w:val="FirstParagraph"/>
       </w:pPr>
       <w:r>
-        <w:t xml:space="preserve">Silencio</w:t>
-      </w:r>
-      <w:r>
-        <w:t xml:space="preserve"> </w:t>
-      </w:r>
-      <w:r>
         <w:rPr>
+          <w:b/>
           <w:bCs/>
-          <w:b/>
         </w:rPr>
         <w:t xml:space="preserve">Nunca utilice datos reales en el entrenamiento:</w:t>
       </w:r>
@@ -2194,22 +2158,24 @@
         <w:t xml:space="preserve"> </w:t>
       </w:r>
       <w:r>
-        <w:t xml:space="preserve">Utilice los números de prueba del procesador de pago o valores inventados que no pueden confundirse con las cuentas reales. Nunca retenga SAD real después de la autorización.</w:t>
-      </w:r>
-      <w:r>
-        <w:t xml:space="preserve"> </w:t>
-      </w:r>
-      <w:r>
-        <w:t xml:space="preserve">Silencio.</w:t>
-      </w:r>
-    </w:p>
-    <w:p>
-      <w:pPr>
+        <w:t xml:space="preserve">Utilice los números de prueba del procesador de pago o valores inventados que no pueden confundirse con las cuentas reales. Nunca retenga SAD real después de la autorización. |</w:t>
+      </w:r>
+    </w:p>
+    <w:p>
+      <w:pPr>
+        <w:pStyle w:val="BodyText"/>
+      </w:pPr>
+      <w:r>
+        <w:t xml:space="preserve">|. |</w:t>
+      </w:r>
+    </w:p>
+    <w:p>
+      <w:pPr>
+        <w:pStyle w:val="Compact"/>
         <w:numPr>
           <w:ilvl w:val="0"/>
           <w:numId w:val="1004"/>
         </w:numPr>
-        <w:pStyle w:val="Compact"/>
       </w:pPr>
       <w:r>
         <w:t xml:space="preserve">Alcance, ECM y Segmentación</w:t>
@@ -2221,8 +2187,8 @@
       </w:pPr>
       <w:r>
         <w:rPr>
+          <w:i/>
           <w:iCs/>
-          <w:i/>
         </w:rPr>
         <w:t xml:space="preserve">Cómo encontrar a cada persona, proceso, tecnología y dependencia que pertenece a su alcance</w:t>
       </w:r>
@@ -2235,13 +2201,7 @@
         <w:pStyle w:val="BodyText"/>
       </w:pPr>
       <w:r>
-        <w:t xml:space="preserve">“</w:t>
-      </w:r>
-      <w:r>
-        <w:t xml:space="preserve">A la altura: 2.99322in</w:t>
-      </w:r>
-      <w:r>
-        <w:t xml:space="preserve">”</w:t>
+        <w:t xml:space="preserve">“A la altura: 2.99322in”</w:t>
       </w:r>
       <w:r>
         <w:t xml:space="preserve"> </w:t>
@@ -2250,13 +2210,7 @@
         <w:t xml:space="preserve">alt=</w:t>
       </w:r>
       <w:r>
-        <w:t xml:space="preserve">“</w:t>
-      </w:r>
-      <w:r>
-        <w:t xml:space="preserve">Comenzar con flujos de cuenta-datos e incluyen sistemas conectados a los sistemas de impacto de seguridad y seguridad.</w:t>
-      </w:r>
-      <w:r>
-        <w:t xml:space="preserve">”</w:t>
+        <w:t xml:space="preserve">“Comenzar con flujos de cuenta-datos e incluyen sistemas conectados a los sistemas de impacto de seguridad y seguridad.”</w:t>
       </w:r>
       <w:r>
         <w:t xml:space="preserve"> </w:t>
@@ -2273,8 +2227,8 @@
         <w:t xml:space="preserve">Figura 3. Flujo de análisis de PCI DSS</w:t>
       </w:r>
     </w:p>
-    <w:bookmarkEnd w:id="28"/>
-    <w:bookmarkStart w:id="29" w:name="scope-discovery"/>
+    <w:bookmarkEnd w:id="17"/>
+    <w:bookmarkStart w:id="18" w:name="scope-discovery"/>
     <w:p>
       <w:pPr>
         <w:pStyle w:val="Heading2"/>
@@ -2368,13 +2322,7 @@
         <w:t xml:space="preserve">لimg src=</w:t>
       </w:r>
       <w:r>
-        <w:t xml:space="preserve">“</w:t>
-      </w:r>
-      <w:r>
-        <w:t xml:space="preserve">media/image4.png</w:t>
-      </w:r>
-      <w:r>
-        <w:t xml:space="preserve">”</w:t>
+        <w:t xml:space="preserve">“media/image4.png”</w:t>
       </w:r>
       <w:r>
         <w:t xml:space="preserve"> </w:t>
@@ -2383,13 +2331,7 @@
         <w:t xml:space="preserve">style=</w:t>
       </w:r>
       <w:r>
-        <w:t xml:space="preserve">“</w:t>
-      </w:r>
-      <w:r>
-        <w:t xml:space="preserve">width:6.15in;height:2.92173in</w:t>
-      </w:r>
-      <w:r>
-        <w:t xml:space="preserve">”</w:t>
+        <w:t xml:space="preserve">“width:6.15in;height:2.92173in”</w:t>
       </w:r>
       <w:r>
         <w:t xml:space="preserve"> </w:t>
@@ -2398,13 +2340,7 @@
         <w:t xml:space="preserve">alt=</w:t>
       </w:r>
       <w:r>
-        <w:t xml:space="preserve">“</w:t>
-      </w:r>
-      <w:r>
-        <w:t xml:space="preserve">Segmentation must be enforced, monitored, and testing before systems are treated as out of scope.</w:t>
-      </w:r>
-      <w:r>
-        <w:t xml:space="preserve">”</w:t>
+        <w:t xml:space="preserve">“Segmentation must be enforced, monitored, and testing before systems are treated as out of scope.”</w:t>
       </w:r>
       <w:r>
         <w:t xml:space="preserve"> </w:t>
@@ -2421,8 +2357,8 @@
         <w:t xml:space="preserve">Figure 4. Segmentation and scope reduction</w:t>
       </w:r>
     </w:p>
-    <w:bookmarkEnd w:id="29"/>
-    <w:bookmarkStart w:id="30" w:name="validación-del-alcance"/>
+    <w:bookmarkEnd w:id="18"/>
+    <w:bookmarkStart w:id="19" w:name="validación-del-alcance"/>
     <w:p>
       <w:pPr>
         <w:pStyle w:val="Heading2"/>
@@ -2439,15 +2375,15 @@
         <w:t xml:space="preserve">Validar el alcance al menos anual y después de un cambio significativo. Los proveedores de servicios realizan la confirmación de alcance documentada al menos una vez cada seis meses y después de un cambio significativo. Las pruebas deben intentar encontrar tiendas de datos desconocidas, caminos alternativos, activos no gestionados, servicios compartidos, dependencias de la nube, conexiones inalámbricas y acceso administrativo.</w:t>
       </w:r>
     </w:p>
-    <w:bookmarkEnd w:id="30"/>
-    <w:bookmarkEnd w:id="31"/>
-    <w:bookmarkStart w:id="32" w:name="validación-saqs-roc-aoc-y-roles"/>
+    <w:bookmarkEnd w:id="19"/>
+    <w:bookmarkEnd w:id="20"/>
+    <w:bookmarkStart w:id="21" w:name="validación-saqs-roc-aoc-y-rols"/>
     <w:p>
       <w:pPr>
         <w:pStyle w:val="Heading1"/>
       </w:pPr>
       <w:r>
-        <w:t xml:space="preserve">4. Validación, SAQs, ROC, AOC y Roles</w:t>
+        <w:t xml:space="preserve">4. Validación, SAQs, ROC, AOC y Rols</w:t>
       </w:r>
     </w:p>
     <w:p>
@@ -2456,8 +2392,8 @@
       </w:pPr>
       <w:r>
         <w:rPr>
+          <w:i/>
           <w:iCs/>
-          <w:i/>
         </w:rPr>
         <w:t xml:space="preserve">Eligiendo el camino correcto de presentación de informes y el entendimiento que lo acepta.</w:t>
       </w:r>
@@ -2467,15 +2403,9 @@
         <w:pStyle w:val="BodyText"/>
       </w:pPr>
       <w:r>
-        <w:t xml:space="preserve">Silencio</w:t>
-      </w:r>
-      <w:r>
-        <w:t xml:space="preserve"> </w:t>
-      </w:r>
-      <w:r>
         <w:rPr>
+          <w:b/>
           <w:bCs/>
-          <w:b/>
         </w:rPr>
         <w:t xml:space="preserve">Artifact or role</w:t>
       </w:r>
@@ -2483,15 +2413,15 @@
         <w:t xml:space="preserve"> </w:t>
       </w:r>
       <w:r>
-        <w:t xml:space="preserve">Silencio</w:t>
+        <w:t xml:space="preserve">|</w:t>
       </w:r>
       <w:r>
         <w:t xml:space="preserve"> </w:t>
       </w:r>
       <w:r>
         <w:rPr>
+          <w:b/>
           <w:bCs/>
-          <w:b/>
         </w:rPr>
         <w:t xml:space="preserve">Purpose</w:t>
       </w:r>
@@ -2499,13 +2429,15 @@
         <w:t xml:space="preserve"> </w:t>
       </w:r>
       <w:r>
-        <w:t xml:space="preserve">Silencio**</w:t>
-      </w:r>
-      <w:r>
-        <w:t xml:space="preserve"> </w:t>
-      </w:r>
-      <w:r>
-        <w:t xml:space="preserve">Silencio…</w:t>
+        <w:t xml:space="preserve">|**</w:t>
+      </w:r>
+    </w:p>
+    <w:p>
+      <w:pPr>
+        <w:pStyle w:val="BodyText"/>
+      </w:pPr>
+      <w:r>
+        <w:t xml:space="preserve">|… |</w:t>
       </w:r>
       <w:r>
         <w:t xml:space="preserve"> </w:t>
@@ -2517,13 +2449,13 @@
         <w:t xml:space="preserve"> </w:t>
       </w:r>
       <w:r>
-        <w:t xml:space="preserve">TEN SAQ A-EP TENIDO comerciantes de comercio electrónico elegibles con un sitio web que puede afectar la seguridad de pago TEN Más requisitos se aplican porque la página de comerciante puede afectar a la transacción</w:t>
-      </w:r>
-      <w:r>
-        <w:t xml:space="preserve"> </w:t>
-      </w:r>
-      <w:r>
-        <w:t xml:space="preserve">TEN SAQ B / B-IP TENCIÓN EJECUCIÓN EJECUCIONABLE O entornos terminales independientes específicos TENIDO No para el comercio electrónico; elegibilidad debe ser exacto</w:t>
+        <w:t xml:space="preserve">TEN SAQ A-EP | comerciantes de comercio electrónico elegibles con un sitio web que puede afectar la seguridad de pago TEN Más requisitos se aplican porque la página de comerciante puede afectar a la transacción</w:t>
+      </w:r>
+      <w:r>
+        <w:t xml:space="preserve"> </w:t>
+      </w:r>
+      <w:r>
+        <w:t xml:space="preserve">TEN SAQ B / B-IP TENCIÓN EJECUCIÓN EJECUCIONABLE O entornos terminales independientes específicos | No para el comercio electrónico; elegibilidad debe ser exacto</w:t>
       </w:r>
       <w:r>
         <w:t xml:space="preserve"> </w:t>
@@ -2535,7 +2467,7 @@
         <w:t xml:space="preserve"> </w:t>
       </w:r>
       <w:r>
-        <w:t xml:space="preserve">TEN SAQ P2PE TENIDO Mercadeos elegibles usando una solución PCI P2PE listada TENIDO Única solución validada uso y elegibilidad calificada</w:t>
+        <w:t xml:space="preserve">TEN SAQ P2PE | Mercadeos elegibles usando una solución PCI P2PE listada | Única solución validada uso y elegibilidad calificada</w:t>
       </w:r>
       <w:r>
         <w:t xml:space="preserve"> </w:t>
@@ -2547,13 +2479,13 @@
         <w:t xml:space="preserve"> </w:t>
       </w:r>
       <w:r>
-        <w:t xml:space="preserve">Silencio SAQ D Service Provider Silencio Service providers permitted to self-assess where accepted TEN Service-provider requirements and customer responsibilities apply prehensi</w:t>
-      </w:r>
-      <w:r>
-        <w:t xml:space="preserve"> </w:t>
-      </w:r>
-      <w:r>
-        <w:t xml:space="preserve">TEN ROC TENIDO Informe de evaluación detallado, generalmente completado por un QSA o ISA cuando sea necesario Silencio requerido basado en el programa de cumplimiento, nivel de validación o solicitud TENIDO</w:t>
+        <w:t xml:space="preserve">| SAQ D Service Provider | Service providers permitted to self-assess where accepted TEN Service-provider requirements and customer responsibilities apply prehensi</w:t>
+      </w:r>
+      <w:r>
+        <w:t xml:space="preserve"> </w:t>
+      </w:r>
+      <w:r>
+        <w:t xml:space="preserve">TEN ROC | Informe de evaluación detallado, generalmente completado por un QSA o ISA cuando sea necesario | requerido basado en el programa de cumplimiento, nivel de validación o solicitud |</w:t>
       </w:r>
       <w:r>
         <w:t xml:space="preserve"> </w:t>
@@ -2571,23 +2503,17 @@
         <w:t xml:space="preserve"> </w:t>
       </w:r>
       <w:r>
-        <w:t xml:space="preserve">TEN QSA / ISA TENIDO Evaluador calificado o roles de evaluador interno capacitados ANTERI Utilizar las calificaciones actuales y las instrucciones de aceptación de laentidad</w:t>
-      </w:r>
-    </w:p>
-    <w:p>
-      <w:pPr>
-        <w:pStyle w:val="BodyText"/>
-      </w:pPr>
-      <w:r>
-        <w:t xml:space="preserve">Silencio</w:t>
-      </w:r>
-      <w:r>
-        <w:t xml:space="preserve"> </w:t>
-      </w:r>
+        <w:t xml:space="preserve">TEN QSA / ISA | Evaluador calificado o roles de evaluador interno capacitados ANTERI Utilizar las calificaciones actuales y las instrucciones de aceptación de laentidad</w:t>
+      </w:r>
+    </w:p>
+    <w:p>
+      <w:pPr>
+        <w:pStyle w:val="BodyText"/>
+      </w:pPr>
       <w:r>
         <w:rPr>
+          <w:b/>
           <w:bCs/>
-          <w:b/>
         </w:rPr>
         <w:t xml:space="preserve">Quién decide la validación:</w:t>
       </w:r>
@@ -2595,22 +2521,24 @@
         <w:t xml:space="preserve"> </w:t>
       </w:r>
       <w:r>
-        <w:t xml:space="preserve">Las marcas de pago y los compradores establecen niveles de validación mercante y expectativas de presentación de informes. Los clientes y los contratos pueden establecer expectativas de proveedores de servicios. Confirme el método requerido antes de comenzar.</w:t>
-      </w:r>
-      <w:r>
-        <w:t xml:space="preserve"> </w:t>
-      </w:r>
-      <w:r>
-        <w:t xml:space="preserve">Silencio.</w:t>
-      </w:r>
-    </w:p>
-    <w:p>
-      <w:pPr>
+        <w:t xml:space="preserve">Las marcas de pago y los compradores establecen niveles de validación mercante y expectativas de presentación de informes. Los clientes y los contratos pueden establecer expectativas de proveedores de servicios. Confirme el método requerido antes de comenzar. |</w:t>
+      </w:r>
+    </w:p>
+    <w:p>
+      <w:pPr>
+        <w:pStyle w:val="BodyText"/>
+      </w:pPr>
+      <w:r>
+        <w:t xml:space="preserve">|. |</w:t>
+      </w:r>
+    </w:p>
+    <w:p>
+      <w:pPr>
+        <w:pStyle w:val="Compact"/>
         <w:numPr>
           <w:ilvl w:val="0"/>
           <w:numId w:val="1006"/>
         </w:numPr>
-        <w:pStyle w:val="Compact"/>
       </w:pPr>
       <w:r>
         <w:t xml:space="preserve">Definidos, personalizados, compensatorios y enfoques de riesgo</w:t>
@@ -2622,8 +2550,8 @@
       </w:pPr>
       <w:r>
         <w:rPr>
+          <w:i/>
           <w:iCs/>
-          <w:i/>
         </w:rPr>
         <w:t xml:space="preserve">Conseguir flexibilidad sin debilitar el objetivo del requisito</w:t>
       </w:r>
@@ -2639,13 +2567,7 @@
         <w:t xml:space="preserve">■img src=</w:t>
       </w:r>
       <w:r>
-        <w:t xml:space="preserve">“</w:t>
-      </w:r>
-      <w:r>
-        <w:t xml:space="preserve">media/image5.png</w:t>
-      </w:r>
-      <w:r>
-        <w:t xml:space="preserve">”</w:t>
+        <w:t xml:space="preserve">“media/image5.png”</w:t>
       </w:r>
       <w:r>
         <w:t xml:space="preserve"> </w:t>
@@ -2654,13 +2576,7 @@
         <w:t xml:space="preserve">estilo=</w:t>
       </w:r>
       <w:r>
-        <w:t xml:space="preserve">“</w:t>
-      </w:r>
-      <w:r>
-        <w:t xml:space="preserve">width:6.15in;height:3.06328in</w:t>
-      </w:r>
-      <w:r>
-        <w:t xml:space="preserve">”</w:t>
+        <w:t xml:space="preserve">“width:6.15in;height:3.06328in”</w:t>
       </w:r>
       <w:r>
         <w:t xml:space="preserve"> </w:t>
@@ -2669,13 +2585,7 @@
         <w:t xml:space="preserve">alt=</w:t>
       </w:r>
       <w:r>
-        <w:t xml:space="preserve">“</w:t>
-      </w:r>
-      <w:r>
-        <w:t xml:space="preserve">Ambos enfoques deben cumplir el objetivo del requisito y ser evaluables.</w:t>
-      </w:r>
-      <w:r>
-        <w:t xml:space="preserve">”</w:t>
+        <w:t xml:space="preserve">“Ambos enfoques deben cumplir el objetivo del requisito y ser evaluables.”</w:t>
       </w:r>
       <w:r>
         <w:t xml:space="preserve"> </w:t>
@@ -2697,15 +2607,9 @@
         <w:pStyle w:val="BodyText"/>
       </w:pPr>
       <w:r>
-        <w:t xml:space="preserve">Silencio</w:t>
-      </w:r>
-      <w:r>
-        <w:t xml:space="preserve"> </w:t>
-      </w:r>
-      <w:r>
         <w:rPr>
+          <w:b/>
           <w:bCs/>
-          <w:b/>
         </w:rPr>
         <w:t xml:space="preserve">Method</w:t>
       </w:r>
@@ -2713,15 +2617,15 @@
         <w:t xml:space="preserve"> </w:t>
       </w:r>
       <w:r>
-        <w:t xml:space="preserve">Silencio</w:t>
+        <w:t xml:space="preserve">|</w:t>
       </w:r>
       <w:r>
         <w:t xml:space="preserve"> </w:t>
       </w:r>
       <w:r>
         <w:rPr>
+          <w:b/>
           <w:bCs/>
-          <w:b/>
         </w:rPr>
         <w:t xml:space="preserve">Cuando se utiliza</w:t>
       </w:r>
@@ -2729,37 +2633,39 @@
         <w:t xml:space="preserve"> </w:t>
       </w:r>
       <w:r>
-        <w:t xml:space="preserve">Silencio **</w:t>
-      </w:r>
-      <w:r>
-        <w:t xml:space="preserve"> </w:t>
-      </w:r>
-      <w:r>
-        <w:t xml:space="preserve">Silencio.</w:t>
-      </w:r>
-      <w:r>
-        <w:t xml:space="preserve"> </w:t>
-      </w:r>
-      <w:r>
-        <w:t xml:space="preserve">Silencio Definido acercamiento Silencio Entity implementa el requisito declarado ← Requisitos pruebas y procedimientos oficiales de prueba</w:t>
-      </w:r>
-      <w:r>
-        <w:t xml:space="preserve"> </w:t>
-      </w:r>
-      <w:r>
-        <w:t xml:space="preserve">TENIDO Enfoque personalizado TENIDO Entity diseña un control diferente que cumple con el objetivo personalizado de matriz de control Silencioso, análisis de riesgos, diseño, dependencias, pruebas, pruebas de funcionamiento, validación del evaluador</w:t>
-      </w:r>
-      <w:r>
-        <w:t xml:space="preserve"> </w:t>
-      </w:r>
-      <w:r>
-        <w:t xml:space="preserve">Silencio Control compensatorio Silencio Una limitación técnica o empresarial legítima impide el requisito declarado TEN Constraint, objetivo, riesgo adicional, control compensatorio, mantenimiento, validación, revisión anual TEN</w:t>
-      </w:r>
-      <w:r>
-        <w:t xml:space="preserve"> </w:t>
-      </w:r>
-      <w:r>
-        <w:t xml:space="preserve">Silencio Análisis de riesgo focalizado — frecuencia TENIDO Un requisito permite a la entidad definir con qué frecuencia se produce una actividad TENA, amenazas, probabilidad, impacto, racionalidad, frecuencia, propietario, aprobación, revisión anual TEN</w:t>
+        <w:t xml:space="preserve">| **</w:t>
+      </w:r>
+    </w:p>
+    <w:p>
+      <w:pPr>
+        <w:pStyle w:val="BodyText"/>
+      </w:pPr>
+      <w:r>
+        <w:t xml:space="preserve">|. |</w:t>
+      </w:r>
+      <w:r>
+        <w:t xml:space="preserve"> </w:t>
+      </w:r>
+      <w:r>
+        <w:t xml:space="preserve">| Definido acercamiento | Entity implementa el requisito declarado ← Requisitos pruebas y procedimientos oficiales de prueba</w:t>
+      </w:r>
+      <w:r>
+        <w:t xml:space="preserve"> </w:t>
+      </w:r>
+      <w:r>
+        <w:t xml:space="preserve">| Enfoque personalizado | Entity diseña un control diferente que cumple con el objetivo personalizado de matriz de control Silencioso, análisis de riesgos, diseño, dependencias, pruebas, pruebas de funcionamiento, validación del evaluador</w:t>
+      </w:r>
+      <w:r>
+        <w:t xml:space="preserve"> </w:t>
+      </w:r>
+      <w:r>
+        <w:t xml:space="preserve">| Control compensatorio | Una limitación técnica o empresarial legítima impide el requisito declarado TEN Constraint, objetivo, riesgo adicional, control compensatorio, mantenimiento, validación, revisión anual |</w:t>
+      </w:r>
+      <w:r>
+        <w:t xml:space="preserve"> </w:t>
+      </w:r>
+      <w:r>
+        <w:t xml:space="preserve">| Análisis de riesgo focalizado — frecuencia | Un requisito permite a la entidad definir con qué frecuencia se produce una actividad TENA, amenazas, probabilidad, impacto, racionalidad, frecuencia, propietario, aprobación, revisión anual |</w:t>
       </w:r>
       <w:r>
         <w:t xml:space="preserve"> </w:t>
@@ -2800,8 +2706,8 @@
         <w:t xml:space="preserve">Confirme las expectativas de aceptación y evaluación antes de comprometerse a un enfoque.</w:t>
       </w:r>
     </w:p>
-    <w:bookmarkEnd w:id="32"/>
-    <w:bookmarkStart w:id="33" w:name="Xf7527355aa3107c490879934512b03c61be5bdd"/>
+    <w:bookmarkEnd w:id="21"/>
+    <w:bookmarkStart w:id="22" w:name="Xf7527355aa3107c490879934512b03c61be5bdd"/>
     <w:p>
       <w:pPr>
         <w:pStyle w:val="Heading1"/>
@@ -2816,8 +2722,8 @@
       </w:pPr>
       <w:r>
         <w:rPr>
+          <w:i/>
           <w:iCs/>
-          <w:i/>
         </w:rPr>
         <w:t xml:space="preserve">Install and Maintain Network Security Controls</w:t>
       </w:r>
@@ -2828,8 +2734,8 @@
       </w:pPr>
       <w:r>
         <w:rPr>
+          <w:b/>
           <w:bCs/>
-          <w:b/>
         </w:rPr>
         <w:t xml:space="preserve">Propósito de la solicitud:</w:t>
       </w:r>
@@ -2843,143 +2749,119 @@
         <w:t xml:space="preserve"> </w:t>
       </w:r>
       <w:r>
-        <w:t xml:space="preserve">Silencio…</w:t>
-      </w:r>
-    </w:p>
-    <w:p>
-      <w:pPr>
-        <w:pStyle w:val="BodyText"/>
-      </w:pPr>
-      <w:r>
-        <w:t xml:space="preserve">Silencio</w:t>
-      </w:r>
-      <w:r>
-        <w:t xml:space="preserve"> </w:t>
-      </w:r>
+        <w:t xml:space="preserve">|… |</w:t>
+      </w:r>
+    </w:p>
+    <w:tbl>
+      <w:tblPr>
+        <w:tblStyle w:val="Table"/>
+        <w:tblW w:type="pct" w:w="5000"/>
+        <w:tblLayout w:type="fixed"/>
+        <w:tblLook w:firstRow="1" w:lastRow="0" w:firstColumn="0" w:lastColumn="0" w:noHBand="0" w:noVBand="0" w:val="0020"/>
+      </w:tblPr>
+      <w:tblGrid>
+        <w:gridCol w:w="7920"/>
+      </w:tblGrid>
+      <w:tr>
+        <w:trPr>
+          <w:tblHeader w:val="on"/>
+        </w:trPr>
+        <w:tc>
+          <w:tcPr/>
+          <w:p>
+            <w:pPr>
+              <w:pStyle w:val="Compact"/>
+            </w:pPr>
+            <w:r>
+              <w:rPr>
+                <w:b/>
+                <w:bCs/>
+              </w:rPr>
+              <w:t xml:space="preserve">Grupo</w:t>
+            </w:r>
+          </w:p>
+        </w:tc>
+      </w:tr>
+      <w:tr>
+        <w:tc>
+          <w:tcPr/>
+          <w:p>
+            <w:pPr>
+              <w:pStyle w:val="Compact"/>
+            </w:pPr>
+            <w:r>
+              <w:t xml:space="preserve">1.1</w:t>
+            </w:r>
+          </w:p>
+        </w:tc>
+      </w:tr>
+      <w:tr>
+        <w:tc>
+          <w:tcPr/>
+          <w:p>
+            <w:pPr>
+              <w:pStyle w:val="Compact"/>
+            </w:pPr>
+            <w:r>
+              <w:t xml:space="preserve">1.2</w:t>
+            </w:r>
+          </w:p>
+        </w:tc>
+      </w:tr>
+      <w:tr>
+        <w:tc>
+          <w:tcPr/>
+          <w:p>
+            <w:pPr>
+              <w:pStyle w:val="Compact"/>
+            </w:pPr>
+            <w:r>
+              <w:t xml:space="preserve">tención 1.3</w:t>
+            </w:r>
+          </w:p>
+        </w:tc>
+      </w:tr>
+    </w:tbl>
+    <w:p>
+      <w:pPr>
+        <w:pStyle w:val="BodyText"/>
+      </w:pPr>
+      <w:r>
+        <w:t xml:space="preserve">TEN 1.4 TENCIÓN Las conexiones de control entre las redes confiables y no confiadas, incluyendo las protecciones contra el soborno y la divulgación. tención Confirme el alcance, propiedad, diseño, implementación, evidencia operativa, excepciones, corrección y retest. Diagramas de red, flujos de datos, conjuntos de reglas, aprobaciones, exámenes de seis meses, exportaciones de configuración</w:t>
+      </w:r>
+      <w:r>
+        <w:t xml:space="preserve"> </w:t>
+      </w:r>
+      <w:r>
+        <w:t xml:space="preserve">| 1.5 | Protege los dispositivos informáticos que se conectan a las redes no confiadas y al CDE. tención Confirme el alcance, propiedad, diseño, implementación, evidencia operativa, excepciones, corrección y retest. Diagramas de red, flujos de datos, conjuntos de reglas, aprobaciones, exámenes de seis meses, exportaciones de configuración</w:t>
+      </w:r>
+    </w:p>
+    <w:p>
+      <w:pPr>
+        <w:pStyle w:val="BodyText"/>
+      </w:pPr>
+      <w:r>
+        <w:t xml:space="preserve">** Nota de evaluación** Utilice el texto oficial PCI DSS v4.0.1 y el modelo de presentación de informes aplicable para requisitos exactos, notas de aplicabilidad, procedimientos de prueba, opciones de respuesta y documentación. Este manual explica; no reemplaza el estándar.</w:t>
+      </w:r>
+    </w:p>
+    <w:bookmarkEnd w:id="22"/>
+    <w:bookmarkStart w:id="23" w:name="requisito-2---configuraciones-seguras"/>
+    <w:p>
+      <w:pPr>
+        <w:pStyle w:val="Heading1"/>
+      </w:pPr>
+      <w:r>
+        <w:t xml:space="preserve">7. Requisito 2 - Configuraciones seguras</w:t>
+      </w:r>
+    </w:p>
+    <w:p>
+      <w:pPr>
+        <w:pStyle w:val="FirstParagraph"/>
+      </w:pPr>
       <w:r>
         <w:rPr>
-          <w:bCs/>
-          <w:b/>
-        </w:rPr>
-        <w:t xml:space="preserve">Group</w:t>
-      </w:r>
-      <w:r>
-        <w:t xml:space="preserve"> </w:t>
-      </w:r>
-      <w:r>
-        <w:t xml:space="preserve">Silencio</w:t>
-      </w:r>
-      <w:r>
-        <w:t xml:space="preserve"> </w:t>
-      </w:r>
-      <w:r>
-        <w:rPr>
-          <w:bCs/>
-          <w:b/>
-        </w:rPr>
-        <w:t xml:space="preserve">Plain meaning</w:t>
-      </w:r>
-      <w:r>
-        <w:t xml:space="preserve"> </w:t>
-      </w:r>
-      <w:r>
-        <w:t xml:space="preserve">Silencio</w:t>
-      </w:r>
-      <w:r>
-        <w:t xml:space="preserve"> </w:t>
-      </w:r>
-      <w:r>
-        <w:rPr>
-          <w:bCs/>
-          <w:b/>
-        </w:rPr>
-        <w:t xml:space="preserve">Verification focus</w:t>
-      </w:r>
-      <w:r>
-        <w:t xml:space="preserve"> </w:t>
-      </w:r>
-      <w:r>
-        <w:t xml:space="preserve">Silencio</w:t>
-      </w:r>
-      <w:r>
-        <w:t xml:space="preserve"> </w:t>
-      </w:r>
-      <w:r>
-        <w:rPr>
-          <w:bCs/>
-          <w:b/>
-        </w:rPr>
-        <w:t xml:space="preserve">Example evidence</w:t>
-      </w:r>
-      <w:r>
-        <w:t xml:space="preserve"> </w:t>
-      </w:r>
-      <w:r>
-        <w:t xml:space="preserve">Silencio</w:t>
-      </w:r>
-      <w:r>
-        <w:t xml:space="preserve"> </w:t>
-      </w:r>
-      <w:r>
-        <w:t xml:space="preserve">Silencio——————————————————————————————————————————————————————————————————————————————————————————————————————————————————————————————————————————————————————————————————————————————–</w:t>
-      </w:r>
-      <w:r>
-        <w:t xml:space="preserve"> </w:t>
-      </w:r>
-      <w:r>
-        <w:t xml:space="preserve">Silencio 1.1 Silencio Definir, asignar y documentar los procesos y roles utilizados para cumplir Requisitos 1. Silencio Confirmar alcance, propiedad, diseño, implementación, evidencia operativa, excepciones, corrección y retest. Diagramas de red, flujos de datos, conjuntos de reglas, aprobaciones, exámenes de seis meses, exportaciones de configuración</w:t>
-      </w:r>
-      <w:r>
-        <w:t xml:space="preserve"> </w:t>
-      </w:r>
-      <w:r>
-        <w:t xml:space="preserve">Silencio 1.2 Silencio Configurar los controles de seguridad de la red con reglas, estándares, diagramas, revisiones y control de cambios aprobados. tención Confirme el alcance, propiedad, diseño, implementación, evidencia operativa, excepciones, corrección y retest. Diagramas de red, flujos de datos, conjuntos de reglas, aprobaciones, exámenes de seis meses, exportaciones de configuración</w:t>
-      </w:r>
-      <w:r>
-        <w:t xml:space="preserve"> </w:t>
-      </w:r>
-      <w:r>
-        <w:t xml:space="preserve">tención 1.3 Silencio Restringir el tráfico de entrada y salida al entorno de datos de los titulares de tarjetas a lo que sea necesario. tención Confirme el alcance, propiedad, diseño, implementación, evidencia operativa, excepciones, corrección y retest. Diagramas de red, flujos de datos, conjuntos de reglas, aprobaciones, exámenes de seis meses, exportaciones de configuración</w:t>
-      </w:r>
-      <w:r>
-        <w:t xml:space="preserve"> </w:t>
-      </w:r>
-      <w:r>
-        <w:t xml:space="preserve">TEN 1.4 TENCIÓN Las conexiones de control entre las redes confiables y no confiadas, incluyendo las protecciones contra el soborno y la divulgación. tención Confirme el alcance, propiedad, diseño, implementación, evidencia operativa, excepciones, corrección y retest. Diagramas de red, flujos de datos, conjuntos de reglas, aprobaciones, exámenes de seis meses, exportaciones de configuración</w:t>
-      </w:r>
-      <w:r>
-        <w:t xml:space="preserve"> </w:t>
-      </w:r>
-      <w:r>
-        <w:t xml:space="preserve">Silencio 1.5 Silencio Protege los dispositivos informáticos que se conectan a las redes no confiadas y al CDE. tención Confirme el alcance, propiedad, diseño, implementación, evidencia operativa, excepciones, corrección y retest. Diagramas de red, flujos de datos, conjuntos de reglas, aprobaciones, exámenes de seis meses, exportaciones de configuración</w:t>
-      </w:r>
-    </w:p>
-    <w:p>
-      <w:pPr>
-        <w:pStyle w:val="BodyText"/>
-      </w:pPr>
-      <w:r>
-        <w:t xml:space="preserve">** Nota de evaluación** Utilice el texto oficial PCI DSS v4.0.1 y el modelo de presentación de informes aplicable para requisitos exactos, notas de aplicabilidad, procedimientos de prueba, opciones de respuesta y documentación. Este manual explica; no reemplaza el estándar.</w:t>
-      </w:r>
-    </w:p>
-    <w:bookmarkEnd w:id="33"/>
-    <w:bookmarkStart w:id="34" w:name="requisito-2---configuraciones-seguras"/>
-    <w:p>
-      <w:pPr>
-        <w:pStyle w:val="Heading1"/>
-      </w:pPr>
-      <w:r>
-        <w:t xml:space="preserve">7. Requisito 2 - Configuraciones seguras</w:t>
-      </w:r>
-    </w:p>
-    <w:p>
-      <w:pPr>
-        <w:pStyle w:val="FirstParagraph"/>
-      </w:pPr>
-      <w:r>
-        <w:rPr>
+          <w:i/>
           <w:iCs/>
-          <w:i/>
         </w:rPr>
         <w:t xml:space="preserve">Apply Secure Configurations to All System Components</w:t>
       </w:r>
@@ -2989,15 +2871,9 @@
         <w:pStyle w:val="BodyText"/>
       </w:pPr>
       <w:r>
-        <w:t xml:space="preserve">Silencio</w:t>
-      </w:r>
-      <w:r>
-        <w:t xml:space="preserve"> </w:t>
-      </w:r>
-      <w:r>
         <w:rPr>
+          <w:b/>
           <w:bCs/>
-          <w:b/>
         </w:rPr>
         <w:t xml:space="preserve">Propósito de solicitud:</w:t>
       </w:r>
@@ -3005,111 +2881,87 @@
         <w:t xml:space="preserve"> </w:t>
       </w:r>
       <w:r>
-        <w:t xml:space="preserve">Aplicar Configuraciones seguras a todos los componentes del sistema</w:t>
-      </w:r>
-      <w:r>
-        <w:t xml:space="preserve"> </w:t>
-      </w:r>
-      <w:r>
-        <w:t xml:space="preserve">Silencio…</w:t>
-      </w:r>
-    </w:p>
-    <w:p>
-      <w:pPr>
-        <w:pStyle w:val="BodyText"/>
-      </w:pPr>
-      <w:r>
-        <w:t xml:space="preserve">Silencio</w:t>
-      </w:r>
-      <w:r>
-        <w:t xml:space="preserve"> </w:t>
-      </w:r>
-      <w:r>
-        <w:rPr>
-          <w:bCs/>
-          <w:b/>
-        </w:rPr>
-        <w:t xml:space="preserve">Group</w:t>
-      </w:r>
-      <w:r>
-        <w:t xml:space="preserve"> </w:t>
-      </w:r>
-      <w:r>
-        <w:t xml:space="preserve">Silencio</w:t>
-      </w:r>
-      <w:r>
-        <w:t xml:space="preserve"> </w:t>
-      </w:r>
-      <w:r>
-        <w:rPr>
-          <w:bCs/>
-          <w:b/>
-        </w:rPr>
-        <w:t xml:space="preserve">Plain meaning</w:t>
-      </w:r>
-      <w:r>
-        <w:t xml:space="preserve"> </w:t>
-      </w:r>
-      <w:r>
-        <w:t xml:space="preserve">Silencio</w:t>
-      </w:r>
-      <w:r>
-        <w:t xml:space="preserve"> </w:t>
-      </w:r>
-      <w:r>
-        <w:rPr>
-          <w:bCs/>
-          <w:b/>
-        </w:rPr>
-        <w:t xml:space="preserve">Verification focus</w:t>
-      </w:r>
-      <w:r>
-        <w:t xml:space="preserve"> </w:t>
-      </w:r>
-      <w:r>
-        <w:t xml:space="preserve">Silencio</w:t>
-      </w:r>
-      <w:r>
-        <w:t xml:space="preserve"> </w:t>
-      </w:r>
-      <w:r>
-        <w:rPr>
-          <w:bCs/>
-          <w:b/>
-        </w:rPr>
-        <w:t xml:space="preserve">Example evidence</w:t>
-      </w:r>
-      <w:r>
-        <w:t xml:space="preserve"> </w:t>
-      </w:r>
-      <w:r>
-        <w:t xml:space="preserve">Silencio</w:t>
-      </w:r>
-      <w:r>
-        <w:t xml:space="preserve"> </w:t>
-      </w:r>
-      <w:r>
-        <w:t xml:space="preserve">Silencio————————————————————————————————————————————————————————————————————————————————————————————————————————————————————————————————————————————————————————————————————————————————————————————————————————————————————————————————————————————————————————————</w:t>
-      </w:r>
-      <w:r>
-        <w:t xml:space="preserve"> </w:t>
-      </w:r>
-      <w:r>
-        <w:t xml:space="preserve">tención 2.1 Silencio Definir, asignar y documentar procesos y roles de configuración segura. tención Confirme el alcance, propiedad, diseño, implementación, evidencia operativa, excepciones, corrección y retest. estándares de configuración, inventarios, escaneos de endurecimiento, reseñas de cuenta predeterminada y de servicio TEN</w:t>
-      </w:r>
-      <w:r>
-        <w:t xml:space="preserve"> </w:t>
-      </w:r>
-      <w:r>
-        <w:t xml:space="preserve">Ø 2.2 tención Desarrollar y aplicar normas de configuración; eliminar defectos, servicios innecesarios y ajustes inseguros. tención Confirme el alcance, propiedad, diseño, implementación, evidencia operativa, excepciones, corrección y retest. estándares de configuración, inventarios, escaneos de endurecimiento, reseñas de cuenta predeterminada y de servicio TEN</w:t>
-      </w:r>
-      <w:r>
-        <w:t xml:space="preserve"> </w:t>
-      </w:r>
-      <w:r>
-        <w:t xml:space="preserve">tención 2.3 ← Ambientes inalámbricos seguros con defectos cambiados, criptografía fuerte y ajustes gestionados. tención Confirme el alcance, propiedad, diseño, implementación, evidencia operativa, excepciones, corrección y retest. estándares de configuración, inventarios, escaneos de endurecimiento, reseñas de cuenta predeterminada y de servicio TEN</w:t>
-      </w:r>
-    </w:p>
+        <w:t xml:space="preserve">Aplicar Configuraciones seguras a todos los componentes del sistema |</w:t>
+      </w:r>
+    </w:p>
+    <w:p>
+      <w:pPr>
+        <w:pStyle w:val="BodyText"/>
+      </w:pPr>
+      <w:r>
+        <w:t xml:space="preserve">|… |</w:t>
+      </w:r>
+    </w:p>
+    <w:tbl>
+      <w:tblPr>
+        <w:tblStyle w:val="Table"/>
+        <w:tblW w:type="pct" w:w="5000"/>
+        <w:tblLayout w:type="fixed"/>
+        <w:tblLook w:firstRow="1" w:lastRow="0" w:firstColumn="0" w:lastColumn="0" w:noHBand="0" w:noVBand="0" w:val="0020"/>
+      </w:tblPr>
+      <w:tblGrid>
+        <w:gridCol w:w="7920"/>
+      </w:tblGrid>
+      <w:tr>
+        <w:trPr>
+          <w:tblHeader w:val="on"/>
+        </w:trPr>
+        <w:tc>
+          <w:tcPr/>
+          <w:p>
+            <w:pPr>
+              <w:pStyle w:val="Compact"/>
+            </w:pPr>
+            <w:r>
+              <w:rPr>
+                <w:b/>
+                <w:bCs/>
+              </w:rPr>
+              <w:t xml:space="preserve">Grupo</w:t>
+            </w:r>
+          </w:p>
+        </w:tc>
+      </w:tr>
+      <w:tr>
+        <w:tc>
+          <w:tcPr/>
+          <w:p>
+            <w:pPr>
+              <w:pStyle w:val="Compact"/>
+            </w:pPr>
+            <w:r>
+              <w:t xml:space="preserve">tención 2.1</w:t>
+            </w:r>
+          </w:p>
+        </w:tc>
+      </w:tr>
+      <w:tr>
+        <w:tc>
+          <w:tcPr/>
+          <w:p>
+            <w:pPr>
+              <w:pStyle w:val="Compact"/>
+            </w:pPr>
+            <w:r>
+              <w:t xml:space="preserve">Ø 2.2 tención Desarrollar y aplicar normas de configuración; eliminar defectos, servicios innecesarios y ajustes inseguros. tención Confirme el alcance, propiedad, diseño, implementación, evidencia operativa, excepciones, corrección y retest. estándares de configuración, inventarios, escaneos de endurecimiento, reseñas de cuenta predeterminada y de servicio</w:t>
+            </w:r>
+          </w:p>
+        </w:tc>
+      </w:tr>
+      <w:tr>
+        <w:tc>
+          <w:tcPr/>
+          <w:p>
+            <w:pPr>
+              <w:pStyle w:val="Compact"/>
+            </w:pPr>
+            <w:r>
+              <w:t xml:space="preserve">tención 2.3 ← Ambientes inalámbricos seguros con defectos cambiados, criptografía fuerte y ajustes gestionados. tención Confirme el alcance, propiedad, diseño, implementación, evidencia operativa, excepciones, corrección y retest. estándares de configuración, inventarios, escaneos de endurecimiento, reseñas de cuenta predeterminada y de servicio</w:t>
+            </w:r>
+          </w:p>
+        </w:tc>
+      </w:tr>
+    </w:tbl>
     <w:p>
       <w:pPr>
         <w:pStyle w:val="BodyText"/>
@@ -3120,11 +2972,11 @@
     </w:p>
     <w:p>
       <w:pPr>
+        <w:pStyle w:val="Compact"/>
         <w:numPr>
           <w:ilvl w:val="0"/>
           <w:numId w:val="1007"/>
         </w:numPr>
-        <w:pStyle w:val="Compact"/>
       </w:pPr>
       <w:r>
         <w:t xml:space="preserve">Requisitos 3 - Datos de la cuenta almacenada</w:t>
@@ -3136,8 +2988,8 @@
       </w:pPr>
       <w:r>
         <w:rPr>
+          <w:i/>
           <w:iCs/>
-          <w:i/>
         </w:rPr>
         <w:t xml:space="preserve">Protect Stored Account Data</w:t>
       </w:r>
@@ -3148,8 +3000,8 @@
       </w:pPr>
       <w:r>
         <w:rPr>
+          <w:b/>
           <w:bCs/>
-          <w:b/>
         </w:rPr>
         <w:t xml:space="preserve">Propósito de la solicitud:</w:t>
       </w:r>
@@ -3163,145 +3015,128 @@
         <w:t xml:space="preserve"> </w:t>
       </w:r>
       <w:r>
-        <w:t xml:space="preserve">Silencio…</w:t>
-      </w:r>
-    </w:p>
-    <w:p>
-      <w:pPr>
-        <w:pStyle w:val="BodyText"/>
-      </w:pPr>
-      <w:r>
-        <w:t xml:space="preserve">Silencio</w:t>
-      </w:r>
-      <w:r>
-        <w:t xml:space="preserve"> </w:t>
-      </w:r>
+        <w:t xml:space="preserve">|… |</w:t>
+      </w:r>
+    </w:p>
+    <w:tbl>
+      <w:tblPr>
+        <w:tblStyle w:val="Table"/>
+        <w:tblW w:type="pct" w:w="5000"/>
+        <w:tblLayout w:type="fixed"/>
+        <w:tblLook w:firstRow="1" w:lastRow="0" w:firstColumn="0" w:lastColumn="0" w:noHBand="0" w:noVBand="0" w:val="0020"/>
+      </w:tblPr>
+      <w:tblGrid>
+        <w:gridCol w:w="7920"/>
+      </w:tblGrid>
+      <w:tr>
+        <w:trPr>
+          <w:tblHeader w:val="on"/>
+        </w:trPr>
+        <w:tc>
+          <w:tcPr/>
+          <w:p>
+            <w:pPr>
+              <w:pStyle w:val="Compact"/>
+            </w:pPr>
+            <w:r>
+              <w:rPr>
+                <w:b/>
+                <w:bCs/>
+              </w:rPr>
+              <w:t xml:space="preserve">Grupo</w:t>
+            </w:r>
+          </w:p>
+        </w:tc>
+      </w:tr>
+      <w:tr>
+        <w:tc>
+          <w:tcPr/>
+          <w:p>
+            <w:pPr>
+              <w:pStyle w:val="Compact"/>
+            </w:pPr>
+            <w:r>
+              <w:t xml:space="preserve">tención 3.1</w:t>
+            </w:r>
+          </w:p>
+        </w:tc>
+      </w:tr>
+      <w:tr>
+        <w:tc>
+          <w:tcPr/>
+          <w:p>
+            <w:pPr>
+              <w:pStyle w:val="Compact"/>
+            </w:pPr>
+            <w:r>
+              <w:t xml:space="preserve">3.2</w:t>
+            </w:r>
+          </w:p>
+        </w:tc>
+      </w:tr>
+      <w:tr>
+        <w:tc>
+          <w:tcPr/>
+          <w:p>
+            <w:pPr>
+              <w:pStyle w:val="Compact"/>
+            </w:pPr>
+            <w:r>
+              <w:t xml:space="preserve">tención 3.3</w:t>
+            </w:r>
+          </w:p>
+        </w:tc>
+      </w:tr>
+      <w:tr>
+        <w:tc>
+          <w:tcPr/>
+          <w:p>
+            <w:pPr>
+              <w:pStyle w:val="Compact"/>
+            </w:pPr>
+            <w:r>
+              <w:t xml:space="preserve">3.4</w:t>
+            </w:r>
+          </w:p>
+        </w:tc>
+      </w:tr>
+    </w:tbl>
+    <w:p>
+      <w:pPr>
+        <w:pStyle w:val="BodyText"/>
+      </w:pPr>
+      <w:r>
+        <w:t xml:space="preserve">TEN 3.5 Ø Render guardó PAN inalcanzable utilizando métodos aprobados y protegiendo cualquier mecanismo relacionado. tención Confirme el alcance, propiedad, diseño, implementación, evidencia operativa, excepciones, corrección y retest. inventario de datos, calendario de retención, resultados de descubrimiento, cifrado y registros de gestión clave</w:t>
+      </w:r>
+      <w:r>
+        <w:t xml:space="preserve"> </w:t>
+      </w:r>
+      <w:r>
+        <w:t xml:space="preserve">| 3.6 | Protege las claves criptográficas utilizadas para asegurar los datos de la cuenta almacenada. tención Confirme el alcance, propiedad, diseño, implementación, evidencia operativa, excepciones, corrección y retest. inventario de datos, calendario de retención, resultados de descubrimiento, cifrado y registros de gestión clave</w:t>
+      </w:r>
+      <w:r>
+        <w:t xml:space="preserve"> </w:t>
+      </w:r>
+      <w:r>
+        <w:t xml:space="preserve">| 3.7 ← Operar procesos completos de ciclo de vida de gestión clave. tención Confirme el alcance, propiedad, diseño, implementación, evidencia operativa, excepciones, corrección y retest. inventario de datos, calendario de retención, resultados de descubrimiento, cifrado y registros de gestión clave |</w:t>
+      </w:r>
+    </w:p>
+    <w:p>
+      <w:pPr>
+        <w:pStyle w:val="BodyText"/>
+      </w:pPr>
+      <w:r>
+        <w:t xml:space="preserve">** Nota de evaluación** Utilice el texto oficial PCI DSS v4.0.1 y el modelo de presentación de informes aplicable para requisitos exactos, notas de aplicabilidad, procedimientos de prueba, opciones de respuesta y documentación. Este manual explica; no reemplaza el estándar.</w:t>
+      </w:r>
+    </w:p>
+    <w:p>
+      <w:pPr>
+        <w:pStyle w:val="BodyText"/>
+      </w:pPr>
       <w:r>
         <w:rPr>
-          <w:bCs/>
-          <w:b/>
-        </w:rPr>
-        <w:t xml:space="preserve">Group</w:t>
-      </w:r>
-      <w:r>
-        <w:t xml:space="preserve"> </w:t>
-      </w:r>
-      <w:r>
-        <w:t xml:space="preserve">Silencio</w:t>
-      </w:r>
-      <w:r>
-        <w:t xml:space="preserve"> </w:t>
-      </w:r>
-      <w:r>
-        <w:rPr>
-          <w:bCs/>
-          <w:b/>
-        </w:rPr>
-        <w:t xml:space="preserve">Plain meaning</w:t>
-      </w:r>
-      <w:r>
-        <w:t xml:space="preserve"> </w:t>
-      </w:r>
-      <w:r>
-        <w:t xml:space="preserve">Silencio</w:t>
-      </w:r>
-      <w:r>
-        <w:t xml:space="preserve"> </w:t>
-      </w:r>
-      <w:r>
-        <w:rPr>
-          <w:bCs/>
-          <w:b/>
-        </w:rPr>
-        <w:t xml:space="preserve">Verification focus</w:t>
-      </w:r>
-      <w:r>
-        <w:t xml:space="preserve"> </w:t>
-      </w:r>
-      <w:r>
-        <w:t xml:space="preserve">Silencio</w:t>
-      </w:r>
-      <w:r>
-        <w:t xml:space="preserve"> </w:t>
-      </w:r>
-      <w:r>
-        <w:rPr>
-          <w:bCs/>
-          <w:b/>
-        </w:rPr>
-        <w:t xml:space="preserve">Example evidence</w:t>
-      </w:r>
-      <w:r>
-        <w:t xml:space="preserve"> </w:t>
-      </w:r>
-      <w:r>
-        <w:t xml:space="preserve">Silencio</w:t>
-      </w:r>
-      <w:r>
-        <w:t xml:space="preserve"> </w:t>
-      </w:r>
-      <w:r>
-        <w:t xml:space="preserve">Silencio——————————————————————————————————————————————————————————————————————————————————————————————————————————————————————————————————————————————————————————————————————————————————————————————————————————————–</w:t>
-      </w:r>
-      <w:r>
-        <w:t xml:space="preserve"> </w:t>
-      </w:r>
-      <w:r>
-        <w:t xml:space="preserve">tención 3.1 Silencio Definir, asignar y documentar procesos y roles de protección de datos almacenados. tención Confirme el alcance, propiedad, diseño, implementación, evidencia operativa, excepciones, corrección y retest. inventario de datos, calendario de retención, resultados de descubrimiento, cifrado y registros de gestión clave</w:t>
-      </w:r>
-      <w:r>
-        <w:t xml:space="preserve"> </w:t>
-      </w:r>
-      <w:r>
-        <w:t xml:space="preserve">Silencio 3.2 Silencio Minimizar el almacenamiento de cuenta-datos mediante retención, eliminación segura y descubrimiento de ubicación de datos. tención Confirme el alcance, propiedad, diseño, implementación, evidencia operativa, excepciones, corrección y retest. inventario de datos, calendario de retención, resultados de descubrimiento, cifrado y registros de gestión clave</w:t>
-      </w:r>
-      <w:r>
-        <w:t xml:space="preserve"> </w:t>
-      </w:r>
-      <w:r>
-        <w:t xml:space="preserve">tención 3.3 Silencio Nunca retener datos de autenticación sensibles después de la autorización, incluso cuando está encriptado, excepto los casos de emisor permitidos. tención Confirme el alcance, propiedad, diseño, implementación, evidencia operativa, excepciones, corrección y retest. inventario de datos, calendario de retención, resultados de descubrimiento, cifrado y registros de gestión clave</w:t>
-      </w:r>
-      <w:r>
-        <w:t xml:space="preserve"> </w:t>
-      </w:r>
-      <w:r>
-        <w:t xml:space="preserve">Silencio 3.4 Silencio Limit displays and remote copying or relocation of full PAN to people with a documented need. tención Confirme el alcance, propiedad, diseño, implementación, evidencia operativa, excepciones, corrección y retest. inventario de datos, calendario de retención, resultados de descubrimiento, cifrado y registros de gestión clave</w:t>
-      </w:r>
-      <w:r>
-        <w:t xml:space="preserve"> </w:t>
-      </w:r>
-      <w:r>
-        <w:t xml:space="preserve">TEN 3.5 Ø Render guardó PAN inalcanzable utilizando métodos aprobados y protegiendo cualquier mecanismo relacionado. tención Confirme el alcance, propiedad, diseño, implementación, evidencia operativa, excepciones, corrección y retest. inventario de datos, calendario de retención, resultados de descubrimiento, cifrado y registros de gestión clave</w:t>
-      </w:r>
-      <w:r>
-        <w:t xml:space="preserve"> </w:t>
-      </w:r>
-      <w:r>
-        <w:t xml:space="preserve">Silencio 3.6 Silencio Protege las claves criptográficas utilizadas para asegurar los datos de la cuenta almacenada. tención Confirme el alcance, propiedad, diseño, implementación, evidencia operativa, excepciones, corrección y retest. inventario de datos, calendario de retención, resultados de descubrimiento, cifrado y registros de gestión clave</w:t>
-      </w:r>
-      <w:r>
-        <w:t xml:space="preserve"> </w:t>
-      </w:r>
-      <w:r>
-        <w:t xml:space="preserve">Silencio 3.7 ← Operar procesos completos de ciclo de vida de gestión clave. tención Confirme el alcance, propiedad, diseño, implementación, evidencia operativa, excepciones, corrección y retest. inventario de datos, calendario de retención, resultados de descubrimiento, cifrado y registros de gestión clave</w:t>
-      </w:r>
-    </w:p>
-    <w:p>
-      <w:pPr>
-        <w:pStyle w:val="BodyText"/>
-      </w:pPr>
-      <w:r>
-        <w:t xml:space="preserve">** Nota de evaluación** Utilice el texto oficial PCI DSS v4.0.1 y el modelo de presentación de informes aplicable para requisitos exactos, notas de aplicabilidad, procedimientos de prueba, opciones de respuesta y documentación. Este manual explica; no reemplaza el estándar.</w:t>
-      </w:r>
-    </w:p>
-    <w:p>
-      <w:pPr>
-        <w:pStyle w:val="BodyText"/>
-      </w:pPr>
-      <w:r>
-        <w:rPr>
+          <w:i/>
           <w:iCs/>
-          <w:i/>
         </w:rPr>
         <w:t xml:space="preserve">Prohibición crítica</w:t>
       </w:r>
@@ -3315,11 +3150,11 @@
         <w:t xml:space="preserve"> </w:t>
       </w:r>
       <w:r>
-        <w:t xml:space="preserve">Silencio.</w:t>
-      </w:r>
-    </w:p>
-    <w:bookmarkEnd w:id="34"/>
-    <w:bookmarkStart w:id="35" w:name="requisement-4-transmission-cryptography"/>
+        <w:t xml:space="preserve">|. |</w:t>
+      </w:r>
+    </w:p>
+    <w:bookmarkEnd w:id="23"/>
+    <w:bookmarkStart w:id="24" w:name="requisement-4-transmission-cryptography"/>
     <w:p>
       <w:pPr>
         <w:pStyle w:val="Heading1"/>
@@ -3334,8 +3169,8 @@
       </w:pPr>
       <w:r>
         <w:rPr>
+          <w:i/>
           <w:iCs/>
-          <w:i/>
         </w:rPr>
         <w:t xml:space="preserve">Protect Cardholder Data with Strong Cryptography During Transmission Over Open, Public Networks</w:t>
       </w:r>
@@ -3345,15 +3180,9 @@
         <w:pStyle w:val="BodyText"/>
       </w:pPr>
       <w:r>
-        <w:t xml:space="preserve">Silencio</w:t>
-      </w:r>
-      <w:r>
-        <w:t xml:space="preserve"> </w:t>
-      </w:r>
-      <w:r>
         <w:rPr>
+          <w:b/>
           <w:bCs/>
-          <w:b/>
         </w:rPr>
         <w:t xml:space="preserve">Propósito de solicitud:</w:t>
       </w:r>
@@ -3361,129 +3190,98 @@
         <w:t xml:space="preserve"> </w:t>
       </w:r>
       <w:r>
-        <w:t xml:space="preserve">Proteger los datos de los titulares de tarjetas con una fuerte cryptografía durante la transmisión a través de redes públicas</w:t>
-      </w:r>
-      <w:r>
-        <w:t xml:space="preserve"> </w:t>
-      </w:r>
-      <w:r>
-        <w:t xml:space="preserve">Silencio…</w:t>
-      </w:r>
-    </w:p>
-    <w:p>
-      <w:pPr>
-        <w:pStyle w:val="BodyText"/>
-      </w:pPr>
-      <w:r>
-        <w:t xml:space="preserve">Silencio</w:t>
-      </w:r>
-      <w:r>
-        <w:t xml:space="preserve"> </w:t>
-      </w:r>
+        <w:t xml:space="preserve">Proteger los datos de los titulares de tarjetas con una fuerte cryptografía durante la transmisión a través de redes públicas |</w:t>
+      </w:r>
+    </w:p>
+    <w:p>
+      <w:pPr>
+        <w:pStyle w:val="BodyText"/>
+      </w:pPr>
+      <w:r>
+        <w:t xml:space="preserve">|… |</w:t>
+      </w:r>
+    </w:p>
+    <w:tbl>
+      <w:tblPr>
+        <w:tblStyle w:val="Table"/>
+        <w:tblW w:type="pct" w:w="5000"/>
+        <w:tblLayout w:type="fixed"/>
+        <w:tblLook w:firstRow="1" w:lastRow="0" w:firstColumn="0" w:lastColumn="0" w:noHBand="0" w:noVBand="0" w:val="0020"/>
+      </w:tblPr>
+      <w:tblGrid>
+        <w:gridCol w:w="7920"/>
+      </w:tblGrid>
+      <w:tr>
+        <w:trPr>
+          <w:tblHeader w:val="on"/>
+        </w:trPr>
+        <w:tc>
+          <w:tcPr/>
+          <w:p>
+            <w:pPr>
+              <w:pStyle w:val="Compact"/>
+            </w:pPr>
+            <w:r>
+              <w:rPr>
+                <w:b/>
+                <w:bCs/>
+              </w:rPr>
+              <w:t xml:space="preserve">Grupo</w:t>
+            </w:r>
+          </w:p>
+        </w:tc>
+      </w:tr>
+      <w:tr>
+        <w:tc>
+          <w:tcPr/>
+          <w:p>
+            <w:pPr>
+              <w:pStyle w:val="Compact"/>
+            </w:pPr>
+            <w:r>
+              <w:t xml:space="preserve">tención 4.1</w:t>
+            </w:r>
+          </w:p>
+        </w:tc>
+      </w:tr>
+      <w:tr>
+        <w:tc>
+          <w:tcPr/>
+          <w:p>
+            <w:pPr>
+              <w:pStyle w:val="Compact"/>
+            </w:pPr>
+            <w:r>
+              <w:t xml:space="preserve">TEN 4.2</w:t>
+            </w:r>
+          </w:p>
+        </w:tc>
+      </w:tr>
+    </w:tbl>
+    <w:p>
+      <w:pPr>
+        <w:pStyle w:val="BodyText"/>
+      </w:pPr>
+      <w:r>
+        <w:t xml:space="preserve">** Nota de evaluación** Utilice el texto oficial PCI DSS v4.0.1 y el modelo de presentación de informes aplicable para requisitos exactos, notas de aplicabilidad, procedimientos de prueba, opciones de respuesta y documentación. Este manual explica; no reemplaza el estándar.</w:t>
+      </w:r>
+    </w:p>
+    <w:p>
+      <w:pPr>
+        <w:pStyle w:val="BodyText"/>
+      </w:pPr>
+      <w:r>
+        <w:t xml:space="preserve">Requisito 5 - Software malicioso</w:t>
+      </w:r>
+    </w:p>
+    <w:p>
+      <w:pPr>
+        <w:pStyle w:val="BodyText"/>
+      </w:pPr>
       <w:r>
         <w:rPr>
-          <w:bCs/>
-          <w:b/>
-        </w:rPr>
-        <w:t xml:space="preserve">Group</w:t>
-      </w:r>
-      <w:r>
-        <w:t xml:space="preserve"> </w:t>
-      </w:r>
-      <w:r>
-        <w:t xml:space="preserve">Silencio</w:t>
-      </w:r>
-      <w:r>
-        <w:t xml:space="preserve"> </w:t>
-      </w:r>
-      <w:r>
-        <w:rPr>
-          <w:bCs/>
-          <w:b/>
-        </w:rPr>
-        <w:t xml:space="preserve">Plain meaning</w:t>
-      </w:r>
-      <w:r>
-        <w:t xml:space="preserve"> </w:t>
-      </w:r>
-      <w:r>
-        <w:t xml:space="preserve">Silencio</w:t>
-      </w:r>
-      <w:r>
-        <w:t xml:space="preserve"> </w:t>
-      </w:r>
-      <w:r>
-        <w:rPr>
-          <w:bCs/>
-          <w:b/>
-        </w:rPr>
-        <w:t xml:space="preserve">Verification focus</w:t>
-      </w:r>
-      <w:r>
-        <w:t xml:space="preserve"> </w:t>
-      </w:r>
-      <w:r>
-        <w:t xml:space="preserve">Silencio</w:t>
-      </w:r>
-      <w:r>
-        <w:t xml:space="preserve"> </w:t>
-      </w:r>
-      <w:r>
-        <w:rPr>
-          <w:bCs/>
-          <w:b/>
-        </w:rPr>
-        <w:t xml:space="preserve">Example evidence</w:t>
-      </w:r>
-      <w:r>
-        <w:t xml:space="preserve"> </w:t>
-      </w:r>
-      <w:r>
-        <w:t xml:space="preserve">Silencio</w:t>
-      </w:r>
-      <w:r>
-        <w:t xml:space="preserve"> </w:t>
-      </w:r>
-      <w:r>
-        <w:t xml:space="preserve">Silencio—————————————————————————————————————————————————————————————————————————————————————————————————————————————————————————————————————————————————————————————————————————————————————————————————————————————————————————————————————————————————————————-</w:t>
-      </w:r>
-      <w:r>
-        <w:t xml:space="preserve"> </w:t>
-      </w:r>
-      <w:r>
-        <w:t xml:space="preserve">tención 4.1 Silencio Definir, asignar y documentar procesos y roles de protección de transmisión. tención Confirme el alcance, propiedad, diseño, implementación, evidencia operativa, excepciones, corrección y retest. flujos de datos, configuración de protocolos y certificados, pruebas de transmisión, inventario de certificados</w:t>
-      </w:r>
-      <w:r>
-        <w:t xml:space="preserve"> </w:t>
-      </w:r>
-      <w:r>
-        <w:t xml:space="preserve">TEN 4.2 TENIDO Utilice una criptografía fuerte y claves de confianza o certificados cada vez que el PAN cruza abierto, redes públicas. tención Confirme el alcance, propiedad, diseño, implementación, evidencia operativa, excepciones, corrección y retest. flujos de datos, configuración de protocolos y certificados, pruebas de transmisión, inventario de certificados</w:t>
-      </w:r>
-    </w:p>
-    <w:p>
-      <w:pPr>
-        <w:pStyle w:val="BodyText"/>
-      </w:pPr>
-      <w:r>
-        <w:t xml:space="preserve">** Nota de evaluación** Utilice el texto oficial PCI DSS v4.0.1 y el modelo de presentación de informes aplicable para requisitos exactos, notas de aplicabilidad, procedimientos de prueba, opciones de respuesta y documentación. Este manual explica; no reemplaza el estándar.</w:t>
-      </w:r>
-    </w:p>
-    <w:p>
-      <w:pPr>
-        <w:pStyle w:val="BodyText"/>
-      </w:pPr>
-      <w:r>
-        <w:t xml:space="preserve">Requisito 5 - Software malicioso</w:t>
-      </w:r>
-    </w:p>
-    <w:p>
-      <w:pPr>
-        <w:pStyle w:val="BodyText"/>
-      </w:pPr>
-      <w:r>
-        <w:rPr>
+          <w:i/>
           <w:iCs/>
-          <w:i/>
         </w:rPr>
         <w:t xml:space="preserve">Proteger todos los sistemas y redes del software malicioso</w:t>
       </w:r>
@@ -3494,8 +3292,8 @@
       </w:pPr>
       <w:r>
         <w:rPr>
+          <w:b/>
           <w:bCs/>
-          <w:b/>
         </w:rPr>
         <w:t xml:space="preserve">Propósito de la adquisición:</w:t>
       </w:r>
@@ -3509,137 +3307,133 @@
         <w:t xml:space="preserve"> </w:t>
       </w:r>
       <w:r>
-        <w:t xml:space="preserve">Silencio…</w:t>
-      </w:r>
-    </w:p>
-    <w:p>
-      <w:pPr>
-        <w:pStyle w:val="BodyText"/>
-      </w:pPr>
-      <w:r>
-        <w:t xml:space="preserve">Silencio</w:t>
-      </w:r>
-      <w:r>
-        <w:t xml:space="preserve"> </w:t>
-      </w:r>
+        <w:t xml:space="preserve">|… |</w:t>
+      </w:r>
+    </w:p>
+    <w:p>
+      <w:pPr>
+        <w:pStyle w:val="BodyText"/>
+      </w:pPr>
       <w:r>
         <w:rPr>
+          <w:b/>
           <w:bCs/>
+        </w:rPr>
+        <w:t xml:space="preserve">Grupo</w:t>
+      </w:r>
+      <w:r>
+        <w:t xml:space="preserve"> </w:t>
+      </w:r>
+      <w:r>
+        <w:t xml:space="preserve">|</w:t>
+      </w:r>
+      <w:r>
+        <w:t xml:space="preserve"> </w:t>
+      </w:r>
+      <w:r>
+        <w:rPr>
           <w:b/>
+          <w:bCs/>
         </w:rPr>
-        <w:t xml:space="preserve">Group</w:t>
-      </w:r>
-      <w:r>
-        <w:t xml:space="preserve"> </w:t>
-      </w:r>
-      <w:r>
-        <w:t xml:space="preserve">Silencio</w:t>
+        <w:t xml:space="preserve">Significado claro</w:t>
+      </w:r>
+      <w:r>
+        <w:t xml:space="preserve"> </w:t>
+      </w:r>
+      <w:r>
+        <w:t xml:space="preserve">|</w:t>
       </w:r>
       <w:r>
         <w:t xml:space="preserve"> </w:t>
       </w:r>
       <w:r>
         <w:rPr>
+          <w:b/>
           <w:bCs/>
+        </w:rPr>
+        <w:t xml:space="preserve">Enfoque de verificación</w:t>
+      </w:r>
+      <w:r>
+        <w:t xml:space="preserve"> </w:t>
+      </w:r>
+      <w:r>
+        <w:t xml:space="preserve">|</w:t>
+      </w:r>
+      <w:r>
+        <w:t xml:space="preserve"> </w:t>
+      </w:r>
+      <w:r>
+        <w:rPr>
           <w:b/>
+          <w:bCs/>
         </w:rPr>
-        <w:t xml:space="preserve">Plain meaning</w:t>
-      </w:r>
-      <w:r>
-        <w:t xml:space="preserve"> </w:t>
-      </w:r>
-      <w:r>
-        <w:t xml:space="preserve">Silencio</w:t>
-      </w:r>
-      <w:r>
-        <w:t xml:space="preserve"> </w:t>
-      </w:r>
+        <w:t xml:space="preserve">Evidencia de ejemplo</w:t>
+      </w:r>
+      <w:r>
+        <w:t xml:space="preserve"> </w:t>
+      </w:r>
+      <w:r>
+        <w:t xml:space="preserve">|</w:t>
+      </w:r>
+    </w:p>
+    <w:p>
+      <w:pPr>
+        <w:pStyle w:val="BodyText"/>
+      </w:pPr>
+      <w:r>
+        <w:t xml:space="preserve">La inmortalidad———————————————————————————————————————————————————————————————————————————————————————————————————————————————————————————————————————————————————————————————————————————————————-</w:t>
+      </w:r>
+      <w:r>
+        <w:t xml:space="preserve"> </w:t>
+      </w:r>
+      <w:r>
+        <w:t xml:space="preserve">| 5.1 | Definir, asignar y documentar procesos y roles antimalware. tención Confirme el alcance, propiedad, diseño, implementación, evidencia operativa, excepciones, corrección y retest. Evaluación de riesgo de malware, cobertura de agentes, políticas, alertas, actualizaciones, controles de phishing</w:t>
+      </w:r>
+      <w:r>
+        <w:t xml:space="preserve"> </w:t>
+      </w:r>
+      <w:r>
+        <w:t xml:space="preserve">TEN 5.2 TENCIÓN Evitar, detectar y eliminar el malware en sistemas generalmente afectados o evaluados periódicamente como no en riesgo. tención Confirme el alcance, propiedad, diseño, implementación, evidencia operativa, excepciones, corrección y retest. Evaluación de riesgo de malware, cobertura de agentes, políticas, alertas, actualizaciones, controles de phishing</w:t>
+      </w:r>
+      <w:r>
+        <w:t xml:space="preserve"> </w:t>
+      </w:r>
+      <w:r>
+        <w:t xml:space="preserve">| 5.3 | Mantener mecanismos antimalware activos, actuales, protegidos, conectados, monitoreados y limitados a la desactivación autorizada. tención Confirme el alcance, propiedad, diseño, implementación, evidencia operativa, excepciones, corrección y retest. Evaluación de riesgo de malware, cobertura de agentes, políticas, alertas, actualizaciones, controles de phishing</w:t>
+      </w:r>
+      <w:r>
+        <w:t xml:space="preserve"> </w:t>
+      </w:r>
+      <w:r>
+        <w:t xml:space="preserve">TEN 5.4 | Utilizar mecanismos automatizados y procesos de capacitación para proteger al personal de los ataques de phishing. tención Confirme el alcance, propiedad, diseño, implementación, evidencia operativa, excepciones, corrección y retest. Evaluación de riesgo de malware, cobertura de agentes, políticas, alertas, actualizaciones, controles de phishing</w:t>
+      </w:r>
+    </w:p>
+    <w:p>
+      <w:pPr>
+        <w:pStyle w:val="BodyText"/>
+      </w:pPr>
+      <w:r>
+        <w:t xml:space="preserve">** Nota de evaluación** Utilice el texto oficial PCI DSS v4.0.1 y el modelo de presentación de informes aplicable para requisitos exactos, notas de aplicabilidad, procedimientos de prueba, opciones de respuesta y documentación. Este manual explica; no reemplaza el estándar.</w:t>
+      </w:r>
+    </w:p>
+    <w:bookmarkEnd w:id="24"/>
+    <w:bookmarkStart w:id="25" w:name="Xeec1017ce63c1a185ca0e664969aceafc484620"/>
+    <w:p>
+      <w:pPr>
+        <w:pStyle w:val="Heading1"/>
+      </w:pPr>
+      <w:r>
+        <w:t xml:space="preserve">11. Requisito 6 - Sistemas seguros y software</w:t>
+      </w:r>
+    </w:p>
+    <w:p>
+      <w:pPr>
+        <w:pStyle w:val="FirstParagraph"/>
+      </w:pPr>
       <w:r>
         <w:rPr>
-          <w:bCs/>
-          <w:b/>
-        </w:rPr>
-        <w:t xml:space="preserve">Verification focus</w:t>
-      </w:r>
-      <w:r>
-        <w:t xml:space="preserve"> </w:t>
-      </w:r>
-      <w:r>
-        <w:t xml:space="preserve">Silencio</w:t>
-      </w:r>
-      <w:r>
-        <w:t xml:space="preserve"> </w:t>
-      </w:r>
-      <w:r>
-        <w:rPr>
-          <w:bCs/>
-          <w:b/>
-        </w:rPr>
-        <w:t xml:space="preserve">Example evidence</w:t>
-      </w:r>
-      <w:r>
-        <w:t xml:space="preserve"> </w:t>
-      </w:r>
-      <w:r>
-        <w:t xml:space="preserve">Silencio</w:t>
-      </w:r>
-      <w:r>
-        <w:t xml:space="preserve"> </w:t>
-      </w:r>
-      <w:r>
-        <w:t xml:space="preserve">La inmortalidad———————————————————————————————————————————————————————————————————————————————————————————————————————————————————————————————————————————————————————————————————————————————————-</w:t>
-      </w:r>
-      <w:r>
-        <w:t xml:space="preserve"> </w:t>
-      </w:r>
-      <w:r>
-        <w:t xml:space="preserve">Silencio 5.1 Silencio Definir, asignar y documentar procesos y roles antimalware. tención Confirme el alcance, propiedad, diseño, implementación, evidencia operativa, excepciones, corrección y retest. Evaluación de riesgo de malware, cobertura de agentes, políticas, alertas, actualizaciones, controles de phishing</w:t>
-      </w:r>
-      <w:r>
-        <w:t xml:space="preserve"> </w:t>
-      </w:r>
-      <w:r>
-        <w:t xml:space="preserve">TEN 5.2 TENCIÓN Evitar, detectar y eliminar el malware en sistemas generalmente afectados o evaluados periódicamente como no en riesgo. tención Confirme el alcance, propiedad, diseño, implementación, evidencia operativa, excepciones, corrección y retest. Evaluación de riesgo de malware, cobertura de agentes, políticas, alertas, actualizaciones, controles de phishing</w:t>
-      </w:r>
-      <w:r>
-        <w:t xml:space="preserve"> </w:t>
-      </w:r>
-      <w:r>
-        <w:t xml:space="preserve">Silencio 5.3 Silencio Mantener mecanismos antimalware activos, actuales, protegidos, conectados, monitoreados y limitados a la desactivación autorizada. tención Confirme el alcance, propiedad, diseño, implementación, evidencia operativa, excepciones, corrección y retest. Evaluación de riesgo de malware, cobertura de agentes, políticas, alertas, actualizaciones, controles de phishing</w:t>
-      </w:r>
-      <w:r>
-        <w:t xml:space="preserve"> </w:t>
-      </w:r>
-      <w:r>
-        <w:t xml:space="preserve">TEN 5.4 TENIDO Utilizar mecanismos automatizados y procesos de capacitación para proteger al personal de los ataques de phishing. tención Confirme el alcance, propiedad, diseño, implementación, evidencia operativa, excepciones, corrección y retest. Evaluación de riesgo de malware, cobertura de agentes, políticas, alertas, actualizaciones, controles de phishing</w:t>
-      </w:r>
-    </w:p>
-    <w:p>
-      <w:pPr>
-        <w:pStyle w:val="BodyText"/>
-      </w:pPr>
-      <w:r>
-        <w:t xml:space="preserve">** Nota de evaluación** Utilice el texto oficial PCI DSS v4.0.1 y el modelo de presentación de informes aplicable para requisitos exactos, notas de aplicabilidad, procedimientos de prueba, opciones de respuesta y documentación. Este manual explica; no reemplaza el estándar.</w:t>
-      </w:r>
-    </w:p>
-    <w:bookmarkEnd w:id="35"/>
-    <w:bookmarkStart w:id="36" w:name="Xeec1017ce63c1a185ca0e664969aceafc484620"/>
-    <w:p>
-      <w:pPr>
-        <w:pStyle w:val="Heading1"/>
-      </w:pPr>
-      <w:r>
-        <w:t xml:space="preserve">11. Requisito 6 - Sistemas seguros y software</w:t>
-      </w:r>
-    </w:p>
-    <w:p>
-      <w:pPr>
-        <w:pStyle w:val="FirstParagraph"/>
-      </w:pPr>
-      <w:r>
-        <w:rPr>
+          <w:i/>
           <w:iCs/>
-          <w:i/>
         </w:rPr>
         <w:t xml:space="preserve">Desarrollar y mantener sistemas y software seguros</w:t>
       </w:r>
@@ -3650,8 +3444,8 @@
       </w:pPr>
       <w:r>
         <w:rPr>
+          <w:b/>
           <w:bCs/>
-          <w:b/>
         </w:rPr>
         <w:t xml:space="preserve">Propósito de la adquisición:</w:t>
       </w:r>
@@ -3665,117 +3459,105 @@
         <w:t xml:space="preserve"> </w:t>
       </w:r>
       <w:r>
-        <w:t xml:space="preserve">Silencio…</w:t>
-      </w:r>
-    </w:p>
-    <w:p>
-      <w:pPr>
-        <w:pStyle w:val="BodyText"/>
-      </w:pPr>
-      <w:r>
-        <w:t xml:space="preserve">Silencio</w:t>
-      </w:r>
-      <w:r>
-        <w:t xml:space="preserve"> </w:t>
-      </w:r>
-      <w:r>
-        <w:rPr>
-          <w:bCs/>
-          <w:b/>
-        </w:rPr>
-        <w:t xml:space="preserve">Group</w:t>
-      </w:r>
-      <w:r>
-        <w:t xml:space="preserve"> </w:t>
-      </w:r>
-      <w:r>
-        <w:t xml:space="preserve">Silencio</w:t>
-      </w:r>
-      <w:r>
-        <w:t xml:space="preserve"> </w:t>
-      </w:r>
-      <w:r>
-        <w:rPr>
-          <w:bCs/>
-          <w:b/>
-        </w:rPr>
-        <w:t xml:space="preserve">Plain meaning</w:t>
-      </w:r>
-      <w:r>
-        <w:t xml:space="preserve"> </w:t>
-      </w:r>
-      <w:r>
-        <w:t xml:space="preserve">Silencio</w:t>
-      </w:r>
-      <w:r>
-        <w:t xml:space="preserve"> </w:t>
-      </w:r>
-      <w:r>
-        <w:rPr>
-          <w:bCs/>
-          <w:b/>
-        </w:rPr>
-        <w:t xml:space="preserve">Verification focus</w:t>
-      </w:r>
-      <w:r>
-        <w:t xml:space="preserve"> </w:t>
-      </w:r>
-      <w:r>
-        <w:t xml:space="preserve">Silencio</w:t>
-      </w:r>
-      <w:r>
-        <w:t xml:space="preserve"> </w:t>
-      </w:r>
-      <w:r>
-        <w:rPr>
-          <w:bCs/>
-          <w:b/>
-        </w:rPr>
-        <w:t xml:space="preserve">Example evidence</w:t>
-      </w:r>
-      <w:r>
-        <w:t xml:space="preserve"> </w:t>
-      </w:r>
-      <w:r>
-        <w:t xml:space="preserve">Silencio</w:t>
-      </w:r>
-      <w:r>
-        <w:t xml:space="preserve"> </w:t>
-      </w:r>
-      <w:r>
-        <w:t xml:space="preserve">Silencio——————————————————————————————————————————————————————————————————————————————————————————————————————————————————————————————————————————————————————————————————————</w:t>
-      </w:r>
-      <w:r>
-        <w:t xml:space="preserve"> </w:t>
-      </w:r>
-      <w:r>
-        <w:t xml:space="preserve">tención 6.1 Silencio Definir, asignar y documentar procesos y roles de sistema seguro y software. tención Confirme el alcance, propiedad, diseño, implementación, evidencia operativa, excepciones, corrección y retest. inventario de software, registros de SDLC, revisión de códigos, resultados de análisis, parches, scripts, cambio de entradas</w:t>
-      </w:r>
-      <w:r>
-        <w:t xml:space="preserve"> </w:t>
-      </w:r>
-      <w:r>
-        <w:t xml:space="preserve">TEN 6.2 TENIDO Desarrollar software a medida y personalizado de forma segura, con personal capacitado, exámenes, pruebas y prevención de fallas. tención Confirme el alcance, propiedad, diseño, implementación, evidencia operativa, excepciones, corrección y retest. inventario de software, registros de SDLC, revisión de códigos, resultados de análisis, parches, scripts, cambio de entradas</w:t>
-      </w:r>
-      <w:r>
-        <w:t xml:space="preserve"> </w:t>
-      </w:r>
-      <w:r>
-        <w:t xml:space="preserve">TEN 6.3 TENIDO Identificar, priorizar y abordar vulnerabilidades; mantener inventarios de software y aplicar parches de seguridad. tención Confirme el alcance, propiedad, diseño, implementación, evidencia operativa, excepciones, corrección y retest. inventario de software, registros de SDLC, revisión de códigos, resultados de análisis, parches, scripts, cambio de entradas</w:t>
-      </w:r>
-      <w:r>
-        <w:t xml:space="preserve"> </w:t>
-      </w:r>
-      <w:r>
-        <w:t xml:space="preserve">tención 6.4 Silencio Protege las aplicaciones web orientadas al público y gestiona todos los scripts de página de pago. tención Confirme el alcance, propiedad, diseño, implementación, evidencia operativa, excepciones, corrección y retest. inventario de software, registros de SDLC, revisión de códigos, resultados de análisis, parches, scripts, cambio de entradas</w:t>
-      </w:r>
-      <w:r>
-        <w:t xml:space="preserve"> </w:t>
-      </w:r>
-      <w:r>
-        <w:t xml:space="preserve">TEN 6.5 TENIDO Administrar cambios en los sistemas, el software y el entorno de producción de forma segura. tención Confirme el alcance, propiedad, diseño, implementación, evidencia operativa, excepciones, corrección y retest. inventario de software, registros de SDLC, revisión de códigos, resultados de análisis, parches, scripts, cambio de entradas</w:t>
-      </w:r>
-    </w:p>
+        <w:t xml:space="preserve">|… |</w:t>
+      </w:r>
+    </w:p>
+    <w:tbl>
+      <w:tblPr>
+        <w:tblStyle w:val="Table"/>
+        <w:tblW w:type="pct" w:w="5000"/>
+        <w:tblLayout w:type="fixed"/>
+        <w:tblLook w:firstRow="1" w:lastRow="0" w:firstColumn="0" w:lastColumn="0" w:noHBand="0" w:noVBand="0" w:val="0020"/>
+      </w:tblPr>
+      <w:tblGrid>
+        <w:gridCol w:w="7920"/>
+      </w:tblGrid>
+      <w:tr>
+        <w:trPr>
+          <w:tblHeader w:val="on"/>
+        </w:trPr>
+        <w:tc>
+          <w:tcPr/>
+          <w:p>
+            <w:pPr>
+              <w:pStyle w:val="Compact"/>
+            </w:pPr>
+            <w:r>
+              <w:rPr>
+                <w:b/>
+                <w:bCs/>
+              </w:rPr>
+              <w:t xml:space="preserve">Grupo</w:t>
+            </w:r>
+          </w:p>
+        </w:tc>
+      </w:tr>
+      <w:tr>
+        <w:tc>
+          <w:tcPr/>
+          <w:p>
+            <w:pPr>
+              <w:pStyle w:val="Compact"/>
+            </w:pPr>
+            <w:r>
+              <w:t xml:space="preserve">tención 6.1</w:t>
+            </w:r>
+          </w:p>
+        </w:tc>
+      </w:tr>
+      <w:tr>
+        <w:tc>
+          <w:tcPr/>
+          <w:p>
+            <w:pPr>
+              <w:pStyle w:val="Compact"/>
+            </w:pPr>
+            <w:r>
+              <w:t xml:space="preserve">TEN 6.2</w:t>
+            </w:r>
+          </w:p>
+        </w:tc>
+      </w:tr>
+      <w:tr>
+        <w:tc>
+          <w:tcPr/>
+          <w:p>
+            <w:pPr>
+              <w:pStyle w:val="Compact"/>
+            </w:pPr>
+            <w:r>
+              <w:t xml:space="preserve">TEN 6.3</w:t>
+            </w:r>
+          </w:p>
+        </w:tc>
+      </w:tr>
+      <w:tr>
+        <w:tc>
+          <w:tcPr/>
+          <w:p>
+            <w:pPr>
+              <w:pStyle w:val="Compact"/>
+            </w:pPr>
+            <w:r>
+              <w:t xml:space="preserve">tención 6.4</w:t>
+            </w:r>
+          </w:p>
+        </w:tc>
+      </w:tr>
+      <w:tr>
+        <w:tc>
+          <w:tcPr/>
+          <w:p>
+            <w:pPr>
+              <w:pStyle w:val="Compact"/>
+            </w:pPr>
+            <w:r>
+              <w:t xml:space="preserve">TEN 6.5</w:t>
+            </w:r>
+          </w:p>
+        </w:tc>
+      </w:tr>
+    </w:tbl>
     <w:p>
       <w:pPr>
         <w:pStyle w:val="BodyText"/>
@@ -3792,13 +3574,7 @@
         <w:t xml:space="preserve">■img src=</w:t>
       </w:r>
       <w:r>
-        <w:t xml:space="preserve">“</w:t>
-      </w:r>
-      <w:r>
-        <w:t xml:space="preserve">media/image6.png</w:t>
-      </w:r>
-      <w:r>
-        <w:t xml:space="preserve">”</w:t>
+        <w:t xml:space="preserve">“media/image6.png”</w:t>
       </w:r>
       <w:r>
         <w:t xml:space="preserve"> </w:t>
@@ -3807,13 +3583,7 @@
         <w:t xml:space="preserve">estilo=</w:t>
       </w:r>
       <w:r>
-        <w:t xml:space="preserve">“</w:t>
-      </w:r>
-      <w:r>
-        <w:t xml:space="preserve">Ancho:6.15in; Altura:3.05in</w:t>
-      </w:r>
-      <w:r>
-        <w:t xml:space="preserve">”</w:t>
+        <w:t xml:space="preserve">“Ancho:6.15in; Altura:3.05in”</w:t>
       </w:r>
       <w:r>
         <w:t xml:space="preserve"> </w:t>
@@ -3822,13 +3592,7 @@
         <w:t xml:space="preserve">alt=</w:t>
       </w:r>
       <w:r>
-        <w:t xml:space="preserve">“</w:t>
-      </w:r>
-      <w:r>
-        <w:t xml:space="preserve">Inventario, autoriza, valida, monitor, y responde a cambios de script y encabezado de página de pago.</w:t>
-      </w:r>
-      <w:r>
-        <w:t xml:space="preserve">”</w:t>
+        <w:t xml:space="preserve">“Inventario, autoriza, valida, monitor, y responde a cambios de script y encabezado de página de pago.”</w:t>
       </w:r>
       <w:r>
         <w:t xml:space="preserve"> </w:t>
@@ -3839,11 +3603,11 @@
     </w:p>
     <w:p>
       <w:pPr>
+        <w:pStyle w:val="Compact"/>
         <w:numPr>
           <w:ilvl w:val="0"/>
           <w:numId w:val="1008"/>
         </w:numPr>
-        <w:pStyle w:val="Compact"/>
       </w:pPr>
       <w:r>
         <w:t xml:space="preserve">Protección de las páginas de pago del comercio electrónico</w:t>
@@ -3857,8 +3621,8 @@
         <w:t xml:space="preserve">Las necesidades 6.4.3 y 11.6.1 son ahora eficaces. Mantener un inventario y una justificación comercial o técnica para los scripts de página de pago, autorizarlos, asegurar su integridad y desplegar la detección de cambios/tamper para las páginas pertinentes y los encabezados HTTP al menos con la frecuencia necesaria o apoyada por el análisis de riesgo específico permitido.</w:t>
       </w:r>
     </w:p>
-    <w:bookmarkEnd w:id="36"/>
-    <w:bookmarkStart w:id="37" w:name="requisito-7---necesidad-de-los-negocios"/>
+    <w:bookmarkEnd w:id="25"/>
+    <w:bookmarkStart w:id="26" w:name="requisito-7---necesidad-de-los-negocios"/>
     <w:p>
       <w:pPr>
         <w:pStyle w:val="Heading1"/>
@@ -3873,8 +3637,8 @@
       </w:pPr>
       <w:r>
         <w:rPr>
+          <w:i/>
           <w:iCs/>
-          <w:i/>
         </w:rPr>
         <w:t xml:space="preserve">Restrict Access to System Components and Cardholder Data by Business Need to Know</w:t>
       </w:r>
@@ -3884,15 +3648,9 @@
         <w:pStyle w:val="BodyText"/>
       </w:pPr>
       <w:r>
-        <w:t xml:space="preserve">Silencio</w:t>
-      </w:r>
-      <w:r>
-        <w:t xml:space="preserve"> </w:t>
-      </w:r>
-      <w:r>
         <w:rPr>
+          <w:b/>
           <w:bCs/>
-          <w:b/>
         </w:rPr>
         <w:t xml:space="preserve">Propósito de la adquisición:</w:t>
       </w:r>
@@ -3900,137 +3658,113 @@
         <w:t xml:space="preserve"> </w:t>
       </w:r>
       <w:r>
-        <w:t xml:space="preserve">Restringir el acceso a los componentes del sistema y los datos de los titulares de tarjetas por parte de las empresas Necesita saber</w:t>
-      </w:r>
-      <w:r>
-        <w:t xml:space="preserve"> </w:t>
-      </w:r>
-      <w:r>
-        <w:t xml:space="preserve">Silencio…</w:t>
-      </w:r>
-    </w:p>
-    <w:p>
-      <w:pPr>
-        <w:pStyle w:val="BodyText"/>
-      </w:pPr>
-      <w:r>
-        <w:t xml:space="preserve">Silencio</w:t>
-      </w:r>
-      <w:r>
-        <w:t xml:space="preserve"> </w:t>
-      </w:r>
+        <w:t xml:space="preserve">Restringir el acceso a los componentes del sistema y los datos de los titulares de tarjetas por parte de las empresas Necesita saber |</w:t>
+      </w:r>
+    </w:p>
+    <w:p>
+      <w:pPr>
+        <w:pStyle w:val="BodyText"/>
+      </w:pPr>
+      <w:r>
+        <w:t xml:space="preserve">|… |</w:t>
+      </w:r>
+    </w:p>
+    <w:tbl>
+      <w:tblPr>
+        <w:tblStyle w:val="Table"/>
+        <w:tblW w:type="pct" w:w="5000"/>
+        <w:tblLayout w:type="fixed"/>
+        <w:tblLook w:firstRow="1" w:lastRow="0" w:firstColumn="0" w:lastColumn="0" w:noHBand="0" w:noVBand="0" w:val="0020"/>
+      </w:tblPr>
+      <w:tblGrid>
+        <w:gridCol w:w="7920"/>
+      </w:tblGrid>
+      <w:tr>
+        <w:trPr>
+          <w:tblHeader w:val="on"/>
+        </w:trPr>
+        <w:tc>
+          <w:tcPr/>
+          <w:p>
+            <w:pPr>
+              <w:pStyle w:val="Compact"/>
+            </w:pPr>
+            <w:r>
+              <w:rPr>
+                <w:b/>
+                <w:bCs/>
+              </w:rPr>
+              <w:t xml:space="preserve">Grupo</w:t>
+            </w:r>
+          </w:p>
+        </w:tc>
+      </w:tr>
+      <w:tr>
+        <w:tc>
+          <w:tcPr/>
+          <w:p>
+            <w:pPr>
+              <w:pStyle w:val="Compact"/>
+            </w:pPr>
+            <w:r>
+              <w:t xml:space="preserve">7.1</w:t>
+            </w:r>
+          </w:p>
+        </w:tc>
+      </w:tr>
+      <w:tr>
+        <w:tc>
+          <w:tcPr/>
+          <w:p>
+            <w:pPr>
+              <w:pStyle w:val="Compact"/>
+            </w:pPr>
+            <w:r>
+              <w:t xml:space="preserve">TEN 7.2</w:t>
+            </w:r>
+          </w:p>
+        </w:tc>
+      </w:tr>
+      <w:tr>
+        <w:tc>
+          <w:tcPr/>
+          <w:p>
+            <w:pPr>
+              <w:pStyle w:val="Compact"/>
+            </w:pPr>
+            <w:r>
+              <w:t xml:space="preserve">TEN 7.3</w:t>
+            </w:r>
+          </w:p>
+        </w:tc>
+      </w:tr>
+    </w:tbl>
+    <w:p>
+      <w:pPr>
+        <w:pStyle w:val="BodyText"/>
+      </w:pPr>
+      <w:r>
+        <w:t xml:space="preserve">** Nota de evaluación** Utilice el texto oficial PCI DSS v4.0.1 y el modelo de presentación de informes aplicable para requisitos exactos, notas de aplicabilidad, procedimientos de prueba, opciones de respuesta y documentación. Este manual explica; no reemplaza el estándar.</w:t>
+      </w:r>
+    </w:p>
+    <w:bookmarkEnd w:id="26"/>
+    <w:bookmarkStart w:id="27" w:name="requisito-8---identidad-y-autenticación"/>
+    <w:p>
+      <w:pPr>
+        <w:pStyle w:val="Heading1"/>
+      </w:pPr>
+      <w:r>
+        <w:t xml:space="preserve">13. Requisito 8 - Identidad y autenticación</w:t>
+      </w:r>
+    </w:p>
+    <w:p>
+      <w:pPr>
+        <w:pStyle w:val="FirstParagraph"/>
+      </w:pPr>
       <w:r>
         <w:rPr>
-          <w:bCs/>
-          <w:b/>
-        </w:rPr>
-        <w:t xml:space="preserve">Group</w:t>
-      </w:r>
-      <w:r>
-        <w:t xml:space="preserve"> </w:t>
-      </w:r>
-      <w:r>
-        <w:t xml:space="preserve">Silencio</w:t>
-      </w:r>
-      <w:r>
-        <w:t xml:space="preserve"> </w:t>
-      </w:r>
-      <w:r>
-        <w:rPr>
-          <w:bCs/>
-          <w:b/>
-        </w:rPr>
-        <w:t xml:space="preserve">Plain meaning</w:t>
-      </w:r>
-      <w:r>
-        <w:t xml:space="preserve"> </w:t>
-      </w:r>
-      <w:r>
-        <w:t xml:space="preserve">Silencio</w:t>
-      </w:r>
-      <w:r>
-        <w:t xml:space="preserve"> </w:t>
-      </w:r>
-      <w:r>
-        <w:rPr>
-          <w:bCs/>
-          <w:b/>
-        </w:rPr>
-        <w:t xml:space="preserve">Verification focus</w:t>
-      </w:r>
-      <w:r>
-        <w:t xml:space="preserve"> </w:t>
-      </w:r>
-      <w:r>
-        <w:t xml:space="preserve">Silencio</w:t>
-      </w:r>
-      <w:r>
-        <w:t xml:space="preserve"> </w:t>
-      </w:r>
-      <w:r>
-        <w:rPr>
-          <w:bCs/>
-          <w:b/>
-        </w:rPr>
-        <w:t xml:space="preserve">Example evidence</w:t>
-      </w:r>
-      <w:r>
-        <w:t xml:space="preserve"> </w:t>
-      </w:r>
-      <w:r>
-        <w:t xml:space="preserve">Silencio</w:t>
-      </w:r>
-      <w:r>
-        <w:t xml:space="preserve"> </w:t>
-      </w:r>
-      <w:r>
-        <w:t xml:space="preserve">Silencio————————————————————————————————————————————————————————————————————————————————————————————————————————————————————————————————————————————————————————————————–</w:t>
-      </w:r>
-      <w:r>
-        <w:t xml:space="preserve"> </w:t>
-      </w:r>
-      <w:r>
-        <w:t xml:space="preserve">Silencio 7.1 Silencio Definir, asignar y documentar procesos y roles de control de acceso. tención Confirme el alcance, propiedad, diseño, implementación, evidencia operativa, excepciones, corrección y retest. matriz de funciones, aprobaciones, acceso a exportaciones, exámenes, denegación de pruebas, pruebas de eliminación</w:t>
-      </w:r>
-      <w:r>
-        <w:t xml:space="preserve"> </w:t>
-      </w:r>
-      <w:r>
-        <w:t xml:space="preserve">TEN 7.2 TENIDO Definir, aprobar, asignar, hacer cumplir y revisar el acceso según la necesidad de trabajo, menos privilegio, y negar por defecto. tención Confirme el alcance, propiedad, diseño, implementación, evidencia operativa, excepciones, corrección y retest. matriz de funciones, aprobaciones, acceso a exportaciones, exámenes, denegación de pruebas, pruebas de eliminación</w:t>
-      </w:r>
-      <w:r>
-        <w:t xml:space="preserve"> </w:t>
-      </w:r>
-      <w:r>
-        <w:t xml:space="preserve">TEN 7.3 TENIDO Administrar las cuentas de aplicaciones y sistemas y su acceso de acuerdo a las necesidades empresariales y el riesgo. tención Confirme el alcance, propiedad, diseño, implementación, evidencia operativa, excepciones, corrección y retest. matriz de funciones, aprobaciones, acceso a exportaciones, exámenes, denegación de pruebas, pruebas de eliminación</w:t>
-      </w:r>
-    </w:p>
-    <w:p>
-      <w:pPr>
-        <w:pStyle w:val="BodyText"/>
-      </w:pPr>
-      <w:r>
-        <w:t xml:space="preserve">** Nota de evaluación** Utilice el texto oficial PCI DSS v4.0.1 y el modelo de presentación de informes aplicable para requisitos exactos, notas de aplicabilidad, procedimientos de prueba, opciones de respuesta y documentación. Este manual explica; no reemplaza el estándar.</w:t>
-      </w:r>
-    </w:p>
-    <w:bookmarkEnd w:id="37"/>
-    <w:bookmarkStart w:id="38" w:name="requisito-8---identidad-y-autenticación"/>
-    <w:p>
-      <w:pPr>
-        <w:pStyle w:val="Heading1"/>
-      </w:pPr>
-      <w:r>
-        <w:t xml:space="preserve">13. Requisito 8 - Identidad y autenticación</w:t>
-      </w:r>
-    </w:p>
-    <w:p>
-      <w:pPr>
-        <w:pStyle w:val="FirstParagraph"/>
-      </w:pPr>
-      <w:r>
-        <w:rPr>
+          <w:i/>
           <w:iCs/>
-          <w:i/>
         </w:rPr>
         <w:t xml:space="preserve">Identificar a los usuarios y Autentizar el acceso a los componentes del sistema</w:t>
       </w:r>
@@ -4040,15 +3774,9 @@
         <w:pStyle w:val="BodyText"/>
       </w:pPr>
       <w:r>
-        <w:t xml:space="preserve">Silencio</w:t>
-      </w:r>
-      <w:r>
-        <w:t xml:space="preserve"> </w:t>
-      </w:r>
-      <w:r>
         <w:rPr>
+          <w:b/>
           <w:bCs/>
-          <w:b/>
         </w:rPr>
         <w:t xml:space="preserve">Propósito de solicitud:</w:t>
       </w:r>
@@ -4056,129 +3784,126 @@
         <w:t xml:space="preserve"> </w:t>
       </w:r>
       <w:r>
-        <w:t xml:space="preserve">Identificar a los usuarios y Autentizar el acceso a los componentes del sistema</w:t>
-      </w:r>
-      <w:r>
-        <w:t xml:space="preserve"> </w:t>
-      </w:r>
-      <w:r>
-        <w:t xml:space="preserve">Silencio…</w:t>
-      </w:r>
-    </w:p>
-    <w:p>
-      <w:pPr>
-        <w:pStyle w:val="BodyText"/>
-      </w:pPr>
-      <w:r>
-        <w:t xml:space="preserve">Silencio</w:t>
-      </w:r>
-      <w:r>
-        <w:t xml:space="preserve"> </w:t>
-      </w:r>
-      <w:r>
-        <w:rPr>
-          <w:bCs/>
-          <w:b/>
-        </w:rPr>
-        <w:t xml:space="preserve">Group</w:t>
-      </w:r>
-      <w:r>
-        <w:t xml:space="preserve"> </w:t>
-      </w:r>
-      <w:r>
-        <w:t xml:space="preserve">Silencio</w:t>
-      </w:r>
-      <w:r>
-        <w:t xml:space="preserve"> </w:t>
-      </w:r>
-      <w:r>
-        <w:rPr>
-          <w:bCs/>
-          <w:b/>
-        </w:rPr>
-        <w:t xml:space="preserve">Plain meaning</w:t>
-      </w:r>
-      <w:r>
-        <w:t xml:space="preserve"> </w:t>
-      </w:r>
-      <w:r>
-        <w:t xml:space="preserve">Silencio</w:t>
-      </w:r>
-      <w:r>
-        <w:t xml:space="preserve"> </w:t>
-      </w:r>
-      <w:r>
-        <w:rPr>
-          <w:bCs/>
-          <w:b/>
-        </w:rPr>
-        <w:t xml:space="preserve">Verification focus</w:t>
-      </w:r>
-      <w:r>
-        <w:t xml:space="preserve"> </w:t>
-      </w:r>
-      <w:r>
-        <w:t xml:space="preserve">Silencio</w:t>
-      </w:r>
-      <w:r>
-        <w:t xml:space="preserve"> </w:t>
-      </w:r>
-      <w:r>
-        <w:rPr>
-          <w:bCs/>
-          <w:b/>
-        </w:rPr>
-        <w:t xml:space="preserve">Example evidence</w:t>
-      </w:r>
-      <w:r>
-        <w:t xml:space="preserve"> </w:t>
-      </w:r>
-      <w:r>
-        <w:t xml:space="preserve">Silencio</w:t>
-      </w:r>
-      <w:r>
-        <w:t xml:space="preserve"> </w:t>
-      </w:r>
-      <w:r>
-        <w:t xml:space="preserve">Silencio—————————————————————————————————————————————————————————————————————————————————————————————————————————————————————————————————————————————————————————————————————————————————————————————————————————————————-</w:t>
-      </w:r>
-      <w:r>
-        <w:t xml:space="preserve"> </w:t>
-      </w:r>
-      <w:r>
-        <w:t xml:space="preserve">Silencio 8.1 Silencio Definir, asignar y documentar procesos y roles de identidad y autenticación. tención Confirme el alcance, propiedad, diseño, implementación, evidencia operativa, excepciones, corrección y retest. tención de la población de identidad, registros de cuentas, MFA y configuración de contraseñas, registros de autenticación y pruebas</w:t>
-      </w:r>
-      <w:r>
-        <w:t xml:space="preserve"> </w:t>
-      </w:r>
-      <w:r>
-        <w:t xml:space="preserve">TEN 8.2 TENIDO Utilizar identidades únicas y gestionar el ciclo completo de vida de cuenta de usuario. tención Confirme el alcance, propiedad, diseño, implementación, evidencia operativa, excepciones, corrección y retest. tención de la población de identidad, registros de cuentas, MFA y configuración de contraseñas, registros de autenticación y pruebas</w:t>
-      </w:r>
-      <w:r>
-        <w:t xml:space="preserve"> </w:t>
-      </w:r>
-      <w:r>
-        <w:t xml:space="preserve">Silencio 8.3 Silencio Use factores de autenticación fuertes, reseteos seguros, bloqueos, reglas de contraseña/passphrase y credenciales protegidas. tención Confirme el alcance, propiedad, diseño, implementación, evidencia operativa, excepciones, corrección y retest. tención de la población de identidad, registros de cuentas, MFA y configuración de contraseñas, registros de autenticación y pruebas</w:t>
-      </w:r>
-      <w:r>
-        <w:t xml:space="preserve"> </w:t>
-      </w:r>
-      <w:r>
-        <w:t xml:space="preserve">Silencio 8.4 Silencio Implementar la autenticación multifactorial para el acceso a CDE y el acceso remoto aplicable. tención Confirme el alcance, propiedad, diseño, implementación, evidencia operativa, excepciones, corrección y retest. tención de la población de identidad, registros de cuentas, MFA y configuración de contraseñas, registros de autenticación y pruebas</w:t>
-      </w:r>
-      <w:r>
-        <w:t xml:space="preserve"> </w:t>
-      </w:r>
-      <w:r>
-        <w:t xml:space="preserve">tención 8.5 Silencio Configurar sistemas MFA para resistir el desvío y el mal uso. tención Confirme el alcance, propiedad, diseño, implementación, evidencia operativa, excepciones, corrección y retest. tención de la población de identidad, registros de cuentas, MFA y configuración de contraseñas, registros de autenticación y pruebas</w:t>
-      </w:r>
-      <w:r>
-        <w:t xml:space="preserve"> </w:t>
-      </w:r>
-      <w:r>
-        <w:t xml:space="preserve">TEN 8.6 TENIDO Administrar estrictamente los factores de aplicación, sistema y uso compartido de cuentas y autenticación. tención Confirme el alcance, propiedad, diseño, implementación, evidencia operativa, excepciones, corrección y retest. tención de la población de identidad, registros de cuentas, MFA y configuración de contraseñas, registros de autenticación y pruebas</w:t>
-      </w:r>
-    </w:p>
+        <w:t xml:space="preserve">Identificar a los usuarios y Autentizar el acceso a los componentes del sistema |</w:t>
+      </w:r>
+    </w:p>
+    <w:p>
+      <w:pPr>
+        <w:pStyle w:val="BodyText"/>
+      </w:pPr>
+      <w:r>
+        <w:t xml:space="preserve">|… |</w:t>
+      </w:r>
+    </w:p>
+    <w:tbl>
+      <w:tblPr>
+        <w:tblStyle w:val="Table"/>
+        <w:tblW w:type="pct" w:w="5000"/>
+        <w:tblLayout w:type="fixed"/>
+        <w:tblLook w:firstRow="1" w:lastRow="0" w:firstColumn="0" w:lastColumn="0" w:noHBand="0" w:noVBand="0" w:val="0020"/>
+      </w:tblPr>
+      <w:tblGrid>
+        <w:gridCol w:w="7920"/>
+      </w:tblGrid>
+      <w:tr>
+        <w:trPr>
+          <w:tblHeader w:val="on"/>
+        </w:trPr>
+        <w:tc>
+          <w:tcPr/>
+          <w:p>
+            <w:pPr>
+              <w:pStyle w:val="Compact"/>
+            </w:pPr>
+            <w:r>
+              <w:rPr>
+                <w:b/>
+                <w:bCs/>
+              </w:rPr>
+              <w:t xml:space="preserve">Grupo</w:t>
+            </w:r>
+          </w:p>
+        </w:tc>
+      </w:tr>
+      <w:tr>
+        <w:tc>
+          <w:tcPr/>
+          <w:p>
+            <w:pPr>
+              <w:pStyle w:val="Compact"/>
+            </w:pPr>
+            <w:r>
+              <w:t xml:space="preserve">8.1</w:t>
+            </w:r>
+          </w:p>
+        </w:tc>
+      </w:tr>
+      <w:tr>
+        <w:tc>
+          <w:tcPr/>
+          <w:p>
+            <w:pPr>
+              <w:pStyle w:val="Compact"/>
+            </w:pPr>
+            <w:r>
+              <w:t xml:space="preserve">TEN 8.2</w:t>
+            </w:r>
+          </w:p>
+        </w:tc>
+      </w:tr>
+      <w:tr>
+        <w:tc>
+          <w:tcPr/>
+          <w:p>
+            <w:pPr>
+              <w:pStyle w:val="Compact"/>
+            </w:pPr>
+            <w:r>
+              <w:t xml:space="preserve">8.3</w:t>
+            </w:r>
+          </w:p>
+        </w:tc>
+      </w:tr>
+      <w:tr>
+        <w:tc>
+          <w:tcPr/>
+          <w:p>
+            <w:pPr>
+              <w:pStyle w:val="Compact"/>
+            </w:pPr>
+            <w:r>
+              <w:t xml:space="preserve">8.4</w:t>
+            </w:r>
+          </w:p>
+        </w:tc>
+      </w:tr>
+      <w:tr>
+        <w:tc>
+          <w:tcPr/>
+          <w:p>
+            <w:pPr>
+              <w:pStyle w:val="Compact"/>
+            </w:pPr>
+            <w:r>
+              <w:t xml:space="preserve">tención 8.5</w:t>
+            </w:r>
+          </w:p>
+        </w:tc>
+      </w:tr>
+      <w:tr>
+        <w:tc>
+          <w:tcPr/>
+          <w:p>
+            <w:pPr>
+              <w:pStyle w:val="Compact"/>
+            </w:pPr>
+            <w:r>
+              <w:t xml:space="preserve">TEN 8.6</w:t>
+            </w:r>
+          </w:p>
+        </w:tc>
+      </w:tr>
+    </w:tbl>
     <w:p>
       <w:pPr>
         <w:pStyle w:val="BodyText"/>
@@ -4189,11 +3914,11 @@
     </w:p>
     <w:p>
       <w:pPr>
+        <w:pStyle w:val="Compact"/>
         <w:numPr>
           <w:ilvl w:val="0"/>
           <w:numId w:val="1009"/>
         </w:numPr>
-        <w:pStyle w:val="Compact"/>
       </w:pPr>
       <w:r>
         <w:t xml:space="preserve">Recordatorio de la autenticación* Requirement 8 contiene reglas detalladas para IDs únicos, cuentas inactivas y terminadas, contraseñas fuertes/passphrases, MFA, cuentas de servicio, factores de autenticación y reseteo seguro. Verifique la aplicabilidad exacta en el estándar oficial.</w:t>
@@ -4202,7 +3927,7 @@
         <w:t xml:space="preserve"> </w:t>
       </w:r>
       <w:r>
-        <w:t xml:space="preserve">Silencio.</w:t>
+        <w:t xml:space="preserve">|. |</w:t>
       </w:r>
     </w:p>
     <w:p>
@@ -4219,8 +3944,8 @@
       </w:pPr>
       <w:r>
         <w:rPr>
+          <w:i/>
           <w:iCs/>
-          <w:i/>
         </w:rPr>
         <w:t xml:space="preserve">Restrict Physical Access to Cardholder Data</w:t>
       </w:r>
@@ -4230,15 +3955,9 @@
         <w:pStyle w:val="BodyText"/>
       </w:pPr>
       <w:r>
-        <w:t xml:space="preserve">Silencio</w:t>
-      </w:r>
-      <w:r>
-        <w:t xml:space="preserve"> </w:t>
-      </w:r>
-      <w:r>
         <w:rPr>
+          <w:b/>
           <w:bCs/>
-          <w:b/>
         </w:rPr>
         <w:t xml:space="preserve">Propósito de la solicitud:</w:t>
       </w:r>
@@ -4246,123 +3965,113 @@
         <w:t xml:space="preserve"> </w:t>
       </w:r>
       <w:r>
-        <w:t xml:space="preserve">Restringir el acceso físico a los datos del titular de la tarjeta</w:t>
-      </w:r>
-      <w:r>
-        <w:t xml:space="preserve"> </w:t>
-      </w:r>
-      <w:r>
-        <w:t xml:space="preserve">Silencio…</w:t>
-      </w:r>
-    </w:p>
-    <w:p>
-      <w:pPr>
-        <w:pStyle w:val="BodyText"/>
-      </w:pPr>
-      <w:r>
-        <w:t xml:space="preserve">Silencio</w:t>
-      </w:r>
-      <w:r>
-        <w:t xml:space="preserve"> </w:t>
-      </w:r>
-      <w:r>
-        <w:rPr>
-          <w:bCs/>
-          <w:b/>
-        </w:rPr>
-        <w:t xml:space="preserve">Group</w:t>
-      </w:r>
-      <w:r>
-        <w:t xml:space="preserve"> </w:t>
-      </w:r>
-      <w:r>
-        <w:t xml:space="preserve">Silencio</w:t>
-      </w:r>
-      <w:r>
-        <w:t xml:space="preserve"> </w:t>
-      </w:r>
-      <w:r>
-        <w:rPr>
-          <w:bCs/>
-          <w:b/>
-        </w:rPr>
-        <w:t xml:space="preserve">Plain meaning</w:t>
-      </w:r>
-      <w:r>
-        <w:t xml:space="preserve"> </w:t>
-      </w:r>
-      <w:r>
-        <w:t xml:space="preserve">Silencio</w:t>
-      </w:r>
-      <w:r>
-        <w:t xml:space="preserve"> </w:t>
-      </w:r>
-      <w:r>
-        <w:rPr>
-          <w:bCs/>
-          <w:b/>
-        </w:rPr>
-        <w:t xml:space="preserve">Verification focus</w:t>
-      </w:r>
-      <w:r>
-        <w:t xml:space="preserve"> </w:t>
-      </w:r>
-      <w:r>
-        <w:t xml:space="preserve">Silencio</w:t>
-      </w:r>
-      <w:r>
-        <w:t xml:space="preserve"> </w:t>
-      </w:r>
-      <w:r>
-        <w:rPr>
-          <w:bCs/>
-          <w:b/>
-        </w:rPr>
-        <w:t xml:space="preserve">Example evidence</w:t>
-      </w:r>
-      <w:r>
-        <w:t xml:space="preserve"> </w:t>
-      </w:r>
-      <w:r>
-        <w:t xml:space="preserve">Silencio</w:t>
-      </w:r>
-      <w:r>
-        <w:t xml:space="preserve"> </w:t>
-      </w:r>
-      <w:r>
-        <w:t xml:space="preserve">Silencio———————————————————————————————————————————————————————————————————————————————————————————————————————————————————————————————————————————————————————————————————————————————————————————————————————————————-</w:t>
-      </w:r>
-      <w:r>
-        <w:t xml:space="preserve"> </w:t>
-      </w:r>
-      <w:r>
-        <w:t xml:space="preserve">TEN 9.1 TENIDO Definir, asignar y documentar procesos y roles de seguridad física. tención Confirme el alcance, propiedad, diseño, implementación, evidencia operativa, excepciones, corrección y retest. Registros de visitantes, registros de cámaras, inventario de medios, pruebas de destrucción, inspecciones de POI</w:t>
-      </w:r>
-      <w:r>
-        <w:t xml:space="preserve"> </w:t>
-      </w:r>
-      <w:r>
-        <w:t xml:space="preserve">TEN 9.2 TENIDO Utilizar controles de entrada y monitoreo adecuados para instalaciones y áreas sensibles. tención Confirme el alcance, propiedad, diseño, implementación, evidencia operativa, excepciones, corrección y retest. Registros de visitantes, registros de cámaras, inventario de medios, pruebas de destrucción, inspecciones de POI</w:t>
-      </w:r>
-      <w:r>
-        <w:t xml:space="preserve"> </w:t>
-      </w:r>
-      <w:r>
-        <w:t xml:space="preserve">Silencio 9.3 Silencio Autorizar, identificar, monitorear y revocar rápidamente el acceso de personal y visitantes. tención Confirme el alcance, propiedad, diseño, implementación, evidencia operativa, excepciones, corrección y retest. Registros de visitantes, registros de cámaras, inventario de medios, pruebas de destrucción, inspecciones de POI</w:t>
-      </w:r>
-      <w:r>
-        <w:t xml:space="preserve"> </w:t>
-      </w:r>
-      <w:r>
-        <w:t xml:space="preserve">Silencio 9.4 Silencio Clasificar, almacenar, mover, copiar, destruir y rastrear los medios que contienen los datos de los titulares de tarjetas de forma segura. tención Confirme el alcance, propiedad, diseño, implementación, evidencia operativa, excepciones, corrección y retest. Registros de visitantes, registros de cámaras, inventario de medios, pruebas de destrucción, inspecciones de POI</w:t>
-      </w:r>
-      <w:r>
-        <w:t xml:space="preserve"> </w:t>
-      </w:r>
-      <w:r>
-        <w:t xml:space="preserve">Silencio 9.5 Silencio Proteger dispositivos de punto de interacción de la manipulación y sustitución. tención Confirme el alcance, propiedad, diseño, implementación, evidencia operativa, excepciones, corrección y retest. Registros de visitantes, registros de cámaras, inventario de medios, pruebas de destrucción, inspecciones de POI</w:t>
-      </w:r>
-    </w:p>
+        <w:t xml:space="preserve">Restringir el acceso físico a los datos del titular de la tarjeta |</w:t>
+      </w:r>
+    </w:p>
+    <w:p>
+      <w:pPr>
+        <w:pStyle w:val="BodyText"/>
+      </w:pPr>
+      <w:r>
+        <w:t xml:space="preserve">|… |</w:t>
+      </w:r>
+    </w:p>
+    <w:tbl>
+      <w:tblPr>
+        <w:tblStyle w:val="Table"/>
+        <w:tblW w:type="pct" w:w="5000"/>
+        <w:tblLayout w:type="fixed"/>
+        <w:tblLook w:firstRow="1" w:lastRow="0" w:firstColumn="0" w:lastColumn="0" w:noHBand="0" w:noVBand="0" w:val="0020"/>
+      </w:tblPr>
+      <w:tblGrid>
+        <w:gridCol w:w="7920"/>
+      </w:tblGrid>
+      <w:tr>
+        <w:trPr>
+          <w:tblHeader w:val="on"/>
+        </w:trPr>
+        <w:tc>
+          <w:tcPr/>
+          <w:p>
+            <w:pPr>
+              <w:pStyle w:val="Compact"/>
+            </w:pPr>
+            <w:r>
+              <w:rPr>
+                <w:b/>
+                <w:bCs/>
+              </w:rPr>
+              <w:t xml:space="preserve">Grupo</w:t>
+            </w:r>
+          </w:p>
+        </w:tc>
+      </w:tr>
+      <w:tr>
+        <w:tc>
+          <w:tcPr/>
+          <w:p>
+            <w:pPr>
+              <w:pStyle w:val="Compact"/>
+            </w:pPr>
+            <w:r>
+              <w:t xml:space="preserve">TEN 9.1</w:t>
+            </w:r>
+          </w:p>
+        </w:tc>
+      </w:tr>
+      <w:tr>
+        <w:tc>
+          <w:tcPr/>
+          <w:p>
+            <w:pPr>
+              <w:pStyle w:val="Compact"/>
+            </w:pPr>
+            <w:r>
+              <w:t xml:space="preserve">TEN 9.2</w:t>
+            </w:r>
+          </w:p>
+        </w:tc>
+      </w:tr>
+      <w:tr>
+        <w:tc>
+          <w:tcPr/>
+          <w:p>
+            <w:pPr>
+              <w:pStyle w:val="Compact"/>
+            </w:pPr>
+            <w:r>
+              <w:t xml:space="preserve">9.3</w:t>
+            </w:r>
+          </w:p>
+        </w:tc>
+      </w:tr>
+      <w:tr>
+        <w:tc>
+          <w:tcPr/>
+          <w:p>
+            <w:pPr>
+              <w:pStyle w:val="Compact"/>
+            </w:pPr>
+            <w:r>
+              <w:t xml:space="preserve">9.4</w:t>
+            </w:r>
+          </w:p>
+        </w:tc>
+      </w:tr>
+      <w:tr>
+        <w:tc>
+          <w:tcPr/>
+          <w:p>
+            <w:pPr>
+              <w:pStyle w:val="Compact"/>
+            </w:pPr>
+            <w:r>
+              <w:t xml:space="preserve">9.5</w:t>
+            </w:r>
+          </w:p>
+        </w:tc>
+      </w:tr>
+    </w:tbl>
     <w:p>
       <w:pPr>
         <w:pStyle w:val="BodyText"/>
@@ -4373,11 +4082,11 @@
     </w:p>
     <w:p>
       <w:pPr>
+        <w:pStyle w:val="Compact"/>
         <w:numPr>
           <w:ilvl w:val="0"/>
           <w:numId w:val="1010"/>
         </w:numPr>
-        <w:pStyle w:val="Compact"/>
       </w:pPr>
       <w:r>
         <w:t xml:space="preserve">Requisitos 10 - Logging and Monitoring</w:t>
@@ -4389,8 +4098,8 @@
       </w:pPr>
       <w:r>
         <w:rPr>
+          <w:i/>
           <w:iCs/>
-          <w:i/>
         </w:rPr>
         <w:t xml:space="preserve">Log and Monitor All Access to System Components and Cardholder Data</w:t>
       </w:r>
@@ -4400,15 +4109,9 @@
         <w:pStyle w:val="BodyText"/>
       </w:pPr>
       <w:r>
-        <w:t xml:space="preserve">Silencio</w:t>
-      </w:r>
-      <w:r>
-        <w:t xml:space="preserve"> </w:t>
-      </w:r>
-      <w:r>
         <w:rPr>
+          <w:b/>
           <w:bCs/>
-          <w:b/>
         </w:rPr>
         <w:t xml:space="preserve">Propósito de solicitud:</w:t>
       </w:r>
@@ -4416,159 +4119,163 @@
         <w:t xml:space="preserve"> </w:t>
       </w:r>
       <w:r>
-        <w:t xml:space="preserve">Iniciar sesión y vigilar todo el acceso a los componentes del sistema y los datos de los titulares de tarjetas</w:t>
-      </w:r>
-      <w:r>
-        <w:t xml:space="preserve"> </w:t>
-      </w:r>
-      <w:r>
-        <w:t xml:space="preserve">Silencio…</w:t>
-      </w:r>
-    </w:p>
-    <w:p>
-      <w:pPr>
-        <w:pStyle w:val="BodyText"/>
-      </w:pPr>
-      <w:r>
-        <w:t xml:space="preserve">Silencio</w:t>
-      </w:r>
-      <w:r>
-        <w:t xml:space="preserve"> </w:t>
-      </w:r>
+        <w:t xml:space="preserve">Iniciar sesión y vigilar todo el acceso a los componentes del sistema y los datos de los titulares de tarjetas |</w:t>
+      </w:r>
+    </w:p>
+    <w:p>
+      <w:pPr>
+        <w:pStyle w:val="BodyText"/>
+      </w:pPr>
+      <w:r>
+        <w:t xml:space="preserve">|… |</w:t>
+      </w:r>
+    </w:p>
+    <w:tbl>
+      <w:tblPr>
+        <w:tblStyle w:val="Table"/>
+        <w:tblW w:type="pct" w:w="5000"/>
+        <w:tblLayout w:type="fixed"/>
+        <w:tblLook w:firstRow="1" w:lastRow="0" w:firstColumn="0" w:lastColumn="0" w:noHBand="0" w:noVBand="0" w:val="0020"/>
+      </w:tblPr>
+      <w:tblGrid>
+        <w:gridCol w:w="7920"/>
+      </w:tblGrid>
+      <w:tr>
+        <w:trPr>
+          <w:tblHeader w:val="on"/>
+        </w:trPr>
+        <w:tc>
+          <w:tcPr/>
+          <w:p>
+            <w:pPr>
+              <w:pStyle w:val="Compact"/>
+            </w:pPr>
+            <w:r>
+              <w:rPr>
+                <w:b/>
+                <w:bCs/>
+              </w:rPr>
+              <w:t xml:space="preserve">Grupo</w:t>
+            </w:r>
+          </w:p>
+        </w:tc>
+      </w:tr>
+      <w:tr>
+        <w:tc>
+          <w:tcPr/>
+          <w:p>
+            <w:pPr>
+              <w:pStyle w:val="Compact"/>
+            </w:pPr>
+            <w:r>
+              <w:t xml:space="preserve">TEN 10.1</w:t>
+            </w:r>
+          </w:p>
+        </w:tc>
+      </w:tr>
+      <w:tr>
+        <w:tc>
+          <w:tcPr/>
+          <w:p>
+            <w:pPr>
+              <w:pStyle w:val="Compact"/>
+            </w:pPr>
+            <w:r>
+              <w:t xml:space="preserve">TEN 10.2 TER Generar registros de auditoría que apoyen la detección de anomalías, la rendición de cuentas, la investigación y los forenses. tención Confirme el alcance, propiedad, diseño, implementación, evidencia operativa, excepciones, corrección y retest.</w:t>
+            </w:r>
+          </w:p>
+        </w:tc>
+      </w:tr>
+      <w:tr>
+        <w:tc>
+          <w:tcPr/>
+          <w:p>
+            <w:pPr>
+              <w:pStyle w:val="Compact"/>
+            </w:pPr>
+            <w:r>
+              <w:t xml:space="preserve">TEN 10.3</w:t>
+            </w:r>
+          </w:p>
+        </w:tc>
+      </w:tr>
+      <w:tr>
+        <w:tc>
+          <w:tcPr/>
+          <w:p>
+            <w:pPr>
+              <w:pStyle w:val="Compact"/>
+            </w:pPr>
+            <w:r>
+              <w:t xml:space="preserve">TEN 10.4</w:t>
+            </w:r>
+          </w:p>
+        </w:tc>
+      </w:tr>
+      <w:tr>
+        <w:tc>
+          <w:tcPr/>
+          <w:p>
+            <w:pPr>
+              <w:pStyle w:val="Compact"/>
+            </w:pPr>
+            <w:r>
+              <w:t xml:space="preserve">TEN 10.5</w:t>
+            </w:r>
+          </w:p>
+        </w:tc>
+      </w:tr>
+      <w:tr>
+        <w:tc>
+          <w:tcPr/>
+          <w:p>
+            <w:pPr>
+              <w:pStyle w:val="Compact"/>
+            </w:pPr>
+            <w:r>
+              <w:t xml:space="preserve">TEN 10.6</w:t>
+            </w:r>
+          </w:p>
+        </w:tc>
+      </w:tr>
+      <w:tr>
+        <w:tc>
+          <w:tcPr/>
+          <w:p>
+            <w:pPr>
+              <w:pStyle w:val="Compact"/>
+            </w:pPr>
+            <w:r>
+              <w:t xml:space="preserve">10.7</w:t>
+            </w:r>
+          </w:p>
+        </w:tc>
+      </w:tr>
+    </w:tbl>
+    <w:p>
+      <w:pPr>
+        <w:pStyle w:val="BodyText"/>
+      </w:pPr>
+      <w:r>
+        <w:t xml:space="preserve">** Nota de evaluación** Utilice el texto oficial PCI DSS v4.0.1 y el modelo de presentación de informes aplicable para requisitos exactos, notas de aplicabilidad, procedimientos de prueba, opciones de respuesta y documentación. Este manual explica; no reemplaza el estándar.</w:t>
+      </w:r>
+    </w:p>
+    <w:p>
+      <w:pPr>
+        <w:pStyle w:val="BodyText"/>
+      </w:pPr>
+      <w:r>
+        <w:t xml:space="preserve">Requisitos 11 - Pruebas de seguridad</w:t>
+      </w:r>
+    </w:p>
+    <w:p>
+      <w:pPr>
+        <w:pStyle w:val="BodyText"/>
+      </w:pPr>
       <w:r>
         <w:rPr>
-          <w:bCs/>
-          <w:b/>
-        </w:rPr>
-        <w:t xml:space="preserve">Group</w:t>
-      </w:r>
-      <w:r>
-        <w:t xml:space="preserve"> </w:t>
-      </w:r>
-      <w:r>
-        <w:t xml:space="preserve">Silencio</w:t>
-      </w:r>
-      <w:r>
-        <w:t xml:space="preserve"> </w:t>
-      </w:r>
-      <w:r>
-        <w:rPr>
-          <w:bCs/>
-          <w:b/>
-        </w:rPr>
-        <w:t xml:space="preserve">Plain meaning</w:t>
-      </w:r>
-      <w:r>
-        <w:t xml:space="preserve"> </w:t>
-      </w:r>
-      <w:r>
-        <w:t xml:space="preserve">Silencio</w:t>
-      </w:r>
-      <w:r>
-        <w:t xml:space="preserve"> </w:t>
-      </w:r>
-      <w:r>
-        <w:rPr>
-          <w:bCs/>
-          <w:b/>
-        </w:rPr>
-        <w:t xml:space="preserve">Verification focus</w:t>
-      </w:r>
-      <w:r>
-        <w:t xml:space="preserve"> </w:t>
-      </w:r>
-      <w:r>
-        <w:t xml:space="preserve">Silencio</w:t>
-      </w:r>
-      <w:r>
-        <w:t xml:space="preserve"> </w:t>
-      </w:r>
-      <w:r>
-        <w:rPr>
-          <w:bCs/>
-          <w:b/>
-        </w:rPr>
-        <w:t xml:space="preserve">Example evidence</w:t>
-      </w:r>
-      <w:r>
-        <w:t xml:space="preserve"> </w:t>
-      </w:r>
-      <w:r>
-        <w:t xml:space="preserve">Silencio</w:t>
-      </w:r>
-      <w:r>
-        <w:t xml:space="preserve"> </w:t>
-      </w:r>
-      <w:r>
-        <w:t xml:space="preserve">Silencio————————————————————————————————————————————————————————————————————————————————————————————————————————————————————————————————————————————————————————————————————————————————————————————————————————————————————————————————————————————————————————–</w:t>
-      </w:r>
-      <w:r>
-        <w:t xml:space="preserve"> </w:t>
-      </w:r>
-      <w:r>
-        <w:t xml:space="preserve">TEN 10.1 TENIDO Definir, asignar y documentar procesos y roles de registro y monitoreo. tención Confirme el alcance, propiedad, diseño, implementación, evidencia operativa, excepciones, corrección y retest. Silencio Registros de registro, registros de auditorías, tickets de revisión, ajustes de retención, configuración del tiempo, alertas de fallos</w:t>
-      </w:r>
-      <w:r>
-        <w:t xml:space="preserve"> </w:t>
-      </w:r>
-      <w:r>
-        <w:t xml:space="preserve">TEN 10.2 TER Generar registros de auditoría que apoyen la detección de anomalías, la rendición de cuentas, la investigación y los forenses. tención Confirme el alcance, propiedad, diseño, implementación, evidencia operativa, excepciones, corrección y retest. Silencio Registros de registro, registros de auditorías, tickets de revisión, ajustes de retención, configuración del tiempo, alertas de fallos</w:t>
-      </w:r>
-      <w:r>
-        <w:t xml:space="preserve"> </w:t>
-      </w:r>
-      <w:r>
-        <w:t xml:space="preserve">TEN 10.3 TENIDO Proteger los registros de auditoría de acceso, cambio y eliminación no autorizados. tención Confirme el alcance, propiedad, diseño, implementación, evidencia operativa, excepciones, corrección y retest. Silencio Registros de registro, registros de auditorías, tickets de revisión, ajustes de retención, configuración del tiempo, alertas de fallos</w:t>
-      </w:r>
-      <w:r>
-        <w:t xml:space="preserve"> </w:t>
-      </w:r>
-      <w:r>
-        <w:t xml:space="preserve">TEN 10.4 TENIDO Revisar registros y eventos de seguridad en frecuencias requeridas o determinadas por el riesgo, utilizando automatización cuando sea necesario. tención Confirme el alcance, propiedad, diseño, implementación, evidencia operativa, excepciones, corrección y retest. Silencio Registros de registro, registros de auditorías, tickets de revisión, ajustes de retención, configuración del tiempo, alertas de fallos</w:t>
-      </w:r>
-      <w:r>
-        <w:t xml:space="preserve"> </w:t>
-      </w:r>
-      <w:r>
-        <w:t xml:space="preserve">TEN 10.5 TENIDO Retener historial de auditoría, con al menos el período reciente requerido inmediatamente disponible. tención Confirme el alcance, propiedad, diseño, implementación, evidencia operativa, excepciones, corrección y retest. Silencio Registros de registro, registros de auditorías, tickets de revisión, ajustes de retención, configuración del tiempo, alertas de fallos</w:t>
-      </w:r>
-      <w:r>
-        <w:t xml:space="preserve"> </w:t>
-      </w:r>
-      <w:r>
-        <w:t xml:space="preserve">TEN 10.6 TENIDO Sincronizar el tiempo del sistema utilizando fuentes de tiempo y ajustes aprobados y protegidos. tención Confirme el alcance, propiedad, diseño, implementación, evidencia operativa, excepciones, corrección y retest. Silencio Registros de registro, registros de auditorías, tickets de revisión, ajustes de retención, configuración del tiempo, alertas de fallos</w:t>
-      </w:r>
-      <w:r>
-        <w:t xml:space="preserve"> </w:t>
-      </w:r>
-      <w:r>
-        <w:t xml:space="preserve">Silencio 10.7 Silencio Detectar, reportar, responder y documentar fallos de sistemas críticos de control de seguridad. tención Confirme el alcance, propiedad, diseño, implementación, evidencia operativa, excepciones, corrección y retest. Silencio Registros de registro, registros de auditorías, tickets de revisión, ajustes de retención, configuración del tiempo, alertas de fallos</w:t>
-      </w:r>
-    </w:p>
-    <w:p>
-      <w:pPr>
-        <w:pStyle w:val="BodyText"/>
-      </w:pPr>
-      <w:r>
-        <w:t xml:space="preserve">** Nota de evaluación** Utilice el texto oficial PCI DSS v4.0.1 y el modelo de presentación de informes aplicable para requisitos exactos, notas de aplicabilidad, procedimientos de prueba, opciones de respuesta y documentación. Este manual explica; no reemplaza el estándar.</w:t>
-      </w:r>
-    </w:p>
-    <w:p>
-      <w:pPr>
-        <w:pStyle w:val="BodyText"/>
-      </w:pPr>
-      <w:r>
-        <w:t xml:space="preserve">Requisitos 11 - Pruebas de seguridad</w:t>
-      </w:r>
-    </w:p>
-    <w:p>
-      <w:pPr>
-        <w:pStyle w:val="BodyText"/>
-      </w:pPr>
-      <w:r>
-        <w:rPr>
+          <w:i/>
           <w:iCs/>
-          <w:i/>
         </w:rPr>
         <w:t xml:space="preserve">Procesos y sistemas de seguridad ordinarios</w:t>
       </w:r>
@@ -4578,15 +4285,9 @@
         <w:pStyle w:val="BodyText"/>
       </w:pPr>
       <w:r>
-        <w:t xml:space="preserve">Silencio</w:t>
-      </w:r>
-      <w:r>
-        <w:t xml:space="preserve"> </w:t>
-      </w:r>
-      <w:r>
         <w:rPr>
+          <w:b/>
           <w:bCs/>
-          <w:b/>
         </w:rPr>
         <w:t xml:space="preserve">Propósito de solicitud:</w:t>
       </w:r>
@@ -4594,145 +4295,137 @@
         <w:t xml:space="preserve"> </w:t>
       </w:r>
       <w:r>
-        <w:t xml:space="preserve">Sistemas de seguridad de pruebas y procesos regularmente</w:t>
-      </w:r>
-      <w:r>
-        <w:t xml:space="preserve"> </w:t>
-      </w:r>
-      <w:r>
-        <w:t xml:space="preserve">Silencio…</w:t>
-      </w:r>
-    </w:p>
-    <w:p>
-      <w:pPr>
-        <w:pStyle w:val="BodyText"/>
-      </w:pPr>
-      <w:r>
-        <w:t xml:space="preserve">Silencio</w:t>
-      </w:r>
-      <w:r>
-        <w:t xml:space="preserve"> </w:t>
-      </w:r>
+        <w:t xml:space="preserve">Sistemas de seguridad de pruebas y procesos regularmente |</w:t>
+      </w:r>
+    </w:p>
+    <w:p>
+      <w:pPr>
+        <w:pStyle w:val="BodyText"/>
+      </w:pPr>
+      <w:r>
+        <w:t xml:space="preserve">|… |</w:t>
+      </w:r>
+    </w:p>
+    <w:tbl>
+      <w:tblPr>
+        <w:tblStyle w:val="Table"/>
+        <w:tblW w:type="pct" w:w="5000"/>
+        <w:tblLayout w:type="fixed"/>
+        <w:tblLook w:firstRow="1" w:lastRow="0" w:firstColumn="0" w:lastColumn="0" w:noHBand="0" w:noVBand="0" w:val="0020"/>
+      </w:tblPr>
+      <w:tblGrid>
+        <w:gridCol w:w="7920"/>
+      </w:tblGrid>
+      <w:tr>
+        <w:trPr>
+          <w:tblHeader w:val="on"/>
+        </w:trPr>
+        <w:tc>
+          <w:tcPr/>
+          <w:p>
+            <w:pPr>
+              <w:pStyle w:val="Compact"/>
+            </w:pPr>
+            <w:r>
+              <w:rPr>
+                <w:b/>
+                <w:bCs/>
+              </w:rPr>
+              <w:t xml:space="preserve">Grupo</w:t>
+            </w:r>
+          </w:p>
+        </w:tc>
+      </w:tr>
+      <w:tr>
+        <w:tc>
+          <w:tcPr/>
+          <w:p>
+            <w:pPr>
+              <w:pStyle w:val="Compact"/>
+            </w:pPr>
+            <w:r>
+              <w:t xml:space="preserve">TEN 11.1</w:t>
+            </w:r>
+          </w:p>
+        </w:tc>
+      </w:tr>
+      <w:tr>
+        <w:tc>
+          <w:tcPr/>
+          <w:p>
+            <w:pPr>
+              <w:pStyle w:val="Compact"/>
+            </w:pPr>
+            <w:r>
+              <w:t xml:space="preserve">11.2</w:t>
+            </w:r>
+          </w:p>
+        </w:tc>
+      </w:tr>
+      <w:tr>
+        <w:tc>
+          <w:tcPr/>
+          <w:p>
+            <w:pPr>
+              <w:pStyle w:val="Compact"/>
+            </w:pPr>
+            <w:r>
+              <w:t xml:space="preserve">TEN 11.3</w:t>
+            </w:r>
+          </w:p>
+        </w:tc>
+      </w:tr>
+      <w:tr>
+        <w:tc>
+          <w:tcPr/>
+          <w:p>
+            <w:pPr>
+              <w:pStyle w:val="Compact"/>
+            </w:pPr>
+            <w:r>
+              <w:t xml:space="preserve">TEN 11.4</w:t>
+            </w:r>
+          </w:p>
+        </w:tc>
+      </w:tr>
+      <w:tr>
+        <w:tc>
+          <w:tcPr/>
+          <w:p>
+            <w:pPr>
+              <w:pStyle w:val="Compact"/>
+            </w:pPr>
+            <w:r>
+              <w:t xml:space="preserve">11.5</w:t>
+            </w:r>
+          </w:p>
+        </w:tc>
+      </w:tr>
+    </w:tbl>
+    <w:p>
+      <w:pPr>
+        <w:pStyle w:val="BodyText"/>
+      </w:pPr>
+      <w:r>
+        <w:t xml:space="preserve">TEN 11.6 Ø Detectar y responder a cambios no autorizados en las páginas de pago y en los encabezados HTTP de impacto en la seguridad. tención Confirme el alcance, propiedad, diseño, implementación, evidencia operativa, excepciones, corrección y retest. TEN resultados inalámbricos, reportes de escaneo, evidencia ASV, pruebas de penetración, alertas IDS/FIM, monitorización del cambio de página</w:t>
+      </w:r>
+    </w:p>
+    <w:p>
+      <w:pPr>
+        <w:pStyle w:val="BodyText"/>
+      </w:pPr>
+      <w:r>
+        <w:t xml:space="preserve">** Nota de evaluación** Utilice el texto oficial PCI DSS v4.0.1 y el modelo de presentación de informes aplicable para requisitos exactos, notas de aplicabilidad, procedimientos de prueba, opciones de respuesta y documentación. Este manual explica; no reemplaza el estándar.</w:t>
+      </w:r>
+    </w:p>
+    <w:p>
+      <w:pPr>
+        <w:pStyle w:val="BodyText"/>
+      </w:pPr>
       <w:r>
         <w:rPr>
-          <w:bCs/>
-          <w:b/>
-        </w:rPr>
-        <w:t xml:space="preserve">Group</w:t>
-      </w:r>
-      <w:r>
-        <w:t xml:space="preserve"> </w:t>
-      </w:r>
-      <w:r>
-        <w:t xml:space="preserve">Silencio</w:t>
-      </w:r>
-      <w:r>
-        <w:t xml:space="preserve"> </w:t>
-      </w:r>
-      <w:r>
-        <w:rPr>
-          <w:bCs/>
-          <w:b/>
-        </w:rPr>
-        <w:t xml:space="preserve">Plain meaning</w:t>
-      </w:r>
-      <w:r>
-        <w:t xml:space="preserve"> </w:t>
-      </w:r>
-      <w:r>
-        <w:t xml:space="preserve">Silencio</w:t>
-      </w:r>
-      <w:r>
-        <w:t xml:space="preserve"> </w:t>
-      </w:r>
-      <w:r>
-        <w:rPr>
-          <w:bCs/>
-          <w:b/>
-        </w:rPr>
-        <w:t xml:space="preserve">Verification focus</w:t>
-      </w:r>
-      <w:r>
-        <w:t xml:space="preserve"> </w:t>
-      </w:r>
-      <w:r>
-        <w:t xml:space="preserve">Silencio</w:t>
-      </w:r>
-      <w:r>
-        <w:t xml:space="preserve"> </w:t>
-      </w:r>
-      <w:r>
-        <w:rPr>
-          <w:bCs/>
-          <w:b/>
-        </w:rPr>
-        <w:t xml:space="preserve">Example evidence</w:t>
-      </w:r>
-      <w:r>
-        <w:t xml:space="preserve"> </w:t>
-      </w:r>
-      <w:r>
-        <w:t xml:space="preserve">Silencio</w:t>
-      </w:r>
-      <w:r>
-        <w:t xml:space="preserve"> </w:t>
-      </w:r>
-      <w:r>
-        <w:t xml:space="preserve">Silencio—————————————————————————————————————————————————————————————————————————————————————————————————————————————————————————————————————————————————————————————————————————————————————————————————————————————-</w:t>
-      </w:r>
-      <w:r>
-        <w:t xml:space="preserve"> </w:t>
-      </w:r>
-      <w:r>
-        <w:t xml:space="preserve">TEN 11.1 TENIDO Definir, asignar y documentar procesos y roles de prueba de seguridad. tención Confirme el alcance, propiedad, diseño, implementación, evidencia operativa, excepciones, corrección y retest. TEN resultados inalámbricos, reportes de escaneo, evidencia ASV, pruebas de penetración, alertas IDS/FIM, monitorización del cambio de página</w:t>
-      </w:r>
-      <w:r>
-        <w:t xml:space="preserve"> </w:t>
-      </w:r>
-      <w:r>
-        <w:t xml:space="preserve">Silencio 11.2 Silencio Detectar y gestionar puntos de acceso inalámbrico autorizados y no autorizados. tención Confirme el alcance, propiedad, diseño, implementación, evidencia operativa, excepciones, corrección y retest. TEN resultados inalámbricos, reportes de escaneo, evidencia ASV, pruebas de penetración, alertas IDS/FIM, monitorización del cambio de página</w:t>
-      </w:r>
-      <w:r>
-        <w:t xml:space="preserve"> </w:t>
-      </w:r>
-      <w:r>
-        <w:t xml:space="preserve">TEN 11.3 TENIDO Realizar, corregir y repetir escaneos de vulnerabilidad interna y externa requeridos, incluyendo escaneos ASV cuando corresponda. tención Confirme el alcance, propiedad, diseño, implementación, evidencia operativa, excepciones, corrección y retest. TEN resultados inalámbricos, reportes de escaneo, evidencia ASV, pruebas de penetración, alertas IDS/FIM, monitorización del cambio de página</w:t>
-      </w:r>
-      <w:r>
-        <w:t xml:space="preserve"> </w:t>
-      </w:r>
-      <w:r>
-        <w:t xml:space="preserve">TEN 11.4 Silencio Realizar pruebas internas y externas de penetración, pruebas de segmentación, corrección y retesting. tención Confirme el alcance, propiedad, diseño, implementación, evidencia operativa, excepciones, corrección y retest. TEN resultados inalámbricos, reportes de escaneo, evidencia ASV, pruebas de penetración, alertas IDS/FIM, monitorización del cambio de página</w:t>
-      </w:r>
-      <w:r>
-        <w:t xml:space="preserve"> </w:t>
-      </w:r>
-      <w:r>
-        <w:t xml:space="preserve">Silencio 11.5 Silencio Detectar y responder a intrusiones de red y cambios no autorizados en archivos críticos. tención Confirme el alcance, propiedad, diseño, implementación, evidencia operativa, excepciones, corrección y retest. TEN resultados inalámbricos, reportes de escaneo, evidencia ASV, pruebas de penetración, alertas IDS/FIM, monitorización del cambio de página</w:t>
-      </w:r>
-      <w:r>
-        <w:t xml:space="preserve"> </w:t>
-      </w:r>
-      <w:r>
-        <w:t xml:space="preserve">TEN 11.6 Ø Detectar y responder a cambios no autorizados en las páginas de pago y en los encabezados HTTP de impacto en la seguridad. tención Confirme el alcance, propiedad, diseño, implementación, evidencia operativa, excepciones, corrección y retest. TEN resultados inalámbricos, reportes de escaneo, evidencia ASV, pruebas de penetración, alertas IDS/FIM, monitorización del cambio de página</w:t>
-      </w:r>
-    </w:p>
-    <w:p>
-      <w:pPr>
-        <w:pStyle w:val="BodyText"/>
-      </w:pPr>
-      <w:r>
-        <w:t xml:space="preserve">** Nota de evaluación** Utilice el texto oficial PCI DSS v4.0.1 y el modelo de presentación de informes aplicable para requisitos exactos, notas de aplicabilidad, procedimientos de prueba, opciones de respuesta y documentación. Este manual explica; no reemplaza el estándar.</w:t>
-      </w:r>
-    </w:p>
-    <w:p>
-      <w:pPr>
-        <w:pStyle w:val="BodyText"/>
-      </w:pPr>
-      <w:r>
-        <w:rPr>
+          <w:i/>
           <w:iCs/>
-          <w:i/>
         </w:rPr>
         <w:t xml:space="preserve">No sustituyan las herramientas</w:t>
       </w:r>
@@ -4740,17 +4433,17 @@
         <w:t xml:space="preserve"> </w:t>
       </w:r>
       <w:r>
-        <w:t xml:space="preserve">Los escáneres de vulnerabilidad comunitaria pueden apoyar el trabajo interno pero no sustituir el requisito de pasar escáneres ASV externos. Los escáneres web automatizados no reemplazan las pruebas de penetración requeridas ni la evaluación manual calificada. Silencio</w:t>
-      </w:r>
-      <w:r>
-        <w:t xml:space="preserve"> </w:t>
-      </w:r>
-      <w:r>
-        <w:t xml:space="preserve">Silencio.</w:t>
-      </w:r>
-    </w:p>
-    <w:bookmarkEnd w:id="38"/>
-    <w:bookmarkStart w:id="39" w:name="requirement-12-policies-and-programs"/>
+        <w:t xml:space="preserve">Los escáneres de vulnerabilidad comunitaria pueden apoyar el trabajo interno pero no sustituir el requisito de pasar escáneres ASV externos. Los escáneres web automatizados no reemplazan las pruebas de penetración requeridas ni la evaluación manual calificada. |</w:t>
+      </w:r>
+      <w:r>
+        <w:t xml:space="preserve"> </w:t>
+      </w:r>
+      <w:r>
+        <w:t xml:space="preserve">|. |</w:t>
+      </w:r>
+    </w:p>
+    <w:bookmarkEnd w:id="27"/>
+    <w:bookmarkStart w:id="28" w:name="requirement-12-policies-and-programs"/>
     <w:p>
       <w:pPr>
         <w:pStyle w:val="Heading1"/>
@@ -4765,8 +4458,8 @@
       </w:pPr>
       <w:r>
         <w:rPr>
+          <w:i/>
           <w:iCs/>
-          <w:i/>
         </w:rPr>
         <w:t xml:space="preserve">Apoyo Seguridad de la Información con Políticas y Programas Organizacionales</w:t>
       </w:r>
@@ -4777,8 +4470,8 @@
       </w:pPr>
       <w:r>
         <w:rPr>
+          <w:b/>
           <w:bCs/>
-          <w:b/>
         </w:rPr>
         <w:t xml:space="preserve">Propósito de solicitud:</w:t>
       </w:r>
@@ -4792,219 +4485,230 @@
         <w:t xml:space="preserve"> </w:t>
       </w:r>
       <w:r>
-        <w:t xml:space="preserve">Silencio.</w:t>
-      </w:r>
-    </w:p>
-    <w:p>
-      <w:pPr>
-        <w:pStyle w:val="BodyText"/>
-      </w:pPr>
-      <w:r>
-        <w:t xml:space="preserve">Silencio</w:t>
-      </w:r>
-      <w:r>
-        <w:t xml:space="preserve"> </w:t>
-      </w:r>
+        <w:t xml:space="preserve">|. |</w:t>
+      </w:r>
+    </w:p>
+    <w:tbl>
+      <w:tblPr>
+        <w:tblStyle w:val="Table"/>
+        <w:tblW w:type="pct" w:w="5000"/>
+        <w:tblLayout w:type="fixed"/>
+        <w:tblLook w:firstRow="1" w:lastRow="0" w:firstColumn="0" w:lastColumn="0" w:noHBand="0" w:noVBand="0" w:val="0020"/>
+      </w:tblPr>
+      <w:tblGrid>
+        <w:gridCol w:w="7920"/>
+      </w:tblGrid>
+      <w:tr>
+        <w:trPr>
+          <w:tblHeader w:val="on"/>
+        </w:trPr>
+        <w:tc>
+          <w:tcPr/>
+          <w:p>
+            <w:pPr>
+              <w:pStyle w:val="Compact"/>
+            </w:pPr>
+            <w:r>
+              <w:rPr>
+                <w:b/>
+                <w:bCs/>
+              </w:rPr>
+              <w:t xml:space="preserve">Grupo</w:t>
+            </w:r>
+          </w:p>
+        </w:tc>
+      </w:tr>
+      <w:tr>
+        <w:tc>
+          <w:tcPr/>
+          <w:p>
+            <w:pPr>
+              <w:pStyle w:val="Compact"/>
+            </w:pPr>
+            <w:r>
+              <w:t xml:space="preserve">TEN 12.1</w:t>
+            </w:r>
+          </w:p>
+        </w:tc>
+      </w:tr>
+      <w:tr>
+        <w:tc>
+          <w:tcPr/>
+          <w:p>
+            <w:pPr>
+              <w:pStyle w:val="Compact"/>
+            </w:pPr>
+            <w:r>
+              <w:t xml:space="preserve">tención 12.2</w:t>
+            </w:r>
+          </w:p>
+        </w:tc>
+      </w:tr>
+      <w:tr>
+        <w:tc>
+          <w:tcPr/>
+          <w:p>
+            <w:pPr>
+              <w:pStyle w:val="Compact"/>
+            </w:pPr>
+            <w:r>
+              <w:t xml:space="preserve">TEN 12.3</w:t>
+            </w:r>
+          </w:p>
+        </w:tc>
+      </w:tr>
+      <w:tr>
+        <w:tc>
+          <w:tcPr/>
+          <w:p>
+            <w:pPr>
+              <w:pStyle w:val="Compact"/>
+            </w:pPr>
+            <w:r>
+              <w:t xml:space="preserve">TEN 12.4</w:t>
+            </w:r>
+          </w:p>
+        </w:tc>
+      </w:tr>
+      <w:tr>
+        <w:tc>
+          <w:tcPr/>
+          <w:p>
+            <w:pPr>
+              <w:pStyle w:val="Compact"/>
+            </w:pPr>
+            <w:r>
+              <w:t xml:space="preserve">TEN 12.5</w:t>
+            </w:r>
+          </w:p>
+        </w:tc>
+      </w:tr>
+      <w:tr>
+        <w:tc>
+          <w:tcPr/>
+          <w:p>
+            <w:pPr>
+              <w:pStyle w:val="Compact"/>
+            </w:pPr>
+            <w:r>
+              <w:t xml:space="preserve">12.6</w:t>
+            </w:r>
+          </w:p>
+        </w:tc>
+      </w:tr>
+      <w:tr>
+        <w:tc>
+          <w:tcPr/>
+          <w:p>
+            <w:pPr>
+              <w:pStyle w:val="Compact"/>
+            </w:pPr>
+            <w:r>
+              <w:t xml:space="preserve">TEN 12.7 ANTERIED Screen prospective personnel who will have access to the CDE, subject to law and role risk. tención Confirme el alcance, propiedad, diseño, implementación, evidencia operativa, excepciones, corrección y retest. políticas, análisis de riesgos, validación de alcances, capacitación, control de personal, archivos TPSP, ejercicios de incidentes</w:t>
+            </w:r>
+          </w:p>
+        </w:tc>
+      </w:tr>
+      <w:tr>
+        <w:tc>
+          <w:tcPr/>
+          <w:p>
+            <w:pPr>
+              <w:pStyle w:val="Compact"/>
+            </w:pPr>
+            <w:r>
+              <w:t xml:space="preserve">TEN 12.8</w:t>
+            </w:r>
+          </w:p>
+        </w:tc>
+      </w:tr>
+      <w:tr>
+        <w:tc>
+          <w:tcPr/>
+          <w:p>
+            <w:pPr>
+              <w:pStyle w:val="Compact"/>
+            </w:pPr>
+            <w:r>
+              <w:t xml:space="preserve">12.9</w:t>
+            </w:r>
+          </w:p>
+        </w:tc>
+      </w:tr>
+      <w:tr>
+        <w:tc>
+          <w:tcPr/>
+          <w:p>
+            <w:pPr>
+              <w:pStyle w:val="Compact"/>
+            </w:pPr>
+            <w:r>
+              <w:t xml:space="preserve">12.10</w:t>
+            </w:r>
+          </w:p>
+        </w:tc>
+      </w:tr>
+    </w:tbl>
+    <w:p>
+      <w:pPr>
+        <w:pStyle w:val="BodyText"/>
+      </w:pPr>
+      <w:r>
+        <w:t xml:space="preserve">** Nota de evaluación** Utilice el texto oficial PCI DSS v4.0.1 y el modelo de presentación de informes aplicable para requisitos exactos, notas de aplicabilidad, procedimientos de prueba, opciones de respuesta y documentación. Este manual explica; no reemplaza el estándar.</w:t>
+      </w:r>
+    </w:p>
+    <w:p>
+      <w:pPr>
+        <w:pStyle w:val="BodyText"/>
+      </w:pPr>
+      <w:r>
+        <w:t xml:space="preserve">יimg src=</w:t>
+      </w:r>
+      <w:r>
+        <w:t xml:space="preserve">“media/image7.png”</w:t>
+      </w:r>
+      <w:r>
+        <w:t xml:space="preserve"> </w:t>
+      </w:r>
+      <w:r>
+        <w:t xml:space="preserve">style=</w:t>
+      </w:r>
+      <w:r>
+        <w:t xml:space="preserve">“width:6.15in;height:2.70151in”</w:t>
+      </w:r>
+      <w:r>
+        <w:t xml:space="preserve"> </w:t>
+      </w:r>
+      <w:r>
+        <w:t xml:space="preserve">alt=“Detect, contenga, analice, notifique, recupere y mejore el uso de responsabilidades y contactos preparados.</w:t>
+      </w:r>
+    </w:p>
+    <w:p>
+      <w:pPr>
+        <w:pStyle w:val="BodyText"/>
+      </w:pPr>
+      <w:r>
+        <w:t xml:space="preserve">Gráfico 8 Corriente de trabajo de respuesta a incidentes de pago</w:t>
+      </w:r>
+    </w:p>
+    <w:bookmarkEnd w:id="28"/>
+    <w:bookmarkStart w:id="30" w:name="pruebas-evaluación-y-control"/>
+    <w:p>
+      <w:pPr>
+        <w:pStyle w:val="Heading1"/>
+      </w:pPr>
+      <w:r>
+        <w:t xml:space="preserve">18. Pruebas, evaluación y control</w:t>
+      </w:r>
+    </w:p>
+    <w:p>
+      <w:pPr>
+        <w:pStyle w:val="FirstParagraph"/>
+      </w:pPr>
       <w:r>
         <w:rPr>
-          <w:bCs/>
-          <w:b/>
-        </w:rPr>
-        <w:t xml:space="preserve">Group</w:t>
-      </w:r>
-      <w:r>
-        <w:t xml:space="preserve"> </w:t>
-      </w:r>
-      <w:r>
-        <w:t xml:space="preserve">Silencio</w:t>
-      </w:r>
-      <w:r>
-        <w:t xml:space="preserve"> </w:t>
-      </w:r>
-      <w:r>
-        <w:rPr>
-          <w:bCs/>
-          <w:b/>
-        </w:rPr>
-        <w:t xml:space="preserve">Plain meaning</w:t>
-      </w:r>
-      <w:r>
-        <w:t xml:space="preserve"> </w:t>
-      </w:r>
-      <w:r>
-        <w:t xml:space="preserve">Silencio</w:t>
-      </w:r>
-      <w:r>
-        <w:t xml:space="preserve"> </w:t>
-      </w:r>
-      <w:r>
-        <w:rPr>
-          <w:bCs/>
-          <w:b/>
-        </w:rPr>
-        <w:t xml:space="preserve">Verification focus</w:t>
-      </w:r>
-      <w:r>
-        <w:t xml:space="preserve"> </w:t>
-      </w:r>
-      <w:r>
-        <w:t xml:space="preserve">Silencio</w:t>
-      </w:r>
-      <w:r>
-        <w:t xml:space="preserve"> </w:t>
-      </w:r>
-      <w:r>
-        <w:rPr>
-          <w:bCs/>
-          <w:b/>
-        </w:rPr>
-        <w:t xml:space="preserve">Example evidence</w:t>
-      </w:r>
-      <w:r>
-        <w:t xml:space="preserve"> </w:t>
-      </w:r>
-      <w:r>
-        <w:t xml:space="preserve">Silencio</w:t>
-      </w:r>
-      <w:r>
-        <w:t xml:space="preserve"> </w:t>
-      </w:r>
-      <w:r>
-        <w:t xml:space="preserve">Silencio—————————————————————————————————————————————————————————————————————————————————————————————————————————————————————————————————————————————————————————————————————————————————————————————————————————————————————————————————————————————————————————————————————————————————————————————————————————————————————————————————————————————————————————————————————-</w:t>
-      </w:r>
-      <w:r>
-        <w:t xml:space="preserve"> </w:t>
-      </w:r>
-      <w:r>
-        <w:t xml:space="preserve">TEN 12.1 TENIDO Establecer, publicar, mantener, reconocer y revisar la política y responsabilidades de seguridad de la información. tención Confirme el alcance, propiedad, diseño, implementación, evidencia operativa, excepciones, corrección y retest. políticas, análisis de riesgos, validación de alcances, capacitación, control de personal, archivos TPSP, ejercicios de incidentes TEN</w:t>
-      </w:r>
-      <w:r>
-        <w:t xml:space="preserve"> </w:t>
-      </w:r>
-      <w:r>
-        <w:t xml:space="preserve">tención 12.2 Silencio Mantener políticas de uso aceptable para tecnologías de usuario final. tención Confirme el alcance, propiedad, diseño, implementación, evidencia operativa, excepciones, corrección y retest. políticas, análisis de riesgos, validación de alcances, capacitación, control de personal, archivos TPSP, ejercicios de incidentes TEN</w:t>
-      </w:r>
-      <w:r>
-        <w:t xml:space="preserve"> </w:t>
-      </w:r>
-      <w:r>
-        <w:t xml:space="preserve">TEN 12.3 TENIDO Identificar y gestionar los riesgos PCI DSS mediante análisis específicos y exámenes anuales de la criptografía y la tecnología. tención Confirme el alcance, propiedad, diseño, implementación, evidencia operativa, excepciones, corrección y retest. políticas, análisis de riesgos, validación de alcances, capacitación, control de personal, archivos TPSP, ejercicios de incidentes TEN</w:t>
-      </w:r>
-      <w:r>
-        <w:t xml:space="preserve"> </w:t>
-      </w:r>
-      <w:r>
-        <w:t xml:space="preserve">TEN 12.4 TENIDO Administrar, supervisar e informar sobre las responsabilidades de cumplimiento de PCI DSS, con mayor supervisión de proveedores de servicios. tención Confirme el alcance, propiedad, diseño, implementación, evidencia operativa, excepciones, corrección y retest. políticas, análisis de riesgos, validación de alcances, capacitación, control de personal, archivos TPSP, ejercicios de incidentes TEN</w:t>
-      </w:r>
-      <w:r>
-        <w:t xml:space="preserve"> </w:t>
-      </w:r>
-      <w:r>
-        <w:t xml:space="preserve">TEN 12.5 TENIDO Document, confirme y valide el alcance de PCI DSS al menos anualmente y después de cambios significativos; los proveedores de servicios lo hacen cada 6 meses. tención Confirme el alcance, propiedad, diseño, implementación, evidencia operativa, excepciones, corrección y retest. políticas, análisis de riesgos, validación de alcances, capacitación, control de personal, archivos TPSP, ejercicios de incidentes TEN</w:t>
-      </w:r>
-      <w:r>
-        <w:t xml:space="preserve"> </w:t>
-      </w:r>
-      <w:r>
-        <w:t xml:space="preserve">Silencio 12.6 Silencio Opera un programa de seguridad continuo y consciente de la función con contenido de phishing y uso aceptable. tención Confirme el alcance, propiedad, diseño, implementación, evidencia operativa, excepciones, corrección y retest. políticas, análisis de riesgos, validación de alcances, capacitación, control de personal, archivos TPSP, ejercicios de incidentes TEN</w:t>
-      </w:r>
-      <w:r>
-        <w:t xml:space="preserve"> </w:t>
-      </w:r>
-      <w:r>
-        <w:t xml:space="preserve">TEN 12.7 ANTERIED Screen prospective personnel who will have access to the CDE, subject to law and role risk. tención Confirme el alcance, propiedad, diseño, implementación, evidencia operativa, excepciones, corrección y retest. políticas, análisis de riesgos, validación de alcances, capacitación, control de personal, archivos TPSP, ejercicios de incidentes TEN</w:t>
-      </w:r>
-      <w:r>
-        <w:t xml:space="preserve"> </w:t>
-      </w:r>
-      <w:r>
-        <w:t xml:space="preserve">TEN 12.8 TENIDO Mantener y gobernar relaciones de terceros proveedores de servicios, matrices de responsabilidad, acuerdos y monitoreo. tención Confirme el alcance, propiedad, diseño, implementación, evidencia operativa, excepciones, corrección y retest. políticas, análisis de riesgos, validación de alcances, capacitación, control de personal, archivos TPSP, ejercicios de incidentes TEN</w:t>
-      </w:r>
-      <w:r>
-        <w:t xml:space="preserve"> </w:t>
-      </w:r>
-      <w:r>
-        <w:t xml:space="preserve">Silencio 12.9 Silencio Exigir a los proveedores de servicios que reconozcan por escrito su responsabilidad por la seguridad de los datos de la cuenta y para apoyar a los clientes. tención Confirme el alcance, propiedad, diseño, implementación, evidencia operativa, excepciones, corrección y retest. políticas, análisis de riesgos, validación de alcances, capacitación, control de personal, archivos TPSP, ejercicios de incidentes TEN</w:t>
-      </w:r>
-      <w:r>
-        <w:t xml:space="preserve"> </w:t>
-      </w:r>
-      <w:r>
-        <w:t xml:space="preserve">Silencio 12.10 Silencio Mantener, probar, revisar y mejorar un plan de respuesta a incidentes que aborde los datos de la cuenta de pago. tención Confirme el alcance, propiedad, diseño, implementación, evidencia operativa, excepciones, corrección y retest. políticas, análisis de riesgos, validación de alcances, capacitación, control de personal, archivos TPSP, ejercicios de incidentes TEN</w:t>
-      </w:r>
-    </w:p>
-    <w:p>
-      <w:pPr>
-        <w:pStyle w:val="BodyText"/>
-      </w:pPr>
-      <w:r>
-        <w:t xml:space="preserve">** Nota de evaluación** Utilice el texto oficial PCI DSS v4.0.1 y el modelo de presentación de informes aplicable para requisitos exactos, notas de aplicabilidad, procedimientos de prueba, opciones de respuesta y documentación. Este manual explica; no reemplaza el estándar.</w:t>
-      </w:r>
-    </w:p>
-    <w:p>
-      <w:pPr>
-        <w:pStyle w:val="BodyText"/>
-      </w:pPr>
-      <w:r>
-        <w:t xml:space="preserve">יimg src=</w:t>
-      </w:r>
-      <w:r>
-        <w:t xml:space="preserve">“</w:t>
-      </w:r>
-      <w:r>
-        <w:t xml:space="preserve">media/image7.png</w:t>
-      </w:r>
-      <w:r>
-        <w:t xml:space="preserve">”</w:t>
-      </w:r>
-      <w:r>
-        <w:t xml:space="preserve"> </w:t>
-      </w:r>
-      <w:r>
-        <w:t xml:space="preserve">style=</w:t>
-      </w:r>
-      <w:r>
-        <w:t xml:space="preserve">“</w:t>
-      </w:r>
-      <w:r>
-        <w:t xml:space="preserve">width:6.15in;height:2.70151in</w:t>
-      </w:r>
-      <w:r>
-        <w:t xml:space="preserve">”</w:t>
-      </w:r>
-      <w:r>
-        <w:t xml:space="preserve"> </w:t>
-      </w:r>
-      <w:r>
-        <w:t xml:space="preserve">alt=“Detect, contenga, analice, notifique, recupere y mejore el uso de responsabilidades y contactos preparados.</w:t>
-      </w:r>
-    </w:p>
-    <w:p>
-      <w:pPr>
-        <w:pStyle w:val="BodyText"/>
-      </w:pPr>
-      <w:r>
-        <w:t xml:space="preserve">Gráfico 8 Corriente de trabajo de respuesta a incidentes de pago</w:t>
-      </w:r>
-    </w:p>
-    <w:bookmarkEnd w:id="39"/>
-    <w:bookmarkStart w:id="41" w:name="pruebas-evaluación-y-control"/>
-    <w:p>
-      <w:pPr>
-        <w:pStyle w:val="Heading1"/>
-      </w:pPr>
-      <w:r>
-        <w:t xml:space="preserve">18. Pruebas, evaluación y control</w:t>
-      </w:r>
-    </w:p>
-    <w:p>
-      <w:pPr>
-        <w:pStyle w:val="FirstParagraph"/>
-      </w:pPr>
-      <w:r>
-        <w:rPr>
+          <w:i/>
           <w:iCs/>
-          <w:i/>
         </w:rPr>
         <w:t xml:space="preserve">Cómo verificar que los requisitos PCI DSS se implementan y operan.</w:t>
       </w:r>
@@ -5017,13 +4721,7 @@
         <w:t xml:space="preserve">■img src=</w:t>
       </w:r>
       <w:r>
-        <w:t xml:space="preserve">“</w:t>
-      </w:r>
-      <w:r>
-        <w:t xml:space="preserve">media/image8.png</w:t>
-      </w:r>
-      <w:r>
-        <w:t xml:space="preserve">”</w:t>
+        <w:t xml:space="preserve">“media/image8.png”</w:t>
       </w:r>
       <w:r>
         <w:t xml:space="preserve"> </w:t>
@@ -5032,13 +4730,7 @@
         <w:t xml:space="preserve">style=</w:t>
       </w:r>
       <w:r>
-        <w:t xml:space="preserve">“</w:t>
-      </w:r>
-      <w:r>
-        <w:t xml:space="preserve">width:6.15in;height:2.84492in</w:t>
-      </w:r>
-      <w:r>
-        <w:t xml:space="preserve">”</w:t>
+        <w:t xml:space="preserve">“width:6.15in;height:2.84492in”</w:t>
       </w:r>
       <w:r>
         <w:t xml:space="preserve"> </w:t>
@@ -5047,13 +4739,7 @@
         <w:t xml:space="preserve">alt=</w:t>
       </w:r>
       <w:r>
-        <w:t xml:space="preserve">“</w:t>
-      </w:r>
-      <w:r>
-        <w:t xml:space="preserve">Una conclusión defensible conecta criterios, alcance, diseño de control, evidencia completa, pruebas, corrección y retest.</w:t>
-      </w:r>
-      <w:r>
-        <w:t xml:space="preserve">”</w:t>
+        <w:t xml:space="preserve">“Una conclusión defensible conecta criterios, alcance, diseño de control, evidencia completa, pruebas, corrección y retest.”</w:t>
       </w:r>
       <w:r>
         <w:t xml:space="preserve"> </w:t>
@@ -5158,7 +4844,7 @@
         <w:t xml:space="preserve">Reprueba la corrección en toda la población afectada y establece la conclusión y limitaciones.</w:t>
       </w:r>
     </w:p>
-    <w:bookmarkStart w:id="40" w:name="pruebas-prácticas"/>
+    <w:bookmarkStart w:id="29" w:name="pruebas-prácticas"/>
     <w:p>
       <w:pPr>
         <w:pStyle w:val="Heading2"/>
@@ -5172,15 +4858,9 @@
         <w:pStyle w:val="FirstParagraph"/>
       </w:pPr>
       <w:r>
-        <w:t xml:space="preserve">Silencio</w:t>
-      </w:r>
-      <w:r>
-        <w:t xml:space="preserve"> </w:t>
-      </w:r>
-      <w:r>
         <w:rPr>
+          <w:b/>
           <w:bCs/>
-          <w:b/>
         </w:rPr>
         <w:t xml:space="preserve">Area</w:t>
       </w:r>
@@ -5188,15 +4868,15 @@
         <w:t xml:space="preserve"> </w:t>
       </w:r>
       <w:r>
-        <w:t xml:space="preserve">Silencio</w:t>
+        <w:t xml:space="preserve">|</w:t>
       </w:r>
       <w:r>
         <w:t xml:space="preserve"> </w:t>
       </w:r>
       <w:r>
         <w:rPr>
+          <w:b/>
           <w:bCs/>
-          <w:b/>
         </w:rPr>
         <w:t xml:space="preserve">Populación y muestra</w:t>
       </w:r>
@@ -5204,13 +4884,15 @@
         <w:t xml:space="preserve"> </w:t>
       </w:r>
       <w:r>
-        <w:t xml:space="preserve">Silencio**</w:t>
-      </w:r>
-      <w:r>
-        <w:t xml:space="preserve"> </w:t>
-      </w:r>
-      <w:r>
-        <w:t xml:space="preserve">Silencio, silencio.</w:t>
+        <w:t xml:space="preserve">|**</w:t>
+      </w:r>
+    </w:p>
+    <w:p>
+      <w:pPr>
+        <w:pStyle w:val="BodyText"/>
+      </w:pPr>
+      <w:r>
+        <w:t xml:space="preserve">|, silencio. |</w:t>
       </w:r>
       <w:r>
         <w:t xml:space="preserve"> </w:t>
@@ -5234,7 +4916,7 @@
         <w:t xml:space="preserve"> </w:t>
       </w:r>
       <w:r>
-        <w:t xml:space="preserve">← Acceso Silencio Todos los trabajadores, privilegios, servicios, aplicaciones y cuentas de terceros Necesidades de prueba, aprobación, MFA, autenticación, revisión, cambio, inactividad y rescisión TENRI Población, configuración, registros, aprobaciones, revisiones y entradas ANTERI</w:t>
+        <w:t xml:space="preserve">← Acceso | Todos los trabajadores, privilegios, servicios, aplicaciones y cuentas de terceros Necesidades de prueba, aprobación, MFA, autenticación, revisión, cambio, inactividad y rescisión TENRI Población, configuración, registros, aprobaciones, revisiones y entradas ANTERI</w:t>
       </w:r>
       <w:r>
         <w:t xml:space="preserve"> </w:t>
@@ -5246,13 +4928,13 @@
         <w:t xml:space="preserve"> </w:t>
       </w:r>
       <w:r>
-        <w:t xml:space="preserve">tención Registros Silencio Todas las fuentes, comentarios, alertas, retención y fallos de control requeridos Campos de prueba, protección, tiempo, frecuencia de revisión, automatización, investigación y respuesta a fallos TENIDO Lista de fuentes, configuraciones, alertas, entradas, retención y prueba de tiempo</w:t>
-      </w:r>
-      <w:r>
-        <w:t xml:space="preserve"> </w:t>
-      </w:r>
-      <w:r>
-        <w:t xml:space="preserve">← Páginas de pago Silencio Todos los scripts, páginas, encabezados, cambios y alertas Silencio Autorización de prueba, justificación, integridad, inventario, monitoreo, frecuencia, alerta y respuesta TENIS Script inventario, aprobaciones, método de integridad, alerta, ticket y retest</w:t>
+        <w:t xml:space="preserve">tención Registros | Todas las fuentes, comentarios, alertas, retención y fallos de control requeridos Campos de prueba, protección, tiempo, frecuencia de revisión, automatización, investigación y respuesta a fallos | Lista de fuentes, configuraciones, alertas, entradas, retención y prueba de tiempo</w:t>
+      </w:r>
+      <w:r>
+        <w:t xml:space="preserve"> </w:t>
+      </w:r>
+      <w:r>
+        <w:t xml:space="preserve">← Páginas de pago | Todos los scripts, páginas, encabezados, cambios y alertas | Autorización de prueba, justificación, integridad, inventario, monitoreo, frecuencia, alerta y respuesta TENIS Script inventario, aprobaciones, método de integridad, alerta, ticket y retest</w:t>
       </w:r>
       <w:r>
         <w:t xml:space="preserve"> </w:t>
@@ -5261,9 +4943,9 @@
         <w:t xml:space="preserve">← Terceras partes ← Población completa del TPSP; muestra crítica, nueva, cambiada y terminada proveedores Acuerdo de prueba, matriz de responsabilidad, estado, vigilancia, derechos de incidencia, efecto de alcance y salida TEN-Inventario, contratos, AOCs, matriz, revisiones, hallazgos y prueba de eliminación</w:t>
       </w:r>
     </w:p>
-    <w:bookmarkEnd w:id="40"/>
-    <w:bookmarkEnd w:id="41"/>
-    <w:bookmarkStart w:id="85" w:name="X54dff882c884e6107b1fdca7876ac5435c9a7b4"/>
+    <w:bookmarkEnd w:id="29"/>
+    <w:bookmarkEnd w:id="30"/>
+    <w:bookmarkStart w:id="74" w:name="X54dff882c884e6107b1fdca7876ac5435c9a7b4"/>
     <w:p>
       <w:pPr>
         <w:pStyle w:val="Heading1"/>
@@ -5274,143 +4956,207 @@
     </w:p>
     <w:p>
       <w:pPr>
+        <w:pStyle w:val="Compact"/>
         <w:numPr>
           <w:ilvl w:val="0"/>
           <w:numId w:val="1012"/>
         </w:numPr>
+      </w:pPr>
+      <w:r>
+        <w:t xml:space="preserve">Enlaces oficiales, inicios rápidos seguros, pruebas y limitaciones.*</w:t>
+      </w:r>
+    </w:p>
+    <w:tbl>
+      <w:tblPr>
+        <w:tblStyle w:val="Table"/>
+        <w:tblW w:type="auto" w:w="0"/>
+        <w:tblLook w:firstRow="1" w:lastRow="0" w:firstColumn="0" w:lastColumn="0" w:noHBand="0" w:noVBand="0" w:val="0020"/>
+      </w:tblPr>
+      <w:tblGrid>
+        <w:gridCol w:w="7920"/>
+      </w:tblGrid>
+      <w:tr>
+        <w:trPr>
+          <w:tblHeader w:val="on"/>
+        </w:trPr>
+        <w:tc>
+          <w:tcPr/>
+          <w:p>
+            <w:pPr>
+              <w:pStyle w:val="Compact"/>
+            </w:pPr>
+            <w:r>
+              <w:rPr>
+                <w:b/>
+                <w:bCs/>
+              </w:rPr>
+              <w:t xml:space="preserve">Herramienta</w:t>
+            </w:r>
+          </w:p>
+        </w:tc>
+      </w:tr>
+      <w:tr>
+        <w:tc>
+          <w:tcPr/>
+          <w:p>
+            <w:pPr>
+              <w:pStyle w:val="Compact"/>
+            </w:pPr>
+            <w:r>
+              <w:t xml:space="preserve">CISO Assistant</w:t>
+            </w:r>
+          </w:p>
+        </w:tc>
+      </w:tr>
+      <w:tr>
+        <w:tc>
+          <w:tcPr/>
+          <w:p>
+            <w:pPr>
+              <w:pStyle w:val="Compact"/>
+            </w:pPr>
+            <w:r>
+              <w:t xml:space="preserve">tención Wazuh</w:t>
+            </w:r>
+          </w:p>
+        </w:tc>
+      </w:tr>
+      <w:tr>
+        <w:tc>
+          <w:tcPr/>
+          <w:p>
+            <w:pPr>
+              <w:pStyle w:val="Compact"/>
+            </w:pPr>
+            <w:r>
+              <w:t xml:space="preserve">Silencioso osquery</w:t>
+            </w:r>
+          </w:p>
+        </w:tc>
+      </w:tr>
+      <w:tr>
+        <w:tc>
+          <w:tcPr/>
+          <w:p>
+            <w:pPr>
+              <w:pStyle w:val="Compact"/>
+            </w:pPr>
+            <w:r>
+              <w:t xml:space="preserve">OpenSCAP ← Evaluación de la configuración segura de Linux</w:t>
+            </w:r>
+          </w:p>
+        </w:tc>
+      </w:tr>
+      <w:tr>
+        <w:tc>
+          <w:tcPr/>
+          <w:p>
+            <w:pPr>
+              <w:pStyle w:val="Compact"/>
+            </w:pPr>
+            <w:r>
+              <w:t xml:space="preserve">Greenbone Community Edition</w:t>
+            </w:r>
+          </w:p>
+        </w:tc>
+      </w:tr>
+      <w:tr>
+        <w:tc>
+          <w:tcPr/>
+          <w:p>
+            <w:pPr>
+              <w:pStyle w:val="Compact"/>
+            </w:pPr>
+            <w:r>
+              <w:t xml:space="preserve">Nmap</w:t>
+            </w:r>
+          </w:p>
+        </w:tc>
+      </w:tr>
+      <w:tr>
+        <w:tc>
+          <w:tcPr/>
+          <w:p>
+            <w:pPr>
+              <w:pStyle w:val="Compact"/>
+            </w:pPr>
+            <w:r>
+              <w:t xml:space="preserve">tención Trivy</w:t>
+            </w:r>
+          </w:p>
+        </w:tc>
+      </w:tr>
+      <w:tr>
+        <w:tc>
+          <w:tcPr/>
+          <w:p>
+            <w:pPr>
+              <w:pStyle w:val="Compact"/>
+            </w:pPr>
+            <w:r>
+              <w:t xml:space="preserve">OWASP ZAP</w:t>
+            </w:r>
+          </w:p>
+        </w:tc>
+      </w:tr>
+    </w:tbl>
+    <w:p>
+      <w:pPr>
+        <w:pStyle w:val="BodyText"/>
+      </w:pPr>
+      <w:r>
+        <w:t xml:space="preserve">Silencioso ModSecurity + OWASP CRS durable Controles de firewall de aplicaciones web</w:t>
+      </w:r>
+      <w:r>
+        <w:t xml:space="preserve"> </w:t>
+      </w:r>
+      <w:r>
+        <w:t xml:space="preserve">| Suricata Silencioso Red de detección de intrusiones |</w:t>
+      </w:r>
+      <w:r>
+        <w:t xml:space="preserve"> </w:t>
+      </w:r>
+      <w:r>
+        <w:t xml:space="preserve">TENER Keycloak | Identidad, acceso, MFA y autenticación</w:t>
+      </w:r>
+      <w:r>
+        <w:t xml:space="preserve"> </w:t>
+      </w:r>
+      <w:r>
+        <w:t xml:space="preserve">← DefectDojo | Encontrar la ingesta, la remediación y la retesta | 6, 11, 12</w:t>
+      </w:r>
+      <w:r>
+        <w:t xml:space="preserve"> </w:t>
+      </w:r>
+      <w:r>
+        <w:t xml:space="preserve">| AIDE | Monitorización de la integridad de archivos</w:t>
+      </w:r>
+      <w:r>
+        <w:t xml:space="preserve"> </w:t>
+      </w:r>
+      <w:r>
+        <w:t xml:space="preserve">← Política Abierta Agente Silencioso Política como código</w:t>
+      </w:r>
+    </w:p>
+    <w:p>
+      <w:pPr>
         <w:pStyle w:val="Compact"/>
-      </w:pPr>
-      <w:r>
-        <w:t xml:space="preserve">Enlaces oficiales, inicios rápidos seguros, pruebas y limitaciones.*</w:t>
-      </w:r>
-    </w:p>
-    <w:p>
-      <w:pPr>
-        <w:pStyle w:val="FirstParagraph"/>
-      </w:pPr>
-      <w:r>
-        <w:t xml:space="preserve">Silencio</w:t>
-      </w:r>
-      <w:r>
-        <w:t xml:space="preserve"> </w:t>
-      </w:r>
-      <w:r>
-        <w:rPr>
-          <w:bCs/>
-          <w:b/>
-        </w:rPr>
-        <w:t xml:space="preserve">Herramienta</w:t>
-      </w:r>
-      <w:r>
-        <w:t xml:space="preserve"> </w:t>
-      </w:r>
-      <w:r>
-        <w:t xml:space="preserve">Silencio———————————————————-</w:t>
-      </w:r>
-      <w:r>
-        <w:t xml:space="preserve"> </w:t>
-      </w:r>
-      <w:r>
-        <w:t xml:space="preserve">TENIDO CISO Assistant TENIDO GRC, requirements, evidence, risks TEN 12, all TEN</w:t>
-      </w:r>
-      <w:r>
-        <w:t xml:space="preserve"> </w:t>
-      </w:r>
-      <w:r>
-        <w:t xml:space="preserve">tención Wazuh Silencio Endpoint security, malware, logs, integrity TEN 5, 10, 11 TEN</w:t>
-      </w:r>
-      <w:r>
-        <w:t xml:space="preserve"> </w:t>
-      </w:r>
-      <w:r>
-        <w:t xml:space="preserve">Silencioso osquery Silencio Asset, software, cuenta y consultas de configuración</w:t>
-      </w:r>
-      <w:r>
-        <w:t xml:space="preserve"> </w:t>
-      </w:r>
-      <w:r>
-        <w:t xml:space="preserve">Silencio OpenSCAP ← Evaluación de la configuración segura de Linux</w:t>
-      </w:r>
-      <w:r>
-        <w:t xml:space="preserve"> </w:t>
-      </w:r>
-      <w:r>
-        <w:t xml:space="preserve">Silencio Greenbone Community Edition Silencio La evaluación interna de la vulnerabilidad</w:t>
-      </w:r>
-      <w:r>
-        <w:t xml:space="preserve"> </w:t>
-      </w:r>
-      <w:r>
-        <w:t xml:space="preserve">Silencio Nmap Silencio Servicio autorizado y descubrimiento de la segmentación</w:t>
-      </w:r>
-      <w:r>
-        <w:t xml:space="preserve"> </w:t>
-      </w:r>
-      <w:r>
-        <w:t xml:space="preserve">tención Trivy Silencio Código, imagen, dependencia, secreto y configuración escaneado TENED 6</w:t>
-      </w:r>
-      <w:r>
-        <w:t xml:space="preserve"> </w:t>
-      </w:r>
-      <w:r>
-        <w:t xml:space="preserve">Silencio OWASP ZAP Silencio Evaluación autorizada de la aplicación web</w:t>
-      </w:r>
-      <w:r>
-        <w:t xml:space="preserve"> </w:t>
-      </w:r>
-      <w:r>
-        <w:t xml:space="preserve">Silencioso ModSecurity + OWASP CRS durable Controles de firewall de aplicaciones web</w:t>
-      </w:r>
-      <w:r>
-        <w:t xml:space="preserve"> </w:t>
-      </w:r>
-      <w:r>
-        <w:t xml:space="preserve">Silencio Suricata Silencioso Red de detección de intrusiones</w:t>
-      </w:r>
-      <w:r>
-        <w:t xml:space="preserve"> </w:t>
-      </w:r>
-      <w:r>
-        <w:t xml:space="preserve">TENER Keycloak TENIDO Identidad, acceso, MFA y autenticación</w:t>
-      </w:r>
-      <w:r>
-        <w:t xml:space="preserve"> </w:t>
-      </w:r>
-      <w:r>
-        <w:t xml:space="preserve">← DefectDojo Silencio Encontrar la ingesta, la remediación y la retesta Silencio 6, 11, 12</w:t>
-      </w:r>
-      <w:r>
-        <w:t xml:space="preserve"> </w:t>
-      </w:r>
-      <w:r>
-        <w:t xml:space="preserve">Silencio AIDE Silencio Monitorización de la integridad de archivos</w:t>
-      </w:r>
-      <w:r>
-        <w:t xml:space="preserve"> </w:t>
-      </w:r>
-      <w:r>
-        <w:t xml:space="preserve">← Política Abierta Agente Silencioso Política como código</w:t>
-      </w:r>
-    </w:p>
-    <w:p>
-      <w:pPr>
         <w:numPr>
           <w:ilvl w:val="0"/>
           <w:numId w:val="1013"/>
         </w:numPr>
-        <w:pStyle w:val="Compact"/>
-      </w:pPr>
-      <w:r>
-        <w:t xml:space="preserve">Limitación crítica* Estas herramientas pueden apoyar pruebas y operaciones de seguridad. No pueden hacer que una entidad PCI DSS cumpla, reemplazar un juicio QSA/ISA, reemplazar los escaneos ASV requeridos, o reemplazar las pruebas de penetración calificadas. Silencio</w:t>
-      </w:r>
-      <w:r>
-        <w:t xml:space="preserve"> </w:t>
-      </w:r>
-      <w:r>
-        <w:t xml:space="preserve">Silencio.</w:t>
-      </w:r>
-    </w:p>
-    <w:bookmarkStart w:id="42" w:name="validación-de-herramientas"/>
+      </w:pPr>
+      <w:r>
+        <w:t xml:space="preserve">Limitación crítica* Estas herramientas pueden apoyar pruebas y operaciones de seguridad. No pueden hacer que una entidad PCI DSS cumpla, reemplazar un juicio QSA/ISA, reemplazar los escaneos ASV requeridos, o reemplazar las pruebas de penetración calificadas. |</w:t>
+      </w:r>
+      <w:r>
+        <w:t xml:space="preserve"> </w:t>
+      </w:r>
+      <w:r>
+        <w:t xml:space="preserve">|. |</w:t>
+      </w:r>
+    </w:p>
+    <w:bookmarkStart w:id="31" w:name="validación-de-herramientas"/>
     <w:p>
       <w:pPr>
         <w:pStyle w:val="Heading2"/>
@@ -5496,8 +5242,8 @@
         <w:t xml:space="preserve">Revalidate después de cambios, mejoras, cambios de integración o fracasos.</w:t>
       </w:r>
     </w:p>
-    <w:bookmarkEnd w:id="42"/>
-    <w:bookmarkStart w:id="44" w:name="ciso-assistant"/>
+    <w:bookmarkEnd w:id="31"/>
+    <w:bookmarkStart w:id="33" w:name="ciso-assistant"/>
     <w:p>
       <w:pPr>
         <w:pStyle w:val="Heading2"/>
@@ -5520,8 +5266,8 @@
       </w:pPr>
       <w:r>
         <w:rPr>
+          <w:b/>
           <w:bCs/>
-          <w:b/>
         </w:rPr>
         <w:t xml:space="preserve">Documentación oficial:</w:t>
       </w:r>
@@ -5532,13 +5278,13 @@
         <w:t xml:space="preserve">Abra la guía oficial de asistentes CISO(https://intuitem.gitbook.io/ciso-assistant)</w:t>
       </w:r>
     </w:p>
-    <w:bookmarkStart w:id="43" w:name="quick-start"/>
+    <w:bookmarkStart w:id="32" w:name="inicio-rápido"/>
     <w:p>
       <w:pPr>
         <w:pStyle w:val="Heading3"/>
       </w:pPr>
       <w:r>
-        <w:t xml:space="preserve">Quick start</w:t>
+        <w:t xml:space="preserve">Inicio rápido</w:t>
       </w:r>
     </w:p>
     <w:p>
@@ -5549,9 +5295,9 @@
         <w:t xml:space="preserve">Crear un comerciante ficticio, mapear cinco grupos de requisitos, asignar propietarios, adjuntar evidencia sanitaria, y rastrear una brecha a través de la prueba.</w:t>
       </w:r>
     </w:p>
-    <w:bookmarkEnd w:id="43"/>
-    <w:bookmarkEnd w:id="44"/>
-    <w:bookmarkStart w:id="45" w:name="evidencia-y-limitación"/>
+    <w:bookmarkEnd w:id="32"/>
+    <w:bookmarkEnd w:id="33"/>
+    <w:bookmarkStart w:id="34" w:name="evidencia-y-limitación"/>
     <w:p>
       <w:pPr>
         <w:pStyle w:val="Heading2"/>
@@ -5568,8 +5314,8 @@
         <w:t xml:space="preserve">Retener autorización, propósito, población objetivo completa, versiones, configuración, resultado bruto, revisor, decisión, acción correctiva, excepción y retest. Proteger resultados que contengan PAN, credenciales, arquitectura, identidades o vulnerabilidades. Nunca coloque datos de cuenta real en una herramienta no aprobada.</w:t>
       </w:r>
     </w:p>
-    <w:bookmarkEnd w:id="45"/>
-    <w:bookmarkStart w:id="47" w:name="wazuh"/>
+    <w:bookmarkEnd w:id="34"/>
+    <w:bookmarkStart w:id="36" w:name="wazuh"/>
     <w:p>
       <w:pPr>
         <w:pStyle w:val="Heading2"/>
@@ -5592,8 +5338,8 @@
       </w:pPr>
       <w:r>
         <w:rPr>
+          <w:b/>
           <w:bCs/>
-          <w:b/>
         </w:rPr>
         <w:t xml:space="preserve">Documentación oficial:</w:t>
       </w:r>
@@ -5604,13 +5350,13 @@
         <w:t xml:space="preserve">Abra la guía oficial Wazuh realizada/u título](https://documentation.wazuh.com/current/quickstart.html)</w:t>
       </w:r>
     </w:p>
-    <w:bookmarkStart w:id="46" w:name="quick-start-1"/>
+    <w:bookmarkStart w:id="35" w:name="inicio-rápido-1"/>
     <w:p>
       <w:pPr>
         <w:pStyle w:val="Heading3"/>
       </w:pPr>
       <w:r>
-        <w:t xml:space="preserve">Quick start</w:t>
+        <w:t xml:space="preserve">Inicio rápido</w:t>
       </w:r>
     </w:p>
     <w:p>
@@ -5621,9 +5367,9 @@
         <w:t xml:space="preserve">Conectar un endpoint de laboratorio autorizado, generar un evento inofensivo, revisar la alerta y retener el evento, regla, revisión y ticket.</w:t>
       </w:r>
     </w:p>
-    <w:bookmarkEnd w:id="46"/>
-    <w:bookmarkEnd w:id="47"/>
-    <w:bookmarkStart w:id="48" w:name="evidencia-y-limitación-1"/>
+    <w:bookmarkEnd w:id="35"/>
+    <w:bookmarkEnd w:id="36"/>
+    <w:bookmarkStart w:id="37" w:name="evidencia-y-limitación-1"/>
     <w:p>
       <w:pPr>
         <w:pStyle w:val="Heading2"/>
@@ -5640,8 +5386,8 @@
         <w:t xml:space="preserve">Retener autorización, propósito, población objetivo completa, versiones, configuración, resultado bruto, revisor, decisión, acción correctiva, excepción y retest. Proteger resultados que contengan PAN, credenciales, arquitectura, identidades o vulnerabilidades. Nunca coloque datos de cuenta real en una herramienta no aprobada.</w:t>
       </w:r>
     </w:p>
-    <w:bookmarkEnd w:id="48"/>
-    <w:bookmarkStart w:id="50" w:name="osquery"/>
+    <w:bookmarkEnd w:id="37"/>
+    <w:bookmarkStart w:id="39" w:name="osquery"/>
     <w:p>
       <w:pPr>
         <w:pStyle w:val="Heading2"/>
@@ -5664,8 +5410,8 @@
       </w:pPr>
       <w:r>
         <w:rPr>
+          <w:b/>
           <w:bCs/>
-          <w:b/>
         </w:rPr>
         <w:t xml:space="preserve">Documentación oficial:</w:t>
       </w:r>
@@ -5676,13 +5422,13 @@
         <w:t xml:space="preserve">[Seguido]Abre la guía oficial del osquery realizada/u contacto](https://osquery.readthedocs.io/en/stable/)</w:t>
       </w:r>
     </w:p>
-    <w:bookmarkStart w:id="49" w:name="quick-start-2"/>
+    <w:bookmarkStart w:id="38" w:name="inicio-rápido-2"/>
     <w:p>
       <w:pPr>
         <w:pStyle w:val="Heading3"/>
       </w:pPr>
       <w:r>
-        <w:t xml:space="preserve">Quick start</w:t>
+        <w:t xml:space="preserve">Inicio rápido</w:t>
       </w:r>
     </w:p>
     <w:p>
@@ -5693,9 +5439,9 @@
         <w:t xml:space="preserve">Usuarios de laboratorio de consulta, software, servicios, cifrado o procesos; mantener consultas, población de acogida, tiempo, salida y revisión.</w:t>
       </w:r>
     </w:p>
-    <w:bookmarkEnd w:id="49"/>
-    <w:bookmarkEnd w:id="50"/>
-    <w:bookmarkStart w:id="51" w:name="evidencia-y-limitación-2"/>
+    <w:bookmarkEnd w:id="38"/>
+    <w:bookmarkEnd w:id="39"/>
+    <w:bookmarkStart w:id="40" w:name="evidencia-y-limitación-2"/>
     <w:p>
       <w:pPr>
         <w:pStyle w:val="Heading2"/>
@@ -5712,8 +5458,8 @@
         <w:t xml:space="preserve">Retener autorización, propósito, población objetivo completa, versiones, configuración, resultado bruto, revisor, decisión, acción correctiva, excepción y retest. Proteger resultados que contengan PAN, credenciales, arquitectura, identidades o vulnerabilidades. Nunca coloque datos de cuenta real en una herramienta no aprobada.</w:t>
       </w:r>
     </w:p>
-    <w:bookmarkEnd w:id="51"/>
-    <w:bookmarkStart w:id="53" w:name="openscap"/>
+    <w:bookmarkEnd w:id="40"/>
+    <w:bookmarkStart w:id="42" w:name="openscap"/>
     <w:p>
       <w:pPr>
         <w:pStyle w:val="Heading2"/>
@@ -5736,8 +5482,8 @@
       </w:pPr>
       <w:r>
         <w:rPr>
+          <w:b/>
           <w:bCs/>
-          <w:b/>
         </w:rPr>
         <w:t xml:space="preserve">Documentación oficial:</w:t>
       </w:r>
@@ -5748,13 +5494,13 @@
         <w:t xml:space="preserve">[Seguido]Abre la guía oficial OpenSCAP efectuada/u contacto](https://www.open-scap.org/getting-started/)</w:t>
       </w:r>
     </w:p>
-    <w:bookmarkStart w:id="52" w:name="quick-start-3"/>
+    <w:bookmarkStart w:id="41" w:name="inicio-rápido-3"/>
     <w:p>
       <w:pPr>
         <w:pStyle w:val="Heading3"/>
       </w:pPr>
       <w:r>
-        <w:t xml:space="preserve">Quick start</w:t>
+        <w:t xml:space="preserve">Inicio rápido</w:t>
       </w:r>
     </w:p>
     <w:p>
@@ -5765,9 +5511,9 @@
         <w:t xml:space="preserve">Evaluar un laboratorio Linux aprobado contra un perfil adecuado, corregir un ajuste aprobado y comparar informes.</w:t>
       </w:r>
     </w:p>
-    <w:bookmarkEnd w:id="52"/>
-    <w:bookmarkEnd w:id="53"/>
-    <w:bookmarkStart w:id="54" w:name="evidencia-y-limitación-3"/>
+    <w:bookmarkEnd w:id="41"/>
+    <w:bookmarkEnd w:id="42"/>
+    <w:bookmarkStart w:id="43" w:name="evidencia-y-limitación-3"/>
     <w:p>
       <w:pPr>
         <w:pStyle w:val="Heading2"/>
@@ -5784,8 +5530,8 @@
         <w:t xml:space="preserve">Retener autorización, propósito, población objetivo completa, versiones, configuración, resultado bruto, revisor, decisión, acción correctiva, excepción y retest. Proteger resultados que contengan PAN, credenciales, arquitectura, identidades o vulnerabilidades. Nunca coloque datos de cuenta real en una herramienta no aprobada.</w:t>
       </w:r>
     </w:p>
-    <w:bookmarkEnd w:id="54"/>
-    <w:bookmarkStart w:id="56" w:name="greenbone-community-edition"/>
+    <w:bookmarkEnd w:id="43"/>
+    <w:bookmarkStart w:id="45" w:name="greenbone-community-edition"/>
     <w:p>
       <w:pPr>
         <w:pStyle w:val="Heading2"/>
@@ -5808,8 +5554,8 @@
       </w:pPr>
       <w:r>
         <w:rPr>
+          <w:b/>
           <w:bCs/>
-          <w:b/>
         </w:rPr>
         <w:t xml:space="preserve">Documentación oficial:</w:t>
       </w:r>
@@ -5820,13 +5566,13 @@
         <w:t xml:space="preserve">[Seguridad]Abre la guía oficial Greenbone Community Edition realizada/u contacto](https://greenbone.github.io/docs/latest/)</w:t>
       </w:r>
     </w:p>
-    <w:bookmarkStart w:id="55" w:name="quick-start-4"/>
+    <w:bookmarkStart w:id="44" w:name="inicio-rápido-4"/>
     <w:p>
       <w:pPr>
         <w:pStyle w:val="Heading3"/>
       </w:pPr>
       <w:r>
-        <w:t xml:space="preserve">Quick start</w:t>
+        <w:t xml:space="preserve">Inicio rápido</w:t>
       </w:r>
     </w:p>
     <w:p>
@@ -5837,9 +5583,9 @@
         <w:t xml:space="preserve">Escanear sólo un objetivo de laboratorio aprobado, validar un hallazgo, corregirlo, cambiar y documentar cobertura y límites.</w:t>
       </w:r>
     </w:p>
-    <w:bookmarkEnd w:id="55"/>
-    <w:bookmarkEnd w:id="56"/>
-    <w:bookmarkStart w:id="57" w:name="evidencia-y-limitación-4"/>
+    <w:bookmarkEnd w:id="44"/>
+    <w:bookmarkEnd w:id="45"/>
+    <w:bookmarkStart w:id="46" w:name="evidencia-y-limitación-4"/>
     <w:p>
       <w:pPr>
         <w:pStyle w:val="Heading2"/>
@@ -5856,8 +5602,8 @@
         <w:t xml:space="preserve">Retener autorización, propósito, población objetivo completa, versiones, configuración, resultado bruto, revisor, decisión, acción correctiva, excepción y retest. Proteger resultados que contengan PAN, credenciales, arquitectura, identidades o vulnerabilidades. Nunca coloque datos de cuenta real en una herramienta no aprobada.</w:t>
       </w:r>
     </w:p>
-    <w:bookmarkEnd w:id="57"/>
-    <w:bookmarkStart w:id="59" w:name="nmap"/>
+    <w:bookmarkEnd w:id="46"/>
+    <w:bookmarkStart w:id="48" w:name="nmap"/>
     <w:p>
       <w:pPr>
         <w:pStyle w:val="Heading2"/>
@@ -5880,8 +5626,8 @@
       </w:pPr>
       <w:r>
         <w:rPr>
+          <w:b/>
           <w:bCs/>
-          <w:b/>
         </w:rPr>
         <w:t xml:space="preserve">Documentación oficial:</w:t>
       </w:r>
@@ -5892,13 +5638,13 @@
         <w:t xml:space="preserve">[Seguridad]Abre la guía oficial Nmap realizada/u contacto](https://nmap.org/book/man.html)</w:t>
       </w:r>
     </w:p>
-    <w:bookmarkStart w:id="58" w:name="quick-start-5"/>
+    <w:bookmarkStart w:id="47" w:name="inicio-rápido-5"/>
     <w:p>
       <w:pPr>
         <w:pStyle w:val="Heading3"/>
       </w:pPr>
       <w:r>
-        <w:t xml:space="preserve">Quick start</w:t>
+        <w:t xml:space="preserve">Inicio rápido</w:t>
       </w:r>
     </w:p>
     <w:p>
@@ -5909,9 +5655,9 @@
         <w:t xml:space="preserve">Escanee un pequeño rango de laboratorio autorizado, compare los servicios observados con el inventario, y registro de alcance y aprobación.</w:t>
       </w:r>
     </w:p>
-    <w:bookmarkEnd w:id="58"/>
-    <w:bookmarkEnd w:id="59"/>
-    <w:bookmarkStart w:id="60" w:name="evidencia-y-limitación-5"/>
+    <w:bookmarkEnd w:id="47"/>
+    <w:bookmarkEnd w:id="48"/>
+    <w:bookmarkStart w:id="49" w:name="evidencia-y-limitación-5"/>
     <w:p>
       <w:pPr>
         <w:pStyle w:val="Heading2"/>
@@ -5928,8 +5674,8 @@
         <w:t xml:space="preserve">Retener autorización, propósito, población objetivo completa, versiones, configuración, resultado bruto, revisor, decisión, acción correctiva, excepción y retest. Proteger resultados que contengan PAN, credenciales, arquitectura, identidades o vulnerabilidades. Nunca coloque datos de cuenta real en una herramienta no aprobada.</w:t>
       </w:r>
     </w:p>
-    <w:bookmarkEnd w:id="60"/>
-    <w:bookmarkStart w:id="62" w:name="trivy"/>
+    <w:bookmarkEnd w:id="49"/>
+    <w:bookmarkStart w:id="51" w:name="trivy"/>
     <w:p>
       <w:pPr>
         <w:pStyle w:val="Heading2"/>
@@ -5952,8 +5698,8 @@
       </w:pPr>
       <w:r>
         <w:rPr>
+          <w:b/>
           <w:bCs/>
-          <w:b/>
         </w:rPr>
         <w:t xml:space="preserve">Documentación oficial:</w:t>
       </w:r>
@@ -5964,13 +5710,13 @@
         <w:t xml:space="preserve">Abra la guía oficial Trivy realizada/u título](https://trivy.dev/latest/)</w:t>
       </w:r>
     </w:p>
-    <w:bookmarkStart w:id="61" w:name="quick-start-6"/>
+    <w:bookmarkStart w:id="50" w:name="inicio-rápido-6"/>
     <w:p>
       <w:pPr>
         <w:pStyle w:val="Heading3"/>
       </w:pPr>
       <w:r>
-        <w:t xml:space="preserve">Quick start</w:t>
+        <w:t xml:space="preserve">Inicio rápido</w:t>
       </w:r>
     </w:p>
     <w:p>
@@ -5981,9 +5727,9 @@
         <w:t xml:space="preserve">Escanee una imagen de laboratorio o un repositorio de prueba, proteja la salida, valide un hallazgo, corrija y escanee de nuevo.</w:t>
       </w:r>
     </w:p>
-    <w:bookmarkEnd w:id="61"/>
-    <w:bookmarkEnd w:id="62"/>
-    <w:bookmarkStart w:id="63" w:name="evidencia-y-limitación-6"/>
+    <w:bookmarkEnd w:id="50"/>
+    <w:bookmarkEnd w:id="51"/>
+    <w:bookmarkStart w:id="52" w:name="evidencia-y-limitación-6"/>
     <w:p>
       <w:pPr>
         <w:pStyle w:val="Heading2"/>
@@ -6000,8 +5746,8 @@
         <w:t xml:space="preserve">Retener autorización, propósito, población objetivo completa, versiones, configuración, resultado bruto, revisor, decisión, acción correctiva, excepción y retest. Proteger resultados que contengan PAN, credenciales, arquitectura, identidades o vulnerabilidades. Nunca coloque datos de cuenta real en una herramienta no aprobada.</w:t>
       </w:r>
     </w:p>
-    <w:bookmarkEnd w:id="63"/>
-    <w:bookmarkStart w:id="65" w:name="owasp-zap"/>
+    <w:bookmarkEnd w:id="52"/>
+    <w:bookmarkStart w:id="54" w:name="owasp-zap"/>
     <w:p>
       <w:pPr>
         <w:pStyle w:val="Heading2"/>
@@ -6024,8 +5770,8 @@
       </w:pPr>
       <w:r>
         <w:rPr>
+          <w:b/>
           <w:bCs/>
-          <w:b/>
         </w:rPr>
         <w:t xml:space="preserve">Documentación oficial:</w:t>
       </w:r>
@@ -6036,13 +5782,13 @@
         <w:t xml:space="preserve">Abra la guía oficial OWASP ZAP efectuada / u fiel](https://www.zaproxy.org/getting-started/)</w:t>
       </w:r>
     </w:p>
-    <w:bookmarkStart w:id="64" w:name="quick-start-7"/>
+    <w:bookmarkStart w:id="53" w:name="inicio-rápido-7"/>
     <w:p>
       <w:pPr>
         <w:pStyle w:val="Heading3"/>
       </w:pPr>
       <w:r>
-        <w:t xml:space="preserve">Quick start</w:t>
+        <w:t xml:space="preserve">Inicio rápido</w:t>
       </w:r>
     </w:p>
     <w:p>
@@ -6053,9 +5799,9 @@
         <w:t xml:space="preserve">Proxy a local training application, start with passive analysis, validate a result, and keep scope and evidence.</w:t>
       </w:r>
     </w:p>
-    <w:bookmarkEnd w:id="64"/>
-    <w:bookmarkEnd w:id="65"/>
-    <w:bookmarkStart w:id="66" w:name="evidencia-y-limitación-7"/>
+    <w:bookmarkEnd w:id="53"/>
+    <w:bookmarkEnd w:id="54"/>
+    <w:bookmarkStart w:id="55" w:name="evidencia-y-limitación-7"/>
     <w:p>
       <w:pPr>
         <w:pStyle w:val="Heading2"/>
@@ -6072,8 +5818,8 @@
         <w:t xml:space="preserve">Retener autorización, propósito, población objetivo completa, versiones, configuración, resultado bruto, revisor, decisión, acción correctiva, excepción y retest. Proteger resultados que contengan PAN, credenciales, arquitectura, identidades o vulnerabilidades. Nunca coloque datos de cuenta real en una herramienta no aprobada.</w:t>
       </w:r>
     </w:p>
-    <w:bookmarkEnd w:id="66"/>
-    <w:bookmarkStart w:id="68" w:name="modsecurity-owasp-crs"/>
+    <w:bookmarkEnd w:id="55"/>
+    <w:bookmarkStart w:id="57" w:name="modsecurity-owasp-crs"/>
     <w:p>
       <w:pPr>
         <w:pStyle w:val="Heading2"/>
@@ -6096,8 +5842,8 @@
       </w:pPr>
       <w:r>
         <w:rPr>
+          <w:b/>
           <w:bCs/>
-          <w:b/>
         </w:rPr>
         <w:t xml:space="preserve">Documentación oficial:</w:t>
       </w:r>
@@ -6108,13 +5854,13 @@
         <w:t xml:space="preserve">Abrir la guía oficial ModSecurity + OWASP CRS indica/u contacto](https://coreruleset.org/docs/)</w:t>
       </w:r>
     </w:p>
-    <w:bookmarkStart w:id="67" w:name="quick-start-8"/>
+    <w:bookmarkStart w:id="56" w:name="inicio-rápido-8"/>
     <w:p>
       <w:pPr>
         <w:pStyle w:val="Heading3"/>
       </w:pPr>
       <w:r>
-        <w:t xml:space="preserve">Quick start</w:t>
+        <w:t xml:space="preserve">Inicio rápido</w:t>
       </w:r>
     </w:p>
     <w:p>
@@ -6125,9 +5871,9 @@
         <w:t xml:space="preserve">Deplorar sólo en un laboratorio, grabar versión y modo regla, probar una solicitud inofensiva, sintonizar un falso positivo, y preservar la aprobación del cambio.</w:t>
       </w:r>
     </w:p>
-    <w:bookmarkEnd w:id="67"/>
-    <w:bookmarkEnd w:id="68"/>
-    <w:bookmarkStart w:id="69" w:name="evidencia-y-limitación-8"/>
+    <w:bookmarkEnd w:id="56"/>
+    <w:bookmarkEnd w:id="57"/>
+    <w:bookmarkStart w:id="58" w:name="evidencia-y-limitación-8"/>
     <w:p>
       <w:pPr>
         <w:pStyle w:val="Heading2"/>
@@ -6144,8 +5890,8 @@
         <w:t xml:space="preserve">Retener autorización, propósito, población objetivo completa, versiones, configuración, resultado bruto, revisor, decisión, acción correctiva, excepción y retest. Proteger resultados que contengan PAN, credenciales, arquitectura, identidades o vulnerabilidades. Nunca coloque datos de cuenta real en una herramienta no aprobada.</w:t>
       </w:r>
     </w:p>
-    <w:bookmarkEnd w:id="69"/>
-    <w:bookmarkStart w:id="71" w:name="suricata"/>
+    <w:bookmarkEnd w:id="58"/>
+    <w:bookmarkStart w:id="60" w:name="suricata"/>
     <w:p>
       <w:pPr>
         <w:pStyle w:val="Heading2"/>
@@ -6168,8 +5914,8 @@
       </w:pPr>
       <w:r>
         <w:rPr>
+          <w:b/>
           <w:bCs/>
-          <w:b/>
         </w:rPr>
         <w:t xml:space="preserve">Documentación oficial:</w:t>
       </w:r>
@@ -6180,13 +5926,13 @@
         <w:t xml:space="preserve">[Seguridad]Abre la guía oficial de Suricata realizada/u contacto](https://docs.suricata.io/)</w:t>
       </w:r>
     </w:p>
-    <w:bookmarkStart w:id="70" w:name="quick-start-9"/>
+    <w:bookmarkStart w:id="59" w:name="inicio-rápido-9"/>
     <w:p>
       <w:pPr>
         <w:pStyle w:val="Heading3"/>
       </w:pPr>
       <w:r>
-        <w:t xml:space="preserve">Quick start</w:t>
+        <w:t xml:space="preserve">Inicio rápido</w:t>
       </w:r>
     </w:p>
     <w:p>
@@ -6197,9 +5943,9 @@
         <w:t xml:space="preserve">Monitorear un segmento de laboratorio aislado, desencadenar una alerta de prueba inofensiva, y regla de documentos, fuente de tráfico, alerta, revisión y respuesta.</w:t>
       </w:r>
     </w:p>
-    <w:bookmarkEnd w:id="70"/>
-    <w:bookmarkEnd w:id="71"/>
-    <w:bookmarkStart w:id="72" w:name="evidencia-y-limitación-9"/>
+    <w:bookmarkEnd w:id="59"/>
+    <w:bookmarkEnd w:id="60"/>
+    <w:bookmarkStart w:id="61" w:name="evidencia-y-limitación-9"/>
     <w:p>
       <w:pPr>
         <w:pStyle w:val="Heading2"/>
@@ -6216,8 +5962,8 @@
         <w:t xml:space="preserve">Retener autorización, propósito, población objetivo completa, versiones, configuración, resultado bruto, revisor, decisión, acción correctiva, excepción y retest. Proteger resultados que contengan PAN, credenciales, arquitectura, identidades o vulnerabilidades. Nunca coloque datos de cuenta real en una herramienta no aprobada.</w:t>
       </w:r>
     </w:p>
-    <w:bookmarkEnd w:id="72"/>
-    <w:bookmarkStart w:id="74" w:name="keycloak"/>
+    <w:bookmarkEnd w:id="61"/>
+    <w:bookmarkStart w:id="63" w:name="keycloak"/>
     <w:p>
       <w:pPr>
         <w:pStyle w:val="Heading2"/>
@@ -6240,8 +5986,8 @@
       </w:pPr>
       <w:r>
         <w:rPr>
+          <w:b/>
           <w:bCs/>
-          <w:b/>
         </w:rPr>
         <w:t xml:space="preserve">Documentación oficial:</w:t>
       </w:r>
@@ -6252,13 +5998,13 @@
         <w:t xml:space="preserve">[ obedeció]Abre la guía oficial de Keycloak realizada/u contacto](https://www.keycloak.org/guides)</w:t>
       </w:r>
     </w:p>
-    <w:bookmarkStart w:id="73" w:name="quick-start-10"/>
+    <w:bookmarkStart w:id="62" w:name="inicio-rápido-10"/>
     <w:p>
       <w:pPr>
         <w:pStyle w:val="Heading3"/>
       </w:pPr>
       <w:r>
-        <w:t xml:space="preserve">Quick start</w:t>
+        <w:t xml:space="preserve">Inicio rápido</w:t>
       </w:r>
     </w:p>
     <w:p>
@@ -6267,17 +6013,276 @@
       </w:pPr>
       <w:r>
         <w:t xml:space="preserve">Crear un ámbito de laboratorio, roles, usuarios y MFA; probar menos privilegios, acceso fallido, revisión y terminación.</w:t>
+      </w:r>
+    </w:p>
+    <w:bookmarkEnd w:id="62"/>
+    <w:bookmarkEnd w:id="63"/>
+    <w:bookmarkStart w:id="64" w:name="evidencia-y-limitación-10"/>
+    <w:p>
+      <w:pPr>
+        <w:pStyle w:val="Heading2"/>
+      </w:pPr>
+      <w:r>
+        <w:t xml:space="preserve">Evidencia y limitación</w:t>
+      </w:r>
+    </w:p>
+    <w:p>
+      <w:pPr>
+        <w:pStyle w:val="FirstParagraph"/>
+      </w:pPr>
+      <w:r>
+        <w:t xml:space="preserve">Retener autorización, propósito, población objetivo completa, versiones, configuración, resultado bruto, revisor, decisión, acción correctiva, excepción y retest. Proteger resultados que contengan PAN, credenciales, arquitectura, identidades o vulnerabilidades. Nunca coloque datos de cuenta real en una herramienta no aprobada.</w:t>
+      </w:r>
+    </w:p>
+    <w:bookmarkEnd w:id="64"/>
+    <w:bookmarkStart w:id="66" w:name="defectodojo"/>
+    <w:p>
+      <w:pPr>
+        <w:pStyle w:val="Heading2"/>
+      </w:pPr>
+      <w:r>
+        <w:t xml:space="preserve">19.13 DefectoDojo</w:t>
+      </w:r>
+    </w:p>
+    <w:p>
+      <w:pPr>
+        <w:pStyle w:val="FirstParagraph"/>
+      </w:pPr>
+      <w:r>
+        <w:t xml:space="preserve">Encontrar la ingesta, la remediación y la retesta. Posible apoyo PCI DSS: 6, 11, 12.</w:t>
+      </w:r>
+    </w:p>
+    <w:p>
+      <w:pPr>
+        <w:pStyle w:val="BodyText"/>
+      </w:pPr>
+      <w:r>
+        <w:rPr>
+          <w:b/>
+          <w:bCs/>
+        </w:rPr>
+        <w:t xml:space="preserve">Documentación oficial:</w:t>
+      </w:r>
+      <w:r>
+        <w:t xml:space="preserve"> </w:t>
+      </w:r>
+      <w:r>
+        <w:t xml:space="preserve">[Seguido]Abre el defecto oficialDojo guía seleccionada/u contacto](https://docs.defectdojo.com/)</w:t>
+      </w:r>
+    </w:p>
+    <w:bookmarkStart w:id="65" w:name="inicio-rápido-11"/>
+    <w:p>
+      <w:pPr>
+        <w:pStyle w:val="Heading3"/>
+      </w:pPr>
+      <w:r>
+        <w:t xml:space="preserve">Inicio rápido</w:t>
+      </w:r>
+    </w:p>
+    <w:p>
+      <w:pPr>
+        <w:pStyle w:val="FirstParagraph"/>
+      </w:pPr>
+      <w:r>
+        <w:t xml:space="preserve">Importar un análisis de laboratorio, validar y asignar un hallazgo, registrar la remediación, retestar y cerrar con evidencia.</w:t>
+      </w:r>
+    </w:p>
+    <w:bookmarkEnd w:id="65"/>
+    <w:bookmarkEnd w:id="66"/>
+    <w:bookmarkStart w:id="67" w:name="evidencia-y-limitación-11"/>
+    <w:p>
+      <w:pPr>
+        <w:pStyle w:val="Heading2"/>
+      </w:pPr>
+      <w:r>
+        <w:t xml:space="preserve">Evidencia y limitación</w:t>
+      </w:r>
+    </w:p>
+    <w:p>
+      <w:pPr>
+        <w:pStyle w:val="FirstParagraph"/>
+      </w:pPr>
+      <w:r>
+        <w:t xml:space="preserve">Retener autorización, propósito, población objetivo completa, versiones, configuración, resultado bruto, revisor, decisión, acción correctiva, excepción y retest. Proteger resultados que contengan PAN, credenciales, arquitectura, identidades o vulnerabilidades. Nunca coloque datos de cuenta real en una herramienta no aprobada.</w:t>
+      </w:r>
+    </w:p>
+    <w:bookmarkEnd w:id="67"/>
+    <w:bookmarkStart w:id="69" w:name="aide"/>
+    <w:p>
+      <w:pPr>
+        <w:pStyle w:val="Heading2"/>
+      </w:pPr>
+      <w:r>
+        <w:t xml:space="preserve">19.14 AIDE</w:t>
+      </w:r>
+    </w:p>
+    <w:p>
+      <w:pPr>
+        <w:pStyle w:val="FirstParagraph"/>
+      </w:pPr>
+      <w:r>
+        <w:t xml:space="preserve">Monitoreo de integridad de archivos. Posible apoyo PCI DSS: 11.5.2.</w:t>
+      </w:r>
+    </w:p>
+    <w:p>
+      <w:pPr>
+        <w:pStyle w:val="BodyText"/>
+      </w:pPr>
+      <w:r>
+        <w:rPr>
+          <w:b/>
+          <w:bCs/>
+        </w:rPr>
+        <w:t xml:space="preserve">Documentación oficial:</w:t>
+      </w:r>
+      <w:r>
+        <w:t xml:space="preserve"> </w:t>
+      </w:r>
+      <w:r>
+        <w:t xml:space="preserve">Abra la guía oficial AIDE realizada/u título](https://aide.github.io/)</w:t>
+      </w:r>
+    </w:p>
+    <w:bookmarkStart w:id="68" w:name="inicio-rápido-12"/>
+    <w:p>
+      <w:pPr>
+        <w:pStyle w:val="Heading3"/>
+      </w:pPr>
+      <w:r>
+        <w:t xml:space="preserve">Inicio rápido</w:t>
+      </w:r>
+    </w:p>
+    <w:p>
+      <w:pPr>
+        <w:pStyle w:val="FirstParagraph"/>
+      </w:pPr>
+      <w:r>
+        <w:t xml:space="preserve">Crear una base de referencia en un host de laboratorio desechable, hacer un cambio de archivo autorizado, revisar la alerta, restaurar y documentar el proceso.</w:t>
+      </w:r>
+    </w:p>
+    <w:bookmarkEnd w:id="68"/>
+    <w:bookmarkEnd w:id="69"/>
+    <w:bookmarkStart w:id="70" w:name="evidencia-y-limitación-12"/>
+    <w:p>
+      <w:pPr>
+        <w:pStyle w:val="Heading2"/>
+      </w:pPr>
+      <w:r>
+        <w:t xml:space="preserve">Evidencia y limitación</w:t>
+      </w:r>
+    </w:p>
+    <w:p>
+      <w:pPr>
+        <w:pStyle w:val="FirstParagraph"/>
+      </w:pPr>
+      <w:r>
+        <w:t xml:space="preserve">Retener autorización, propósito, población objetivo completa, versiones, configuración, resultado bruto, revisor, decisión, acción correctiva, excepción y retest. Proteger resultados que contengan PAN, credenciales, arquitectura, identidades o vulnerabilidades. Nunca coloque datos de cuenta real en una herramienta no aprobada.</w:t>
+      </w:r>
+    </w:p>
+    <w:bookmarkEnd w:id="70"/>
+    <w:bookmarkStart w:id="72" w:name="open-policy-agent"/>
+    <w:p>
+      <w:pPr>
+        <w:pStyle w:val="Heading2"/>
+      </w:pPr>
+      <w:r>
+        <w:t xml:space="preserve">19.15 Open Policy Agent</w:t>
+      </w:r>
+    </w:p>
+    <w:p>
+      <w:pPr>
+        <w:pStyle w:val="FirstParagraph"/>
+      </w:pPr>
+      <w:r>
+        <w:t xml:space="preserve">Política como código. Posible apoyo PCI DSS: 2, 6, 7.</w:t>
+      </w:r>
+    </w:p>
+    <w:p>
+      <w:pPr>
+        <w:pStyle w:val="BodyText"/>
+      </w:pPr>
+      <w:r>
+        <w:rPr>
+          <w:b/>
+          <w:bCs/>
+        </w:rPr>
+        <w:t xml:space="preserve">Documentación oficial:</w:t>
+      </w:r>
+      <w:r>
+        <w:t xml:space="preserve"> </w:t>
+      </w:r>
+      <w:r>
+        <w:t xml:space="preserve">[Seguridad]Abre la guía oficial de Agentes de Políticas Abiertas efectuada/u contacto](https://www.openpolicyagent.org/docs)</w:t>
+      </w:r>
+    </w:p>
+    <w:bookmarkStart w:id="71" w:name="inicio-rápido-13"/>
+    <w:p>
+      <w:pPr>
+        <w:pStyle w:val="Heading3"/>
+      </w:pPr>
+      <w:r>
+        <w:t xml:space="preserve">Inicio rápido</w:t>
+      </w:r>
+    </w:p>
+    <w:p>
+      <w:pPr>
+        <w:pStyle w:val="FirstParagraph"/>
+      </w:pPr>
+      <w:r>
+        <w:t xml:space="preserve">Cree una política de laboratorio que niegue el despliegue sin un propietario, clasificación, una red aprobada y un estado de exploración de seguridad.</w:t>
+      </w:r>
+    </w:p>
+    <w:bookmarkEnd w:id="71"/>
+    <w:bookmarkEnd w:id="72"/>
+    <w:bookmarkStart w:id="73" w:name="evidencia-y-limitación-13"/>
+    <w:p>
+      <w:pPr>
+        <w:pStyle w:val="Heading2"/>
+      </w:pPr>
+      <w:r>
+        <w:t xml:space="preserve">Evidencia y limitación</w:t>
+      </w:r>
+    </w:p>
+    <w:p>
+      <w:pPr>
+        <w:pStyle w:val="FirstParagraph"/>
+      </w:pPr>
+      <w:r>
+        <w:t xml:space="preserve">Retener autorización, propósito, población objetivo completa, versiones, configuración, resultado bruto, revisor, decisión, acción correctiva, excepción y retest. Proteger resultados que contengan PAN, credenciales, arquitectura, identidades o vulnerabilidades. Nunca coloque datos de cuenta real en una herramienta no aprobada.</w:t>
       </w:r>
     </w:p>
     <w:bookmarkEnd w:id="73"/>
     <w:bookmarkEnd w:id="74"/>
-    <w:bookmarkStart w:id="75" w:name="evidencia-y-limitación-10"/>
+    <w:bookmarkStart w:id="77" w:name="libro-de-juegos-pci-dss-de-manager"/>
+    <w:p>
+      <w:pPr>
+        <w:pStyle w:val="Heading1"/>
+      </w:pPr>
+      <w:r>
+        <w:t xml:space="preserve">20. Libro de juegos PCI DSS de Manager</w:t>
+      </w:r>
+    </w:p>
+    <w:p>
+      <w:pPr>
+        <w:pStyle w:val="FirstParagraph"/>
+      </w:pPr>
+      <w:r>
+        <w:rPr>
+          <w:i/>
+          <w:iCs/>
+        </w:rPr>
+        <w:t xml:space="preserve">Las preguntas, los paneles, la propiedad y los administradores de decisiones deben controlarse</w:t>
+      </w:r>
+      <w:r>
+        <w:t xml:space="preserve">.</w:t>
+      </w:r>
+    </w:p>
+    <w:bookmarkStart w:id="75" w:name="preguntas-mensuales"/>
     <w:p>
       <w:pPr>
         <w:pStyle w:val="Heading2"/>
       </w:pPr>
       <w:r>
-        <w:t xml:space="preserve">Evidencia y limitación</w:t>
+        <w:t xml:space="preserve">20.1 Preguntas mensuales</w:t>
       </w:r>
     </w:p>
     <w:p>
@@ -6285,17 +6290,73 @@
         <w:pStyle w:val="FirstParagraph"/>
       </w:pPr>
       <w:r>
-        <w:t xml:space="preserve">Retener autorización, propósito, población objetivo completa, versiones, configuración, resultado bruto, revisor, decisión, acción correctiva, excepción y retest. Proteger resultados que contengan PAN, credenciales, arquitectura, identidades o vulnerabilidades. Nunca coloque datos de cuenta real en una herramienta no aprobada.</w:t>
+        <w:t xml:space="preserve">¿Cambiaron canales de pago, flujos de datos, sistemas, proveedores, scripts, servicios en la nube o rutas administrativas?</w:t>
+      </w:r>
+    </w:p>
+    <w:p>
+      <w:pPr>
+        <w:pStyle w:val="BodyText"/>
+      </w:pPr>
+      <w:r>
+        <w:t xml:space="preserve">¿El alcance está completo y validado, incluyendo sistemas conectados y de impacto en la seguridad?</w:t>
+      </w:r>
+    </w:p>
+    <w:p>
+      <w:pPr>
+        <w:pStyle w:val="BodyText"/>
+      </w:pPr>
+      <w:r>
+        <w:t xml:space="preserve">¿Ha aparecido algún dato de cuenta donde no se esperaba?</w:t>
+      </w:r>
+    </w:p>
+    <w:p>
+      <w:pPr>
+        <w:pStyle w:val="BodyText"/>
+      </w:pPr>
+      <w:r>
+        <w:t xml:space="preserve">¿Son hallazgos de alto riesgo, controles fallidos, resultados ASV, pruebas de penetración y remediación a tiempo?</w:t>
+      </w:r>
+    </w:p>
+    <w:p>
+      <w:pPr>
+        <w:pStyle w:val="BodyText"/>
+      </w:pPr>
+      <w:r>
+        <w:t xml:space="preserve">¿Se entienden las responsabilidades del proveedor de servicios y las pruebas actuales de cumplimiento?</w:t>
+      </w:r>
+    </w:p>
+    <w:p>
+      <w:pPr>
+        <w:pStyle w:val="BodyText"/>
+      </w:pPr>
+      <w:r>
+        <w:t xml:space="preserve">¿Se revisan los scripts de página de pago y las alertas de detección de cambios?</w:t>
+      </w:r>
+    </w:p>
+    <w:p>
+      <w:pPr>
+        <w:pStyle w:val="BodyText"/>
+      </w:pPr>
+      <w:r>
+        <w:t xml:space="preserve">¿El acceso, MFA, registro, malware, parches, copias de seguridad y controles de incidentes funcionan consistentemente?</w:t>
+      </w:r>
+    </w:p>
+    <w:p>
+      <w:pPr>
+        <w:pStyle w:val="BodyText"/>
+      </w:pPr>
+      <w:r>
+        <w:t xml:space="preserve">¿Qué limitaciones o excepciones no resueltas deben ser el liderazgo y la entidad aceptante sabe?</w:t>
       </w:r>
     </w:p>
     <w:bookmarkEnd w:id="75"/>
-    <w:bookmarkStart w:id="77" w:name="defectodojo"/>
+    <w:bookmarkStart w:id="76" w:name="dashboard"/>
     <w:p>
       <w:pPr>
         <w:pStyle w:val="Heading2"/>
       </w:pPr>
       <w:r>
-        <w:t xml:space="preserve">19.13 DefectoDojo</w:t>
+        <w:t xml:space="preserve">20.2 Dashboard</w:t>
       </w:r>
     </w:p>
     <w:p>
@@ -6303,53 +6364,82 @@
         <w:pStyle w:val="FirstParagraph"/>
       </w:pPr>
       <w:r>
-        <w:t xml:space="preserve">Encontrar la ingesta, la remediación y la retesta. Posible apoyo PCI DSS: 6, 11, 12.</w:t>
-      </w:r>
-    </w:p>
-    <w:p>
-      <w:pPr>
-        <w:pStyle w:val="BodyText"/>
-      </w:pPr>
-      <w:r>
         <w:rPr>
+          <w:b/>
           <w:bCs/>
-          <w:b/>
         </w:rPr>
-        <w:t xml:space="preserve">Documentación oficial:</w:t>
-      </w:r>
-      <w:r>
-        <w:t xml:space="preserve"> </w:t>
-      </w:r>
-      <w:r>
-        <w:t xml:space="preserve">[Seguido]Abre el defecto oficialDojo guía seleccionada/u contacto](https://docs.defectdojo.com/)</w:t>
-      </w:r>
-    </w:p>
-    <w:bookmarkStart w:id="76" w:name="quick-start-11"/>
-    <w:p>
-      <w:pPr>
-        <w:pStyle w:val="Heading3"/>
-      </w:pPr>
-      <w:r>
-        <w:t xml:space="preserve">Quick start</w:t>
-      </w:r>
-    </w:p>
-    <w:p>
-      <w:pPr>
-        <w:pStyle w:val="FirstParagraph"/>
-      </w:pPr>
-      <w:r>
-        <w:t xml:space="preserve">Importar un análisis de laboratorio, validar y asignar un hallazgo, registrar la remediación, retestar y cerrar con evidencia.</w:t>
+        <w:t xml:space="preserve">Area</w:t>
+      </w:r>
+      <w:r>
+        <w:t xml:space="preserve"> </w:t>
+      </w:r>
+      <w:r>
+        <w:t xml:space="preserve">| ** Cuestión del personal**</w:t>
+      </w:r>
+      <w:r>
+        <w:t xml:space="preserve"> </w:t>
+      </w:r>
+      <w:r>
+        <w:t xml:space="preserve">|… |</w:t>
+      </w:r>
+      <w:r>
+        <w:t xml:space="preserve"> </w:t>
+      </w:r>
+      <w:r>
+        <w:t xml:space="preserve">¿Están presentes todos los canales, datos, sistemas, caminos, proveedores y scripts? Verde / Amarillo / Rojo</w:t>
+      </w:r>
+      <w:r>
+        <w:t xml:space="preserve"> </w:t>
+      </w:r>
+      <w:r>
+        <w:t xml:space="preserve">| ¿Se minimiza el almacenamiento y el tratamiento PAN/SAD correcto? Verde / Amarillo / Rojo |</w:t>
+      </w:r>
+      <w:r>
+        <w:t xml:space="preserve"> </w:t>
+      </w:r>
+      <w:r>
+        <w:t xml:space="preserve">| Red/configuración ¿Son reglas, endurecimiento, revisiones y segmentación operando? Verde / Amarillo / Rojo |</w:t>
+      </w:r>
+      <w:r>
+        <w:t xml:space="preserve"> </w:t>
+      </w:r>
+      <w:r>
+        <w:t xml:space="preserve">| Acceso ANTE ¿Es necesario, MFA, cuentas, revisiones y control de terminación? Verde / Amarillo / Rojo |</w:t>
+      </w:r>
+      <w:r>
+        <w:t xml:space="preserve"> </w:t>
+      </w:r>
+      <w:r>
+        <w:t xml:space="preserve">¿Son parches, escaneos, resultados de ASV, pruebas de penetración y pruebas actualizadas? Verde / Amarillo / Rojo</w:t>
+      </w:r>
+      <w:r>
+        <w:t xml:space="preserve"> </w:t>
+      </w:r>
+      <w:r>
+        <w:t xml:space="preserve">← Monitorización | ¿Se revisan registros, alertas, integridad, IDS, fallos de control y páginas de pago? Verde / Amarillo / Rojo</w:t>
+      </w:r>
+      <w:r>
+        <w:t xml:space="preserve"> </w:t>
+      </w:r>
+      <w:r>
+        <w:t xml:space="preserve">| Terceras partes ¿Son controladas las responsabilidades, el estado, la vigilancia, los incidentes y las salidas? Verde / Amarillo / Rojo |</w:t>
+      </w:r>
+      <w:r>
+        <w:t xml:space="preserve"> </w:t>
+      </w:r>
+      <w:r>
+        <w:t xml:space="preserve">| Respuesta ¿Se han probado, aumentado, preservado, comunicado y mejorado los incidentes de pago? Verde / Amarillo / Rojo |</w:t>
       </w:r>
     </w:p>
     <w:bookmarkEnd w:id="76"/>
     <w:bookmarkEnd w:id="77"/>
-    <w:bookmarkStart w:id="78" w:name="evidencia-y-limitación-11"/>
-    <w:p>
-      <w:pPr>
-        <w:pStyle w:val="Heading2"/>
-      </w:pPr>
-      <w:r>
-        <w:t xml:space="preserve">Evidencia y limitación</w:t>
+    <w:bookmarkStart w:id="79" w:name="Xc889731e5ac2ec86f979f1188d51c339a62263b"/>
+    <w:p>
+      <w:pPr>
+        <w:pStyle w:val="Heading1"/>
+      </w:pPr>
+      <w:r>
+        <w:t xml:space="preserve">21. Desde el principiante hasta el analista Junior PCI</w:t>
       </w:r>
     </w:p>
     <w:p>
@@ -6357,353 +6447,9 @@
         <w:pStyle w:val="FirstParagraph"/>
       </w:pPr>
       <w:r>
-        <w:t xml:space="preserve">Retener autorización, propósito, población objetivo completa, versiones, configuración, resultado bruto, revisor, decisión, acción correctiva, excepción y retest. Proteger resultados que contengan PAN, credenciales, arquitectura, identidades o vulnerabilidades. Nunca coloque datos de cuenta real en una herramienta no aprobada.</w:t>
-      </w:r>
-    </w:p>
-    <w:bookmarkEnd w:id="78"/>
-    <w:bookmarkStart w:id="80" w:name="aide"/>
-    <w:p>
-      <w:pPr>
-        <w:pStyle w:val="Heading2"/>
-      </w:pPr>
-      <w:r>
-        <w:t xml:space="preserve">19.14 AIDE</w:t>
-      </w:r>
-    </w:p>
-    <w:p>
-      <w:pPr>
-        <w:pStyle w:val="FirstParagraph"/>
-      </w:pPr>
-      <w:r>
-        <w:t xml:space="preserve">Monitoreo de integridad de archivos. Posible apoyo PCI DSS: 11.5.2.</w:t>
-      </w:r>
-    </w:p>
-    <w:p>
-      <w:pPr>
-        <w:pStyle w:val="BodyText"/>
-      </w:pPr>
-      <w:r>
         <w:rPr>
-          <w:bCs/>
-          <w:b/>
-        </w:rPr>
-        <w:t xml:space="preserve">Documentación oficial:</w:t>
-      </w:r>
-      <w:r>
-        <w:t xml:space="preserve"> </w:t>
-      </w:r>
-      <w:r>
-        <w:t xml:space="preserve">Abra la guía oficial AIDE realizada/u título](https://aide.github.io/)</w:t>
-      </w:r>
-    </w:p>
-    <w:bookmarkStart w:id="79" w:name="quick-start-12"/>
-    <w:p>
-      <w:pPr>
-        <w:pStyle w:val="Heading3"/>
-      </w:pPr>
-      <w:r>
-        <w:t xml:space="preserve">Quick start</w:t>
-      </w:r>
-    </w:p>
-    <w:p>
-      <w:pPr>
-        <w:pStyle w:val="FirstParagraph"/>
-      </w:pPr>
-      <w:r>
-        <w:t xml:space="preserve">Crear una base de referencia en un host de laboratorio desechable, hacer un cambio de archivo autorizado, revisar la alerta, restaurar y documentar el proceso.</w:t>
-      </w:r>
-    </w:p>
-    <w:bookmarkEnd w:id="79"/>
-    <w:bookmarkEnd w:id="80"/>
-    <w:bookmarkStart w:id="81" w:name="evidencia-y-limitación-12"/>
-    <w:p>
-      <w:pPr>
-        <w:pStyle w:val="Heading2"/>
-      </w:pPr>
-      <w:r>
-        <w:t xml:space="preserve">Evidencia y limitación</w:t>
-      </w:r>
-    </w:p>
-    <w:p>
-      <w:pPr>
-        <w:pStyle w:val="FirstParagraph"/>
-      </w:pPr>
-      <w:r>
-        <w:t xml:space="preserve">Retener autorización, propósito, población objetivo completa, versiones, configuración, resultado bruto, revisor, decisión, acción correctiva, excepción y retest. Proteger resultados que contengan PAN, credenciales, arquitectura, identidades o vulnerabilidades. Nunca coloque datos de cuenta real en una herramienta no aprobada.</w:t>
-      </w:r>
-    </w:p>
-    <w:bookmarkEnd w:id="81"/>
-    <w:bookmarkStart w:id="83" w:name="open-policy-agent"/>
-    <w:p>
-      <w:pPr>
-        <w:pStyle w:val="Heading2"/>
-      </w:pPr>
-      <w:r>
-        <w:t xml:space="preserve">19.15 Open Policy Agent</w:t>
-      </w:r>
-    </w:p>
-    <w:p>
-      <w:pPr>
-        <w:pStyle w:val="FirstParagraph"/>
-      </w:pPr>
-      <w:r>
-        <w:t xml:space="preserve">Política como código. Posible apoyo PCI DSS: 2, 6, 7.</w:t>
-      </w:r>
-    </w:p>
-    <w:p>
-      <w:pPr>
-        <w:pStyle w:val="BodyText"/>
-      </w:pPr>
-      <w:r>
-        <w:rPr>
-          <w:bCs/>
-          <w:b/>
-        </w:rPr>
-        <w:t xml:space="preserve">Documentación oficial:</w:t>
-      </w:r>
-      <w:r>
-        <w:t xml:space="preserve"> </w:t>
-      </w:r>
-      <w:r>
-        <w:t xml:space="preserve">[Seguridad]Abre la guía oficial de Agentes de Políticas Abiertas efectuada/u contacto](https://www.openpolicyagent.org/docs)</w:t>
-      </w:r>
-    </w:p>
-    <w:bookmarkStart w:id="82" w:name="quick-start-13"/>
-    <w:p>
-      <w:pPr>
-        <w:pStyle w:val="Heading3"/>
-      </w:pPr>
-      <w:r>
-        <w:t xml:space="preserve">Quick start</w:t>
-      </w:r>
-    </w:p>
-    <w:p>
-      <w:pPr>
-        <w:pStyle w:val="FirstParagraph"/>
-      </w:pPr>
-      <w:r>
-        <w:t xml:space="preserve">Cree una política de laboratorio que niegue el despliegue sin un propietario, clasificación, una red aprobada y un estado de exploración de seguridad.</w:t>
-      </w:r>
-    </w:p>
-    <w:bookmarkEnd w:id="82"/>
-    <w:bookmarkEnd w:id="83"/>
-    <w:bookmarkStart w:id="84" w:name="evidencia-y-limitación-13"/>
-    <w:p>
-      <w:pPr>
-        <w:pStyle w:val="Heading2"/>
-      </w:pPr>
-      <w:r>
-        <w:t xml:space="preserve">Evidencia y limitación</w:t>
-      </w:r>
-    </w:p>
-    <w:p>
-      <w:pPr>
-        <w:pStyle w:val="FirstParagraph"/>
-      </w:pPr>
-      <w:r>
-        <w:t xml:space="preserve">Retener autorización, propósito, población objetivo completa, versiones, configuración, resultado bruto, revisor, decisión, acción correctiva, excepción y retest. Proteger resultados que contengan PAN, credenciales, arquitectura, identidades o vulnerabilidades. Nunca coloque datos de cuenta real en una herramienta no aprobada.</w:t>
-      </w:r>
-    </w:p>
-    <w:bookmarkEnd w:id="84"/>
-    <w:bookmarkEnd w:id="85"/>
-    <w:bookmarkStart w:id="88" w:name="libro-de-juegos-pci-dss-de-manager"/>
-    <w:p>
-      <w:pPr>
-        <w:pStyle w:val="Heading1"/>
-      </w:pPr>
-      <w:r>
-        <w:t xml:space="preserve">20. Libro de juegos PCI DSS de Manager</w:t>
-      </w:r>
-    </w:p>
-    <w:p>
-      <w:pPr>
-        <w:pStyle w:val="FirstParagraph"/>
-      </w:pPr>
-      <w:r>
-        <w:rPr>
+          <w:i/>
           <w:iCs/>
-          <w:i/>
-        </w:rPr>
-        <w:t xml:space="preserve">Las preguntas, los paneles, la propiedad y los administradores de decisiones deben controlarse</w:t>
-      </w:r>
-      <w:r>
-        <w:t xml:space="preserve">.</w:t>
-      </w:r>
-    </w:p>
-    <w:bookmarkStart w:id="86" w:name="preguntas-mensuales"/>
-    <w:p>
-      <w:pPr>
-        <w:pStyle w:val="Heading2"/>
-      </w:pPr>
-      <w:r>
-        <w:t xml:space="preserve">20.1 Preguntas mensuales</w:t>
-      </w:r>
-    </w:p>
-    <w:p>
-      <w:pPr>
-        <w:pStyle w:val="FirstParagraph"/>
-      </w:pPr>
-      <w:r>
-        <w:t xml:space="preserve">¿Cambiaron canales de pago, flujos de datos, sistemas, proveedores, scripts, servicios en la nube o rutas administrativas?</w:t>
-      </w:r>
-    </w:p>
-    <w:p>
-      <w:pPr>
-        <w:pStyle w:val="BodyText"/>
-      </w:pPr>
-      <w:r>
-        <w:t xml:space="preserve">¿El alcance está completo y validado, incluyendo sistemas conectados y de impacto en la seguridad?</w:t>
-      </w:r>
-    </w:p>
-    <w:p>
-      <w:pPr>
-        <w:pStyle w:val="BodyText"/>
-      </w:pPr>
-      <w:r>
-        <w:t xml:space="preserve">¿Ha aparecido algún dato de cuenta donde no se esperaba?</w:t>
-      </w:r>
-    </w:p>
-    <w:p>
-      <w:pPr>
-        <w:pStyle w:val="BodyText"/>
-      </w:pPr>
-      <w:r>
-        <w:t xml:space="preserve">¿Son hallazgos de alto riesgo, controles fallidos, resultados ASV, pruebas de penetración y remediación a tiempo?</w:t>
-      </w:r>
-    </w:p>
-    <w:p>
-      <w:pPr>
-        <w:pStyle w:val="BodyText"/>
-      </w:pPr>
-      <w:r>
-        <w:t xml:space="preserve">¿Se entienden las responsabilidades del proveedor de servicios y las pruebas actuales de cumplimiento?</w:t>
-      </w:r>
-    </w:p>
-    <w:p>
-      <w:pPr>
-        <w:pStyle w:val="BodyText"/>
-      </w:pPr>
-      <w:r>
-        <w:t xml:space="preserve">¿Se revisan los scripts de página de pago y las alertas de detección de cambios?</w:t>
-      </w:r>
-    </w:p>
-    <w:p>
-      <w:pPr>
-        <w:pStyle w:val="BodyText"/>
-      </w:pPr>
-      <w:r>
-        <w:t xml:space="preserve">¿El acceso, MFA, registro, malware, parches, copias de seguridad y controles de incidentes funcionan consistentemente?</w:t>
-      </w:r>
-    </w:p>
-    <w:p>
-      <w:pPr>
-        <w:pStyle w:val="BodyText"/>
-      </w:pPr>
-      <w:r>
-        <w:t xml:space="preserve">¿Qué limitaciones o excepciones no resueltas deben ser el liderazgo y la entidad aceptante sabe?</w:t>
-      </w:r>
-    </w:p>
-    <w:bookmarkEnd w:id="86"/>
-    <w:bookmarkStart w:id="87" w:name="dashboard"/>
-    <w:p>
-      <w:pPr>
-        <w:pStyle w:val="Heading2"/>
-      </w:pPr>
-      <w:r>
-        <w:t xml:space="preserve">20.2 Dashboard</w:t>
-      </w:r>
-    </w:p>
-    <w:p>
-      <w:pPr>
-        <w:pStyle w:val="FirstParagraph"/>
-      </w:pPr>
-      <w:r>
-        <w:rPr>
-          <w:bCs/>
-          <w:b/>
-        </w:rPr>
-        <w:t xml:space="preserve">Area</w:t>
-      </w:r>
-      <w:r>
-        <w:t xml:space="preserve"> </w:t>
-      </w:r>
-      <w:r>
-        <w:t xml:space="preserve">Silencio ** Cuestión del personal**</w:t>
-      </w:r>
-      <w:r>
-        <w:t xml:space="preserve"> </w:t>
-      </w:r>
-      <w:r>
-        <w:t xml:space="preserve">Silencio…</w:t>
-      </w:r>
-      <w:r>
-        <w:t xml:space="preserve"> </w:t>
-      </w:r>
-      <w:r>
-        <w:t xml:space="preserve">¿Están presentes todos los canales, datos, sistemas, caminos, proveedores y scripts? Verde / Amarillo / Rojo</w:t>
-      </w:r>
-      <w:r>
-        <w:t xml:space="preserve"> </w:t>
-      </w:r>
-      <w:r>
-        <w:t xml:space="preserve">Silencio ¿Se minimiza el almacenamiento y el tratamiento PAN/SAD correcto? Verde / Amarillo / Rojo</w:t>
-      </w:r>
-      <w:r>
-        <w:t xml:space="preserve"> </w:t>
-      </w:r>
-      <w:r>
-        <w:t xml:space="preserve">Silencio Red/configuración ¿Son reglas, endurecimiento, revisiones y segmentación operando? Verde / Amarillo / Rojo</w:t>
-      </w:r>
-      <w:r>
-        <w:t xml:space="preserve"> </w:t>
-      </w:r>
-      <w:r>
-        <w:t xml:space="preserve">TENIDO Acceso ANTE ¿Es necesario, MFA, cuentas, revisiones y control de terminación? Verde / Amarillo / Rojo</w:t>
-      </w:r>
-      <w:r>
-        <w:t xml:space="preserve"> </w:t>
-      </w:r>
-      <w:r>
-        <w:t xml:space="preserve">¿Son parches, escaneos, resultados de ASV, pruebas de penetración y pruebas actualizadas? Verde / Amarillo / Rojo</w:t>
-      </w:r>
-      <w:r>
-        <w:t xml:space="preserve"> </w:t>
-      </w:r>
-      <w:r>
-        <w:t xml:space="preserve">← Monitorización Silencio ¿Se revisan registros, alertas, integridad, IDS, fallos de control y páginas de pago? Verde / Amarillo / Rojo</w:t>
-      </w:r>
-      <w:r>
-        <w:t xml:space="preserve"> </w:t>
-      </w:r>
-      <w:r>
-        <w:t xml:space="preserve">Silencio Terceras partes ¿Son controladas las responsabilidades, el estado, la vigilancia, los incidentes y las salidas? Verde / Amarillo / Rojo</w:t>
-      </w:r>
-      <w:r>
-        <w:t xml:space="preserve"> </w:t>
-      </w:r>
-      <w:r>
-        <w:t xml:space="preserve">Silencio Respuesta ¿Se han probado, aumentado, preservado, comunicado y mejorado los incidentes de pago? Verde / Amarillo / Rojo</w:t>
-      </w:r>
-    </w:p>
-    <w:bookmarkEnd w:id="87"/>
-    <w:bookmarkEnd w:id="88"/>
-    <w:bookmarkStart w:id="90" w:name="Xc889731e5ac2ec86f979f1188d51c339a62263b"/>
-    <w:p>
-      <w:pPr>
-        <w:pStyle w:val="Heading1"/>
-      </w:pPr>
-      <w:r>
-        <w:t xml:space="preserve">21. Desde el principiante hasta el analista Junior PCI</w:t>
-      </w:r>
-    </w:p>
-    <w:p>
-      <w:pPr>
-        <w:pStyle w:val="FirstParagraph"/>
-      </w:pPr>
-      <w:r>
-        <w:rPr>
-          <w:iCs/>
-          <w:i/>
         </w:rPr>
         <w:t xml:space="preserve">Un camino seguro y honesto hacia el cumplimiento de la seguridad de pago.</w:t>
       </w:r>
@@ -6716,13 +6462,7 @@
         <w:t xml:space="preserve">■img src=</w:t>
       </w:r>
       <w:r>
-        <w:t xml:space="preserve">“</w:t>
-      </w:r>
-      <w:r>
-        <w:t xml:space="preserve">media/image9.png</w:t>
-      </w:r>
-      <w:r>
-        <w:t xml:space="preserve">”</w:t>
+        <w:t xml:space="preserve">“media/image9.png”</w:t>
       </w:r>
       <w:r>
         <w:t xml:space="preserve"> </w:t>
@@ -6731,13 +6471,7 @@
         <w:t xml:space="preserve">estilo=</w:t>
       </w:r>
       <w:r>
-        <w:t xml:space="preserve">“</w:t>
-      </w:r>
-      <w:r>
-        <w:t xml:space="preserve">width:6.15in;height:3.05995in</w:t>
-      </w:r>
-      <w:r>
-        <w:t xml:space="preserve">”</w:t>
+        <w:t xml:space="preserve">“width:6.15in;height:3.05995in”</w:t>
       </w:r>
       <w:r>
         <w:t xml:space="preserve"> </w:t>
@@ -6746,13 +6480,7 @@
         <w:t xml:space="preserve">alt=</w:t>
       </w:r>
       <w:r>
-        <w:t xml:space="preserve">“</w:t>
-      </w:r>
-      <w:r>
-        <w:t xml:space="preserve">Aprende el alcance y los datos, requisitos de mapa, evidencia de prueba, lagunas de informe y construye una cartera honesta.</w:t>
-      </w:r>
-      <w:r>
-        <w:t xml:space="preserve">”</w:t>
+        <w:t xml:space="preserve">“Aprende el alcance y los datos, requisitos de mapa, evidencia de prueba, lagunas de informe y construye una cartera honesta.”</w:t>
       </w:r>
       <w:r>
         <w:t xml:space="preserve"> </w:t>
@@ -6775,8 +6503,8 @@
       </w:pPr>
       <w:r>
         <w:rPr>
+          <w:b/>
           <w:bCs/>
-          <w:b/>
         </w:rPr>
         <w:t xml:space="preserve">Junior PCI Compliance Analyst</w:t>
       </w:r>
@@ -6787,8 +6515,8 @@
       </w:pPr>
       <w:r>
         <w:rPr>
+          <w:b/>
           <w:bCs/>
-          <w:b/>
         </w:rPr>
         <w:t xml:space="preserve">GRC Analyst — Payments</w:t>
       </w:r>
@@ -6807,19 +6535,19 @@
       </w:pPr>
       <w:r>
         <w:rPr>
+          <w:b/>
           <w:bCs/>
-          <w:b/>
         </w:rPr>
         <w:t xml:space="preserve">PCI Evidence Coordinator</w:t>
       </w:r>
     </w:p>
     <w:p>
       <w:pPr>
+        <w:pStyle w:val="Compact"/>
         <w:numPr>
           <w:ilvl w:val="0"/>
           <w:numId w:val="1015"/>
         </w:numPr>
-        <w:pStyle w:val="Compact"/>
       </w:pPr>
       <w:r>
         <w:t xml:space="preserve">Análisis del riesgo de las tres partes*</w:t>
@@ -6849,7 +6577,7 @@
         <w:t xml:space="preserve">** Analyst de Seguridad del Payment**</w:t>
       </w:r>
     </w:p>
-    <w:bookmarkStart w:id="89" w:name="típico-trabajo-junior"/>
+    <w:bookmarkStart w:id="78" w:name="típico-trabajo-junior"/>
     <w:p>
       <w:pPr>
         <w:pStyle w:val="Heading2"/>
@@ -6935,9 +6663,9 @@
         <w:t xml:space="preserve">Proteger los datos de cuenta y seguir los límites de autorización.</w:t>
       </w:r>
     </w:p>
-    <w:bookmarkEnd w:id="89"/>
-    <w:bookmarkEnd w:id="90"/>
-    <w:bookmarkStart w:id="107" w:name="laboratorio-ficcional-y-portfolio"/>
+    <w:bookmarkEnd w:id="78"/>
+    <w:bookmarkEnd w:id="79"/>
+    <w:bookmarkStart w:id="96" w:name="laboratorio-ficcional-y-portfolio"/>
     <w:p>
       <w:pPr>
         <w:pStyle w:val="Heading1"/>
@@ -6952,8 +6680,8 @@
       </w:pPr>
       <w:r>
         <w:rPr>
+          <w:i/>
           <w:iCs/>
-          <w:i/>
         </w:rPr>
         <w:t xml:space="preserve">Un entorno de práctica completo utilizando datos sintéticos y sistemas de laboratorio autorizados</w:t>
       </w:r>
@@ -6969,7 +6697,7 @@
         <w:t xml:space="preserve">Harbor Light Market es un comerciante ficticio con una página de pago anfitriona, dos terminales de punto de venta, un centro de llamadas, colaboración en la nube, un proveedor de servicios gestionado y un procesador ficticio. Todos los números de cuenta, personas, sistemas, alertas y proveedores se inventan o aprueban datos de prueba.</w:t>
       </w:r>
     </w:p>
-    <w:bookmarkStart w:id="91" w:name="project-1-scope"/>
+    <w:bookmarkStart w:id="80" w:name="project-1-scope"/>
     <w:p>
       <w:pPr>
         <w:pStyle w:val="Heading2"/>
@@ -7002,8 +6730,8 @@
         <w:t xml:space="preserve">Crear una matriz de responsabilidad y evidencia de 12 requisitos.</w:t>
       </w:r>
     </w:p>
-    <w:bookmarkEnd w:id="91"/>
-    <w:bookmarkStart w:id="92" w:name="project-3-data"/>
+    <w:bookmarkEnd w:id="80"/>
+    <w:bookmarkStart w:id="81" w:name="project-3-data"/>
     <w:p>
       <w:pPr>
         <w:pStyle w:val="Heading2"/>
@@ -7020,8 +6748,8 @@
         <w:t xml:space="preserve">Ejecutar un ejercicio de descubrimiento de datos sintético y retención de documentos, eliminación y protección del PAN.</w:t>
       </w:r>
     </w:p>
-    <w:bookmarkEnd w:id="92"/>
-    <w:bookmarkStart w:id="93" w:name="project-4-access"/>
+    <w:bookmarkEnd w:id="81"/>
+    <w:bookmarkStart w:id="82" w:name="project-4-access"/>
     <w:p>
       <w:pPr>
         <w:pStyle w:val="Heading2"/>
@@ -7054,8 +6782,8 @@
         <w:t xml:space="preserve">Realizar un análisis autorizado de laboratorio, validar, corregir, reescanear y explicar por qué la evidencia ASV es separada.</w:t>
       </w:r>
     </w:p>
-    <w:bookmarkEnd w:id="93"/>
-    <w:bookmarkStart w:id="94" w:name="project-6-e-commerce"/>
+    <w:bookmarkEnd w:id="82"/>
+    <w:bookmarkStart w:id="83" w:name="project-6-e-commerce"/>
     <w:p>
       <w:pPr>
         <w:pStyle w:val="Heading2"/>
@@ -7072,8 +6800,8 @@
         <w:t xml:space="preserve">Los scripts de pago sintético de inventario, los justifican y autorizan, validan la integridad y prueban una alerta de cambio inofensiva.</w:t>
       </w:r>
     </w:p>
-    <w:bookmarkEnd w:id="94"/>
-    <w:bookmarkStart w:id="95" w:name="project-7-incident"/>
+    <w:bookmarkEnd w:id="83"/>
+    <w:bookmarkStart w:id="84" w:name="project-7-incident"/>
     <w:p>
       <w:pPr>
         <w:pStyle w:val="Heading2"/>
@@ -7090,8 +6818,8 @@
         <w:t xml:space="preserve">Ejecutar una mesa que implica un PAN inesperado y un script de pago cambiado; preservar los hechos, escalar, contener, recuperar y mejorar.</w:t>
       </w:r>
     </w:p>
-    <w:bookmarkEnd w:id="95"/>
-    <w:bookmarkStart w:id="96" w:name="project-8---management-report"/>
+    <w:bookmarkEnd w:id="84"/>
+    <w:bookmarkStart w:id="85" w:name="project-8---management-report"/>
     <w:p>
       <w:pPr>
         <w:pStyle w:val="Heading2"/>
@@ -7113,22 +6841,22 @@
         <w:pStyle w:val="BodyText"/>
       </w:pPr>
       <w:r>
-        <w:t xml:space="preserve">*Portfolio ethics:** Etiqueta cada artículo como entrenamiento de ficción. Nunca publique PAN real, SAD, datos de clientes, credenciales, arquitectura de pago, resultados de escaneo, incidentes, contratos o informes de evaluación. Silencio</w:t>
-      </w:r>
-      <w:r>
-        <w:t xml:space="preserve"> </w:t>
-      </w:r>
-      <w:r>
-        <w:t xml:space="preserve">Silencio.</w:t>
-      </w:r>
-    </w:p>
-    <w:p>
-      <w:pPr>
+        <w:t xml:space="preserve">*Portfolio ethics:** Etiqueta cada artículo como entrenamiento de ficción. Nunca publique PAN real, SAD, datos de clientes, credenciales, arquitectura de pago, resultados de escaneo, incidentes, contratos o informes de evaluación. |</w:t>
+      </w:r>
+      <w:r>
+        <w:t xml:space="preserve"> </w:t>
+      </w:r>
+      <w:r>
+        <w:t xml:space="preserve">|. |</w:t>
+      </w:r>
+    </w:p>
+    <w:p>
+      <w:pPr>
+        <w:pStyle w:val="Compact"/>
         <w:numPr>
           <w:ilvl w:val="0"/>
           <w:numId w:val="1017"/>
         </w:numPr>
-        <w:pStyle w:val="Compact"/>
       </w:pPr>
       <w:r>
         <w:t xml:space="preserve">Plan de aprendizaje de 30 días</w:t>
@@ -7140,8 +6868,8 @@
       </w:pPr>
       <w:r>
         <w:rPr>
+          <w:i/>
           <w:iCs/>
-          <w:i/>
         </w:rPr>
         <w:t xml:space="preserve">Un mes realista de lectura oficial, evidencia práctica y preparación de entrevistas</w:t>
       </w:r>
@@ -7154,15 +6882,9 @@
         <w:pStyle w:val="BodyText"/>
       </w:pPr>
       <w:r>
-        <w:t xml:space="preserve">Silencio</w:t>
-      </w:r>
-      <w:r>
-        <w:t xml:space="preserve"> </w:t>
-      </w:r>
-      <w:r>
         <w:rPr>
+          <w:b/>
           <w:bCs/>
-          <w:b/>
         </w:rPr>
         <w:t xml:space="preserve">Week</w:t>
       </w:r>
@@ -7170,11 +6892,13 @@
         <w:t xml:space="preserve"> </w:t>
       </w:r>
       <w:r>
-        <w:t xml:space="preserve">Silencio**</w:t>
-      </w:r>
-      <w:r>
-        <w:t xml:space="preserve"> </w:t>
-      </w:r>
+        <w:t xml:space="preserve">|**</w:t>
+      </w:r>
+    </w:p>
+    <w:p>
+      <w:pPr>
+        <w:pStyle w:val="BodyText"/>
+      </w:pPr>
       <w:r>
         <w:t xml:space="preserve">…—————————————————————————————————————-</w:t>
       </w:r>
@@ -7182,13 +6906,13 @@
         <w:t xml:space="preserve"> </w:t>
       </w:r>
       <w:r>
-        <w:t xml:space="preserve">Silencio Semana 1 Silencio Fundaciones, datos de cuenta, alcance, segmentación, validación sometida Scope memo, mapa de datos, inventario, preguntas de decisión SAQ</w:t>
-      </w:r>
-      <w:r>
-        <w:t xml:space="preserve"> </w:t>
-      </w:r>
-      <w:r>
-        <w:t xml:space="preserve">Silenciosa Semana 2 1–6 Silencio Network/configuration evidence, data rules, patch and software-security test tención</w:t>
+        <w:t xml:space="preserve">| Semana 1 | Fundaciones, datos de cuenta, alcance, segmentación, validación sometida Scope memo, mapa de datos, inventario, preguntas de decisión SAQ</w:t>
+      </w:r>
+      <w:r>
+        <w:t xml:space="preserve"> </w:t>
+      </w:r>
+      <w:r>
+        <w:t xml:space="preserve">Silenciosa Semana 2 1–6 | Network/configuration evidence, data rules, patch and software-security test tención</w:t>
       </w:r>
       <w:r>
         <w:t xml:space="preserve"> </w:t>
@@ -7200,16 +6924,16 @@
         <w:t xml:space="preserve"> </w:t>
       </w:r>
       <w:r>
-        <w:t xml:space="preserve">Silencio Semana 4 Silencio Herramientas, portafolio, reportajes, entrevista Silencio Portafolio Sanitario, dashboard, respuestas practicadas</w:t>
-      </w:r>
-    </w:p>
-    <w:p>
-      <w:pPr>
+        <w:t xml:space="preserve">| Semana 4 | Herramientas, portafolio, reportajes, entrevista | Portafolio Sanitario, dashboard, respuestas practicadas</w:t>
+      </w:r>
+    </w:p>
+    <w:p>
+      <w:pPr>
+        <w:pStyle w:val="Compact"/>
         <w:numPr>
           <w:ilvl w:val="0"/>
           <w:numId w:val="1018"/>
         </w:numPr>
-        <w:pStyle w:val="Compact"/>
       </w:pPr>
       <w:r>
         <w:t xml:space="preserve">Preparación de entrevistas</w:t>
@@ -7221,8 +6945,8 @@
       </w:pPr>
       <w:r>
         <w:rPr>
+          <w:i/>
           <w:iCs/>
-          <w:i/>
         </w:rPr>
         <w:t xml:space="preserve">Respuestas rápidas y precisas para analistas y administradores junior</w:t>
       </w:r>
@@ -7230,8 +6954,8 @@
         <w:t xml:space="preserve">.</w:t>
       </w:r>
     </w:p>
-    <w:bookmarkEnd w:id="96"/>
-    <w:bookmarkStart w:id="97" w:name="cuál-es-la-versión-actual-pci-dss"/>
+    <w:bookmarkEnd w:id="85"/>
+    <w:bookmarkStart w:id="86" w:name="cuál-es-la-versión-actual-pci-dss"/>
     <w:p>
       <w:pPr>
         <w:pStyle w:val="Heading2"/>
@@ -7248,8 +6972,8 @@
         <w:t xml:space="preserve">PCI DSS v4.0.1. Fue publicado en junio de 2024 como una revisión limitada. PCI DSS v4.0 retirado a finales de 2024, y los requisitos de v4.x de fecha futura entraron en vigor el 31 de marzo de 2025.</w:t>
       </w:r>
     </w:p>
-    <w:bookmarkEnd w:id="97"/>
-    <w:bookmarkStart w:id="98" w:name="cuál-es-el-cde"/>
+    <w:bookmarkEnd w:id="86"/>
+    <w:bookmarkStart w:id="87" w:name="cuál-es-el-cde"/>
     <w:p>
       <w:pPr>
         <w:pStyle w:val="Heading2"/>
@@ -7266,8 +6990,8 @@
         <w:t xml:space="preserve">Las personas, procesos y tecnologías que almacenan, procesan o transmiten datos de los titulares de tarjetas o datos de autenticación sensibles, además de los sistemas pertinentes que se conectan o pueden afectar su seguridad.</w:t>
       </w:r>
     </w:p>
-    <w:bookmarkEnd w:id="98"/>
-    <w:bookmarkStart w:id="99" w:name="qué-es-pan"/>
+    <w:bookmarkEnd w:id="87"/>
+    <w:bookmarkStart w:id="88" w:name="qué-es-pan"/>
     <w:p>
       <w:pPr>
         <w:pStyle w:val="Heading2"/>
@@ -7284,8 +7008,8 @@
         <w:t xml:space="preserve">El número de cuenta primaria. Su presencia es central en la aplicabilidad PCI DSS.</w:t>
       </w:r>
     </w:p>
-    <w:bookmarkEnd w:id="99"/>
-    <w:bookmarkStart w:id="100" w:name="X3b9f6144d9cb222d699c1cfd36748da74b6c7ea"/>
+    <w:bookmarkEnd w:id="88"/>
+    <w:bookmarkStart w:id="89" w:name="X3b9f6144d9cb222d699c1cfd36748da74b6c7ea"/>
     <w:p>
       <w:pPr>
         <w:pStyle w:val="Heading2"/>
@@ -7302,8 +7026,8 @@
         <w:t xml:space="preserve">No después de la autorización, excepto cuando PCI DSS permite expresamente el uso de emisor o soporte de emisión.</w:t>
       </w:r>
     </w:p>
-    <w:bookmarkEnd w:id="100"/>
-    <w:bookmarkStart w:id="101" w:name="qué-es-la-segmentación"/>
+    <w:bookmarkEnd w:id="89"/>
+    <w:bookmarkStart w:id="90" w:name="qué-es-la-segmentación"/>
     <w:p>
       <w:pPr>
         <w:pStyle w:val="Heading2"/>
@@ -7320,8 +7044,8 @@
         <w:t xml:space="preserve">Controles que aíslan el CDE. Reduce el alcance sólo cuando se documentan y prueban el diseño y la eficacia.</w:t>
       </w:r>
     </w:p>
-    <w:bookmarkEnd w:id="101"/>
-    <w:bookmarkStart w:id="102" w:name="definido-contra-enfoque-personalizado"/>
+    <w:bookmarkEnd w:id="90"/>
+    <w:bookmarkStart w:id="91" w:name="definido-contra-enfoque-personalizado"/>
     <w:p>
       <w:pPr>
         <w:pStyle w:val="Heading2"/>
@@ -7338,8 +7062,8 @@
         <w:t xml:space="preserve">El enfoque definido sigue el requisito establecido. Un enfoque personalizado utiliza otro diseño de control que cumple con el objetivo personalizado y requiere un amplio riesgo, diseño, evidencia y validación del evaluador.</w:t>
       </w:r>
     </w:p>
-    <w:bookmarkEnd w:id="102"/>
-    <w:bookmarkStart w:id="103" w:name="Xa75f830a49e90cfa309aa22c64be9ed0dc9629c"/>
+    <w:bookmarkEnd w:id="91"/>
+    <w:bookmarkStart w:id="92" w:name="Xa75f830a49e90cfa309aa22c64be9ed0dc9629c"/>
     <w:p>
       <w:pPr>
         <w:pStyle w:val="Heading2"/>
@@ -7356,8 +7080,8 @@
         <w:t xml:space="preserve">No. Los escaneos de vulnerabilidad externa requeridos deben realizarse a través de un proveedor de escaneado aprobado y cumplir con los requisitos del programa.</w:t>
       </w:r>
     </w:p>
-    <w:bookmarkEnd w:id="103"/>
-    <w:bookmarkStart w:id="104" w:name="cómo-verificas-un-requisito"/>
+    <w:bookmarkEnd w:id="92"/>
+    <w:bookmarkStart w:id="93" w:name="cómo-verificas-un-requisito"/>
     <w:p>
       <w:pPr>
         <w:pStyle w:val="Heading2"/>
@@ -7374,8 +7098,8 @@
         <w:t xml:space="preserve">Definir criterios y alcance, evaluar el diseño, obtener una población completa, probar elementos representativos, registrar excepciones, remediar, retestar y limitaciones estatales.</w:t>
       </w:r>
     </w:p>
-    <w:bookmarkEnd w:id="104"/>
-    <w:bookmarkStart w:id="105" w:name="X6677c2d88b9a16ce593641406435ff7605e6fae"/>
+    <w:bookmarkEnd w:id="93"/>
+    <w:bookmarkStart w:id="94" w:name="X6677c2d88b9a16ce593641406435ff7605e6fae"/>
     <w:p>
       <w:pPr>
         <w:pStyle w:val="Heading2"/>
@@ -7392,8 +7116,8 @@
         <w:t xml:space="preserve">Las marcas de pago y los compradores establecen programas de cumplimiento y expectativas de validación; contratos y clientes pueden añadir requisitos.</w:t>
       </w:r>
     </w:p>
-    <w:bookmarkEnd w:id="105"/>
-    <w:bookmarkStart w:id="106" w:name="qué-cambió-para-el-comercio-electrónico"/>
+    <w:bookmarkEnd w:id="94"/>
+    <w:bookmarkStart w:id="95" w:name="qué-cambió-para-el-comercio-electrónico"/>
     <w:p>
       <w:pPr>
         <w:pStyle w:val="Heading2"/>
@@ -7415,15 +7139,9 @@
         <w:pStyle w:val="BodyText"/>
       </w:pPr>
       <w:r>
-        <w:t xml:space="preserve">Silencio</w:t>
-      </w:r>
-      <w:r>
-        <w:t xml:space="preserve"> </w:t>
-      </w:r>
-      <w:r>
         <w:rPr>
+          <w:b/>
           <w:bCs/>
-          <w:b/>
         </w:rPr>
         <w:t xml:space="preserve">Respuesta de 60 segundos del administrador:</w:t>
       </w:r>
@@ -7431,18 +7149,20 @@
         <w:t xml:space="preserve"> </w:t>
       </w:r>
       <w:r>
-        <w:t xml:space="preserve">Empiezo con canales de pago y flujos de datos de cuenta, definir el verdadero CDE y sistemas que pueden afectarlo, confirmar el camino correcto de validación, asignar la propiedad del requisito y exigir pruebas operativas completas. Minimizamos los datos, el acceso de control y los proveedores, protegemos las páginas de pago, escaneamos y probamos de acuerdo con las reglas de PCI, remediamos y retestamos los hallazgos, e intensificamos los incidentes rápidamente. Los instrumentos apoyan la labor, pero el alcance, las pruebas, el juicio del evaluador y la rendición de cuentas de la administración determinan si las conclusiones son fiables. Silencio</w:t>
-      </w:r>
-      <w:r>
-        <w:t xml:space="preserve"> </w:t>
-      </w:r>
+        <w:t xml:space="preserve">Empiezo con canales de pago y flujos de datos de cuenta, definir el verdadero CDE y sistemas que pueden afectarlo, confirmar el camino correcto de validación, asignar la propiedad del requisito y exigir pruebas operativas completas. Minimizamos los datos, el acceso de control y los proveedores, protegemos las páginas de pago, escaneamos y probamos de acuerdo con las reglas de PCI, remediamos y retestamos los hallazgos, e intensificamos los incidentes rápidamente. Los instrumentos apoyan la labor, pero el alcance, las pruebas, el juicio del evaluador y la rendición de cuentas de la administración determinan si las conclusiones son fiables. |</w:t>
+      </w:r>
+    </w:p>
+    <w:p>
+      <w:pPr>
+        <w:pStyle w:val="BodyText"/>
+      </w:pPr>
       <w:r>
         <w:t xml:space="preserve">RespuestaRespuesta</w:t>
       </w:r>
     </w:p>
-    <w:bookmarkEnd w:id="106"/>
-    <w:bookmarkEnd w:id="107"/>
-    <w:bookmarkStart w:id="112" w:name="plantillas-glosario-e-índice"/>
+    <w:bookmarkEnd w:id="95"/>
+    <w:bookmarkEnd w:id="96"/>
+    <w:bookmarkStart w:id="101" w:name="plantillas-glosario-e-índice"/>
     <w:p>
       <w:pPr>
         <w:pStyle w:val="Heading1"/>
@@ -7457,13 +7177,13 @@
       </w:pPr>
       <w:r>
         <w:rPr>
+          <w:i/>
           <w:iCs/>
-          <w:i/>
         </w:rPr>
         <w:t xml:space="preserve">Reusable structures and plain-English definitions.</w:t>
       </w:r>
     </w:p>
-    <w:bookmarkStart w:id="108" w:name="scope-record"/>
+    <w:bookmarkStart w:id="97" w:name="scope-record"/>
     <w:p>
       <w:pPr>
         <w:pStyle w:val="Heading2"/>
@@ -7549,8 +7269,8 @@
         <w:t xml:space="preserve">Cambios, supuestos, exclusiones, limitaciones, fecha de validación, aprobador y próximo examen</w:t>
       </w:r>
     </w:p>
-    <w:bookmarkEnd w:id="108"/>
-    <w:bookmarkStart w:id="109" w:name="requirement-evidence-record"/>
+    <w:bookmarkEnd w:id="97"/>
+    <w:bookmarkStart w:id="98" w:name="requirement-evidence-record"/>
     <w:p>
       <w:pPr>
         <w:pStyle w:val="Heading2"/>
@@ -7636,8 +7356,8 @@
         <w:t xml:space="preserve">Retest, conclusión, revisor, aprobación y limitación</w:t>
       </w:r>
     </w:p>
-    <w:bookmarkEnd w:id="109"/>
-    <w:bookmarkStart w:id="110" w:name="glosario"/>
+    <w:bookmarkEnd w:id="98"/>
+    <w:bookmarkStart w:id="99" w:name="glosario"/>
     <w:p>
       <w:pPr>
         <w:pStyle w:val="Heading2"/>
@@ -7652,8 +7372,8 @@
       </w:pPr>
       <w:r>
         <w:rPr>
+          <w:b/>
           <w:bCs/>
-          <w:b/>
         </w:rPr>
         <w:t xml:space="preserve">AOC.</w:t>
       </w:r>
@@ -7670,8 +7390,8 @@
       </w:pPr>
       <w:r>
         <w:rPr>
+          <w:b/>
           <w:bCs/>
-          <w:b/>
         </w:rPr>
         <w:t xml:space="preserve">Venta.</w:t>
       </w:r>
@@ -7696,8 +7416,8 @@
       </w:pPr>
       <w:r>
         <w:rPr>
+          <w:b/>
           <w:bCs/>
-          <w:b/>
         </w:rPr>
         <w:t xml:space="preserve">CDE.</w:t>
       </w:r>
@@ -7730,8 +7450,8 @@
       </w:pPr>
       <w:r>
         <w:rPr>
+          <w:b/>
           <w:bCs/>
-          <w:b/>
         </w:rPr>
         <w:t xml:space="preserve">PAN.</w:t>
       </w:r>
@@ -7748,8 +7468,8 @@
       </w:pPr>
       <w:r>
         <w:rPr>
+          <w:b/>
           <w:bCs/>
-          <w:b/>
         </w:rPr>
         <w:t xml:space="preserve">QSA.</w:t>
       </w:r>
@@ -7766,8 +7486,8 @@
       </w:pPr>
       <w:r>
         <w:rPr>
+          <w:b/>
           <w:bCs/>
-          <w:b/>
         </w:rPr>
         <w:t xml:space="preserve">ROC.</w:t>
       </w:r>
@@ -7784,8 +7504,8 @@
       </w:pPr>
       <w:r>
         <w:rPr>
+          <w:b/>
           <w:bCs/>
-          <w:b/>
         </w:rPr>
         <w:t xml:space="preserve">SAD.</w:t>
       </w:r>
@@ -7810,8 +7530,8 @@
       </w:pPr>
       <w:r>
         <w:rPr>
+          <w:b/>
           <w:bCs/>
-          <w:b/>
         </w:rPr>
         <w:t xml:space="preserve">Segmentación</w:t>
       </w:r>
@@ -7825,8 +7545,8 @@
       </w:pPr>
       <w:r>
         <w:rPr>
+          <w:b/>
           <w:bCs/>
-          <w:b/>
         </w:rPr>
         <w:t xml:space="preserve">Evaluación del riesgo.</w:t>
       </w:r>
@@ -7843,8 +7563,8 @@
       </w:pPr>
       <w:r>
         <w:rPr>
+          <w:b/>
           <w:bCs/>
-          <w:b/>
         </w:rPr>
         <w:t xml:space="preserve">TPSP.</w:t>
       </w:r>
@@ -7855,8 +7575,8 @@
         <w:t xml:space="preserve">Proveedor de servicios de terceros.</w:t>
       </w:r>
     </w:p>
-    <w:bookmarkEnd w:id="110"/>
-    <w:bookmarkStart w:id="111" w:name="índice-de-asunto"/>
+    <w:bookmarkEnd w:id="99"/>
+    <w:bookmarkStart w:id="100" w:name="índice-de-asunto"/>
     <w:p>
       <w:pPr>
         <w:pStyle w:val="Heading2"/>
@@ -7871,8 +7591,8 @@
       </w:pPr>
       <w:r>
         <w:rPr>
+          <w:b/>
           <w:bCs/>
-          <w:b/>
         </w:rPr>
         <w:t xml:space="preserve">Tema</w:t>
       </w:r>
@@ -7886,7 +7606,7 @@
         <w:t xml:space="preserve"> </w:t>
       </w:r>
       <w:r>
-        <w:t xml:space="preserve">Silencio————————————————–</w:t>
+        <w:t xml:space="preserve">|————————————————– |</w:t>
       </w:r>
       <w:r>
         <w:t xml:space="preserve"> </w:t>
@@ -7898,7 +7618,7 @@
         <w:t xml:space="preserve"> </w:t>
       </w:r>
       <w:r>
-        <w:t xml:space="preserve">TENIDO ASV TENIDO 4, 16, 18-19 ANTERIOR PAN TENIDO 2, 8 TENIDO</w:t>
+        <w:t xml:space="preserve">| ASV | 4, 16, 18-19 ANTERIOR PAN | 2, 8 |</w:t>
       </w:r>
       <w:r>
         <w:t xml:space="preserve"> </w:t>
@@ -7910,7 +7630,7 @@
         <w:t xml:space="preserve"> </w:t>
       </w:r>
       <w:r>
-        <w:t xml:space="preserve">Silencio CDE Silencio 1–3, 18 Silenciosos SAQ</w:t>
+        <w:t xml:space="preserve">| CDE | 1–3, 18 Silenciosos SAQ</w:t>
       </w:r>
       <w:r>
         <w:t xml:space="preserve"> </w:t>
@@ -7922,42 +7642,42 @@
         <w:t xml:space="preserve"> </w:t>
       </w:r>
       <w:r>
-        <w:t xml:space="preserve">TENIDO Enfoque personalizado TENIDO 5 ANTE Segmentation TEN 3, 16, 18</w:t>
-      </w:r>
-      <w:r>
-        <w:t xml:space="preserve"> </w:t>
-      </w:r>
-      <w:r>
-        <w:t xml:space="preserve">Silencio E-commerce Silencio 11, 16, 18 Silenciosos datos de autenticación sensibles</w:t>
-      </w:r>
-      <w:r>
-        <w:t xml:space="preserve"> </w:t>
-      </w:r>
-      <w:r>
-        <w:t xml:space="preserve">← Evidencia Silencio 18–20 proveedores de servicios Silenciosos 3–4, 17–18</w:t>
-      </w:r>
-      <w:r>
-        <w:t xml:space="preserve"> </w:t>
-      </w:r>
-      <w:r>
-        <w:t xml:space="preserve">Silencio Respuesta del incidente Silencio 17, 22 Silencio Análisis de riesgos orientados</w:t>
-      </w:r>
-      <w:r>
-        <w:t xml:space="preserve"> </w:t>
-      </w:r>
-      <w:r>
-        <w:t xml:space="preserve">Silencioso analista junior Silencioso 21–24 Silencio Vulnerability escanea Silencio 11, 16, 18–19 Silencio</w:t>
-      </w:r>
-      <w:r>
-        <w:t xml:space="preserve"> </w:t>
-      </w:r>
-      <w:r>
-        <w:t xml:space="preserve">TENIDO TERRITORIO TENENCIA 15, 18–19 ANTERIOR</w:t>
-      </w:r>
-    </w:p>
-    <w:bookmarkEnd w:id="111"/>
-    <w:bookmarkEnd w:id="112"/>
-    <w:bookmarkStart w:id="117" w:name="referencias-oficiales-y-estudio-ulterior"/>
+        <w:t xml:space="preserve">| Enfoque personalizado | 5 ANTE Segmentation TEN 3, 16, 18</w:t>
+      </w:r>
+      <w:r>
+        <w:t xml:space="preserve"> </w:t>
+      </w:r>
+      <w:r>
+        <w:t xml:space="preserve">| E-commerce | 11, 16, 18 Silenciosos datos de autenticación sensibles</w:t>
+      </w:r>
+      <w:r>
+        <w:t xml:space="preserve"> </w:t>
+      </w:r>
+      <w:r>
+        <w:t xml:space="preserve">← Evidencia | 18–20 proveedores de servicios Silenciosos 3–4, 17–18</w:t>
+      </w:r>
+      <w:r>
+        <w:t xml:space="preserve"> </w:t>
+      </w:r>
+      <w:r>
+        <w:t xml:space="preserve">| Respuesta del incidente | 17, 22 | Análisis de riesgos orientados</w:t>
+      </w:r>
+      <w:r>
+        <w:t xml:space="preserve"> </w:t>
+      </w:r>
+      <w:r>
+        <w:t xml:space="preserve">Silencioso analista junior Silencioso 21–24 | Vulnerability escanea | 11, 16, 18–19 |</w:t>
+      </w:r>
+      <w:r>
+        <w:t xml:space="preserve"> </w:t>
+      </w:r>
+      <w:r>
+        <w:t xml:space="preserve">| TERRITORIO TENENCIA 15, 18–19 ANTERIOR |</w:t>
+      </w:r>
+    </w:p>
+    <w:bookmarkEnd w:id="100"/>
+    <w:bookmarkEnd w:id="101"/>
+    <w:bookmarkStart w:id="106" w:name="referencias-oficiales-y-estudio-ulterior"/>
     <w:p>
       <w:pPr>
         <w:pStyle w:val="Heading1"/>
@@ -7968,11 +7688,11 @@
     </w:p>
     <w:p>
       <w:pPr>
+        <w:pStyle w:val="Compact"/>
         <w:numPr>
           <w:ilvl w:val="0"/>
           <w:numId w:val="1021"/>
         </w:numPr>
-        <w:pStyle w:val="Compact"/>
       </w:pPr>
       <w:r>
         <w:t xml:space="preserve">Fuentes actuales de PCI SSC y documentación oficial de herramientas utilizada para la verificación.*</w:t>
@@ -7982,7 +7702,7 @@
       <w:pPr>
         <w:pStyle w:val="FirstParagraph"/>
       </w:pPr>
-      <w:hyperlink r:id="rId113">
+      <w:hyperlink r:id="rId102">
         <w:r>
           <w:rPr>
             <w:rStyle w:val="Hyperlink"/>
@@ -8011,7 +7731,7 @@
       <w:pPr>
         <w:pStyle w:val="BodyText"/>
       </w:pPr>
-      <w:hyperlink r:id="rId114">
+      <w:hyperlink r:id="rId103">
         <w:r>
           <w:rPr>
             <w:rStyle w:val="Hyperlink"/>
@@ -8024,7 +7744,7 @@
       <w:pPr>
         <w:pStyle w:val="BodyText"/>
       </w:pPr>
-      <w:hyperlink r:id="rId115">
+      <w:hyperlink r:id="rId104">
         <w:r>
           <w:rPr>
             <w:rStyle w:val="Hyperlink"/>
@@ -8037,7 +7757,7 @@
       <w:pPr>
         <w:pStyle w:val="BodyText"/>
       </w:pPr>
-      <w:hyperlink r:id="rId116">
+      <w:hyperlink r:id="rId105">
         <w:r>
           <w:rPr>
             <w:rStyle w:val="Hyperlink"/>
@@ -8074,8 +7794,8 @@
       </w:r>
       <w:r>
         <w:rPr>
+          <w:b/>
           <w:bCs/>
-          <w:b/>
         </w:rPr>
         <w:t xml:space="preserve">Recordaje final:</w:t>
       </w:r>
@@ -8083,17 +7803,21 @@
         <w:t xml:space="preserve"> </w:t>
       </w:r>
       <w:r>
-        <w:t xml:space="preserve">Publicaciones PCI SSC, FAQs, formularios, guía, listados de evaluadores, programas de marca de pago, instrucciones de adquisición, contratos, tecnologías y cambios de amenazas. Confirme el estándar oficial actual y la ruta de presentación de informes antes de una evaluación real. Silencio</w:t>
-      </w:r>
-      <w:r>
-        <w:t xml:space="preserve"> </w:t>
-      </w:r>
-      <w:r>
-        <w:t xml:space="preserve">Silencio.</w:t>
-      </w:r>
-    </w:p>
-    <w:bookmarkEnd w:id="117"/>
-    <w:sectPr/>
+        <w:t xml:space="preserve">Publicaciones PCI SSC, FAQs, formularios, guía, listados de evaluadores, programas de marca de pago, instrucciones de adquisición, contratos, tecnologías y cambios de amenazas. Confirme el estándar oficial actual y la ruta de presentación de informes antes de una evaluación real. |</w:t>
+      </w:r>
+      <w:r>
+        <w:t xml:space="preserve"> </w:t>
+      </w:r>
+      <w:r>
+        <w:t xml:space="preserve">|. |</w:t>
+      </w:r>
+    </w:p>
+    <w:bookmarkEnd w:id="106"/>
+    <w:sectPr>
+      <w:footnotePr>
+        <w:numRestart w:val="eachSect"/>
+      </w:footnotePr>
+    </w:sectPr>
   </w:body>
 </w:document>
 </file>
@@ -8124,14 +7848,14 @@
 <file path=word/numbering.xml><?xml version="1.0" encoding="utf-8"?>
 <w:numbering xmlns:w="http://schemas.openxmlformats.org/wordprocessingml/2006/main">
   <w:abstractNum w:abstractNumId="990">
-    <w:nsid w:val="A990"/>
+    <w:nsid w:val="0000A990"/>
     <w:multiLevelType w:val="multilevel"/>
     <w:lvl w:ilvl="0">
       <w:numFmt w:val="bullet"/>
       <w:lvlText w:val=" "/>
       <w:lvlJc w:val="left"/>
       <w:pPr>
-        <w:ind w:left="720" w:hanging="480"/>
+        <w:ind w:left="720" w:hanging="360"/>
       </w:pPr>
     </w:lvl>
     <w:lvl w:ilvl="1">
@@ -8139,7 +7863,7 @@
       <w:lvlText w:val=" "/>
       <w:lvlJc w:val="left"/>
       <w:pPr>
-        <w:ind w:left="1440" w:hanging="480"/>
+        <w:ind w:left="1440" w:hanging="360"/>
       </w:pPr>
     </w:lvl>
     <w:lvl w:ilvl="2">
@@ -8147,7 +7871,7 @@
       <w:lvlText w:val=" "/>
       <w:lvlJc w:val="left"/>
       <w:pPr>
-        <w:ind w:left="2160" w:hanging="480"/>
+        <w:ind w:left="2160" w:hanging="360"/>
       </w:pPr>
     </w:lvl>
     <w:lvl w:ilvl="3">
@@ -8155,7 +7879,7 @@
       <w:lvlText w:val=" "/>
       <w:lvlJc w:val="left"/>
       <w:pPr>
-        <w:ind w:left="2880" w:hanging="480"/>
+        <w:ind w:left="2880" w:hanging="360"/>
       </w:pPr>
     </w:lvl>
     <w:lvl w:ilvl="4">
@@ -8163,7 +7887,7 @@
       <w:lvlText w:val=" "/>
       <w:lvlJc w:val="left"/>
       <w:pPr>
-        <w:ind w:left="3600" w:hanging="480"/>
+        <w:ind w:left="3600" w:hanging="360"/>
       </w:pPr>
     </w:lvl>
     <w:lvl w:ilvl="5">
@@ -8171,7 +7895,7 @@
       <w:lvlText w:val=" "/>
       <w:lvlJc w:val="left"/>
       <w:pPr>
-        <w:ind w:left="4320" w:hanging="480"/>
+        <w:ind w:left="4320" w:hanging="360"/>
       </w:pPr>
     </w:lvl>
     <w:lvl w:ilvl="6">
@@ -8179,7 +7903,7 @@
       <w:lvlText w:val=" "/>
       <w:lvlJc w:val="left"/>
       <w:pPr>
-        <w:ind w:left="5040" w:hanging="480"/>
+        <w:ind w:left="5040" w:hanging="360"/>
       </w:pPr>
     </w:lvl>
     <w:lvl w:ilvl="7">
@@ -8187,7 +7911,7 @@
       <w:lvlText w:val=" "/>
       <w:lvlJc w:val="left"/>
       <w:pPr>
-        <w:ind w:left="5760" w:hanging="480"/>
+        <w:ind w:left="5760" w:hanging="360"/>
       </w:pPr>
     </w:lvl>
     <w:lvl w:ilvl="8">
@@ -8195,88 +7919,115 @@
       <w:lvlText w:val=" "/>
       <w:lvlJc w:val="left"/>
       <w:pPr>
-        <w:ind w:left="6480" w:hanging="480"/>
+        <w:ind w:left="6480" w:hanging="360"/>
       </w:pPr>
     </w:lvl>
   </w:abstractNum>
   <w:abstractNum w:abstractNumId="991">
-    <w:nsid w:val="A991"/>
+    <w:nsid w:val="0000A991"/>
     <w:multiLevelType w:val="multilevel"/>
     <w:lvl w:ilvl="0">
       <w:numFmt w:val="bullet"/>
-      <w:lvlText w:val="•"/>
+      <w:lvlText w:val=""/>
       <w:lvlJc w:val="left"/>
       <w:pPr>
-        <w:ind w:left="720" w:hanging="480"/>
-      </w:pPr>
+        <w:ind w:left="720" w:hanging="360"/>
+      </w:pPr>
+      <w:rPr>
+        <w:rFonts w:ascii="Symbol" w:hAnsi="Symbol" w:cs="Symbol" w:hint="default"/>
+      </w:rPr>
     </w:lvl>
     <w:lvl w:ilvl="1">
       <w:numFmt w:val="bullet"/>
-      <w:lvlText w:val="–"/>
+      <w:lvlText w:val="o"/>
       <w:lvlJc w:val="left"/>
       <w:pPr>
-        <w:ind w:left="1440" w:hanging="480"/>
-      </w:pPr>
+        <w:ind w:left="1440" w:hanging="360"/>
+      </w:pPr>
+      <w:rPr>
+        <w:rFonts w:ascii="Courier New" w:hAnsi="Courier New" w:cs="Courier New" w:hint="default"/>
+      </w:rPr>
     </w:lvl>
     <w:lvl w:ilvl="2">
       <w:numFmt w:val="bullet"/>
-      <w:lvlText w:val="•"/>
+      <w:lvlText w:val=""/>
       <w:lvlJc w:val="left"/>
       <w:pPr>
-        <w:ind w:left="2160" w:hanging="480"/>
-      </w:pPr>
+        <w:ind w:left="2160" w:hanging="360"/>
+      </w:pPr>
+      <w:rPr>
+        <w:rFonts w:ascii="Wingdings" w:hAnsi="Wingdings" w:cs="Wingdings" w:hint="default"/>
+      </w:rPr>
     </w:lvl>
     <w:lvl w:ilvl="3">
       <w:numFmt w:val="bullet"/>
-      <w:lvlText w:val="–"/>
+      <w:lvlText w:val=""/>
       <w:lvlJc w:val="left"/>
       <w:pPr>
-        <w:ind w:left="2880" w:hanging="480"/>
-      </w:pPr>
+        <w:ind w:left="2880" w:hanging="360"/>
+      </w:pPr>
+      <w:rPr>
+        <w:rFonts w:ascii="Symbol" w:hAnsi="Symbol" w:cs="Symbol" w:hint="default"/>
+      </w:rPr>
     </w:lvl>
     <w:lvl w:ilvl="4">
       <w:numFmt w:val="bullet"/>
-      <w:lvlText w:val="•"/>
+      <w:lvlText w:val="o"/>
       <w:lvlJc w:val="left"/>
       <w:pPr>
-        <w:ind w:left="3600" w:hanging="480"/>
-      </w:pPr>
+        <w:ind w:left="3600" w:hanging="360"/>
+      </w:pPr>
+      <w:rPr>
+        <w:rFonts w:ascii="Courier New" w:hAnsi="Courier New" w:cs="Courier New" w:hint="default"/>
+      </w:rPr>
     </w:lvl>
     <w:lvl w:ilvl="5">
       <w:numFmt w:val="bullet"/>
-      <w:lvlText w:val="–"/>
+      <w:lvlText w:val=""/>
       <w:lvlJc w:val="left"/>
       <w:pPr>
-        <w:ind w:left="4320" w:hanging="480"/>
-      </w:pPr>
+        <w:ind w:left="4320" w:hanging="360"/>
+      </w:pPr>
+      <w:rPr>
+        <w:rFonts w:ascii="Wingdings" w:hAnsi="Wingdings" w:cs="Wingdings" w:hint="default"/>
+      </w:rPr>
     </w:lvl>
     <w:lvl w:ilvl="6">
       <w:numFmt w:val="bullet"/>
-      <w:lvlText w:val="•"/>
+      <w:lvlText w:val=""/>
       <w:lvlJc w:val="left"/>
       <w:pPr>
-        <w:ind w:left="5040" w:hanging="480"/>
-      </w:pPr>
+        <w:ind w:left="5040" w:hanging="360"/>
+      </w:pPr>
+      <w:rPr>
+        <w:rFonts w:ascii="Symbol" w:hAnsi="Symbol" w:cs="Symbol" w:hint="default"/>
+      </w:rPr>
     </w:lvl>
     <w:lvl w:ilvl="7">
       <w:numFmt w:val="bullet"/>
-      <w:lvlText w:val="–"/>
+      <w:lvlText w:val="o"/>
       <w:lvlJc w:val="left"/>
       <w:pPr>
-        <w:ind w:left="5760" w:hanging="480"/>
-      </w:pPr>
+        <w:ind w:left="5760" w:hanging="360"/>
+      </w:pPr>
+      <w:rPr>
+        <w:rFonts w:ascii="Courier New" w:hAnsi="Courier New" w:cs="Courier New" w:hint="default"/>
+      </w:rPr>
     </w:lvl>
     <w:lvl w:ilvl="8">
       <w:numFmt w:val="bullet"/>
-      <w:lvlText w:val="•"/>
+      <w:lvlText w:val=""/>
       <w:lvlJc w:val="left"/>
       <w:pPr>
-        <w:ind w:left="6480" w:hanging="480"/>
-      </w:pPr>
+        <w:ind w:left="6480" w:hanging="360"/>
+      </w:pPr>
+      <w:rPr>
+        <w:rFonts w:ascii="Wingdings" w:hAnsi="Wingdings" w:cs="Wingdings" w:hint="default"/>
+      </w:rPr>
     </w:lvl>
   </w:abstractNum>
   <w:abstractNum w:abstractNumId="99412">
-    <w:nsid w:val="A99412"/>
+    <w:nsid w:val="00A99412"/>
     <w:multiLevelType w:val="multilevel"/>
     <w:lvl w:ilvl="0">
       <w:start w:val="2"/>
@@ -8284,7 +8035,7 @@
       <w:lvlText w:val="%1."/>
       <w:lvlJc w:val="left"/>
       <w:pPr>
-        <w:ind w:left="720" w:hanging="480"/>
+        <w:ind w:left="720" w:hanging="360"/>
       </w:pPr>
     </w:lvl>
     <w:lvl w:ilvl="1">
@@ -8293,7 +8044,7 @@
       <w:lvlText w:val="%2."/>
       <w:lvlJc w:val="left"/>
       <w:pPr>
-        <w:ind w:left="1440" w:hanging="480"/>
+        <w:ind w:left="1440" w:hanging="360"/>
       </w:pPr>
     </w:lvl>
     <w:lvl w:ilvl="2">
@@ -8302,7 +8053,7 @@
       <w:lvlText w:val="%3."/>
       <w:lvlJc w:val="left"/>
       <w:pPr>
-        <w:ind w:left="2160" w:hanging="480"/>
+        <w:ind w:left="2160" w:hanging="360"/>
       </w:pPr>
     </w:lvl>
     <w:lvl w:ilvl="3">
@@ -8311,7 +8062,7 @@
       <w:lvlText w:val="%4."/>
       <w:lvlJc w:val="left"/>
       <w:pPr>
-        <w:ind w:left="2880" w:hanging="480"/>
+        <w:ind w:left="2880" w:hanging="360"/>
       </w:pPr>
     </w:lvl>
     <w:lvl w:ilvl="4">
@@ -8320,7 +8071,7 @@
       <w:lvlText w:val="%5."/>
       <w:lvlJc w:val="left"/>
       <w:pPr>
-        <w:ind w:left="3600" w:hanging="480"/>
+        <w:ind w:left="3600" w:hanging="360"/>
       </w:pPr>
     </w:lvl>
     <w:lvl w:ilvl="5">
@@ -8329,7 +8080,7 @@
       <w:lvlText w:val="%6."/>
       <w:lvlJc w:val="left"/>
       <w:pPr>
-        <w:ind w:left="4320" w:hanging="480"/>
+        <w:ind w:left="4320" w:hanging="360"/>
       </w:pPr>
     </w:lvl>
     <w:lvl w:ilvl="6">
@@ -8338,7 +8089,7 @@
       <w:lvlText w:val="%7."/>
       <w:lvlJc w:val="left"/>
       <w:pPr>
-        <w:ind w:left="5040" w:hanging="480"/>
+        <w:ind w:left="5040" w:hanging="360"/>
       </w:pPr>
     </w:lvl>
     <w:lvl w:ilvl="7">
@@ -8347,7 +8098,7 @@
       <w:lvlText w:val="%8."/>
       <w:lvlJc w:val="left"/>
       <w:pPr>
-        <w:ind w:left="5760" w:hanging="480"/>
+        <w:ind w:left="5760" w:hanging="360"/>
       </w:pPr>
     </w:lvl>
     <w:lvl w:ilvl="8">
@@ -8356,12 +8107,12 @@
       <w:lvlText w:val="%9."/>
       <w:lvlJc w:val="left"/>
       <w:pPr>
-        <w:ind w:left="6480" w:hanging="480"/>
+        <w:ind w:left="6480" w:hanging="360"/>
       </w:pPr>
     </w:lvl>
   </w:abstractNum>
   <w:abstractNum w:abstractNumId="99413">
-    <w:nsid w:val="A99413"/>
+    <w:nsid w:val="00A99413"/>
     <w:multiLevelType w:val="multilevel"/>
     <w:lvl w:ilvl="0">
       <w:start w:val="3"/>
@@ -8369,7 +8120,7 @@
       <w:lvlText w:val="%1."/>
       <w:lvlJc w:val="left"/>
       <w:pPr>
-        <w:ind w:left="720" w:hanging="480"/>
+        <w:ind w:left="720" w:hanging="360"/>
       </w:pPr>
     </w:lvl>
     <w:lvl w:ilvl="1">
@@ -8378,7 +8129,7 @@
       <w:lvlText w:val="%2."/>
       <w:lvlJc w:val="left"/>
       <w:pPr>
-        <w:ind w:left="1440" w:hanging="480"/>
+        <w:ind w:left="1440" w:hanging="360"/>
       </w:pPr>
     </w:lvl>
     <w:lvl w:ilvl="2">
@@ -8387,7 +8138,7 @@
       <w:lvlText w:val="%3."/>
       <w:lvlJc w:val="left"/>
       <w:pPr>
-        <w:ind w:left="2160" w:hanging="480"/>
+        <w:ind w:left="2160" w:hanging="360"/>
       </w:pPr>
     </w:lvl>
     <w:lvl w:ilvl="3">
@@ -8396,7 +8147,7 @@
       <w:lvlText w:val="%4."/>
       <w:lvlJc w:val="left"/>
       <w:pPr>
-        <w:ind w:left="2880" w:hanging="480"/>
+        <w:ind w:left="2880" w:hanging="360"/>
       </w:pPr>
     </w:lvl>
     <w:lvl w:ilvl="4">
@@ -8405,7 +8156,7 @@
       <w:lvlText w:val="%5."/>
       <w:lvlJc w:val="left"/>
       <w:pPr>
-        <w:ind w:left="3600" w:hanging="480"/>
+        <w:ind w:left="3600" w:hanging="360"/>
       </w:pPr>
     </w:lvl>
     <w:lvl w:ilvl="5">
@@ -8414,7 +8165,7 @@
       <w:lvlText w:val="%6."/>
       <w:lvlJc w:val="left"/>
       <w:pPr>
-        <w:ind w:left="4320" w:hanging="480"/>
+        <w:ind w:left="4320" w:hanging="360"/>
       </w:pPr>
     </w:lvl>
     <w:lvl w:ilvl="6">
@@ -8423,7 +8174,7 @@
       <w:lvlText w:val="%7."/>
       <w:lvlJc w:val="left"/>
       <w:pPr>
-        <w:ind w:left="5040" w:hanging="480"/>
+        <w:ind w:left="5040" w:hanging="360"/>
       </w:pPr>
     </w:lvl>
     <w:lvl w:ilvl="7">
@@ -8432,7 +8183,7 @@
       <w:lvlText w:val="%8."/>
       <w:lvlJc w:val="left"/>
       <w:pPr>
-        <w:ind w:left="5760" w:hanging="480"/>
+        <w:ind w:left="5760" w:hanging="360"/>
       </w:pPr>
     </w:lvl>
     <w:lvl w:ilvl="8">
@@ -8441,12 +8192,12 @@
       <w:lvlText w:val="%9."/>
       <w:lvlJc w:val="left"/>
       <w:pPr>
-        <w:ind w:left="6480" w:hanging="480"/>
+        <w:ind w:left="6480" w:hanging="360"/>
       </w:pPr>
     </w:lvl>
   </w:abstractNum>
   <w:abstractNum w:abstractNumId="99411">
-    <w:nsid w:val="A99411"/>
+    <w:nsid w:val="00A99411"/>
     <w:multiLevelType w:val="multilevel"/>
     <w:lvl w:ilvl="0">
       <w:start w:val="1"/>
@@ -8454,7 +8205,7 @@
       <w:lvlText w:val="%1."/>
       <w:lvlJc w:val="left"/>
       <w:pPr>
-        <w:ind w:left="720" w:hanging="480"/>
+        <w:ind w:left="720" w:hanging="360"/>
       </w:pPr>
     </w:lvl>
     <w:lvl w:ilvl="1">
@@ -8463,7 +8214,7 @@
       <w:lvlText w:val="%2."/>
       <w:lvlJc w:val="left"/>
       <w:pPr>
-        <w:ind w:left="1440" w:hanging="480"/>
+        <w:ind w:left="1440" w:hanging="360"/>
       </w:pPr>
     </w:lvl>
     <w:lvl w:ilvl="2">
@@ -8472,7 +8223,7 @@
       <w:lvlText w:val="%3."/>
       <w:lvlJc w:val="left"/>
       <w:pPr>
-        <w:ind w:left="2160" w:hanging="480"/>
+        <w:ind w:left="2160" w:hanging="360"/>
       </w:pPr>
     </w:lvl>
     <w:lvl w:ilvl="3">
@@ -8481,7 +8232,7 @@
       <w:lvlText w:val="%4."/>
       <w:lvlJc w:val="left"/>
       <w:pPr>
-        <w:ind w:left="2880" w:hanging="480"/>
+        <w:ind w:left="2880" w:hanging="360"/>
       </w:pPr>
     </w:lvl>
     <w:lvl w:ilvl="4">
@@ -8490,7 +8241,7 @@
       <w:lvlText w:val="%5."/>
       <w:lvlJc w:val="left"/>
       <w:pPr>
-        <w:ind w:left="3600" w:hanging="480"/>
+        <w:ind w:left="3600" w:hanging="360"/>
       </w:pPr>
     </w:lvl>
     <w:lvl w:ilvl="5">
@@ -8499,7 +8250,7 @@
       <w:lvlText w:val="%6."/>
       <w:lvlJc w:val="left"/>
       <w:pPr>
-        <w:ind w:left="4320" w:hanging="480"/>
+        <w:ind w:left="4320" w:hanging="360"/>
       </w:pPr>
     </w:lvl>
     <w:lvl w:ilvl="6">
@@ -8508,7 +8259,7 @@
       <w:lvlText w:val="%7."/>
       <w:lvlJc w:val="left"/>
       <w:pPr>
-        <w:ind w:left="5040" w:hanging="480"/>
+        <w:ind w:left="5040" w:hanging="360"/>
       </w:pPr>
     </w:lvl>
     <w:lvl w:ilvl="7">
@@ -8517,7 +8268,7 @@
       <w:lvlText w:val="%8."/>
       <w:lvlJc w:val="left"/>
       <w:pPr>
-        <w:ind w:left="5760" w:hanging="480"/>
+        <w:ind w:left="5760" w:hanging="360"/>
       </w:pPr>
     </w:lvl>
     <w:lvl w:ilvl="8">
@@ -8526,12 +8277,12 @@
       <w:lvlText w:val="%9."/>
       <w:lvlJc w:val="left"/>
       <w:pPr>
-        <w:ind w:left="6480" w:hanging="480"/>
+        <w:ind w:left="6480" w:hanging="360"/>
       </w:pPr>
     </w:lvl>
   </w:abstractNum>
   <w:abstractNum w:abstractNumId="99415">
-    <w:nsid w:val="A99415"/>
+    <w:nsid w:val="00A99415"/>
     <w:multiLevelType w:val="multilevel"/>
     <w:lvl w:ilvl="0">
       <w:start w:val="5"/>
@@ -8539,7 +8290,7 @@
       <w:lvlText w:val="%1."/>
       <w:lvlJc w:val="left"/>
       <w:pPr>
-        <w:ind w:left="720" w:hanging="480"/>
+        <w:ind w:left="720" w:hanging="360"/>
       </w:pPr>
     </w:lvl>
     <w:lvl w:ilvl="1">
@@ -8548,7 +8299,7 @@
       <w:lvlText w:val="%2."/>
       <w:lvlJc w:val="left"/>
       <w:pPr>
-        <w:ind w:left="1440" w:hanging="480"/>
+        <w:ind w:left="1440" w:hanging="360"/>
       </w:pPr>
     </w:lvl>
     <w:lvl w:ilvl="2">
@@ -8557,7 +8308,7 @@
       <w:lvlText w:val="%3."/>
       <w:lvlJc w:val="left"/>
       <w:pPr>
-        <w:ind w:left="2160" w:hanging="480"/>
+        <w:ind w:left="2160" w:hanging="360"/>
       </w:pPr>
     </w:lvl>
     <w:lvl w:ilvl="3">
@@ -8566,7 +8317,7 @@
       <w:lvlText w:val="%4."/>
       <w:lvlJc w:val="left"/>
       <w:pPr>
-        <w:ind w:left="2880" w:hanging="480"/>
+        <w:ind w:left="2880" w:hanging="360"/>
       </w:pPr>
     </w:lvl>
     <w:lvl w:ilvl="4">
@@ -8575,7 +8326,7 @@
       <w:lvlText w:val="%5."/>
       <w:lvlJc w:val="left"/>
       <w:pPr>
-        <w:ind w:left="3600" w:hanging="480"/>
+        <w:ind w:left="3600" w:hanging="360"/>
       </w:pPr>
     </w:lvl>
     <w:lvl w:ilvl="5">
@@ -8584,7 +8335,7 @@
       <w:lvlText w:val="%6."/>
       <w:lvlJc w:val="left"/>
       <w:pPr>
-        <w:ind w:left="4320" w:hanging="480"/>
+        <w:ind w:left="4320" w:hanging="360"/>
       </w:pPr>
     </w:lvl>
     <w:lvl w:ilvl="6">
@@ -8593,7 +8344,7 @@
       <w:lvlText w:val="%7."/>
       <w:lvlJc w:val="left"/>
       <w:pPr>
-        <w:ind w:left="5040" w:hanging="480"/>
+        <w:ind w:left="5040" w:hanging="360"/>
       </w:pPr>
     </w:lvl>
     <w:lvl w:ilvl="7">
@@ -8602,7 +8353,7 @@
       <w:lvlText w:val="%8."/>
       <w:lvlJc w:val="left"/>
       <w:pPr>
-        <w:ind w:left="5760" w:hanging="480"/>
+        <w:ind w:left="5760" w:hanging="360"/>
       </w:pPr>
     </w:lvl>
     <w:lvl w:ilvl="8">
@@ -8611,12 +8362,12 @@
       <w:lvlText w:val="%9."/>
       <w:lvlJc w:val="left"/>
       <w:pPr>
-        <w:ind w:left="6480" w:hanging="480"/>
+        <w:ind w:left="6480" w:hanging="360"/>
       </w:pPr>
     </w:lvl>
   </w:abstractNum>
   <w:abstractNum w:abstractNumId="99418">
-    <w:nsid w:val="A99418"/>
+    <w:nsid w:val="00A99418"/>
     <w:multiLevelType w:val="multilevel"/>
     <w:lvl w:ilvl="0">
       <w:start w:val="8"/>
@@ -8624,7 +8375,7 @@
       <w:lvlText w:val="%1."/>
       <w:lvlJc w:val="left"/>
       <w:pPr>
-        <w:ind w:left="720" w:hanging="480"/>
+        <w:ind w:left="720" w:hanging="360"/>
       </w:pPr>
     </w:lvl>
     <w:lvl w:ilvl="1">
@@ -8633,7 +8384,7 @@
       <w:lvlText w:val="%2."/>
       <w:lvlJc w:val="left"/>
       <w:pPr>
-        <w:ind w:left="1440" w:hanging="480"/>
+        <w:ind w:left="1440" w:hanging="360"/>
       </w:pPr>
     </w:lvl>
     <w:lvl w:ilvl="2">
@@ -8642,7 +8393,7 @@
       <w:lvlText w:val="%3."/>
       <w:lvlJc w:val="left"/>
       <w:pPr>
-        <w:ind w:left="2160" w:hanging="480"/>
+        <w:ind w:left="2160" w:hanging="360"/>
       </w:pPr>
     </w:lvl>
     <w:lvl w:ilvl="3">
@@ -8651,7 +8402,7 @@
       <w:lvlText w:val="%4."/>
       <w:lvlJc w:val="left"/>
       <w:pPr>
-        <w:ind w:left="2880" w:hanging="480"/>
+        <w:ind w:left="2880" w:hanging="360"/>
       </w:pPr>
     </w:lvl>
     <w:lvl w:ilvl="4">
@@ -8660,7 +8411,7 @@
       <w:lvlText w:val="%5."/>
       <w:lvlJc w:val="left"/>
       <w:pPr>
-        <w:ind w:left="3600" w:hanging="480"/>
+        <w:ind w:left="3600" w:hanging="360"/>
       </w:pPr>
     </w:lvl>
     <w:lvl w:ilvl="5">
@@ -8669,7 +8420,7 @@
       <w:lvlText w:val="%6."/>
       <w:lvlJc w:val="left"/>
       <w:pPr>
-        <w:ind w:left="4320" w:hanging="480"/>
+        <w:ind w:left="4320" w:hanging="360"/>
       </w:pPr>
     </w:lvl>
     <w:lvl w:ilvl="6">
@@ -8678,7 +8429,7 @@
       <w:lvlText w:val="%7."/>
       <w:lvlJc w:val="left"/>
       <w:pPr>
-        <w:ind w:left="5040" w:hanging="480"/>
+        <w:ind w:left="5040" w:hanging="360"/>
       </w:pPr>
     </w:lvl>
     <w:lvl w:ilvl="7">
@@ -8687,7 +8438,7 @@
       <w:lvlText w:val="%8."/>
       <w:lvlJc w:val="left"/>
       <w:pPr>
-        <w:ind w:left="5760" w:hanging="480"/>
+        <w:ind w:left="5760" w:hanging="360"/>
       </w:pPr>
     </w:lvl>
     <w:lvl w:ilvl="8">
@@ -8696,12 +8447,12 @@
       <w:lvlText w:val="%9."/>
       <w:lvlJc w:val="left"/>
       <w:pPr>
-        <w:ind w:left="6480" w:hanging="480"/>
+        <w:ind w:left="6480" w:hanging="360"/>
       </w:pPr>
     </w:lvl>
   </w:abstractNum>
   <w:abstractNum w:abstractNumId="99416">
-    <w:nsid w:val="A99416"/>
+    <w:nsid w:val="00A99416"/>
     <w:multiLevelType w:val="multilevel"/>
     <w:lvl w:ilvl="0">
       <w:start w:val="6"/>
@@ -8709,7 +8460,7 @@
       <w:lvlText w:val="%1."/>
       <w:lvlJc w:val="left"/>
       <w:pPr>
-        <w:ind w:left="720" w:hanging="480"/>
+        <w:ind w:left="720" w:hanging="360"/>
       </w:pPr>
     </w:lvl>
     <w:lvl w:ilvl="1">
@@ -8718,7 +8469,7 @@
       <w:lvlText w:val="%2."/>
       <w:lvlJc w:val="left"/>
       <w:pPr>
-        <w:ind w:left="1440" w:hanging="480"/>
+        <w:ind w:left="1440" w:hanging="360"/>
       </w:pPr>
     </w:lvl>
     <w:lvl w:ilvl="2">
@@ -8727,7 +8478,7 @@
       <w:lvlText w:val="%3."/>
       <w:lvlJc w:val="left"/>
       <w:pPr>
-        <w:ind w:left="2160" w:hanging="480"/>
+        <w:ind w:left="2160" w:hanging="360"/>
       </w:pPr>
     </w:lvl>
     <w:lvl w:ilvl="3">
@@ -8736,7 +8487,7 @@
       <w:lvlText w:val="%4."/>
       <w:lvlJc w:val="left"/>
       <w:pPr>
-        <w:ind w:left="2880" w:hanging="480"/>
+        <w:ind w:left="2880" w:hanging="360"/>
       </w:pPr>
     </w:lvl>
     <w:lvl w:ilvl="4">
@@ -8745,7 +8496,7 @@
       <w:lvlText w:val="%5."/>
       <w:lvlJc w:val="left"/>
       <w:pPr>
-        <w:ind w:left="3600" w:hanging="480"/>
+        <w:ind w:left="3600" w:hanging="360"/>
       </w:pPr>
     </w:lvl>
     <w:lvl w:ilvl="5">
@@ -8754,7 +8505,7 @@
       <w:lvlText w:val="%6."/>
       <w:lvlJc w:val="left"/>
       <w:pPr>
-        <w:ind w:left="4320" w:hanging="480"/>
+        <w:ind w:left="4320" w:hanging="360"/>
       </w:pPr>
     </w:lvl>
     <w:lvl w:ilvl="6">
@@ -8763,7 +8514,7 @@
       <w:lvlText w:val="%7."/>
       <w:lvlJc w:val="left"/>
       <w:pPr>
-        <w:ind w:left="5040" w:hanging="480"/>
+        <w:ind w:left="5040" w:hanging="360"/>
       </w:pPr>
     </w:lvl>
     <w:lvl w:ilvl="7">
@@ -8772,7 +8523,7 @@
       <w:lvlText w:val="%8."/>
       <w:lvlJc w:val="left"/>
       <w:pPr>
-        <w:ind w:left="5760" w:hanging="480"/>
+        <w:ind w:left="5760" w:hanging="360"/>
       </w:pPr>
     </w:lvl>
     <w:lvl w:ilvl="8">
@@ -8781,12 +8532,12 @@
       <w:lvlText w:val="%9."/>
       <w:lvlJc w:val="left"/>
       <w:pPr>
-        <w:ind w:left="6480" w:hanging="480"/>
+        <w:ind w:left="6480" w:hanging="360"/>
       </w:pPr>
     </w:lvl>
   </w:abstractNum>
   <w:abstractNum w:abstractNumId="994115">
-    <w:nsid w:val="A994115"/>
+    <w:nsid w:val="0A994115"/>
     <w:multiLevelType w:val="multilevel"/>
     <w:lvl w:ilvl="0">
       <w:start w:val="15"/>
@@ -8794,7 +8545,7 @@
       <w:lvlText w:val="%1."/>
       <w:lvlJc w:val="left"/>
       <w:pPr>
-        <w:ind w:left="720" w:hanging="480"/>
+        <w:ind w:left="720" w:hanging="360"/>
       </w:pPr>
     </w:lvl>
     <w:lvl w:ilvl="1">
@@ -8803,7 +8554,7 @@
       <w:lvlText w:val="%2."/>
       <w:lvlJc w:val="left"/>
       <w:pPr>
-        <w:ind w:left="1440" w:hanging="480"/>
+        <w:ind w:left="1440" w:hanging="360"/>
       </w:pPr>
     </w:lvl>
     <w:lvl w:ilvl="2">
@@ -8812,7 +8563,7 @@
       <w:lvlText w:val="%3."/>
       <w:lvlJc w:val="left"/>
       <w:pPr>
-        <w:ind w:left="2160" w:hanging="480"/>
+        <w:ind w:left="2160" w:hanging="360"/>
       </w:pPr>
     </w:lvl>
     <w:lvl w:ilvl="3">
@@ -8821,7 +8572,7 @@
       <w:lvlText w:val="%4."/>
       <w:lvlJc w:val="left"/>
       <w:pPr>
-        <w:ind w:left="2880" w:hanging="480"/>
+        <w:ind w:left="2880" w:hanging="360"/>
       </w:pPr>
     </w:lvl>
     <w:lvl w:ilvl="4">
@@ -8830,7 +8581,7 @@
       <w:lvlText w:val="%5."/>
       <w:lvlJc w:val="left"/>
       <w:pPr>
-        <w:ind w:left="3600" w:hanging="480"/>
+        <w:ind w:left="3600" w:hanging="360"/>
       </w:pPr>
     </w:lvl>
     <w:lvl w:ilvl="5">
@@ -8839,7 +8590,7 @@
       <w:lvlText w:val="%6."/>
       <w:lvlJc w:val="left"/>
       <w:pPr>
-        <w:ind w:left="4320" w:hanging="480"/>
+        <w:ind w:left="4320" w:hanging="360"/>
       </w:pPr>
     </w:lvl>
     <w:lvl w:ilvl="6">
@@ -8848,7 +8599,7 @@
       <w:lvlText w:val="%7."/>
       <w:lvlJc w:val="left"/>
       <w:pPr>
-        <w:ind w:left="5040" w:hanging="480"/>
+        <w:ind w:left="5040" w:hanging="360"/>
       </w:pPr>
     </w:lvl>
     <w:lvl w:ilvl="7">
@@ -8857,7 +8608,7 @@
       <w:lvlText w:val="%8."/>
       <w:lvlJc w:val="left"/>
       <w:pPr>
-        <w:ind w:left="5760" w:hanging="480"/>
+        <w:ind w:left="5760" w:hanging="360"/>
       </w:pPr>
     </w:lvl>
     <w:lvl w:ilvl="8">
@@ -8866,12 +8617,12 @@
       <w:lvlText w:val="%9."/>
       <w:lvlJc w:val="left"/>
       <w:pPr>
-        <w:ind w:left="6480" w:hanging="480"/>
+        <w:ind w:left="6480" w:hanging="360"/>
       </w:pPr>
     </w:lvl>
   </w:abstractNum>
   <w:abstractNum w:abstractNumId="994123">
-    <w:nsid w:val="A994123"/>
+    <w:nsid w:val="0A994123"/>
     <w:multiLevelType w:val="multilevel"/>
     <w:lvl w:ilvl="0">
       <w:start w:val="23"/>
@@ -8879,7 +8630,7 @@
       <w:lvlText w:val="%1."/>
       <w:lvlJc w:val="left"/>
       <w:pPr>
-        <w:ind w:left="720" w:hanging="480"/>
+        <w:ind w:left="720" w:hanging="360"/>
       </w:pPr>
     </w:lvl>
     <w:lvl w:ilvl="1">
@@ -8888,7 +8639,7 @@
       <w:lvlText w:val="%2."/>
       <w:lvlJc w:val="left"/>
       <w:pPr>
-        <w:ind w:left="1440" w:hanging="480"/>
+        <w:ind w:left="1440" w:hanging="360"/>
       </w:pPr>
     </w:lvl>
     <w:lvl w:ilvl="2">
@@ -8897,7 +8648,7 @@
       <w:lvlText w:val="%3."/>
       <w:lvlJc w:val="left"/>
       <w:pPr>
-        <w:ind w:left="2160" w:hanging="480"/>
+        <w:ind w:left="2160" w:hanging="360"/>
       </w:pPr>
     </w:lvl>
     <w:lvl w:ilvl="3">
@@ -8906,7 +8657,7 @@
       <w:lvlText w:val="%4."/>
       <w:lvlJc w:val="left"/>
       <w:pPr>
-        <w:ind w:left="2880" w:hanging="480"/>
+        <w:ind w:left="2880" w:hanging="360"/>
       </w:pPr>
     </w:lvl>
     <w:lvl w:ilvl="4">
@@ -8915,7 +8666,7 @@
       <w:lvlText w:val="%5."/>
       <w:lvlJc w:val="left"/>
       <w:pPr>
-        <w:ind w:left="3600" w:hanging="480"/>
+        <w:ind w:left="3600" w:hanging="360"/>
       </w:pPr>
     </w:lvl>
     <w:lvl w:ilvl="5">
@@ -8924,7 +8675,7 @@
       <w:lvlText w:val="%6."/>
       <w:lvlJc w:val="left"/>
       <w:pPr>
-        <w:ind w:left="4320" w:hanging="480"/>
+        <w:ind w:left="4320" w:hanging="360"/>
       </w:pPr>
     </w:lvl>
     <w:lvl w:ilvl="6">
@@ -8933,7 +8684,7 @@
       <w:lvlText w:val="%7."/>
       <w:lvlJc w:val="left"/>
       <w:pPr>
-        <w:ind w:left="5040" w:hanging="480"/>
+        <w:ind w:left="5040" w:hanging="360"/>
       </w:pPr>
     </w:lvl>
     <w:lvl w:ilvl="7">
@@ -8942,7 +8693,7 @@
       <w:lvlText w:val="%8."/>
       <w:lvlJc w:val="left"/>
       <w:pPr>
-        <w:ind w:left="5760" w:hanging="480"/>
+        <w:ind w:left="5760" w:hanging="360"/>
       </w:pPr>
     </w:lvl>
     <w:lvl w:ilvl="8">
@@ -8951,12 +8702,12 @@
       <w:lvlText w:val="%9."/>
       <w:lvlJc w:val="left"/>
       <w:pPr>
-        <w:ind w:left="6480" w:hanging="480"/>
+        <w:ind w:left="6480" w:hanging="360"/>
       </w:pPr>
     </w:lvl>
   </w:abstractNum>
   <w:abstractNum w:abstractNumId="994124">
-    <w:nsid w:val="A994124"/>
+    <w:nsid w:val="0A994124"/>
     <w:multiLevelType w:val="multilevel"/>
     <w:lvl w:ilvl="0">
       <w:start w:val="24"/>
@@ -8964,7 +8715,7 @@
       <w:lvlText w:val="%1."/>
       <w:lvlJc w:val="left"/>
       <w:pPr>
-        <w:ind w:left="720" w:hanging="480"/>
+        <w:ind w:left="720" w:hanging="360"/>
       </w:pPr>
     </w:lvl>
     <w:lvl w:ilvl="1">
@@ -8973,7 +8724,7 @@
       <w:lvlText w:val="%2."/>
       <w:lvlJc w:val="left"/>
       <w:pPr>
-        <w:ind w:left="1440" w:hanging="480"/>
+        <w:ind w:left="1440" w:hanging="360"/>
       </w:pPr>
     </w:lvl>
     <w:lvl w:ilvl="2">
@@ -8982,7 +8733,7 @@
       <w:lvlText w:val="%3."/>
       <w:lvlJc w:val="left"/>
       <w:pPr>
-        <w:ind w:left="2160" w:hanging="480"/>
+        <w:ind w:left="2160" w:hanging="360"/>
       </w:pPr>
     </w:lvl>
     <w:lvl w:ilvl="3">
@@ -8991,7 +8742,7 @@
       <w:lvlText w:val="%4."/>
       <w:lvlJc w:val="left"/>
       <w:pPr>
-        <w:ind w:left="2880" w:hanging="480"/>
+        <w:ind w:left="2880" w:hanging="360"/>
       </w:pPr>
     </w:lvl>
     <w:lvl w:ilvl="4">
@@ -9000,7 +8751,7 @@
       <w:lvlText w:val="%5."/>
       <w:lvlJc w:val="left"/>
       <w:pPr>
-        <w:ind w:left="3600" w:hanging="480"/>
+        <w:ind w:left="3600" w:hanging="360"/>
       </w:pPr>
     </w:lvl>
     <w:lvl w:ilvl="5">
@@ -9009,7 +8760,7 @@
       <w:lvlText w:val="%6."/>
       <w:lvlJc w:val="left"/>
       <w:pPr>
-        <w:ind w:left="4320" w:hanging="480"/>
+        <w:ind w:left="4320" w:hanging="360"/>
       </w:pPr>
     </w:lvl>
     <w:lvl w:ilvl="6">
@@ -9018,7 +8769,7 @@
       <w:lvlText w:val="%7."/>
       <w:lvlJc w:val="left"/>
       <w:pPr>
-        <w:ind w:left="5040" w:hanging="480"/>
+        <w:ind w:left="5040" w:hanging="360"/>
       </w:pPr>
     </w:lvl>
     <w:lvl w:ilvl="7">
@@ -9027,7 +8778,7 @@
       <w:lvlText w:val="%8."/>
       <w:lvlJc w:val="left"/>
       <w:pPr>
-        <w:ind w:left="5760" w:hanging="480"/>
+        <w:ind w:left="5760" w:hanging="360"/>
       </w:pPr>
     </w:lvl>
     <w:lvl w:ilvl="8">
@@ -9036,7 +8787,7 @@
       <w:lvlText w:val="%9."/>
       <w:lvlJc w:val="left"/>
       <w:pPr>
-        <w:ind w:left="6480" w:hanging="480"/>
+        <w:ind w:left="6480" w:hanging="360"/>
       </w:pPr>
     </w:lvl>
   </w:abstractNum>
@@ -9357,10 +9108,10 @@
   <w:docDefaults>
     <w:rPrDefault>
       <w:rPr>
-        <w:rFonts w:asciiTheme="minorHAnsi" w:cstheme="minorBidi" w:eastAsiaTheme="minorHAnsi" w:hAnsiTheme="minorHAnsi"/>
+        <w:rFonts w:asciiTheme="minorHAnsi" w:cstheme="minorBidi" w:eastAsiaTheme="minorEastAsia" w:hAnsiTheme="minorHAnsi"/>
         <w:sz w:val="24"/>
         <w:szCs w:val="24"/>
-        <w:lang w:bidi="ar-SA" w:eastAsia="en-US" w:val="en-US"/>
+        <w:lang w:bidi="ar-SA" w:eastAsia="zh-CN" w:val="en-US"/>
       </w:rPr>
     </w:rPrDefault>
     <w:pPrDefault>
@@ -9378,10 +9129,10 @@
     <w:name w:val="Body Text"/>
     <w:basedOn w:val="Normal"/>
     <w:link w:val="BodyTextChar"/>
+    <w:qFormat/>
     <w:pPr>
       <w:spacing w:after="180" w:before="180"/>
     </w:pPr>
-    <w:qFormat/>
   </w:style>
   <w:style w:customStyle="1" w:styleId="FirstParagraph" w:type="paragraph">
     <w:name w:val="First Paragraph"/>
@@ -9401,57 +9152,94 @@
     <w:name w:val="Title"/>
     <w:basedOn w:val="Normal"/>
     <w:next w:val="BodyText"/>
+    <w:link w:val="TitleChar"/>
+    <w:uiPriority w:val="10"/>
     <w:qFormat/>
+    <w:rsid w:val="00A10FD9"/>
     <w:pPr>
-      <w:keepNext/>
-      <w:keepLines/>
-      <w:spacing w:after="240" w:before="480"/>
+      <w:spacing w:after="80" w:line="240" w:lineRule="auto"/>
+      <w:contextualSpacing/>
       <w:jc w:val="center"/>
     </w:pPr>
     <w:rPr>
       <w:rFonts w:asciiTheme="majorHAnsi" w:cstheme="majorBidi" w:eastAsiaTheme="majorEastAsia" w:hAnsiTheme="majorHAnsi"/>
-      <w:b/>
-      <w:bCs/>
-      <w:color w:themeColor="accent1" w:themeShade="B5" w:val="345A8A"/>
-      <w:sz w:val="36"/>
-      <w:szCs w:val="36"/>
+      <w:sz w:val="56"/>
+      <w:szCs w:val="56"/>
+    </w:rPr>
+  </w:style>
+  <w:style w:customStyle="1" w:styleId="TitleChar" w:type="character">
+    <w:name w:val="Title Char"/>
+    <w:basedOn w:val="DefaultParagraphFont"/>
+    <w:link w:val="Title"/>
+    <w:uiPriority w:val="10"/>
+    <w:rsid w:val="00A10FD9"/>
+    <w:rPr>
+      <w:rFonts w:asciiTheme="majorHAnsi" w:cstheme="majorBidi" w:eastAsiaTheme="majorEastAsia" w:hAnsiTheme="majorHAnsi"/>
+      <w:sz w:val="56"/>
+      <w:szCs w:val="56"/>
     </w:rPr>
   </w:style>
   <w:style w:styleId="Subtitle" w:type="paragraph">
     <w:name w:val="Subtitle"/>
     <w:basedOn w:val="Title"/>
     <w:next w:val="BodyText"/>
+    <w:link w:val="SubtitleChar"/>
+    <w:uiPriority w:val="11"/>
     <w:qFormat/>
+    <w:rsid w:val="00A10FD9"/>
     <w:pPr>
-      <w:keepNext/>
-      <w:keepLines/>
-      <w:spacing w:after="240" w:before="240"/>
-      <w:jc w:val="center"/>
+      <w:numPr>
+        <w:ilvl w:val="1"/>
+      </w:numPr>
     </w:pPr>
     <w:rPr>
-      <w:sz w:val="30"/>
-      <w:szCs w:val="30"/>
+      <w:rFonts w:cstheme="majorBidi" w:eastAsiaTheme="majorEastAsia"/>
+      <w:spacing w:val="15"/>
+      <w:sz w:val="28"/>
+      <w:szCs w:val="28"/>
+    </w:rPr>
+  </w:style>
+  <w:style w:customStyle="1" w:styleId="SubtitleChar" w:type="character">
+    <w:name w:val="Subtitle Char"/>
+    <w:basedOn w:val="DefaultParagraphFont"/>
+    <w:link w:val="Subtitle"/>
+    <w:uiPriority w:val="11"/>
+    <w:rsid w:val="00A10FD9"/>
+    <w:rPr>
+      <w:rFonts w:cstheme="majorBidi" w:eastAsiaTheme="majorEastAsia"/>
+      <w:color w:themeColor="text1" w:themeTint="A6" w:val="595959"/>
+      <w:spacing w:val="15"/>
+      <w:sz w:val="28"/>
+      <w:szCs w:val="28"/>
     </w:rPr>
   </w:style>
   <w:style w:customStyle="1" w:styleId="Author" w:type="paragraph">
     <w:name w:val="Author"/>
+    <w:basedOn w:val="Title"/>
     <w:next w:val="BodyText"/>
     <w:qFormat/>
     <w:pPr>
       <w:keepNext/>
       <w:keepLines/>
-      <w:jc w:val="center"/>
     </w:pPr>
+    <w:rPr>
+      <w:sz w:val="24"/>
+      <w:szCs w:val="24"/>
+    </w:rPr>
   </w:style>
   <w:style w:styleId="Date" w:type="paragraph">
     <w:name w:val="Date"/>
+    <w:basedOn w:val="Title"/>
     <w:next w:val="BodyText"/>
     <w:qFormat/>
     <w:pPr>
       <w:keepNext/>
       <w:keepLines/>
-      <w:jc w:val="center"/>
     </w:pPr>
+    <w:rPr>
+      <w:sz w:val="24"/>
+      <w:szCs w:val="24"/>
+    </w:rPr>
   </w:style>
   <w:style w:customStyle="1" w:styleId="AbstractTitle" w:type="paragraph">
     <w:name w:val="Abstract Title"/>
@@ -9461,15 +9249,13 @@
     <w:pPr>
       <w:keepNext/>
       <w:keepLines/>
+      <w:spacing w:after="0" w:before="300"/>
       <w:jc w:val="center"/>
-      <w:spacing w:after="0" w:before="300"/>
     </w:pPr>
     <w:rPr>
+      <w:b/>
       <w:sz w:val="20"/>
       <w:szCs w:val="20"/>
-      <w:b/>
-      <w:color w:val="345A8A"/>
-      &gt;
     </w:rPr>
   </w:style>
   <w:style w:customStyle="1" w:styleId="Abstract" w:type="paragraph">
@@ -9496,191 +9282,321 @@
     <w:rPr/>
   </w:style>
   <w:style w:styleId="Heading1" w:type="paragraph">
-    <w:name w:val="Heading 1"/>
+    <w:name w:val="heading 1"/>
     <w:basedOn w:val="Normal"/>
     <w:next w:val="BodyText"/>
+    <w:link w:val="Heading1Char"/>
     <w:uiPriority w:val="9"/>
     <w:qFormat/>
+    <w:rsid w:val="00A10FD9"/>
     <w:pPr>
       <w:keepNext/>
       <w:keepLines/>
-      <w:spacing w:after="0" w:before="480"/>
+      <w:spacing w:after="80" w:before="360"/>
       <w:outlineLvl w:val="0"/>
     </w:pPr>
     <w:rPr>
       <w:rFonts w:asciiTheme="majorHAnsi" w:cstheme="majorBidi" w:eastAsiaTheme="majorEastAsia" w:hAnsiTheme="majorHAnsi"/>
-      <w:b/>
-      <w:bCs/>
-      <w:color w:themeColor="accent1" w:val="4F81BD"/>
+      <w:color w:themeColor="accent1" w:themeShade="BF" w:val="0F4761"/>
+      <w:sz w:val="40"/>
+      <w:szCs w:val="40"/>
+    </w:rPr>
+  </w:style>
+  <w:style w:styleId="Heading2" w:type="paragraph">
+    <w:name w:val="heading 2"/>
+    <w:basedOn w:val="Normal"/>
+    <w:next w:val="BodyText"/>
+    <w:link w:val="Heading2Char"/>
+    <w:uiPriority w:val="9"/>
+    <w:semiHidden/>
+    <w:unhideWhenUsed/>
+    <w:qFormat/>
+    <w:rsid w:val="00A10FD9"/>
+    <w:pPr>
+      <w:keepNext/>
+      <w:keepLines/>
+      <w:spacing w:after="80" w:before="160"/>
+      <w:outlineLvl w:val="1"/>
+    </w:pPr>
+    <w:rPr>
+      <w:rFonts w:asciiTheme="majorHAnsi" w:cstheme="majorBidi" w:eastAsiaTheme="majorEastAsia" w:hAnsiTheme="majorHAnsi"/>
+      <w:color w:themeColor="accent1" w:themeShade="BF" w:val="0F4761"/>
       <w:sz w:val="32"/>
       <w:szCs w:val="32"/>
     </w:rPr>
   </w:style>
-  <w:style w:styleId="Heading2" w:type="paragraph">
-    <w:name w:val="Heading 2"/>
+  <w:style w:styleId="Heading3" w:type="paragraph">
+    <w:name w:val="heading 3"/>
     <w:basedOn w:val="Normal"/>
     <w:next w:val="BodyText"/>
+    <w:link w:val="Heading3Char"/>
     <w:uiPriority w:val="9"/>
+    <w:semiHidden/>
     <w:unhideWhenUsed/>
     <w:qFormat/>
+    <w:rsid w:val="00A10FD9"/>
     <w:pPr>
       <w:keepNext/>
       <w:keepLines/>
-      <w:spacing w:after="0" w:before="200"/>
-      <w:outlineLvl w:val="1"/>
+      <w:spacing w:after="80" w:before="160"/>
+      <w:outlineLvl w:val="2"/>
     </w:pPr>
     <w:rPr>
-      <w:rFonts w:asciiTheme="majorHAnsi" w:cstheme="majorBidi" w:eastAsiaTheme="majorEastAsia" w:hAnsiTheme="majorHAnsi"/>
-      <w:b/>
-      <w:bCs/>
-      <w:color w:themeColor="accent1" w:val="4F81BD"/>
+      <w:rFonts w:cstheme="majorBidi" w:eastAsiaTheme="majorEastAsia"/>
+      <w:color w:themeColor="accent1" w:themeShade="BF" w:val="0F4761"/>
       <w:sz w:val="28"/>
       <w:szCs w:val="28"/>
     </w:rPr>
   </w:style>
-  <w:style w:styleId="Heading3" w:type="paragraph">
-    <w:name w:val="Heading 3"/>
+  <w:style w:styleId="Heading4" w:type="paragraph">
+    <w:name w:val="heading 4"/>
     <w:basedOn w:val="Normal"/>
     <w:next w:val="BodyText"/>
+    <w:link w:val="Heading4Char"/>
     <w:uiPriority w:val="9"/>
+    <w:semiHidden/>
     <w:unhideWhenUsed/>
     <w:qFormat/>
+    <w:rsid w:val="00A10FD9"/>
     <w:pPr>
       <w:keepNext/>
       <w:keepLines/>
-      <w:spacing w:after="0" w:before="200"/>
-      <w:outlineLvl w:val="2"/>
+      <w:spacing w:after="40" w:before="80"/>
+      <w:outlineLvl w:val="3"/>
     </w:pPr>
     <w:rPr>
-      <w:rFonts w:asciiTheme="majorHAnsi" w:cstheme="majorBidi" w:eastAsiaTheme="majorEastAsia" w:hAnsiTheme="majorHAnsi"/>
-      <w:b/>
-      <w:bCs/>
-      <w:color w:themeColor="accent1" w:val="4F81BD"/>
-      <w:sz w:val="24"/>
-      <w:szCs w:val="24"/>
+      <w:rFonts w:cstheme="majorBidi" w:eastAsiaTheme="majorEastAsia"/>
+      <w:i/>
+      <w:iCs/>
+      <w:color w:themeColor="accent1" w:themeShade="BF" w:val="0F4761"/>
     </w:rPr>
   </w:style>
-  <w:style w:styleId="Heading4" w:type="paragraph">
-    <w:name w:val="Heading 4"/>
+  <w:style w:styleId="Heading5" w:type="paragraph">
+    <w:name w:val="heading 5"/>
     <w:basedOn w:val="Normal"/>
     <w:next w:val="BodyText"/>
+    <w:link w:val="Heading5Char"/>
     <w:uiPriority w:val="9"/>
+    <w:semiHidden/>
     <w:unhideWhenUsed/>
     <w:qFormat/>
+    <w:rsid w:val="00A10FD9"/>
     <w:pPr>
       <w:keepNext/>
       <w:keepLines/>
-      <w:spacing w:after="0" w:before="200"/>
-      <w:outlineLvl w:val="3"/>
+      <w:spacing w:after="40" w:before="80"/>
+      <w:outlineLvl w:val="4"/>
     </w:pPr>
     <w:rPr>
-      <w:rFonts w:asciiTheme="majorHAnsi" w:cstheme="majorBidi" w:eastAsiaTheme="majorEastAsia" w:hAnsiTheme="majorHAnsi"/>
-      <w:i/>
-      <w:bCs/>
-      <w:color w:themeColor="accent1" w:val="4F81BD"/>
-      <w:sz w:val="24"/>
-      <w:szCs w:val="24"/>
+      <w:rFonts w:cstheme="majorBidi" w:eastAsiaTheme="majorEastAsia"/>
+      <w:color w:themeColor="accent1" w:themeShade="BF" w:val="0F4761"/>
     </w:rPr>
   </w:style>
-  <w:style w:styleId="Heading5" w:type="paragraph">
-    <w:name w:val="Heading 5"/>
+  <w:style w:styleId="Heading6" w:type="paragraph">
+    <w:name w:val="heading 6"/>
     <w:basedOn w:val="Normal"/>
     <w:next w:val="BodyText"/>
+    <w:link w:val="Heading6Char"/>
     <w:uiPriority w:val="9"/>
+    <w:semiHidden/>
     <w:unhideWhenUsed/>
     <w:qFormat/>
+    <w:rsid w:val="00A10FD9"/>
     <w:pPr>
       <w:keepNext/>
       <w:keepLines/>
-      <w:spacing w:after="0" w:before="200"/>
-      <w:outlineLvl w:val="4"/>
+      <w:spacing w:after="0" w:before="40"/>
+      <w:outlineLvl w:val="5"/>
     </w:pPr>
     <w:rPr>
-      <w:rFonts w:asciiTheme="majorHAnsi" w:cstheme="majorBidi" w:eastAsiaTheme="majorEastAsia" w:hAnsiTheme="majorHAnsi"/>
+      <w:rFonts w:cstheme="majorBidi" w:eastAsiaTheme="majorEastAsia"/>
+      <w:i/>
       <w:iCs/>
-      <w:color w:themeColor="accent1" w:val="4F81BD"/>
-      <w:sz w:val="24"/>
-      <w:szCs w:val="24"/>
+      <w:color w:themeColor="text1" w:themeTint="A6" w:val="595959"/>
     </w:rPr>
   </w:style>
-  <w:style w:styleId="Heading6" w:type="paragraph">
-    <w:name w:val="Heading 6"/>
+  <w:style w:styleId="Heading7" w:type="paragraph">
+    <w:name w:val="heading 7"/>
     <w:basedOn w:val="Normal"/>
     <w:next w:val="BodyText"/>
+    <w:link w:val="Heading7Char"/>
     <w:uiPriority w:val="9"/>
+    <w:semiHidden/>
     <w:unhideWhenUsed/>
     <w:qFormat/>
+    <w:rsid w:val="00A10FD9"/>
     <w:pPr>
       <w:keepNext/>
       <w:keepLines/>
-      <w:spacing w:after="0" w:before="200"/>
-      <w:outlineLvl w:val="5"/>
+      <w:spacing w:after="0" w:before="40"/>
+      <w:outlineLvl w:val="6"/>
     </w:pPr>
     <w:rPr>
-      <w:rFonts w:asciiTheme="majorHAnsi" w:cstheme="majorBidi" w:eastAsiaTheme="majorEastAsia" w:hAnsiTheme="majorHAnsi"/>
-      <w:color w:themeColor="accent1" w:val="4F81BD"/>
-      <w:sz w:val="24"/>
-      <w:szCs w:val="24"/>
+      <w:rFonts w:cstheme="majorBidi" w:eastAsiaTheme="majorEastAsia"/>
+      <w:color w:themeColor="text1" w:themeTint="A6" w:val="595959"/>
     </w:rPr>
   </w:style>
-  <w:style w:styleId="Heading7" w:type="paragraph">
-    <w:name w:val="Heading 7"/>
+  <w:style w:styleId="Heading8" w:type="paragraph">
+    <w:name w:val="heading 8"/>
     <w:basedOn w:val="Normal"/>
     <w:next w:val="BodyText"/>
+    <w:link w:val="Heading8Char"/>
     <w:uiPriority w:val="9"/>
+    <w:semiHidden/>
     <w:unhideWhenUsed/>
     <w:qFormat/>
+    <w:rsid w:val="00A10FD9"/>
     <w:pPr>
       <w:keepNext/>
       <w:keepLines/>
-      <w:spacing w:after="0" w:before="200"/>
-      <w:outlineLvl w:val="6"/>
+      <w:spacing w:after="0"/>
+      <w:outlineLvl w:val="7"/>
     </w:pPr>
     <w:rPr>
-      <w:rFonts w:asciiTheme="majorHAnsi" w:cstheme="majorBidi" w:eastAsiaTheme="majorEastAsia" w:hAnsiTheme="majorHAnsi"/>
-      <w:color w:themeColor="accent1" w:val="4F81BD"/>
-      <w:sz w:val="24"/>
-      <w:szCs w:val="24"/>
+      <w:rFonts w:cstheme="majorBidi" w:eastAsiaTheme="majorEastAsia"/>
+      <w:i/>
+      <w:iCs/>
+      <w:color w:themeColor="text1" w:themeTint="D8" w:val="272727"/>
     </w:rPr>
   </w:style>
-  <w:style w:styleId="Heading8" w:type="paragraph">
-    <w:name w:val="Heading 8"/>
+  <w:style w:styleId="Heading9" w:type="paragraph">
+    <w:name w:val="heading 9"/>
     <w:basedOn w:val="Normal"/>
     <w:next w:val="BodyText"/>
+    <w:link w:val="Heading9Char"/>
     <w:uiPriority w:val="9"/>
+    <w:semiHidden/>
     <w:unhideWhenUsed/>
     <w:qFormat/>
+    <w:rsid w:val="00A10FD9"/>
     <w:pPr>
       <w:keepNext/>
       <w:keepLines/>
-      <w:spacing w:after="0" w:before="200"/>
-      <w:outlineLvl w:val="7"/>
-    </w:pPr>
-    <w:rPr>
-      <w:rFonts w:asciiTheme="majorHAnsi" w:cstheme="majorBidi" w:eastAsiaTheme="majorEastAsia" w:hAnsiTheme="majorHAnsi"/>
-      <w:color w:themeColor="accent1" w:val="4F81BD"/>
-      <w:sz w:val="24"/>
-      <w:szCs w:val="24"/>
-    </w:rPr>
-  </w:style>
-  <w:style w:styleId="Heading9" w:type="paragraph">
-    <w:name w:val="Heading 9"/>
-    <w:basedOn w:val="Normal"/>
-    <w:next w:val="BodyText"/>
-    <w:uiPriority w:val="9"/>
-    <w:unhideWhenUsed/>
-    <w:qFormat/>
-    <w:pPr>
-      <w:keepNext/>
-      <w:keepLines/>
-      <w:spacing w:after="0" w:before="200"/>
+      <w:spacing w:after="0"/>
       <w:outlineLvl w:val="8"/>
     </w:pPr>
     <w:rPr>
+      <w:rFonts w:cstheme="majorBidi" w:eastAsiaTheme="majorEastAsia"/>
+      <w:color w:themeColor="text1" w:themeTint="D8" w:val="272727"/>
+    </w:rPr>
+  </w:style>
+  <w:style w:customStyle="1" w:styleId="Heading1Char" w:type="character">
+    <w:name w:val="Heading 1 Char"/>
+    <w:basedOn w:val="DefaultParagraphFont"/>
+    <w:link w:val="Heading1"/>
+    <w:uiPriority w:val="9"/>
+    <w:rsid w:val="00A10FD9"/>
+    <w:rPr>
       <w:rFonts w:asciiTheme="majorHAnsi" w:cstheme="majorBidi" w:eastAsiaTheme="majorEastAsia" w:hAnsiTheme="majorHAnsi"/>
-      <w:color w:themeColor="accent1" w:val="4F81BD"/>
-      <w:sz w:val="24"/>
-      <w:szCs w:val="24"/>
+      <w:color w:themeColor="accent1" w:themeShade="BF" w:val="0F4761"/>
+      <w:sz w:val="40"/>
+      <w:szCs w:val="40"/>
+    </w:rPr>
+  </w:style>
+  <w:style w:customStyle="1" w:styleId="Heading2Char" w:type="character">
+    <w:name w:val="Heading 2 Char"/>
+    <w:basedOn w:val="DefaultParagraphFont"/>
+    <w:link w:val="Heading2"/>
+    <w:uiPriority w:val="9"/>
+    <w:semiHidden/>
+    <w:rsid w:val="00A10FD9"/>
+    <w:rPr>
+      <w:rFonts w:asciiTheme="majorHAnsi" w:cstheme="majorBidi" w:eastAsiaTheme="majorEastAsia" w:hAnsiTheme="majorHAnsi"/>
+      <w:color w:themeColor="accent1" w:themeShade="BF" w:val="0F4761"/>
+      <w:sz w:val="32"/>
+      <w:szCs w:val="32"/>
+    </w:rPr>
+  </w:style>
+  <w:style w:customStyle="1" w:styleId="Heading3Char" w:type="character">
+    <w:name w:val="Heading 3 Char"/>
+    <w:basedOn w:val="DefaultParagraphFont"/>
+    <w:link w:val="Heading3"/>
+    <w:uiPriority w:val="9"/>
+    <w:semiHidden/>
+    <w:rsid w:val="00A10FD9"/>
+    <w:rPr>
+      <w:rFonts w:cstheme="majorBidi" w:eastAsiaTheme="majorEastAsia"/>
+      <w:color w:themeColor="accent1" w:themeShade="BF" w:val="0F4761"/>
+      <w:sz w:val="28"/>
+      <w:szCs w:val="28"/>
+    </w:rPr>
+  </w:style>
+  <w:style w:customStyle="1" w:styleId="Heading4Char" w:type="character">
+    <w:name w:val="Heading 4 Char"/>
+    <w:basedOn w:val="DefaultParagraphFont"/>
+    <w:link w:val="Heading4"/>
+    <w:uiPriority w:val="9"/>
+    <w:semiHidden/>
+    <w:rsid w:val="00A10FD9"/>
+    <w:rPr>
+      <w:rFonts w:cstheme="majorBidi" w:eastAsiaTheme="majorEastAsia"/>
+      <w:i/>
+      <w:iCs/>
+      <w:color w:themeColor="accent1" w:themeShade="BF" w:val="0F4761"/>
+    </w:rPr>
+  </w:style>
+  <w:style w:customStyle="1" w:styleId="Heading5Char" w:type="character">
+    <w:name w:val="Heading 5 Char"/>
+    <w:basedOn w:val="DefaultParagraphFont"/>
+    <w:link w:val="Heading5"/>
+    <w:uiPriority w:val="9"/>
+    <w:semiHidden/>
+    <w:rsid w:val="00A10FD9"/>
+    <w:rPr>
+      <w:rFonts w:cstheme="majorBidi" w:eastAsiaTheme="majorEastAsia"/>
+      <w:color w:themeColor="accent1" w:themeShade="BF" w:val="0F4761"/>
+    </w:rPr>
+  </w:style>
+  <w:style w:customStyle="1" w:styleId="Heading6Char" w:type="character">
+    <w:name w:val="Heading 6 Char"/>
+    <w:basedOn w:val="DefaultParagraphFont"/>
+    <w:link w:val="Heading6"/>
+    <w:uiPriority w:val="9"/>
+    <w:semiHidden/>
+    <w:rsid w:val="00A10FD9"/>
+    <w:rPr>
+      <w:rFonts w:cstheme="majorBidi" w:eastAsiaTheme="majorEastAsia"/>
+      <w:i/>
+      <w:iCs/>
+      <w:color w:themeColor="text1" w:themeTint="A6" w:val="595959"/>
+    </w:rPr>
+  </w:style>
+  <w:style w:customStyle="1" w:styleId="Heading7Char" w:type="character">
+    <w:name w:val="Heading 7 Char"/>
+    <w:basedOn w:val="DefaultParagraphFont"/>
+    <w:link w:val="Heading7"/>
+    <w:uiPriority w:val="9"/>
+    <w:semiHidden/>
+    <w:rsid w:val="00A10FD9"/>
+    <w:rPr>
+      <w:rFonts w:cstheme="majorBidi" w:eastAsiaTheme="majorEastAsia"/>
+      <w:color w:themeColor="text1" w:themeTint="A6" w:val="595959"/>
+    </w:rPr>
+  </w:style>
+  <w:style w:customStyle="1" w:styleId="Heading8Char" w:type="character">
+    <w:name w:val="Heading 8 Char"/>
+    <w:basedOn w:val="DefaultParagraphFont"/>
+    <w:link w:val="Heading8"/>
+    <w:uiPriority w:val="9"/>
+    <w:semiHidden/>
+    <w:rsid w:val="00A10FD9"/>
+    <w:rPr>
+      <w:rFonts w:cstheme="majorBidi" w:eastAsiaTheme="majorEastAsia"/>
+      <w:i/>
+      <w:iCs/>
+      <w:color w:themeColor="text1" w:themeTint="D8" w:val="272727"/>
+    </w:rPr>
+  </w:style>
+  <w:style w:customStyle="1" w:styleId="Heading9Char" w:type="character">
+    <w:name w:val="Heading 9 Char"/>
+    <w:basedOn w:val="DefaultParagraphFont"/>
+    <w:link w:val="Heading9"/>
+    <w:uiPriority w:val="9"/>
+    <w:semiHidden/>
+    <w:rsid w:val="00A10FD9"/>
+    <w:rPr>
+      <w:rFonts w:cstheme="majorBidi" w:eastAsiaTheme="majorEastAsia"/>
+      <w:color w:themeColor="text1" w:themeTint="D8" w:val="272727"/>
     </w:rPr>
   </w:style>
   <w:style w:styleId="BlockText" w:type="paragraph">
@@ -9703,6 +9619,18 @@
     <w:unhideWhenUsed/>
     <w:qFormat/>
   </w:style>
+  <w:style w:styleId="FootnoteBlockText" w:type="paragraph">
+    <w:name w:val="Footnote Block Text"/>
+    <w:basedOn w:val="FootnoteText"/>
+    <w:next w:val="FootnoteText"/>
+    <w:uiPriority w:val="9"/>
+    <w:unhideWhenUsed/>
+    <w:qFormat/>
+    <w:pPr>
+      <w:spacing w:after="100" w:before="100"/>
+      <w:ind w:firstLine="0" w:left="480" w:right="480"/>
+    </w:pPr>
+  </w:style>
   <w:style w:default="1" w:styleId="DefaultParagraphFont" w:type="character">
     <w:name w:val="Default Paragraph Font"/>
     <w:semiHidden/>
@@ -9724,18 +9652,11 @@
       </w:tblCellMar>
     </w:tblPr>
     <w:tblStylePr w:type="firstRow">
-      <w:tblPr>
-        <w:jc w:val="left"/>
-        <w:tblInd w:type="dxa" w:w="0"/>
-      </w:tblPr>
-      <w:trPr>
-        <w:jc w:val="left"/>
-      </w:trPr>
       <w:tcPr>
-        <w:vAlign w:val="bottom"/>
         <w:tcBorders>
           <w:bottom w:val="single"/>
         </w:tcBorders>
+        <w:vAlign w:val="bottom"/>
       </w:tcPr>
     </w:tblStylePr>
   </w:style>
@@ -9850,8 +9771,8 @@
     <w:name w:val="KeywordTok"/>
     <w:basedOn w:val="VerbatimChar"/>
     <w:rPr>
+      <w:b/>
       <w:color w:val="007020"/>
-      <w:b/>
     </w:rPr>
   </w:style>
   <w:style w:type="character" w:customStyle="1" w:styleId="DataTypeTok">
@@ -9928,42 +9849,42 @@
     <w:name w:val="ImportTok"/>
     <w:basedOn w:val="VerbatimChar"/>
     <w:rPr>
+      <w:b/>
       <w:color w:val="008000"/>
-      <w:b/>
     </w:rPr>
   </w:style>
   <w:style w:type="character" w:customStyle="1" w:styleId="CommentTok">
     <w:name w:val="CommentTok"/>
     <w:basedOn w:val="VerbatimChar"/>
     <w:rPr>
+      <w:i/>
       <w:color w:val="60a0b0"/>
-      <w:i/>
     </w:rPr>
   </w:style>
   <w:style w:type="character" w:customStyle="1" w:styleId="DocumentationTok">
     <w:name w:val="DocumentationTok"/>
     <w:basedOn w:val="VerbatimChar"/>
     <w:rPr>
+      <w:i/>
       <w:color w:val="ba2121"/>
-      <w:i/>
     </w:rPr>
   </w:style>
   <w:style w:type="character" w:customStyle="1" w:styleId="AnnotationTok">
     <w:name w:val="AnnotationTok"/>
     <w:basedOn w:val="VerbatimChar"/>
     <w:rPr>
-      <w:color w:val="60a0b0"/>
       <w:b/>
       <w:i/>
+      <w:color w:val="60a0b0"/>
     </w:rPr>
   </w:style>
   <w:style w:type="character" w:customStyle="1" w:styleId="CommentVarTok">
     <w:name w:val="CommentVarTok"/>
     <w:basedOn w:val="VerbatimChar"/>
     <w:rPr>
-      <w:color w:val="60a0b0"/>
       <w:b/>
       <w:i/>
+      <w:color w:val="60a0b0"/>
     </w:rPr>
   </w:style>
   <w:style w:type="character" w:customStyle="1" w:styleId="OtherTok">
@@ -9991,8 +9912,8 @@
     <w:name w:val="ControlFlowTok"/>
     <w:basedOn w:val="VerbatimChar"/>
     <w:rPr>
+      <w:b/>
       <w:color w:val="007020"/>
-      <w:b/>
     </w:rPr>
   </w:style>
   <w:style w:type="character" w:customStyle="1" w:styleId="OperatorTok">
@@ -10037,34 +9958,34 @@
     <w:name w:val="InformationTok"/>
     <w:basedOn w:val="VerbatimChar"/>
     <w:rPr>
-      <w:color w:val="60a0b0"/>
       <w:b/>
       <w:i/>
+      <w:color w:val="60a0b0"/>
     </w:rPr>
   </w:style>
   <w:style w:type="character" w:customStyle="1" w:styleId="WarningTok">
     <w:name w:val="WarningTok"/>
     <w:basedOn w:val="VerbatimChar"/>
     <w:rPr>
-      <w:color w:val="60a0b0"/>
       <w:b/>
       <w:i/>
+      <w:color w:val="60a0b0"/>
     </w:rPr>
   </w:style>
   <w:style w:type="character" w:customStyle="1" w:styleId="AlertTok">
     <w:name w:val="AlertTok"/>
     <w:basedOn w:val="VerbatimChar"/>
     <w:rPr>
+      <w:b/>
       <w:color w:val="ff0000"/>
-      <w:b/>
     </w:rPr>
   </w:style>
   <w:style w:type="character" w:customStyle="1" w:styleId="ErrorTok">
     <w:name w:val="ErrorTok"/>
     <w:basedOn w:val="VerbatimChar"/>
     <w:rPr>
+      <w:b/>
       <w:color w:val="ff0000"/>
-      <w:b/>
     </w:rPr>
   </w:style>
   <w:style w:type="character" w:customStyle="1" w:styleId="NormalTok">
@@ -10086,44 +10007,44 @@
         <a:sysClr val="window" lastClr="FFFFFF"/>
       </a:lt1>
       <a:dk2>
-        <a:srgbClr val="1F497D"/>
+        <a:srgbClr val="0E2841"/>
       </a:dk2>
       <a:lt2>
-        <a:srgbClr val="EEECE1"/>
+        <a:srgbClr val="E8E8E8"/>
       </a:lt2>
       <a:accent1>
-        <a:srgbClr val="4F81BD"/>
+        <a:srgbClr val="156082"/>
       </a:accent1>
       <a:accent2>
-        <a:srgbClr val="C0504D"/>
+        <a:srgbClr val="E97132"/>
       </a:accent2>
       <a:accent3>
-        <a:srgbClr val="9BBB59"/>
+        <a:srgbClr val="196B24"/>
       </a:accent3>
       <a:accent4>
-        <a:srgbClr val="8064A2"/>
+        <a:srgbClr val="0F9ED5"/>
       </a:accent4>
       <a:accent5>
-        <a:srgbClr val="4BACC6"/>
+        <a:srgbClr val="A02B93"/>
       </a:accent5>
       <a:accent6>
-        <a:srgbClr val="F79646"/>
+        <a:srgbClr val="4EA72E"/>
       </a:accent6>
       <a:hlink>
-        <a:srgbClr val="0000FF"/>
+        <a:srgbClr val="467886"/>
       </a:hlink>
       <a:folHlink>
-        <a:srgbClr val="800080"/>
+        <a:srgbClr val="96607D"/>
       </a:folHlink>
     </a:clrScheme>
     <a:fontScheme name="Office">
       <a:majorFont>
-        <a:latin typeface="Calibri"/>
+        <a:latin typeface="Aptos Display" panose="02110004020202020204"/>
         <a:ea typeface=""/>
         <a:cs typeface=""/>
-        <a:font script="Jpan" typeface="ＭＳ ゴシック"/>
+        <a:font script="Jpan" typeface="游ゴシック Light"/>
         <a:font script="Hang" typeface="맑은 고딕"/>
-        <a:font script="Hans" typeface="宋体"/>
+        <a:font script="Hans" typeface="等线 Light"/>
         <a:font script="Hant" typeface="新細明體"/>
         <a:font script="Arab" typeface="Times New Roman"/>
         <a:font script="Hebr" typeface="Times New Roman"/>
@@ -10150,14 +10071,32 @@
         <a:font script="Mong" typeface="Mongolian Baiti"/>
         <a:font script="Viet" typeface="Times New Roman"/>
         <a:font script="Uigh" typeface="Microsoft Uighur"/>
+        <a:font script="Geor" typeface="Sylfaen"/>
+        <a:font script="Armn" typeface="Arial"/>
+        <a:font script="Bugi" typeface="Leelawadee UI"/>
+        <a:font script="Bopo" typeface="Microsoft JhengHei"/>
+        <a:font script="Java" typeface="Javanese Text"/>
+        <a:font script="Lisu" typeface="Segoe UI"/>
+        <a:font script="Mymr" typeface="Myanmar Text"/>
+        <a:font script="Nkoo" typeface="Ebrima"/>
+        <a:font script="Olck" typeface="Nirmala UI"/>
+        <a:font script="Osma" typeface="Ebrima"/>
+        <a:font script="Phag" typeface="Phagspa"/>
+        <a:font script="Syrn" typeface="Estrangelo Edessa"/>
+        <a:font script="Syrj" typeface="Estrangelo Edessa"/>
+        <a:font script="Syre" typeface="Estrangelo Edessa"/>
+        <a:font script="Sora" typeface="Nirmala UI"/>
+        <a:font script="Tale" typeface="Microsoft Tai Le"/>
+        <a:font script="Talu" typeface="Microsoft New Tai Lue"/>
+        <a:font script="Tfng" typeface="Ebrima"/>
       </a:majorFont>
       <a:minorFont>
-        <a:latin typeface="Cambria"/>
+        <a:latin typeface="Aptos" panose="02110004020202020204"/>
         <a:ea typeface=""/>
         <a:cs typeface=""/>
-        <a:font script="Jpan" typeface="ＭＳ 明朝"/>
+        <a:font script="Jpan" typeface="游明朝"/>
         <a:font script="Hang" typeface="맑은 고딕"/>
-        <a:font script="Hans" typeface="宋体"/>
+        <a:font script="Hans" typeface="等线"/>
         <a:font script="Hant" typeface="新細明體"/>
         <a:font script="Arab" typeface="Arial"/>
         <a:font script="Hebr" typeface="Arial"/>
@@ -10184,6 +10123,24 @@
         <a:font script="Mong" typeface="Mongolian Baiti"/>
         <a:font script="Viet" typeface="Arial"/>
         <a:font script="Uigh" typeface="Microsoft Uighur"/>
+        <a:font script="Geor" typeface="Sylfaen"/>
+        <a:font script="Armn" typeface="Arial"/>
+        <a:font script="Bugi" typeface="Leelawadee UI"/>
+        <a:font script="Bopo" typeface="Microsoft JhengHei"/>
+        <a:font script="Java" typeface="Javanese Text"/>
+        <a:font script="Lisu" typeface="Segoe UI"/>
+        <a:font script="Mymr" typeface="Myanmar Text"/>
+        <a:font script="Nkoo" typeface="Ebrima"/>
+        <a:font script="Olck" typeface="Nirmala UI"/>
+        <a:font script="Osma" typeface="Ebrima"/>
+        <a:font script="Phag" typeface="Phagspa"/>
+        <a:font script="Syrn" typeface="Estrangelo Edessa"/>
+        <a:font script="Syrj" typeface="Estrangelo Edessa"/>
+        <a:font script="Syre" typeface="Estrangelo Edessa"/>
+        <a:font script="Sora" typeface="Nirmala UI"/>
+        <a:font script="Tale" typeface="Microsoft Tai Le"/>
+        <a:font script="Talu" typeface="Microsoft New Tai Lue"/>
+        <a:font script="Tfng" typeface="Ebrima"/>
       </a:minorFont>
     </a:fontScheme>
     <a:fmtScheme name="Office">
@@ -10195,200 +10152,141 @@
           <a:gsLst>
             <a:gs pos="0">
               <a:schemeClr val="phClr">
-                <a:tint val="50000"/>
-                <a:satMod val="300000"/>
+                <a:lumMod val="110000"/>
+                <a:satMod val="105000"/>
+                <a:tint val="67000"/>
               </a:schemeClr>
             </a:gs>
-            <a:gs pos="35000">
+            <a:gs pos="50000">
               <a:schemeClr val="phClr">
-                <a:tint val="37000"/>
-                <a:satMod val="300000"/>
+                <a:lumMod val="105000"/>
+                <a:satMod val="103000"/>
+                <a:tint val="73000"/>
               </a:schemeClr>
             </a:gs>
             <a:gs pos="100000">
               <a:schemeClr val="phClr">
-                <a:tint val="15000"/>
-                <a:satMod val="350000"/>
+                <a:lumMod val="105000"/>
+                <a:satMod val="109000"/>
+                <a:tint val="81000"/>
               </a:schemeClr>
             </a:gs>
           </a:gsLst>
-          <a:lin ang="16200000" scaled="1"/>
+          <a:lin ang="5400000" scaled="0"/>
         </a:gradFill>
         <a:gradFill rotWithShape="1">
           <a:gsLst>
             <a:gs pos="0">
               <a:schemeClr val="phClr">
-                <a:tint val="100000"/>
+                <a:satMod val="103000"/>
+                <a:lumMod val="102000"/>
+                <a:tint val="94000"/>
+              </a:schemeClr>
+            </a:gs>
+            <a:gs pos="50000">
+              <a:schemeClr val="phClr">
+                <a:satMod val="110000"/>
+                <a:lumMod val="100000"/>
                 <a:shade val="100000"/>
-                <a:satMod val="130000"/>
               </a:schemeClr>
             </a:gs>
             <a:gs pos="100000">
               <a:schemeClr val="phClr">
-                <a:tint val="50000"/>
-                <a:shade val="100000"/>
-                <a:satMod val="350000"/>
+                <a:lumMod val="99000"/>
+                <a:satMod val="120000"/>
+                <a:shade val="78000"/>
               </a:schemeClr>
             </a:gs>
           </a:gsLst>
-          <a:lin ang="16200000" scaled="0"/>
+          <a:lin ang="5400000" scaled="0"/>
         </a:gradFill>
       </a:fillStyleLst>
       <a:lnStyleLst>
-        <a:ln w="9525" cap="flat" cmpd="sng" algn="ctr">
-          <a:solidFill>
-            <a:schemeClr val="phClr">
-              <a:shade val="95000"/>
-              <a:satMod val="105000"/>
-            </a:schemeClr>
-          </a:solidFill>
-          <a:prstDash val="solid"/>
-        </a:ln>
-        <a:ln w="25400" cap="flat" cmpd="sng" algn="ctr">
+        <a:ln w="6350" cap="flat" cmpd="sng" algn="ctr">
           <a:solidFill>
             <a:schemeClr val="phClr"/>
           </a:solidFill>
           <a:prstDash val="solid"/>
+          <a:miter lim="800000"/>
         </a:ln>
-        <a:ln w="38100" cap="flat" cmpd="sng" algn="ctr">
+        <a:ln w="12700" cap="flat" cmpd="sng" algn="ctr">
           <a:solidFill>
             <a:schemeClr val="phClr"/>
           </a:solidFill>
           <a:prstDash val="solid"/>
+          <a:miter lim="800000"/>
+        </a:ln>
+        <a:ln w="19050" cap="flat" cmpd="sng" algn="ctr">
+          <a:solidFill>
+            <a:schemeClr val="phClr"/>
+          </a:solidFill>
+          <a:prstDash val="solid"/>
+          <a:miter lim="800000"/>
         </a:ln>
       </a:lnStyleLst>
       <a:effectStyleLst>
         <a:effectStyle>
+          <a:effectLst/>
+        </a:effectStyle>
+        <a:effectStyle>
+          <a:effectLst/>
+        </a:effectStyle>
+        <a:effectStyle>
           <a:effectLst>
-            <a:outerShdw blurRad="40000" dist="20000" dir="5400000" rotWithShape="0">
+            <a:outerShdw blurRad="57150" dist="19050" dir="5400000" algn="ctr" rotWithShape="0">
               <a:srgbClr val="000000">
-                <a:alpha val="38000"/>
+                <a:alpha val="63000"/>
               </a:srgbClr>
             </a:outerShdw>
           </a:effectLst>
-        </a:effectStyle>
-        <a:effectStyle>
-          <a:effectLst>
-            <a:outerShdw blurRad="40000" dist="23000" dir="5400000" rotWithShape="0">
-              <a:srgbClr val="000000">
-                <a:alpha val="35000"/>
-              </a:srgbClr>
-            </a:outerShdw>
-          </a:effectLst>
-        </a:effectStyle>
-        <a:effectStyle>
-          <a:effectLst>
-            <a:outerShdw blurRad="40000" dist="23000" dir="5400000" rotWithShape="0">
-              <a:srgbClr val="000000">
-                <a:alpha val="35000"/>
-              </a:srgbClr>
-            </a:outerShdw>
-          </a:effectLst>
-          <a:scene3d>
-            <a:camera prst="orthographicFront">
-              <a:rot lat="0" lon="0" rev="0"/>
-            </a:camera>
-            <a:lightRig rig="threePt" dir="t">
-              <a:rot lat="0" lon="0" rev="1200000"/>
-            </a:lightRig>
-          </a:scene3d>
-          <a:sp3d>
-            <a:bevelT w="63500" h="25400"/>
-          </a:sp3d>
         </a:effectStyle>
       </a:effectStyleLst>
       <a:bgFillStyleLst>
         <a:solidFill>
           <a:schemeClr val="phClr"/>
         </a:solidFill>
+        <a:solidFill>
+          <a:schemeClr val="phClr">
+            <a:tint val="95000"/>
+            <a:satMod val="170000"/>
+          </a:schemeClr>
+        </a:solidFill>
         <a:gradFill rotWithShape="1">
           <a:gsLst>
             <a:gs pos="0">
               <a:schemeClr val="phClr">
-                <a:tint val="40000"/>
-                <a:satMod val="350000"/>
+                <a:tint val="93000"/>
+                <a:satMod val="150000"/>
+                <a:shade val="98000"/>
+                <a:lumMod val="102000"/>
               </a:schemeClr>
             </a:gs>
-            <a:gs pos="40000">
+            <a:gs pos="50000">
               <a:schemeClr val="phClr">
-                <a:tint val="45000"/>
-                <a:shade val="99000"/>
-                <a:satMod val="350000"/>
+                <a:tint val="98000"/>
+                <a:satMod val="130000"/>
+                <a:shade val="90000"/>
+                <a:lumMod val="103000"/>
               </a:schemeClr>
             </a:gs>
             <a:gs pos="100000">
               <a:schemeClr val="phClr">
-                <a:shade val="20000"/>
-                <a:satMod val="255000"/>
+                <a:shade val="63000"/>
+                <a:satMod val="120000"/>
               </a:schemeClr>
             </a:gs>
           </a:gsLst>
-          <a:path path="circle">
-            <a:fillToRect l="50000" t="-80000" r="50000" b="180000"/>
-          </a:path>
-        </a:gradFill>
-        <a:gradFill rotWithShape="1">
-          <a:gsLst>
-            <a:gs pos="0">
-              <a:schemeClr val="phClr">
-                <a:tint val="80000"/>
-                <a:satMod val="300000"/>
-              </a:schemeClr>
-            </a:gs>
-            <a:gs pos="100000">
-              <a:schemeClr val="phClr">
-                <a:shade val="30000"/>
-                <a:satMod val="200000"/>
-              </a:schemeClr>
-            </a:gs>
-          </a:gsLst>
-          <a:path path="circle">
-            <a:fillToRect l="50000" t="50000" r="50000" b="50000"/>
-          </a:path>
+          <a:lin ang="5400000" scaled="0"/>
         </a:gradFill>
       </a:bgFillStyleLst>
     </a:fmtScheme>
   </a:themeElements>
-  <a:objectDefaults>
-    <a:spDef>
-      <a:spPr/>
-      <a:bodyPr/>
-      <a:lstStyle/>
-      <a:style>
-        <a:lnRef idx="1">
-          <a:schemeClr val="accent1"/>
-        </a:lnRef>
-        <a:fillRef idx="3">
-          <a:schemeClr val="accent1"/>
-        </a:fillRef>
-        <a:effectRef idx="2">
-          <a:schemeClr val="accent1"/>
-        </a:effectRef>
-        <a:fontRef idx="minor">
-          <a:schemeClr val="lt1"/>
-        </a:fontRef>
-      </a:style>
-    </a:spDef>
-    <a:lnDef>
-      <a:spPr/>
-      <a:bodyPr/>
-      <a:lstStyle/>
-      <a:style>
-        <a:lnRef idx="2">
-          <a:schemeClr val="accent1"/>
-        </a:lnRef>
-        <a:fillRef idx="0">
-          <a:schemeClr val="accent1"/>
-        </a:fillRef>
-        <a:effectRef idx="1">
-          <a:schemeClr val="accent1"/>
-        </a:effectRef>
-        <a:fontRef idx="minor">
-          <a:schemeClr val="tx1"/>
-        </a:fontRef>
-      </a:style>
-    </a:lnDef>
-  </a:objectDefaults>
+  <a:objectDefaults/>
   <a:extraClrSchemeLst/>
+  <a:extLst>
+    <a:ext uri="{05A4C25C-085E-4340-85A3-A5531E510DB2}">
+      <thm15:themeFamily xmlns:thm15="http://schemas.microsoft.com/office/thememl/2012/main" name="Office Theme" id="{2E142A2C-CD16-42D6-873A-C26D2A0506FA}" vid="{1BDDFF52-6CD6-40A5-AB3C-68EB2F1E4D0A}"/>
+    </a:ext>
+  </a:extLst>
 </a:theme>
 </file>
--- a/04-regulatory-compliance/PCI_DSS_v4.0.1/Espanol/PCI_DSS_v4.0.1_Practical_Manager_and_Junior_Analyst_Manual_Espanol_v1.0.docx
+++ b/04-regulatory-compliance/PCI_DSS_v4.0.1/Espanol/PCI_DSS_v4.0.1_Practical_Manager_and_Junior_Analyst_Manual_Espanol_v1.0.docx
@@ -34,8 +34,8 @@
       </w:pPr>
       <w:r>
         <w:rPr>
+          <w:bCs/>
           <w:b/>
-          <w:bCs/>
         </w:rPr>
         <w:t xml:space="preserve">Estado de revisión:</w:t>
       </w:r>
@@ -52,8 +52,8 @@
       </w:pPr>
       <w:r>
         <w:rPr>
+          <w:bCs/>
           <w:b/>
-          <w:bCs/>
         </w:rPr>
         <w:t xml:space="preserve">CYBERSECURITY, PRIVACY &amp; COMPLIANCE SERIES</w:t>
       </w:r>
@@ -64,8 +64,8 @@
       </w:pPr>
       <w:r>
         <w:rPr>
+          <w:bCs/>
           <w:b/>
-          <w:bCs/>
         </w:rPr>
         <w:t xml:space="preserve">PCI DSS v4.0.1</w:t>
       </w:r>
@@ -84,8 +84,8 @@
       </w:pPr>
       <w:r>
         <w:rPr>
+          <w:iCs/>
           <w:i/>
-          <w:iCs/>
         </w:rPr>
         <w:t xml:space="preserve">Un manual de trabajo para administradores, analistas juniores, estudiantes, cambiadores de carrera, comerciantes y proveedores de servicios</w:t>
       </w:r>
@@ -96,8 +96,8 @@
       </w:pPr>
       <w:r>
         <w:rPr>
+          <w:bCs/>
           <w:b/>
-          <w:bCs/>
         </w:rPr>
         <w:t xml:space="preserve">Alberto (Al) Leiva</w:t>
       </w:r>
@@ -116,8 +116,8 @@
       </w:pPr>
       <w:r>
         <w:rPr>
+          <w:bCs/>
           <w:b/>
-          <w:bCs/>
         </w:rPr>
         <w:t xml:space="preserve">Inside:</w:t>
       </w:r>
@@ -136,7 +136,7 @@
         <w:t xml:space="preserve">|. |</w:t>
       </w:r>
     </w:p>
-    <w:bookmarkStart w:id="11" w:name="publication-and-use-notice"/>
+    <w:bookmarkStart w:id="22" w:name="publication-and-use-notice"/>
     <w:p>
       <w:pPr>
         <w:pStyle w:val="Heading1"/>
@@ -169,7 +169,7 @@
         <w:t xml:space="preserve">Propósito: Educación gratuita y práctica para directivos, estudiantes, cambiadores de carrera, analistas junior, comerciantes, proveedores de servicios y profesionales de la ciberseguridad.</w:t>
       </w:r>
     </w:p>
-    <w:bookmarkStart w:id="9" w:name="aviso-educativo-y-legal"/>
+    <w:bookmarkStart w:id="20" w:name="aviso-educativo-y-legal"/>
     <w:p>
       <w:pPr>
         <w:pStyle w:val="Heading2"/>
@@ -186,8 +186,8 @@
         <w:t xml:space="preserve">Este manual proporciona educación general. No es asesoramiento legal, una publicación del Consejo de Normas de Seguridad de la PCI, un informe sobre el cumplimiento, una certificación del cumplimiento, un cuestionario de autoevaluación o una garantía de cumplimiento o seguridad. Sólo los documentos oficiales de validación estándar y aplicables rigen una evaluación. Las marcas de pago, los compradores, clientes, reguladores, contratos y leyes pueden imponer requisitos adicionales.</w:t>
       </w:r>
     </w:p>
-    <w:bookmarkEnd w:id="9"/>
-    <w:bookmarkStart w:id="10" w:name="uso-ético-y-autorizado"/>
+    <w:bookmarkEnd w:id="20"/>
+    <w:bookmarkStart w:id="21" w:name="uso-ético-y-autorizado"/>
     <w:p>
       <w:pPr>
         <w:pStyle w:val="Heading2"/>
@@ -204,9 +204,9 @@
         <w:t xml:space="preserve">Usar herramientas técnicas únicamente en sistemas, redes, aplicaciones, cuentas de nube, páginas de pago y datos que posees o estén específicamente autorizados por escrito para evaluar. Use datos de cuenta sintética en laboratorios. Nunca utilice PAN real, datos de autenticación sensibles, información de clientes, credenciales o sistemas de pago de producción en una demostración pública o cartera.</w:t>
       </w:r>
     </w:p>
-    <w:bookmarkEnd w:id="10"/>
-    <w:bookmarkEnd w:id="11"/>
-    <w:bookmarkStart w:id="12" w:name="prefacio"/>
+    <w:bookmarkEnd w:id="21"/>
+    <w:bookmarkEnd w:id="22"/>
+    <w:bookmarkStart w:id="23" w:name="prefacio"/>
     <w:p>
       <w:pPr>
         <w:pStyle w:val="Heading1"/>
@@ -221,8 +221,8 @@
       </w:pPr>
       <w:r>
         <w:rPr>
+          <w:iCs/>
           <w:i/>
-          <w:iCs/>
         </w:rPr>
         <w:t xml:space="preserve">Una introducción acogedora a la seguridad de pago y el cumplimiento basado en pruebas</w:t>
       </w:r>
@@ -308,8 +308,8 @@
         <w:t xml:space="preserve">|. |</w:t>
       </w:r>
     </w:p>
-    <w:bookmarkEnd w:id="12"/>
-    <w:bookmarkStart w:id="13" w:name="tabla-de-contenidos"/>
+    <w:bookmarkEnd w:id="23"/>
+    <w:bookmarkStart w:id="24" w:name="tabla-de-contenidos"/>
     <w:p>
       <w:pPr>
         <w:pStyle w:val="Heading1"/>
@@ -1707,8 +1707,8 @@
         </w:r>
       </w:hyperlink>
     </w:p>
-    <w:bookmarkEnd w:id="13"/>
-    <w:bookmarkStart w:id="20" w:name="pci-dss-v4.0.1-fundaciones"/>
+    <w:bookmarkEnd w:id="24"/>
+    <w:bookmarkStart w:id="31" w:name="pci-dss-v4.0.1-fundaciones"/>
     <w:p>
       <w:pPr>
         <w:pStyle w:val="Heading1"/>
@@ -1723,8 +1723,8 @@
       </w:pPr>
       <w:r>
         <w:rPr>
+          <w:iCs/>
           <w:i/>
-          <w:iCs/>
         </w:rPr>
         <w:t xml:space="preserve">El estándar actual, aplicabilidad, metas y limitaciones importantes</w:t>
       </w:r>
@@ -1740,7 +1740,13 @@
         <w:t xml:space="preserve">■img src=</w:t>
       </w:r>
       <w:r>
-        <w:t xml:space="preserve">“media/image1.png”</w:t>
+        <w:t xml:space="preserve">“</w:t>
+      </w:r>
+      <w:r>
+        <w:t xml:space="preserve">media/image1.png</w:t>
+      </w:r>
+      <w:r>
+        <w:t xml:space="preserve">”</w:t>
       </w:r>
       <w:r>
         <w:t xml:space="preserve"> </w:t>
@@ -1749,7 +1755,13 @@
         <w:t xml:space="preserve">estilo=</w:t>
       </w:r>
       <w:r>
-        <w:t xml:space="preserve">“width:6.15in;height:3.94164in”</w:t>
+        <w:t xml:space="preserve">“</w:t>
+      </w:r>
+      <w:r>
+        <w:t xml:space="preserve">width:6.15in;height:3.94164in</w:t>
+      </w:r>
+      <w:r>
+        <w:t xml:space="preserve">”</w:t>
       </w:r>
       <w:r>
         <w:t xml:space="preserve"> </w:t>
@@ -1758,7 +1770,13 @@
         <w:t xml:space="preserve">alt=</w:t>
       </w:r>
       <w:r>
-        <w:t xml:space="preserve">“La seguridad del pago combina la red, el sistema, los datos, la identidad, física, el monitoreo, las pruebas y los controles de gobernanza”</w:t>
+        <w:t xml:space="preserve">“</w:t>
+      </w:r>
+      <w:r>
+        <w:t xml:space="preserve">La seguridad del pago combina la red, el sistema, los datos, la identidad, física, el monitoreo, las pruebas y los controles de gobernanza</w:t>
+      </w:r>
+      <w:r>
+        <w:t xml:space="preserve">”</w:t>
       </w:r>
       <w:r>
         <w:t xml:space="preserve">.</w:t>
@@ -1772,7 +1790,7 @@
         <w:t xml:space="preserve">Figura 1. Los doce requisitos de PCI DSS</w:t>
       </w:r>
     </w:p>
-    <w:bookmarkStart w:id="14" w:name="situación-actual"/>
+    <w:bookmarkStart w:id="25" w:name="situación-actual"/>
     <w:p>
       <w:pPr>
         <w:pStyle w:val="Heading2"/>
@@ -1836,8 +1854,8 @@
         <w:t xml:space="preserve">A partir de la publicación de este manual de julio de 2026, PCI SSC está recopilando información de los interesados en v4.0.1; una solicitud de comentarios no es un nuevo estándar final.</w:t>
       </w:r>
     </w:p>
-    <w:bookmarkEnd w:id="14"/>
-    <w:bookmarkStart w:id="15" w:name="a-quién-y-a-qué-se-aplica"/>
+    <w:bookmarkEnd w:id="25"/>
+    <w:bookmarkStart w:id="26" w:name="a-quién-y-a-qué-se-aplica"/>
     <w:p>
       <w:pPr>
         <w:pStyle w:val="Heading2"/>
@@ -1854,8 +1872,8 @@
         <w:t xml:space="preserve">PCI DSS se aplica a entidades que almacenan, procesan o transmiten datos de los titulares de tarjetas o datos de autenticación sensibles, y a entidades cuyos sistemas podrían afectar la seguridad del entorno de datos de los titulares de tarjetas. Los comerciantes, procesadores, compradores, emisores y proveedores de servicios pueden tener diferentes funciones de validación y presentación de informes.</w:t>
       </w:r>
     </w:p>
-    <w:bookmarkEnd w:id="15"/>
-    <w:bookmarkStart w:id="16" w:name="los-seis-objetivos-de-control"/>
+    <w:bookmarkEnd w:id="26"/>
+    <w:bookmarkStart w:id="27" w:name="los-seis-objetivos-de-control"/>
     <w:p>
       <w:pPr>
         <w:pStyle w:val="Heading2"/>
@@ -1876,8 +1894,8 @@
       </w:r>
       <w:r>
         <w:rPr>
+          <w:bCs/>
           <w:b/>
-          <w:bCs/>
         </w:rPr>
         <w:t xml:space="preserve">Requisitos</w:t>
       </w:r>
@@ -1934,11 +1952,11 @@
     </w:p>
     <w:p>
       <w:pPr>
-        <w:pStyle w:val="Compact"/>
         <w:numPr>
           <w:ilvl w:val="0"/>
           <w:numId w:val="1002"/>
         </w:numPr>
+        <w:pStyle w:val="Compact"/>
       </w:pPr>
       <w:r>
         <w:t xml:space="preserve">Normas de datos y protección de la cuenta</w:t>
@@ -1950,8 +1968,8 @@
       </w:pPr>
       <w:r>
         <w:rPr>
+          <w:iCs/>
           <w:i/>
-          <w:iCs/>
         </w:rPr>
         <w:t xml:space="preserve">La diferencia entre los datos de los titulares de tarjetas, el PAN y los datos de autenticación sensibles.</w:t>
       </w:r>
@@ -1964,7 +1982,13 @@
         <w:t xml:space="preserve">■img src=</w:t>
       </w:r>
       <w:r>
-        <w:t xml:space="preserve">“media/image2.png”</w:t>
+        <w:t xml:space="preserve">“</w:t>
+      </w:r>
+      <w:r>
+        <w:t xml:space="preserve">media/image2.png</w:t>
+      </w:r>
+      <w:r>
+        <w:t xml:space="preserve">”</w:t>
       </w:r>
       <w:r>
         <w:t xml:space="preserve"> </w:t>
@@ -1973,7 +1997,13 @@
         <w:t xml:space="preserve">estilo=</w:t>
       </w:r>
       <w:r>
-        <w:t xml:space="preserve">“width:6.15in;height:2.98845in”</w:t>
+        <w:t xml:space="preserve">“</w:t>
+      </w:r>
+      <w:r>
+        <w:t xml:space="preserve">width:6.15in;height:2.98845in</w:t>
+      </w:r>
+      <w:r>
+        <w:t xml:space="preserve">”</w:t>
       </w:r>
       <w:r>
         <w:t xml:space="preserve"> </w:t>
@@ -1982,7 +2012,13 @@
         <w:t xml:space="preserve">alt=</w:t>
       </w:r>
       <w:r>
-        <w:t xml:space="preserve">“PAN es central para la aplicabilidad; los datos de autenticación sensible reciben un tratamiento de postautorización más estricto.”</w:t>
+        <w:t xml:space="preserve">“</w:t>
+      </w:r>
+      <w:r>
+        <w:t xml:space="preserve">PAN es central para la aplicabilidad; los datos de autenticación sensible reciben un tratamiento de postautorización más estricto.</w:t>
+      </w:r>
+      <w:r>
+        <w:t xml:space="preserve">”</w:t>
       </w:r>
       <w:r>
         <w:t xml:space="preserve"> </w:t>
@@ -2005,8 +2041,8 @@
       </w:pPr>
       <w:r>
         <w:rPr>
+          <w:bCs/>
           <w:b/>
-          <w:bCs/>
         </w:rPr>
         <w:t xml:space="preserve">Data</w:t>
       </w:r>
@@ -2067,8 +2103,8 @@
         <w:t xml:space="preserve">TEN PIN/PIN block TENENCIA Datos de autenticación sensible TEN No almacene después de la autorización excepto expresamente permitido emisor uso |</w:t>
       </w:r>
     </w:p>
-    <w:bookmarkEnd w:id="16"/>
-    <w:bookmarkStart w:id="17" w:name="los-métodos-de-protección-son-diferentes"/>
+    <w:bookmarkEnd w:id="27"/>
+    <w:bookmarkStart w:id="28" w:name="los-métodos-de-protección-son-diferentes"/>
     <w:p>
       <w:pPr>
         <w:pStyle w:val="Heading2"/>
@@ -2149,8 +2185,8 @@
       </w:pPr>
       <w:r>
         <w:rPr>
+          <w:bCs/>
           <w:b/>
-          <w:bCs/>
         </w:rPr>
         <w:t xml:space="preserve">Nunca utilice datos reales en el entrenamiento:</w:t>
       </w:r>
@@ -2171,11 +2207,11 @@
     </w:p>
     <w:p>
       <w:pPr>
-        <w:pStyle w:val="Compact"/>
         <w:numPr>
           <w:ilvl w:val="0"/>
           <w:numId w:val="1004"/>
         </w:numPr>
+        <w:pStyle w:val="Compact"/>
       </w:pPr>
       <w:r>
         <w:t xml:space="preserve">Alcance, ECM y Segmentación</w:t>
@@ -2187,8 +2223,8 @@
       </w:pPr>
       <w:r>
         <w:rPr>
+          <w:iCs/>
           <w:i/>
-          <w:iCs/>
         </w:rPr>
         <w:t xml:space="preserve">Cómo encontrar a cada persona, proceso, tecnología y dependencia que pertenece a su alcance</w:t>
       </w:r>
@@ -2201,7 +2237,13 @@
         <w:pStyle w:val="BodyText"/>
       </w:pPr>
       <w:r>
-        <w:t xml:space="preserve">“A la altura: 2.99322in”</w:t>
+        <w:t xml:space="preserve">“</w:t>
+      </w:r>
+      <w:r>
+        <w:t xml:space="preserve">A la altura: 2.99322in</w:t>
+      </w:r>
+      <w:r>
+        <w:t xml:space="preserve">”</w:t>
       </w:r>
       <w:r>
         <w:t xml:space="preserve"> </w:t>
@@ -2210,7 +2252,13 @@
         <w:t xml:space="preserve">alt=</w:t>
       </w:r>
       <w:r>
-        <w:t xml:space="preserve">“Comenzar con flujos de cuenta-datos e incluyen sistemas conectados a los sistemas de impacto de seguridad y seguridad.”</w:t>
+        <w:t xml:space="preserve">“</w:t>
+      </w:r>
+      <w:r>
+        <w:t xml:space="preserve">Comenzar con flujos de cuenta-datos e incluyen sistemas conectados a los sistemas de impacto de seguridad y seguridad.</w:t>
+      </w:r>
+      <w:r>
+        <w:t xml:space="preserve">”</w:t>
       </w:r>
       <w:r>
         <w:t xml:space="preserve"> </w:t>
@@ -2227,8 +2275,8 @@
         <w:t xml:space="preserve">Figura 3. Flujo de análisis de PCI DSS</w:t>
       </w:r>
     </w:p>
-    <w:bookmarkEnd w:id="17"/>
-    <w:bookmarkStart w:id="18" w:name="scope-discovery"/>
+    <w:bookmarkEnd w:id="28"/>
+    <w:bookmarkStart w:id="29" w:name="scope-discovery"/>
     <w:p>
       <w:pPr>
         <w:pStyle w:val="Heading2"/>
@@ -2322,7 +2370,13 @@
         <w:t xml:space="preserve">لimg src=</w:t>
       </w:r>
       <w:r>
-        <w:t xml:space="preserve">“media/image4.png”</w:t>
+        <w:t xml:space="preserve">“</w:t>
+      </w:r>
+      <w:r>
+        <w:t xml:space="preserve">media/image4.png</w:t>
+      </w:r>
+      <w:r>
+        <w:t xml:space="preserve">”</w:t>
       </w:r>
       <w:r>
         <w:t xml:space="preserve"> </w:t>
@@ -2331,7 +2385,13 @@
         <w:t xml:space="preserve">style=</w:t>
       </w:r>
       <w:r>
-        <w:t xml:space="preserve">“width:6.15in;height:2.92173in”</w:t>
+        <w:t xml:space="preserve">“</w:t>
+      </w:r>
+      <w:r>
+        <w:t xml:space="preserve">width:6.15in;height:2.92173in</w:t>
+      </w:r>
+      <w:r>
+        <w:t xml:space="preserve">”</w:t>
       </w:r>
       <w:r>
         <w:t xml:space="preserve"> </w:t>
@@ -2340,7 +2400,13 @@
         <w:t xml:space="preserve">alt=</w:t>
       </w:r>
       <w:r>
-        <w:t xml:space="preserve">“Segmentation must be enforced, monitored, and testing before systems are treated as out of scope.”</w:t>
+        <w:t xml:space="preserve">“</w:t>
+      </w:r>
+      <w:r>
+        <w:t xml:space="preserve">Segmentation must be enforced, monitored, and testing before systems are treated as out of scope.</w:t>
+      </w:r>
+      <w:r>
+        <w:t xml:space="preserve">”</w:t>
       </w:r>
       <w:r>
         <w:t xml:space="preserve"> </w:t>
@@ -2357,8 +2423,8 @@
         <w:t xml:space="preserve">Figure 4. Segmentation and scope reduction</w:t>
       </w:r>
     </w:p>
-    <w:bookmarkEnd w:id="18"/>
-    <w:bookmarkStart w:id="19" w:name="validación-del-alcance"/>
+    <w:bookmarkEnd w:id="29"/>
+    <w:bookmarkStart w:id="30" w:name="validación-del-alcance"/>
     <w:p>
       <w:pPr>
         <w:pStyle w:val="Heading2"/>
@@ -2375,9 +2441,9 @@
         <w:t xml:space="preserve">Validar el alcance al menos anual y después de un cambio significativo. Los proveedores de servicios realizan la confirmación de alcance documentada al menos una vez cada seis meses y después de un cambio significativo. Las pruebas deben intentar encontrar tiendas de datos desconocidas, caminos alternativos, activos no gestionados, servicios compartidos, dependencias de la nube, conexiones inalámbricas y acceso administrativo.</w:t>
       </w:r>
     </w:p>
-    <w:bookmarkEnd w:id="19"/>
-    <w:bookmarkEnd w:id="20"/>
-    <w:bookmarkStart w:id="21" w:name="validación-saqs-roc-aoc-y-rols"/>
+    <w:bookmarkEnd w:id="30"/>
+    <w:bookmarkEnd w:id="31"/>
+    <w:bookmarkStart w:id="32" w:name="validación-saqs-roc-aoc-y-rols"/>
     <w:p>
       <w:pPr>
         <w:pStyle w:val="Heading1"/>
@@ -2392,8 +2458,8 @@
       </w:pPr>
       <w:r>
         <w:rPr>
+          <w:iCs/>
           <w:i/>
-          <w:iCs/>
         </w:rPr>
         <w:t xml:space="preserve">Eligiendo el camino correcto de presentación de informes y el entendimiento que lo acepta.</w:t>
       </w:r>
@@ -2404,8 +2470,8 @@
       </w:pPr>
       <w:r>
         <w:rPr>
+          <w:bCs/>
           <w:b/>
-          <w:bCs/>
         </w:rPr>
         <w:t xml:space="preserve">Artifact or role</w:t>
       </w:r>
@@ -2420,8 +2486,8 @@
       </w:r>
       <w:r>
         <w:rPr>
+          <w:bCs/>
           <w:b/>
-          <w:bCs/>
         </w:rPr>
         <w:t xml:space="preserve">Purpose</w:t>
       </w:r>
@@ -2512,8 +2578,8 @@
       </w:pPr>
       <w:r>
         <w:rPr>
+          <w:bCs/>
           <w:b/>
-          <w:bCs/>
         </w:rPr>
         <w:t xml:space="preserve">Quién decide la validación:</w:t>
       </w:r>
@@ -2534,11 +2600,11 @@
     </w:p>
     <w:p>
       <w:pPr>
-        <w:pStyle w:val="Compact"/>
         <w:numPr>
           <w:ilvl w:val="0"/>
           <w:numId w:val="1006"/>
         </w:numPr>
+        <w:pStyle w:val="Compact"/>
       </w:pPr>
       <w:r>
         <w:t xml:space="preserve">Definidos, personalizados, compensatorios y enfoques de riesgo</w:t>
@@ -2550,8 +2616,8 @@
       </w:pPr>
       <w:r>
         <w:rPr>
+          <w:iCs/>
           <w:i/>
-          <w:iCs/>
         </w:rPr>
         <w:t xml:space="preserve">Conseguir flexibilidad sin debilitar el objetivo del requisito</w:t>
       </w:r>
@@ -2567,7 +2633,13 @@
         <w:t xml:space="preserve">■img src=</w:t>
       </w:r>
       <w:r>
-        <w:t xml:space="preserve">“media/image5.png”</w:t>
+        <w:t xml:space="preserve">“</w:t>
+      </w:r>
+      <w:r>
+        <w:t xml:space="preserve">media/image5.png</w:t>
+      </w:r>
+      <w:r>
+        <w:t xml:space="preserve">”</w:t>
       </w:r>
       <w:r>
         <w:t xml:space="preserve"> </w:t>
@@ -2576,7 +2648,13 @@
         <w:t xml:space="preserve">estilo=</w:t>
       </w:r>
       <w:r>
-        <w:t xml:space="preserve">“width:6.15in;height:3.06328in”</w:t>
+        <w:t xml:space="preserve">“</w:t>
+      </w:r>
+      <w:r>
+        <w:t xml:space="preserve">width:6.15in;height:3.06328in</w:t>
+      </w:r>
+      <w:r>
+        <w:t xml:space="preserve">”</w:t>
       </w:r>
       <w:r>
         <w:t xml:space="preserve"> </w:t>
@@ -2585,7 +2663,13 @@
         <w:t xml:space="preserve">alt=</w:t>
       </w:r>
       <w:r>
-        <w:t xml:space="preserve">“Ambos enfoques deben cumplir el objetivo del requisito y ser evaluables.”</w:t>
+        <w:t xml:space="preserve">“</w:t>
+      </w:r>
+      <w:r>
+        <w:t xml:space="preserve">Ambos enfoques deben cumplir el objetivo del requisito y ser evaluables.</w:t>
+      </w:r>
+      <w:r>
+        <w:t xml:space="preserve">”</w:t>
       </w:r>
       <w:r>
         <w:t xml:space="preserve"> </w:t>
@@ -2608,8 +2692,8 @@
       </w:pPr>
       <w:r>
         <w:rPr>
+          <w:bCs/>
           <w:b/>
-          <w:bCs/>
         </w:rPr>
         <w:t xml:space="preserve">Method</w:t>
       </w:r>
@@ -2624,8 +2708,8 @@
       </w:r>
       <w:r>
         <w:rPr>
+          <w:bCs/>
           <w:b/>
-          <w:bCs/>
         </w:rPr>
         <w:t xml:space="preserve">Cuando se utiliza</w:t>
       </w:r>
@@ -2706,8 +2790,8 @@
         <w:t xml:space="preserve">Confirme las expectativas de aceptación y evaluación antes de comprometerse a un enfoque.</w:t>
       </w:r>
     </w:p>
-    <w:bookmarkEnd w:id="21"/>
-    <w:bookmarkStart w:id="22" w:name="Xf7527355aa3107c490879934512b03c61be5bdd"/>
+    <w:bookmarkEnd w:id="32"/>
+    <w:bookmarkStart w:id="33" w:name="Xf7527355aa3107c490879934512b03c61be5bdd"/>
     <w:p>
       <w:pPr>
         <w:pStyle w:val="Heading1"/>
@@ -2722,8 +2806,8 @@
       </w:pPr>
       <w:r>
         <w:rPr>
+          <w:iCs/>
           <w:i/>
-          <w:iCs/>
         </w:rPr>
         <w:t xml:space="preserve">Install and Maintain Network Security Controls</w:t>
       </w:r>
@@ -2734,8 +2818,8 @@
       </w:pPr>
       <w:r>
         <w:rPr>
+          <w:bCs/>
           <w:b/>
-          <w:bCs/>
         </w:rPr>
         <w:t xml:space="preserve">Propósito de la solicitud:</w:t>
       </w:r>
@@ -2756,26 +2840,27 @@
       <w:tblPr>
         <w:tblStyle w:val="Table"/>
         <w:tblW w:type="pct" w:w="5000"/>
-        <w:tblLayout w:type="fixed"/>
         <w:tblLook w:firstRow="1" w:lastRow="0" w:firstColumn="0" w:lastColumn="0" w:noHBand="0" w:noVBand="0" w:val="0020"/>
+        <w:jc w:val="start"/>
       </w:tblPr>
       <w:tblGrid>
         <w:gridCol w:w="7920"/>
       </w:tblGrid>
       <w:tr>
         <w:trPr>
-          <w:tblHeader w:val="on"/>
+          <w:tblHeader w:val="true"/>
         </w:trPr>
         <w:tc>
           <w:tcPr/>
           <w:p>
             <w:pPr>
               <w:pStyle w:val="Compact"/>
+              <w:jc w:val="left"/>
             </w:pPr>
             <w:r>
               <w:rPr>
+                <w:bCs/>
                 <w:b/>
-                <w:bCs/>
               </w:rPr>
               <w:t xml:space="preserve">Grupo</w:t>
             </w:r>
@@ -2788,6 +2873,7 @@
           <w:p>
             <w:pPr>
               <w:pStyle w:val="Compact"/>
+              <w:jc w:val="left"/>
             </w:pPr>
             <w:r>
               <w:t xml:space="preserve">1.1</w:t>
@@ -2801,6 +2887,7 @@
           <w:p>
             <w:pPr>
               <w:pStyle w:val="Compact"/>
+              <w:jc w:val="left"/>
             </w:pPr>
             <w:r>
               <w:t xml:space="preserve">1.2</w:t>
@@ -2814,6 +2901,7 @@
           <w:p>
             <w:pPr>
               <w:pStyle w:val="Compact"/>
+              <w:jc w:val="left"/>
             </w:pPr>
             <w:r>
               <w:t xml:space="preserve">tención 1.3</w:t>
@@ -2844,8 +2932,8 @@
         <w:t xml:space="preserve">** Nota de evaluación** Utilice el texto oficial PCI DSS v4.0.1 y el modelo de presentación de informes aplicable para requisitos exactos, notas de aplicabilidad, procedimientos de prueba, opciones de respuesta y documentación. Este manual explica; no reemplaza el estándar.</w:t>
       </w:r>
     </w:p>
-    <w:bookmarkEnd w:id="22"/>
-    <w:bookmarkStart w:id="23" w:name="requisito-2---configuraciones-seguras"/>
+    <w:bookmarkEnd w:id="33"/>
+    <w:bookmarkStart w:id="34" w:name="requisito-2---configuraciones-seguras"/>
     <w:p>
       <w:pPr>
         <w:pStyle w:val="Heading1"/>
@@ -2860,8 +2948,8 @@
       </w:pPr>
       <w:r>
         <w:rPr>
+          <w:iCs/>
           <w:i/>
-          <w:iCs/>
         </w:rPr>
         <w:t xml:space="preserve">Apply Secure Configurations to All System Components</w:t>
       </w:r>
@@ -2872,8 +2960,8 @@
       </w:pPr>
       <w:r>
         <w:rPr>
+          <w:bCs/>
           <w:b/>
-          <w:bCs/>
         </w:rPr>
         <w:t xml:space="preserve">Propósito de solicitud:</w:t>
       </w:r>
@@ -2896,26 +2984,27 @@
       <w:tblPr>
         <w:tblStyle w:val="Table"/>
         <w:tblW w:type="pct" w:w="5000"/>
-        <w:tblLayout w:type="fixed"/>
         <w:tblLook w:firstRow="1" w:lastRow="0" w:firstColumn="0" w:lastColumn="0" w:noHBand="0" w:noVBand="0" w:val="0020"/>
+        <w:jc w:val="start"/>
       </w:tblPr>
       <w:tblGrid>
         <w:gridCol w:w="7920"/>
       </w:tblGrid>
       <w:tr>
         <w:trPr>
-          <w:tblHeader w:val="on"/>
+          <w:tblHeader w:val="true"/>
         </w:trPr>
         <w:tc>
           <w:tcPr/>
           <w:p>
             <w:pPr>
               <w:pStyle w:val="Compact"/>
+              <w:jc w:val="left"/>
             </w:pPr>
             <w:r>
               <w:rPr>
+                <w:bCs/>
                 <w:b/>
-                <w:bCs/>
               </w:rPr>
               <w:t xml:space="preserve">Grupo</w:t>
             </w:r>
@@ -2928,6 +3017,7 @@
           <w:p>
             <w:pPr>
               <w:pStyle w:val="Compact"/>
+              <w:jc w:val="left"/>
             </w:pPr>
             <w:r>
               <w:t xml:space="preserve">tención 2.1</w:t>
@@ -2941,6 +3031,7 @@
           <w:p>
             <w:pPr>
               <w:pStyle w:val="Compact"/>
+              <w:jc w:val="left"/>
             </w:pPr>
             <w:r>
               <w:t xml:space="preserve">Ø 2.2 tención Desarrollar y aplicar normas de configuración; eliminar defectos, servicios innecesarios y ajustes inseguros. tención Confirme el alcance, propiedad, diseño, implementación, evidencia operativa, excepciones, corrección y retest. estándares de configuración, inventarios, escaneos de endurecimiento, reseñas de cuenta predeterminada y de servicio</w:t>
@@ -2954,6 +3045,7 @@
           <w:p>
             <w:pPr>
               <w:pStyle w:val="Compact"/>
+              <w:jc w:val="left"/>
             </w:pPr>
             <w:r>
               <w:t xml:space="preserve">tención 2.3 ← Ambientes inalámbricos seguros con defectos cambiados, criptografía fuerte y ajustes gestionados. tención Confirme el alcance, propiedad, diseño, implementación, evidencia operativa, excepciones, corrección y retest. estándares de configuración, inventarios, escaneos de endurecimiento, reseñas de cuenta predeterminada y de servicio</w:t>
@@ -2972,11 +3064,11 @@
     </w:p>
     <w:p>
       <w:pPr>
-        <w:pStyle w:val="Compact"/>
         <w:numPr>
           <w:ilvl w:val="0"/>
           <w:numId w:val="1007"/>
         </w:numPr>
+        <w:pStyle w:val="Compact"/>
       </w:pPr>
       <w:r>
         <w:t xml:space="preserve">Requisitos 3 - Datos de la cuenta almacenada</w:t>
@@ -2988,8 +3080,8 @@
       </w:pPr>
       <w:r>
         <w:rPr>
+          <w:iCs/>
           <w:i/>
-          <w:iCs/>
         </w:rPr>
         <w:t xml:space="preserve">Protect Stored Account Data</w:t>
       </w:r>
@@ -3000,8 +3092,8 @@
       </w:pPr>
       <w:r>
         <w:rPr>
+          <w:bCs/>
           <w:b/>
-          <w:bCs/>
         </w:rPr>
         <w:t xml:space="preserve">Propósito de la solicitud:</w:t>
       </w:r>
@@ -3022,26 +3114,27 @@
       <w:tblPr>
         <w:tblStyle w:val="Table"/>
         <w:tblW w:type="pct" w:w="5000"/>
-        <w:tblLayout w:type="fixed"/>
         <w:tblLook w:firstRow="1" w:lastRow="0" w:firstColumn="0" w:lastColumn="0" w:noHBand="0" w:noVBand="0" w:val="0020"/>
+        <w:jc w:val="start"/>
       </w:tblPr>
       <w:tblGrid>
         <w:gridCol w:w="7920"/>
       </w:tblGrid>
       <w:tr>
         <w:trPr>
-          <w:tblHeader w:val="on"/>
+          <w:tblHeader w:val="true"/>
         </w:trPr>
         <w:tc>
           <w:tcPr/>
           <w:p>
             <w:pPr>
               <w:pStyle w:val="Compact"/>
+              <w:jc w:val="left"/>
             </w:pPr>
             <w:r>
               <w:rPr>
+                <w:bCs/>
                 <w:b/>
-                <w:bCs/>
               </w:rPr>
               <w:t xml:space="preserve">Grupo</w:t>
             </w:r>
@@ -3054,6 +3147,7 @@
           <w:p>
             <w:pPr>
               <w:pStyle w:val="Compact"/>
+              <w:jc w:val="left"/>
             </w:pPr>
             <w:r>
               <w:t xml:space="preserve">tención 3.1</w:t>
@@ -3067,6 +3161,7 @@
           <w:p>
             <w:pPr>
               <w:pStyle w:val="Compact"/>
+              <w:jc w:val="left"/>
             </w:pPr>
             <w:r>
               <w:t xml:space="preserve">3.2</w:t>
@@ -3080,6 +3175,7 @@
           <w:p>
             <w:pPr>
               <w:pStyle w:val="Compact"/>
+              <w:jc w:val="left"/>
             </w:pPr>
             <w:r>
               <w:t xml:space="preserve">tención 3.3</w:t>
@@ -3093,6 +3189,7 @@
           <w:p>
             <w:pPr>
               <w:pStyle w:val="Compact"/>
+              <w:jc w:val="left"/>
             </w:pPr>
             <w:r>
               <w:t xml:space="preserve">3.4</w:t>
@@ -3135,8 +3232,8 @@
       </w:pPr>
       <w:r>
         <w:rPr>
+          <w:iCs/>
           <w:i/>
-          <w:iCs/>
         </w:rPr>
         <w:t xml:space="preserve">Prohibición crítica</w:t>
       </w:r>
@@ -3153,8 +3250,8 @@
         <w:t xml:space="preserve">|. |</w:t>
       </w:r>
     </w:p>
-    <w:bookmarkEnd w:id="23"/>
-    <w:bookmarkStart w:id="24" w:name="requisement-4-transmission-cryptography"/>
+    <w:bookmarkEnd w:id="34"/>
+    <w:bookmarkStart w:id="35" w:name="requisement-4-transmission-cryptography"/>
     <w:p>
       <w:pPr>
         <w:pStyle w:val="Heading1"/>
@@ -3169,8 +3266,8 @@
       </w:pPr>
       <w:r>
         <w:rPr>
+          <w:iCs/>
           <w:i/>
-          <w:iCs/>
         </w:rPr>
         <w:t xml:space="preserve">Protect Cardholder Data with Strong Cryptography During Transmission Over Open, Public Networks</w:t>
       </w:r>
@@ -3181,8 +3278,8 @@
       </w:pPr>
       <w:r>
         <w:rPr>
+          <w:bCs/>
           <w:b/>
-          <w:bCs/>
         </w:rPr>
         <w:t xml:space="preserve">Propósito de solicitud:</w:t>
       </w:r>
@@ -3205,26 +3302,27 @@
       <w:tblPr>
         <w:tblStyle w:val="Table"/>
         <w:tblW w:type="pct" w:w="5000"/>
-        <w:tblLayout w:type="fixed"/>
         <w:tblLook w:firstRow="1" w:lastRow="0" w:firstColumn="0" w:lastColumn="0" w:noHBand="0" w:noVBand="0" w:val="0020"/>
+        <w:jc w:val="start"/>
       </w:tblPr>
       <w:tblGrid>
         <w:gridCol w:w="7920"/>
       </w:tblGrid>
       <w:tr>
         <w:trPr>
-          <w:tblHeader w:val="on"/>
+          <w:tblHeader w:val="true"/>
         </w:trPr>
         <w:tc>
           <w:tcPr/>
           <w:p>
             <w:pPr>
               <w:pStyle w:val="Compact"/>
+              <w:jc w:val="left"/>
             </w:pPr>
             <w:r>
               <w:rPr>
+                <w:bCs/>
                 <w:b/>
-                <w:bCs/>
               </w:rPr>
               <w:t xml:space="preserve">Grupo</w:t>
             </w:r>
@@ -3237,6 +3335,7 @@
           <w:p>
             <w:pPr>
               <w:pStyle w:val="Compact"/>
+              <w:jc w:val="left"/>
             </w:pPr>
             <w:r>
               <w:t xml:space="preserve">tención 4.1</w:t>
@@ -3250,6 +3349,7 @@
           <w:p>
             <w:pPr>
               <w:pStyle w:val="Compact"/>
+              <w:jc w:val="left"/>
             </w:pPr>
             <w:r>
               <w:t xml:space="preserve">TEN 4.2</w:t>
@@ -3280,8 +3380,8 @@
       </w:pPr>
       <w:r>
         <w:rPr>
+          <w:iCs/>
           <w:i/>
-          <w:iCs/>
         </w:rPr>
         <w:t xml:space="preserve">Proteger todos los sistemas y redes del software malicioso</w:t>
       </w:r>
@@ -3292,8 +3392,8 @@
       </w:pPr>
       <w:r>
         <w:rPr>
+          <w:bCs/>
           <w:b/>
-          <w:bCs/>
         </w:rPr>
         <w:t xml:space="preserve">Propósito de la adquisición:</w:t>
       </w:r>
@@ -3316,8 +3416,8 @@
       </w:pPr>
       <w:r>
         <w:rPr>
+          <w:bCs/>
           <w:b/>
-          <w:bCs/>
         </w:rPr>
         <w:t xml:space="preserve">Grupo</w:t>
       </w:r>
@@ -3332,8 +3432,8 @@
       </w:r>
       <w:r>
         <w:rPr>
+          <w:bCs/>
           <w:b/>
-          <w:bCs/>
         </w:rPr>
         <w:t xml:space="preserve">Significado claro</w:t>
       </w:r>
@@ -3348,8 +3448,8 @@
       </w:r>
       <w:r>
         <w:rPr>
+          <w:bCs/>
           <w:b/>
-          <w:bCs/>
         </w:rPr>
         <w:t xml:space="preserve">Enfoque de verificación</w:t>
       </w:r>
@@ -3364,8 +3464,8 @@
       </w:r>
       <w:r>
         <w:rPr>
+          <w:bCs/>
           <w:b/>
-          <w:bCs/>
         </w:rPr>
         <w:t xml:space="preserve">Evidencia de ejemplo</w:t>
       </w:r>
@@ -3416,8 +3516,8 @@
         <w:t xml:space="preserve">** Nota de evaluación** Utilice el texto oficial PCI DSS v4.0.1 y el modelo de presentación de informes aplicable para requisitos exactos, notas de aplicabilidad, procedimientos de prueba, opciones de respuesta y documentación. Este manual explica; no reemplaza el estándar.</w:t>
       </w:r>
     </w:p>
-    <w:bookmarkEnd w:id="24"/>
-    <w:bookmarkStart w:id="25" w:name="Xeec1017ce63c1a185ca0e664969aceafc484620"/>
+    <w:bookmarkEnd w:id="35"/>
+    <w:bookmarkStart w:id="36" w:name="Xeec1017ce63c1a185ca0e664969aceafc484620"/>
     <w:p>
       <w:pPr>
         <w:pStyle w:val="Heading1"/>
@@ -3432,8 +3532,8 @@
       </w:pPr>
       <w:r>
         <w:rPr>
+          <w:iCs/>
           <w:i/>
-          <w:iCs/>
         </w:rPr>
         <w:t xml:space="preserve">Desarrollar y mantener sistemas y software seguros</w:t>
       </w:r>
@@ -3444,8 +3544,8 @@
       </w:pPr>
       <w:r>
         <w:rPr>
+          <w:bCs/>
           <w:b/>
-          <w:bCs/>
         </w:rPr>
         <w:t xml:space="preserve">Propósito de la adquisición:</w:t>
       </w:r>
@@ -3466,26 +3566,27 @@
       <w:tblPr>
         <w:tblStyle w:val="Table"/>
         <w:tblW w:type="pct" w:w="5000"/>
-        <w:tblLayout w:type="fixed"/>
         <w:tblLook w:firstRow="1" w:lastRow="0" w:firstColumn="0" w:lastColumn="0" w:noHBand="0" w:noVBand="0" w:val="0020"/>
+        <w:jc w:val="start"/>
       </w:tblPr>
       <w:tblGrid>
         <w:gridCol w:w="7920"/>
       </w:tblGrid>
       <w:tr>
         <w:trPr>
-          <w:tblHeader w:val="on"/>
+          <w:tblHeader w:val="true"/>
         </w:trPr>
         <w:tc>
           <w:tcPr/>
           <w:p>
             <w:pPr>
               <w:pStyle w:val="Compact"/>
+              <w:jc w:val="left"/>
             </w:pPr>
             <w:r>
               <w:rPr>
+                <w:bCs/>
                 <w:b/>
-                <w:bCs/>
               </w:rPr>
               <w:t xml:space="preserve">Grupo</w:t>
             </w:r>
@@ -3498,6 +3599,7 @@
           <w:p>
             <w:pPr>
               <w:pStyle w:val="Compact"/>
+              <w:jc w:val="left"/>
             </w:pPr>
             <w:r>
               <w:t xml:space="preserve">tención 6.1</w:t>
@@ -3511,6 +3613,7 @@
           <w:p>
             <w:pPr>
               <w:pStyle w:val="Compact"/>
+              <w:jc w:val="left"/>
             </w:pPr>
             <w:r>
               <w:t xml:space="preserve">TEN 6.2</w:t>
@@ -3524,6 +3627,7 @@
           <w:p>
             <w:pPr>
               <w:pStyle w:val="Compact"/>
+              <w:jc w:val="left"/>
             </w:pPr>
             <w:r>
               <w:t xml:space="preserve">TEN 6.3</w:t>
@@ -3537,6 +3641,7 @@
           <w:p>
             <w:pPr>
               <w:pStyle w:val="Compact"/>
+              <w:jc w:val="left"/>
             </w:pPr>
             <w:r>
               <w:t xml:space="preserve">tención 6.4</w:t>
@@ -3550,6 +3655,7 @@
           <w:p>
             <w:pPr>
               <w:pStyle w:val="Compact"/>
+              <w:jc w:val="left"/>
             </w:pPr>
             <w:r>
               <w:t xml:space="preserve">TEN 6.5</w:t>
@@ -3574,7 +3680,13 @@
         <w:t xml:space="preserve">■img src=</w:t>
       </w:r>
       <w:r>
-        <w:t xml:space="preserve">“media/image6.png”</w:t>
+        <w:t xml:space="preserve">“</w:t>
+      </w:r>
+      <w:r>
+        <w:t xml:space="preserve">media/image6.png</w:t>
+      </w:r>
+      <w:r>
+        <w:t xml:space="preserve">”</w:t>
       </w:r>
       <w:r>
         <w:t xml:space="preserve"> </w:t>
@@ -3583,7 +3695,13 @@
         <w:t xml:space="preserve">estilo=</w:t>
       </w:r>
       <w:r>
-        <w:t xml:space="preserve">“Ancho:6.15in; Altura:3.05in”</w:t>
+        <w:t xml:space="preserve">“</w:t>
+      </w:r>
+      <w:r>
+        <w:t xml:space="preserve">Ancho:6.15in; Altura:3.05in</w:t>
+      </w:r>
+      <w:r>
+        <w:t xml:space="preserve">”</w:t>
       </w:r>
       <w:r>
         <w:t xml:space="preserve"> </w:t>
@@ -3592,7 +3710,13 @@
         <w:t xml:space="preserve">alt=</w:t>
       </w:r>
       <w:r>
-        <w:t xml:space="preserve">“Inventario, autoriza, valida, monitor, y responde a cambios de script y encabezado de página de pago.”</w:t>
+        <w:t xml:space="preserve">“</w:t>
+      </w:r>
+      <w:r>
+        <w:t xml:space="preserve">Inventario, autoriza, valida, monitor, y responde a cambios de script y encabezado de página de pago.</w:t>
+      </w:r>
+      <w:r>
+        <w:t xml:space="preserve">”</w:t>
       </w:r>
       <w:r>
         <w:t xml:space="preserve"> </w:t>
@@ -3603,11 +3727,11 @@
     </w:p>
     <w:p>
       <w:pPr>
-        <w:pStyle w:val="Compact"/>
         <w:numPr>
           <w:ilvl w:val="0"/>
           <w:numId w:val="1008"/>
         </w:numPr>
+        <w:pStyle w:val="Compact"/>
       </w:pPr>
       <w:r>
         <w:t xml:space="preserve">Protección de las páginas de pago del comercio electrónico</w:t>
@@ -3621,8 +3745,8 @@
         <w:t xml:space="preserve">Las necesidades 6.4.3 y 11.6.1 son ahora eficaces. Mantener un inventario y una justificación comercial o técnica para los scripts de página de pago, autorizarlos, asegurar su integridad y desplegar la detección de cambios/tamper para las páginas pertinentes y los encabezados HTTP al menos con la frecuencia necesaria o apoyada por el análisis de riesgo específico permitido.</w:t>
       </w:r>
     </w:p>
-    <w:bookmarkEnd w:id="25"/>
-    <w:bookmarkStart w:id="26" w:name="requisito-7---necesidad-de-los-negocios"/>
+    <w:bookmarkEnd w:id="36"/>
+    <w:bookmarkStart w:id="37" w:name="requisito-7---necesidad-de-los-negocios"/>
     <w:p>
       <w:pPr>
         <w:pStyle w:val="Heading1"/>
@@ -3637,8 +3761,8 @@
       </w:pPr>
       <w:r>
         <w:rPr>
+          <w:iCs/>
           <w:i/>
-          <w:iCs/>
         </w:rPr>
         <w:t xml:space="preserve">Restrict Access to System Components and Cardholder Data by Business Need to Know</w:t>
       </w:r>
@@ -3649,8 +3773,8 @@
       </w:pPr>
       <w:r>
         <w:rPr>
+          <w:bCs/>
           <w:b/>
-          <w:bCs/>
         </w:rPr>
         <w:t xml:space="preserve">Propósito de la adquisición:</w:t>
       </w:r>
@@ -3673,26 +3797,27 @@
       <w:tblPr>
         <w:tblStyle w:val="Table"/>
         <w:tblW w:type="pct" w:w="5000"/>
-        <w:tblLayout w:type="fixed"/>
         <w:tblLook w:firstRow="1" w:lastRow="0" w:firstColumn="0" w:lastColumn="0" w:noHBand="0" w:noVBand="0" w:val="0020"/>
+        <w:jc w:val="start"/>
       </w:tblPr>
       <w:tblGrid>
         <w:gridCol w:w="7920"/>
       </w:tblGrid>
       <w:tr>
         <w:trPr>
-          <w:tblHeader w:val="on"/>
+          <w:tblHeader w:val="true"/>
         </w:trPr>
         <w:tc>
           <w:tcPr/>
           <w:p>
             <w:pPr>
               <w:pStyle w:val="Compact"/>
+              <w:jc w:val="left"/>
             </w:pPr>
             <w:r>
               <w:rPr>
+                <w:bCs/>
                 <w:b/>
-                <w:bCs/>
               </w:rPr>
               <w:t xml:space="preserve">Grupo</w:t>
             </w:r>
@@ -3705,6 +3830,7 @@
           <w:p>
             <w:pPr>
               <w:pStyle w:val="Compact"/>
+              <w:jc w:val="left"/>
             </w:pPr>
             <w:r>
               <w:t xml:space="preserve">7.1</w:t>
@@ -3718,6 +3844,7 @@
           <w:p>
             <w:pPr>
               <w:pStyle w:val="Compact"/>
+              <w:jc w:val="left"/>
             </w:pPr>
             <w:r>
               <w:t xml:space="preserve">TEN 7.2</w:t>
@@ -3731,6 +3858,7 @@
           <w:p>
             <w:pPr>
               <w:pStyle w:val="Compact"/>
+              <w:jc w:val="left"/>
             </w:pPr>
             <w:r>
               <w:t xml:space="preserve">TEN 7.3</w:t>
@@ -3747,8 +3875,8 @@
         <w:t xml:space="preserve">** Nota de evaluación** Utilice el texto oficial PCI DSS v4.0.1 y el modelo de presentación de informes aplicable para requisitos exactos, notas de aplicabilidad, procedimientos de prueba, opciones de respuesta y documentación. Este manual explica; no reemplaza el estándar.</w:t>
       </w:r>
     </w:p>
-    <w:bookmarkEnd w:id="26"/>
-    <w:bookmarkStart w:id="27" w:name="requisito-8---identidad-y-autenticación"/>
+    <w:bookmarkEnd w:id="37"/>
+    <w:bookmarkStart w:id="38" w:name="requisito-8---identidad-y-autenticación"/>
     <w:p>
       <w:pPr>
         <w:pStyle w:val="Heading1"/>
@@ -3763,8 +3891,8 @@
       </w:pPr>
       <w:r>
         <w:rPr>
+          <w:iCs/>
           <w:i/>
-          <w:iCs/>
         </w:rPr>
         <w:t xml:space="preserve">Identificar a los usuarios y Autentizar el acceso a los componentes del sistema</w:t>
       </w:r>
@@ -3775,8 +3903,8 @@
       </w:pPr>
       <w:r>
         <w:rPr>
+          <w:bCs/>
           <w:b/>
-          <w:bCs/>
         </w:rPr>
         <w:t xml:space="preserve">Propósito de solicitud:</w:t>
       </w:r>
@@ -3799,26 +3927,27 @@
       <w:tblPr>
         <w:tblStyle w:val="Table"/>
         <w:tblW w:type="pct" w:w="5000"/>
-        <w:tblLayout w:type="fixed"/>
         <w:tblLook w:firstRow="1" w:lastRow="0" w:firstColumn="0" w:lastColumn="0" w:noHBand="0" w:noVBand="0" w:val="0020"/>
+        <w:jc w:val="start"/>
       </w:tblPr>
       <w:tblGrid>
         <w:gridCol w:w="7920"/>
       </w:tblGrid>
       <w:tr>
         <w:trPr>
-          <w:tblHeader w:val="on"/>
+          <w:tblHeader w:val="true"/>
         </w:trPr>
         <w:tc>
           <w:tcPr/>
           <w:p>
             <w:pPr>
               <w:pStyle w:val="Compact"/>
+              <w:jc w:val="left"/>
             </w:pPr>
             <w:r>
               <w:rPr>
+                <w:bCs/>
                 <w:b/>
-                <w:bCs/>
               </w:rPr>
               <w:t xml:space="preserve">Grupo</w:t>
             </w:r>
@@ -3831,6 +3960,7 @@
           <w:p>
             <w:pPr>
               <w:pStyle w:val="Compact"/>
+              <w:jc w:val="left"/>
             </w:pPr>
             <w:r>
               <w:t xml:space="preserve">8.1</w:t>
@@ -3844,6 +3974,7 @@
           <w:p>
             <w:pPr>
               <w:pStyle w:val="Compact"/>
+              <w:jc w:val="left"/>
             </w:pPr>
             <w:r>
               <w:t xml:space="preserve">TEN 8.2</w:t>
@@ -3857,6 +3988,7 @@
           <w:p>
             <w:pPr>
               <w:pStyle w:val="Compact"/>
+              <w:jc w:val="left"/>
             </w:pPr>
             <w:r>
               <w:t xml:space="preserve">8.3</w:t>
@@ -3870,6 +4002,7 @@
           <w:p>
             <w:pPr>
               <w:pStyle w:val="Compact"/>
+              <w:jc w:val="left"/>
             </w:pPr>
             <w:r>
               <w:t xml:space="preserve">8.4</w:t>
@@ -3883,6 +4016,7 @@
           <w:p>
             <w:pPr>
               <w:pStyle w:val="Compact"/>
+              <w:jc w:val="left"/>
             </w:pPr>
             <w:r>
               <w:t xml:space="preserve">tención 8.5</w:t>
@@ -3896,6 +4030,7 @@
           <w:p>
             <w:pPr>
               <w:pStyle w:val="Compact"/>
+              <w:jc w:val="left"/>
             </w:pPr>
             <w:r>
               <w:t xml:space="preserve">TEN 8.6</w:t>
@@ -3914,11 +4049,11 @@
     </w:p>
     <w:p>
       <w:pPr>
-        <w:pStyle w:val="Compact"/>
         <w:numPr>
           <w:ilvl w:val="0"/>
           <w:numId w:val="1009"/>
         </w:numPr>
+        <w:pStyle w:val="Compact"/>
       </w:pPr>
       <w:r>
         <w:t xml:space="preserve">Recordatorio de la autenticación* Requirement 8 contiene reglas detalladas para IDs únicos, cuentas inactivas y terminadas, contraseñas fuertes/passphrases, MFA, cuentas de servicio, factores de autenticación y reseteo seguro. Verifique la aplicabilidad exacta en el estándar oficial.</w:t>
@@ -3944,8 +4079,8 @@
       </w:pPr>
       <w:r>
         <w:rPr>
+          <w:iCs/>
           <w:i/>
-          <w:iCs/>
         </w:rPr>
         <w:t xml:space="preserve">Restrict Physical Access to Cardholder Data</w:t>
       </w:r>
@@ -3956,8 +4091,8 @@
       </w:pPr>
       <w:r>
         <w:rPr>
+          <w:bCs/>
           <w:b/>
-          <w:bCs/>
         </w:rPr>
         <w:t xml:space="preserve">Propósito de la solicitud:</w:t>
       </w:r>
@@ -3980,26 +4115,27 @@
       <w:tblPr>
         <w:tblStyle w:val="Table"/>
         <w:tblW w:type="pct" w:w="5000"/>
-        <w:tblLayout w:type="fixed"/>
         <w:tblLook w:firstRow="1" w:lastRow="0" w:firstColumn="0" w:lastColumn="0" w:noHBand="0" w:noVBand="0" w:val="0020"/>
+        <w:jc w:val="start"/>
       </w:tblPr>
       <w:tblGrid>
         <w:gridCol w:w="7920"/>
       </w:tblGrid>
       <w:tr>
         <w:trPr>
-          <w:tblHeader w:val="on"/>
+          <w:tblHeader w:val="true"/>
         </w:trPr>
         <w:tc>
           <w:tcPr/>
           <w:p>
             <w:pPr>
               <w:pStyle w:val="Compact"/>
+              <w:jc w:val="left"/>
             </w:pPr>
             <w:r>
               <w:rPr>
+                <w:bCs/>
                 <w:b/>
-                <w:bCs/>
               </w:rPr>
               <w:t xml:space="preserve">Grupo</w:t>
             </w:r>
@@ -4012,6 +4148,7 @@
           <w:p>
             <w:pPr>
               <w:pStyle w:val="Compact"/>
+              <w:jc w:val="left"/>
             </w:pPr>
             <w:r>
               <w:t xml:space="preserve">TEN 9.1</w:t>
@@ -4025,6 +4162,7 @@
           <w:p>
             <w:pPr>
               <w:pStyle w:val="Compact"/>
+              <w:jc w:val="left"/>
             </w:pPr>
             <w:r>
               <w:t xml:space="preserve">TEN 9.2</w:t>
@@ -4038,6 +4176,7 @@
           <w:p>
             <w:pPr>
               <w:pStyle w:val="Compact"/>
+              <w:jc w:val="left"/>
             </w:pPr>
             <w:r>
               <w:t xml:space="preserve">9.3</w:t>
@@ -4051,6 +4190,7 @@
           <w:p>
             <w:pPr>
               <w:pStyle w:val="Compact"/>
+              <w:jc w:val="left"/>
             </w:pPr>
             <w:r>
               <w:t xml:space="preserve">9.4</w:t>
@@ -4064,6 +4204,7 @@
           <w:p>
             <w:pPr>
               <w:pStyle w:val="Compact"/>
+              <w:jc w:val="left"/>
             </w:pPr>
             <w:r>
               <w:t xml:space="preserve">9.5</w:t>
@@ -4082,11 +4223,11 @@
     </w:p>
     <w:p>
       <w:pPr>
-        <w:pStyle w:val="Compact"/>
         <w:numPr>
           <w:ilvl w:val="0"/>
           <w:numId w:val="1010"/>
         </w:numPr>
+        <w:pStyle w:val="Compact"/>
       </w:pPr>
       <w:r>
         <w:t xml:space="preserve">Requisitos 10 - Logging and Monitoring</w:t>
@@ -4098,8 +4239,8 @@
       </w:pPr>
       <w:r>
         <w:rPr>
+          <w:iCs/>
           <w:i/>
-          <w:iCs/>
         </w:rPr>
         <w:t xml:space="preserve">Log and Monitor All Access to System Components and Cardholder Data</w:t>
       </w:r>
@@ -4110,8 +4251,8 @@
       </w:pPr>
       <w:r>
         <w:rPr>
+          <w:bCs/>
           <w:b/>
-          <w:bCs/>
         </w:rPr>
         <w:t xml:space="preserve">Propósito de solicitud:</w:t>
       </w:r>
@@ -4134,26 +4275,27 @@
       <w:tblPr>
         <w:tblStyle w:val="Table"/>
         <w:tblW w:type="pct" w:w="5000"/>
-        <w:tblLayout w:type="fixed"/>
         <w:tblLook w:firstRow="1" w:lastRow="0" w:firstColumn="0" w:lastColumn="0" w:noHBand="0" w:noVBand="0" w:val="0020"/>
+        <w:jc w:val="start"/>
       </w:tblPr>
       <w:tblGrid>
         <w:gridCol w:w="7920"/>
       </w:tblGrid>
       <w:tr>
         <w:trPr>
-          <w:tblHeader w:val="on"/>
+          <w:tblHeader w:val="true"/>
         </w:trPr>
         <w:tc>
           <w:tcPr/>
           <w:p>
             <w:pPr>
               <w:pStyle w:val="Compact"/>
+              <w:jc w:val="left"/>
             </w:pPr>
             <w:r>
               <w:rPr>
+                <w:bCs/>
                 <w:b/>
-                <w:bCs/>
               </w:rPr>
               <w:t xml:space="preserve">Grupo</w:t>
             </w:r>
@@ -4166,6 +4308,7 @@
           <w:p>
             <w:pPr>
               <w:pStyle w:val="Compact"/>
+              <w:jc w:val="left"/>
             </w:pPr>
             <w:r>
               <w:t xml:space="preserve">TEN 10.1</w:t>
@@ -4179,6 +4322,7 @@
           <w:p>
             <w:pPr>
               <w:pStyle w:val="Compact"/>
+              <w:jc w:val="left"/>
             </w:pPr>
             <w:r>
               <w:t xml:space="preserve">TEN 10.2 TER Generar registros de auditoría que apoyen la detección de anomalías, la rendición de cuentas, la investigación y los forenses. tención Confirme el alcance, propiedad, diseño, implementación, evidencia operativa, excepciones, corrección y retest.</w:t>
@@ -4192,6 +4336,7 @@
           <w:p>
             <w:pPr>
               <w:pStyle w:val="Compact"/>
+              <w:jc w:val="left"/>
             </w:pPr>
             <w:r>
               <w:t xml:space="preserve">TEN 10.3</w:t>
@@ -4205,6 +4350,7 @@
           <w:p>
             <w:pPr>
               <w:pStyle w:val="Compact"/>
+              <w:jc w:val="left"/>
             </w:pPr>
             <w:r>
               <w:t xml:space="preserve">TEN 10.4</w:t>
@@ -4218,6 +4364,7 @@
           <w:p>
             <w:pPr>
               <w:pStyle w:val="Compact"/>
+              <w:jc w:val="left"/>
             </w:pPr>
             <w:r>
               <w:t xml:space="preserve">TEN 10.5</w:t>
@@ -4231,6 +4378,7 @@
           <w:p>
             <w:pPr>
               <w:pStyle w:val="Compact"/>
+              <w:jc w:val="left"/>
             </w:pPr>
             <w:r>
               <w:t xml:space="preserve">TEN 10.6</w:t>
@@ -4244,6 +4392,7 @@
           <w:p>
             <w:pPr>
               <w:pStyle w:val="Compact"/>
+              <w:jc w:val="left"/>
             </w:pPr>
             <w:r>
               <w:t xml:space="preserve">10.7</w:t>
@@ -4274,8 +4423,8 @@
       </w:pPr>
       <w:r>
         <w:rPr>
+          <w:iCs/>
           <w:i/>
-          <w:iCs/>
         </w:rPr>
         <w:t xml:space="preserve">Procesos y sistemas de seguridad ordinarios</w:t>
       </w:r>
@@ -4286,8 +4435,8 @@
       </w:pPr>
       <w:r>
         <w:rPr>
+          <w:bCs/>
           <w:b/>
-          <w:bCs/>
         </w:rPr>
         <w:t xml:space="preserve">Propósito de solicitud:</w:t>
       </w:r>
@@ -4310,26 +4459,27 @@
       <w:tblPr>
         <w:tblStyle w:val="Table"/>
         <w:tblW w:type="pct" w:w="5000"/>
-        <w:tblLayout w:type="fixed"/>
         <w:tblLook w:firstRow="1" w:lastRow="0" w:firstColumn="0" w:lastColumn="0" w:noHBand="0" w:noVBand="0" w:val="0020"/>
+        <w:jc w:val="start"/>
       </w:tblPr>
       <w:tblGrid>
         <w:gridCol w:w="7920"/>
       </w:tblGrid>
       <w:tr>
         <w:trPr>
-          <w:tblHeader w:val="on"/>
+          <w:tblHeader w:val="true"/>
         </w:trPr>
         <w:tc>
           <w:tcPr/>
           <w:p>
             <w:pPr>
               <w:pStyle w:val="Compact"/>
+              <w:jc w:val="left"/>
             </w:pPr>
             <w:r>
               <w:rPr>
+                <w:bCs/>
                 <w:b/>
-                <w:bCs/>
               </w:rPr>
               <w:t xml:space="preserve">Grupo</w:t>
             </w:r>
@@ -4342,6 +4492,7 @@
           <w:p>
             <w:pPr>
               <w:pStyle w:val="Compact"/>
+              <w:jc w:val="left"/>
             </w:pPr>
             <w:r>
               <w:t xml:space="preserve">TEN 11.1</w:t>
@@ -4355,6 +4506,7 @@
           <w:p>
             <w:pPr>
               <w:pStyle w:val="Compact"/>
+              <w:jc w:val="left"/>
             </w:pPr>
             <w:r>
               <w:t xml:space="preserve">11.2</w:t>
@@ -4368,6 +4520,7 @@
           <w:p>
             <w:pPr>
               <w:pStyle w:val="Compact"/>
+              <w:jc w:val="left"/>
             </w:pPr>
             <w:r>
               <w:t xml:space="preserve">TEN 11.3</w:t>
@@ -4381,6 +4534,7 @@
           <w:p>
             <w:pPr>
               <w:pStyle w:val="Compact"/>
+              <w:jc w:val="left"/>
             </w:pPr>
             <w:r>
               <w:t xml:space="preserve">TEN 11.4</w:t>
@@ -4394,6 +4548,7 @@
           <w:p>
             <w:pPr>
               <w:pStyle w:val="Compact"/>
+              <w:jc w:val="left"/>
             </w:pPr>
             <w:r>
               <w:t xml:space="preserve">11.5</w:t>
@@ -4424,8 +4579,8 @@
       </w:pPr>
       <w:r>
         <w:rPr>
+          <w:iCs/>
           <w:i/>
-          <w:iCs/>
         </w:rPr>
         <w:t xml:space="preserve">No sustituyan las herramientas</w:t>
       </w:r>
@@ -4442,8 +4597,8 @@
         <w:t xml:space="preserve">|. |</w:t>
       </w:r>
     </w:p>
-    <w:bookmarkEnd w:id="27"/>
-    <w:bookmarkStart w:id="28" w:name="requirement-12-policies-and-programs"/>
+    <w:bookmarkEnd w:id="38"/>
+    <w:bookmarkStart w:id="39" w:name="requirement-12-policies-and-programs"/>
     <w:p>
       <w:pPr>
         <w:pStyle w:val="Heading1"/>
@@ -4458,8 +4613,8 @@
       </w:pPr>
       <w:r>
         <w:rPr>
+          <w:iCs/>
           <w:i/>
-          <w:iCs/>
         </w:rPr>
         <w:t xml:space="preserve">Apoyo Seguridad de la Información con Políticas y Programas Organizacionales</w:t>
       </w:r>
@@ -4470,8 +4625,8 @@
       </w:pPr>
       <w:r>
         <w:rPr>
+          <w:bCs/>
           <w:b/>
-          <w:bCs/>
         </w:rPr>
         <w:t xml:space="preserve">Propósito de solicitud:</w:t>
       </w:r>
@@ -4492,26 +4647,27 @@
       <w:tblPr>
         <w:tblStyle w:val="Table"/>
         <w:tblW w:type="pct" w:w="5000"/>
-        <w:tblLayout w:type="fixed"/>
         <w:tblLook w:firstRow="1" w:lastRow="0" w:firstColumn="0" w:lastColumn="0" w:noHBand="0" w:noVBand="0" w:val="0020"/>
+        <w:jc w:val="start"/>
       </w:tblPr>
       <w:tblGrid>
         <w:gridCol w:w="7920"/>
       </w:tblGrid>
       <w:tr>
         <w:trPr>
-          <w:tblHeader w:val="on"/>
+          <w:tblHeader w:val="true"/>
         </w:trPr>
         <w:tc>
           <w:tcPr/>
           <w:p>
             <w:pPr>
               <w:pStyle w:val="Compact"/>
+              <w:jc w:val="left"/>
             </w:pPr>
             <w:r>
               <w:rPr>
+                <w:bCs/>
                 <w:b/>
-                <w:bCs/>
               </w:rPr>
               <w:t xml:space="preserve">Grupo</w:t>
             </w:r>
@@ -4524,6 +4680,7 @@
           <w:p>
             <w:pPr>
               <w:pStyle w:val="Compact"/>
+              <w:jc w:val="left"/>
             </w:pPr>
             <w:r>
               <w:t xml:space="preserve">TEN 12.1</w:t>
@@ -4537,6 +4694,7 @@
           <w:p>
             <w:pPr>
               <w:pStyle w:val="Compact"/>
+              <w:jc w:val="left"/>
             </w:pPr>
             <w:r>
               <w:t xml:space="preserve">tención 12.2</w:t>
@@ -4550,6 +4708,7 @@
           <w:p>
             <w:pPr>
               <w:pStyle w:val="Compact"/>
+              <w:jc w:val="left"/>
             </w:pPr>
             <w:r>
               <w:t xml:space="preserve">TEN 12.3</w:t>
@@ -4563,6 +4722,7 @@
           <w:p>
             <w:pPr>
               <w:pStyle w:val="Compact"/>
+              <w:jc w:val="left"/>
             </w:pPr>
             <w:r>
               <w:t xml:space="preserve">TEN 12.4</w:t>
@@ -4576,6 +4736,7 @@
           <w:p>
             <w:pPr>
               <w:pStyle w:val="Compact"/>
+              <w:jc w:val="left"/>
             </w:pPr>
             <w:r>
               <w:t xml:space="preserve">TEN 12.5</w:t>
@@ -4589,6 +4750,7 @@
           <w:p>
             <w:pPr>
               <w:pStyle w:val="Compact"/>
+              <w:jc w:val="left"/>
             </w:pPr>
             <w:r>
               <w:t xml:space="preserve">12.6</w:t>
@@ -4602,6 +4764,7 @@
           <w:p>
             <w:pPr>
               <w:pStyle w:val="Compact"/>
+              <w:jc w:val="left"/>
             </w:pPr>
             <w:r>
               <w:t xml:space="preserve">TEN 12.7 ANTERIED Screen prospective personnel who will have access to the CDE, subject to law and role risk. tención Confirme el alcance, propiedad, diseño, implementación, evidencia operativa, excepciones, corrección y retest. políticas, análisis de riesgos, validación de alcances, capacitación, control de personal, archivos TPSP, ejercicios de incidentes</w:t>
@@ -4615,6 +4778,7 @@
           <w:p>
             <w:pPr>
               <w:pStyle w:val="Compact"/>
+              <w:jc w:val="left"/>
             </w:pPr>
             <w:r>
               <w:t xml:space="preserve">TEN 12.8</w:t>
@@ -4628,6 +4792,7 @@
           <w:p>
             <w:pPr>
               <w:pStyle w:val="Compact"/>
+              <w:jc w:val="left"/>
             </w:pPr>
             <w:r>
               <w:t xml:space="preserve">12.9</w:t>
@@ -4641,6 +4806,7 @@
           <w:p>
             <w:pPr>
               <w:pStyle w:val="Compact"/>
+              <w:jc w:val="left"/>
             </w:pPr>
             <w:r>
               <w:t xml:space="preserve">12.10</w:t>
@@ -4665,7 +4831,13 @@
         <w:t xml:space="preserve">יimg src=</w:t>
       </w:r>
       <w:r>
-        <w:t xml:space="preserve">“media/image7.png”</w:t>
+        <w:t xml:space="preserve">“</w:t>
+      </w:r>
+      <w:r>
+        <w:t xml:space="preserve">media/image7.png</w:t>
+      </w:r>
+      <w:r>
+        <w:t xml:space="preserve">”</w:t>
       </w:r>
       <w:r>
         <w:t xml:space="preserve"> </w:t>
@@ -4674,7 +4846,13 @@
         <w:t xml:space="preserve">style=</w:t>
       </w:r>
       <w:r>
-        <w:t xml:space="preserve">“width:6.15in;height:2.70151in”</w:t>
+        <w:t xml:space="preserve">“</w:t>
+      </w:r>
+      <w:r>
+        <w:t xml:space="preserve">width:6.15in;height:2.70151in</w:t>
+      </w:r>
+      <w:r>
+        <w:t xml:space="preserve">”</w:t>
       </w:r>
       <w:r>
         <w:t xml:space="preserve"> </w:t>
@@ -4691,8 +4869,8 @@
         <w:t xml:space="preserve">Gráfico 8 Corriente de trabajo de respuesta a incidentes de pago</w:t>
       </w:r>
     </w:p>
-    <w:bookmarkEnd w:id="28"/>
-    <w:bookmarkStart w:id="30" w:name="pruebas-evaluación-y-control"/>
+    <w:bookmarkEnd w:id="39"/>
+    <w:bookmarkStart w:id="41" w:name="pruebas-evaluación-y-control"/>
     <w:p>
       <w:pPr>
         <w:pStyle w:val="Heading1"/>
@@ -4707,8 +4885,8 @@
       </w:pPr>
       <w:r>
         <w:rPr>
+          <w:iCs/>
           <w:i/>
-          <w:iCs/>
         </w:rPr>
         <w:t xml:space="preserve">Cómo verificar que los requisitos PCI DSS se implementan y operan.</w:t>
       </w:r>
@@ -4721,7 +4899,13 @@
         <w:t xml:space="preserve">■img src=</w:t>
       </w:r>
       <w:r>
-        <w:t xml:space="preserve">“media/image8.png”</w:t>
+        <w:t xml:space="preserve">“</w:t>
+      </w:r>
+      <w:r>
+        <w:t xml:space="preserve">media/image8.png</w:t>
+      </w:r>
+      <w:r>
+        <w:t xml:space="preserve">”</w:t>
       </w:r>
       <w:r>
         <w:t xml:space="preserve"> </w:t>
@@ -4730,7 +4914,13 @@
         <w:t xml:space="preserve">style=</w:t>
       </w:r>
       <w:r>
-        <w:t xml:space="preserve">“width:6.15in;height:2.84492in”</w:t>
+        <w:t xml:space="preserve">“</w:t>
+      </w:r>
+      <w:r>
+        <w:t xml:space="preserve">width:6.15in;height:2.84492in</w:t>
+      </w:r>
+      <w:r>
+        <w:t xml:space="preserve">”</w:t>
       </w:r>
       <w:r>
         <w:t xml:space="preserve"> </w:t>
@@ -4739,7 +4929,13 @@
         <w:t xml:space="preserve">alt=</w:t>
       </w:r>
       <w:r>
-        <w:t xml:space="preserve">“Una conclusión defensible conecta criterios, alcance, diseño de control, evidencia completa, pruebas, corrección y retest.”</w:t>
+        <w:t xml:space="preserve">“</w:t>
+      </w:r>
+      <w:r>
+        <w:t xml:space="preserve">Una conclusión defensible conecta criterios, alcance, diseño de control, evidencia completa, pruebas, corrección y retest.</w:t>
+      </w:r>
+      <w:r>
+        <w:t xml:space="preserve">”</w:t>
       </w:r>
       <w:r>
         <w:t xml:space="preserve"> </w:t>
@@ -4844,7 +5040,7 @@
         <w:t xml:space="preserve">Reprueba la corrección en toda la población afectada y establece la conclusión y limitaciones.</w:t>
       </w:r>
     </w:p>
-    <w:bookmarkStart w:id="29" w:name="pruebas-prácticas"/>
+    <w:bookmarkStart w:id="40" w:name="pruebas-prácticas"/>
     <w:p>
       <w:pPr>
         <w:pStyle w:val="Heading2"/>
@@ -4859,8 +5055,8 @@
       </w:pPr>
       <w:r>
         <w:rPr>
+          <w:bCs/>
           <w:b/>
-          <w:bCs/>
         </w:rPr>
         <w:t xml:space="preserve">Area</w:t>
       </w:r>
@@ -4875,8 +5071,8 @@
       </w:r>
       <w:r>
         <w:rPr>
+          <w:bCs/>
           <w:b/>
-          <w:bCs/>
         </w:rPr>
         <w:t xml:space="preserve">Populación y muestra</w:t>
       </w:r>
@@ -4943,9 +5139,9 @@
         <w:t xml:space="preserve">← Terceras partes ← Población completa del TPSP; muestra crítica, nueva, cambiada y terminada proveedores Acuerdo de prueba, matriz de responsabilidad, estado, vigilancia, derechos de incidencia, efecto de alcance y salida TEN-Inventario, contratos, AOCs, matriz, revisiones, hallazgos y prueba de eliminación</w:t>
       </w:r>
     </w:p>
-    <w:bookmarkEnd w:id="29"/>
-    <w:bookmarkEnd w:id="30"/>
-    <w:bookmarkStart w:id="74" w:name="X54dff882c884e6107b1fdca7876ac5435c9a7b4"/>
+    <w:bookmarkEnd w:id="40"/>
+    <w:bookmarkEnd w:id="41"/>
+    <w:bookmarkStart w:id="85" w:name="X54dff882c884e6107b1fdca7876ac5435c9a7b4"/>
     <w:p>
       <w:pPr>
         <w:pStyle w:val="Heading1"/>
@@ -4956,11 +5152,11 @@
     </w:p>
     <w:p>
       <w:pPr>
-        <w:pStyle w:val="Compact"/>
         <w:numPr>
           <w:ilvl w:val="0"/>
           <w:numId w:val="1012"/>
         </w:numPr>
+        <w:pStyle w:val="Compact"/>
       </w:pPr>
       <w:r>
         <w:t xml:space="preserve">Enlaces oficiales, inicios rápidos seguros, pruebas y limitaciones.*</w:t>
@@ -4971,24 +5167,26 @@
         <w:tblStyle w:val="Table"/>
         <w:tblW w:type="auto" w:w="0"/>
         <w:tblLook w:firstRow="1" w:lastRow="0" w:firstColumn="0" w:lastColumn="0" w:noHBand="0" w:noVBand="0" w:val="0020"/>
+        <w:jc w:val="start"/>
       </w:tblPr>
       <w:tblGrid>
         <w:gridCol w:w="7920"/>
       </w:tblGrid>
       <w:tr>
         <w:trPr>
-          <w:tblHeader w:val="on"/>
+          <w:tblHeader w:val="true"/>
         </w:trPr>
         <w:tc>
           <w:tcPr/>
           <w:p>
             <w:pPr>
               <w:pStyle w:val="Compact"/>
+              <w:jc w:val="left"/>
             </w:pPr>
             <w:r>
               <w:rPr>
+                <w:bCs/>
                 <w:b/>
-                <w:bCs/>
               </w:rPr>
               <w:t xml:space="preserve">Herramienta</w:t>
             </w:r>
@@ -5001,6 +5199,7 @@
           <w:p>
             <w:pPr>
               <w:pStyle w:val="Compact"/>
+              <w:jc w:val="left"/>
             </w:pPr>
             <w:r>
               <w:t xml:space="preserve">CISO Assistant</w:t>
@@ -5014,6 +5213,7 @@
           <w:p>
             <w:pPr>
               <w:pStyle w:val="Compact"/>
+              <w:jc w:val="left"/>
             </w:pPr>
             <w:r>
               <w:t xml:space="preserve">tención Wazuh</w:t>
@@ -5027,6 +5227,7 @@
           <w:p>
             <w:pPr>
               <w:pStyle w:val="Compact"/>
+              <w:jc w:val="left"/>
             </w:pPr>
             <w:r>
               <w:t xml:space="preserve">Silencioso osquery</w:t>
@@ -5040,6 +5241,7 @@
           <w:p>
             <w:pPr>
               <w:pStyle w:val="Compact"/>
+              <w:jc w:val="left"/>
             </w:pPr>
             <w:r>
               <w:t xml:space="preserve">OpenSCAP ← Evaluación de la configuración segura de Linux</w:t>
@@ -5053,6 +5255,7 @@
           <w:p>
             <w:pPr>
               <w:pStyle w:val="Compact"/>
+              <w:jc w:val="left"/>
             </w:pPr>
             <w:r>
               <w:t xml:space="preserve">Greenbone Community Edition</w:t>
@@ -5066,6 +5269,7 @@
           <w:p>
             <w:pPr>
               <w:pStyle w:val="Compact"/>
+              <w:jc w:val="left"/>
             </w:pPr>
             <w:r>
               <w:t xml:space="preserve">Nmap</w:t>
@@ -5079,6 +5283,7 @@
           <w:p>
             <w:pPr>
               <w:pStyle w:val="Compact"/>
+              <w:jc w:val="left"/>
             </w:pPr>
             <w:r>
               <w:t xml:space="preserve">tención Trivy</w:t>
@@ -5092,6 +5297,7 @@
           <w:p>
             <w:pPr>
               <w:pStyle w:val="Compact"/>
+              <w:jc w:val="left"/>
             </w:pPr>
             <w:r>
               <w:t xml:space="preserve">OWASP ZAP</w:t>
@@ -5140,11 +5346,11 @@
     </w:p>
     <w:p>
       <w:pPr>
-        <w:pStyle w:val="Compact"/>
         <w:numPr>
           <w:ilvl w:val="0"/>
           <w:numId w:val="1013"/>
         </w:numPr>
+        <w:pStyle w:val="Compact"/>
       </w:pPr>
       <w:r>
         <w:t xml:space="preserve">Limitación crítica* Estas herramientas pueden apoyar pruebas y operaciones de seguridad. No pueden hacer que una entidad PCI DSS cumpla, reemplazar un juicio QSA/ISA, reemplazar los escaneos ASV requeridos, o reemplazar las pruebas de penetración calificadas. |</w:t>
@@ -5156,7 +5362,7 @@
         <w:t xml:space="preserve">|. |</w:t>
       </w:r>
     </w:p>
-    <w:bookmarkStart w:id="31" w:name="validación-de-herramientas"/>
+    <w:bookmarkStart w:id="42" w:name="validación-de-herramientas"/>
     <w:p>
       <w:pPr>
         <w:pStyle w:val="Heading2"/>
@@ -5242,8 +5448,8 @@
         <w:t xml:space="preserve">Revalidate después de cambios, mejoras, cambios de integración o fracasos.</w:t>
       </w:r>
     </w:p>
-    <w:bookmarkEnd w:id="31"/>
-    <w:bookmarkStart w:id="33" w:name="ciso-assistant"/>
+    <w:bookmarkEnd w:id="42"/>
+    <w:bookmarkStart w:id="44" w:name="ciso-assistant"/>
     <w:p>
       <w:pPr>
         <w:pStyle w:val="Heading2"/>
@@ -5266,8 +5472,8 @@
       </w:pPr>
       <w:r>
         <w:rPr>
+          <w:bCs/>
           <w:b/>
-          <w:bCs/>
         </w:rPr>
         <w:t xml:space="preserve">Documentación oficial:</w:t>
       </w:r>
@@ -5278,7 +5484,7 @@
         <w:t xml:space="preserve">Abra la guía oficial de asistentes CISO(https://intuitem.gitbook.io/ciso-assistant)</w:t>
       </w:r>
     </w:p>
-    <w:bookmarkStart w:id="32" w:name="inicio-rápido"/>
+    <w:bookmarkStart w:id="43" w:name="inicio-rápido"/>
     <w:p>
       <w:pPr>
         <w:pStyle w:val="Heading3"/>
@@ -5295,9 +5501,9 @@
         <w:t xml:space="preserve">Crear un comerciante ficticio, mapear cinco grupos de requisitos, asignar propietarios, adjuntar evidencia sanitaria, y rastrear una brecha a través de la prueba.</w:t>
       </w:r>
     </w:p>
-    <w:bookmarkEnd w:id="32"/>
-    <w:bookmarkEnd w:id="33"/>
-    <w:bookmarkStart w:id="34" w:name="evidencia-y-limitación"/>
+    <w:bookmarkEnd w:id="43"/>
+    <w:bookmarkEnd w:id="44"/>
+    <w:bookmarkStart w:id="45" w:name="evidencia-y-limitación"/>
     <w:p>
       <w:pPr>
         <w:pStyle w:val="Heading2"/>
@@ -5314,8 +5520,8 @@
         <w:t xml:space="preserve">Retener autorización, propósito, población objetivo completa, versiones, configuración, resultado bruto, revisor, decisión, acción correctiva, excepción y retest. Proteger resultados que contengan PAN, credenciales, arquitectura, identidades o vulnerabilidades. Nunca coloque datos de cuenta real en una herramienta no aprobada.</w:t>
       </w:r>
     </w:p>
-    <w:bookmarkEnd w:id="34"/>
-    <w:bookmarkStart w:id="36" w:name="wazuh"/>
+    <w:bookmarkEnd w:id="45"/>
+    <w:bookmarkStart w:id="47" w:name="wazuh"/>
     <w:p>
       <w:pPr>
         <w:pStyle w:val="Heading2"/>
@@ -5338,8 +5544,8 @@
       </w:pPr>
       <w:r>
         <w:rPr>
+          <w:bCs/>
           <w:b/>
-          <w:bCs/>
         </w:rPr>
         <w:t xml:space="preserve">Documentación oficial:</w:t>
       </w:r>
@@ -5350,7 +5556,7 @@
         <w:t xml:space="preserve">Abra la guía oficial Wazuh realizada/u título](https://documentation.wazuh.com/current/quickstart.html)</w:t>
       </w:r>
     </w:p>
-    <w:bookmarkStart w:id="35" w:name="inicio-rápido-1"/>
+    <w:bookmarkStart w:id="46" w:name="inicio-rápido-1"/>
     <w:p>
       <w:pPr>
         <w:pStyle w:val="Heading3"/>
@@ -5367,9 +5573,9 @@
         <w:t xml:space="preserve">Conectar un endpoint de laboratorio autorizado, generar un evento inofensivo, revisar la alerta y retener el evento, regla, revisión y ticket.</w:t>
       </w:r>
     </w:p>
-    <w:bookmarkEnd w:id="35"/>
-    <w:bookmarkEnd w:id="36"/>
-    <w:bookmarkStart w:id="37" w:name="evidencia-y-limitación-1"/>
+    <w:bookmarkEnd w:id="46"/>
+    <w:bookmarkEnd w:id="47"/>
+    <w:bookmarkStart w:id="48" w:name="evidencia-y-limitación-1"/>
     <w:p>
       <w:pPr>
         <w:pStyle w:val="Heading2"/>
@@ -5386,8 +5592,8 @@
         <w:t xml:space="preserve">Retener autorización, propósito, población objetivo completa, versiones, configuración, resultado bruto, revisor, decisión, acción correctiva, excepción y retest. Proteger resultados que contengan PAN, credenciales, arquitectura, identidades o vulnerabilidades. Nunca coloque datos de cuenta real en una herramienta no aprobada.</w:t>
       </w:r>
     </w:p>
-    <w:bookmarkEnd w:id="37"/>
-    <w:bookmarkStart w:id="39" w:name="osquery"/>
+    <w:bookmarkEnd w:id="48"/>
+    <w:bookmarkStart w:id="50" w:name="osquery"/>
     <w:p>
       <w:pPr>
         <w:pStyle w:val="Heading2"/>
@@ -5410,8 +5616,8 @@
       </w:pPr>
       <w:r>
         <w:rPr>
+          <w:bCs/>
           <w:b/>
-          <w:bCs/>
         </w:rPr>
         <w:t xml:space="preserve">Documentación oficial:</w:t>
       </w:r>
@@ -5422,7 +5628,7 @@
         <w:t xml:space="preserve">[Seguido]Abre la guía oficial del osquery realizada/u contacto](https://osquery.readthedocs.io/en/stable/)</w:t>
       </w:r>
     </w:p>
-    <w:bookmarkStart w:id="38" w:name="inicio-rápido-2"/>
+    <w:bookmarkStart w:id="49" w:name="inicio-rápido-2"/>
     <w:p>
       <w:pPr>
         <w:pStyle w:val="Heading3"/>
@@ -5439,9 +5645,9 @@
         <w:t xml:space="preserve">Usuarios de laboratorio de consulta, software, servicios, cifrado o procesos; mantener consultas, población de acogida, tiempo, salida y revisión.</w:t>
       </w:r>
     </w:p>
-    <w:bookmarkEnd w:id="38"/>
-    <w:bookmarkEnd w:id="39"/>
-    <w:bookmarkStart w:id="40" w:name="evidencia-y-limitación-2"/>
+    <w:bookmarkEnd w:id="49"/>
+    <w:bookmarkEnd w:id="50"/>
+    <w:bookmarkStart w:id="51" w:name="evidencia-y-limitación-2"/>
     <w:p>
       <w:pPr>
         <w:pStyle w:val="Heading2"/>
@@ -5458,8 +5664,8 @@
         <w:t xml:space="preserve">Retener autorización, propósito, población objetivo completa, versiones, configuración, resultado bruto, revisor, decisión, acción correctiva, excepción y retest. Proteger resultados que contengan PAN, credenciales, arquitectura, identidades o vulnerabilidades. Nunca coloque datos de cuenta real en una herramienta no aprobada.</w:t>
       </w:r>
     </w:p>
-    <w:bookmarkEnd w:id="40"/>
-    <w:bookmarkStart w:id="42" w:name="openscap"/>
+    <w:bookmarkEnd w:id="51"/>
+    <w:bookmarkStart w:id="53" w:name="openscap"/>
     <w:p>
       <w:pPr>
         <w:pStyle w:val="Heading2"/>
@@ -5482,8 +5688,8 @@
       </w:pPr>
       <w:r>
         <w:rPr>
+          <w:bCs/>
           <w:b/>
-          <w:bCs/>
         </w:rPr>
         <w:t xml:space="preserve">Documentación oficial:</w:t>
       </w:r>
@@ -5494,7 +5700,7 @@
         <w:t xml:space="preserve">[Seguido]Abre la guía oficial OpenSCAP efectuada/u contacto](https://www.open-scap.org/getting-started/)</w:t>
       </w:r>
     </w:p>
-    <w:bookmarkStart w:id="41" w:name="inicio-rápido-3"/>
+    <w:bookmarkStart w:id="52" w:name="inicio-rápido-3"/>
     <w:p>
       <w:pPr>
         <w:pStyle w:val="Heading3"/>
@@ -5511,9 +5717,9 @@
         <w:t xml:space="preserve">Evaluar un laboratorio Linux aprobado contra un perfil adecuado, corregir un ajuste aprobado y comparar informes.</w:t>
       </w:r>
     </w:p>
-    <w:bookmarkEnd w:id="41"/>
-    <w:bookmarkEnd w:id="42"/>
-    <w:bookmarkStart w:id="43" w:name="evidencia-y-limitación-3"/>
+    <w:bookmarkEnd w:id="52"/>
+    <w:bookmarkEnd w:id="53"/>
+    <w:bookmarkStart w:id="54" w:name="evidencia-y-limitación-3"/>
     <w:p>
       <w:pPr>
         <w:pStyle w:val="Heading2"/>
@@ -5530,8 +5736,8 @@
         <w:t xml:space="preserve">Retener autorización, propósito, población objetivo completa, versiones, configuración, resultado bruto, revisor, decisión, acción correctiva, excepción y retest. Proteger resultados que contengan PAN, credenciales, arquitectura, identidades o vulnerabilidades. Nunca coloque datos de cuenta real en una herramienta no aprobada.</w:t>
       </w:r>
     </w:p>
-    <w:bookmarkEnd w:id="43"/>
-    <w:bookmarkStart w:id="45" w:name="greenbone-community-edition"/>
+    <w:bookmarkEnd w:id="54"/>
+    <w:bookmarkStart w:id="56" w:name="greenbone-community-edition"/>
     <w:p>
       <w:pPr>
         <w:pStyle w:val="Heading2"/>
@@ -5554,8 +5760,8 @@
       </w:pPr>
       <w:r>
         <w:rPr>
+          <w:bCs/>
           <w:b/>
-          <w:bCs/>
         </w:rPr>
         <w:t xml:space="preserve">Documentación oficial:</w:t>
       </w:r>
@@ -5566,7 +5772,7 @@
         <w:t xml:space="preserve">[Seguridad]Abre la guía oficial Greenbone Community Edition realizada/u contacto](https://greenbone.github.io/docs/latest/)</w:t>
       </w:r>
     </w:p>
-    <w:bookmarkStart w:id="44" w:name="inicio-rápido-4"/>
+    <w:bookmarkStart w:id="55" w:name="inicio-rápido-4"/>
     <w:p>
       <w:pPr>
         <w:pStyle w:val="Heading3"/>
@@ -5583,9 +5789,9 @@
         <w:t xml:space="preserve">Escanear sólo un objetivo de laboratorio aprobado, validar un hallazgo, corregirlo, cambiar y documentar cobertura y límites.</w:t>
       </w:r>
     </w:p>
-    <w:bookmarkEnd w:id="44"/>
-    <w:bookmarkEnd w:id="45"/>
-    <w:bookmarkStart w:id="46" w:name="evidencia-y-limitación-4"/>
+    <w:bookmarkEnd w:id="55"/>
+    <w:bookmarkEnd w:id="56"/>
+    <w:bookmarkStart w:id="57" w:name="evidencia-y-limitación-4"/>
     <w:p>
       <w:pPr>
         <w:pStyle w:val="Heading2"/>
@@ -5602,8 +5808,8 @@
         <w:t xml:space="preserve">Retener autorización, propósito, población objetivo completa, versiones, configuración, resultado bruto, revisor, decisión, acción correctiva, excepción y retest. Proteger resultados que contengan PAN, credenciales, arquitectura, identidades o vulnerabilidades. Nunca coloque datos de cuenta real en una herramienta no aprobada.</w:t>
       </w:r>
     </w:p>
-    <w:bookmarkEnd w:id="46"/>
-    <w:bookmarkStart w:id="48" w:name="nmap"/>
+    <w:bookmarkEnd w:id="57"/>
+    <w:bookmarkStart w:id="59" w:name="nmap"/>
     <w:p>
       <w:pPr>
         <w:pStyle w:val="Heading2"/>
@@ -5626,8 +5832,8 @@
       </w:pPr>
       <w:r>
         <w:rPr>
+          <w:bCs/>
           <w:b/>
-          <w:bCs/>
         </w:rPr>
         <w:t xml:space="preserve">Documentación oficial:</w:t>
       </w:r>
@@ -5638,7 +5844,7 @@
         <w:t xml:space="preserve">[Seguridad]Abre la guía oficial Nmap realizada/u contacto](https://nmap.org/book/man.html)</w:t>
       </w:r>
     </w:p>
-    <w:bookmarkStart w:id="47" w:name="inicio-rápido-5"/>
+    <w:bookmarkStart w:id="58" w:name="inicio-rápido-5"/>
     <w:p>
       <w:pPr>
         <w:pStyle w:val="Heading3"/>
@@ -5655,9 +5861,9 @@
         <w:t xml:space="preserve">Escanee un pequeño rango de laboratorio autorizado, compare los servicios observados con el inventario, y registro de alcance y aprobación.</w:t>
       </w:r>
     </w:p>
-    <w:bookmarkEnd w:id="47"/>
-    <w:bookmarkEnd w:id="48"/>
-    <w:bookmarkStart w:id="49" w:name="evidencia-y-limitación-5"/>
+    <w:bookmarkEnd w:id="58"/>
+    <w:bookmarkEnd w:id="59"/>
+    <w:bookmarkStart w:id="60" w:name="evidencia-y-limitación-5"/>
     <w:p>
       <w:pPr>
         <w:pStyle w:val="Heading2"/>
@@ -5674,8 +5880,8 @@
         <w:t xml:space="preserve">Retener autorización, propósito, población objetivo completa, versiones, configuración, resultado bruto, revisor, decisión, acción correctiva, excepción y retest. Proteger resultados que contengan PAN, credenciales, arquitectura, identidades o vulnerabilidades. Nunca coloque datos de cuenta real en una herramienta no aprobada.</w:t>
       </w:r>
     </w:p>
-    <w:bookmarkEnd w:id="49"/>
-    <w:bookmarkStart w:id="51" w:name="trivy"/>
+    <w:bookmarkEnd w:id="60"/>
+    <w:bookmarkStart w:id="62" w:name="trivy"/>
     <w:p>
       <w:pPr>
         <w:pStyle w:val="Heading2"/>
@@ -5698,8 +5904,8 @@
       </w:pPr>
       <w:r>
         <w:rPr>
+          <w:bCs/>
           <w:b/>
-          <w:bCs/>
         </w:rPr>
         <w:t xml:space="preserve">Documentación oficial:</w:t>
       </w:r>
@@ -5710,7 +5916,7 @@
         <w:t xml:space="preserve">Abra la guía oficial Trivy realizada/u título](https://trivy.dev/latest/)</w:t>
       </w:r>
     </w:p>
-    <w:bookmarkStart w:id="50" w:name="inicio-rápido-6"/>
+    <w:bookmarkStart w:id="61" w:name="inicio-rápido-6"/>
     <w:p>
       <w:pPr>
         <w:pStyle w:val="Heading3"/>
@@ -5727,9 +5933,9 @@
         <w:t xml:space="preserve">Escanee una imagen de laboratorio o un repositorio de prueba, proteja la salida, valide un hallazgo, corrija y escanee de nuevo.</w:t>
       </w:r>
     </w:p>
-    <w:bookmarkEnd w:id="50"/>
-    <w:bookmarkEnd w:id="51"/>
-    <w:bookmarkStart w:id="52" w:name="evidencia-y-limitación-6"/>
+    <w:bookmarkEnd w:id="61"/>
+    <w:bookmarkEnd w:id="62"/>
+    <w:bookmarkStart w:id="63" w:name="evidencia-y-limitación-6"/>
     <w:p>
       <w:pPr>
         <w:pStyle w:val="Heading2"/>
@@ -5746,8 +5952,8 @@
         <w:t xml:space="preserve">Retener autorización, propósito, población objetivo completa, versiones, configuración, resultado bruto, revisor, decisión, acción correctiva, excepción y retest. Proteger resultados que contengan PAN, credenciales, arquitectura, identidades o vulnerabilidades. Nunca coloque datos de cuenta real en una herramienta no aprobada.</w:t>
       </w:r>
     </w:p>
-    <w:bookmarkEnd w:id="52"/>
-    <w:bookmarkStart w:id="54" w:name="owasp-zap"/>
+    <w:bookmarkEnd w:id="63"/>
+    <w:bookmarkStart w:id="65" w:name="owasp-zap"/>
     <w:p>
       <w:pPr>
         <w:pStyle w:val="Heading2"/>
@@ -5770,8 +5976,8 @@
       </w:pPr>
       <w:r>
         <w:rPr>
+          <w:bCs/>
           <w:b/>
-          <w:bCs/>
         </w:rPr>
         <w:t xml:space="preserve">Documentación oficial:</w:t>
       </w:r>
@@ -5782,7 +5988,7 @@
         <w:t xml:space="preserve">Abra la guía oficial OWASP ZAP efectuada / u fiel](https://www.zaproxy.org/getting-started/)</w:t>
       </w:r>
     </w:p>
-    <w:bookmarkStart w:id="53" w:name="inicio-rápido-7"/>
+    <w:bookmarkStart w:id="64" w:name="inicio-rápido-7"/>
     <w:p>
       <w:pPr>
         <w:pStyle w:val="Heading3"/>
@@ -5799,9 +6005,9 @@
         <w:t xml:space="preserve">Proxy a local training application, start with passive analysis, validate a result, and keep scope and evidence.</w:t>
       </w:r>
     </w:p>
-    <w:bookmarkEnd w:id="53"/>
-    <w:bookmarkEnd w:id="54"/>
-    <w:bookmarkStart w:id="55" w:name="evidencia-y-limitación-7"/>
+    <w:bookmarkEnd w:id="64"/>
+    <w:bookmarkEnd w:id="65"/>
+    <w:bookmarkStart w:id="66" w:name="evidencia-y-limitación-7"/>
     <w:p>
       <w:pPr>
         <w:pStyle w:val="Heading2"/>
@@ -5818,8 +6024,8 @@
         <w:t xml:space="preserve">Retener autorización, propósito, población objetivo completa, versiones, configuración, resultado bruto, revisor, decisión, acción correctiva, excepción y retest. Proteger resultados que contengan PAN, credenciales, arquitectura, identidades o vulnerabilidades. Nunca coloque datos de cuenta real en una herramienta no aprobada.</w:t>
       </w:r>
     </w:p>
-    <w:bookmarkEnd w:id="55"/>
-    <w:bookmarkStart w:id="57" w:name="modsecurity-owasp-crs"/>
+    <w:bookmarkEnd w:id="66"/>
+    <w:bookmarkStart w:id="68" w:name="modsecurity-owasp-crs"/>
     <w:p>
       <w:pPr>
         <w:pStyle w:val="Heading2"/>
@@ -5842,8 +6048,8 @@
       </w:pPr>
       <w:r>
         <w:rPr>
+          <w:bCs/>
           <w:b/>
-          <w:bCs/>
         </w:rPr>
         <w:t xml:space="preserve">Documentación oficial:</w:t>
       </w:r>
@@ -5854,7 +6060,7 @@
         <w:t xml:space="preserve">Abrir la guía oficial ModSecurity + OWASP CRS indica/u contacto](https://coreruleset.org/docs/)</w:t>
       </w:r>
     </w:p>
-    <w:bookmarkStart w:id="56" w:name="inicio-rápido-8"/>
+    <w:bookmarkStart w:id="67" w:name="inicio-rápido-8"/>
     <w:p>
       <w:pPr>
         <w:pStyle w:val="Heading3"/>
@@ -5871,9 +6077,9 @@
         <w:t xml:space="preserve">Deplorar sólo en un laboratorio, grabar versión y modo regla, probar una solicitud inofensiva, sintonizar un falso positivo, y preservar la aprobación del cambio.</w:t>
       </w:r>
     </w:p>
-    <w:bookmarkEnd w:id="56"/>
-    <w:bookmarkEnd w:id="57"/>
-    <w:bookmarkStart w:id="58" w:name="evidencia-y-limitación-8"/>
+    <w:bookmarkEnd w:id="67"/>
+    <w:bookmarkEnd w:id="68"/>
+    <w:bookmarkStart w:id="69" w:name="evidencia-y-limitación-8"/>
     <w:p>
       <w:pPr>
         <w:pStyle w:val="Heading2"/>
@@ -5890,8 +6096,8 @@
         <w:t xml:space="preserve">Retener autorización, propósito, población objetivo completa, versiones, configuración, resultado bruto, revisor, decisión, acción correctiva, excepción y retest. Proteger resultados que contengan PAN, credenciales, arquitectura, identidades o vulnerabilidades. Nunca coloque datos de cuenta real en una herramienta no aprobada.</w:t>
       </w:r>
     </w:p>
-    <w:bookmarkEnd w:id="58"/>
-    <w:bookmarkStart w:id="60" w:name="suricata"/>
+    <w:bookmarkEnd w:id="69"/>
+    <w:bookmarkStart w:id="71" w:name="suricata"/>
     <w:p>
       <w:pPr>
         <w:pStyle w:val="Heading2"/>
@@ -5914,8 +6120,8 @@
       </w:pPr>
       <w:r>
         <w:rPr>
+          <w:bCs/>
           <w:b/>
-          <w:bCs/>
         </w:rPr>
         <w:t xml:space="preserve">Documentación oficial:</w:t>
       </w:r>
@@ -5926,7 +6132,7 @@
         <w:t xml:space="preserve">[Seguridad]Abre la guía oficial de Suricata realizada/u contacto](https://docs.suricata.io/)</w:t>
       </w:r>
     </w:p>
-    <w:bookmarkStart w:id="59" w:name="inicio-rápido-9"/>
+    <w:bookmarkStart w:id="70" w:name="inicio-rápido-9"/>
     <w:p>
       <w:pPr>
         <w:pStyle w:val="Heading3"/>
@@ -5943,9 +6149,9 @@
         <w:t xml:space="preserve">Monitorear un segmento de laboratorio aislado, desencadenar una alerta de prueba inofensiva, y regla de documentos, fuente de tráfico, alerta, revisión y respuesta.</w:t>
       </w:r>
     </w:p>
-    <w:bookmarkEnd w:id="59"/>
-    <w:bookmarkEnd w:id="60"/>
-    <w:bookmarkStart w:id="61" w:name="evidencia-y-limitación-9"/>
+    <w:bookmarkEnd w:id="70"/>
+    <w:bookmarkEnd w:id="71"/>
+    <w:bookmarkStart w:id="72" w:name="evidencia-y-limitación-9"/>
     <w:p>
       <w:pPr>
         <w:pStyle w:val="Heading2"/>
@@ -5962,8 +6168,8 @@
         <w:t xml:space="preserve">Retener autorización, propósito, población objetivo completa, versiones, configuración, resultado bruto, revisor, decisión, acción correctiva, excepción y retest. Proteger resultados que contengan PAN, credenciales, arquitectura, identidades o vulnerabilidades. Nunca coloque datos de cuenta real en una herramienta no aprobada.</w:t>
       </w:r>
     </w:p>
-    <w:bookmarkEnd w:id="61"/>
-    <w:bookmarkStart w:id="63" w:name="keycloak"/>
+    <w:bookmarkEnd w:id="72"/>
+    <w:bookmarkStart w:id="74" w:name="keycloak"/>
     <w:p>
       <w:pPr>
         <w:pStyle w:val="Heading2"/>
@@ -5986,8 +6192,8 @@
       </w:pPr>
       <w:r>
         <w:rPr>
+          <w:bCs/>
           <w:b/>
-          <w:bCs/>
         </w:rPr>
         <w:t xml:space="preserve">Documentación oficial:</w:t>
       </w:r>
@@ -5998,7 +6204,7 @@
         <w:t xml:space="preserve">[ obedeció]Abre la guía oficial de Keycloak realizada/u contacto](https://www.keycloak.org/guides)</w:t>
       </w:r>
     </w:p>
-    <w:bookmarkStart w:id="62" w:name="inicio-rápido-10"/>
+    <w:bookmarkStart w:id="73" w:name="inicio-rápido-10"/>
     <w:p>
       <w:pPr>
         <w:pStyle w:val="Heading3"/>
@@ -6015,9 +6221,9 @@
         <w:t xml:space="preserve">Crear un ámbito de laboratorio, roles, usuarios y MFA; probar menos privilegios, acceso fallido, revisión y terminación.</w:t>
       </w:r>
     </w:p>
-    <w:bookmarkEnd w:id="62"/>
-    <w:bookmarkEnd w:id="63"/>
-    <w:bookmarkStart w:id="64" w:name="evidencia-y-limitación-10"/>
+    <w:bookmarkEnd w:id="73"/>
+    <w:bookmarkEnd w:id="74"/>
+    <w:bookmarkStart w:id="75" w:name="evidencia-y-limitación-10"/>
     <w:p>
       <w:pPr>
         <w:pStyle w:val="Heading2"/>
@@ -6034,8 +6240,8 @@
         <w:t xml:space="preserve">Retener autorización, propósito, población objetivo completa, versiones, configuración, resultado bruto, revisor, decisión, acción correctiva, excepción y retest. Proteger resultados que contengan PAN, credenciales, arquitectura, identidades o vulnerabilidades. Nunca coloque datos de cuenta real en una herramienta no aprobada.</w:t>
       </w:r>
     </w:p>
-    <w:bookmarkEnd w:id="64"/>
-    <w:bookmarkStart w:id="66" w:name="defectodojo"/>
+    <w:bookmarkEnd w:id="75"/>
+    <w:bookmarkStart w:id="77" w:name="defectodojo"/>
     <w:p>
       <w:pPr>
         <w:pStyle w:val="Heading2"/>
@@ -6058,8 +6264,8 @@
       </w:pPr>
       <w:r>
         <w:rPr>
+          <w:bCs/>
           <w:b/>
-          <w:bCs/>
         </w:rPr>
         <w:t xml:space="preserve">Documentación oficial:</w:t>
       </w:r>
@@ -6070,7 +6276,7 @@
         <w:t xml:space="preserve">[Seguido]Abre el defecto oficialDojo guía seleccionada/u contacto](https://docs.defectdojo.com/)</w:t>
       </w:r>
     </w:p>
-    <w:bookmarkStart w:id="65" w:name="inicio-rápido-11"/>
+    <w:bookmarkStart w:id="76" w:name="inicio-rápido-11"/>
     <w:p>
       <w:pPr>
         <w:pStyle w:val="Heading3"/>
@@ -6087,9 +6293,9 @@
         <w:t xml:space="preserve">Importar un análisis de laboratorio, validar y asignar un hallazgo, registrar la remediación, retestar y cerrar con evidencia.</w:t>
       </w:r>
     </w:p>
-    <w:bookmarkEnd w:id="65"/>
-    <w:bookmarkEnd w:id="66"/>
-    <w:bookmarkStart w:id="67" w:name="evidencia-y-limitación-11"/>
+    <w:bookmarkEnd w:id="76"/>
+    <w:bookmarkEnd w:id="77"/>
+    <w:bookmarkStart w:id="78" w:name="evidencia-y-limitación-11"/>
     <w:p>
       <w:pPr>
         <w:pStyle w:val="Heading2"/>
@@ -6106,8 +6312,8 @@
         <w:t xml:space="preserve">Retener autorización, propósito, población objetivo completa, versiones, configuración, resultado bruto, revisor, decisión, acción correctiva, excepción y retest. Proteger resultados que contengan PAN, credenciales, arquitectura, identidades o vulnerabilidades. Nunca coloque datos de cuenta real en una herramienta no aprobada.</w:t>
       </w:r>
     </w:p>
-    <w:bookmarkEnd w:id="67"/>
-    <w:bookmarkStart w:id="69" w:name="aide"/>
+    <w:bookmarkEnd w:id="78"/>
+    <w:bookmarkStart w:id="80" w:name="aide"/>
     <w:p>
       <w:pPr>
         <w:pStyle w:val="Heading2"/>
@@ -6130,8 +6336,8 @@
       </w:pPr>
       <w:r>
         <w:rPr>
+          <w:bCs/>
           <w:b/>
-          <w:bCs/>
         </w:rPr>
         <w:t xml:space="preserve">Documentación oficial:</w:t>
       </w:r>
@@ -6142,7 +6348,7 @@
         <w:t xml:space="preserve">Abra la guía oficial AIDE realizada/u título](https://aide.github.io/)</w:t>
       </w:r>
     </w:p>
-    <w:bookmarkStart w:id="68" w:name="inicio-rápido-12"/>
+    <w:bookmarkStart w:id="79" w:name="inicio-rápido-12"/>
     <w:p>
       <w:pPr>
         <w:pStyle w:val="Heading3"/>
@@ -6159,9 +6365,9 @@
         <w:t xml:space="preserve">Crear una base de referencia en un host de laboratorio desechable, hacer un cambio de archivo autorizado, revisar la alerta, restaurar y documentar el proceso.</w:t>
       </w:r>
     </w:p>
-    <w:bookmarkEnd w:id="68"/>
-    <w:bookmarkEnd w:id="69"/>
-    <w:bookmarkStart w:id="70" w:name="evidencia-y-limitación-12"/>
+    <w:bookmarkEnd w:id="79"/>
+    <w:bookmarkEnd w:id="80"/>
+    <w:bookmarkStart w:id="81" w:name="evidencia-y-limitación-12"/>
     <w:p>
       <w:pPr>
         <w:pStyle w:val="Heading2"/>
@@ -6178,8 +6384,8 @@
         <w:t xml:space="preserve">Retener autorización, propósito, población objetivo completa, versiones, configuración, resultado bruto, revisor, decisión, acción correctiva, excepción y retest. Proteger resultados que contengan PAN, credenciales, arquitectura, identidades o vulnerabilidades. Nunca coloque datos de cuenta real en una herramienta no aprobada.</w:t>
       </w:r>
     </w:p>
-    <w:bookmarkEnd w:id="70"/>
-    <w:bookmarkStart w:id="72" w:name="open-policy-agent"/>
+    <w:bookmarkEnd w:id="81"/>
+    <w:bookmarkStart w:id="83" w:name="open-policy-agent"/>
     <w:p>
       <w:pPr>
         <w:pStyle w:val="Heading2"/>
@@ -6202,8 +6408,8 @@
       </w:pPr>
       <w:r>
         <w:rPr>
+          <w:bCs/>
           <w:b/>
-          <w:bCs/>
         </w:rPr>
         <w:t xml:space="preserve">Documentación oficial:</w:t>
       </w:r>
@@ -6214,7 +6420,7 @@
         <w:t xml:space="preserve">[Seguridad]Abre la guía oficial de Agentes de Políticas Abiertas efectuada/u contacto](https://www.openpolicyagent.org/docs)</w:t>
       </w:r>
     </w:p>
-    <w:bookmarkStart w:id="71" w:name="inicio-rápido-13"/>
+    <w:bookmarkStart w:id="82" w:name="inicio-rápido-13"/>
     <w:p>
       <w:pPr>
         <w:pStyle w:val="Heading3"/>
@@ -6231,9 +6437,9 @@
         <w:t xml:space="preserve">Cree una política de laboratorio que niegue el despliegue sin un propietario, clasificación, una red aprobada y un estado de exploración de seguridad.</w:t>
       </w:r>
     </w:p>
-    <w:bookmarkEnd w:id="71"/>
-    <w:bookmarkEnd w:id="72"/>
-    <w:bookmarkStart w:id="73" w:name="evidencia-y-limitación-13"/>
+    <w:bookmarkEnd w:id="82"/>
+    <w:bookmarkEnd w:id="83"/>
+    <w:bookmarkStart w:id="84" w:name="evidencia-y-limitación-13"/>
     <w:p>
       <w:pPr>
         <w:pStyle w:val="Heading2"/>
@@ -6250,9 +6456,9 @@
         <w:t xml:space="preserve">Retener autorización, propósito, población objetivo completa, versiones, configuración, resultado bruto, revisor, decisión, acción correctiva, excepción y retest. Proteger resultados que contengan PAN, credenciales, arquitectura, identidades o vulnerabilidades. Nunca coloque datos de cuenta real en una herramienta no aprobada.</w:t>
       </w:r>
     </w:p>
-    <w:bookmarkEnd w:id="73"/>
-    <w:bookmarkEnd w:id="74"/>
-    <w:bookmarkStart w:id="77" w:name="libro-de-juegos-pci-dss-de-manager"/>
+    <w:bookmarkEnd w:id="84"/>
+    <w:bookmarkEnd w:id="85"/>
+    <w:bookmarkStart w:id="88" w:name="libro-de-juegos-pci-dss-de-manager"/>
     <w:p>
       <w:pPr>
         <w:pStyle w:val="Heading1"/>
@@ -6267,8 +6473,8 @@
       </w:pPr>
       <w:r>
         <w:rPr>
+          <w:iCs/>
           <w:i/>
-          <w:iCs/>
         </w:rPr>
         <w:t xml:space="preserve">Las preguntas, los paneles, la propiedad y los administradores de decisiones deben controlarse</w:t>
       </w:r>
@@ -6276,7 +6482,7 @@
         <w:t xml:space="preserve">.</w:t>
       </w:r>
     </w:p>
-    <w:bookmarkStart w:id="75" w:name="preguntas-mensuales"/>
+    <w:bookmarkStart w:id="86" w:name="preguntas-mensuales"/>
     <w:p>
       <w:pPr>
         <w:pStyle w:val="Heading2"/>
@@ -6349,8 +6555,8 @@
         <w:t xml:space="preserve">¿Qué limitaciones o excepciones no resueltas deben ser el liderazgo y la entidad aceptante sabe?</w:t>
       </w:r>
     </w:p>
-    <w:bookmarkEnd w:id="75"/>
-    <w:bookmarkStart w:id="76" w:name="dashboard"/>
+    <w:bookmarkEnd w:id="86"/>
+    <w:bookmarkStart w:id="87" w:name="dashboard"/>
     <w:p>
       <w:pPr>
         <w:pStyle w:val="Heading2"/>
@@ -6365,8 +6571,8 @@
       </w:pPr>
       <w:r>
         <w:rPr>
+          <w:bCs/>
           <w:b/>
-          <w:bCs/>
         </w:rPr>
         <w:t xml:space="preserve">Area</w:t>
       </w:r>
@@ -6431,9 +6637,9 @@
         <w:t xml:space="preserve">| Respuesta ¿Se han probado, aumentado, preservado, comunicado y mejorado los incidentes de pago? Verde / Amarillo / Rojo |</w:t>
       </w:r>
     </w:p>
-    <w:bookmarkEnd w:id="76"/>
-    <w:bookmarkEnd w:id="77"/>
-    <w:bookmarkStart w:id="79" w:name="Xc889731e5ac2ec86f979f1188d51c339a62263b"/>
+    <w:bookmarkEnd w:id="87"/>
+    <w:bookmarkEnd w:id="88"/>
+    <w:bookmarkStart w:id="90" w:name="Xc889731e5ac2ec86f979f1188d51c339a62263b"/>
     <w:p>
       <w:pPr>
         <w:pStyle w:val="Heading1"/>
@@ -6448,8 +6654,8 @@
       </w:pPr>
       <w:r>
         <w:rPr>
+          <w:iCs/>
           <w:i/>
-          <w:iCs/>
         </w:rPr>
         <w:t xml:space="preserve">Un camino seguro y honesto hacia el cumplimiento de la seguridad de pago.</w:t>
       </w:r>
@@ -6462,7 +6668,13 @@
         <w:t xml:space="preserve">■img src=</w:t>
       </w:r>
       <w:r>
-        <w:t xml:space="preserve">“media/image9.png”</w:t>
+        <w:t xml:space="preserve">“</w:t>
+      </w:r>
+      <w:r>
+        <w:t xml:space="preserve">media/image9.png</w:t>
+      </w:r>
+      <w:r>
+        <w:t xml:space="preserve">”</w:t>
       </w:r>
       <w:r>
         <w:t xml:space="preserve"> </w:t>
@@ -6471,7 +6683,13 @@
         <w:t xml:space="preserve">estilo=</w:t>
       </w:r>
       <w:r>
-        <w:t xml:space="preserve">“width:6.15in;height:3.05995in”</w:t>
+        <w:t xml:space="preserve">“</w:t>
+      </w:r>
+      <w:r>
+        <w:t xml:space="preserve">width:6.15in;height:3.05995in</w:t>
+      </w:r>
+      <w:r>
+        <w:t xml:space="preserve">”</w:t>
       </w:r>
       <w:r>
         <w:t xml:space="preserve"> </w:t>
@@ -6480,7 +6698,13 @@
         <w:t xml:space="preserve">alt=</w:t>
       </w:r>
       <w:r>
-        <w:t xml:space="preserve">“Aprende el alcance y los datos, requisitos de mapa, evidencia de prueba, lagunas de informe y construye una cartera honesta.”</w:t>
+        <w:t xml:space="preserve">“</w:t>
+      </w:r>
+      <w:r>
+        <w:t xml:space="preserve">Aprende el alcance y los datos, requisitos de mapa, evidencia de prueba, lagunas de informe y construye una cartera honesta.</w:t>
+      </w:r>
+      <w:r>
+        <w:t xml:space="preserve">”</w:t>
       </w:r>
       <w:r>
         <w:t xml:space="preserve"> </w:t>
@@ -6503,8 +6727,8 @@
       </w:pPr>
       <w:r>
         <w:rPr>
+          <w:bCs/>
           <w:b/>
-          <w:bCs/>
         </w:rPr>
         <w:t xml:space="preserve">Junior PCI Compliance Analyst</w:t>
       </w:r>
@@ -6515,8 +6739,8 @@
       </w:pPr>
       <w:r>
         <w:rPr>
+          <w:bCs/>
           <w:b/>
-          <w:bCs/>
         </w:rPr>
         <w:t xml:space="preserve">GRC Analyst — Payments</w:t>
       </w:r>
@@ -6535,19 +6759,19 @@
       </w:pPr>
       <w:r>
         <w:rPr>
+          <w:bCs/>
           <w:b/>
-          <w:bCs/>
         </w:rPr>
         <w:t xml:space="preserve">PCI Evidence Coordinator</w:t>
       </w:r>
     </w:p>
     <w:p>
       <w:pPr>
-        <w:pStyle w:val="Compact"/>
         <w:numPr>
           <w:ilvl w:val="0"/>
           <w:numId w:val="1015"/>
         </w:numPr>
+        <w:pStyle w:val="Compact"/>
       </w:pPr>
       <w:r>
         <w:t xml:space="preserve">Análisis del riesgo de las tres partes*</w:t>
@@ -6577,7 +6801,7 @@
         <w:t xml:space="preserve">** Analyst de Seguridad del Payment**</w:t>
       </w:r>
     </w:p>
-    <w:bookmarkStart w:id="78" w:name="típico-trabajo-junior"/>
+    <w:bookmarkStart w:id="89" w:name="típico-trabajo-junior"/>
     <w:p>
       <w:pPr>
         <w:pStyle w:val="Heading2"/>
@@ -6663,9 +6887,9 @@
         <w:t xml:space="preserve">Proteger los datos de cuenta y seguir los límites de autorización.</w:t>
       </w:r>
     </w:p>
-    <w:bookmarkEnd w:id="78"/>
-    <w:bookmarkEnd w:id="79"/>
-    <w:bookmarkStart w:id="96" w:name="laboratorio-ficcional-y-portfolio"/>
+    <w:bookmarkEnd w:id="89"/>
+    <w:bookmarkEnd w:id="90"/>
+    <w:bookmarkStart w:id="107" w:name="laboratorio-ficcional-y-portfolio"/>
     <w:p>
       <w:pPr>
         <w:pStyle w:val="Heading1"/>
@@ -6680,8 +6904,8 @@
       </w:pPr>
       <w:r>
         <w:rPr>
+          <w:iCs/>
           <w:i/>
-          <w:iCs/>
         </w:rPr>
         <w:t xml:space="preserve">Un entorno de práctica completo utilizando datos sintéticos y sistemas de laboratorio autorizados</w:t>
       </w:r>
@@ -6697,7 +6921,7 @@
         <w:t xml:space="preserve">Harbor Light Market es un comerciante ficticio con una página de pago anfitriona, dos terminales de punto de venta, un centro de llamadas, colaboración en la nube, un proveedor de servicios gestionado y un procesador ficticio. Todos los números de cuenta, personas, sistemas, alertas y proveedores se inventan o aprueban datos de prueba.</w:t>
       </w:r>
     </w:p>
-    <w:bookmarkStart w:id="80" w:name="project-1-scope"/>
+    <w:bookmarkStart w:id="91" w:name="project-1-scope"/>
     <w:p>
       <w:pPr>
         <w:pStyle w:val="Heading2"/>
@@ -6730,8 +6954,8 @@
         <w:t xml:space="preserve">Crear una matriz de responsabilidad y evidencia de 12 requisitos.</w:t>
       </w:r>
     </w:p>
-    <w:bookmarkEnd w:id="80"/>
-    <w:bookmarkStart w:id="81" w:name="project-3-data"/>
+    <w:bookmarkEnd w:id="91"/>
+    <w:bookmarkStart w:id="92" w:name="project-3-data"/>
     <w:p>
       <w:pPr>
         <w:pStyle w:val="Heading2"/>
@@ -6748,8 +6972,8 @@
         <w:t xml:space="preserve">Ejecutar un ejercicio de descubrimiento de datos sintético y retención de documentos, eliminación y protección del PAN.</w:t>
       </w:r>
     </w:p>
-    <w:bookmarkEnd w:id="81"/>
-    <w:bookmarkStart w:id="82" w:name="project-4-access"/>
+    <w:bookmarkEnd w:id="92"/>
+    <w:bookmarkStart w:id="93" w:name="project-4-access"/>
     <w:p>
       <w:pPr>
         <w:pStyle w:val="Heading2"/>
@@ -6782,8 +7006,8 @@
         <w:t xml:space="preserve">Realizar un análisis autorizado de laboratorio, validar, corregir, reescanear y explicar por qué la evidencia ASV es separada.</w:t>
       </w:r>
     </w:p>
-    <w:bookmarkEnd w:id="82"/>
-    <w:bookmarkStart w:id="83" w:name="project-6-e-commerce"/>
+    <w:bookmarkEnd w:id="93"/>
+    <w:bookmarkStart w:id="94" w:name="project-6-e-commerce"/>
     <w:p>
       <w:pPr>
         <w:pStyle w:val="Heading2"/>
@@ -6800,8 +7024,8 @@
         <w:t xml:space="preserve">Los scripts de pago sintético de inventario, los justifican y autorizan, validan la integridad y prueban una alerta de cambio inofensiva.</w:t>
       </w:r>
     </w:p>
-    <w:bookmarkEnd w:id="83"/>
-    <w:bookmarkStart w:id="84" w:name="project-7-incident"/>
+    <w:bookmarkEnd w:id="94"/>
+    <w:bookmarkStart w:id="95" w:name="project-7-incident"/>
     <w:p>
       <w:pPr>
         <w:pStyle w:val="Heading2"/>
@@ -6818,8 +7042,8 @@
         <w:t xml:space="preserve">Ejecutar una mesa que implica un PAN inesperado y un script de pago cambiado; preservar los hechos, escalar, contener, recuperar y mejorar.</w:t>
       </w:r>
     </w:p>
-    <w:bookmarkEnd w:id="84"/>
-    <w:bookmarkStart w:id="85" w:name="project-8---management-report"/>
+    <w:bookmarkEnd w:id="95"/>
+    <w:bookmarkStart w:id="96" w:name="project-8---management-report"/>
     <w:p>
       <w:pPr>
         <w:pStyle w:val="Heading2"/>
@@ -6852,11 +7076,11 @@
     </w:p>
     <w:p>
       <w:pPr>
-        <w:pStyle w:val="Compact"/>
         <w:numPr>
           <w:ilvl w:val="0"/>
           <w:numId w:val="1017"/>
         </w:numPr>
+        <w:pStyle w:val="Compact"/>
       </w:pPr>
       <w:r>
         <w:t xml:space="preserve">Plan de aprendizaje de 30 días</w:t>
@@ -6868,8 +7092,8 @@
       </w:pPr>
       <w:r>
         <w:rPr>
+          <w:iCs/>
           <w:i/>
-          <w:iCs/>
         </w:rPr>
         <w:t xml:space="preserve">Un mes realista de lectura oficial, evidencia práctica y preparación de entrevistas</w:t>
       </w:r>
@@ -6883,8 +7107,8 @@
       </w:pPr>
       <w:r>
         <w:rPr>
+          <w:bCs/>
           <w:b/>
-          <w:bCs/>
         </w:rPr>
         <w:t xml:space="preserve">Week</w:t>
       </w:r>
@@ -6929,11 +7153,11 @@
     </w:p>
     <w:p>
       <w:pPr>
-        <w:pStyle w:val="Compact"/>
         <w:numPr>
           <w:ilvl w:val="0"/>
           <w:numId w:val="1018"/>
         </w:numPr>
+        <w:pStyle w:val="Compact"/>
       </w:pPr>
       <w:r>
         <w:t xml:space="preserve">Preparación de entrevistas</w:t>
@@ -6945,8 +7169,8 @@
       </w:pPr>
       <w:r>
         <w:rPr>
+          <w:iCs/>
           <w:i/>
-          <w:iCs/>
         </w:rPr>
         <w:t xml:space="preserve">Respuestas rápidas y precisas para analistas y administradores junior</w:t>
       </w:r>
@@ -6954,8 +7178,8 @@
         <w:t xml:space="preserve">.</w:t>
       </w:r>
     </w:p>
-    <w:bookmarkEnd w:id="85"/>
-    <w:bookmarkStart w:id="86" w:name="cuál-es-la-versión-actual-pci-dss"/>
+    <w:bookmarkEnd w:id="96"/>
+    <w:bookmarkStart w:id="97" w:name="cuál-es-la-versión-actual-pci-dss"/>
     <w:p>
       <w:pPr>
         <w:pStyle w:val="Heading2"/>
@@ -6972,8 +7196,8 @@
         <w:t xml:space="preserve">PCI DSS v4.0.1. Fue publicado en junio de 2024 como una revisión limitada. PCI DSS v4.0 retirado a finales de 2024, y los requisitos de v4.x de fecha futura entraron en vigor el 31 de marzo de 2025.</w:t>
       </w:r>
     </w:p>
-    <w:bookmarkEnd w:id="86"/>
-    <w:bookmarkStart w:id="87" w:name="cuál-es-el-cde"/>
+    <w:bookmarkEnd w:id="97"/>
+    <w:bookmarkStart w:id="98" w:name="cuál-es-el-cde"/>
     <w:p>
       <w:pPr>
         <w:pStyle w:val="Heading2"/>
@@ -6990,8 +7214,8 @@
         <w:t xml:space="preserve">Las personas, procesos y tecnologías que almacenan, procesan o transmiten datos de los titulares de tarjetas o datos de autenticación sensibles, además de los sistemas pertinentes que se conectan o pueden afectar su seguridad.</w:t>
       </w:r>
     </w:p>
-    <w:bookmarkEnd w:id="87"/>
-    <w:bookmarkStart w:id="88" w:name="qué-es-pan"/>
+    <w:bookmarkEnd w:id="98"/>
+    <w:bookmarkStart w:id="99" w:name="qué-es-pan"/>
     <w:p>
       <w:pPr>
         <w:pStyle w:val="Heading2"/>
@@ -7008,8 +7232,8 @@
         <w:t xml:space="preserve">El número de cuenta primaria. Su presencia es central en la aplicabilidad PCI DSS.</w:t>
       </w:r>
     </w:p>
-    <w:bookmarkEnd w:id="88"/>
-    <w:bookmarkStart w:id="89" w:name="X3b9f6144d9cb222d699c1cfd36748da74b6c7ea"/>
+    <w:bookmarkEnd w:id="99"/>
+    <w:bookmarkStart w:id="100" w:name="X3b9f6144d9cb222d699c1cfd36748da74b6c7ea"/>
     <w:p>
       <w:pPr>
         <w:pStyle w:val="Heading2"/>
@@ -7026,8 +7250,8 @@
         <w:t xml:space="preserve">No después de la autorización, excepto cuando PCI DSS permite expresamente el uso de emisor o soporte de emisión.</w:t>
       </w:r>
     </w:p>
-    <w:bookmarkEnd w:id="89"/>
-    <w:bookmarkStart w:id="90" w:name="qué-es-la-segmentación"/>
+    <w:bookmarkEnd w:id="100"/>
+    <w:bookmarkStart w:id="101" w:name="qué-es-la-segmentación"/>
     <w:p>
       <w:pPr>
         <w:pStyle w:val="Heading2"/>
@@ -7044,8 +7268,8 @@
         <w:t xml:space="preserve">Controles que aíslan el CDE. Reduce el alcance sólo cuando se documentan y prueban el diseño y la eficacia.</w:t>
       </w:r>
     </w:p>
-    <w:bookmarkEnd w:id="90"/>
-    <w:bookmarkStart w:id="91" w:name="definido-contra-enfoque-personalizado"/>
+    <w:bookmarkEnd w:id="101"/>
+    <w:bookmarkStart w:id="102" w:name="definido-contra-enfoque-personalizado"/>
     <w:p>
       <w:pPr>
         <w:pStyle w:val="Heading2"/>
@@ -7062,8 +7286,8 @@
         <w:t xml:space="preserve">El enfoque definido sigue el requisito establecido. Un enfoque personalizado utiliza otro diseño de control que cumple con el objetivo personalizado y requiere un amplio riesgo, diseño, evidencia y validación del evaluador.</w:t>
       </w:r>
     </w:p>
-    <w:bookmarkEnd w:id="91"/>
-    <w:bookmarkStart w:id="92" w:name="Xa75f830a49e90cfa309aa22c64be9ed0dc9629c"/>
+    <w:bookmarkEnd w:id="102"/>
+    <w:bookmarkStart w:id="103" w:name="Xa75f830a49e90cfa309aa22c64be9ed0dc9629c"/>
     <w:p>
       <w:pPr>
         <w:pStyle w:val="Heading2"/>
@@ -7080,8 +7304,8 @@
         <w:t xml:space="preserve">No. Los escaneos de vulnerabilidad externa requeridos deben realizarse a través de un proveedor de escaneado aprobado y cumplir con los requisitos del programa.</w:t>
       </w:r>
     </w:p>
-    <w:bookmarkEnd w:id="92"/>
-    <w:bookmarkStart w:id="93" w:name="cómo-verificas-un-requisito"/>
+    <w:bookmarkEnd w:id="103"/>
+    <w:bookmarkStart w:id="104" w:name="cómo-verificas-un-requisito"/>
     <w:p>
       <w:pPr>
         <w:pStyle w:val="Heading2"/>
@@ -7098,8 +7322,8 @@
         <w:t xml:space="preserve">Definir criterios y alcance, evaluar el diseño, obtener una población completa, probar elementos representativos, registrar excepciones, remediar, retestar y limitaciones estatales.</w:t>
       </w:r>
     </w:p>
-    <w:bookmarkEnd w:id="93"/>
-    <w:bookmarkStart w:id="94" w:name="X6677c2d88b9a16ce593641406435ff7605e6fae"/>
+    <w:bookmarkEnd w:id="104"/>
+    <w:bookmarkStart w:id="105" w:name="X6677c2d88b9a16ce593641406435ff7605e6fae"/>
     <w:p>
       <w:pPr>
         <w:pStyle w:val="Heading2"/>
@@ -7116,8 +7340,8 @@
         <w:t xml:space="preserve">Las marcas de pago y los compradores establecen programas de cumplimiento y expectativas de validación; contratos y clientes pueden añadir requisitos.</w:t>
       </w:r>
     </w:p>
-    <w:bookmarkEnd w:id="94"/>
-    <w:bookmarkStart w:id="95" w:name="qué-cambió-para-el-comercio-electrónico"/>
+    <w:bookmarkEnd w:id="105"/>
+    <w:bookmarkStart w:id="106" w:name="qué-cambió-para-el-comercio-electrónico"/>
     <w:p>
       <w:pPr>
         <w:pStyle w:val="Heading2"/>
@@ -7140,8 +7364,8 @@
       </w:pPr>
       <w:r>
         <w:rPr>
+          <w:bCs/>
           <w:b/>
-          <w:bCs/>
         </w:rPr>
         <w:t xml:space="preserve">Respuesta de 60 segundos del administrador:</w:t>
       </w:r>
@@ -7160,9 +7384,9 @@
         <w:t xml:space="preserve">RespuestaRespuesta</w:t>
       </w:r>
     </w:p>
-    <w:bookmarkEnd w:id="95"/>
-    <w:bookmarkEnd w:id="96"/>
-    <w:bookmarkStart w:id="101" w:name="plantillas-glosario-e-índice"/>
+    <w:bookmarkEnd w:id="106"/>
+    <w:bookmarkEnd w:id="107"/>
+    <w:bookmarkStart w:id="112" w:name="plantillas-glosario-e-índice"/>
     <w:p>
       <w:pPr>
         <w:pStyle w:val="Heading1"/>
@@ -7177,13 +7401,13 @@
       </w:pPr>
       <w:r>
         <w:rPr>
+          <w:iCs/>
           <w:i/>
-          <w:iCs/>
         </w:rPr>
         <w:t xml:space="preserve">Reusable structures and plain-English definitions.</w:t>
       </w:r>
     </w:p>
-    <w:bookmarkStart w:id="97" w:name="scope-record"/>
+    <w:bookmarkStart w:id="108" w:name="scope-record"/>
     <w:p>
       <w:pPr>
         <w:pStyle w:val="Heading2"/>
@@ -7269,8 +7493,8 @@
         <w:t xml:space="preserve">Cambios, supuestos, exclusiones, limitaciones, fecha de validación, aprobador y próximo examen</w:t>
       </w:r>
     </w:p>
-    <w:bookmarkEnd w:id="97"/>
-    <w:bookmarkStart w:id="98" w:name="requirement-evidence-record"/>
+    <w:bookmarkEnd w:id="108"/>
+    <w:bookmarkStart w:id="109" w:name="requirement-evidence-record"/>
     <w:p>
       <w:pPr>
         <w:pStyle w:val="Heading2"/>
@@ -7356,8 +7580,8 @@
         <w:t xml:space="preserve">Retest, conclusión, revisor, aprobación y limitación</w:t>
       </w:r>
     </w:p>
-    <w:bookmarkEnd w:id="98"/>
-    <w:bookmarkStart w:id="99" w:name="glosario"/>
+    <w:bookmarkEnd w:id="109"/>
+    <w:bookmarkStart w:id="110" w:name="glosario"/>
     <w:p>
       <w:pPr>
         <w:pStyle w:val="Heading2"/>
@@ -7372,8 +7596,8 @@
       </w:pPr>
       <w:r>
         <w:rPr>
+          <w:bCs/>
           <w:b/>
-          <w:bCs/>
         </w:rPr>
         <w:t xml:space="preserve">AOC.</w:t>
       </w:r>
@@ -7390,8 +7614,8 @@
       </w:pPr>
       <w:r>
         <w:rPr>
+          <w:bCs/>
           <w:b/>
-          <w:bCs/>
         </w:rPr>
         <w:t xml:space="preserve">Venta.</w:t>
       </w:r>
@@ -7416,8 +7640,8 @@
       </w:pPr>
       <w:r>
         <w:rPr>
+          <w:bCs/>
           <w:b/>
-          <w:bCs/>
         </w:rPr>
         <w:t xml:space="preserve">CDE.</w:t>
       </w:r>
@@ -7450,8 +7674,8 @@
       </w:pPr>
       <w:r>
         <w:rPr>
+          <w:bCs/>
           <w:b/>
-          <w:bCs/>
         </w:rPr>
         <w:t xml:space="preserve">PAN.</w:t>
       </w:r>
@@ -7468,8 +7692,8 @@
       </w:pPr>
       <w:r>
         <w:rPr>
+          <w:bCs/>
           <w:b/>
-          <w:bCs/>
         </w:rPr>
         <w:t xml:space="preserve">QSA.</w:t>
       </w:r>
@@ -7486,8 +7710,8 @@
       </w:pPr>
       <w:r>
         <w:rPr>
+          <w:bCs/>
           <w:b/>
-          <w:bCs/>
         </w:rPr>
         <w:t xml:space="preserve">ROC.</w:t>
       </w:r>
@@ -7504,8 +7728,8 @@
       </w:pPr>
       <w:r>
         <w:rPr>
+          <w:bCs/>
           <w:b/>
-          <w:bCs/>
         </w:rPr>
         <w:t xml:space="preserve">SAD.</w:t>
       </w:r>
@@ -7530,8 +7754,8 @@
       </w:pPr>
       <w:r>
         <w:rPr>
+          <w:bCs/>
           <w:b/>
-          <w:bCs/>
         </w:rPr>
         <w:t xml:space="preserve">Segmentación</w:t>
       </w:r>
@@ -7545,8 +7769,8 @@
       </w:pPr>
       <w:r>
         <w:rPr>
+          <w:bCs/>
           <w:b/>
-          <w:bCs/>
         </w:rPr>
         <w:t xml:space="preserve">Evaluación del riesgo.</w:t>
       </w:r>
@@ -7563,8 +7787,8 @@
       </w:pPr>
       <w:r>
         <w:rPr>
+          <w:bCs/>
           <w:b/>
-          <w:bCs/>
         </w:rPr>
         <w:t xml:space="preserve">TPSP.</w:t>
       </w:r>
@@ -7575,8 +7799,8 @@
         <w:t xml:space="preserve">Proveedor de servicios de terceros.</w:t>
       </w:r>
     </w:p>
-    <w:bookmarkEnd w:id="99"/>
-    <w:bookmarkStart w:id="100" w:name="índice-de-asunto"/>
+    <w:bookmarkEnd w:id="110"/>
+    <w:bookmarkStart w:id="111" w:name="índice-de-asunto"/>
     <w:p>
       <w:pPr>
         <w:pStyle w:val="Heading2"/>
@@ -7591,8 +7815,8 @@
       </w:pPr>
       <w:r>
         <w:rPr>
+          <w:bCs/>
           <w:b/>
-          <w:bCs/>
         </w:rPr>
         <w:t xml:space="preserve">Tema</w:t>
       </w:r>
@@ -7675,9 +7899,9 @@
         <w:t xml:space="preserve">| TERRITORIO TENENCIA 15, 18–19 ANTERIOR |</w:t>
       </w:r>
     </w:p>
-    <w:bookmarkEnd w:id="100"/>
-    <w:bookmarkEnd w:id="101"/>
-    <w:bookmarkStart w:id="106" w:name="referencias-oficiales-y-estudio-ulterior"/>
+    <w:bookmarkEnd w:id="111"/>
+    <w:bookmarkEnd w:id="112"/>
+    <w:bookmarkStart w:id="117" w:name="referencias-oficiales-y-estudio-ulterior"/>
     <w:p>
       <w:pPr>
         <w:pStyle w:val="Heading1"/>
@@ -7688,11 +7912,11 @@
     </w:p>
     <w:p>
       <w:pPr>
-        <w:pStyle w:val="Compact"/>
         <w:numPr>
           <w:ilvl w:val="0"/>
           <w:numId w:val="1021"/>
         </w:numPr>
+        <w:pStyle w:val="Compact"/>
       </w:pPr>
       <w:r>
         <w:t xml:space="preserve">Fuentes actuales de PCI SSC y documentación oficial de herramientas utilizada para la verificación.*</w:t>
@@ -7702,7 +7926,7 @@
       <w:pPr>
         <w:pStyle w:val="FirstParagraph"/>
       </w:pPr>
-      <w:hyperlink r:id="rId102">
+      <w:hyperlink r:id="rId113">
         <w:r>
           <w:rPr>
             <w:rStyle w:val="Hyperlink"/>
@@ -7731,7 +7955,7 @@
       <w:pPr>
         <w:pStyle w:val="BodyText"/>
       </w:pPr>
-      <w:hyperlink r:id="rId103">
+      <w:hyperlink r:id="rId114">
         <w:r>
           <w:rPr>
             <w:rStyle w:val="Hyperlink"/>
@@ -7744,7 +7968,7 @@
       <w:pPr>
         <w:pStyle w:val="BodyText"/>
       </w:pPr>
-      <w:hyperlink r:id="rId104">
+      <w:hyperlink r:id="rId115">
         <w:r>
           <w:rPr>
             <w:rStyle w:val="Hyperlink"/>
@@ -7757,7 +7981,7 @@
       <w:pPr>
         <w:pStyle w:val="BodyText"/>
       </w:pPr>
-      <w:hyperlink r:id="rId105">
+      <w:hyperlink r:id="rId116">
         <w:r>
           <w:rPr>
             <w:rStyle w:val="Hyperlink"/>
@@ -7794,8 +8018,8 @@
       </w:r>
       <w:r>
         <w:rPr>
+          <w:bCs/>
           <w:b/>
-          <w:bCs/>
         </w:rPr>
         <w:t xml:space="preserve">Recordaje final:</w:t>
       </w:r>
@@ -7812,12 +8036,8 @@
         <w:t xml:space="preserve">|. |</w:t>
       </w:r>
     </w:p>
-    <w:bookmarkEnd w:id="106"/>
-    <w:sectPr>
-      <w:footnotePr>
-        <w:numRestart w:val="eachSect"/>
-      </w:footnotePr>
-    </w:sectPr>
+    <w:bookmarkEnd w:id="117"/>
+    <w:sectPr/>
   </w:body>
 </w:document>
 </file>
@@ -7848,14 +8068,14 @@
 <file path=word/numbering.xml><?xml version="1.0" encoding="utf-8"?>
 <w:numbering xmlns:w="http://schemas.openxmlformats.org/wordprocessingml/2006/main">
   <w:abstractNum w:abstractNumId="990">
-    <w:nsid w:val="0000A990"/>
+    <w:nsid w:val="A990"/>
     <w:multiLevelType w:val="multilevel"/>
     <w:lvl w:ilvl="0">
       <w:numFmt w:val="bullet"/>
       <w:lvlText w:val=" "/>
       <w:lvlJc w:val="left"/>
       <w:pPr>
-        <w:ind w:left="720" w:hanging="360"/>
+        <w:ind w:left="720" w:hanging="480"/>
       </w:pPr>
     </w:lvl>
     <w:lvl w:ilvl="1">
@@ -7863,7 +8083,7 @@
       <w:lvlText w:val=" "/>
       <w:lvlJc w:val="left"/>
       <w:pPr>
-        <w:ind w:left="1440" w:hanging="360"/>
+        <w:ind w:left="1440" w:hanging="480"/>
       </w:pPr>
     </w:lvl>
     <w:lvl w:ilvl="2">
@@ -7871,7 +8091,7 @@
       <w:lvlText w:val=" "/>
       <w:lvlJc w:val="left"/>
       <w:pPr>
-        <w:ind w:left="2160" w:hanging="360"/>
+        <w:ind w:left="2160" w:hanging="480"/>
       </w:pPr>
     </w:lvl>
     <w:lvl w:ilvl="3">
@@ -7879,7 +8099,7 @@
       <w:lvlText w:val=" "/>
       <w:lvlJc w:val="left"/>
       <w:pPr>
-        <w:ind w:left="2880" w:hanging="360"/>
+        <w:ind w:left="2880" w:hanging="480"/>
       </w:pPr>
     </w:lvl>
     <w:lvl w:ilvl="4">
@@ -7887,7 +8107,7 @@
       <w:lvlText w:val=" "/>
       <w:lvlJc w:val="left"/>
       <w:pPr>
-        <w:ind w:left="3600" w:hanging="360"/>
+        <w:ind w:left="3600" w:hanging="480"/>
       </w:pPr>
     </w:lvl>
     <w:lvl w:ilvl="5">
@@ -7895,7 +8115,7 @@
       <w:lvlText w:val=" "/>
       <w:lvlJc w:val="left"/>
       <w:pPr>
-        <w:ind w:left="4320" w:hanging="360"/>
+        <w:ind w:left="4320" w:hanging="480"/>
       </w:pPr>
     </w:lvl>
     <w:lvl w:ilvl="6">
@@ -7903,7 +8123,7 @@
       <w:lvlText w:val=" "/>
       <w:lvlJc w:val="left"/>
       <w:pPr>
-        <w:ind w:left="5040" w:hanging="360"/>
+        <w:ind w:left="5040" w:hanging="480"/>
       </w:pPr>
     </w:lvl>
     <w:lvl w:ilvl="7">
@@ -7911,7 +8131,7 @@
       <w:lvlText w:val=" "/>
       <w:lvlJc w:val="left"/>
       <w:pPr>
-        <w:ind w:left="5760" w:hanging="360"/>
+        <w:ind w:left="5760" w:hanging="480"/>
       </w:pPr>
     </w:lvl>
     <w:lvl w:ilvl="8">
@@ -7919,115 +8139,88 @@
       <w:lvlText w:val=" "/>
       <w:lvlJc w:val="left"/>
       <w:pPr>
-        <w:ind w:left="6480" w:hanging="360"/>
+        <w:ind w:left="6480" w:hanging="480"/>
       </w:pPr>
     </w:lvl>
   </w:abstractNum>
   <w:abstractNum w:abstractNumId="991">
-    <w:nsid w:val="0000A991"/>
+    <w:nsid w:val="A991"/>
     <w:multiLevelType w:val="multilevel"/>
     <w:lvl w:ilvl="0">
       <w:numFmt w:val="bullet"/>
-      <w:lvlText w:val=""/>
+      <w:lvlText w:val="•"/>
       <w:lvlJc w:val="left"/>
       <w:pPr>
-        <w:ind w:left="720" w:hanging="360"/>
-      </w:pPr>
-      <w:rPr>
-        <w:rFonts w:ascii="Symbol" w:hAnsi="Symbol" w:cs="Symbol" w:hint="default"/>
-      </w:rPr>
+        <w:ind w:left="720" w:hanging="480"/>
+      </w:pPr>
     </w:lvl>
     <w:lvl w:ilvl="1">
       <w:numFmt w:val="bullet"/>
-      <w:lvlText w:val="o"/>
+      <w:lvlText w:val="–"/>
       <w:lvlJc w:val="left"/>
       <w:pPr>
-        <w:ind w:left="1440" w:hanging="360"/>
-      </w:pPr>
-      <w:rPr>
-        <w:rFonts w:ascii="Courier New" w:hAnsi="Courier New" w:cs="Courier New" w:hint="default"/>
-      </w:rPr>
+        <w:ind w:left="1440" w:hanging="480"/>
+      </w:pPr>
     </w:lvl>
     <w:lvl w:ilvl="2">
       <w:numFmt w:val="bullet"/>
-      <w:lvlText w:val=""/>
+      <w:lvlText w:val="•"/>
       <w:lvlJc w:val="left"/>
       <w:pPr>
-        <w:ind w:left="2160" w:hanging="360"/>
-      </w:pPr>
-      <w:rPr>
-        <w:rFonts w:ascii="Wingdings" w:hAnsi="Wingdings" w:cs="Wingdings" w:hint="default"/>
-      </w:rPr>
+        <w:ind w:left="2160" w:hanging="480"/>
+      </w:pPr>
     </w:lvl>
     <w:lvl w:ilvl="3">
       <w:numFmt w:val="bullet"/>
-      <w:lvlText w:val=""/>
+      <w:lvlText w:val="–"/>
       <w:lvlJc w:val="left"/>
       <w:pPr>
-        <w:ind w:left="2880" w:hanging="360"/>
-      </w:pPr>
-      <w:rPr>
-        <w:rFonts w:ascii="Symbol" w:hAnsi="Symbol" w:cs="Symbol" w:hint="default"/>
-      </w:rPr>
+        <w:ind w:left="2880" w:hanging="480"/>
+      </w:pPr>
     </w:lvl>
     <w:lvl w:ilvl="4">
       <w:numFmt w:val="bullet"/>
-      <w:lvlText w:val="o"/>
+      <w:lvlText w:val="•"/>
       <w:lvlJc w:val="left"/>
       <w:pPr>
-        <w:ind w:left="3600" w:hanging="360"/>
-      </w:pPr>
-      <w:rPr>
-        <w:rFonts w:ascii="Courier New" w:hAnsi="Courier New" w:cs="Courier New" w:hint="default"/>
-      </w:rPr>
+        <w:ind w:left="3600" w:hanging="480"/>
+      </w:pPr>
     </w:lvl>
     <w:lvl w:ilvl="5">
       <w:numFmt w:val="bullet"/>
-      <w:lvlText w:val=""/>
+      <w:lvlText w:val="–"/>
       <w:lvlJc w:val="left"/>
       <w:pPr>
-        <w:ind w:left="4320" w:hanging="360"/>
-      </w:pPr>
-      <w:rPr>
-        <w:rFonts w:ascii="Wingdings" w:hAnsi="Wingdings" w:cs="Wingdings" w:hint="default"/>
-      </w:rPr>
+        <w:ind w:left="4320" w:hanging="480"/>
+      </w:pPr>
     </w:lvl>
     <w:lvl w:ilvl="6">
       <w:numFmt w:val="bullet"/>
-      <w:lvlText w:val=""/>
+      <w:lvlText w:val="•"/>
       <w:lvlJc w:val="left"/>
       <w:pPr>
-        <w:ind w:left="5040" w:hanging="360"/>
-      </w:pPr>
-      <w:rPr>
-        <w:rFonts w:ascii="Symbol" w:hAnsi="Symbol" w:cs="Symbol" w:hint="default"/>
-      </w:rPr>
+        <w:ind w:left="5040" w:hanging="480"/>
+      </w:pPr>
     </w:lvl>
     <w:lvl w:ilvl="7">
       <w:numFmt w:val="bullet"/>
-      <w:lvlText w:val="o"/>
+      <w:lvlText w:val="–"/>
       <w:lvlJc w:val="left"/>
       <w:pPr>
-        <w:ind w:left="5760" w:hanging="360"/>
-      </w:pPr>
-      <w:rPr>
-        <w:rFonts w:ascii="Courier New" w:hAnsi="Courier New" w:cs="Courier New" w:hint="default"/>
-      </w:rPr>
+        <w:ind w:left="5760" w:hanging="480"/>
+      </w:pPr>
     </w:lvl>
     <w:lvl w:ilvl="8">
       <w:numFmt w:val="bullet"/>
-      <w:lvlText w:val=""/>
+      <w:lvlText w:val="•"/>
       <w:lvlJc w:val="left"/>
       <w:pPr>
-        <w:ind w:left="6480" w:hanging="360"/>
-      </w:pPr>
-      <w:rPr>
-        <w:rFonts w:ascii="Wingdings" w:hAnsi="Wingdings" w:cs="Wingdings" w:hint="default"/>
-      </w:rPr>
+        <w:ind w:left="6480" w:hanging="480"/>
+      </w:pPr>
     </w:lvl>
   </w:abstractNum>
   <w:abstractNum w:abstractNumId="99412">
-    <w:nsid w:val="00A99412"/>
+    <w:nsid w:val="A99412"/>
     <w:multiLevelType w:val="multilevel"/>
     <w:lvl w:ilvl="0">
       <w:start w:val="2"/>
@@ -8035,7 +8228,7 @@
       <w:lvlText w:val="%1."/>
       <w:lvlJc w:val="left"/>
       <w:pPr>
-        <w:ind w:left="720" w:hanging="360"/>
+        <w:ind w:left="720" w:hanging="480"/>
       </w:pPr>
     </w:lvl>
     <w:lvl w:ilvl="1">
@@ -8044,7 +8237,7 @@
       <w:lvlText w:val="%2."/>
       <w:lvlJc w:val="left"/>
       <w:pPr>
-        <w:ind w:left="1440" w:hanging="360"/>
+        <w:ind w:left="1440" w:hanging="480"/>
       </w:pPr>
     </w:lvl>
     <w:lvl w:ilvl="2">
@@ -8053,7 +8246,7 @@
       <w:lvlText w:val="%3."/>
       <w:lvlJc w:val="left"/>
       <w:pPr>
-        <w:ind w:left="2160" w:hanging="360"/>
+        <w:ind w:left="2160" w:hanging="480"/>
       </w:pPr>
     </w:lvl>
     <w:lvl w:ilvl="3">
@@ -8062,7 +8255,7 @@
       <w:lvlText w:val="%4."/>
       <w:lvlJc w:val="left"/>
       <w:pPr>
-        <w:ind w:left="2880" w:hanging="360"/>
+        <w:ind w:left="2880" w:hanging="480"/>
       </w:pPr>
     </w:lvl>
     <w:lvl w:ilvl="4">
@@ -8071,7 +8264,7 @@
       <w:lvlText w:val="%5."/>
       <w:lvlJc w:val="left"/>
       <w:pPr>
-        <w:ind w:left="3600" w:hanging="360"/>
+        <w:ind w:left="3600" w:hanging="480"/>
       </w:pPr>
     </w:lvl>
     <w:lvl w:ilvl="5">
@@ -8080,7 +8273,7 @@
       <w:lvlText w:val="%6."/>
       <w:lvlJc w:val="left"/>
       <w:pPr>
-        <w:ind w:left="4320" w:hanging="360"/>
+        <w:ind w:left="4320" w:hanging="480"/>
       </w:pPr>
     </w:lvl>
     <w:lvl w:ilvl="6">
@@ -8089,7 +8282,7 @@
       <w:lvlText w:val="%7."/>
       <w:lvlJc w:val="left"/>
       <w:pPr>
-        <w:ind w:left="5040" w:hanging="360"/>
+        <w:ind w:left="5040" w:hanging="480"/>
       </w:pPr>
     </w:lvl>
     <w:lvl w:ilvl="7">
@@ -8098,7 +8291,7 @@
       <w:lvlText w:val="%8."/>
       <w:lvlJc w:val="left"/>
       <w:pPr>
-        <w:ind w:left="5760" w:hanging="360"/>
+        <w:ind w:left="5760" w:hanging="480"/>
       </w:pPr>
     </w:lvl>
     <w:lvl w:ilvl="8">
@@ -8107,12 +8300,12 @@
       <w:lvlText w:val="%9."/>
       <w:lvlJc w:val="left"/>
       <w:pPr>
-        <w:ind w:left="6480" w:hanging="360"/>
+        <w:ind w:left="6480" w:hanging="480"/>
       </w:pPr>
     </w:lvl>
   </w:abstractNum>
   <w:abstractNum w:abstractNumId="99413">
-    <w:nsid w:val="00A99413"/>
+    <w:nsid w:val="A99413"/>
     <w:multiLevelType w:val="multilevel"/>
     <w:lvl w:ilvl="0">
       <w:start w:val="3"/>
@@ -8120,7 +8313,7 @@
       <w:lvlText w:val="%1."/>
       <w:lvlJc w:val="left"/>
       <w:pPr>
-        <w:ind w:left="720" w:hanging="360"/>
+        <w:ind w:left="720" w:hanging="480"/>
       </w:pPr>
     </w:lvl>
     <w:lvl w:ilvl="1">
@@ -8129,7 +8322,7 @@
       <w:lvlText w:val="%2."/>
       <w:lvlJc w:val="left"/>
       <w:pPr>
-        <w:ind w:left="1440" w:hanging="360"/>
+        <w:ind w:left="1440" w:hanging="480"/>
       </w:pPr>
     </w:lvl>
     <w:lvl w:ilvl="2">
@@ -8138,7 +8331,7 @@
       <w:lvlText w:val="%3."/>
       <w:lvlJc w:val="left"/>
       <w:pPr>
-        <w:ind w:left="2160" w:hanging="360"/>
+        <w:ind w:left="2160" w:hanging="480"/>
       </w:pPr>
     </w:lvl>
     <w:lvl w:ilvl="3">
@@ -8147,7 +8340,7 @@
       <w:lvlText w:val="%4."/>
       <w:lvlJc w:val="left"/>
       <w:pPr>
-        <w:ind w:left="2880" w:hanging="360"/>
+        <w:ind w:left="2880" w:hanging="480"/>
       </w:pPr>
     </w:lvl>
     <w:lvl w:ilvl="4">
@@ -8156,7 +8349,7 @@
       <w:lvlText w:val="%5."/>
       <w:lvlJc w:val="left"/>
       <w:pPr>
-        <w:ind w:left="3600" w:hanging="360"/>
+        <w:ind w:left="3600" w:hanging="480"/>
       </w:pPr>
     </w:lvl>
     <w:lvl w:ilvl="5">
@@ -8165,7 +8358,7 @@
       <w:lvlText w:val="%6."/>
       <w:lvlJc w:val="left"/>
       <w:pPr>
-        <w:ind w:left="4320" w:hanging="360"/>
+        <w:ind w:left="4320" w:hanging="480"/>
       </w:pPr>
     </w:lvl>
     <w:lvl w:ilvl="6">
@@ -8174,7 +8367,7 @@
       <w:lvlText w:val="%7."/>
       <w:lvlJc w:val="left"/>
       <w:pPr>
-        <w:ind w:left="5040" w:hanging="360"/>
+        <w:ind w:left="5040" w:hanging="480"/>
       </w:pPr>
     </w:lvl>
     <w:lvl w:ilvl="7">
@@ -8183,7 +8376,7 @@
       <w:lvlText w:val="%8."/>
       <w:lvlJc w:val="left"/>
       <w:pPr>
-        <w:ind w:left="5760" w:hanging="360"/>
+        <w:ind w:left="5760" w:hanging="480"/>
       </w:pPr>
     </w:lvl>
     <w:lvl w:ilvl="8">
@@ -8192,12 +8385,12 @@
       <w:lvlText w:val="%9."/>
       <w:lvlJc w:val="left"/>
       <w:pPr>
-        <w:ind w:left="6480" w:hanging="360"/>
+        <w:ind w:left="6480" w:hanging="480"/>
       </w:pPr>
     </w:lvl>
   </w:abstractNum>
   <w:abstractNum w:abstractNumId="99411">
-    <w:nsid w:val="00A99411"/>
+    <w:nsid w:val="A99411"/>
     <w:multiLevelType w:val="multilevel"/>
     <w:lvl w:ilvl="0">
       <w:start w:val="1"/>
@@ -8205,7 +8398,7 @@
       <w:lvlText w:val="%1."/>
       <w:lvlJc w:val="left"/>
       <w:pPr>
-        <w:ind w:left="720" w:hanging="360"/>
+        <w:ind w:left="720" w:hanging="480"/>
       </w:pPr>
     </w:lvl>
     <w:lvl w:ilvl="1">
@@ -8214,7 +8407,7 @@
       <w:lvlText w:val="%2."/>
       <w:lvlJc w:val="left"/>
       <w:pPr>
-        <w:ind w:left="1440" w:hanging="360"/>
+        <w:ind w:left="1440" w:hanging="480"/>
       </w:pPr>
     </w:lvl>
     <w:lvl w:ilvl="2">
@@ -8223,7 +8416,7 @@
       <w:lvlText w:val="%3."/>
       <w:lvlJc w:val="left"/>
       <w:pPr>
-        <w:ind w:left="2160" w:hanging="360"/>
+        <w:ind w:left="2160" w:hanging="480"/>
       </w:pPr>
     </w:lvl>
     <w:lvl w:ilvl="3">
@@ -8232,7 +8425,7 @@
       <w:lvlText w:val="%4."/>
       <w:lvlJc w:val="left"/>
       <w:pPr>
-        <w:ind w:left="2880" w:hanging="360"/>
+        <w:ind w:left="2880" w:hanging="480"/>
       </w:pPr>
     </w:lvl>
     <w:lvl w:ilvl="4">
@@ -8241,7 +8434,7 @@
       <w:lvlText w:val="%5."/>
       <w:lvlJc w:val="left"/>
       <w:pPr>
-        <w:ind w:left="3600" w:hanging="360"/>
+        <w:ind w:left="3600" w:hanging="480"/>
       </w:pPr>
     </w:lvl>
     <w:lvl w:ilvl="5">
@@ -8250,7 +8443,7 @@
       <w:lvlText w:val="%6."/>
       <w:lvlJc w:val="left"/>
       <w:pPr>
-        <w:ind w:left="4320" w:hanging="360"/>
+        <w:ind w:left="4320" w:hanging="480"/>
       </w:pPr>
     </w:lvl>
     <w:lvl w:ilvl="6">
@@ -8259,7 +8452,7 @@
       <w:lvlText w:val="%7."/>
       <w:lvlJc w:val="left"/>
       <w:pPr>
-        <w:ind w:left="5040" w:hanging="360"/>
+        <w:ind w:left="5040" w:hanging="480"/>
       </w:pPr>
     </w:lvl>
     <w:lvl w:ilvl="7">
@@ -8268,7 +8461,7 @@
       <w:lvlText w:val="%8."/>
       <w:lvlJc w:val="left"/>
       <w:pPr>
-        <w:ind w:left="5760" w:hanging="360"/>
+        <w:ind w:left="5760" w:hanging="480"/>
       </w:pPr>
     </w:lvl>
     <w:lvl w:ilvl="8">
@@ -8277,12 +8470,12 @@
       <w:lvlText w:val="%9."/>
       <w:lvlJc w:val="left"/>
       <w:pPr>
-        <w:ind w:left="6480" w:hanging="360"/>
+        <w:ind w:left="6480" w:hanging="480"/>
       </w:pPr>
     </w:lvl>
   </w:abstractNum>
   <w:abstractNum w:abstractNumId="99415">
-    <w:nsid w:val="00A99415"/>
+    <w:nsid w:val="A99415"/>
     <w:multiLevelType w:val="multilevel"/>
     <w:lvl w:ilvl="0">
       <w:start w:val="5"/>
@@ -8290,7 +8483,7 @@
       <w:lvlText w:val="%1."/>
       <w:lvlJc w:val="left"/>
       <w:pPr>
-        <w:ind w:left="720" w:hanging="360"/>
+        <w:ind w:left="720" w:hanging="480"/>
       </w:pPr>
     </w:lvl>
     <w:lvl w:ilvl="1">
@@ -8299,7 +8492,7 @@
       <w:lvlText w:val="%2."/>
       <w:lvlJc w:val="left"/>
       <w:pPr>
-        <w:ind w:left="1440" w:hanging="360"/>
+        <w:ind w:left="1440" w:hanging="480"/>
       </w:pPr>
     </w:lvl>
     <w:lvl w:ilvl="2">
@@ -8308,7 +8501,7 @@
       <w:lvlText w:val="%3."/>
       <w:lvlJc w:val="left"/>
       <w:pPr>
-        <w:ind w:left="2160" w:hanging="360"/>
+        <w:ind w:left="2160" w:hanging="480"/>
       </w:pPr>
     </w:lvl>
     <w:lvl w:ilvl="3">
@@ -8317,7 +8510,7 @@
       <w:lvlText w:val="%4."/>
       <w:lvlJc w:val="left"/>
       <w:pPr>
-        <w:ind w:left="2880" w:hanging="360"/>
+        <w:ind w:left="2880" w:hanging="480"/>
       </w:pPr>
     </w:lvl>
     <w:lvl w:ilvl="4">
@@ -8326,7 +8519,7 @@
       <w:lvlText w:val="%5."/>
       <w:lvlJc w:val="left"/>
       <w:pPr>
-        <w:ind w:left="3600" w:hanging="360"/>
+        <w:ind w:left="3600" w:hanging="480"/>
       </w:pPr>
     </w:lvl>
     <w:lvl w:ilvl="5">
@@ -8335,7 +8528,7 @@
       <w:lvlText w:val="%6."/>
       <w:lvlJc w:val="left"/>
       <w:pPr>
-        <w:ind w:left="4320" w:hanging="360"/>
+        <w:ind w:left="4320" w:hanging="480"/>
       </w:pPr>
     </w:lvl>
     <w:lvl w:ilvl="6">
@@ -8344,7 +8537,7 @@
       <w:lvlText w:val="%7."/>
       <w:lvlJc w:val="left"/>
       <w:pPr>
-        <w:ind w:left="5040" w:hanging="360"/>
+        <w:ind w:left="5040" w:hanging="480"/>
       </w:pPr>
     </w:lvl>
     <w:lvl w:ilvl="7">
@@ -8353,7 +8546,7 @@
       <w:lvlText w:val="%8."/>
       <w:lvlJc w:val="left"/>
       <w:pPr>
-        <w:ind w:left="5760" w:hanging="360"/>
+        <w:ind w:left="5760" w:hanging="480"/>
       </w:pPr>
     </w:lvl>
     <w:lvl w:ilvl="8">
@@ -8362,12 +8555,12 @@
       <w:lvlText w:val="%9."/>
       <w:lvlJc w:val="left"/>
       <w:pPr>
-        <w:ind w:left="6480" w:hanging="360"/>
+        <w:ind w:left="6480" w:hanging="480"/>
       </w:pPr>
     </w:lvl>
   </w:abstractNum>
   <w:abstractNum w:abstractNumId="99418">
-    <w:nsid w:val="00A99418"/>
+    <w:nsid w:val="A99418"/>
     <w:multiLevelType w:val="multilevel"/>
     <w:lvl w:ilvl="0">
       <w:start w:val="8"/>
@@ -8375,7 +8568,7 @@
       <w:lvlText w:val="%1."/>
       <w:lvlJc w:val="left"/>
       <w:pPr>
-        <w:ind w:left="720" w:hanging="360"/>
+        <w:ind w:left="720" w:hanging="480"/>
       </w:pPr>
     </w:lvl>
     <w:lvl w:ilvl="1">
@@ -8384,7 +8577,7 @@
       <w:lvlText w:val="%2."/>
       <w:lvlJc w:val="left"/>
       <w:pPr>
-        <w:ind w:left="1440" w:hanging="360"/>
+        <w:ind w:left="1440" w:hanging="480"/>
       </w:pPr>
     </w:lvl>
     <w:lvl w:ilvl="2">
@@ -8393,7 +8586,7 @@
       <w:lvlText w:val="%3."/>
       <w:lvlJc w:val="left"/>
       <w:pPr>
-        <w:ind w:left="2160" w:hanging="360"/>
+        <w:ind w:left="2160" w:hanging="480"/>
       </w:pPr>
     </w:lvl>
     <w:lvl w:ilvl="3">
@@ -8402,7 +8595,7 @@
       <w:lvlText w:val="%4."/>
       <w:lvlJc w:val="left"/>
       <w:pPr>
-        <w:ind w:left="2880" w:hanging="360"/>
+        <w:ind w:left="2880" w:hanging="480"/>
       </w:pPr>
     </w:lvl>
     <w:lvl w:ilvl="4">
@@ -8411,7 +8604,7 @@
       <w:lvlText w:val="%5."/>
       <w:lvlJc w:val="left"/>
       <w:pPr>
-        <w:ind w:left="3600" w:hanging="360"/>
+        <w:ind w:left="3600" w:hanging="480"/>
       </w:pPr>
     </w:lvl>
     <w:lvl w:ilvl="5">
@@ -8420,7 +8613,7 @@
       <w:lvlText w:val="%6."/>
       <w:lvlJc w:val="left"/>
       <w:pPr>
-        <w:ind w:left="4320" w:hanging="360"/>
+        <w:ind w:left="4320" w:hanging="480"/>
       </w:pPr>
     </w:lvl>
     <w:lvl w:ilvl="6">
@@ -8429,7 +8622,7 @@
       <w:lvlText w:val="%7."/>
       <w:lvlJc w:val="left"/>
       <w:pPr>
-        <w:ind w:left="5040" w:hanging="360"/>
+        <w:ind w:left="5040" w:hanging="480"/>
       </w:pPr>
     </w:lvl>
     <w:lvl w:ilvl="7">
@@ -8438,7 +8631,7 @@
       <w:lvlText w:val="%8."/>
       <w:lvlJc w:val="left"/>
       <w:pPr>
-        <w:ind w:left="5760" w:hanging="360"/>
+        <w:ind w:left="5760" w:hanging="480"/>
       </w:pPr>
     </w:lvl>
     <w:lvl w:ilvl="8">
@@ -8447,12 +8640,12 @@
       <w:lvlText w:val="%9."/>
       <w:lvlJc w:val="left"/>
       <w:pPr>
-        <w:ind w:left="6480" w:hanging="360"/>
+        <w:ind w:left="6480" w:hanging="480"/>
       </w:pPr>
     </w:lvl>
   </w:abstractNum>
   <w:abstractNum w:abstractNumId="99416">
-    <w:nsid w:val="00A99416"/>
+    <w:nsid w:val="A99416"/>
     <w:multiLevelType w:val="multilevel"/>
     <w:lvl w:ilvl="0">
       <w:start w:val="6"/>
@@ -8460,7 +8653,7 @@
       <w:lvlText w:val="%1."/>
       <w:lvlJc w:val="left"/>
       <w:pPr>
-        <w:ind w:left="720" w:hanging="360"/>
+        <w:ind w:left="720" w:hanging="480"/>
       </w:pPr>
     </w:lvl>
     <w:lvl w:ilvl="1">
@@ -8469,7 +8662,7 @@
       <w:lvlText w:val="%2."/>
       <w:lvlJc w:val="left"/>
       <w:pPr>
-        <w:ind w:left="1440" w:hanging="360"/>
+        <w:ind w:left="1440" w:hanging="480"/>
       </w:pPr>
     </w:lvl>
     <w:lvl w:ilvl="2">
@@ -8478,7 +8671,7 @@
       <w:lvlText w:val="%3."/>
       <w:lvlJc w:val="left"/>
       <w:pPr>
-        <w:ind w:left="2160" w:hanging="360"/>
+        <w:ind w:left="2160" w:hanging="480"/>
       </w:pPr>
     </w:lvl>
     <w:lvl w:ilvl="3">
@@ -8487,7 +8680,7 @@
       <w:lvlText w:val="%4."/>
       <w:lvlJc w:val="left"/>
       <w:pPr>
-        <w:ind w:left="2880" w:hanging="360"/>
+        <w:ind w:left="2880" w:hanging="480"/>
       </w:pPr>
     </w:lvl>
     <w:lvl w:ilvl="4">
@@ -8496,7 +8689,7 @@
       <w:lvlText w:val="%5."/>
       <w:lvlJc w:val="left"/>
       <w:pPr>
-        <w:ind w:left="3600" w:hanging="360"/>
+        <w:ind w:left="3600" w:hanging="480"/>
       </w:pPr>
     </w:lvl>
     <w:lvl w:ilvl="5">
@@ -8505,7 +8698,7 @@
       <w:lvlText w:val="%6."/>
       <w:lvlJc w:val="left"/>
       <w:pPr>
-        <w:ind w:left="4320" w:hanging="360"/>
+        <w:ind w:left="4320" w:hanging="480"/>
       </w:pPr>
     </w:lvl>
     <w:lvl w:ilvl="6">
@@ -8514,7 +8707,7 @@
       <w:lvlText w:val="%7."/>
       <w:lvlJc w:val="left"/>
       <w:pPr>
-        <w:ind w:left="5040" w:hanging="360"/>
+        <w:ind w:left="5040" w:hanging="480"/>
       </w:pPr>
     </w:lvl>
     <w:lvl w:ilvl="7">
@@ -8523,7 +8716,7 @@
       <w:lvlText w:val="%8."/>
       <w:lvlJc w:val="left"/>
       <w:pPr>
-        <w:ind w:left="5760" w:hanging="360"/>
+        <w:ind w:left="5760" w:hanging="480"/>
       </w:pPr>
     </w:lvl>
     <w:lvl w:ilvl="8">
@@ -8532,12 +8725,12 @@
       <w:lvlText w:val="%9."/>
       <w:lvlJc w:val="left"/>
       <w:pPr>
-        <w:ind w:left="6480" w:hanging="360"/>
+        <w:ind w:left="6480" w:hanging="480"/>
       </w:pPr>
     </w:lvl>
   </w:abstractNum>
   <w:abstractNum w:abstractNumId="994115">
-    <w:nsid w:val="0A994115"/>
+    <w:nsid w:val="A994115"/>
     <w:multiLevelType w:val="multilevel"/>
     <w:lvl w:ilvl="0">
       <w:start w:val="15"/>
@@ -8545,7 +8738,7 @@
       <w:lvlText w:val="%1."/>
       <w:lvlJc w:val="left"/>
       <w:pPr>
-        <w:ind w:left="720" w:hanging="360"/>
+        <w:ind w:left="720" w:hanging="480"/>
       </w:pPr>
     </w:lvl>
     <w:lvl w:ilvl="1">
@@ -8554,7 +8747,7 @@
       <w:lvlText w:val="%2."/>
       <w:lvlJc w:val="left"/>
       <w:pPr>
-        <w:ind w:left="1440" w:hanging="360"/>
+        <w:ind w:left="1440" w:hanging="480"/>
       </w:pPr>
     </w:lvl>
     <w:lvl w:ilvl="2">
@@ -8563,7 +8756,7 @@
       <w:lvlText w:val="%3."/>
       <w:lvlJc w:val="left"/>
       <w:pPr>
-        <w:ind w:left="2160" w:hanging="360"/>
+        <w:ind w:left="2160" w:hanging="480"/>
       </w:pPr>
     </w:lvl>
     <w:lvl w:ilvl="3">
@@ -8572,7 +8765,7 @@
       <w:lvlText w:val="%4."/>
       <w:lvlJc w:val="left"/>
       <w:pPr>
-        <w:ind w:left="2880" w:hanging="360"/>
+        <w:ind w:left="2880" w:hanging="480"/>
       </w:pPr>
     </w:lvl>
     <w:lvl w:ilvl="4">
@@ -8581,7 +8774,7 @@
       <w:lvlText w:val="%5."/>
       <w:lvlJc w:val="left"/>
       <w:pPr>
-        <w:ind w:left="3600" w:hanging="360"/>
+        <w:ind w:left="3600" w:hanging="480"/>
       </w:pPr>
     </w:lvl>
     <w:lvl w:ilvl="5">
@@ -8590,7 +8783,7 @@
       <w:lvlText w:val="%6."/>
       <w:lvlJc w:val="left"/>
       <w:pPr>
-        <w:ind w:left="4320" w:hanging="360"/>
+        <w:ind w:left="4320" w:hanging="480"/>
       </w:pPr>
     </w:lvl>
     <w:lvl w:ilvl="6">
@@ -8599,7 +8792,7 @@
       <w:lvlText w:val="%7."/>
       <w:lvlJc w:val="left"/>
       <w:pPr>
-        <w:ind w:left="5040" w:hanging="360"/>
+        <w:ind w:left="5040" w:hanging="480"/>
       </w:pPr>
     </w:lvl>
     <w:lvl w:ilvl="7">
@@ -8608,7 +8801,7 @@
       <w:lvlText w:val="%8."/>
       <w:lvlJc w:val="left"/>
       <w:pPr>
-        <w:ind w:left="5760" w:hanging="360"/>
+        <w:ind w:left="5760" w:hanging="480"/>
       </w:pPr>
     </w:lvl>
     <w:lvl w:ilvl="8">
@@ -8617,12 +8810,12 @@
       <w:lvlText w:val="%9."/>
       <w:lvlJc w:val="left"/>
       <w:pPr>
-        <w:ind w:left="6480" w:hanging="360"/>
+        <w:ind w:left="6480" w:hanging="480"/>
       </w:pPr>
     </w:lvl>
   </w:abstractNum>
   <w:abstractNum w:abstractNumId="994123">
-    <w:nsid w:val="0A994123"/>
+    <w:nsid w:val="A994123"/>
     <w:multiLevelType w:val="multilevel"/>
     <w:lvl w:ilvl="0">
       <w:start w:val="23"/>
@@ -8630,7 +8823,7 @@
       <w:lvlText w:val="%1."/>
       <w:lvlJc w:val="left"/>
       <w:pPr>
-        <w:ind w:left="720" w:hanging="360"/>
+        <w:ind w:left="720" w:hanging="480"/>
       </w:pPr>
     </w:lvl>
     <w:lvl w:ilvl="1">
@@ -8639,7 +8832,7 @@
       <w:lvlText w:val="%2."/>
       <w:lvlJc w:val="left"/>
       <w:pPr>
-        <w:ind w:left="1440" w:hanging="360"/>
+        <w:ind w:left="1440" w:hanging="480"/>
       </w:pPr>
     </w:lvl>
     <w:lvl w:ilvl="2">
@@ -8648,7 +8841,7 @@
       <w:lvlText w:val="%3."/>
       <w:lvlJc w:val="left"/>
       <w:pPr>
-        <w:ind w:left="2160" w:hanging="360"/>
+        <w:ind w:left="2160" w:hanging="480"/>
       </w:pPr>
     </w:lvl>
     <w:lvl w:ilvl="3">
@@ -8657,7 +8850,7 @@
       <w:lvlText w:val="%4."/>
       <w:lvlJc w:val="left"/>
       <w:pPr>
-        <w:ind w:left="2880" w:hanging="360"/>
+        <w:ind w:left="2880" w:hanging="480"/>
       </w:pPr>
     </w:lvl>
     <w:lvl w:ilvl="4">
@@ -8666,7 +8859,7 @@
       <w:lvlText w:val="%5."/>
       <w:lvlJc w:val="left"/>
       <w:pPr>
-        <w:ind w:left="3600" w:hanging="360"/>
+        <w:ind w:left="3600" w:hanging="480"/>
       </w:pPr>
     </w:lvl>
     <w:lvl w:ilvl="5">
@@ -8675,7 +8868,7 @@
       <w:lvlText w:val="%6."/>
       <w:lvlJc w:val="left"/>
       <w:pPr>
-        <w:ind w:left="4320" w:hanging="360"/>
+        <w:ind w:left="4320" w:hanging="480"/>
       </w:pPr>
     </w:lvl>
     <w:lvl w:ilvl="6">
@@ -8684,7 +8877,7 @@
       <w:lvlText w:val="%7."/>
       <w:lvlJc w:val="left"/>
       <w:pPr>
-        <w:ind w:left="5040" w:hanging="360"/>
+        <w:ind w:left="5040" w:hanging="480"/>
       </w:pPr>
     </w:lvl>
     <w:lvl w:ilvl="7">
@@ -8693,7 +8886,7 @@
       <w:lvlText w:val="%8."/>
       <w:lvlJc w:val="left"/>
       <w:pPr>
-        <w:ind w:left="5760" w:hanging="360"/>
+        <w:ind w:left="5760" w:hanging="480"/>
       </w:pPr>
     </w:lvl>
     <w:lvl w:ilvl="8">
@@ -8702,12 +8895,12 @@
       <w:lvlText w:val="%9."/>
       <w:lvlJc w:val="left"/>
       <w:pPr>
-        <w:ind w:left="6480" w:hanging="360"/>
+        <w:ind w:left="6480" w:hanging="480"/>
       </w:pPr>
     </w:lvl>
   </w:abstractNum>
   <w:abstractNum w:abstractNumId="994124">
-    <w:nsid w:val="0A994124"/>
+    <w:nsid w:val="A994124"/>
     <w:multiLevelType w:val="multilevel"/>
     <w:lvl w:ilvl="0">
       <w:start w:val="24"/>
@@ -8715,7 +8908,7 @@
       <w:lvlText w:val="%1."/>
       <w:lvlJc w:val="left"/>
       <w:pPr>
-        <w:ind w:left="720" w:hanging="360"/>
+        <w:ind w:left="720" w:hanging="480"/>
       </w:pPr>
     </w:lvl>
     <w:lvl w:ilvl="1">
@@ -8724,7 +8917,7 @@
       <w:lvlText w:val="%2."/>
       <w:lvlJc w:val="left"/>
       <w:pPr>
-        <w:ind w:left="1440" w:hanging="360"/>
+        <w:ind w:left="1440" w:hanging="480"/>
       </w:pPr>
     </w:lvl>
     <w:lvl w:ilvl="2">
@@ -8733,7 +8926,7 @@
       <w:lvlText w:val="%3."/>
       <w:lvlJc w:val="left"/>
       <w:pPr>
-        <w:ind w:left="2160" w:hanging="360"/>
+        <w:ind w:left="2160" w:hanging="480"/>
       </w:pPr>
     </w:lvl>
     <w:lvl w:ilvl="3">
@@ -8742,7 +8935,7 @@
       <w:lvlText w:val="%4."/>
       <w:lvlJc w:val="left"/>
       <w:pPr>
-        <w:ind w:left="2880" w:hanging="360"/>
+        <w:ind w:left="2880" w:hanging="480"/>
       </w:pPr>
     </w:lvl>
     <w:lvl w:ilvl="4">
@@ -8751,7 +8944,7 @@
       <w:lvlText w:val="%5."/>
       <w:lvlJc w:val="left"/>
       <w:pPr>
-        <w:ind w:left="3600" w:hanging="360"/>
+        <w:ind w:left="3600" w:hanging="480"/>
       </w:pPr>
     </w:lvl>
     <w:lvl w:ilvl="5">
@@ -8760,7 +8953,7 @@
       <w:lvlText w:val="%6."/>
       <w:lvlJc w:val="left"/>
       <w:pPr>
-        <w:ind w:left="4320" w:hanging="360"/>
+        <w:ind w:left="4320" w:hanging="480"/>
       </w:pPr>
     </w:lvl>
     <w:lvl w:ilvl="6">
@@ -8769,7 +8962,7 @@
       <w:lvlText w:val="%7."/>
       <w:lvlJc w:val="left"/>
       <w:pPr>
-        <w:ind w:left="5040" w:hanging="360"/>
+        <w:ind w:left="5040" w:hanging="480"/>
       </w:pPr>
     </w:lvl>
     <w:lvl w:ilvl="7">
@@ -8778,7 +8971,7 @@
       <w:lvlText w:val="%8."/>
       <w:lvlJc w:val="left"/>
       <w:pPr>
-        <w:ind w:left="5760" w:hanging="360"/>
+        <w:ind w:left="5760" w:hanging="480"/>
       </w:pPr>
     </w:lvl>
     <w:lvl w:ilvl="8">
@@ -8787,7 +8980,7 @@
       <w:lvlText w:val="%9."/>
       <w:lvlJc w:val="left"/>
       <w:pPr>
-        <w:ind w:left="6480" w:hanging="360"/>
+        <w:ind w:left="6480" w:hanging="480"/>
       </w:pPr>
     </w:lvl>
   </w:abstractNum>
@@ -9108,10 +9301,10 @@
   <w:docDefaults>
     <w:rPrDefault>
       <w:rPr>
-        <w:rFonts w:asciiTheme="minorHAnsi" w:cstheme="minorBidi" w:eastAsiaTheme="minorEastAsia" w:hAnsiTheme="minorHAnsi"/>
+        <w:rFonts w:asciiTheme="minorHAnsi" w:cstheme="minorBidi" w:eastAsiaTheme="minorHAnsi" w:hAnsiTheme="minorHAnsi"/>
         <w:sz w:val="24"/>
         <w:szCs w:val="24"/>
-        <w:lang w:bidi="ar-SA" w:eastAsia="zh-CN" w:val="en-US"/>
+        <w:lang w:bidi="ar-SA" w:eastAsia="en-US" w:val="en-US"/>
       </w:rPr>
     </w:rPrDefault>
     <w:pPrDefault>
@@ -9129,10 +9322,10 @@
     <w:name w:val="Body Text"/>
     <w:basedOn w:val="Normal"/>
     <w:link w:val="BodyTextChar"/>
-    <w:qFormat/>
     <w:pPr>
       <w:spacing w:after="180" w:before="180"/>
     </w:pPr>
+    <w:qFormat/>
   </w:style>
   <w:style w:customStyle="1" w:styleId="FirstParagraph" w:type="paragraph">
     <w:name w:val="First Paragraph"/>
@@ -9152,94 +9345,57 @@
     <w:name w:val="Title"/>
     <w:basedOn w:val="Normal"/>
     <w:next w:val="BodyText"/>
-    <w:link w:val="TitleChar"/>
-    <w:uiPriority w:val="10"/>
     <w:qFormat/>
-    <w:rsid w:val="00A10FD9"/>
     <w:pPr>
-      <w:spacing w:after="80" w:line="240" w:lineRule="auto"/>
-      <w:contextualSpacing/>
+      <w:keepNext/>
+      <w:keepLines/>
+      <w:spacing w:after="240" w:before="480"/>
       <w:jc w:val="center"/>
     </w:pPr>
     <w:rPr>
       <w:rFonts w:asciiTheme="majorHAnsi" w:cstheme="majorBidi" w:eastAsiaTheme="majorEastAsia" w:hAnsiTheme="majorHAnsi"/>
-      <w:sz w:val="56"/>
-      <w:szCs w:val="56"/>
-    </w:rPr>
-  </w:style>
-  <w:style w:customStyle="1" w:styleId="TitleChar" w:type="character">
-    <w:name w:val="Title Char"/>
-    <w:basedOn w:val="DefaultParagraphFont"/>
-    <w:link w:val="Title"/>
-    <w:uiPriority w:val="10"/>
-    <w:rsid w:val="00A10FD9"/>
-    <w:rPr>
-      <w:rFonts w:asciiTheme="majorHAnsi" w:cstheme="majorBidi" w:eastAsiaTheme="majorEastAsia" w:hAnsiTheme="majorHAnsi"/>
-      <w:sz w:val="56"/>
-      <w:szCs w:val="56"/>
+      <w:b/>
+      <w:bCs/>
+      <w:color w:themeColor="accent1" w:themeShade="B5" w:val="345A8A"/>
+      <w:sz w:val="36"/>
+      <w:szCs w:val="36"/>
     </w:rPr>
   </w:style>
   <w:style w:styleId="Subtitle" w:type="paragraph">
     <w:name w:val="Subtitle"/>
     <w:basedOn w:val="Title"/>
     <w:next w:val="BodyText"/>
-    <w:link w:val="SubtitleChar"/>
-    <w:uiPriority w:val="11"/>
     <w:qFormat/>
-    <w:rsid w:val="00A10FD9"/>
     <w:pPr>
-      <w:numPr>
-        <w:ilvl w:val="1"/>
-      </w:numPr>
+      <w:keepNext/>
+      <w:keepLines/>
+      <w:spacing w:after="240" w:before="240"/>
+      <w:jc w:val="center"/>
     </w:pPr>
     <w:rPr>
-      <w:rFonts w:cstheme="majorBidi" w:eastAsiaTheme="majorEastAsia"/>
-      <w:spacing w:val="15"/>
-      <w:sz w:val="28"/>
-      <w:szCs w:val="28"/>
-    </w:rPr>
-  </w:style>
-  <w:style w:customStyle="1" w:styleId="SubtitleChar" w:type="character">
-    <w:name w:val="Subtitle Char"/>
-    <w:basedOn w:val="DefaultParagraphFont"/>
-    <w:link w:val="Subtitle"/>
-    <w:uiPriority w:val="11"/>
-    <w:rsid w:val="00A10FD9"/>
-    <w:rPr>
-      <w:rFonts w:cstheme="majorBidi" w:eastAsiaTheme="majorEastAsia"/>
-      <w:color w:themeColor="text1" w:themeTint="A6" w:val="595959"/>
-      <w:spacing w:val="15"/>
-      <w:sz w:val="28"/>
-      <w:szCs w:val="28"/>
+      <w:sz w:val="30"/>
+      <w:szCs w:val="30"/>
     </w:rPr>
   </w:style>
   <w:style w:customStyle="1" w:styleId="Author" w:type="paragraph">
     <w:name w:val="Author"/>
-    <w:basedOn w:val="Title"/>
     <w:next w:val="BodyText"/>
     <w:qFormat/>
     <w:pPr>
       <w:keepNext/>
       <w:keepLines/>
+      <w:jc w:val="center"/>
     </w:pPr>
-    <w:rPr>
-      <w:sz w:val="24"/>
-      <w:szCs w:val="24"/>
-    </w:rPr>
   </w:style>
   <w:style w:styleId="Date" w:type="paragraph">
     <w:name w:val="Date"/>
-    <w:basedOn w:val="Title"/>
     <w:next w:val="BodyText"/>
     <w:qFormat/>
     <w:pPr>
       <w:keepNext/>
       <w:keepLines/>
+      <w:jc w:val="center"/>
     </w:pPr>
-    <w:rPr>
-      <w:sz w:val="24"/>
-      <w:szCs w:val="24"/>
-    </w:rPr>
   </w:style>
   <w:style w:customStyle="1" w:styleId="AbstractTitle" w:type="paragraph">
     <w:name w:val="Abstract Title"/>
@@ -9249,13 +9405,15 @@
     <w:pPr>
       <w:keepNext/>
       <w:keepLines/>
+      <w:jc w:val="center"/>
       <w:spacing w:after="0" w:before="300"/>
-      <w:jc w:val="center"/>
     </w:pPr>
     <w:rPr>
-      <w:b/>
       <w:sz w:val="20"/>
       <w:szCs w:val="20"/>
+      <w:b/>
+      <w:color w:val="345A8A"/>
+      &gt;
     </w:rPr>
   </w:style>
   <w:style w:customStyle="1" w:styleId="Abstract" w:type="paragraph">
@@ -9282,321 +9440,191 @@
     <w:rPr/>
   </w:style>
   <w:style w:styleId="Heading1" w:type="paragraph">
-    <w:name w:val="heading 1"/>
+    <w:name w:val="Heading 1"/>
     <w:basedOn w:val="Normal"/>
     <w:next w:val="BodyText"/>
-    <w:link w:val="Heading1Char"/>
     <w:uiPriority w:val="9"/>
     <w:qFormat/>
-    <w:rsid w:val="00A10FD9"/>
     <w:pPr>
       <w:keepNext/>
       <w:keepLines/>
-      <w:spacing w:after="80" w:before="360"/>
+      <w:spacing w:after="0" w:before="480"/>
       <w:outlineLvl w:val="0"/>
     </w:pPr>
     <w:rPr>
       <w:rFonts w:asciiTheme="majorHAnsi" w:cstheme="majorBidi" w:eastAsiaTheme="majorEastAsia" w:hAnsiTheme="majorHAnsi"/>
-      <w:color w:themeColor="accent1" w:themeShade="BF" w:val="0F4761"/>
-      <w:sz w:val="40"/>
-      <w:szCs w:val="40"/>
+      <w:b/>
+      <w:bCs/>
+      <w:color w:themeColor="accent1" w:val="4F81BD"/>
+      <w:sz w:val="32"/>
+      <w:szCs w:val="32"/>
     </w:rPr>
   </w:style>
   <w:style w:styleId="Heading2" w:type="paragraph">
-    <w:name w:val="heading 2"/>
+    <w:name w:val="Heading 2"/>
     <w:basedOn w:val="Normal"/>
     <w:next w:val="BodyText"/>
-    <w:link w:val="Heading2Char"/>
     <w:uiPriority w:val="9"/>
-    <w:semiHidden/>
     <w:unhideWhenUsed/>
     <w:qFormat/>
-    <w:rsid w:val="00A10FD9"/>
     <w:pPr>
       <w:keepNext/>
       <w:keepLines/>
-      <w:spacing w:after="80" w:before="160"/>
+      <w:spacing w:after="0" w:before="200"/>
       <w:outlineLvl w:val="1"/>
     </w:pPr>
     <w:rPr>
       <w:rFonts w:asciiTheme="majorHAnsi" w:cstheme="majorBidi" w:eastAsiaTheme="majorEastAsia" w:hAnsiTheme="majorHAnsi"/>
-      <w:color w:themeColor="accent1" w:themeShade="BF" w:val="0F4761"/>
-      <w:sz w:val="32"/>
-      <w:szCs w:val="32"/>
-    </w:rPr>
-  </w:style>
-  <w:style w:styleId="Heading3" w:type="paragraph">
-    <w:name w:val="heading 3"/>
-    <w:basedOn w:val="Normal"/>
-    <w:next w:val="BodyText"/>
-    <w:link w:val="Heading3Char"/>
-    <w:uiPriority w:val="9"/>
-    <w:semiHidden/>
-    <w:unhideWhenUsed/>
-    <w:qFormat/>
-    <w:rsid w:val="00A10FD9"/>
-    <w:pPr>
-      <w:keepNext/>
-      <w:keepLines/>
-      <w:spacing w:after="80" w:before="160"/>
-      <w:outlineLvl w:val="2"/>
-    </w:pPr>
-    <w:rPr>
-      <w:rFonts w:cstheme="majorBidi" w:eastAsiaTheme="majorEastAsia"/>
-      <w:color w:themeColor="accent1" w:themeShade="BF" w:val="0F4761"/>
+      <w:b/>
+      <w:bCs/>
+      <w:color w:themeColor="accent1" w:val="4F81BD"/>
       <w:sz w:val="28"/>
       <w:szCs w:val="28"/>
     </w:rPr>
   </w:style>
-  <w:style w:styleId="Heading4" w:type="paragraph">
-    <w:name w:val="heading 4"/>
+  <w:style w:styleId="Heading3" w:type="paragraph">
+    <w:name w:val="Heading 3"/>
     <w:basedOn w:val="Normal"/>
     <w:next w:val="BodyText"/>
-    <w:link w:val="Heading4Char"/>
     <w:uiPriority w:val="9"/>
-    <w:semiHidden/>
     <w:unhideWhenUsed/>
     <w:qFormat/>
-    <w:rsid w:val="00A10FD9"/>
     <w:pPr>
       <w:keepNext/>
       <w:keepLines/>
-      <w:spacing w:after="40" w:before="80"/>
+      <w:spacing w:after="0" w:before="200"/>
+      <w:outlineLvl w:val="2"/>
+    </w:pPr>
+    <w:rPr>
+      <w:rFonts w:asciiTheme="majorHAnsi" w:cstheme="majorBidi" w:eastAsiaTheme="majorEastAsia" w:hAnsiTheme="majorHAnsi"/>
+      <w:b/>
+      <w:bCs/>
+      <w:color w:themeColor="accent1" w:val="4F81BD"/>
+      <w:sz w:val="24"/>
+      <w:szCs w:val="24"/>
+    </w:rPr>
+  </w:style>
+  <w:style w:styleId="Heading4" w:type="paragraph">
+    <w:name w:val="Heading 4"/>
+    <w:basedOn w:val="Normal"/>
+    <w:next w:val="BodyText"/>
+    <w:uiPriority w:val="9"/>
+    <w:unhideWhenUsed/>
+    <w:qFormat/>
+    <w:pPr>
+      <w:keepNext/>
+      <w:keepLines/>
+      <w:spacing w:after="0" w:before="200"/>
       <w:outlineLvl w:val="3"/>
     </w:pPr>
     <w:rPr>
-      <w:rFonts w:cstheme="majorBidi" w:eastAsiaTheme="majorEastAsia"/>
+      <w:rFonts w:asciiTheme="majorHAnsi" w:cstheme="majorBidi" w:eastAsiaTheme="majorEastAsia" w:hAnsiTheme="majorHAnsi"/>
       <w:i/>
-      <w:iCs/>
-      <w:color w:themeColor="accent1" w:themeShade="BF" w:val="0F4761"/>
+      <w:bCs/>
+      <w:color w:themeColor="accent1" w:val="4F81BD"/>
+      <w:sz w:val="24"/>
+      <w:szCs w:val="24"/>
     </w:rPr>
   </w:style>
   <w:style w:styleId="Heading5" w:type="paragraph">
-    <w:name w:val="heading 5"/>
+    <w:name w:val="Heading 5"/>
     <w:basedOn w:val="Normal"/>
     <w:next w:val="BodyText"/>
-    <w:link w:val="Heading5Char"/>
     <w:uiPriority w:val="9"/>
-    <w:semiHidden/>
     <w:unhideWhenUsed/>
     <w:qFormat/>
-    <w:rsid w:val="00A10FD9"/>
     <w:pPr>
       <w:keepNext/>
       <w:keepLines/>
-      <w:spacing w:after="40" w:before="80"/>
+      <w:spacing w:after="0" w:before="200"/>
       <w:outlineLvl w:val="4"/>
     </w:pPr>
     <w:rPr>
-      <w:rFonts w:cstheme="majorBidi" w:eastAsiaTheme="majorEastAsia"/>
-      <w:color w:themeColor="accent1" w:themeShade="BF" w:val="0F4761"/>
+      <w:rFonts w:asciiTheme="majorHAnsi" w:cstheme="majorBidi" w:eastAsiaTheme="majorEastAsia" w:hAnsiTheme="majorHAnsi"/>
+      <w:iCs/>
+      <w:color w:themeColor="accent1" w:val="4F81BD"/>
+      <w:sz w:val="24"/>
+      <w:szCs w:val="24"/>
     </w:rPr>
   </w:style>
   <w:style w:styleId="Heading6" w:type="paragraph">
-    <w:name w:val="heading 6"/>
+    <w:name w:val="Heading 6"/>
     <w:basedOn w:val="Normal"/>
     <w:next w:val="BodyText"/>
-    <w:link w:val="Heading6Char"/>
     <w:uiPriority w:val="9"/>
-    <w:semiHidden/>
     <w:unhideWhenUsed/>
     <w:qFormat/>
-    <w:rsid w:val="00A10FD9"/>
     <w:pPr>
       <w:keepNext/>
       <w:keepLines/>
-      <w:spacing w:after="0" w:before="40"/>
+      <w:spacing w:after="0" w:before="200"/>
       <w:outlineLvl w:val="5"/>
     </w:pPr>
     <w:rPr>
-      <w:rFonts w:cstheme="majorBidi" w:eastAsiaTheme="majorEastAsia"/>
-      <w:i/>
-      <w:iCs/>
-      <w:color w:themeColor="text1" w:themeTint="A6" w:val="595959"/>
+      <w:rFonts w:asciiTheme="majorHAnsi" w:cstheme="majorBidi" w:eastAsiaTheme="majorEastAsia" w:hAnsiTheme="majorHAnsi"/>
+      <w:color w:themeColor="accent1" w:val="4F81BD"/>
+      <w:sz w:val="24"/>
+      <w:szCs w:val="24"/>
     </w:rPr>
   </w:style>
   <w:style w:styleId="Heading7" w:type="paragraph">
-    <w:name w:val="heading 7"/>
+    <w:name w:val="Heading 7"/>
     <w:basedOn w:val="Normal"/>
     <w:next w:val="BodyText"/>
-    <w:link w:val="Heading7Char"/>
     <w:uiPriority w:val="9"/>
-    <w:semiHidden/>
     <w:unhideWhenUsed/>
     <w:qFormat/>
-    <w:rsid w:val="00A10FD9"/>
     <w:pPr>
       <w:keepNext/>
       <w:keepLines/>
-      <w:spacing w:after="0" w:before="40"/>
+      <w:spacing w:after="0" w:before="200"/>
       <w:outlineLvl w:val="6"/>
     </w:pPr>
     <w:rPr>
-      <w:rFonts w:cstheme="majorBidi" w:eastAsiaTheme="majorEastAsia"/>
-      <w:color w:themeColor="text1" w:themeTint="A6" w:val="595959"/>
+      <w:rFonts w:asciiTheme="majorHAnsi" w:cstheme="majorBidi" w:eastAsiaTheme="majorEastAsia" w:hAnsiTheme="majorHAnsi"/>
+      <w:color w:themeColor="accent1" w:val="4F81BD"/>
+      <w:sz w:val="24"/>
+      <w:szCs w:val="24"/>
     </w:rPr>
   </w:style>
   <w:style w:styleId="Heading8" w:type="paragraph">
-    <w:name w:val="heading 8"/>
+    <w:name w:val="Heading 8"/>
     <w:basedOn w:val="Normal"/>
     <w:next w:val="BodyText"/>
-    <w:link w:val="Heading8Char"/>
     <w:uiPriority w:val="9"/>
-    <w:semiHidden/>
     <w:unhideWhenUsed/>
     <w:qFormat/>
-    <w:rsid w:val="00A10FD9"/>
     <w:pPr>
       <w:keepNext/>
       <w:keepLines/>
-      <w:spacing w:after="0"/>
+      <w:spacing w:after="0" w:before="200"/>
       <w:outlineLvl w:val="7"/>
     </w:pPr>
     <w:rPr>
-      <w:rFonts w:cstheme="majorBidi" w:eastAsiaTheme="majorEastAsia"/>
-      <w:i/>
-      <w:iCs/>
-      <w:color w:themeColor="text1" w:themeTint="D8" w:val="272727"/>
+      <w:rFonts w:asciiTheme="majorHAnsi" w:cstheme="majorBidi" w:eastAsiaTheme="majorEastAsia" w:hAnsiTheme="majorHAnsi"/>
+      <w:color w:themeColor="accent1" w:val="4F81BD"/>
+      <w:sz w:val="24"/>
+      <w:szCs w:val="24"/>
     </w:rPr>
   </w:style>
   <w:style w:styleId="Heading9" w:type="paragraph">
-    <w:name w:val="heading 9"/>
+    <w:name w:val="Heading 9"/>
     <w:basedOn w:val="Normal"/>
     <w:next w:val="BodyText"/>
-    <w:link w:val="Heading9Char"/>
     <w:uiPriority w:val="9"/>
-    <w:semiHidden/>
     <w:unhideWhenUsed/>
     <w:qFormat/>
-    <w:rsid w:val="00A10FD9"/>
     <w:pPr>
       <w:keepNext/>
       <w:keepLines/>
-      <w:spacing w:after="0"/>
+      <w:spacing w:after="0" w:before="200"/>
       <w:outlineLvl w:val="8"/>
     </w:pPr>
     <w:rPr>
-      <w:rFonts w:cstheme="majorBidi" w:eastAsiaTheme="majorEastAsia"/>
-      <w:color w:themeColor="text1" w:themeTint="D8" w:val="272727"/>
-    </w:rPr>
-  </w:style>
-  <w:style w:customStyle="1" w:styleId="Heading1Char" w:type="character">
-    <w:name w:val="Heading 1 Char"/>
-    <w:basedOn w:val="DefaultParagraphFont"/>
-    <w:link w:val="Heading1"/>
-    <w:uiPriority w:val="9"/>
-    <w:rsid w:val="00A10FD9"/>
-    <w:rPr>
       <w:rFonts w:asciiTheme="majorHAnsi" w:cstheme="majorBidi" w:eastAsiaTheme="majorEastAsia" w:hAnsiTheme="majorHAnsi"/>
-      <w:color w:themeColor="accent1" w:themeShade="BF" w:val="0F4761"/>
-      <w:sz w:val="40"/>
-      <w:szCs w:val="40"/>
-    </w:rPr>
-  </w:style>
-  <w:style w:customStyle="1" w:styleId="Heading2Char" w:type="character">
-    <w:name w:val="Heading 2 Char"/>
-    <w:basedOn w:val="DefaultParagraphFont"/>
-    <w:link w:val="Heading2"/>
-    <w:uiPriority w:val="9"/>
-    <w:semiHidden/>
-    <w:rsid w:val="00A10FD9"/>
-    <w:rPr>
-      <w:rFonts w:asciiTheme="majorHAnsi" w:cstheme="majorBidi" w:eastAsiaTheme="majorEastAsia" w:hAnsiTheme="majorHAnsi"/>
-      <w:color w:themeColor="accent1" w:themeShade="BF" w:val="0F4761"/>
-      <w:sz w:val="32"/>
-      <w:szCs w:val="32"/>
-    </w:rPr>
-  </w:style>
-  <w:style w:customStyle="1" w:styleId="Heading3Char" w:type="character">
-    <w:name w:val="Heading 3 Char"/>
-    <w:basedOn w:val="DefaultParagraphFont"/>
-    <w:link w:val="Heading3"/>
-    <w:uiPriority w:val="9"/>
-    <w:semiHidden/>
-    <w:rsid w:val="00A10FD9"/>
-    <w:rPr>
-      <w:rFonts w:cstheme="majorBidi" w:eastAsiaTheme="majorEastAsia"/>
-      <w:color w:themeColor="accent1" w:themeShade="BF" w:val="0F4761"/>
-      <w:sz w:val="28"/>
-      <w:szCs w:val="28"/>
-    </w:rPr>
-  </w:style>
-  <w:style w:customStyle="1" w:styleId="Heading4Char" w:type="character">
-    <w:name w:val="Heading 4 Char"/>
-    <w:basedOn w:val="DefaultParagraphFont"/>
-    <w:link w:val="Heading4"/>
-    <w:uiPriority w:val="9"/>
-    <w:semiHidden/>
-    <w:rsid w:val="00A10FD9"/>
-    <w:rPr>
-      <w:rFonts w:cstheme="majorBidi" w:eastAsiaTheme="majorEastAsia"/>
-      <w:i/>
-      <w:iCs/>
-      <w:color w:themeColor="accent1" w:themeShade="BF" w:val="0F4761"/>
-    </w:rPr>
-  </w:style>
-  <w:style w:customStyle="1" w:styleId="Heading5Char" w:type="character">
-    <w:name w:val="Heading 5 Char"/>
-    <w:basedOn w:val="DefaultParagraphFont"/>
-    <w:link w:val="Heading5"/>
-    <w:uiPriority w:val="9"/>
-    <w:semiHidden/>
-    <w:rsid w:val="00A10FD9"/>
-    <w:rPr>
-      <w:rFonts w:cstheme="majorBidi" w:eastAsiaTheme="majorEastAsia"/>
-      <w:color w:themeColor="accent1" w:themeShade="BF" w:val="0F4761"/>
-    </w:rPr>
-  </w:style>
-  <w:style w:customStyle="1" w:styleId="Heading6Char" w:type="character">
-    <w:name w:val="Heading 6 Char"/>
-    <w:basedOn w:val="DefaultParagraphFont"/>
-    <w:link w:val="Heading6"/>
-    <w:uiPriority w:val="9"/>
-    <w:semiHidden/>
-    <w:rsid w:val="00A10FD9"/>
-    <w:rPr>
-      <w:rFonts w:cstheme="majorBidi" w:eastAsiaTheme="majorEastAsia"/>
-      <w:i/>
-      <w:iCs/>
-      <w:color w:themeColor="text1" w:themeTint="A6" w:val="595959"/>
-    </w:rPr>
-  </w:style>
-  <w:style w:customStyle="1" w:styleId="Heading7Char" w:type="character">
-    <w:name w:val="Heading 7 Char"/>
-    <w:basedOn w:val="DefaultParagraphFont"/>
-    <w:link w:val="Heading7"/>
-    <w:uiPriority w:val="9"/>
-    <w:semiHidden/>
-    <w:rsid w:val="00A10FD9"/>
-    <w:rPr>
-      <w:rFonts w:cstheme="majorBidi" w:eastAsiaTheme="majorEastAsia"/>
-      <w:color w:themeColor="text1" w:themeTint="A6" w:val="595959"/>
-    </w:rPr>
-  </w:style>
-  <w:style w:customStyle="1" w:styleId="Heading8Char" w:type="character">
-    <w:name w:val="Heading 8 Char"/>
-    <w:basedOn w:val="DefaultParagraphFont"/>
-    <w:link w:val="Heading8"/>
-    <w:uiPriority w:val="9"/>
-    <w:semiHidden/>
-    <w:rsid w:val="00A10FD9"/>
-    <w:rPr>
-      <w:rFonts w:cstheme="majorBidi" w:eastAsiaTheme="majorEastAsia"/>
-      <w:i/>
-      <w:iCs/>
-      <w:color w:themeColor="text1" w:themeTint="D8" w:val="272727"/>
-    </w:rPr>
-  </w:style>
-  <w:style w:customStyle="1" w:styleId="Heading9Char" w:type="character">
-    <w:name w:val="Heading 9 Char"/>
-    <w:basedOn w:val="DefaultParagraphFont"/>
-    <w:link w:val="Heading9"/>
-    <w:uiPriority w:val="9"/>
-    <w:semiHidden/>
-    <w:rsid w:val="00A10FD9"/>
-    <w:rPr>
-      <w:rFonts w:cstheme="majorBidi" w:eastAsiaTheme="majorEastAsia"/>
-      <w:color w:themeColor="text1" w:themeTint="D8" w:val="272727"/>
+      <w:color w:themeColor="accent1" w:val="4F81BD"/>
+      <w:sz w:val="24"/>
+      <w:szCs w:val="24"/>
     </w:rPr>
   </w:style>
   <w:style w:styleId="BlockText" w:type="paragraph">
@@ -9619,18 +9647,6 @@
     <w:unhideWhenUsed/>
     <w:qFormat/>
   </w:style>
-  <w:style w:styleId="FootnoteBlockText" w:type="paragraph">
-    <w:name w:val="Footnote Block Text"/>
-    <w:basedOn w:val="FootnoteText"/>
-    <w:next w:val="FootnoteText"/>
-    <w:uiPriority w:val="9"/>
-    <w:unhideWhenUsed/>
-    <w:qFormat/>
-    <w:pPr>
-      <w:spacing w:after="100" w:before="100"/>
-      <w:ind w:firstLine="0" w:left="480" w:right="480"/>
-    </w:pPr>
-  </w:style>
   <w:style w:default="1" w:styleId="DefaultParagraphFont" w:type="character">
     <w:name w:val="Default Paragraph Font"/>
     <w:semiHidden/>
@@ -9652,11 +9668,18 @@
       </w:tblCellMar>
     </w:tblPr>
     <w:tblStylePr w:type="firstRow">
+      <w:tblPr>
+        <w:jc w:val="left"/>
+        <w:tblInd w:type="dxa" w:w="0"/>
+      </w:tblPr>
+      <w:trPr>
+        <w:jc w:val="left"/>
+      </w:trPr>
       <w:tcPr>
+        <w:vAlign w:val="bottom"/>
         <w:tcBorders>
           <w:bottom w:val="single"/>
         </w:tcBorders>
-        <w:vAlign w:val="bottom"/>
       </w:tcPr>
     </w:tblStylePr>
   </w:style>
@@ -9771,8 +9794,8 @@
     <w:name w:val="KeywordTok"/>
     <w:basedOn w:val="VerbatimChar"/>
     <w:rPr>
+      <w:color w:val="007020"/>
       <w:b/>
-      <w:color w:val="007020"/>
     </w:rPr>
   </w:style>
   <w:style w:type="character" w:customStyle="1" w:styleId="DataTypeTok">
@@ -9849,42 +9872,42 @@
     <w:name w:val="ImportTok"/>
     <w:basedOn w:val="VerbatimChar"/>
     <w:rPr>
+      <w:color w:val="008000"/>
       <w:b/>
-      <w:color w:val="008000"/>
     </w:rPr>
   </w:style>
   <w:style w:type="character" w:customStyle="1" w:styleId="CommentTok">
     <w:name w:val="CommentTok"/>
     <w:basedOn w:val="VerbatimChar"/>
     <w:rPr>
+      <w:color w:val="60a0b0"/>
       <w:i/>
-      <w:color w:val="60a0b0"/>
     </w:rPr>
   </w:style>
   <w:style w:type="character" w:customStyle="1" w:styleId="DocumentationTok">
     <w:name w:val="DocumentationTok"/>
     <w:basedOn w:val="VerbatimChar"/>
     <w:rPr>
+      <w:color w:val="ba2121"/>
       <w:i/>
-      <w:color w:val="ba2121"/>
     </w:rPr>
   </w:style>
   <w:style w:type="character" w:customStyle="1" w:styleId="AnnotationTok">
     <w:name w:val="AnnotationTok"/>
     <w:basedOn w:val="VerbatimChar"/>
     <w:rPr>
+      <w:color w:val="60a0b0"/>
       <w:b/>
       <w:i/>
-      <w:color w:val="60a0b0"/>
     </w:rPr>
   </w:style>
   <w:style w:type="character" w:customStyle="1" w:styleId="CommentVarTok">
     <w:name w:val="CommentVarTok"/>
     <w:basedOn w:val="VerbatimChar"/>
     <w:rPr>
+      <w:color w:val="60a0b0"/>
       <w:b/>
       <w:i/>
-      <w:color w:val="60a0b0"/>
     </w:rPr>
   </w:style>
   <w:style w:type="character" w:customStyle="1" w:styleId="OtherTok">
@@ -9912,8 +9935,8 @@
     <w:name w:val="ControlFlowTok"/>
     <w:basedOn w:val="VerbatimChar"/>
     <w:rPr>
+      <w:color w:val="007020"/>
       <w:b/>
-      <w:color w:val="007020"/>
     </w:rPr>
   </w:style>
   <w:style w:type="character" w:customStyle="1" w:styleId="OperatorTok">
@@ -9958,34 +9981,34 @@
     <w:name w:val="InformationTok"/>
     <w:basedOn w:val="VerbatimChar"/>
     <w:rPr>
+      <w:color w:val="60a0b0"/>
       <w:b/>
       <w:i/>
-      <w:color w:val="60a0b0"/>
     </w:rPr>
   </w:style>
   <w:style w:type="character" w:customStyle="1" w:styleId="WarningTok">
     <w:name w:val="WarningTok"/>
     <w:basedOn w:val="VerbatimChar"/>
     <w:rPr>
+      <w:color w:val="60a0b0"/>
       <w:b/>
       <w:i/>
-      <w:color w:val="60a0b0"/>
     </w:rPr>
   </w:style>
   <w:style w:type="character" w:customStyle="1" w:styleId="AlertTok">
     <w:name w:val="AlertTok"/>
     <w:basedOn w:val="VerbatimChar"/>
     <w:rPr>
+      <w:color w:val="ff0000"/>
       <w:b/>
-      <w:color w:val="ff0000"/>
     </w:rPr>
   </w:style>
   <w:style w:type="character" w:customStyle="1" w:styleId="ErrorTok">
     <w:name w:val="ErrorTok"/>
     <w:basedOn w:val="VerbatimChar"/>
     <w:rPr>
+      <w:color w:val="ff0000"/>
       <w:b/>
-      <w:color w:val="ff0000"/>
     </w:rPr>
   </w:style>
   <w:style w:type="character" w:customStyle="1" w:styleId="NormalTok">
@@ -10007,44 +10030,44 @@
         <a:sysClr val="window" lastClr="FFFFFF"/>
       </a:lt1>
       <a:dk2>
-        <a:srgbClr val="0E2841"/>
+        <a:srgbClr val="1F497D"/>
       </a:dk2>
       <a:lt2>
-        <a:srgbClr val="E8E8E8"/>
+        <a:srgbClr val="EEECE1"/>
       </a:lt2>
       <a:accent1>
-        <a:srgbClr val="156082"/>
+        <a:srgbClr val="4F81BD"/>
       </a:accent1>
       <a:accent2>
-        <a:srgbClr val="E97132"/>
+        <a:srgbClr val="C0504D"/>
       </a:accent2>
       <a:accent3>
-        <a:srgbClr val="196B24"/>
+        <a:srgbClr val="9BBB59"/>
       </a:accent3>
       <a:accent4>
-        <a:srgbClr val="0F9ED5"/>
+        <a:srgbClr val="8064A2"/>
       </a:accent4>
       <a:accent5>
-        <a:srgbClr val="A02B93"/>
+        <a:srgbClr val="4BACC6"/>
       </a:accent5>
       <a:accent6>
-        <a:srgbClr val="4EA72E"/>
+        <a:srgbClr val="F79646"/>
       </a:accent6>
       <a:hlink>
-        <a:srgbClr val="467886"/>
+        <a:srgbClr val="0000FF"/>
       </a:hlink>
       <a:folHlink>
-        <a:srgbClr val="96607D"/>
+        <a:srgbClr val="800080"/>
       </a:folHlink>
     </a:clrScheme>
     <a:fontScheme name="Office">
       <a:majorFont>
-        <a:latin typeface="Aptos Display" panose="02110004020202020204"/>
+        <a:latin typeface="Calibri"/>
         <a:ea typeface=""/>
         <a:cs typeface=""/>
-        <a:font script="Jpan" typeface="游ゴシック Light"/>
+        <a:font script="Jpan" typeface="ＭＳ ゴシック"/>
         <a:font script="Hang" typeface="맑은 고딕"/>
-        <a:font script="Hans" typeface="等线 Light"/>
+        <a:font script="Hans" typeface="宋体"/>
         <a:font script="Hant" typeface="新細明體"/>
         <a:font script="Arab" typeface="Times New Roman"/>
         <a:font script="Hebr" typeface="Times New Roman"/>
@@ -10071,32 +10094,14 @@
         <a:font script="Mong" typeface="Mongolian Baiti"/>
         <a:font script="Viet" typeface="Times New Roman"/>
         <a:font script="Uigh" typeface="Microsoft Uighur"/>
-        <a:font script="Geor" typeface="Sylfaen"/>
-        <a:font script="Armn" typeface="Arial"/>
-        <a:font script="Bugi" typeface="Leelawadee UI"/>
-        <a:font script="Bopo" typeface="Microsoft JhengHei"/>
-        <a:font script="Java" typeface="Javanese Text"/>
-        <a:font script="Lisu" typeface="Segoe UI"/>
-        <a:font script="Mymr" typeface="Myanmar Text"/>
-        <a:font script="Nkoo" typeface="Ebrima"/>
-        <a:font script="Olck" typeface="Nirmala UI"/>
-        <a:font script="Osma" typeface="Ebrima"/>
-        <a:font script="Phag" typeface="Phagspa"/>
-        <a:font script="Syrn" typeface="Estrangelo Edessa"/>
-        <a:font script="Syrj" typeface="Estrangelo Edessa"/>
-        <a:font script="Syre" typeface="Estrangelo Edessa"/>
-        <a:font script="Sora" typeface="Nirmala UI"/>
-        <a:font script="Tale" typeface="Microsoft Tai Le"/>
-        <a:font script="Talu" typeface="Microsoft New Tai Lue"/>
-        <a:font script="Tfng" typeface="Ebrima"/>
       </a:majorFont>
       <a:minorFont>
-        <a:latin typeface="Aptos" panose="02110004020202020204"/>
+        <a:latin typeface="Cambria"/>
         <a:ea typeface=""/>
         <a:cs typeface=""/>
-        <a:font script="Jpan" typeface="游明朝"/>
+        <a:font script="Jpan" typeface="ＭＳ 明朝"/>
         <a:font script="Hang" typeface="맑은 고딕"/>
-        <a:font script="Hans" typeface="等线"/>
+        <a:font script="Hans" typeface="宋体"/>
         <a:font script="Hant" typeface="新細明體"/>
         <a:font script="Arab" typeface="Arial"/>
         <a:font script="Hebr" typeface="Arial"/>
@@ -10123,24 +10128,6 @@
         <a:font script="Mong" typeface="Mongolian Baiti"/>
         <a:font script="Viet" typeface="Arial"/>
         <a:font script="Uigh" typeface="Microsoft Uighur"/>
-        <a:font script="Geor" typeface="Sylfaen"/>
-        <a:font script="Armn" typeface="Arial"/>
-        <a:font script="Bugi" typeface="Leelawadee UI"/>
-        <a:font script="Bopo" typeface="Microsoft JhengHei"/>
-        <a:font script="Java" typeface="Javanese Text"/>
-        <a:font script="Lisu" typeface="Segoe UI"/>
-        <a:font script="Mymr" typeface="Myanmar Text"/>
-        <a:font script="Nkoo" typeface="Ebrima"/>
-        <a:font script="Olck" typeface="Nirmala UI"/>
-        <a:font script="Osma" typeface="Ebrima"/>
-        <a:font script="Phag" typeface="Phagspa"/>
-        <a:font script="Syrn" typeface="Estrangelo Edessa"/>
-        <a:font script="Syrj" typeface="Estrangelo Edessa"/>
-        <a:font script="Syre" typeface="Estrangelo Edessa"/>
-        <a:font script="Sora" typeface="Nirmala UI"/>
-        <a:font script="Tale" typeface="Microsoft Tai Le"/>
-        <a:font script="Talu" typeface="Microsoft New Tai Lue"/>
-        <a:font script="Tfng" typeface="Ebrima"/>
       </a:minorFont>
     </a:fontScheme>
     <a:fmtScheme name="Office">
@@ -10152,141 +10139,200 @@
           <a:gsLst>
             <a:gs pos="0">
               <a:schemeClr val="phClr">
-                <a:lumMod val="110000"/>
-                <a:satMod val="105000"/>
-                <a:tint val="67000"/>
+                <a:tint val="50000"/>
+                <a:satMod val="300000"/>
               </a:schemeClr>
             </a:gs>
-            <a:gs pos="50000">
+            <a:gs pos="35000">
               <a:schemeClr val="phClr">
-                <a:lumMod val="105000"/>
-                <a:satMod val="103000"/>
-                <a:tint val="73000"/>
+                <a:tint val="37000"/>
+                <a:satMod val="300000"/>
               </a:schemeClr>
             </a:gs>
             <a:gs pos="100000">
               <a:schemeClr val="phClr">
-                <a:lumMod val="105000"/>
-                <a:satMod val="109000"/>
-                <a:tint val="81000"/>
+                <a:tint val="15000"/>
+                <a:satMod val="350000"/>
               </a:schemeClr>
             </a:gs>
           </a:gsLst>
-          <a:lin ang="5400000" scaled="0"/>
+          <a:lin ang="16200000" scaled="1"/>
         </a:gradFill>
         <a:gradFill rotWithShape="1">
           <a:gsLst>
             <a:gs pos="0">
               <a:schemeClr val="phClr">
-                <a:satMod val="103000"/>
-                <a:lumMod val="102000"/>
-                <a:tint val="94000"/>
-              </a:schemeClr>
-            </a:gs>
-            <a:gs pos="50000">
-              <a:schemeClr val="phClr">
-                <a:satMod val="110000"/>
-                <a:lumMod val="100000"/>
+                <a:tint val="100000"/>
                 <a:shade val="100000"/>
+                <a:satMod val="130000"/>
               </a:schemeClr>
             </a:gs>
             <a:gs pos="100000">
               <a:schemeClr val="phClr">
-                <a:lumMod val="99000"/>
-                <a:satMod val="120000"/>
-                <a:shade val="78000"/>
+                <a:tint val="50000"/>
+                <a:shade val="100000"/>
+                <a:satMod val="350000"/>
               </a:schemeClr>
             </a:gs>
           </a:gsLst>
-          <a:lin ang="5400000" scaled="0"/>
+          <a:lin ang="16200000" scaled="0"/>
         </a:gradFill>
       </a:fillStyleLst>
       <a:lnStyleLst>
-        <a:ln w="6350" cap="flat" cmpd="sng" algn="ctr">
+        <a:ln w="9525" cap="flat" cmpd="sng" algn="ctr">
+          <a:solidFill>
+            <a:schemeClr val="phClr">
+              <a:shade val="95000"/>
+              <a:satMod val="105000"/>
+            </a:schemeClr>
+          </a:solidFill>
+          <a:prstDash val="solid"/>
+        </a:ln>
+        <a:ln w="25400" cap="flat" cmpd="sng" algn="ctr">
           <a:solidFill>
             <a:schemeClr val="phClr"/>
           </a:solidFill>
           <a:prstDash val="solid"/>
-          <a:miter lim="800000"/>
         </a:ln>
-        <a:ln w="12700" cap="flat" cmpd="sng" algn="ctr">
+        <a:ln w="38100" cap="flat" cmpd="sng" algn="ctr">
           <a:solidFill>
             <a:schemeClr val="phClr"/>
           </a:solidFill>
           <a:prstDash val="solid"/>
-          <a:miter lim="800000"/>
-        </a:ln>
-        <a:ln w="19050" cap="flat" cmpd="sng" algn="ctr">
-          <a:solidFill>
-            <a:schemeClr val="phClr"/>
-          </a:solidFill>
-          <a:prstDash val="solid"/>
-          <a:miter lim="800000"/>
         </a:ln>
       </a:lnStyleLst>
       <a:effectStyleLst>
         <a:effectStyle>
-          <a:effectLst/>
-        </a:effectStyle>
-        <a:effectStyle>
-          <a:effectLst/>
+          <a:effectLst>
+            <a:outerShdw blurRad="40000" dist="20000" dir="5400000" rotWithShape="0">
+              <a:srgbClr val="000000">
+                <a:alpha val="38000"/>
+              </a:srgbClr>
+            </a:outerShdw>
+          </a:effectLst>
         </a:effectStyle>
         <a:effectStyle>
           <a:effectLst>
-            <a:outerShdw blurRad="57150" dist="19050" dir="5400000" algn="ctr" rotWithShape="0">
+            <a:outerShdw blurRad="40000" dist="23000" dir="5400000" rotWithShape="0">
               <a:srgbClr val="000000">
-                <a:alpha val="63000"/>
+                <a:alpha val="35000"/>
               </a:srgbClr>
             </a:outerShdw>
           </a:effectLst>
+        </a:effectStyle>
+        <a:effectStyle>
+          <a:effectLst>
+            <a:outerShdw blurRad="40000" dist="23000" dir="5400000" rotWithShape="0">
+              <a:srgbClr val="000000">
+                <a:alpha val="35000"/>
+              </a:srgbClr>
+            </a:outerShdw>
+          </a:effectLst>
+          <a:scene3d>
+            <a:camera prst="orthographicFront">
+              <a:rot lat="0" lon="0" rev="0"/>
+            </a:camera>
+            <a:lightRig rig="threePt" dir="t">
+              <a:rot lat="0" lon="0" rev="1200000"/>
+            </a:lightRig>
+          </a:scene3d>
+          <a:sp3d>
+            <a:bevelT w="63500" h="25400"/>
+          </a:sp3d>
         </a:effectStyle>
       </a:effectStyleLst>
       <a:bgFillStyleLst>
         <a:solidFill>
           <a:schemeClr val="phClr"/>
         </a:solidFill>
-        <a:solidFill>
-          <a:schemeClr val="phClr">
-            <a:tint val="95000"/>
-            <a:satMod val="170000"/>
-          </a:schemeClr>
-        </a:solidFill>
         <a:gradFill rotWithShape="1">
           <a:gsLst>
             <a:gs pos="0">
               <a:schemeClr val="phClr">
-                <a:tint val="93000"/>
-                <a:satMod val="150000"/>
-                <a:shade val="98000"/>
-                <a:lumMod val="102000"/>
+                <a:tint val="40000"/>
+                <a:satMod val="350000"/>
               </a:schemeClr>
             </a:gs>
-            <a:gs pos="50000">
+            <a:gs pos="40000">
               <a:schemeClr val="phClr">
-                <a:tint val="98000"/>
-                <a:satMod val="130000"/>
-                <a:shade val="90000"/>
-                <a:lumMod val="103000"/>
+                <a:tint val="45000"/>
+                <a:shade val="99000"/>
+                <a:satMod val="350000"/>
               </a:schemeClr>
             </a:gs>
             <a:gs pos="100000">
               <a:schemeClr val="phClr">
-                <a:shade val="63000"/>
-                <a:satMod val="120000"/>
+                <a:shade val="20000"/>
+                <a:satMod val="255000"/>
               </a:schemeClr>
             </a:gs>
           </a:gsLst>
-          <a:lin ang="5400000" scaled="0"/>
+          <a:path path="circle">
+            <a:fillToRect l="50000" t="-80000" r="50000" b="180000"/>
+          </a:path>
+        </a:gradFill>
+        <a:gradFill rotWithShape="1">
+          <a:gsLst>
+            <a:gs pos="0">
+              <a:schemeClr val="phClr">
+                <a:tint val="80000"/>
+                <a:satMod val="300000"/>
+              </a:schemeClr>
+            </a:gs>
+            <a:gs pos="100000">
+              <a:schemeClr val="phClr">
+                <a:shade val="30000"/>
+                <a:satMod val="200000"/>
+              </a:schemeClr>
+            </a:gs>
+          </a:gsLst>
+          <a:path path="circle">
+            <a:fillToRect l="50000" t="50000" r="50000" b="50000"/>
+          </a:path>
         </a:gradFill>
       </a:bgFillStyleLst>
     </a:fmtScheme>
   </a:themeElements>
-  <a:objectDefaults/>
+  <a:objectDefaults>
+    <a:spDef>
+      <a:spPr/>
+      <a:bodyPr/>
+      <a:lstStyle/>
+      <a:style>
+        <a:lnRef idx="1">
+          <a:schemeClr val="accent1"/>
+        </a:lnRef>
+        <a:fillRef idx="3">
+          <a:schemeClr val="accent1"/>
+        </a:fillRef>
+        <a:effectRef idx="2">
+          <a:schemeClr val="accent1"/>
+        </a:effectRef>
+        <a:fontRef idx="minor">
+          <a:schemeClr val="lt1"/>
+        </a:fontRef>
+      </a:style>
+    </a:spDef>
+    <a:lnDef>
+      <a:spPr/>
+      <a:bodyPr/>
+      <a:lstStyle/>
+      <a:style>
+        <a:lnRef idx="2">
+          <a:schemeClr val="accent1"/>
+        </a:lnRef>
+        <a:fillRef idx="0">
+          <a:schemeClr val="accent1"/>
+        </a:fillRef>
+        <a:effectRef idx="1">
+          <a:schemeClr val="accent1"/>
+        </a:effectRef>
+        <a:fontRef idx="minor">
+          <a:schemeClr val="tx1"/>
+        </a:fontRef>
+      </a:style>
+    </a:lnDef>
+  </a:objectDefaults>
   <a:extraClrSchemeLst/>
-  <a:extLst>
-    <a:ext uri="{05A4C25C-085E-4340-85A3-A5531E510DB2}">
-      <thm15:themeFamily xmlns:thm15="http://schemas.microsoft.com/office/thememl/2012/main" name="Office Theme" id="{2E142A2C-CD16-42D6-873A-C26D2A0506FA}" vid="{1BDDFF52-6CD6-40A5-AB3C-68EB2F1E4D0A}"/>
-    </a:ext>
-  </a:extLst>
 </a:theme>
 </file>
--- a/04-regulatory-compliance/PCI_DSS_v4.0.1/Espanol/PCI_DSS_v4.0.1_Practical_Manager_and_Junior_Analyst_Manual_Espanol_v1.0.docx
+++ b/04-regulatory-compliance/PCI_DSS_v4.0.1/Espanol/PCI_DSS_v4.0.1_Practical_Manager_and_Junior_Analyst_Manual_Espanol_v1.0.docx
@@ -2,40 +2,14 @@
 <file path=word/document.xml><?xml version="1.0" encoding="utf-8"?>
 <w:document xmlns:w="http://schemas.openxmlformats.org/wordprocessingml/2006/main" xmlns:m="http://schemas.openxmlformats.org/officeDocument/2006/math" xmlns:r="http://schemas.openxmlformats.org/officeDocument/2006/relationships" xmlns:o="urn:schemas-microsoft-com:office:office" xmlns:v="urn:schemas-microsoft-com:vml" xmlns:w10="urn:schemas-microsoft-com:office:word" xmlns:a="http://schemas.openxmlformats.org/drawingml/2006/main" xmlns:pic="http://schemas.openxmlformats.org/drawingml/2006/picture" xmlns:wp="http://schemas.openxmlformats.org/drawingml/2006/wordprocessingDrawing">
   <w:body>
-    <w:sdt>
-      <w:sdtPr>
-        <w:docPartObj>
-          <w:docPartGallery w:val="Table of Contents"/>
-          <w:docPartUnique/>
-        </w:docPartObj>
-      </w:sdtPr>
-      <w:sdtContent>
-        <w:p>
-          <w:pPr>
-            <w:pStyle w:val="TOCHeading"/>
-          </w:pPr>
-          <w:r>
-            <w:t xml:space="preserve">Table of Contents</w:t>
-          </w:r>
-        </w:p>
-        <w:p>
-          <w:r>
-            <w:fldChar w:fldCharType="begin" w:dirty="true"/>
-            <w:instrText xml:space="preserve">TOC \o "1-3" \h \z \u</w:instrText>
-            <w:fldChar w:fldCharType="separate"/>
-            <w:fldChar w:fldCharType="end"/>
-          </w:r>
-        </w:p>
-      </w:sdtContent>
-    </w:sdt>
     <w:p>
       <w:pPr>
         <w:pStyle w:val="BlockText"/>
       </w:pPr>
       <w:r>
         <w:rPr>
+          <w:b/>
           <w:bCs/>
-          <w:b/>
         </w:rPr>
         <w:t xml:space="preserve">Estado de revisión:</w:t>
       </w:r>
@@ -52,8 +26,8 @@
       </w:pPr>
       <w:r>
         <w:rPr>
+          <w:b/>
           <w:bCs/>
-          <w:b/>
         </w:rPr>
         <w:t xml:space="preserve">CYBERSECURITY, PRIVACY &amp; COMPLIANCE SERIES</w:t>
       </w:r>
@@ -64,8 +38,8 @@
       </w:pPr>
       <w:r>
         <w:rPr>
+          <w:b/>
           <w:bCs/>
-          <w:b/>
         </w:rPr>
         <w:t xml:space="preserve">PCI DSS v4.0.1</w:t>
       </w:r>
@@ -84,8 +58,8 @@
       </w:pPr>
       <w:r>
         <w:rPr>
+          <w:i/>
           <w:iCs/>
-          <w:i/>
         </w:rPr>
         <w:t xml:space="preserve">Un manual de trabajo para administradores, analistas juniores, estudiantes, cambiadores de carrera, comerciantes y proveedores de servicios</w:t>
       </w:r>
@@ -96,8 +70,8 @@
       </w:pPr>
       <w:r>
         <w:rPr>
+          <w:b/>
           <w:bCs/>
-          <w:b/>
         </w:rPr>
         <w:t xml:space="preserve">Alberto (Al) Leiva</w:t>
       </w:r>
@@ -116,8 +90,8 @@
       </w:pPr>
       <w:r>
         <w:rPr>
+          <w:b/>
           <w:bCs/>
-          <w:b/>
         </w:rPr>
         <w:t xml:space="preserve">Inside:</w:t>
       </w:r>
@@ -136,7 +110,7 @@
         <w:t xml:space="preserve">|. |</w:t>
       </w:r>
     </w:p>
-    <w:bookmarkStart w:id="22" w:name="publication-and-use-notice"/>
+    <w:bookmarkStart w:id="11" w:name="publication-and-use-notice"/>
     <w:p>
       <w:pPr>
         <w:pStyle w:val="Heading1"/>
@@ -169,7 +143,7 @@
         <w:t xml:space="preserve">Propósito: Educación gratuita y práctica para directivos, estudiantes, cambiadores de carrera, analistas junior, comerciantes, proveedores de servicios y profesionales de la ciberseguridad.</w:t>
       </w:r>
     </w:p>
-    <w:bookmarkStart w:id="20" w:name="aviso-educativo-y-legal"/>
+    <w:bookmarkStart w:id="9" w:name="aviso-educativo-y-legal"/>
     <w:p>
       <w:pPr>
         <w:pStyle w:val="Heading2"/>
@@ -186,8 +160,8 @@
         <w:t xml:space="preserve">Este manual proporciona educación general. No es asesoramiento legal, una publicación del Consejo de Normas de Seguridad de la PCI, un informe sobre el cumplimiento, una certificación del cumplimiento, un cuestionario de autoevaluación o una garantía de cumplimiento o seguridad. Sólo los documentos oficiales de validación estándar y aplicables rigen una evaluación. Las marcas de pago, los compradores, clientes, reguladores, contratos y leyes pueden imponer requisitos adicionales.</w:t>
       </w:r>
     </w:p>
-    <w:bookmarkEnd w:id="20"/>
-    <w:bookmarkStart w:id="21" w:name="uso-ético-y-autorizado"/>
+    <w:bookmarkEnd w:id="9"/>
+    <w:bookmarkStart w:id="10" w:name="uso-ético-y-autorizado"/>
     <w:p>
       <w:pPr>
         <w:pStyle w:val="Heading2"/>
@@ -204,9 +178,9 @@
         <w:t xml:space="preserve">Usar herramientas técnicas únicamente en sistemas, redes, aplicaciones, cuentas de nube, páginas de pago y datos que posees o estén específicamente autorizados por escrito para evaluar. Use datos de cuenta sintética en laboratorios. Nunca utilice PAN real, datos de autenticación sensibles, información de clientes, credenciales o sistemas de pago de producción en una demostración pública o cartera.</w:t>
       </w:r>
     </w:p>
-    <w:bookmarkEnd w:id="21"/>
-    <w:bookmarkEnd w:id="22"/>
-    <w:bookmarkStart w:id="23" w:name="prefacio"/>
+    <w:bookmarkEnd w:id="10"/>
+    <w:bookmarkEnd w:id="11"/>
+    <w:bookmarkStart w:id="12" w:name="prefacio"/>
     <w:p>
       <w:pPr>
         <w:pStyle w:val="Heading1"/>
@@ -221,8 +195,8 @@
       </w:pPr>
       <w:r>
         <w:rPr>
+          <w:i/>
           <w:iCs/>
-          <w:i/>
         </w:rPr>
         <w:t xml:space="preserve">Una introducción acogedora a la seguridad de pago y el cumplimiento basado en pruebas</w:t>
       </w:r>
@@ -308,8 +282,8 @@
         <w:t xml:space="preserve">|. |</w:t>
       </w:r>
     </w:p>
-    <w:bookmarkEnd w:id="23"/>
-    <w:bookmarkStart w:id="24" w:name="tabla-de-contenidos"/>
+    <w:bookmarkEnd w:id="12"/>
+    <w:bookmarkStart w:id="13" w:name="tabla-de-contenidos"/>
     <w:p>
       <w:pPr>
         <w:pStyle w:val="Heading1"/>
@@ -1297,7 +1271,7 @@
           <w:rPr>
             <w:rStyle w:val="Hyperlink"/>
           </w:rPr>
-          <w:t xml:space="preserve">20. Manual de juegos PCI DSS [38](#managers-pci-dss-playbook)</w:t>
+          <w:t xml:space="preserve">20. Manual de PCI DSS para gerentes [38](#managers-pci-dss-playbook)</w:t>
         </w:r>
       </w:hyperlink>
     </w:p>
@@ -1323,7 +1297,7 @@
           <w:rPr>
             <w:rStyle w:val="Hyperlink"/>
           </w:rPr>
-          <w:t xml:space="preserve">20.2 Dashboard [38](#dashboard)</w:t>
+          <w:t xml:space="preserve">20.2 Panel [38](#dashboard)</w:t>
         </w:r>
       </w:hyperlink>
     </w:p>
@@ -1707,8 +1681,8 @@
         </w:r>
       </w:hyperlink>
     </w:p>
-    <w:bookmarkEnd w:id="24"/>
-    <w:bookmarkStart w:id="31" w:name="pci-dss-v4.0.1-fundaciones"/>
+    <w:bookmarkEnd w:id="13"/>
+    <w:bookmarkStart w:id="20" w:name="pci-dss-v4.0.1-fundaciones"/>
     <w:p>
       <w:pPr>
         <w:pStyle w:val="Heading1"/>
@@ -1723,8 +1697,8 @@
       </w:pPr>
       <w:r>
         <w:rPr>
+          <w:i/>
           <w:iCs/>
-          <w:i/>
         </w:rPr>
         <w:t xml:space="preserve">El estándar actual, aplicabilidad, metas y limitaciones importantes</w:t>
       </w:r>
@@ -1740,13 +1714,7 @@
         <w:t xml:space="preserve">■img src=</w:t>
       </w:r>
       <w:r>
-        <w:t xml:space="preserve">“</w:t>
-      </w:r>
-      <w:r>
-        <w:t xml:space="preserve">media/image1.png</w:t>
-      </w:r>
-      <w:r>
-        <w:t xml:space="preserve">”</w:t>
+        <w:t xml:space="preserve">“media/image1.png”</w:t>
       </w:r>
       <w:r>
         <w:t xml:space="preserve"> </w:t>
@@ -1755,13 +1723,7 @@
         <w:t xml:space="preserve">estilo=</w:t>
       </w:r>
       <w:r>
-        <w:t xml:space="preserve">“</w:t>
-      </w:r>
-      <w:r>
-        <w:t xml:space="preserve">width:6.15in;height:3.94164in</w:t>
-      </w:r>
-      <w:r>
-        <w:t xml:space="preserve">”</w:t>
+        <w:t xml:space="preserve">“width:6.15in;height:3.94164in”</w:t>
       </w:r>
       <w:r>
         <w:t xml:space="preserve"> </w:t>
@@ -1770,13 +1732,7 @@
         <w:t xml:space="preserve">alt=</w:t>
       </w:r>
       <w:r>
-        <w:t xml:space="preserve">“</w:t>
-      </w:r>
-      <w:r>
-        <w:t xml:space="preserve">La seguridad del pago combina la red, el sistema, los datos, la identidad, física, el monitoreo, las pruebas y los controles de gobernanza</w:t>
-      </w:r>
-      <w:r>
-        <w:t xml:space="preserve">”</w:t>
+        <w:t xml:space="preserve">“La seguridad del pago combina la red, el sistema, los datos, la identidad, física, el monitoreo, las pruebas y los controles de gobernanza”</w:t>
       </w:r>
       <w:r>
         <w:t xml:space="preserve">.</w:t>
@@ -1790,7 +1746,7 @@
         <w:t xml:space="preserve">Figura 1. Los doce requisitos de PCI DSS</w:t>
       </w:r>
     </w:p>
-    <w:bookmarkStart w:id="25" w:name="situación-actual"/>
+    <w:bookmarkStart w:id="14" w:name="situación-actual"/>
     <w:p>
       <w:pPr>
         <w:pStyle w:val="Heading2"/>
@@ -1854,8 +1810,8 @@
         <w:t xml:space="preserve">A partir de la publicación de este manual de julio de 2026, PCI SSC está recopilando información de los interesados en v4.0.1; una solicitud de comentarios no es un nuevo estándar final.</w:t>
       </w:r>
     </w:p>
-    <w:bookmarkEnd w:id="25"/>
-    <w:bookmarkStart w:id="26" w:name="a-quién-y-a-qué-se-aplica"/>
+    <w:bookmarkEnd w:id="14"/>
+    <w:bookmarkStart w:id="15" w:name="a-quién-y-a-qué-se-aplica"/>
     <w:p>
       <w:pPr>
         <w:pStyle w:val="Heading2"/>
@@ -1872,8 +1828,8 @@
         <w:t xml:space="preserve">PCI DSS se aplica a entidades que almacenan, procesan o transmiten datos de los titulares de tarjetas o datos de autenticación sensibles, y a entidades cuyos sistemas podrían afectar la seguridad del entorno de datos de los titulares de tarjetas. Los comerciantes, procesadores, compradores, emisores y proveedores de servicios pueden tener diferentes funciones de validación y presentación de informes.</w:t>
       </w:r>
     </w:p>
-    <w:bookmarkEnd w:id="26"/>
-    <w:bookmarkStart w:id="27" w:name="los-seis-objetivos-de-control"/>
+    <w:bookmarkEnd w:id="15"/>
+    <w:bookmarkStart w:id="16" w:name="los-seis-objetivos-de-control"/>
     <w:p>
       <w:pPr>
         <w:pStyle w:val="Heading2"/>
@@ -1894,8 +1850,8 @@
       </w:r>
       <w:r>
         <w:rPr>
+          <w:b/>
           <w:bCs/>
-          <w:b/>
         </w:rPr>
         <w:t xml:space="preserve">Requisitos</w:t>
       </w:r>
@@ -1952,11 +1908,11 @@
     </w:p>
     <w:p>
       <w:pPr>
+        <w:pStyle w:val="Compact"/>
         <w:numPr>
           <w:ilvl w:val="0"/>
           <w:numId w:val="1002"/>
         </w:numPr>
-        <w:pStyle w:val="Compact"/>
       </w:pPr>
       <w:r>
         <w:t xml:space="preserve">Normas de datos y protección de la cuenta</w:t>
@@ -1968,8 +1924,8 @@
       </w:pPr>
       <w:r>
         <w:rPr>
+          <w:i/>
           <w:iCs/>
-          <w:i/>
         </w:rPr>
         <w:t xml:space="preserve">La diferencia entre los datos de los titulares de tarjetas, el PAN y los datos de autenticación sensibles.</w:t>
       </w:r>
@@ -1982,13 +1938,7 @@
         <w:t xml:space="preserve">■img src=</w:t>
       </w:r>
       <w:r>
-        <w:t xml:space="preserve">“</w:t>
-      </w:r>
-      <w:r>
-        <w:t xml:space="preserve">media/image2.png</w:t>
-      </w:r>
-      <w:r>
-        <w:t xml:space="preserve">”</w:t>
+        <w:t xml:space="preserve">“media/image2.png”</w:t>
       </w:r>
       <w:r>
         <w:t xml:space="preserve"> </w:t>
@@ -1997,13 +1947,7 @@
         <w:t xml:space="preserve">estilo=</w:t>
       </w:r>
       <w:r>
-        <w:t xml:space="preserve">“</w:t>
-      </w:r>
-      <w:r>
-        <w:t xml:space="preserve">width:6.15in;height:2.98845in</w:t>
-      </w:r>
-      <w:r>
-        <w:t xml:space="preserve">”</w:t>
+        <w:t xml:space="preserve">“width:6.15in;height:2.98845in”</w:t>
       </w:r>
       <w:r>
         <w:t xml:space="preserve"> </w:t>
@@ -2012,13 +1956,7 @@
         <w:t xml:space="preserve">alt=</w:t>
       </w:r>
       <w:r>
-        <w:t xml:space="preserve">“</w:t>
-      </w:r>
-      <w:r>
-        <w:t xml:space="preserve">PAN es central para la aplicabilidad; los datos de autenticación sensible reciben un tratamiento de postautorización más estricto.</w:t>
-      </w:r>
-      <w:r>
-        <w:t xml:space="preserve">”</w:t>
+        <w:t xml:space="preserve">“PAN es central para la aplicabilidad; los datos de autenticación sensible reciben un tratamiento de postautorización más estricto.”</w:t>
       </w:r>
       <w:r>
         <w:t xml:space="preserve"> </w:t>
@@ -2041,8 +1979,8 @@
       </w:pPr>
       <w:r>
         <w:rPr>
+          <w:b/>
           <w:bCs/>
-          <w:b/>
         </w:rPr>
         <w:t xml:space="preserve">Data</w:t>
       </w:r>
@@ -2103,8 +2041,8 @@
         <w:t xml:space="preserve">TEN PIN/PIN block TENENCIA Datos de autenticación sensible TEN No almacene después de la autorización excepto expresamente permitido emisor uso |</w:t>
       </w:r>
     </w:p>
-    <w:bookmarkEnd w:id="27"/>
-    <w:bookmarkStart w:id="28" w:name="los-métodos-de-protección-son-diferentes"/>
+    <w:bookmarkEnd w:id="16"/>
+    <w:bookmarkStart w:id="17" w:name="los-métodos-de-protección-son-diferentes"/>
     <w:p>
       <w:pPr>
         <w:pStyle w:val="Heading2"/>
@@ -2185,8 +2123,8 @@
       </w:pPr>
       <w:r>
         <w:rPr>
+          <w:b/>
           <w:bCs/>
-          <w:b/>
         </w:rPr>
         <w:t xml:space="preserve">Nunca utilice datos reales en el entrenamiento:</w:t>
       </w:r>
@@ -2207,11 +2145,11 @@
     </w:p>
     <w:p>
       <w:pPr>
+        <w:pStyle w:val="Compact"/>
         <w:numPr>
           <w:ilvl w:val="0"/>
           <w:numId w:val="1004"/>
         </w:numPr>
-        <w:pStyle w:val="Compact"/>
       </w:pPr>
       <w:r>
         <w:t xml:space="preserve">Alcance, ECM y Segmentación</w:t>
@@ -2223,8 +2161,8 @@
       </w:pPr>
       <w:r>
         <w:rPr>
+          <w:i/>
           <w:iCs/>
-          <w:i/>
         </w:rPr>
         <w:t xml:space="preserve">Cómo encontrar a cada persona, proceso, tecnología y dependencia que pertenece a su alcance</w:t>
       </w:r>
@@ -2237,13 +2175,7 @@
         <w:pStyle w:val="BodyText"/>
       </w:pPr>
       <w:r>
-        <w:t xml:space="preserve">“</w:t>
-      </w:r>
-      <w:r>
-        <w:t xml:space="preserve">A la altura: 2.99322in</w:t>
-      </w:r>
-      <w:r>
-        <w:t xml:space="preserve">”</w:t>
+        <w:t xml:space="preserve">“A la altura: 2.99322in”</w:t>
       </w:r>
       <w:r>
         <w:t xml:space="preserve"> </w:t>
@@ -2252,13 +2184,7 @@
         <w:t xml:space="preserve">alt=</w:t>
       </w:r>
       <w:r>
-        <w:t xml:space="preserve">“</w:t>
-      </w:r>
-      <w:r>
-        <w:t xml:space="preserve">Comenzar con flujos de cuenta-datos e incluyen sistemas conectados a los sistemas de impacto de seguridad y seguridad.</w:t>
-      </w:r>
-      <w:r>
-        <w:t xml:space="preserve">”</w:t>
+        <w:t xml:space="preserve">“Comenzar con flujos de cuenta-datos e incluyen sistemas conectados a los sistemas de impacto de seguridad y seguridad.”</w:t>
       </w:r>
       <w:r>
         <w:t xml:space="preserve"> </w:t>
@@ -2275,8 +2201,8 @@
         <w:t xml:space="preserve">Figura 3. Flujo de análisis de PCI DSS</w:t>
       </w:r>
     </w:p>
-    <w:bookmarkEnd w:id="28"/>
-    <w:bookmarkStart w:id="29" w:name="scope-discovery"/>
+    <w:bookmarkEnd w:id="17"/>
+    <w:bookmarkStart w:id="18" w:name="scope-discovery"/>
     <w:p>
       <w:pPr>
         <w:pStyle w:val="Heading2"/>
@@ -2370,13 +2296,7 @@
         <w:t xml:space="preserve">لimg src=</w:t>
       </w:r>
       <w:r>
-        <w:t xml:space="preserve">“</w:t>
-      </w:r>
-      <w:r>
-        <w:t xml:space="preserve">media/image4.png</w:t>
-      </w:r>
-      <w:r>
-        <w:t xml:space="preserve">”</w:t>
+        <w:t xml:space="preserve">“media/image4.png”</w:t>
       </w:r>
       <w:r>
         <w:t xml:space="preserve"> </w:t>
@@ -2385,13 +2305,7 @@
         <w:t xml:space="preserve">style=</w:t>
       </w:r>
       <w:r>
-        <w:t xml:space="preserve">“</w:t>
-      </w:r>
-      <w:r>
-        <w:t xml:space="preserve">width:6.15in;height:2.92173in</w:t>
-      </w:r>
-      <w:r>
-        <w:t xml:space="preserve">”</w:t>
+        <w:t xml:space="preserve">“width:6.15in;height:2.92173in”</w:t>
       </w:r>
       <w:r>
         <w:t xml:space="preserve"> </w:t>
@@ -2400,13 +2314,7 @@
         <w:t xml:space="preserve">alt=</w:t>
       </w:r>
       <w:r>
-        <w:t xml:space="preserve">“</w:t>
-      </w:r>
-      <w:r>
-        <w:t xml:space="preserve">Segmentation must be enforced, monitored, and testing before systems are treated as out of scope.</w:t>
-      </w:r>
-      <w:r>
-        <w:t xml:space="preserve">”</w:t>
+        <w:t xml:space="preserve">“Segmentation must be enforced, monitored, and testing before systems are treated as out of scope.”</w:t>
       </w:r>
       <w:r>
         <w:t xml:space="preserve"> </w:t>
@@ -2423,8 +2331,8 @@
         <w:t xml:space="preserve">Figure 4. Segmentation and scope reduction</w:t>
       </w:r>
     </w:p>
-    <w:bookmarkEnd w:id="29"/>
-    <w:bookmarkStart w:id="30" w:name="validación-del-alcance"/>
+    <w:bookmarkEnd w:id="18"/>
+    <w:bookmarkStart w:id="19" w:name="validación-del-alcance"/>
     <w:p>
       <w:pPr>
         <w:pStyle w:val="Heading2"/>
@@ -2441,9 +2349,9 @@
         <w:t xml:space="preserve">Validar el alcance al menos anual y después de un cambio significativo. Los proveedores de servicios realizan la confirmación de alcance documentada al menos una vez cada seis meses y después de un cambio significativo. Las pruebas deben intentar encontrar tiendas de datos desconocidas, caminos alternativos, activos no gestionados, servicios compartidos, dependencias de la nube, conexiones inalámbricas y acceso administrativo.</w:t>
       </w:r>
     </w:p>
-    <w:bookmarkEnd w:id="30"/>
-    <w:bookmarkEnd w:id="31"/>
-    <w:bookmarkStart w:id="32" w:name="validación-saqs-roc-aoc-y-rols"/>
+    <w:bookmarkEnd w:id="19"/>
+    <w:bookmarkEnd w:id="20"/>
+    <w:bookmarkStart w:id="21" w:name="validación-saqs-roc-aoc-y-rols"/>
     <w:p>
       <w:pPr>
         <w:pStyle w:val="Heading1"/>
@@ -2458,8 +2366,8 @@
       </w:pPr>
       <w:r>
         <w:rPr>
+          <w:i/>
           <w:iCs/>
-          <w:i/>
         </w:rPr>
         <w:t xml:space="preserve">Eligiendo el camino correcto de presentación de informes y el entendimiento que lo acepta.</w:t>
       </w:r>
@@ -2470,8 +2378,8 @@
       </w:pPr>
       <w:r>
         <w:rPr>
+          <w:b/>
           <w:bCs/>
-          <w:b/>
         </w:rPr>
         <w:t xml:space="preserve">Artifact or role</w:t>
       </w:r>
@@ -2486,8 +2394,8 @@
       </w:r>
       <w:r>
         <w:rPr>
+          <w:b/>
           <w:bCs/>
-          <w:b/>
         </w:rPr>
         <w:t xml:space="preserve">Purpose</w:t>
       </w:r>
@@ -2578,8 +2486,8 @@
       </w:pPr>
       <w:r>
         <w:rPr>
+          <w:b/>
           <w:bCs/>
-          <w:b/>
         </w:rPr>
         <w:t xml:space="preserve">Quién decide la validación:</w:t>
       </w:r>
@@ -2600,11 +2508,11 @@
     </w:p>
     <w:p>
       <w:pPr>
+        <w:pStyle w:val="Compact"/>
         <w:numPr>
           <w:ilvl w:val="0"/>
           <w:numId w:val="1006"/>
         </w:numPr>
-        <w:pStyle w:val="Compact"/>
       </w:pPr>
       <w:r>
         <w:t xml:space="preserve">Definidos, personalizados, compensatorios y enfoques de riesgo</w:t>
@@ -2616,8 +2524,8 @@
       </w:pPr>
       <w:r>
         <w:rPr>
+          <w:i/>
           <w:iCs/>
-          <w:i/>
         </w:rPr>
         <w:t xml:space="preserve">Conseguir flexibilidad sin debilitar el objetivo del requisito</w:t>
       </w:r>
@@ -2633,13 +2541,7 @@
         <w:t xml:space="preserve">■img src=</w:t>
       </w:r>
       <w:r>
-        <w:t xml:space="preserve">“</w:t>
-      </w:r>
-      <w:r>
-        <w:t xml:space="preserve">media/image5.png</w:t>
-      </w:r>
-      <w:r>
-        <w:t xml:space="preserve">”</w:t>
+        <w:t xml:space="preserve">“media/image5.png”</w:t>
       </w:r>
       <w:r>
         <w:t xml:space="preserve"> </w:t>
@@ -2648,13 +2550,7 @@
         <w:t xml:space="preserve">estilo=</w:t>
       </w:r>
       <w:r>
-        <w:t xml:space="preserve">“</w:t>
-      </w:r>
-      <w:r>
-        <w:t xml:space="preserve">width:6.15in;height:3.06328in</w:t>
-      </w:r>
-      <w:r>
-        <w:t xml:space="preserve">”</w:t>
+        <w:t xml:space="preserve">“width:6.15in;height:3.06328in”</w:t>
       </w:r>
       <w:r>
         <w:t xml:space="preserve"> </w:t>
@@ -2663,13 +2559,7 @@
         <w:t xml:space="preserve">alt=</w:t>
       </w:r>
       <w:r>
-        <w:t xml:space="preserve">“</w:t>
-      </w:r>
-      <w:r>
-        <w:t xml:space="preserve">Ambos enfoques deben cumplir el objetivo del requisito y ser evaluables.</w:t>
-      </w:r>
-      <w:r>
-        <w:t xml:space="preserve">”</w:t>
+        <w:t xml:space="preserve">“Ambos enfoques deben cumplir el objetivo del requisito y ser evaluables.”</w:t>
       </w:r>
       <w:r>
         <w:t xml:space="preserve"> </w:t>
@@ -2692,8 +2582,8 @@
       </w:pPr>
       <w:r>
         <w:rPr>
+          <w:b/>
           <w:bCs/>
-          <w:b/>
         </w:rPr>
         <w:t xml:space="preserve">Method</w:t>
       </w:r>
@@ -2708,8 +2598,8 @@
       </w:r>
       <w:r>
         <w:rPr>
+          <w:b/>
           <w:bCs/>
-          <w:b/>
         </w:rPr>
         <w:t xml:space="preserve">Cuando se utiliza</w:t>
       </w:r>
@@ -2790,8 +2680,8 @@
         <w:t xml:space="preserve">Confirme las expectativas de aceptación y evaluación antes de comprometerse a un enfoque.</w:t>
       </w:r>
     </w:p>
-    <w:bookmarkEnd w:id="32"/>
-    <w:bookmarkStart w:id="33" w:name="Xf7527355aa3107c490879934512b03c61be5bdd"/>
+    <w:bookmarkEnd w:id="21"/>
+    <w:bookmarkStart w:id="22" w:name="Xf7527355aa3107c490879934512b03c61be5bdd"/>
     <w:p>
       <w:pPr>
         <w:pStyle w:val="Heading1"/>
@@ -2806,8 +2696,8 @@
       </w:pPr>
       <w:r>
         <w:rPr>
+          <w:i/>
           <w:iCs/>
-          <w:i/>
         </w:rPr>
         <w:t xml:space="preserve">Install and Maintain Network Security Controls</w:t>
       </w:r>
@@ -2818,8 +2708,8 @@
       </w:pPr>
       <w:r>
         <w:rPr>
+          <w:b/>
           <w:bCs/>
-          <w:b/>
         </w:rPr>
         <w:t xml:space="preserve">Propósito de la solicitud:</w:t>
       </w:r>
@@ -2840,27 +2730,26 @@
       <w:tblPr>
         <w:tblStyle w:val="Table"/>
         <w:tblW w:type="pct" w:w="5000"/>
+        <w:tblLayout w:type="fixed"/>
         <w:tblLook w:firstRow="1" w:lastRow="0" w:firstColumn="0" w:lastColumn="0" w:noHBand="0" w:noVBand="0" w:val="0020"/>
-        <w:jc w:val="start"/>
       </w:tblPr>
       <w:tblGrid>
         <w:gridCol w:w="7920"/>
       </w:tblGrid>
       <w:tr>
         <w:trPr>
-          <w:tblHeader w:val="true"/>
+          <w:tblHeader w:val="on"/>
         </w:trPr>
         <w:tc>
           <w:tcPr/>
           <w:p>
             <w:pPr>
               <w:pStyle w:val="Compact"/>
-              <w:jc w:val="left"/>
             </w:pPr>
             <w:r>
               <w:rPr>
+                <w:b/>
                 <w:bCs/>
-                <w:b/>
               </w:rPr>
               <w:t xml:space="preserve">Grupo</w:t>
             </w:r>
@@ -2873,7 +2762,6 @@
           <w:p>
             <w:pPr>
               <w:pStyle w:val="Compact"/>
-              <w:jc w:val="left"/>
             </w:pPr>
             <w:r>
               <w:t xml:space="preserve">1.1</w:t>
@@ -2887,7 +2775,6 @@
           <w:p>
             <w:pPr>
               <w:pStyle w:val="Compact"/>
-              <w:jc w:val="left"/>
             </w:pPr>
             <w:r>
               <w:t xml:space="preserve">1.2</w:t>
@@ -2901,7 +2788,6 @@
           <w:p>
             <w:pPr>
               <w:pStyle w:val="Compact"/>
-              <w:jc w:val="left"/>
             </w:pPr>
             <w:r>
               <w:t xml:space="preserve">tención 1.3</w:t>
@@ -2932,8 +2818,8 @@
         <w:t xml:space="preserve">** Nota de evaluación** Utilice el texto oficial PCI DSS v4.0.1 y el modelo de presentación de informes aplicable para requisitos exactos, notas de aplicabilidad, procedimientos de prueba, opciones de respuesta y documentación. Este manual explica; no reemplaza el estándar.</w:t>
       </w:r>
     </w:p>
-    <w:bookmarkEnd w:id="33"/>
-    <w:bookmarkStart w:id="34" w:name="requisito-2---configuraciones-seguras"/>
+    <w:bookmarkEnd w:id="22"/>
+    <w:bookmarkStart w:id="23" w:name="requisito-2---configuraciones-seguras"/>
     <w:p>
       <w:pPr>
         <w:pStyle w:val="Heading1"/>
@@ -2948,8 +2834,8 @@
       </w:pPr>
       <w:r>
         <w:rPr>
+          <w:i/>
           <w:iCs/>
-          <w:i/>
         </w:rPr>
         <w:t xml:space="preserve">Apply Secure Configurations to All System Components</w:t>
       </w:r>
@@ -2960,8 +2846,8 @@
       </w:pPr>
       <w:r>
         <w:rPr>
+          <w:b/>
           <w:bCs/>
-          <w:b/>
         </w:rPr>
         <w:t xml:space="preserve">Propósito de solicitud:</w:t>
       </w:r>
@@ -2984,27 +2870,26 @@
       <w:tblPr>
         <w:tblStyle w:val="Table"/>
         <w:tblW w:type="pct" w:w="5000"/>
+        <w:tblLayout w:type="fixed"/>
         <w:tblLook w:firstRow="1" w:lastRow="0" w:firstColumn="0" w:lastColumn="0" w:noHBand="0" w:noVBand="0" w:val="0020"/>
-        <w:jc w:val="start"/>
       </w:tblPr>
       <w:tblGrid>
         <w:gridCol w:w="7920"/>
       </w:tblGrid>
       <w:tr>
         <w:trPr>
-          <w:tblHeader w:val="true"/>
+          <w:tblHeader w:val="on"/>
         </w:trPr>
         <w:tc>
           <w:tcPr/>
           <w:p>
             <w:pPr>
               <w:pStyle w:val="Compact"/>
-              <w:jc w:val="left"/>
             </w:pPr>
             <w:r>
               <w:rPr>
+                <w:b/>
                 <w:bCs/>
-                <w:b/>
               </w:rPr>
               <w:t xml:space="preserve">Grupo</w:t>
             </w:r>
@@ -3017,7 +2902,6 @@
           <w:p>
             <w:pPr>
               <w:pStyle w:val="Compact"/>
-              <w:jc w:val="left"/>
             </w:pPr>
             <w:r>
               <w:t xml:space="preserve">tención 2.1</w:t>
@@ -3031,7 +2915,6 @@
           <w:p>
             <w:pPr>
               <w:pStyle w:val="Compact"/>
-              <w:jc w:val="left"/>
             </w:pPr>
             <w:r>
               <w:t xml:space="preserve">Ø 2.2 tención Desarrollar y aplicar normas de configuración; eliminar defectos, servicios innecesarios y ajustes inseguros. tención Confirme el alcance, propiedad, diseño, implementación, evidencia operativa, excepciones, corrección y retest. estándares de configuración, inventarios, escaneos de endurecimiento, reseñas de cuenta predeterminada y de servicio</w:t>
@@ -3045,7 +2928,6 @@
           <w:p>
             <w:pPr>
               <w:pStyle w:val="Compact"/>
-              <w:jc w:val="left"/>
             </w:pPr>
             <w:r>
               <w:t xml:space="preserve">tención 2.3 ← Ambientes inalámbricos seguros con defectos cambiados, criptografía fuerte y ajustes gestionados. tención Confirme el alcance, propiedad, diseño, implementación, evidencia operativa, excepciones, corrección y retest. estándares de configuración, inventarios, escaneos de endurecimiento, reseñas de cuenta predeterminada y de servicio</w:t>
@@ -3064,11 +2946,11 @@
     </w:p>
     <w:p>
       <w:pPr>
+        <w:pStyle w:val="Compact"/>
         <w:numPr>
           <w:ilvl w:val="0"/>
           <w:numId w:val="1007"/>
         </w:numPr>
-        <w:pStyle w:val="Compact"/>
       </w:pPr>
       <w:r>
         <w:t xml:space="preserve">Requisitos 3 - Datos de la cuenta almacenada</w:t>
@@ -3080,8 +2962,8 @@
       </w:pPr>
       <w:r>
         <w:rPr>
+          <w:i/>
           <w:iCs/>
-          <w:i/>
         </w:rPr>
         <w:t xml:space="preserve">Protect Stored Account Data</w:t>
       </w:r>
@@ -3092,8 +2974,8 @@
       </w:pPr>
       <w:r>
         <w:rPr>
+          <w:b/>
           <w:bCs/>
-          <w:b/>
         </w:rPr>
         <w:t xml:space="preserve">Propósito de la solicitud:</w:t>
       </w:r>
@@ -3114,27 +2996,26 @@
       <w:tblPr>
         <w:tblStyle w:val="Table"/>
         <w:tblW w:type="pct" w:w="5000"/>
+        <w:tblLayout w:type="fixed"/>
         <w:tblLook w:firstRow="1" w:lastRow="0" w:firstColumn="0" w:lastColumn="0" w:noHBand="0" w:noVBand="0" w:val="0020"/>
-        <w:jc w:val="start"/>
       </w:tblPr>
       <w:tblGrid>
         <w:gridCol w:w="7920"/>
       </w:tblGrid>
       <w:tr>
         <w:trPr>
-          <w:tblHeader w:val="true"/>
+          <w:tblHeader w:val="on"/>
         </w:trPr>
         <w:tc>
           <w:tcPr/>
           <w:p>
             <w:pPr>
               <w:pStyle w:val="Compact"/>
-              <w:jc w:val="left"/>
             </w:pPr>
             <w:r>
               <w:rPr>
+                <w:b/>
                 <w:bCs/>
-                <w:b/>
               </w:rPr>
               <w:t xml:space="preserve">Grupo</w:t>
             </w:r>
@@ -3147,7 +3028,6 @@
           <w:p>
             <w:pPr>
               <w:pStyle w:val="Compact"/>
-              <w:jc w:val="left"/>
             </w:pPr>
             <w:r>
               <w:t xml:space="preserve">tención 3.1</w:t>
@@ -3161,7 +3041,6 @@
           <w:p>
             <w:pPr>
               <w:pStyle w:val="Compact"/>
-              <w:jc w:val="left"/>
             </w:pPr>
             <w:r>
               <w:t xml:space="preserve">3.2</w:t>
@@ -3175,7 +3054,6 @@
           <w:p>
             <w:pPr>
               <w:pStyle w:val="Compact"/>
-              <w:jc w:val="left"/>
             </w:pPr>
             <w:r>
               <w:t xml:space="preserve">tención 3.3</w:t>
@@ -3189,7 +3067,6 @@
           <w:p>
             <w:pPr>
               <w:pStyle w:val="Compact"/>
-              <w:jc w:val="left"/>
             </w:pPr>
             <w:r>
               <w:t xml:space="preserve">3.4</w:t>
@@ -3232,8 +3109,8 @@
       </w:pPr>
       <w:r>
         <w:rPr>
+          <w:i/>
           <w:iCs/>
-          <w:i/>
         </w:rPr>
         <w:t xml:space="preserve">Prohibición crítica</w:t>
       </w:r>
@@ -3250,8 +3127,8 @@
         <w:t xml:space="preserve">|. |</w:t>
       </w:r>
     </w:p>
-    <w:bookmarkEnd w:id="34"/>
-    <w:bookmarkStart w:id="35" w:name="requisement-4-transmission-cryptography"/>
+    <w:bookmarkEnd w:id="23"/>
+    <w:bookmarkStart w:id="24" w:name="requisement-4-transmission-cryptography"/>
     <w:p>
       <w:pPr>
         <w:pStyle w:val="Heading1"/>
@@ -3266,8 +3143,8 @@
       </w:pPr>
       <w:r>
         <w:rPr>
+          <w:i/>
           <w:iCs/>
-          <w:i/>
         </w:rPr>
         <w:t xml:space="preserve">Protect Cardholder Data with Strong Cryptography During Transmission Over Open, Public Networks</w:t>
       </w:r>
@@ -3278,8 +3155,8 @@
       </w:pPr>
       <w:r>
         <w:rPr>
+          <w:b/>
           <w:bCs/>
-          <w:b/>
         </w:rPr>
         <w:t xml:space="preserve">Propósito de solicitud:</w:t>
       </w:r>
@@ -3302,27 +3179,26 @@
       <w:tblPr>
         <w:tblStyle w:val="Table"/>
         <w:tblW w:type="pct" w:w="5000"/>
+        <w:tblLayout w:type="fixed"/>
         <w:tblLook w:firstRow="1" w:lastRow="0" w:firstColumn="0" w:lastColumn="0" w:noHBand="0" w:noVBand="0" w:val="0020"/>
-        <w:jc w:val="start"/>
       </w:tblPr>
       <w:tblGrid>
         <w:gridCol w:w="7920"/>
       </w:tblGrid>
       <w:tr>
         <w:trPr>
-          <w:tblHeader w:val="true"/>
+          <w:tblHeader w:val="on"/>
         </w:trPr>
         <w:tc>
           <w:tcPr/>
           <w:p>
             <w:pPr>
               <w:pStyle w:val="Compact"/>
-              <w:jc w:val="left"/>
             </w:pPr>
             <w:r>
               <w:rPr>
+                <w:b/>
                 <w:bCs/>
-                <w:b/>
               </w:rPr>
               <w:t xml:space="preserve">Grupo</w:t>
             </w:r>
@@ -3335,7 +3211,6 @@
           <w:p>
             <w:pPr>
               <w:pStyle w:val="Compact"/>
-              <w:jc w:val="left"/>
             </w:pPr>
             <w:r>
               <w:t xml:space="preserve">tención 4.1</w:t>
@@ -3349,7 +3224,6 @@
           <w:p>
             <w:pPr>
               <w:pStyle w:val="Compact"/>
-              <w:jc w:val="left"/>
             </w:pPr>
             <w:r>
               <w:t xml:space="preserve">TEN 4.2</w:t>
@@ -3380,8 +3254,8 @@
       </w:pPr>
       <w:r>
         <w:rPr>
+          <w:i/>
           <w:iCs/>
-          <w:i/>
         </w:rPr>
         <w:t xml:space="preserve">Proteger todos los sistemas y redes del software malicioso</w:t>
       </w:r>
@@ -3392,8 +3266,8 @@
       </w:pPr>
       <w:r>
         <w:rPr>
+          <w:b/>
           <w:bCs/>
-          <w:b/>
         </w:rPr>
         <w:t xml:space="preserve">Propósito de la adquisición:</w:t>
       </w:r>
@@ -3416,8 +3290,8 @@
       </w:pPr>
       <w:r>
         <w:rPr>
+          <w:b/>
           <w:bCs/>
-          <w:b/>
         </w:rPr>
         <w:t xml:space="preserve">Grupo</w:t>
       </w:r>
@@ -3432,8 +3306,8 @@
       </w:r>
       <w:r>
         <w:rPr>
+          <w:b/>
           <w:bCs/>
-          <w:b/>
         </w:rPr>
         <w:t xml:space="preserve">Significado claro</w:t>
       </w:r>
@@ -3448,8 +3322,8 @@
       </w:r>
       <w:r>
         <w:rPr>
+          <w:b/>
           <w:bCs/>
-          <w:b/>
         </w:rPr>
         <w:t xml:space="preserve">Enfoque de verificación</w:t>
       </w:r>
@@ -3464,8 +3338,8 @@
       </w:r>
       <w:r>
         <w:rPr>
+          <w:b/>
           <w:bCs/>
-          <w:b/>
         </w:rPr>
         <w:t xml:space="preserve">Evidencia de ejemplo</w:t>
       </w:r>
@@ -3516,8 +3390,8 @@
         <w:t xml:space="preserve">** Nota de evaluación** Utilice el texto oficial PCI DSS v4.0.1 y el modelo de presentación de informes aplicable para requisitos exactos, notas de aplicabilidad, procedimientos de prueba, opciones de respuesta y documentación. Este manual explica; no reemplaza el estándar.</w:t>
       </w:r>
     </w:p>
-    <w:bookmarkEnd w:id="35"/>
-    <w:bookmarkStart w:id="36" w:name="Xeec1017ce63c1a185ca0e664969aceafc484620"/>
+    <w:bookmarkEnd w:id="24"/>
+    <w:bookmarkStart w:id="25" w:name="Xeec1017ce63c1a185ca0e664969aceafc484620"/>
     <w:p>
       <w:pPr>
         <w:pStyle w:val="Heading1"/>
@@ -3532,8 +3406,8 @@
       </w:pPr>
       <w:r>
         <w:rPr>
+          <w:i/>
           <w:iCs/>
-          <w:i/>
         </w:rPr>
         <w:t xml:space="preserve">Desarrollar y mantener sistemas y software seguros</w:t>
       </w:r>
@@ -3544,8 +3418,8 @@
       </w:pPr>
       <w:r>
         <w:rPr>
+          <w:b/>
           <w:bCs/>
-          <w:b/>
         </w:rPr>
         <w:t xml:space="preserve">Propósito de la adquisición:</w:t>
       </w:r>
@@ -3566,27 +3440,26 @@
       <w:tblPr>
         <w:tblStyle w:val="Table"/>
         <w:tblW w:type="pct" w:w="5000"/>
+        <w:tblLayout w:type="fixed"/>
         <w:tblLook w:firstRow="1" w:lastRow="0" w:firstColumn="0" w:lastColumn="0" w:noHBand="0" w:noVBand="0" w:val="0020"/>
-        <w:jc w:val="start"/>
       </w:tblPr>
       <w:tblGrid>
         <w:gridCol w:w="7920"/>
       </w:tblGrid>
       <w:tr>
         <w:trPr>
-          <w:tblHeader w:val="true"/>
+          <w:tblHeader w:val="on"/>
         </w:trPr>
         <w:tc>
           <w:tcPr/>
           <w:p>
             <w:pPr>
               <w:pStyle w:val="Compact"/>
-              <w:jc w:val="left"/>
             </w:pPr>
             <w:r>
               <w:rPr>
+                <w:b/>
                 <w:bCs/>
-                <w:b/>
               </w:rPr>
               <w:t xml:space="preserve">Grupo</w:t>
             </w:r>
@@ -3599,7 +3472,6 @@
           <w:p>
             <w:pPr>
               <w:pStyle w:val="Compact"/>
-              <w:jc w:val="left"/>
             </w:pPr>
             <w:r>
               <w:t xml:space="preserve">tención 6.1</w:t>
@@ -3613,7 +3485,6 @@
           <w:p>
             <w:pPr>
               <w:pStyle w:val="Compact"/>
-              <w:jc w:val="left"/>
             </w:pPr>
             <w:r>
               <w:t xml:space="preserve">TEN 6.2</w:t>
@@ -3627,7 +3498,6 @@
           <w:p>
             <w:pPr>
               <w:pStyle w:val="Compact"/>
-              <w:jc w:val="left"/>
             </w:pPr>
             <w:r>
               <w:t xml:space="preserve">TEN 6.3</w:t>
@@ -3641,7 +3511,6 @@
           <w:p>
             <w:pPr>
               <w:pStyle w:val="Compact"/>
-              <w:jc w:val="left"/>
             </w:pPr>
             <w:r>
               <w:t xml:space="preserve">tención 6.4</w:t>
@@ -3655,7 +3524,6 @@
           <w:p>
             <w:pPr>
               <w:pStyle w:val="Compact"/>
-              <w:jc w:val="left"/>
             </w:pPr>
             <w:r>
               <w:t xml:space="preserve">TEN 6.5</w:t>
@@ -3680,13 +3548,7 @@
         <w:t xml:space="preserve">■img src=</w:t>
       </w:r>
       <w:r>
-        <w:t xml:space="preserve">“</w:t>
-      </w:r>
-      <w:r>
-        <w:t xml:space="preserve">media/image6.png</w:t>
-      </w:r>
-      <w:r>
-        <w:t xml:space="preserve">”</w:t>
+        <w:t xml:space="preserve">“media/image6.png”</w:t>
       </w:r>
       <w:r>
         <w:t xml:space="preserve"> </w:t>
@@ -3695,13 +3557,7 @@
         <w:t xml:space="preserve">estilo=</w:t>
       </w:r>
       <w:r>
-        <w:t xml:space="preserve">“</w:t>
-      </w:r>
-      <w:r>
-        <w:t xml:space="preserve">Ancho:6.15in; Altura:3.05in</w:t>
-      </w:r>
-      <w:r>
-        <w:t xml:space="preserve">”</w:t>
+        <w:t xml:space="preserve">“Ancho:6.15in; Altura:3.05in”</w:t>
       </w:r>
       <w:r>
         <w:t xml:space="preserve"> </w:t>
@@ -3710,13 +3566,7 @@
         <w:t xml:space="preserve">alt=</w:t>
       </w:r>
       <w:r>
-        <w:t xml:space="preserve">“</w:t>
-      </w:r>
-      <w:r>
-        <w:t xml:space="preserve">Inventario, autoriza, valida, monitor, y responde a cambios de script y encabezado de página de pago.</w:t>
-      </w:r>
-      <w:r>
-        <w:t xml:space="preserve">”</w:t>
+        <w:t xml:space="preserve">“Inventario, autoriza, valida, monitor, y responde a cambios de script y encabezado de página de pago.”</w:t>
       </w:r>
       <w:r>
         <w:t xml:space="preserve"> </w:t>
@@ -3727,11 +3577,11 @@
     </w:p>
     <w:p>
       <w:pPr>
+        <w:pStyle w:val="Compact"/>
         <w:numPr>
           <w:ilvl w:val="0"/>
           <w:numId w:val="1008"/>
         </w:numPr>
-        <w:pStyle w:val="Compact"/>
       </w:pPr>
       <w:r>
         <w:t xml:space="preserve">Protección de las páginas de pago del comercio electrónico</w:t>
@@ -3745,8 +3595,8 @@
         <w:t xml:space="preserve">Las necesidades 6.4.3 y 11.6.1 son ahora eficaces. Mantener un inventario y una justificación comercial o técnica para los scripts de página de pago, autorizarlos, asegurar su integridad y desplegar la detección de cambios/tamper para las páginas pertinentes y los encabezados HTTP al menos con la frecuencia necesaria o apoyada por el análisis de riesgo específico permitido.</w:t>
       </w:r>
     </w:p>
-    <w:bookmarkEnd w:id="36"/>
-    <w:bookmarkStart w:id="37" w:name="requisito-7---necesidad-de-los-negocios"/>
+    <w:bookmarkEnd w:id="25"/>
+    <w:bookmarkStart w:id="26" w:name="requisito-7---necesidad-de-los-negocios"/>
     <w:p>
       <w:pPr>
         <w:pStyle w:val="Heading1"/>
@@ -3761,8 +3611,8 @@
       </w:pPr>
       <w:r>
         <w:rPr>
+          <w:i/>
           <w:iCs/>
-          <w:i/>
         </w:rPr>
         <w:t xml:space="preserve">Restrict Access to System Components and Cardholder Data by Business Need to Know</w:t>
       </w:r>
@@ -3773,8 +3623,8 @@
       </w:pPr>
       <w:r>
         <w:rPr>
+          <w:b/>
           <w:bCs/>
-          <w:b/>
         </w:rPr>
         <w:t xml:space="preserve">Propósito de la adquisición:</w:t>
       </w:r>
@@ -3797,27 +3647,26 @@
       <w:tblPr>
         <w:tblStyle w:val="Table"/>
         <w:tblW w:type="pct" w:w="5000"/>
+        <w:tblLayout w:type="fixed"/>
         <w:tblLook w:firstRow="1" w:lastRow="0" w:firstColumn="0" w:lastColumn="0" w:noHBand="0" w:noVBand="0" w:val="0020"/>
-        <w:jc w:val="start"/>
       </w:tblPr>
       <w:tblGrid>
         <w:gridCol w:w="7920"/>
       </w:tblGrid>
       <w:tr>
         <w:trPr>
-          <w:tblHeader w:val="true"/>
+          <w:tblHeader w:val="on"/>
         </w:trPr>
         <w:tc>
           <w:tcPr/>
           <w:p>
             <w:pPr>
               <w:pStyle w:val="Compact"/>
-              <w:jc w:val="left"/>
             </w:pPr>
             <w:r>
               <w:rPr>
+                <w:b/>
                 <w:bCs/>
-                <w:b/>
               </w:rPr>
               <w:t xml:space="preserve">Grupo</w:t>
             </w:r>
@@ -3830,7 +3679,6 @@
           <w:p>
             <w:pPr>
               <w:pStyle w:val="Compact"/>
-              <w:jc w:val="left"/>
             </w:pPr>
             <w:r>
               <w:t xml:space="preserve">7.1</w:t>
@@ -3844,7 +3692,6 @@
           <w:p>
             <w:pPr>
               <w:pStyle w:val="Compact"/>
-              <w:jc w:val="left"/>
             </w:pPr>
             <w:r>
               <w:t xml:space="preserve">TEN 7.2</w:t>
@@ -3858,7 +3705,6 @@
           <w:p>
             <w:pPr>
               <w:pStyle w:val="Compact"/>
-              <w:jc w:val="left"/>
             </w:pPr>
             <w:r>
               <w:t xml:space="preserve">TEN 7.3</w:t>
@@ -3875,8 +3721,8 @@
         <w:t xml:space="preserve">** Nota de evaluación** Utilice el texto oficial PCI DSS v4.0.1 y el modelo de presentación de informes aplicable para requisitos exactos, notas de aplicabilidad, procedimientos de prueba, opciones de respuesta y documentación. Este manual explica; no reemplaza el estándar.</w:t>
       </w:r>
     </w:p>
-    <w:bookmarkEnd w:id="37"/>
-    <w:bookmarkStart w:id="38" w:name="requisito-8---identidad-y-autenticación"/>
+    <w:bookmarkEnd w:id="26"/>
+    <w:bookmarkStart w:id="27" w:name="requisito-8---identidad-y-autenticación"/>
     <w:p>
       <w:pPr>
         <w:pStyle w:val="Heading1"/>
@@ -3891,8 +3737,8 @@
       </w:pPr>
       <w:r>
         <w:rPr>
+          <w:i/>
           <w:iCs/>
-          <w:i/>
         </w:rPr>
         <w:t xml:space="preserve">Identificar a los usuarios y Autentizar el acceso a los componentes del sistema</w:t>
       </w:r>
@@ -3903,8 +3749,8 @@
       </w:pPr>
       <w:r>
         <w:rPr>
+          <w:b/>
           <w:bCs/>
-          <w:b/>
         </w:rPr>
         <w:t xml:space="preserve">Propósito de solicitud:</w:t>
       </w:r>
@@ -3927,27 +3773,26 @@
       <w:tblPr>
         <w:tblStyle w:val="Table"/>
         <w:tblW w:type="pct" w:w="5000"/>
+        <w:tblLayout w:type="fixed"/>
         <w:tblLook w:firstRow="1" w:lastRow="0" w:firstColumn="0" w:lastColumn="0" w:noHBand="0" w:noVBand="0" w:val="0020"/>
-        <w:jc w:val="start"/>
       </w:tblPr>
       <w:tblGrid>
         <w:gridCol w:w="7920"/>
       </w:tblGrid>
       <w:tr>
         <w:trPr>
-          <w:tblHeader w:val="true"/>
+          <w:tblHeader w:val="on"/>
         </w:trPr>
         <w:tc>
           <w:tcPr/>
           <w:p>
             <w:pPr>
               <w:pStyle w:val="Compact"/>
-              <w:jc w:val="left"/>
             </w:pPr>
             <w:r>
               <w:rPr>
+                <w:b/>
                 <w:bCs/>
-                <w:b/>
               </w:rPr>
               <w:t xml:space="preserve">Grupo</w:t>
             </w:r>
@@ -3960,7 +3805,6 @@
           <w:p>
             <w:pPr>
               <w:pStyle w:val="Compact"/>
-              <w:jc w:val="left"/>
             </w:pPr>
             <w:r>
               <w:t xml:space="preserve">8.1</w:t>
@@ -3974,7 +3818,6 @@
           <w:p>
             <w:pPr>
               <w:pStyle w:val="Compact"/>
-              <w:jc w:val="left"/>
             </w:pPr>
             <w:r>
               <w:t xml:space="preserve">TEN 8.2</w:t>
@@ -3988,7 +3831,6 @@
           <w:p>
             <w:pPr>
               <w:pStyle w:val="Compact"/>
-              <w:jc w:val="left"/>
             </w:pPr>
             <w:r>
               <w:t xml:space="preserve">8.3</w:t>
@@ -4002,7 +3844,6 @@
           <w:p>
             <w:pPr>
               <w:pStyle w:val="Compact"/>
-              <w:jc w:val="left"/>
             </w:pPr>
             <w:r>
               <w:t xml:space="preserve">8.4</w:t>
@@ -4016,7 +3857,6 @@
           <w:p>
             <w:pPr>
               <w:pStyle w:val="Compact"/>
-              <w:jc w:val="left"/>
             </w:pPr>
             <w:r>
               <w:t xml:space="preserve">tención 8.5</w:t>
@@ -4030,7 +3870,6 @@
           <w:p>
             <w:pPr>
               <w:pStyle w:val="Compact"/>
-              <w:jc w:val="left"/>
             </w:pPr>
             <w:r>
               <w:t xml:space="preserve">TEN 8.6</w:t>
@@ -4049,11 +3888,11 @@
     </w:p>
     <w:p>
       <w:pPr>
+        <w:pStyle w:val="Compact"/>
         <w:numPr>
           <w:ilvl w:val="0"/>
           <w:numId w:val="1009"/>
         </w:numPr>
-        <w:pStyle w:val="Compact"/>
       </w:pPr>
       <w:r>
         <w:t xml:space="preserve">Recordatorio de la autenticación* Requirement 8 contiene reglas detalladas para IDs únicos, cuentas inactivas y terminadas, contraseñas fuertes/passphrases, MFA, cuentas de servicio, factores de autenticación y reseteo seguro. Verifique la aplicabilidad exacta en el estándar oficial.</w:t>
@@ -4079,8 +3918,8 @@
       </w:pPr>
       <w:r>
         <w:rPr>
+          <w:i/>
           <w:iCs/>
-          <w:i/>
         </w:rPr>
         <w:t xml:space="preserve">Restrict Physical Access to Cardholder Data</w:t>
       </w:r>
@@ -4091,8 +3930,8 @@
       </w:pPr>
       <w:r>
         <w:rPr>
+          <w:b/>
           <w:bCs/>
-          <w:b/>
         </w:rPr>
         <w:t xml:space="preserve">Propósito de la solicitud:</w:t>
       </w:r>
@@ -4115,27 +3954,26 @@
       <w:tblPr>
         <w:tblStyle w:val="Table"/>
         <w:tblW w:type="pct" w:w="5000"/>
+        <w:tblLayout w:type="fixed"/>
         <w:tblLook w:firstRow="1" w:lastRow="0" w:firstColumn="0" w:lastColumn="0" w:noHBand="0" w:noVBand="0" w:val="0020"/>
-        <w:jc w:val="start"/>
       </w:tblPr>
       <w:tblGrid>
         <w:gridCol w:w="7920"/>
       </w:tblGrid>
       <w:tr>
         <w:trPr>
-          <w:tblHeader w:val="true"/>
+          <w:tblHeader w:val="on"/>
         </w:trPr>
         <w:tc>
           <w:tcPr/>
           <w:p>
             <w:pPr>
               <w:pStyle w:val="Compact"/>
-              <w:jc w:val="left"/>
             </w:pPr>
             <w:r>
               <w:rPr>
+                <w:b/>
                 <w:bCs/>
-                <w:b/>
               </w:rPr>
               <w:t xml:space="preserve">Grupo</w:t>
             </w:r>
@@ -4148,7 +3986,6 @@
           <w:p>
             <w:pPr>
               <w:pStyle w:val="Compact"/>
-              <w:jc w:val="left"/>
             </w:pPr>
             <w:r>
               <w:t xml:space="preserve">TEN 9.1</w:t>
@@ -4162,7 +3999,6 @@
           <w:p>
             <w:pPr>
               <w:pStyle w:val="Compact"/>
-              <w:jc w:val="left"/>
             </w:pPr>
             <w:r>
               <w:t xml:space="preserve">TEN 9.2</w:t>
@@ -4176,7 +4012,6 @@
           <w:p>
             <w:pPr>
               <w:pStyle w:val="Compact"/>
-              <w:jc w:val="left"/>
             </w:pPr>
             <w:r>
               <w:t xml:space="preserve">9.3</w:t>
@@ -4190,7 +4025,6 @@
           <w:p>
             <w:pPr>
               <w:pStyle w:val="Compact"/>
-              <w:jc w:val="left"/>
             </w:pPr>
             <w:r>
               <w:t xml:space="preserve">9.4</w:t>
@@ -4204,7 +4038,6 @@
           <w:p>
             <w:pPr>
               <w:pStyle w:val="Compact"/>
-              <w:jc w:val="left"/>
             </w:pPr>
             <w:r>
               <w:t xml:space="preserve">9.5</w:t>
@@ -4223,11 +4056,11 @@
     </w:p>
     <w:p>
       <w:pPr>
+        <w:pStyle w:val="Compact"/>
         <w:numPr>
           <w:ilvl w:val="0"/>
           <w:numId w:val="1010"/>
         </w:numPr>
-        <w:pStyle w:val="Compact"/>
       </w:pPr>
       <w:r>
         <w:t xml:space="preserve">Requisitos 10 - Logging and Monitoring</w:t>
@@ -4239,8 +4072,8 @@
       </w:pPr>
       <w:r>
         <w:rPr>
+          <w:i/>
           <w:iCs/>
-          <w:i/>
         </w:rPr>
         <w:t xml:space="preserve">Log and Monitor All Access to System Components and Cardholder Data</w:t>
       </w:r>
@@ -4251,8 +4084,8 @@
       </w:pPr>
       <w:r>
         <w:rPr>
+          <w:b/>
           <w:bCs/>
-          <w:b/>
         </w:rPr>
         <w:t xml:space="preserve">Propósito de solicitud:</w:t>
       </w:r>
@@ -4275,27 +4108,26 @@
       <w:tblPr>
         <w:tblStyle w:val="Table"/>
         <w:tblW w:type="pct" w:w="5000"/>
+        <w:tblLayout w:type="fixed"/>
         <w:tblLook w:firstRow="1" w:lastRow="0" w:firstColumn="0" w:lastColumn="0" w:noHBand="0" w:noVBand="0" w:val="0020"/>
-        <w:jc w:val="start"/>
       </w:tblPr>
       <w:tblGrid>
         <w:gridCol w:w="7920"/>
       </w:tblGrid>
       <w:tr>
         <w:trPr>
-          <w:tblHeader w:val="true"/>
+          <w:tblHeader w:val="on"/>
         </w:trPr>
         <w:tc>
           <w:tcPr/>
           <w:p>
             <w:pPr>
               <w:pStyle w:val="Compact"/>
-              <w:jc w:val="left"/>
             </w:pPr>
             <w:r>
               <w:rPr>
+                <w:b/>
                 <w:bCs/>
-                <w:b/>
               </w:rPr>
               <w:t xml:space="preserve">Grupo</w:t>
             </w:r>
@@ -4308,7 +4140,6 @@
           <w:p>
             <w:pPr>
               <w:pStyle w:val="Compact"/>
-              <w:jc w:val="left"/>
             </w:pPr>
             <w:r>
               <w:t xml:space="preserve">TEN 10.1</w:t>
@@ -4322,7 +4153,6 @@
           <w:p>
             <w:pPr>
               <w:pStyle w:val="Compact"/>
-              <w:jc w:val="left"/>
             </w:pPr>
             <w:r>
               <w:t xml:space="preserve">TEN 10.2 TER Generar registros de auditoría que apoyen la detección de anomalías, la rendición de cuentas, la investigación y los forenses. tención Confirme el alcance, propiedad, diseño, implementación, evidencia operativa, excepciones, corrección y retest.</w:t>
@@ -4336,7 +4166,6 @@
           <w:p>
             <w:pPr>
               <w:pStyle w:val="Compact"/>
-              <w:jc w:val="left"/>
             </w:pPr>
             <w:r>
               <w:t xml:space="preserve">TEN 10.3</w:t>
@@ -4350,7 +4179,6 @@
           <w:p>
             <w:pPr>
               <w:pStyle w:val="Compact"/>
-              <w:jc w:val="left"/>
             </w:pPr>
             <w:r>
               <w:t xml:space="preserve">TEN 10.4</w:t>
@@ -4364,7 +4192,6 @@
           <w:p>
             <w:pPr>
               <w:pStyle w:val="Compact"/>
-              <w:jc w:val="left"/>
             </w:pPr>
             <w:r>
               <w:t xml:space="preserve">TEN 10.5</w:t>
@@ -4378,7 +4205,6 @@
           <w:p>
             <w:pPr>
               <w:pStyle w:val="Compact"/>
-              <w:jc w:val="left"/>
             </w:pPr>
             <w:r>
               <w:t xml:space="preserve">TEN 10.6</w:t>
@@ -4392,7 +4218,6 @@
           <w:p>
             <w:pPr>
               <w:pStyle w:val="Compact"/>
-              <w:jc w:val="left"/>
             </w:pPr>
             <w:r>
               <w:t xml:space="preserve">10.7</w:t>
@@ -4423,8 +4248,8 @@
       </w:pPr>
       <w:r>
         <w:rPr>
+          <w:i/>
           <w:iCs/>
-          <w:i/>
         </w:rPr>
         <w:t xml:space="preserve">Procesos y sistemas de seguridad ordinarios</w:t>
       </w:r>
@@ -4435,8 +4260,8 @@
       </w:pPr>
       <w:r>
         <w:rPr>
+          <w:b/>
           <w:bCs/>
-          <w:b/>
         </w:rPr>
         <w:t xml:space="preserve">Propósito de solicitud:</w:t>
       </w:r>
@@ -4459,27 +4284,26 @@
       <w:tblPr>
         <w:tblStyle w:val="Table"/>
         <w:tblW w:type="pct" w:w="5000"/>
+        <w:tblLayout w:type="fixed"/>
         <w:tblLook w:firstRow="1" w:lastRow="0" w:firstColumn="0" w:lastColumn="0" w:noHBand="0" w:noVBand="0" w:val="0020"/>
-        <w:jc w:val="start"/>
       </w:tblPr>
       <w:tblGrid>
         <w:gridCol w:w="7920"/>
       </w:tblGrid>
       <w:tr>
         <w:trPr>
-          <w:tblHeader w:val="true"/>
+          <w:tblHeader w:val="on"/>
         </w:trPr>
         <w:tc>
           <w:tcPr/>
           <w:p>
             <w:pPr>
               <w:pStyle w:val="Compact"/>
-              <w:jc w:val="left"/>
             </w:pPr>
             <w:r>
               <w:rPr>
+                <w:b/>
                 <w:bCs/>
-                <w:b/>
               </w:rPr>
               <w:t xml:space="preserve">Grupo</w:t>
             </w:r>
@@ -4492,7 +4316,6 @@
           <w:p>
             <w:pPr>
               <w:pStyle w:val="Compact"/>
-              <w:jc w:val="left"/>
             </w:pPr>
             <w:r>
               <w:t xml:space="preserve">TEN 11.1</w:t>
@@ -4506,7 +4329,6 @@
           <w:p>
             <w:pPr>
               <w:pStyle w:val="Compact"/>
-              <w:jc w:val="left"/>
             </w:pPr>
             <w:r>
               <w:t xml:space="preserve">11.2</w:t>
@@ -4520,7 +4342,6 @@
           <w:p>
             <w:pPr>
               <w:pStyle w:val="Compact"/>
-              <w:jc w:val="left"/>
             </w:pPr>
             <w:r>
               <w:t xml:space="preserve">TEN 11.3</w:t>
@@ -4534,7 +4355,6 @@
           <w:p>
             <w:pPr>
               <w:pStyle w:val="Compact"/>
-              <w:jc w:val="left"/>
             </w:pPr>
             <w:r>
               <w:t xml:space="preserve">TEN 11.4</w:t>
@@ -4548,7 +4368,6 @@
           <w:p>
             <w:pPr>
               <w:pStyle w:val="Compact"/>
-              <w:jc w:val="left"/>
             </w:pPr>
             <w:r>
               <w:t xml:space="preserve">11.5</w:t>
@@ -4579,8 +4398,8 @@
       </w:pPr>
       <w:r>
         <w:rPr>
+          <w:i/>
           <w:iCs/>
-          <w:i/>
         </w:rPr>
         <w:t xml:space="preserve">No sustituyan las herramientas</w:t>
       </w:r>
@@ -4597,8 +4416,8 @@
         <w:t xml:space="preserve">|. |</w:t>
       </w:r>
     </w:p>
-    <w:bookmarkEnd w:id="38"/>
-    <w:bookmarkStart w:id="39" w:name="requirement-12-policies-and-programs"/>
+    <w:bookmarkEnd w:id="27"/>
+    <w:bookmarkStart w:id="28" w:name="requirement-12-policies-and-programs"/>
     <w:p>
       <w:pPr>
         <w:pStyle w:val="Heading1"/>
@@ -4613,8 +4432,8 @@
       </w:pPr>
       <w:r>
         <w:rPr>
+          <w:i/>
           <w:iCs/>
-          <w:i/>
         </w:rPr>
         <w:t xml:space="preserve">Apoyo Seguridad de la Información con Políticas y Programas Organizacionales</w:t>
       </w:r>
@@ -4625,8 +4444,8 @@
       </w:pPr>
       <w:r>
         <w:rPr>
+          <w:b/>
           <w:bCs/>
-          <w:b/>
         </w:rPr>
         <w:t xml:space="preserve">Propósito de solicitud:</w:t>
       </w:r>
@@ -4647,27 +4466,26 @@
       <w:tblPr>
         <w:tblStyle w:val="Table"/>
         <w:tblW w:type="pct" w:w="5000"/>
+        <w:tblLayout w:type="fixed"/>
         <w:tblLook w:firstRow="1" w:lastRow="0" w:firstColumn="0" w:lastColumn="0" w:noHBand="0" w:noVBand="0" w:val="0020"/>
-        <w:jc w:val="start"/>
       </w:tblPr>
       <w:tblGrid>
         <w:gridCol w:w="7920"/>
       </w:tblGrid>
       <w:tr>
         <w:trPr>
-          <w:tblHeader w:val="true"/>
+          <w:tblHeader w:val="on"/>
         </w:trPr>
         <w:tc>
           <w:tcPr/>
           <w:p>
             <w:pPr>
               <w:pStyle w:val="Compact"/>
-              <w:jc w:val="left"/>
             </w:pPr>
             <w:r>
               <w:rPr>
+                <w:b/>
                 <w:bCs/>
-                <w:b/>
               </w:rPr>
               <w:t xml:space="preserve">Grupo</w:t>
             </w:r>
@@ -4680,7 +4498,6 @@
           <w:p>
             <w:pPr>
               <w:pStyle w:val="Compact"/>
-              <w:jc w:val="left"/>
             </w:pPr>
             <w:r>
               <w:t xml:space="preserve">TEN 12.1</w:t>
@@ -4694,7 +4511,6 @@
           <w:p>
             <w:pPr>
               <w:pStyle w:val="Compact"/>
-              <w:jc w:val="left"/>
             </w:pPr>
             <w:r>
               <w:t xml:space="preserve">tención 12.2</w:t>
@@ -4708,7 +4524,6 @@
           <w:p>
             <w:pPr>
               <w:pStyle w:val="Compact"/>
-              <w:jc w:val="left"/>
             </w:pPr>
             <w:r>
               <w:t xml:space="preserve">TEN 12.3</w:t>
@@ -4722,7 +4537,6 @@
           <w:p>
             <w:pPr>
               <w:pStyle w:val="Compact"/>
-              <w:jc w:val="left"/>
             </w:pPr>
             <w:r>
               <w:t xml:space="preserve">TEN 12.4</w:t>
@@ -4736,7 +4550,6 @@
           <w:p>
             <w:pPr>
               <w:pStyle w:val="Compact"/>
-              <w:jc w:val="left"/>
             </w:pPr>
             <w:r>
               <w:t xml:space="preserve">TEN 12.5</w:t>
@@ -4750,7 +4563,6 @@
           <w:p>
             <w:pPr>
               <w:pStyle w:val="Compact"/>
-              <w:jc w:val="left"/>
             </w:pPr>
             <w:r>
               <w:t xml:space="preserve">12.6</w:t>
@@ -4764,7 +4576,6 @@
           <w:p>
             <w:pPr>
               <w:pStyle w:val="Compact"/>
-              <w:jc w:val="left"/>
             </w:pPr>
             <w:r>
               <w:t xml:space="preserve">TEN 12.7 ANTERIED Screen prospective personnel who will have access to the CDE, subject to law and role risk. tención Confirme el alcance, propiedad, diseño, implementación, evidencia operativa, excepciones, corrección y retest. políticas, análisis de riesgos, validación de alcances, capacitación, control de personal, archivos TPSP, ejercicios de incidentes</w:t>
@@ -4778,7 +4589,6 @@
           <w:p>
             <w:pPr>
               <w:pStyle w:val="Compact"/>
-              <w:jc w:val="left"/>
             </w:pPr>
             <w:r>
               <w:t xml:space="preserve">TEN 12.8</w:t>
@@ -4792,7 +4602,6 @@
           <w:p>
             <w:pPr>
               <w:pStyle w:val="Compact"/>
-              <w:jc w:val="left"/>
             </w:pPr>
             <w:r>
               <w:t xml:space="preserve">12.9</w:t>
@@ -4806,7 +4615,6 @@
           <w:p>
             <w:pPr>
               <w:pStyle w:val="Compact"/>
-              <w:jc w:val="left"/>
             </w:pPr>
             <w:r>
               <w:t xml:space="preserve">12.10</w:t>
@@ -4831,13 +4639,7 @@
         <w:t xml:space="preserve">יimg src=</w:t>
       </w:r>
       <w:r>
-        <w:t xml:space="preserve">“</w:t>
-      </w:r>
-      <w:r>
-        <w:t xml:space="preserve">media/image7.png</w:t>
-      </w:r>
-      <w:r>
-        <w:t xml:space="preserve">”</w:t>
+        <w:t xml:space="preserve">“media/image7.png”</w:t>
       </w:r>
       <w:r>
         <w:t xml:space="preserve"> </w:t>
@@ -4846,13 +4648,7 @@
         <w:t xml:space="preserve">style=</w:t>
       </w:r>
       <w:r>
-        <w:t xml:space="preserve">“</w:t>
-      </w:r>
-      <w:r>
-        <w:t xml:space="preserve">width:6.15in;height:2.70151in</w:t>
-      </w:r>
-      <w:r>
-        <w:t xml:space="preserve">”</w:t>
+        <w:t xml:space="preserve">“width:6.15in;height:2.70151in”</w:t>
       </w:r>
       <w:r>
         <w:t xml:space="preserve"> </w:t>
@@ -4869,8 +4665,8 @@
         <w:t xml:space="preserve">Gráfico 8 Corriente de trabajo de respuesta a incidentes de pago</w:t>
       </w:r>
     </w:p>
-    <w:bookmarkEnd w:id="39"/>
-    <w:bookmarkStart w:id="41" w:name="pruebas-evaluación-y-control"/>
+    <w:bookmarkEnd w:id="28"/>
+    <w:bookmarkStart w:id="30" w:name="pruebas-evaluación-y-control"/>
     <w:p>
       <w:pPr>
         <w:pStyle w:val="Heading1"/>
@@ -4885,8 +4681,8 @@
       </w:pPr>
       <w:r>
         <w:rPr>
+          <w:i/>
           <w:iCs/>
-          <w:i/>
         </w:rPr>
         <w:t xml:space="preserve">Cómo verificar que los requisitos PCI DSS se implementan y operan.</w:t>
       </w:r>
@@ -4899,13 +4695,7 @@
         <w:t xml:space="preserve">■img src=</w:t>
       </w:r>
       <w:r>
-        <w:t xml:space="preserve">“</w:t>
-      </w:r>
-      <w:r>
-        <w:t xml:space="preserve">media/image8.png</w:t>
-      </w:r>
-      <w:r>
-        <w:t xml:space="preserve">”</w:t>
+        <w:t xml:space="preserve">“media/image8.png”</w:t>
       </w:r>
       <w:r>
         <w:t xml:space="preserve"> </w:t>
@@ -4914,13 +4704,7 @@
         <w:t xml:space="preserve">style=</w:t>
       </w:r>
       <w:r>
-        <w:t xml:space="preserve">“</w:t>
-      </w:r>
-      <w:r>
-        <w:t xml:space="preserve">width:6.15in;height:2.84492in</w:t>
-      </w:r>
-      <w:r>
-        <w:t xml:space="preserve">”</w:t>
+        <w:t xml:space="preserve">“width:6.15in;height:2.84492in”</w:t>
       </w:r>
       <w:r>
         <w:t xml:space="preserve"> </w:t>
@@ -4929,13 +4713,7 @@
         <w:t xml:space="preserve">alt=</w:t>
       </w:r>
       <w:r>
-        <w:t xml:space="preserve">“</w:t>
-      </w:r>
-      <w:r>
-        <w:t xml:space="preserve">Una conclusión defensible conecta criterios, alcance, diseño de control, evidencia completa, pruebas, corrección y retest.</w:t>
-      </w:r>
-      <w:r>
-        <w:t xml:space="preserve">”</w:t>
+        <w:t xml:space="preserve">“Una conclusión defensible conecta criterios, alcance, diseño de control, evidencia completa, pruebas, corrección y retest.”</w:t>
       </w:r>
       <w:r>
         <w:t xml:space="preserve"> </w:t>
@@ -5040,7 +4818,7 @@
         <w:t xml:space="preserve">Reprueba la corrección en toda la población afectada y establece la conclusión y limitaciones.</w:t>
       </w:r>
     </w:p>
-    <w:bookmarkStart w:id="40" w:name="pruebas-prácticas"/>
+    <w:bookmarkStart w:id="29" w:name="pruebas-prácticas"/>
     <w:p>
       <w:pPr>
         <w:pStyle w:val="Heading2"/>
@@ -5055,8 +4833,8 @@
       </w:pPr>
       <w:r>
         <w:rPr>
+          <w:b/>
           <w:bCs/>
-          <w:b/>
         </w:rPr>
         <w:t xml:space="preserve">Area</w:t>
       </w:r>
@@ -5071,8 +4849,8 @@
       </w:r>
       <w:r>
         <w:rPr>
+          <w:b/>
           <w:bCs/>
-          <w:b/>
         </w:rPr>
         <w:t xml:space="preserve">Populación y muestra</w:t>
       </w:r>
@@ -5139,9 +4917,9 @@
         <w:t xml:space="preserve">← Terceras partes ← Población completa del TPSP; muestra crítica, nueva, cambiada y terminada proveedores Acuerdo de prueba, matriz de responsabilidad, estado, vigilancia, derechos de incidencia, efecto de alcance y salida TEN-Inventario, contratos, AOCs, matriz, revisiones, hallazgos y prueba de eliminación</w:t>
       </w:r>
     </w:p>
-    <w:bookmarkEnd w:id="40"/>
-    <w:bookmarkEnd w:id="41"/>
-    <w:bookmarkStart w:id="85" w:name="X54dff882c884e6107b1fdca7876ac5435c9a7b4"/>
+    <w:bookmarkEnd w:id="29"/>
+    <w:bookmarkEnd w:id="30"/>
+    <w:bookmarkStart w:id="74" w:name="X54dff882c884e6107b1fdca7876ac5435c9a7b4"/>
     <w:p>
       <w:pPr>
         <w:pStyle w:val="Heading1"/>
@@ -5152,11 +4930,11 @@
     </w:p>
     <w:p>
       <w:pPr>
+        <w:pStyle w:val="Compact"/>
         <w:numPr>
           <w:ilvl w:val="0"/>
           <w:numId w:val="1012"/>
         </w:numPr>
-        <w:pStyle w:val="Compact"/>
       </w:pPr>
       <w:r>
         <w:t xml:space="preserve">Enlaces oficiales, inicios rápidos seguros, pruebas y limitaciones.*</w:t>
@@ -5167,26 +4945,24 @@
         <w:tblStyle w:val="Table"/>
         <w:tblW w:type="auto" w:w="0"/>
         <w:tblLook w:firstRow="1" w:lastRow="0" w:firstColumn="0" w:lastColumn="0" w:noHBand="0" w:noVBand="0" w:val="0020"/>
-        <w:jc w:val="start"/>
       </w:tblPr>
       <w:tblGrid>
         <w:gridCol w:w="7920"/>
       </w:tblGrid>
       <w:tr>
         <w:trPr>
-          <w:tblHeader w:val="true"/>
+          <w:tblHeader w:val="on"/>
         </w:trPr>
         <w:tc>
           <w:tcPr/>
           <w:p>
             <w:pPr>
               <w:pStyle w:val="Compact"/>
-              <w:jc w:val="left"/>
             </w:pPr>
             <w:r>
               <w:rPr>
+                <w:b/>
                 <w:bCs/>
-                <w:b/>
               </w:rPr>
               <w:t xml:space="preserve">Herramienta</w:t>
             </w:r>
@@ -5199,7 +4975,6 @@
           <w:p>
             <w:pPr>
               <w:pStyle w:val="Compact"/>
-              <w:jc w:val="left"/>
             </w:pPr>
             <w:r>
               <w:t xml:space="preserve">CISO Assistant</w:t>
@@ -5213,7 +4988,6 @@
           <w:p>
             <w:pPr>
               <w:pStyle w:val="Compact"/>
-              <w:jc w:val="left"/>
             </w:pPr>
             <w:r>
               <w:t xml:space="preserve">tención Wazuh</w:t>
@@ -5227,7 +5001,6 @@
           <w:p>
             <w:pPr>
               <w:pStyle w:val="Compact"/>
-              <w:jc w:val="left"/>
             </w:pPr>
             <w:r>
               <w:t xml:space="preserve">Silencioso osquery</w:t>
@@ -5241,7 +5014,6 @@
           <w:p>
             <w:pPr>
               <w:pStyle w:val="Compact"/>
-              <w:jc w:val="left"/>
             </w:pPr>
             <w:r>
               <w:t xml:space="preserve">OpenSCAP ← Evaluación de la configuración segura de Linux</w:t>
@@ -5255,7 +5027,6 @@
           <w:p>
             <w:pPr>
               <w:pStyle w:val="Compact"/>
-              <w:jc w:val="left"/>
             </w:pPr>
             <w:r>
               <w:t xml:space="preserve">Greenbone Community Edition</w:t>
@@ -5269,7 +5040,6 @@
           <w:p>
             <w:pPr>
               <w:pStyle w:val="Compact"/>
-              <w:jc w:val="left"/>
             </w:pPr>
             <w:r>
               <w:t xml:space="preserve">Nmap</w:t>
@@ -5283,7 +5053,6 @@
           <w:p>
             <w:pPr>
               <w:pStyle w:val="Compact"/>
-              <w:jc w:val="left"/>
             </w:pPr>
             <w:r>
               <w:t xml:space="preserve">tención Trivy</w:t>
@@ -5297,7 +5066,6 @@
           <w:p>
             <w:pPr>
               <w:pStyle w:val="Compact"/>
-              <w:jc w:val="left"/>
             </w:pPr>
             <w:r>
               <w:t xml:space="preserve">OWASP ZAP</w:t>
@@ -5346,11 +5114,11 @@
     </w:p>
     <w:p>
       <w:pPr>
+        <w:pStyle w:val="Compact"/>
         <w:numPr>
           <w:ilvl w:val="0"/>
           <w:numId w:val="1013"/>
         </w:numPr>
-        <w:pStyle w:val="Compact"/>
       </w:pPr>
       <w:r>
         <w:t xml:space="preserve">Limitación crítica* Estas herramientas pueden apoyar pruebas y operaciones de seguridad. No pueden hacer que una entidad PCI DSS cumpla, reemplazar un juicio QSA/ISA, reemplazar los escaneos ASV requeridos, o reemplazar las pruebas de penetración calificadas. |</w:t>
@@ -5362,7 +5130,7 @@
         <w:t xml:space="preserve">|. |</w:t>
       </w:r>
     </w:p>
-    <w:bookmarkStart w:id="42" w:name="validación-de-herramientas"/>
+    <w:bookmarkStart w:id="31" w:name="validación-de-herramientas"/>
     <w:p>
       <w:pPr>
         <w:pStyle w:val="Heading2"/>
@@ -5448,8 +5216,8 @@
         <w:t xml:space="preserve">Revalidate después de cambios, mejoras, cambios de integración o fracasos.</w:t>
       </w:r>
     </w:p>
-    <w:bookmarkEnd w:id="42"/>
-    <w:bookmarkStart w:id="44" w:name="ciso-assistant"/>
+    <w:bookmarkEnd w:id="31"/>
+    <w:bookmarkStart w:id="33" w:name="ciso-assistant"/>
     <w:p>
       <w:pPr>
         <w:pStyle w:val="Heading2"/>
@@ -5472,8 +5240,8 @@
       </w:pPr>
       <w:r>
         <w:rPr>
+          <w:b/>
           <w:bCs/>
-          <w:b/>
         </w:rPr>
         <w:t xml:space="preserve">Documentación oficial:</w:t>
       </w:r>
@@ -5484,7 +5252,7 @@
         <w:t xml:space="preserve">Abra la guía oficial de asistentes CISO(https://intuitem.gitbook.io/ciso-assistant)</w:t>
       </w:r>
     </w:p>
-    <w:bookmarkStart w:id="43" w:name="inicio-rápido"/>
+    <w:bookmarkStart w:id="32" w:name="inicio-rápido"/>
     <w:p>
       <w:pPr>
         <w:pStyle w:val="Heading3"/>
@@ -5501,9 +5269,9 @@
         <w:t xml:space="preserve">Crear un comerciante ficticio, mapear cinco grupos de requisitos, asignar propietarios, adjuntar evidencia sanitaria, y rastrear una brecha a través de la prueba.</w:t>
       </w:r>
     </w:p>
-    <w:bookmarkEnd w:id="43"/>
-    <w:bookmarkEnd w:id="44"/>
-    <w:bookmarkStart w:id="45" w:name="evidencia-y-limitación"/>
+    <w:bookmarkEnd w:id="32"/>
+    <w:bookmarkEnd w:id="33"/>
+    <w:bookmarkStart w:id="34" w:name="evidencia-y-limitación"/>
     <w:p>
       <w:pPr>
         <w:pStyle w:val="Heading2"/>
@@ -5520,8 +5288,8 @@
         <w:t xml:space="preserve">Retener autorización, propósito, población objetivo completa, versiones, configuración, resultado bruto, revisor, decisión, acción correctiva, excepción y retest. Proteger resultados que contengan PAN, credenciales, arquitectura, identidades o vulnerabilidades. Nunca coloque datos de cuenta real en una herramienta no aprobada.</w:t>
       </w:r>
     </w:p>
-    <w:bookmarkEnd w:id="45"/>
-    <w:bookmarkStart w:id="47" w:name="wazuh"/>
+    <w:bookmarkEnd w:id="34"/>
+    <w:bookmarkStart w:id="36" w:name="wazuh"/>
     <w:p>
       <w:pPr>
         <w:pStyle w:val="Heading2"/>
@@ -5544,8 +5312,8 @@
       </w:pPr>
       <w:r>
         <w:rPr>
+          <w:b/>
           <w:bCs/>
-          <w:b/>
         </w:rPr>
         <w:t xml:space="preserve">Documentación oficial:</w:t>
       </w:r>
@@ -5556,7 +5324,7 @@
         <w:t xml:space="preserve">Abra la guía oficial Wazuh realizada/u título](https://documentation.wazuh.com/current/quickstart.html)</w:t>
       </w:r>
     </w:p>
-    <w:bookmarkStart w:id="46" w:name="inicio-rápido-1"/>
+    <w:bookmarkStart w:id="35" w:name="inicio-rápido-1"/>
     <w:p>
       <w:pPr>
         <w:pStyle w:val="Heading3"/>
@@ -5573,9 +5341,9 @@
         <w:t xml:space="preserve">Conectar un endpoint de laboratorio autorizado, generar un evento inofensivo, revisar la alerta y retener el evento, regla, revisión y ticket.</w:t>
       </w:r>
     </w:p>
-    <w:bookmarkEnd w:id="46"/>
-    <w:bookmarkEnd w:id="47"/>
-    <w:bookmarkStart w:id="48" w:name="evidencia-y-limitación-1"/>
+    <w:bookmarkEnd w:id="35"/>
+    <w:bookmarkEnd w:id="36"/>
+    <w:bookmarkStart w:id="37" w:name="evidencia-y-limitación-1"/>
     <w:p>
       <w:pPr>
         <w:pStyle w:val="Heading2"/>
@@ -5592,8 +5360,8 @@
         <w:t xml:space="preserve">Retener autorización, propósito, población objetivo completa, versiones, configuración, resultado bruto, revisor, decisión, acción correctiva, excepción y retest. Proteger resultados que contengan PAN, credenciales, arquitectura, identidades o vulnerabilidades. Nunca coloque datos de cuenta real en una herramienta no aprobada.</w:t>
       </w:r>
     </w:p>
-    <w:bookmarkEnd w:id="48"/>
-    <w:bookmarkStart w:id="50" w:name="osquery"/>
+    <w:bookmarkEnd w:id="37"/>
+    <w:bookmarkStart w:id="39" w:name="osquery"/>
     <w:p>
       <w:pPr>
         <w:pStyle w:val="Heading2"/>
@@ -5616,8 +5384,8 @@
       </w:pPr>
       <w:r>
         <w:rPr>
+          <w:b/>
           <w:bCs/>
-          <w:b/>
         </w:rPr>
         <w:t xml:space="preserve">Documentación oficial:</w:t>
       </w:r>
@@ -5628,7 +5396,7 @@
         <w:t xml:space="preserve">[Seguido]Abre la guía oficial del osquery realizada/u contacto](https://osquery.readthedocs.io/en/stable/)</w:t>
       </w:r>
     </w:p>
-    <w:bookmarkStart w:id="49" w:name="inicio-rápido-2"/>
+    <w:bookmarkStart w:id="38" w:name="inicio-rápido-2"/>
     <w:p>
       <w:pPr>
         <w:pStyle w:val="Heading3"/>
@@ -5645,9 +5413,9 @@
         <w:t xml:space="preserve">Usuarios de laboratorio de consulta, software, servicios, cifrado o procesos; mantener consultas, población de acogida, tiempo, salida y revisión.</w:t>
       </w:r>
     </w:p>
-    <w:bookmarkEnd w:id="49"/>
-    <w:bookmarkEnd w:id="50"/>
-    <w:bookmarkStart w:id="51" w:name="evidencia-y-limitación-2"/>
+    <w:bookmarkEnd w:id="38"/>
+    <w:bookmarkEnd w:id="39"/>
+    <w:bookmarkStart w:id="40" w:name="evidencia-y-limitación-2"/>
     <w:p>
       <w:pPr>
         <w:pStyle w:val="Heading2"/>
@@ -5664,8 +5432,8 @@
         <w:t xml:space="preserve">Retener autorización, propósito, población objetivo completa, versiones, configuración, resultado bruto, revisor, decisión, acción correctiva, excepción y retest. Proteger resultados que contengan PAN, credenciales, arquitectura, identidades o vulnerabilidades. Nunca coloque datos de cuenta real en una herramienta no aprobada.</w:t>
       </w:r>
     </w:p>
-    <w:bookmarkEnd w:id="51"/>
-    <w:bookmarkStart w:id="53" w:name="openscap"/>
+    <w:bookmarkEnd w:id="40"/>
+    <w:bookmarkStart w:id="42" w:name="openscap"/>
     <w:p>
       <w:pPr>
         <w:pStyle w:val="Heading2"/>
@@ -5688,8 +5456,8 @@
       </w:pPr>
       <w:r>
         <w:rPr>
+          <w:b/>
           <w:bCs/>
-          <w:b/>
         </w:rPr>
         <w:t xml:space="preserve">Documentación oficial:</w:t>
       </w:r>
@@ -5700,7 +5468,7 @@
         <w:t xml:space="preserve">[Seguido]Abre la guía oficial OpenSCAP efectuada/u contacto](https://www.open-scap.org/getting-started/)</w:t>
       </w:r>
     </w:p>
-    <w:bookmarkStart w:id="52" w:name="inicio-rápido-3"/>
+    <w:bookmarkStart w:id="41" w:name="inicio-rápido-3"/>
     <w:p>
       <w:pPr>
         <w:pStyle w:val="Heading3"/>
@@ -5717,9 +5485,9 @@
         <w:t xml:space="preserve">Evaluar un laboratorio Linux aprobado contra un perfil adecuado, corregir un ajuste aprobado y comparar informes.</w:t>
       </w:r>
     </w:p>
-    <w:bookmarkEnd w:id="52"/>
-    <w:bookmarkEnd w:id="53"/>
-    <w:bookmarkStart w:id="54" w:name="evidencia-y-limitación-3"/>
+    <w:bookmarkEnd w:id="41"/>
+    <w:bookmarkEnd w:id="42"/>
+    <w:bookmarkStart w:id="43" w:name="evidencia-y-limitación-3"/>
     <w:p>
       <w:pPr>
         <w:pStyle w:val="Heading2"/>
@@ -5736,8 +5504,8 @@
         <w:t xml:space="preserve">Retener autorización, propósito, población objetivo completa, versiones, configuración, resultado bruto, revisor, decisión, acción correctiva, excepción y retest. Proteger resultados que contengan PAN, credenciales, arquitectura, identidades o vulnerabilidades. Nunca coloque datos de cuenta real en una herramienta no aprobada.</w:t>
       </w:r>
     </w:p>
-    <w:bookmarkEnd w:id="54"/>
-    <w:bookmarkStart w:id="56" w:name="greenbone-community-edition"/>
+    <w:bookmarkEnd w:id="43"/>
+    <w:bookmarkStart w:id="45" w:name="greenbone-community-edition"/>
     <w:p>
       <w:pPr>
         <w:pStyle w:val="Heading2"/>
@@ -5760,8 +5528,8 @@
       </w:pPr>
       <w:r>
         <w:rPr>
+          <w:b/>
           <w:bCs/>
-          <w:b/>
         </w:rPr>
         <w:t xml:space="preserve">Documentación oficial:</w:t>
       </w:r>
@@ -5772,7 +5540,7 @@
         <w:t xml:space="preserve">[Seguridad]Abre la guía oficial Greenbone Community Edition realizada/u contacto](https://greenbone.github.io/docs/latest/)</w:t>
       </w:r>
     </w:p>
-    <w:bookmarkStart w:id="55" w:name="inicio-rápido-4"/>
+    <w:bookmarkStart w:id="44" w:name="inicio-rápido-4"/>
     <w:p>
       <w:pPr>
         <w:pStyle w:val="Heading3"/>
@@ -5789,9 +5557,9 @@
         <w:t xml:space="preserve">Escanear sólo un objetivo de laboratorio aprobado, validar un hallazgo, corregirlo, cambiar y documentar cobertura y límites.</w:t>
       </w:r>
     </w:p>
-    <w:bookmarkEnd w:id="55"/>
-    <w:bookmarkEnd w:id="56"/>
-    <w:bookmarkStart w:id="57" w:name="evidencia-y-limitación-4"/>
+    <w:bookmarkEnd w:id="44"/>
+    <w:bookmarkEnd w:id="45"/>
+    <w:bookmarkStart w:id="46" w:name="evidencia-y-limitación-4"/>
     <w:p>
       <w:pPr>
         <w:pStyle w:val="Heading2"/>
@@ -5808,8 +5576,8 @@
         <w:t xml:space="preserve">Retener autorización, propósito, población objetivo completa, versiones, configuración, resultado bruto, revisor, decisión, acción correctiva, excepción y retest. Proteger resultados que contengan PAN, credenciales, arquitectura, identidades o vulnerabilidades. Nunca coloque datos de cuenta real en una herramienta no aprobada.</w:t>
       </w:r>
     </w:p>
-    <w:bookmarkEnd w:id="57"/>
-    <w:bookmarkStart w:id="59" w:name="nmap"/>
+    <w:bookmarkEnd w:id="46"/>
+    <w:bookmarkStart w:id="48" w:name="nmap"/>
     <w:p>
       <w:pPr>
         <w:pStyle w:val="Heading2"/>
@@ -5832,8 +5600,8 @@
       </w:pPr>
       <w:r>
         <w:rPr>
+          <w:b/>
           <w:bCs/>
-          <w:b/>
         </w:rPr>
         <w:t xml:space="preserve">Documentación oficial:</w:t>
       </w:r>
@@ -5844,7 +5612,7 @@
         <w:t xml:space="preserve">[Seguridad]Abre la guía oficial Nmap realizada/u contacto](https://nmap.org/book/man.html)</w:t>
       </w:r>
     </w:p>
-    <w:bookmarkStart w:id="58" w:name="inicio-rápido-5"/>
+    <w:bookmarkStart w:id="47" w:name="inicio-rápido-5"/>
     <w:p>
       <w:pPr>
         <w:pStyle w:val="Heading3"/>
@@ -5861,9 +5629,9 @@
         <w:t xml:space="preserve">Escanee un pequeño rango de laboratorio autorizado, compare los servicios observados con el inventario, y registro de alcance y aprobación.</w:t>
       </w:r>
     </w:p>
-    <w:bookmarkEnd w:id="58"/>
-    <w:bookmarkEnd w:id="59"/>
-    <w:bookmarkStart w:id="60" w:name="evidencia-y-limitación-5"/>
+    <w:bookmarkEnd w:id="47"/>
+    <w:bookmarkEnd w:id="48"/>
+    <w:bookmarkStart w:id="49" w:name="evidencia-y-limitación-5"/>
     <w:p>
       <w:pPr>
         <w:pStyle w:val="Heading2"/>
@@ -5880,8 +5648,8 @@
         <w:t xml:space="preserve">Retener autorización, propósito, población objetivo completa, versiones, configuración, resultado bruto, revisor, decisión, acción correctiva, excepción y retest. Proteger resultados que contengan PAN, credenciales, arquitectura, identidades o vulnerabilidades. Nunca coloque datos de cuenta real en una herramienta no aprobada.</w:t>
       </w:r>
     </w:p>
-    <w:bookmarkEnd w:id="60"/>
-    <w:bookmarkStart w:id="62" w:name="trivy"/>
+    <w:bookmarkEnd w:id="49"/>
+    <w:bookmarkStart w:id="51" w:name="trivy"/>
     <w:p>
       <w:pPr>
         <w:pStyle w:val="Heading2"/>
@@ -5904,8 +5672,8 @@
       </w:pPr>
       <w:r>
         <w:rPr>
+          <w:b/>
           <w:bCs/>
-          <w:b/>
         </w:rPr>
         <w:t xml:space="preserve">Documentación oficial:</w:t>
       </w:r>
@@ -5916,7 +5684,7 @@
         <w:t xml:space="preserve">Abra la guía oficial Trivy realizada/u título](https://trivy.dev/latest/)</w:t>
       </w:r>
     </w:p>
-    <w:bookmarkStart w:id="61" w:name="inicio-rápido-6"/>
+    <w:bookmarkStart w:id="50" w:name="inicio-rápido-6"/>
     <w:p>
       <w:pPr>
         <w:pStyle w:val="Heading3"/>
@@ -5933,9 +5701,9 @@
         <w:t xml:space="preserve">Escanee una imagen de laboratorio o un repositorio de prueba, proteja la salida, valide un hallazgo, corrija y escanee de nuevo.</w:t>
       </w:r>
     </w:p>
-    <w:bookmarkEnd w:id="61"/>
-    <w:bookmarkEnd w:id="62"/>
-    <w:bookmarkStart w:id="63" w:name="evidencia-y-limitación-6"/>
+    <w:bookmarkEnd w:id="50"/>
+    <w:bookmarkEnd w:id="51"/>
+    <w:bookmarkStart w:id="52" w:name="evidencia-y-limitación-6"/>
     <w:p>
       <w:pPr>
         <w:pStyle w:val="Heading2"/>
@@ -5952,8 +5720,8 @@
         <w:t xml:space="preserve">Retener autorización, propósito, población objetivo completa, versiones, configuración, resultado bruto, revisor, decisión, acción correctiva, excepción y retest. Proteger resultados que contengan PAN, credenciales, arquitectura, identidades o vulnerabilidades. Nunca coloque datos de cuenta real en una herramienta no aprobada.</w:t>
       </w:r>
     </w:p>
-    <w:bookmarkEnd w:id="63"/>
-    <w:bookmarkStart w:id="65" w:name="owasp-zap"/>
+    <w:bookmarkEnd w:id="52"/>
+    <w:bookmarkStart w:id="54" w:name="owasp-zap"/>
     <w:p>
       <w:pPr>
         <w:pStyle w:val="Heading2"/>
@@ -5976,8 +5744,8 @@
       </w:pPr>
       <w:r>
         <w:rPr>
+          <w:b/>
           <w:bCs/>
-          <w:b/>
         </w:rPr>
         <w:t xml:space="preserve">Documentación oficial:</w:t>
       </w:r>
@@ -5988,7 +5756,7 @@
         <w:t xml:space="preserve">Abra la guía oficial OWASP ZAP efectuada / u fiel](https://www.zaproxy.org/getting-started/)</w:t>
       </w:r>
     </w:p>
-    <w:bookmarkStart w:id="64" w:name="inicio-rápido-7"/>
+    <w:bookmarkStart w:id="53" w:name="inicio-rápido-7"/>
     <w:p>
       <w:pPr>
         <w:pStyle w:val="Heading3"/>
@@ -6005,9 +5773,9 @@
         <w:t xml:space="preserve">Proxy a local training application, start with passive analysis, validate a result, and keep scope and evidence.</w:t>
       </w:r>
     </w:p>
-    <w:bookmarkEnd w:id="64"/>
-    <w:bookmarkEnd w:id="65"/>
-    <w:bookmarkStart w:id="66" w:name="evidencia-y-limitación-7"/>
+    <w:bookmarkEnd w:id="53"/>
+    <w:bookmarkEnd w:id="54"/>
+    <w:bookmarkStart w:id="55" w:name="evidencia-y-limitación-7"/>
     <w:p>
       <w:pPr>
         <w:pStyle w:val="Heading2"/>
@@ -6024,8 +5792,8 @@
         <w:t xml:space="preserve">Retener autorización, propósito, población objetivo completa, versiones, configuración, resultado bruto, revisor, decisión, acción correctiva, excepción y retest. Proteger resultados que contengan PAN, credenciales, arquitectura, identidades o vulnerabilidades. Nunca coloque datos de cuenta real en una herramienta no aprobada.</w:t>
       </w:r>
     </w:p>
-    <w:bookmarkEnd w:id="66"/>
-    <w:bookmarkStart w:id="68" w:name="modsecurity-owasp-crs"/>
+    <w:bookmarkEnd w:id="55"/>
+    <w:bookmarkStart w:id="57" w:name="modsecurity-owasp-crs"/>
     <w:p>
       <w:pPr>
         <w:pStyle w:val="Heading2"/>
@@ -6048,8 +5816,8 @@
       </w:pPr>
       <w:r>
         <w:rPr>
+          <w:b/>
           <w:bCs/>
-          <w:b/>
         </w:rPr>
         <w:t xml:space="preserve">Documentación oficial:</w:t>
       </w:r>
@@ -6060,7 +5828,7 @@
         <w:t xml:space="preserve">Abrir la guía oficial ModSecurity + OWASP CRS indica/u contacto](https://coreruleset.org/docs/)</w:t>
       </w:r>
     </w:p>
-    <w:bookmarkStart w:id="67" w:name="inicio-rápido-8"/>
+    <w:bookmarkStart w:id="56" w:name="inicio-rápido-8"/>
     <w:p>
       <w:pPr>
         <w:pStyle w:val="Heading3"/>
@@ -6077,9 +5845,9 @@
         <w:t xml:space="preserve">Deplorar sólo en un laboratorio, grabar versión y modo regla, probar una solicitud inofensiva, sintonizar un falso positivo, y preservar la aprobación del cambio.</w:t>
       </w:r>
     </w:p>
-    <w:bookmarkEnd w:id="67"/>
-    <w:bookmarkEnd w:id="68"/>
-    <w:bookmarkStart w:id="69" w:name="evidencia-y-limitación-8"/>
+    <w:bookmarkEnd w:id="56"/>
+    <w:bookmarkEnd w:id="57"/>
+    <w:bookmarkStart w:id="58" w:name="evidencia-y-limitación-8"/>
     <w:p>
       <w:pPr>
         <w:pStyle w:val="Heading2"/>
@@ -6096,8 +5864,8 @@
         <w:t xml:space="preserve">Retener autorización, propósito, población objetivo completa, versiones, configuración, resultado bruto, revisor, decisión, acción correctiva, excepción y retest. Proteger resultados que contengan PAN, credenciales, arquitectura, identidades o vulnerabilidades. Nunca coloque datos de cuenta real en una herramienta no aprobada.</w:t>
       </w:r>
     </w:p>
-    <w:bookmarkEnd w:id="69"/>
-    <w:bookmarkStart w:id="71" w:name="suricata"/>
+    <w:bookmarkEnd w:id="58"/>
+    <w:bookmarkStart w:id="60" w:name="suricata"/>
     <w:p>
       <w:pPr>
         <w:pStyle w:val="Heading2"/>
@@ -6120,8 +5888,8 @@
       </w:pPr>
       <w:r>
         <w:rPr>
+          <w:b/>
           <w:bCs/>
-          <w:b/>
         </w:rPr>
         <w:t xml:space="preserve">Documentación oficial:</w:t>
       </w:r>
@@ -6132,7 +5900,7 @@
         <w:t xml:space="preserve">[Seguridad]Abre la guía oficial de Suricata realizada/u contacto](https://docs.suricata.io/)</w:t>
       </w:r>
     </w:p>
-    <w:bookmarkStart w:id="70" w:name="inicio-rápido-9"/>
+    <w:bookmarkStart w:id="59" w:name="inicio-rápido-9"/>
     <w:p>
       <w:pPr>
         <w:pStyle w:val="Heading3"/>
@@ -6149,9 +5917,9 @@
         <w:t xml:space="preserve">Monitorear un segmento de laboratorio aislado, desencadenar una alerta de prueba inofensiva, y regla de documentos, fuente de tráfico, alerta, revisión y respuesta.</w:t>
       </w:r>
     </w:p>
-    <w:bookmarkEnd w:id="70"/>
-    <w:bookmarkEnd w:id="71"/>
-    <w:bookmarkStart w:id="72" w:name="evidencia-y-limitación-9"/>
+    <w:bookmarkEnd w:id="59"/>
+    <w:bookmarkEnd w:id="60"/>
+    <w:bookmarkStart w:id="61" w:name="evidencia-y-limitación-9"/>
     <w:p>
       <w:pPr>
         <w:pStyle w:val="Heading2"/>
@@ -6168,8 +5936,8 @@
         <w:t xml:space="preserve">Retener autorización, propósito, población objetivo completa, versiones, configuración, resultado bruto, revisor, decisión, acción correctiva, excepción y retest. Proteger resultados que contengan PAN, credenciales, arquitectura, identidades o vulnerabilidades. Nunca coloque datos de cuenta real en una herramienta no aprobada.</w:t>
       </w:r>
     </w:p>
-    <w:bookmarkEnd w:id="72"/>
-    <w:bookmarkStart w:id="74" w:name="keycloak"/>
+    <w:bookmarkEnd w:id="61"/>
+    <w:bookmarkStart w:id="63" w:name="keycloak"/>
     <w:p>
       <w:pPr>
         <w:pStyle w:val="Heading2"/>
@@ -6192,8 +5960,8 @@
       </w:pPr>
       <w:r>
         <w:rPr>
+          <w:b/>
           <w:bCs/>
-          <w:b/>
         </w:rPr>
         <w:t xml:space="preserve">Documentación oficial:</w:t>
       </w:r>
@@ -6204,7 +5972,7 @@
         <w:t xml:space="preserve">[ obedeció]Abre la guía oficial de Keycloak realizada/u contacto](https://www.keycloak.org/guides)</w:t>
       </w:r>
     </w:p>
-    <w:bookmarkStart w:id="73" w:name="inicio-rápido-10"/>
+    <w:bookmarkStart w:id="62" w:name="inicio-rápido-10"/>
     <w:p>
       <w:pPr>
         <w:pStyle w:val="Heading3"/>
@@ -6219,17 +5987,276 @@
       </w:pPr>
       <w:r>
         <w:t xml:space="preserve">Crear un ámbito de laboratorio, roles, usuarios y MFA; probar menos privilegios, acceso fallido, revisión y terminación.</w:t>
+      </w:r>
+    </w:p>
+    <w:bookmarkEnd w:id="62"/>
+    <w:bookmarkEnd w:id="63"/>
+    <w:bookmarkStart w:id="64" w:name="evidencia-y-limitación-10"/>
+    <w:p>
+      <w:pPr>
+        <w:pStyle w:val="Heading2"/>
+      </w:pPr>
+      <w:r>
+        <w:t xml:space="preserve">Evidencia y limitación</w:t>
+      </w:r>
+    </w:p>
+    <w:p>
+      <w:pPr>
+        <w:pStyle w:val="FirstParagraph"/>
+      </w:pPr>
+      <w:r>
+        <w:t xml:space="preserve">Retener autorización, propósito, población objetivo completa, versiones, configuración, resultado bruto, revisor, decisión, acción correctiva, excepción y retest. Proteger resultados que contengan PAN, credenciales, arquitectura, identidades o vulnerabilidades. Nunca coloque datos de cuenta real en una herramienta no aprobada.</w:t>
+      </w:r>
+    </w:p>
+    <w:bookmarkEnd w:id="64"/>
+    <w:bookmarkStart w:id="66" w:name="defectodojo"/>
+    <w:p>
+      <w:pPr>
+        <w:pStyle w:val="Heading2"/>
+      </w:pPr>
+      <w:r>
+        <w:t xml:space="preserve">19.13 DefectoDojo</w:t>
+      </w:r>
+    </w:p>
+    <w:p>
+      <w:pPr>
+        <w:pStyle w:val="FirstParagraph"/>
+      </w:pPr>
+      <w:r>
+        <w:t xml:space="preserve">Encontrar la ingesta, la remediación y la retesta. Posible apoyo PCI DSS: 6, 11, 12.</w:t>
+      </w:r>
+    </w:p>
+    <w:p>
+      <w:pPr>
+        <w:pStyle w:val="BodyText"/>
+      </w:pPr>
+      <w:r>
+        <w:rPr>
+          <w:b/>
+          <w:bCs/>
+        </w:rPr>
+        <w:t xml:space="preserve">Documentación oficial:</w:t>
+      </w:r>
+      <w:r>
+        <w:t xml:space="preserve"> </w:t>
+      </w:r>
+      <w:r>
+        <w:t xml:space="preserve">[Seguido]Abre el defecto oficialDojo guía seleccionada/u contacto](https://docs.defectdojo.com/)</w:t>
+      </w:r>
+    </w:p>
+    <w:bookmarkStart w:id="65" w:name="inicio-rápido-11"/>
+    <w:p>
+      <w:pPr>
+        <w:pStyle w:val="Heading3"/>
+      </w:pPr>
+      <w:r>
+        <w:t xml:space="preserve">Inicio rápido</w:t>
+      </w:r>
+    </w:p>
+    <w:p>
+      <w:pPr>
+        <w:pStyle w:val="FirstParagraph"/>
+      </w:pPr>
+      <w:r>
+        <w:t xml:space="preserve">Importar un análisis de laboratorio, validar y asignar un hallazgo, registrar la remediación, retestar y cerrar con evidencia.</w:t>
+      </w:r>
+    </w:p>
+    <w:bookmarkEnd w:id="65"/>
+    <w:bookmarkEnd w:id="66"/>
+    <w:bookmarkStart w:id="67" w:name="evidencia-y-limitación-11"/>
+    <w:p>
+      <w:pPr>
+        <w:pStyle w:val="Heading2"/>
+      </w:pPr>
+      <w:r>
+        <w:t xml:space="preserve">Evidencia y limitación</w:t>
+      </w:r>
+    </w:p>
+    <w:p>
+      <w:pPr>
+        <w:pStyle w:val="FirstParagraph"/>
+      </w:pPr>
+      <w:r>
+        <w:t xml:space="preserve">Retener autorización, propósito, población objetivo completa, versiones, configuración, resultado bruto, revisor, decisión, acción correctiva, excepción y retest. Proteger resultados que contengan PAN, credenciales, arquitectura, identidades o vulnerabilidades. Nunca coloque datos de cuenta real en una herramienta no aprobada.</w:t>
+      </w:r>
+    </w:p>
+    <w:bookmarkEnd w:id="67"/>
+    <w:bookmarkStart w:id="69" w:name="aide"/>
+    <w:p>
+      <w:pPr>
+        <w:pStyle w:val="Heading2"/>
+      </w:pPr>
+      <w:r>
+        <w:t xml:space="preserve">19.14 AIDE</w:t>
+      </w:r>
+    </w:p>
+    <w:p>
+      <w:pPr>
+        <w:pStyle w:val="FirstParagraph"/>
+      </w:pPr>
+      <w:r>
+        <w:t xml:space="preserve">Monitoreo de integridad de archivos. Posible apoyo PCI DSS: 11.5.2.</w:t>
+      </w:r>
+    </w:p>
+    <w:p>
+      <w:pPr>
+        <w:pStyle w:val="BodyText"/>
+      </w:pPr>
+      <w:r>
+        <w:rPr>
+          <w:b/>
+          <w:bCs/>
+        </w:rPr>
+        <w:t xml:space="preserve">Documentación oficial:</w:t>
+      </w:r>
+      <w:r>
+        <w:t xml:space="preserve"> </w:t>
+      </w:r>
+      <w:r>
+        <w:t xml:space="preserve">Abra la guía oficial AIDE realizada/u título](https://aide.github.io/)</w:t>
+      </w:r>
+    </w:p>
+    <w:bookmarkStart w:id="68" w:name="inicio-rápido-12"/>
+    <w:p>
+      <w:pPr>
+        <w:pStyle w:val="Heading3"/>
+      </w:pPr>
+      <w:r>
+        <w:t xml:space="preserve">Inicio rápido</w:t>
+      </w:r>
+    </w:p>
+    <w:p>
+      <w:pPr>
+        <w:pStyle w:val="FirstParagraph"/>
+      </w:pPr>
+      <w:r>
+        <w:t xml:space="preserve">Crear una base de referencia en un host de laboratorio desechable, hacer un cambio de archivo autorizado, revisar la alerta, restaurar y documentar el proceso.</w:t>
+      </w:r>
+    </w:p>
+    <w:bookmarkEnd w:id="68"/>
+    <w:bookmarkEnd w:id="69"/>
+    <w:bookmarkStart w:id="70" w:name="evidencia-y-limitación-12"/>
+    <w:p>
+      <w:pPr>
+        <w:pStyle w:val="Heading2"/>
+      </w:pPr>
+      <w:r>
+        <w:t xml:space="preserve">Evidencia y limitación</w:t>
+      </w:r>
+    </w:p>
+    <w:p>
+      <w:pPr>
+        <w:pStyle w:val="FirstParagraph"/>
+      </w:pPr>
+      <w:r>
+        <w:t xml:space="preserve">Retener autorización, propósito, población objetivo completa, versiones, configuración, resultado bruto, revisor, decisión, acción correctiva, excepción y retest. Proteger resultados que contengan PAN, credenciales, arquitectura, identidades o vulnerabilidades. Nunca coloque datos de cuenta real en una herramienta no aprobada.</w:t>
+      </w:r>
+    </w:p>
+    <w:bookmarkEnd w:id="70"/>
+    <w:bookmarkStart w:id="72" w:name="open-policy-agent"/>
+    <w:p>
+      <w:pPr>
+        <w:pStyle w:val="Heading2"/>
+      </w:pPr>
+      <w:r>
+        <w:t xml:space="preserve">19.15 Open Policy Agent</w:t>
+      </w:r>
+    </w:p>
+    <w:p>
+      <w:pPr>
+        <w:pStyle w:val="FirstParagraph"/>
+      </w:pPr>
+      <w:r>
+        <w:t xml:space="preserve">Política como código. Posible apoyo PCI DSS: 2, 6, 7.</w:t>
+      </w:r>
+    </w:p>
+    <w:p>
+      <w:pPr>
+        <w:pStyle w:val="BodyText"/>
+      </w:pPr>
+      <w:r>
+        <w:rPr>
+          <w:b/>
+          <w:bCs/>
+        </w:rPr>
+        <w:t xml:space="preserve">Documentación oficial:</w:t>
+      </w:r>
+      <w:r>
+        <w:t xml:space="preserve"> </w:t>
+      </w:r>
+      <w:r>
+        <w:t xml:space="preserve">[Seguridad]Abre la guía oficial de Agentes de Políticas Abiertas efectuada/u contacto](https://www.openpolicyagent.org/docs)</w:t>
+      </w:r>
+    </w:p>
+    <w:bookmarkStart w:id="71" w:name="inicio-rápido-13"/>
+    <w:p>
+      <w:pPr>
+        <w:pStyle w:val="Heading3"/>
+      </w:pPr>
+      <w:r>
+        <w:t xml:space="preserve">Inicio rápido</w:t>
+      </w:r>
+    </w:p>
+    <w:p>
+      <w:pPr>
+        <w:pStyle w:val="FirstParagraph"/>
+      </w:pPr>
+      <w:r>
+        <w:t xml:space="preserve">Cree una política de laboratorio que niegue el despliegue sin un propietario, clasificación, una red aprobada y un estado de exploración de seguridad.</w:t>
+      </w:r>
+    </w:p>
+    <w:bookmarkEnd w:id="71"/>
+    <w:bookmarkEnd w:id="72"/>
+    <w:bookmarkStart w:id="73" w:name="evidencia-y-limitación-13"/>
+    <w:p>
+      <w:pPr>
+        <w:pStyle w:val="Heading2"/>
+      </w:pPr>
+      <w:r>
+        <w:t xml:space="preserve">Evidencia y limitación</w:t>
+      </w:r>
+    </w:p>
+    <w:p>
+      <w:pPr>
+        <w:pStyle w:val="FirstParagraph"/>
+      </w:pPr>
+      <w:r>
+        <w:t xml:space="preserve">Retener autorización, propósito, población objetivo completa, versiones, configuración, resultado bruto, revisor, decisión, acción correctiva, excepción y retest. Proteger resultados que contengan PAN, credenciales, arquitectura, identidades o vulnerabilidades. Nunca coloque datos de cuenta real en una herramienta no aprobada.</w:t>
       </w:r>
     </w:p>
     <w:bookmarkEnd w:id="73"/>
     <w:bookmarkEnd w:id="74"/>
-    <w:bookmarkStart w:id="75" w:name="evidencia-y-limitación-10"/>
+    <w:bookmarkStart w:id="77" w:name="manual-de-pci-dss-para-gerentes"/>
+    <w:p>
+      <w:pPr>
+        <w:pStyle w:val="Heading1"/>
+      </w:pPr>
+      <w:r>
+        <w:t xml:space="preserve">20. Manual de PCI DSS para gerentes</w:t>
+      </w:r>
+    </w:p>
+    <w:p>
+      <w:pPr>
+        <w:pStyle w:val="FirstParagraph"/>
+      </w:pPr>
+      <w:r>
+        <w:rPr>
+          <w:i/>
+          <w:iCs/>
+        </w:rPr>
+        <w:t xml:space="preserve">Las preguntas, los paneles, la propiedad y los administradores de decisiones deben controlarse</w:t>
+      </w:r>
+      <w:r>
+        <w:t xml:space="preserve">.</w:t>
+      </w:r>
+    </w:p>
+    <w:bookmarkStart w:id="75" w:name="preguntas-mensuales"/>
     <w:p>
       <w:pPr>
         <w:pStyle w:val="Heading2"/>
       </w:pPr>
       <w:r>
-        <w:t xml:space="preserve">Evidencia y limitación</w:t>
+        <w:t xml:space="preserve">20.1 Preguntas mensuales</w:t>
       </w:r>
     </w:p>
     <w:p>
@@ -6237,17 +6264,73 @@
         <w:pStyle w:val="FirstParagraph"/>
       </w:pPr>
       <w:r>
-        <w:t xml:space="preserve">Retener autorización, propósito, población objetivo completa, versiones, configuración, resultado bruto, revisor, decisión, acción correctiva, excepción y retest. Proteger resultados que contengan PAN, credenciales, arquitectura, identidades o vulnerabilidades. Nunca coloque datos de cuenta real en una herramienta no aprobada.</w:t>
+        <w:t xml:space="preserve">¿Cambiaron canales de pago, flujos de datos, sistemas, proveedores, scripts, servicios en la nube o rutas administrativas?</w:t>
+      </w:r>
+    </w:p>
+    <w:p>
+      <w:pPr>
+        <w:pStyle w:val="BodyText"/>
+      </w:pPr>
+      <w:r>
+        <w:t xml:space="preserve">¿El alcance está completo y validado, incluyendo sistemas conectados y de impacto en la seguridad?</w:t>
+      </w:r>
+    </w:p>
+    <w:p>
+      <w:pPr>
+        <w:pStyle w:val="BodyText"/>
+      </w:pPr>
+      <w:r>
+        <w:t xml:space="preserve">¿Ha aparecido algún dato de cuenta donde no se esperaba?</w:t>
+      </w:r>
+    </w:p>
+    <w:p>
+      <w:pPr>
+        <w:pStyle w:val="BodyText"/>
+      </w:pPr>
+      <w:r>
+        <w:t xml:space="preserve">¿Son hallazgos de alto riesgo, controles fallidos, resultados ASV, pruebas de penetración y remediación a tiempo?</w:t>
+      </w:r>
+    </w:p>
+    <w:p>
+      <w:pPr>
+        <w:pStyle w:val="BodyText"/>
+      </w:pPr>
+      <w:r>
+        <w:t xml:space="preserve">¿Se entienden las responsabilidades del proveedor de servicios y las pruebas actuales de cumplimiento?</w:t>
+      </w:r>
+    </w:p>
+    <w:p>
+      <w:pPr>
+        <w:pStyle w:val="BodyText"/>
+      </w:pPr>
+      <w:r>
+        <w:t xml:space="preserve">¿Se revisan los scripts de página de pago y las alertas de detección de cambios?</w:t>
+      </w:r>
+    </w:p>
+    <w:p>
+      <w:pPr>
+        <w:pStyle w:val="BodyText"/>
+      </w:pPr>
+      <w:r>
+        <w:t xml:space="preserve">¿El acceso, MFA, registro, malware, parches, copias de seguridad y controles de incidentes funcionan consistentemente?</w:t>
+      </w:r>
+    </w:p>
+    <w:p>
+      <w:pPr>
+        <w:pStyle w:val="BodyText"/>
+      </w:pPr>
+      <w:r>
+        <w:t xml:space="preserve">¿Qué limitaciones o excepciones no resueltas deben ser el liderazgo y la entidad aceptante sabe?</w:t>
       </w:r>
     </w:p>
     <w:bookmarkEnd w:id="75"/>
-    <w:bookmarkStart w:id="77" w:name="defectodojo"/>
+    <w:bookmarkStart w:id="76" w:name="panel"/>
     <w:p>
       <w:pPr>
         <w:pStyle w:val="Heading2"/>
       </w:pPr>
       <w:r>
-        <w:t xml:space="preserve">19.13 DefectoDojo</w:t>
+        <w:t xml:space="preserve">20.2 Panel</w:t>
       </w:r>
     </w:p>
     <w:p>
@@ -6255,53 +6338,82 @@
         <w:pStyle w:val="FirstParagraph"/>
       </w:pPr>
       <w:r>
-        <w:t xml:space="preserve">Encontrar la ingesta, la remediación y la retesta. Posible apoyo PCI DSS: 6, 11, 12.</w:t>
-      </w:r>
-    </w:p>
-    <w:p>
-      <w:pPr>
-        <w:pStyle w:val="BodyText"/>
-      </w:pPr>
-      <w:r>
         <w:rPr>
+          <w:b/>
           <w:bCs/>
-          <w:b/>
         </w:rPr>
-        <w:t xml:space="preserve">Documentación oficial:</w:t>
-      </w:r>
-      <w:r>
-        <w:t xml:space="preserve"> </w:t>
-      </w:r>
-      <w:r>
-        <w:t xml:space="preserve">[Seguido]Abre el defecto oficialDojo guía seleccionada/u contacto](https://docs.defectdojo.com/)</w:t>
-      </w:r>
-    </w:p>
-    <w:bookmarkStart w:id="76" w:name="inicio-rápido-11"/>
-    <w:p>
-      <w:pPr>
-        <w:pStyle w:val="Heading3"/>
-      </w:pPr>
-      <w:r>
-        <w:t xml:space="preserve">Inicio rápido</w:t>
-      </w:r>
-    </w:p>
-    <w:p>
-      <w:pPr>
-        <w:pStyle w:val="FirstParagraph"/>
-      </w:pPr>
-      <w:r>
-        <w:t xml:space="preserve">Importar un análisis de laboratorio, validar y asignar un hallazgo, registrar la remediación, retestar y cerrar con evidencia.</w:t>
+        <w:t xml:space="preserve">Area</w:t>
+      </w:r>
+      <w:r>
+        <w:t xml:space="preserve"> </w:t>
+      </w:r>
+      <w:r>
+        <w:t xml:space="preserve">| ** Cuestión del personal**</w:t>
+      </w:r>
+      <w:r>
+        <w:t xml:space="preserve"> </w:t>
+      </w:r>
+      <w:r>
+        <w:t xml:space="preserve">|… |</w:t>
+      </w:r>
+      <w:r>
+        <w:t xml:space="preserve"> </w:t>
+      </w:r>
+      <w:r>
+        <w:t xml:space="preserve">¿Están presentes todos los canales, datos, sistemas, caminos, proveedores y scripts? Verde / Amarillo / Rojo</w:t>
+      </w:r>
+      <w:r>
+        <w:t xml:space="preserve"> </w:t>
+      </w:r>
+      <w:r>
+        <w:t xml:space="preserve">| ¿Se minimiza el almacenamiento y el tratamiento PAN/SAD correcto? Verde / Amarillo / Rojo |</w:t>
+      </w:r>
+      <w:r>
+        <w:t xml:space="preserve"> </w:t>
+      </w:r>
+      <w:r>
+        <w:t xml:space="preserve">| Red/configuración ¿Son reglas, endurecimiento, revisiones y segmentación operando? Verde / Amarillo / Rojo |</w:t>
+      </w:r>
+      <w:r>
+        <w:t xml:space="preserve"> </w:t>
+      </w:r>
+      <w:r>
+        <w:t xml:space="preserve">| Acceso ANTE ¿Es necesario, MFA, cuentas, revisiones y control de terminación? Verde / Amarillo / Rojo |</w:t>
+      </w:r>
+      <w:r>
+        <w:t xml:space="preserve"> </w:t>
+      </w:r>
+      <w:r>
+        <w:t xml:space="preserve">¿Son parches, escaneos, resultados de ASV, pruebas de penetración y pruebas actualizadas? Verde / Amarillo / Rojo</w:t>
+      </w:r>
+      <w:r>
+        <w:t xml:space="preserve"> </w:t>
+      </w:r>
+      <w:r>
+        <w:t xml:space="preserve">← Monitorización | ¿Se revisan registros, alertas, integridad, IDS, fallos de control y páginas de pago? Verde / Amarillo / Rojo</w:t>
+      </w:r>
+      <w:r>
+        <w:t xml:space="preserve"> </w:t>
+      </w:r>
+      <w:r>
+        <w:t xml:space="preserve">| Terceras partes ¿Son controladas las responsabilidades, el estado, la vigilancia, los incidentes y las salidas? Verde / Amarillo / Rojo |</w:t>
+      </w:r>
+      <w:r>
+        <w:t xml:space="preserve"> </w:t>
+      </w:r>
+      <w:r>
+        <w:t xml:space="preserve">| Respuesta ¿Se han probado, aumentado, preservado, comunicado y mejorado los incidentes de pago? Verde / Amarillo / Rojo |</w:t>
       </w:r>
     </w:p>
     <w:bookmarkEnd w:id="76"/>
     <w:bookmarkEnd w:id="77"/>
-    <w:bookmarkStart w:id="78" w:name="evidencia-y-limitación-11"/>
-    <w:p>
-      <w:pPr>
-        <w:pStyle w:val="Heading2"/>
-      </w:pPr>
-      <w:r>
-        <w:t xml:space="preserve">Evidencia y limitación</w:t>
+    <w:bookmarkStart w:id="79" w:name="Xc889731e5ac2ec86f979f1188d51c339a62263b"/>
+    <w:p>
+      <w:pPr>
+        <w:pStyle w:val="Heading1"/>
+      </w:pPr>
+      <w:r>
+        <w:t xml:space="preserve">21. Desde el principiante hasta el analista Junior PCI</w:t>
       </w:r>
     </w:p>
     <w:p>
@@ -6309,353 +6421,9 @@
         <w:pStyle w:val="FirstParagraph"/>
       </w:pPr>
       <w:r>
-        <w:t xml:space="preserve">Retener autorización, propósito, población objetivo completa, versiones, configuración, resultado bruto, revisor, decisión, acción correctiva, excepción y retest. Proteger resultados que contengan PAN, credenciales, arquitectura, identidades o vulnerabilidades. Nunca coloque datos de cuenta real en una herramienta no aprobada.</w:t>
-      </w:r>
-    </w:p>
-    <w:bookmarkEnd w:id="78"/>
-    <w:bookmarkStart w:id="80" w:name="aide"/>
-    <w:p>
-      <w:pPr>
-        <w:pStyle w:val="Heading2"/>
-      </w:pPr>
-      <w:r>
-        <w:t xml:space="preserve">19.14 AIDE</w:t>
-      </w:r>
-    </w:p>
-    <w:p>
-      <w:pPr>
-        <w:pStyle w:val="FirstParagraph"/>
-      </w:pPr>
-      <w:r>
-        <w:t xml:space="preserve">Monitoreo de integridad de archivos. Posible apoyo PCI DSS: 11.5.2.</w:t>
-      </w:r>
-    </w:p>
-    <w:p>
-      <w:pPr>
-        <w:pStyle w:val="BodyText"/>
-      </w:pPr>
-      <w:r>
         <w:rPr>
-          <w:bCs/>
-          <w:b/>
-        </w:rPr>
-        <w:t xml:space="preserve">Documentación oficial:</w:t>
-      </w:r>
-      <w:r>
-        <w:t xml:space="preserve"> </w:t>
-      </w:r>
-      <w:r>
-        <w:t xml:space="preserve">Abra la guía oficial AIDE realizada/u título](https://aide.github.io/)</w:t>
-      </w:r>
-    </w:p>
-    <w:bookmarkStart w:id="79" w:name="inicio-rápido-12"/>
-    <w:p>
-      <w:pPr>
-        <w:pStyle w:val="Heading3"/>
-      </w:pPr>
-      <w:r>
-        <w:t xml:space="preserve">Inicio rápido</w:t>
-      </w:r>
-    </w:p>
-    <w:p>
-      <w:pPr>
-        <w:pStyle w:val="FirstParagraph"/>
-      </w:pPr>
-      <w:r>
-        <w:t xml:space="preserve">Crear una base de referencia en un host de laboratorio desechable, hacer un cambio de archivo autorizado, revisar la alerta, restaurar y documentar el proceso.</w:t>
-      </w:r>
-    </w:p>
-    <w:bookmarkEnd w:id="79"/>
-    <w:bookmarkEnd w:id="80"/>
-    <w:bookmarkStart w:id="81" w:name="evidencia-y-limitación-12"/>
-    <w:p>
-      <w:pPr>
-        <w:pStyle w:val="Heading2"/>
-      </w:pPr>
-      <w:r>
-        <w:t xml:space="preserve">Evidencia y limitación</w:t>
-      </w:r>
-    </w:p>
-    <w:p>
-      <w:pPr>
-        <w:pStyle w:val="FirstParagraph"/>
-      </w:pPr>
-      <w:r>
-        <w:t xml:space="preserve">Retener autorización, propósito, población objetivo completa, versiones, configuración, resultado bruto, revisor, decisión, acción correctiva, excepción y retest. Proteger resultados que contengan PAN, credenciales, arquitectura, identidades o vulnerabilidades. Nunca coloque datos de cuenta real en una herramienta no aprobada.</w:t>
-      </w:r>
-    </w:p>
-    <w:bookmarkEnd w:id="81"/>
-    <w:bookmarkStart w:id="83" w:name="open-policy-agent"/>
-    <w:p>
-      <w:pPr>
-        <w:pStyle w:val="Heading2"/>
-      </w:pPr>
-      <w:r>
-        <w:t xml:space="preserve">19.15 Open Policy Agent</w:t>
-      </w:r>
-    </w:p>
-    <w:p>
-      <w:pPr>
-        <w:pStyle w:val="FirstParagraph"/>
-      </w:pPr>
-      <w:r>
-        <w:t xml:space="preserve">Política como código. Posible apoyo PCI DSS: 2, 6, 7.</w:t>
-      </w:r>
-    </w:p>
-    <w:p>
-      <w:pPr>
-        <w:pStyle w:val="BodyText"/>
-      </w:pPr>
-      <w:r>
-        <w:rPr>
-          <w:bCs/>
-          <w:b/>
-        </w:rPr>
-        <w:t xml:space="preserve">Documentación oficial:</w:t>
-      </w:r>
-      <w:r>
-        <w:t xml:space="preserve"> </w:t>
-      </w:r>
-      <w:r>
-        <w:t xml:space="preserve">[Seguridad]Abre la guía oficial de Agentes de Políticas Abiertas efectuada/u contacto](https://www.openpolicyagent.org/docs)</w:t>
-      </w:r>
-    </w:p>
-    <w:bookmarkStart w:id="82" w:name="inicio-rápido-13"/>
-    <w:p>
-      <w:pPr>
-        <w:pStyle w:val="Heading3"/>
-      </w:pPr>
-      <w:r>
-        <w:t xml:space="preserve">Inicio rápido</w:t>
-      </w:r>
-    </w:p>
-    <w:p>
-      <w:pPr>
-        <w:pStyle w:val="FirstParagraph"/>
-      </w:pPr>
-      <w:r>
-        <w:t xml:space="preserve">Cree una política de laboratorio que niegue el despliegue sin un propietario, clasificación, una red aprobada y un estado de exploración de seguridad.</w:t>
-      </w:r>
-    </w:p>
-    <w:bookmarkEnd w:id="82"/>
-    <w:bookmarkEnd w:id="83"/>
-    <w:bookmarkStart w:id="84" w:name="evidencia-y-limitación-13"/>
-    <w:p>
-      <w:pPr>
-        <w:pStyle w:val="Heading2"/>
-      </w:pPr>
-      <w:r>
-        <w:t xml:space="preserve">Evidencia y limitación</w:t>
-      </w:r>
-    </w:p>
-    <w:p>
-      <w:pPr>
-        <w:pStyle w:val="FirstParagraph"/>
-      </w:pPr>
-      <w:r>
-        <w:t xml:space="preserve">Retener autorización, propósito, población objetivo completa, versiones, configuración, resultado bruto, revisor, decisión, acción correctiva, excepción y retest. Proteger resultados que contengan PAN, credenciales, arquitectura, identidades o vulnerabilidades. Nunca coloque datos de cuenta real en una herramienta no aprobada.</w:t>
-      </w:r>
-    </w:p>
-    <w:bookmarkEnd w:id="84"/>
-    <w:bookmarkEnd w:id="85"/>
-    <w:bookmarkStart w:id="88" w:name="libro-de-juegos-pci-dss-de-manager"/>
-    <w:p>
-      <w:pPr>
-        <w:pStyle w:val="Heading1"/>
-      </w:pPr>
-      <w:r>
-        <w:t xml:space="preserve">20. Libro de juegos PCI DSS de Manager</w:t>
-      </w:r>
-    </w:p>
-    <w:p>
-      <w:pPr>
-        <w:pStyle w:val="FirstParagraph"/>
-      </w:pPr>
-      <w:r>
-        <w:rPr>
+          <w:i/>
           <w:iCs/>
-          <w:i/>
-        </w:rPr>
-        <w:t xml:space="preserve">Las preguntas, los paneles, la propiedad y los administradores de decisiones deben controlarse</w:t>
-      </w:r>
-      <w:r>
-        <w:t xml:space="preserve">.</w:t>
-      </w:r>
-    </w:p>
-    <w:bookmarkStart w:id="86" w:name="preguntas-mensuales"/>
-    <w:p>
-      <w:pPr>
-        <w:pStyle w:val="Heading2"/>
-      </w:pPr>
-      <w:r>
-        <w:t xml:space="preserve">20.1 Preguntas mensuales</w:t>
-      </w:r>
-    </w:p>
-    <w:p>
-      <w:pPr>
-        <w:pStyle w:val="FirstParagraph"/>
-      </w:pPr>
-      <w:r>
-        <w:t xml:space="preserve">¿Cambiaron canales de pago, flujos de datos, sistemas, proveedores, scripts, servicios en la nube o rutas administrativas?</w:t>
-      </w:r>
-    </w:p>
-    <w:p>
-      <w:pPr>
-        <w:pStyle w:val="BodyText"/>
-      </w:pPr>
-      <w:r>
-        <w:t xml:space="preserve">¿El alcance está completo y validado, incluyendo sistemas conectados y de impacto en la seguridad?</w:t>
-      </w:r>
-    </w:p>
-    <w:p>
-      <w:pPr>
-        <w:pStyle w:val="BodyText"/>
-      </w:pPr>
-      <w:r>
-        <w:t xml:space="preserve">¿Ha aparecido algún dato de cuenta donde no se esperaba?</w:t>
-      </w:r>
-    </w:p>
-    <w:p>
-      <w:pPr>
-        <w:pStyle w:val="BodyText"/>
-      </w:pPr>
-      <w:r>
-        <w:t xml:space="preserve">¿Son hallazgos de alto riesgo, controles fallidos, resultados ASV, pruebas de penetración y remediación a tiempo?</w:t>
-      </w:r>
-    </w:p>
-    <w:p>
-      <w:pPr>
-        <w:pStyle w:val="BodyText"/>
-      </w:pPr>
-      <w:r>
-        <w:t xml:space="preserve">¿Se entienden las responsabilidades del proveedor de servicios y las pruebas actuales de cumplimiento?</w:t>
-      </w:r>
-    </w:p>
-    <w:p>
-      <w:pPr>
-        <w:pStyle w:val="BodyText"/>
-      </w:pPr>
-      <w:r>
-        <w:t xml:space="preserve">¿Se revisan los scripts de página de pago y las alertas de detección de cambios?</w:t>
-      </w:r>
-    </w:p>
-    <w:p>
-      <w:pPr>
-        <w:pStyle w:val="BodyText"/>
-      </w:pPr>
-      <w:r>
-        <w:t xml:space="preserve">¿El acceso, MFA, registro, malware, parches, copias de seguridad y controles de incidentes funcionan consistentemente?</w:t>
-      </w:r>
-    </w:p>
-    <w:p>
-      <w:pPr>
-        <w:pStyle w:val="BodyText"/>
-      </w:pPr>
-      <w:r>
-        <w:t xml:space="preserve">¿Qué limitaciones o excepciones no resueltas deben ser el liderazgo y la entidad aceptante sabe?</w:t>
-      </w:r>
-    </w:p>
-    <w:bookmarkEnd w:id="86"/>
-    <w:bookmarkStart w:id="87" w:name="dashboard"/>
-    <w:p>
-      <w:pPr>
-        <w:pStyle w:val="Heading2"/>
-      </w:pPr>
-      <w:r>
-        <w:t xml:space="preserve">20.2 Dashboard</w:t>
-      </w:r>
-    </w:p>
-    <w:p>
-      <w:pPr>
-        <w:pStyle w:val="FirstParagraph"/>
-      </w:pPr>
-      <w:r>
-        <w:rPr>
-          <w:bCs/>
-          <w:b/>
-        </w:rPr>
-        <w:t xml:space="preserve">Area</w:t>
-      </w:r>
-      <w:r>
-        <w:t xml:space="preserve"> </w:t>
-      </w:r>
-      <w:r>
-        <w:t xml:space="preserve">| ** Cuestión del personal**</w:t>
-      </w:r>
-      <w:r>
-        <w:t xml:space="preserve"> </w:t>
-      </w:r>
-      <w:r>
-        <w:t xml:space="preserve">|… |</w:t>
-      </w:r>
-      <w:r>
-        <w:t xml:space="preserve"> </w:t>
-      </w:r>
-      <w:r>
-        <w:t xml:space="preserve">¿Están presentes todos los canales, datos, sistemas, caminos, proveedores y scripts? Verde / Amarillo / Rojo</w:t>
-      </w:r>
-      <w:r>
-        <w:t xml:space="preserve"> </w:t>
-      </w:r>
-      <w:r>
-        <w:t xml:space="preserve">| ¿Se minimiza el almacenamiento y el tratamiento PAN/SAD correcto? Verde / Amarillo / Rojo |</w:t>
-      </w:r>
-      <w:r>
-        <w:t xml:space="preserve"> </w:t>
-      </w:r>
-      <w:r>
-        <w:t xml:space="preserve">| Red/configuración ¿Son reglas, endurecimiento, revisiones y segmentación operando? Verde / Amarillo / Rojo |</w:t>
-      </w:r>
-      <w:r>
-        <w:t xml:space="preserve"> </w:t>
-      </w:r>
-      <w:r>
-        <w:t xml:space="preserve">| Acceso ANTE ¿Es necesario, MFA, cuentas, revisiones y control de terminación? Verde / Amarillo / Rojo |</w:t>
-      </w:r>
-      <w:r>
-        <w:t xml:space="preserve"> </w:t>
-      </w:r>
-      <w:r>
-        <w:t xml:space="preserve">¿Son parches, escaneos, resultados de ASV, pruebas de penetración y pruebas actualizadas? Verde / Amarillo / Rojo</w:t>
-      </w:r>
-      <w:r>
-        <w:t xml:space="preserve"> </w:t>
-      </w:r>
-      <w:r>
-        <w:t xml:space="preserve">← Monitorización | ¿Se revisan registros, alertas, integridad, IDS, fallos de control y páginas de pago? Verde / Amarillo / Rojo</w:t>
-      </w:r>
-      <w:r>
-        <w:t xml:space="preserve"> </w:t>
-      </w:r>
-      <w:r>
-        <w:t xml:space="preserve">| Terceras partes ¿Son controladas las responsabilidades, el estado, la vigilancia, los incidentes y las salidas? Verde / Amarillo / Rojo |</w:t>
-      </w:r>
-      <w:r>
-        <w:t xml:space="preserve"> </w:t>
-      </w:r>
-      <w:r>
-        <w:t xml:space="preserve">| Respuesta ¿Se han probado, aumentado, preservado, comunicado y mejorado los incidentes de pago? Verde / Amarillo / Rojo |</w:t>
-      </w:r>
-    </w:p>
-    <w:bookmarkEnd w:id="87"/>
-    <w:bookmarkEnd w:id="88"/>
-    <w:bookmarkStart w:id="90" w:name="Xc889731e5ac2ec86f979f1188d51c339a62263b"/>
-    <w:p>
-      <w:pPr>
-        <w:pStyle w:val="Heading1"/>
-      </w:pPr>
-      <w:r>
-        <w:t xml:space="preserve">21. Desde el principiante hasta el analista Junior PCI</w:t>
-      </w:r>
-    </w:p>
-    <w:p>
-      <w:pPr>
-        <w:pStyle w:val="FirstParagraph"/>
-      </w:pPr>
-      <w:r>
-        <w:rPr>
-          <w:iCs/>
-          <w:i/>
         </w:rPr>
         <w:t xml:space="preserve">Un camino seguro y honesto hacia el cumplimiento de la seguridad de pago.</w:t>
       </w:r>
@@ -6668,13 +6436,7 @@
         <w:t xml:space="preserve">■img src=</w:t>
       </w:r>
       <w:r>
-        <w:t xml:space="preserve">“</w:t>
-      </w:r>
-      <w:r>
-        <w:t xml:space="preserve">media/image9.png</w:t>
-      </w:r>
-      <w:r>
-        <w:t xml:space="preserve">”</w:t>
+        <w:t xml:space="preserve">“media/image9.png”</w:t>
       </w:r>
       <w:r>
         <w:t xml:space="preserve"> </w:t>
@@ -6683,13 +6445,7 @@
         <w:t xml:space="preserve">estilo=</w:t>
       </w:r>
       <w:r>
-        <w:t xml:space="preserve">“</w:t>
-      </w:r>
-      <w:r>
-        <w:t xml:space="preserve">width:6.15in;height:3.05995in</w:t>
-      </w:r>
-      <w:r>
-        <w:t xml:space="preserve">”</w:t>
+        <w:t xml:space="preserve">“width:6.15in;height:3.05995in”</w:t>
       </w:r>
       <w:r>
         <w:t xml:space="preserve"> </w:t>
@@ -6698,13 +6454,7 @@
         <w:t xml:space="preserve">alt=</w:t>
       </w:r>
       <w:r>
-        <w:t xml:space="preserve">“</w:t>
-      </w:r>
-      <w:r>
-        <w:t xml:space="preserve">Aprende el alcance y los datos, requisitos de mapa, evidencia de prueba, lagunas de informe y construye una cartera honesta.</w:t>
-      </w:r>
-      <w:r>
-        <w:t xml:space="preserve">”</w:t>
+        <w:t xml:space="preserve">“Aprende el alcance y los datos, requisitos de mapa, evidencia de prueba, lagunas de informe y construye una cartera honesta.”</w:t>
       </w:r>
       <w:r>
         <w:t xml:space="preserve"> </w:t>
@@ -6727,8 +6477,8 @@
       </w:pPr>
       <w:r>
         <w:rPr>
+          <w:b/>
           <w:bCs/>
-          <w:b/>
         </w:rPr>
         <w:t xml:space="preserve">Junior PCI Compliance Analyst</w:t>
       </w:r>
@@ -6739,8 +6489,8 @@
       </w:pPr>
       <w:r>
         <w:rPr>
+          <w:b/>
           <w:bCs/>
-          <w:b/>
         </w:rPr>
         <w:t xml:space="preserve">GRC Analyst — Payments</w:t>
       </w:r>
@@ -6759,19 +6509,19 @@
       </w:pPr>
       <w:r>
         <w:rPr>
+          <w:b/>
           <w:bCs/>
-          <w:b/>
         </w:rPr>
-        <w:t xml:space="preserve">PCI Evidence Coordinator</w:t>
-      </w:r>
-    </w:p>
-    <w:p>
-      <w:pPr>
+        <w:t xml:space="preserve">Coordinador de evidencias de PCI</w:t>
+      </w:r>
+    </w:p>
+    <w:p>
+      <w:pPr>
+        <w:pStyle w:val="Compact"/>
         <w:numPr>
           <w:ilvl w:val="0"/>
           <w:numId w:val="1015"/>
         </w:numPr>
-        <w:pStyle w:val="Compact"/>
       </w:pPr>
       <w:r>
         <w:t xml:space="preserve">Análisis del riesgo de las tres partes*</w:t>
@@ -6801,7 +6551,7 @@
         <w:t xml:space="preserve">** Analyst de Seguridad del Payment**</w:t>
       </w:r>
     </w:p>
-    <w:bookmarkStart w:id="89" w:name="típico-trabajo-junior"/>
+    <w:bookmarkStart w:id="78" w:name="típico-trabajo-junior"/>
     <w:p>
       <w:pPr>
         <w:pStyle w:val="Heading2"/>
@@ -6887,9 +6637,9 @@
         <w:t xml:space="preserve">Proteger los datos de cuenta y seguir los límites de autorización.</w:t>
       </w:r>
     </w:p>
-    <w:bookmarkEnd w:id="89"/>
-    <w:bookmarkEnd w:id="90"/>
-    <w:bookmarkStart w:id="107" w:name="laboratorio-ficcional-y-portfolio"/>
+    <w:bookmarkEnd w:id="78"/>
+    <w:bookmarkEnd w:id="79"/>
+    <w:bookmarkStart w:id="96" w:name="laboratorio-ficcional-y-portfolio"/>
     <w:p>
       <w:pPr>
         <w:pStyle w:val="Heading1"/>
@@ -6904,8 +6654,8 @@
       </w:pPr>
       <w:r>
         <w:rPr>
+          <w:i/>
           <w:iCs/>
-          <w:i/>
         </w:rPr>
         <w:t xml:space="preserve">Un entorno de práctica completo utilizando datos sintéticos y sistemas de laboratorio autorizados</w:t>
       </w:r>
@@ -6921,7 +6671,7 @@
         <w:t xml:space="preserve">Harbor Light Market es un comerciante ficticio con una página de pago anfitriona, dos terminales de punto de venta, un centro de llamadas, colaboración en la nube, un proveedor de servicios gestionado y un procesador ficticio. Todos los números de cuenta, personas, sistemas, alertas y proveedores se inventan o aprueban datos de prueba.</w:t>
       </w:r>
     </w:p>
-    <w:bookmarkStart w:id="91" w:name="project-1-scope"/>
+    <w:bookmarkStart w:id="80" w:name="project-1-scope"/>
     <w:p>
       <w:pPr>
         <w:pStyle w:val="Heading2"/>
@@ -6954,8 +6704,8 @@
         <w:t xml:space="preserve">Crear una matriz de responsabilidad y evidencia de 12 requisitos.</w:t>
       </w:r>
     </w:p>
-    <w:bookmarkEnd w:id="91"/>
-    <w:bookmarkStart w:id="92" w:name="project-3-data"/>
+    <w:bookmarkEnd w:id="80"/>
+    <w:bookmarkStart w:id="81" w:name="project-3-data"/>
     <w:p>
       <w:pPr>
         <w:pStyle w:val="Heading2"/>
@@ -6972,8 +6722,8 @@
         <w:t xml:space="preserve">Ejecutar un ejercicio de descubrimiento de datos sintético y retención de documentos, eliminación y protección del PAN.</w:t>
       </w:r>
     </w:p>
-    <w:bookmarkEnd w:id="92"/>
-    <w:bookmarkStart w:id="93" w:name="project-4-access"/>
+    <w:bookmarkEnd w:id="81"/>
+    <w:bookmarkStart w:id="82" w:name="project-4-access"/>
     <w:p>
       <w:pPr>
         <w:pStyle w:val="Heading2"/>
@@ -7006,8 +6756,8 @@
         <w:t xml:space="preserve">Realizar un análisis autorizado de laboratorio, validar, corregir, reescanear y explicar por qué la evidencia ASV es separada.</w:t>
       </w:r>
     </w:p>
-    <w:bookmarkEnd w:id="93"/>
-    <w:bookmarkStart w:id="94" w:name="project-6-e-commerce"/>
+    <w:bookmarkEnd w:id="82"/>
+    <w:bookmarkStart w:id="83" w:name="project-6-e-commerce"/>
     <w:p>
       <w:pPr>
         <w:pStyle w:val="Heading2"/>
@@ -7024,8 +6774,8 @@
         <w:t xml:space="preserve">Los scripts de pago sintético de inventario, los justifican y autorizan, validan la integridad y prueban una alerta de cambio inofensiva.</w:t>
       </w:r>
     </w:p>
-    <w:bookmarkEnd w:id="94"/>
-    <w:bookmarkStart w:id="95" w:name="project-7-incident"/>
+    <w:bookmarkEnd w:id="83"/>
+    <w:bookmarkStart w:id="84" w:name="project-7-incident"/>
     <w:p>
       <w:pPr>
         <w:pStyle w:val="Heading2"/>
@@ -7042,8 +6792,8 @@
         <w:t xml:space="preserve">Ejecutar una mesa que implica un PAN inesperado y un script de pago cambiado; preservar los hechos, escalar, contener, recuperar y mejorar.</w:t>
       </w:r>
     </w:p>
-    <w:bookmarkEnd w:id="95"/>
-    <w:bookmarkStart w:id="96" w:name="project-8---management-report"/>
+    <w:bookmarkEnd w:id="84"/>
+    <w:bookmarkStart w:id="85" w:name="project-8---management-report"/>
     <w:p>
       <w:pPr>
         <w:pStyle w:val="Heading2"/>
@@ -7076,11 +6826,11 @@
     </w:p>
     <w:p>
       <w:pPr>
+        <w:pStyle w:val="Compact"/>
         <w:numPr>
           <w:ilvl w:val="0"/>
           <w:numId w:val="1017"/>
         </w:numPr>
-        <w:pStyle w:val="Compact"/>
       </w:pPr>
       <w:r>
         <w:t xml:space="preserve">Plan de aprendizaje de 30 días</w:t>
@@ -7092,8 +6842,8 @@
       </w:pPr>
       <w:r>
         <w:rPr>
+          <w:i/>
           <w:iCs/>
-          <w:i/>
         </w:rPr>
         <w:t xml:space="preserve">Un mes realista de lectura oficial, evidencia práctica y preparación de entrevistas</w:t>
       </w:r>
@@ -7107,8 +6857,8 @@
       </w:pPr>
       <w:r>
         <w:rPr>
+          <w:b/>
           <w:bCs/>
-          <w:b/>
         </w:rPr>
         <w:t xml:space="preserve">Week</w:t>
       </w:r>
@@ -7153,11 +6903,11 @@
     </w:p>
     <w:p>
       <w:pPr>
+        <w:pStyle w:val="Compact"/>
         <w:numPr>
           <w:ilvl w:val="0"/>
           <w:numId w:val="1018"/>
         </w:numPr>
-        <w:pStyle w:val="Compact"/>
       </w:pPr>
       <w:r>
         <w:t xml:space="preserve">Preparación de entrevistas</w:t>
@@ -7169,8 +6919,8 @@
       </w:pPr>
       <w:r>
         <w:rPr>
+          <w:i/>
           <w:iCs/>
-          <w:i/>
         </w:rPr>
         <w:t xml:space="preserve">Respuestas rápidas y precisas para analistas y administradores junior</w:t>
       </w:r>
@@ -7178,8 +6928,8 @@
         <w:t xml:space="preserve">.</w:t>
       </w:r>
     </w:p>
-    <w:bookmarkEnd w:id="96"/>
-    <w:bookmarkStart w:id="97" w:name="cuál-es-la-versión-actual-pci-dss"/>
+    <w:bookmarkEnd w:id="85"/>
+    <w:bookmarkStart w:id="86" w:name="cuál-es-la-versión-actual-pci-dss"/>
     <w:p>
       <w:pPr>
         <w:pStyle w:val="Heading2"/>
@@ -7196,8 +6946,8 @@
         <w:t xml:space="preserve">PCI DSS v4.0.1. Fue publicado en junio de 2024 como una revisión limitada. PCI DSS v4.0 retirado a finales de 2024, y los requisitos de v4.x de fecha futura entraron en vigor el 31 de marzo de 2025.</w:t>
       </w:r>
     </w:p>
-    <w:bookmarkEnd w:id="97"/>
-    <w:bookmarkStart w:id="98" w:name="cuál-es-el-cde"/>
+    <w:bookmarkEnd w:id="86"/>
+    <w:bookmarkStart w:id="87" w:name="cuál-es-el-cde"/>
     <w:p>
       <w:pPr>
         <w:pStyle w:val="Heading2"/>
@@ -7214,8 +6964,8 @@
         <w:t xml:space="preserve">Las personas, procesos y tecnologías que almacenan, procesan o transmiten datos de los titulares de tarjetas o datos de autenticación sensibles, además de los sistemas pertinentes que se conectan o pueden afectar su seguridad.</w:t>
       </w:r>
     </w:p>
-    <w:bookmarkEnd w:id="98"/>
-    <w:bookmarkStart w:id="99" w:name="qué-es-pan"/>
+    <w:bookmarkEnd w:id="87"/>
+    <w:bookmarkStart w:id="88" w:name="qué-es-pan"/>
     <w:p>
       <w:pPr>
         <w:pStyle w:val="Heading2"/>
@@ -7232,8 +6982,8 @@
         <w:t xml:space="preserve">El número de cuenta primaria. Su presencia es central en la aplicabilidad PCI DSS.</w:t>
       </w:r>
     </w:p>
-    <w:bookmarkEnd w:id="99"/>
-    <w:bookmarkStart w:id="100" w:name="X3b9f6144d9cb222d699c1cfd36748da74b6c7ea"/>
+    <w:bookmarkEnd w:id="88"/>
+    <w:bookmarkStart w:id="89" w:name="X3b9f6144d9cb222d699c1cfd36748da74b6c7ea"/>
     <w:p>
       <w:pPr>
         <w:pStyle w:val="Heading2"/>
@@ -7250,8 +7000,8 @@
         <w:t xml:space="preserve">No después de la autorización, excepto cuando PCI DSS permite expresamente el uso de emisor o soporte de emisión.</w:t>
       </w:r>
     </w:p>
-    <w:bookmarkEnd w:id="100"/>
-    <w:bookmarkStart w:id="101" w:name="qué-es-la-segmentación"/>
+    <w:bookmarkEnd w:id="89"/>
+    <w:bookmarkStart w:id="90" w:name="qué-es-la-segmentación"/>
     <w:p>
       <w:pPr>
         <w:pStyle w:val="Heading2"/>
@@ -7268,8 +7018,8 @@
         <w:t xml:space="preserve">Controles que aíslan el CDE. Reduce el alcance sólo cuando se documentan y prueban el diseño y la eficacia.</w:t>
       </w:r>
     </w:p>
-    <w:bookmarkEnd w:id="101"/>
-    <w:bookmarkStart w:id="102" w:name="definido-contra-enfoque-personalizado"/>
+    <w:bookmarkEnd w:id="90"/>
+    <w:bookmarkStart w:id="91" w:name="definido-contra-enfoque-personalizado"/>
     <w:p>
       <w:pPr>
         <w:pStyle w:val="Heading2"/>
@@ -7286,8 +7036,8 @@
         <w:t xml:space="preserve">El enfoque definido sigue el requisito establecido. Un enfoque personalizado utiliza otro diseño de control que cumple con el objetivo personalizado y requiere un amplio riesgo, diseño, evidencia y validación del evaluador.</w:t>
       </w:r>
     </w:p>
-    <w:bookmarkEnd w:id="102"/>
-    <w:bookmarkStart w:id="103" w:name="Xa75f830a49e90cfa309aa22c64be9ed0dc9629c"/>
+    <w:bookmarkEnd w:id="91"/>
+    <w:bookmarkStart w:id="92" w:name="Xa75f830a49e90cfa309aa22c64be9ed0dc9629c"/>
     <w:p>
       <w:pPr>
         <w:pStyle w:val="Heading2"/>
@@ -7304,8 +7054,8 @@
         <w:t xml:space="preserve">No. Los escaneos de vulnerabilidad externa requeridos deben realizarse a través de un proveedor de escaneado aprobado y cumplir con los requisitos del programa.</w:t>
       </w:r>
     </w:p>
-    <w:bookmarkEnd w:id="103"/>
-    <w:bookmarkStart w:id="104" w:name="cómo-verificas-un-requisito"/>
+    <w:bookmarkEnd w:id="92"/>
+    <w:bookmarkStart w:id="93" w:name="cómo-verificas-un-requisito"/>
     <w:p>
       <w:pPr>
         <w:pStyle w:val="Heading2"/>
@@ -7322,8 +7072,8 @@
         <w:t xml:space="preserve">Definir criterios y alcance, evaluar el diseño, obtener una población completa, probar elementos representativos, registrar excepciones, remediar, retestar y limitaciones estatales.</w:t>
       </w:r>
     </w:p>
-    <w:bookmarkEnd w:id="104"/>
-    <w:bookmarkStart w:id="105" w:name="X6677c2d88b9a16ce593641406435ff7605e6fae"/>
+    <w:bookmarkEnd w:id="93"/>
+    <w:bookmarkStart w:id="94" w:name="X6677c2d88b9a16ce593641406435ff7605e6fae"/>
     <w:p>
       <w:pPr>
         <w:pStyle w:val="Heading2"/>
@@ -7340,8 +7090,8 @@
         <w:t xml:space="preserve">Las marcas de pago y los compradores establecen programas de cumplimiento y expectativas de validación; contratos y clientes pueden añadir requisitos.</w:t>
       </w:r>
     </w:p>
-    <w:bookmarkEnd w:id="105"/>
-    <w:bookmarkStart w:id="106" w:name="qué-cambió-para-el-comercio-electrónico"/>
+    <w:bookmarkEnd w:id="94"/>
+    <w:bookmarkStart w:id="95" w:name="qué-cambió-para-el-comercio-electrónico"/>
     <w:p>
       <w:pPr>
         <w:pStyle w:val="Heading2"/>
@@ -7364,8 +7114,8 @@
       </w:pPr>
       <w:r>
         <w:rPr>
+          <w:b/>
           <w:bCs/>
-          <w:b/>
         </w:rPr>
         <w:t xml:space="preserve">Respuesta de 60 segundos del administrador:</w:t>
       </w:r>
@@ -7384,9 +7134,9 @@
         <w:t xml:space="preserve">RespuestaRespuesta</w:t>
       </w:r>
     </w:p>
-    <w:bookmarkEnd w:id="106"/>
-    <w:bookmarkEnd w:id="107"/>
-    <w:bookmarkStart w:id="112" w:name="plantillas-glosario-e-índice"/>
+    <w:bookmarkEnd w:id="95"/>
+    <w:bookmarkEnd w:id="96"/>
+    <w:bookmarkStart w:id="101" w:name="plantillas-glosario-e-índice"/>
     <w:p>
       <w:pPr>
         <w:pStyle w:val="Heading1"/>
@@ -7401,13 +7151,13 @@
       </w:pPr>
       <w:r>
         <w:rPr>
+          <w:i/>
           <w:iCs/>
-          <w:i/>
         </w:rPr>
         <w:t xml:space="preserve">Reusable structures and plain-English definitions.</w:t>
       </w:r>
     </w:p>
-    <w:bookmarkStart w:id="108" w:name="scope-record"/>
+    <w:bookmarkStart w:id="97" w:name="scope-record"/>
     <w:p>
       <w:pPr>
         <w:pStyle w:val="Heading2"/>
@@ -7493,8 +7243,8 @@
         <w:t xml:space="preserve">Cambios, supuestos, exclusiones, limitaciones, fecha de validación, aprobador y próximo examen</w:t>
       </w:r>
     </w:p>
-    <w:bookmarkEnd w:id="108"/>
-    <w:bookmarkStart w:id="109" w:name="requirement-evidence-record"/>
+    <w:bookmarkEnd w:id="97"/>
+    <w:bookmarkStart w:id="98" w:name="requirement-evidence-record"/>
     <w:p>
       <w:pPr>
         <w:pStyle w:val="Heading2"/>
@@ -7580,8 +7330,8 @@
         <w:t xml:space="preserve">Retest, conclusión, revisor, aprobación y limitación</w:t>
       </w:r>
     </w:p>
-    <w:bookmarkEnd w:id="109"/>
-    <w:bookmarkStart w:id="110" w:name="glosario"/>
+    <w:bookmarkEnd w:id="98"/>
+    <w:bookmarkStart w:id="99" w:name="glosario"/>
     <w:p>
       <w:pPr>
         <w:pStyle w:val="Heading2"/>
@@ -7596,8 +7346,8 @@
       </w:pPr>
       <w:r>
         <w:rPr>
+          <w:b/>
           <w:bCs/>
-          <w:b/>
         </w:rPr>
         <w:t xml:space="preserve">AOC.</w:t>
       </w:r>
@@ -7614,8 +7364,8 @@
       </w:pPr>
       <w:r>
         <w:rPr>
+          <w:b/>
           <w:bCs/>
-          <w:b/>
         </w:rPr>
         <w:t xml:space="preserve">Venta.</w:t>
       </w:r>
@@ -7640,8 +7390,8 @@
       </w:pPr>
       <w:r>
         <w:rPr>
+          <w:b/>
           <w:bCs/>
-          <w:b/>
         </w:rPr>
         <w:t xml:space="preserve">CDE.</w:t>
       </w:r>
@@ -7674,8 +7424,8 @@
       </w:pPr>
       <w:r>
         <w:rPr>
+          <w:b/>
           <w:bCs/>
-          <w:b/>
         </w:rPr>
         <w:t xml:space="preserve">PAN.</w:t>
       </w:r>
@@ -7692,8 +7442,8 @@
       </w:pPr>
       <w:r>
         <w:rPr>
+          <w:b/>
           <w:bCs/>
-          <w:b/>
         </w:rPr>
         <w:t xml:space="preserve">QSA.</w:t>
       </w:r>
@@ -7710,8 +7460,8 @@
       </w:pPr>
       <w:r>
         <w:rPr>
+          <w:b/>
           <w:bCs/>
-          <w:b/>
         </w:rPr>
         <w:t xml:space="preserve">ROC.</w:t>
       </w:r>
@@ -7728,8 +7478,8 @@
       </w:pPr>
       <w:r>
         <w:rPr>
+          <w:b/>
           <w:bCs/>
-          <w:b/>
         </w:rPr>
         <w:t xml:space="preserve">SAD.</w:t>
       </w:r>
@@ -7754,8 +7504,8 @@
       </w:pPr>
       <w:r>
         <w:rPr>
+          <w:b/>
           <w:bCs/>
-          <w:b/>
         </w:rPr>
         <w:t xml:space="preserve">Segmentación</w:t>
       </w:r>
@@ -7769,8 +7519,8 @@
       </w:pPr>
       <w:r>
         <w:rPr>
+          <w:b/>
           <w:bCs/>
-          <w:b/>
         </w:rPr>
         <w:t xml:space="preserve">Evaluación del riesgo.</w:t>
       </w:r>
@@ -7787,8 +7537,8 @@
       </w:pPr>
       <w:r>
         <w:rPr>
+          <w:b/>
           <w:bCs/>
-          <w:b/>
         </w:rPr>
         <w:t xml:space="preserve">TPSP.</w:t>
       </w:r>
@@ -7799,8 +7549,8 @@
         <w:t xml:space="preserve">Proveedor de servicios de terceros.</w:t>
       </w:r>
     </w:p>
-    <w:bookmarkEnd w:id="110"/>
-    <w:bookmarkStart w:id="111" w:name="índice-de-asunto"/>
+    <w:bookmarkEnd w:id="99"/>
+    <w:bookmarkStart w:id="100" w:name="índice-de-asunto"/>
     <w:p>
       <w:pPr>
         <w:pStyle w:val="Heading2"/>
@@ -7815,8 +7565,8 @@
       </w:pPr>
       <w:r>
         <w:rPr>
+          <w:b/>
           <w:bCs/>
-          <w:b/>
         </w:rPr>
         <w:t xml:space="preserve">Tema</w:t>
       </w:r>
@@ -7899,9 +7649,9 @@
         <w:t xml:space="preserve">| TERRITORIO TENENCIA 15, 18–19 ANTERIOR |</w:t>
       </w:r>
     </w:p>
-    <w:bookmarkEnd w:id="111"/>
-    <w:bookmarkEnd w:id="112"/>
-    <w:bookmarkStart w:id="117" w:name="referencias-oficiales-y-estudio-ulterior"/>
+    <w:bookmarkEnd w:id="100"/>
+    <w:bookmarkEnd w:id="101"/>
+    <w:bookmarkStart w:id="106" w:name="referencias-oficiales-y-estudio-ulterior"/>
     <w:p>
       <w:pPr>
         <w:pStyle w:val="Heading1"/>
@@ -7912,11 +7662,11 @@
     </w:p>
     <w:p>
       <w:pPr>
+        <w:pStyle w:val="Compact"/>
         <w:numPr>
           <w:ilvl w:val="0"/>
           <w:numId w:val="1021"/>
         </w:numPr>
-        <w:pStyle w:val="Compact"/>
       </w:pPr>
       <w:r>
         <w:t xml:space="preserve">Fuentes actuales de PCI SSC y documentación oficial de herramientas utilizada para la verificación.*</w:t>
@@ -7926,7 +7676,7 @@
       <w:pPr>
         <w:pStyle w:val="FirstParagraph"/>
       </w:pPr>
-      <w:hyperlink r:id="rId113">
+      <w:hyperlink r:id="rId102">
         <w:r>
           <w:rPr>
             <w:rStyle w:val="Hyperlink"/>
@@ -7955,7 +7705,7 @@
       <w:pPr>
         <w:pStyle w:val="BodyText"/>
       </w:pPr>
-      <w:hyperlink r:id="rId114">
+      <w:hyperlink r:id="rId103">
         <w:r>
           <w:rPr>
             <w:rStyle w:val="Hyperlink"/>
@@ -7968,7 +7718,7 @@
       <w:pPr>
         <w:pStyle w:val="BodyText"/>
       </w:pPr>
-      <w:hyperlink r:id="rId115">
+      <w:hyperlink r:id="rId104">
         <w:r>
           <w:rPr>
             <w:rStyle w:val="Hyperlink"/>
@@ -7981,7 +7731,7 @@
       <w:pPr>
         <w:pStyle w:val="BodyText"/>
       </w:pPr>
-      <w:hyperlink r:id="rId116">
+      <w:hyperlink r:id="rId105">
         <w:r>
           <w:rPr>
             <w:rStyle w:val="Hyperlink"/>
@@ -8018,8 +7768,8 @@
       </w:r>
       <w:r>
         <w:rPr>
+          <w:b/>
           <w:bCs/>
-          <w:b/>
         </w:rPr>
         <w:t xml:space="preserve">Recordaje final:</w:t>
       </w:r>
@@ -8036,8 +7786,12 @@
         <w:t xml:space="preserve">|. |</w:t>
       </w:r>
     </w:p>
-    <w:bookmarkEnd w:id="117"/>
-    <w:sectPr/>
+    <w:bookmarkEnd w:id="106"/>
+    <w:sectPr>
+      <w:footnotePr>
+        <w:numRestart w:val="eachSect"/>
+      </w:footnotePr>
+    </w:sectPr>
   </w:body>
 </w:document>
 </file>
@@ -8068,14 +7822,14 @@
 <file path=word/numbering.xml><?xml version="1.0" encoding="utf-8"?>
 <w:numbering xmlns:w="http://schemas.openxmlformats.org/wordprocessingml/2006/main">
   <w:abstractNum w:abstractNumId="990">
-    <w:nsid w:val="A990"/>
+    <w:nsid w:val="0000A990"/>
     <w:multiLevelType w:val="multilevel"/>
     <w:lvl w:ilvl="0">
       <w:numFmt w:val="bullet"/>
       <w:lvlText w:val=" "/>
       <w:lvlJc w:val="left"/>
       <w:pPr>
-        <w:ind w:left="720" w:hanging="480"/>
+        <w:ind w:left="720" w:hanging="360"/>
       </w:pPr>
     </w:lvl>
     <w:lvl w:ilvl="1">
@@ -8083,7 +7837,7 @@
       <w:lvlText w:val=" "/>
       <w:lvlJc w:val="left"/>
       <w:pPr>
-        <w:ind w:left="1440" w:hanging="480"/>
+        <w:ind w:left="1440" w:hanging="360"/>
       </w:pPr>
     </w:lvl>
     <w:lvl w:ilvl="2">
@@ -8091,7 +7845,7 @@
       <w:lvlText w:val=" "/>
       <w:lvlJc w:val="left"/>
       <w:pPr>
-        <w:ind w:left="2160" w:hanging="480"/>
+        <w:ind w:left="2160" w:hanging="360"/>
       </w:pPr>
     </w:lvl>
     <w:lvl w:ilvl="3">
@@ -8099,7 +7853,7 @@
       <w:lvlText w:val=" "/>
       <w:lvlJc w:val="left"/>
       <w:pPr>
-        <w:ind w:left="2880" w:hanging="480"/>
+        <w:ind w:left="2880" w:hanging="360"/>
       </w:pPr>
     </w:lvl>
     <w:lvl w:ilvl="4">
@@ -8107,7 +7861,7 @@
       <w:lvlText w:val=" "/>
       <w:lvlJc w:val="left"/>
       <w:pPr>
-        <w:ind w:left="3600" w:hanging="480"/>
+        <w:ind w:left="3600" w:hanging="360"/>
       </w:pPr>
     </w:lvl>
     <w:lvl w:ilvl="5">
@@ -8115,7 +7869,7 @@
       <w:lvlText w:val=" "/>
       <w:lvlJc w:val="left"/>
       <w:pPr>
-        <w:ind w:left="4320" w:hanging="480"/>
+        <w:ind w:left="4320" w:hanging="360"/>
       </w:pPr>
     </w:lvl>
     <w:lvl w:ilvl="6">
@@ -8123,7 +7877,7 @@
       <w:lvlText w:val=" "/>
       <w:lvlJc w:val="left"/>
       <w:pPr>
-        <w:ind w:left="5040" w:hanging="480"/>
+        <w:ind w:left="5040" w:hanging="360"/>
       </w:pPr>
     </w:lvl>
     <w:lvl w:ilvl="7">
@@ -8131,7 +7885,7 @@
       <w:lvlText w:val=" "/>
       <w:lvlJc w:val="left"/>
       <w:pPr>
-        <w:ind w:left="5760" w:hanging="480"/>
+        <w:ind w:left="5760" w:hanging="360"/>
       </w:pPr>
     </w:lvl>
     <w:lvl w:ilvl="8">
@@ -8139,88 +7893,115 @@
       <w:lvlText w:val=" "/>
       <w:lvlJc w:val="left"/>
       <w:pPr>
-        <w:ind w:left="6480" w:hanging="480"/>
+        <w:ind w:left="6480" w:hanging="360"/>
       </w:pPr>
     </w:lvl>
   </w:abstractNum>
   <w:abstractNum w:abstractNumId="991">
-    <w:nsid w:val="A991"/>
+    <w:nsid w:val="0000A991"/>
     <w:multiLevelType w:val="multilevel"/>
     <w:lvl w:ilvl="0">
       <w:numFmt w:val="bullet"/>
-      <w:lvlText w:val="•"/>
+      <w:lvlText w:val=""/>
       <w:lvlJc w:val="left"/>
       <w:pPr>
-        <w:ind w:left="720" w:hanging="480"/>
-      </w:pPr>
+        <w:ind w:left="720" w:hanging="360"/>
+      </w:pPr>
+      <w:rPr>
+        <w:rFonts w:ascii="Symbol" w:hAnsi="Symbol" w:cs="Symbol" w:hint="default"/>
+      </w:rPr>
     </w:lvl>
     <w:lvl w:ilvl="1">
       <w:numFmt w:val="bullet"/>
-      <w:lvlText w:val="–"/>
+      <w:lvlText w:val="o"/>
       <w:lvlJc w:val="left"/>
       <w:pPr>
-        <w:ind w:left="1440" w:hanging="480"/>
-      </w:pPr>
+        <w:ind w:left="1440" w:hanging="360"/>
+      </w:pPr>
+      <w:rPr>
+        <w:rFonts w:ascii="Courier New" w:hAnsi="Courier New" w:cs="Courier New" w:hint="default"/>
+      </w:rPr>
     </w:lvl>
     <w:lvl w:ilvl="2">
       <w:numFmt w:val="bullet"/>
-      <w:lvlText w:val="•"/>
+      <w:lvlText w:val=""/>
       <w:lvlJc w:val="left"/>
       <w:pPr>
-        <w:ind w:left="2160" w:hanging="480"/>
-      </w:pPr>
+        <w:ind w:left="2160" w:hanging="360"/>
+      </w:pPr>
+      <w:rPr>
+        <w:rFonts w:ascii="Wingdings" w:hAnsi="Wingdings" w:cs="Wingdings" w:hint="default"/>
+      </w:rPr>
     </w:lvl>
     <w:lvl w:ilvl="3">
       <w:numFmt w:val="bullet"/>
-      <w:lvlText w:val="–"/>
+      <w:lvlText w:val=""/>
       <w:lvlJc w:val="left"/>
       <w:pPr>
-        <w:ind w:left="2880" w:hanging="480"/>
-      </w:pPr>
+        <w:ind w:left="2880" w:hanging="360"/>
+      </w:pPr>
+      <w:rPr>
+        <w:rFonts w:ascii="Symbol" w:hAnsi="Symbol" w:cs="Symbol" w:hint="default"/>
+      </w:rPr>
     </w:lvl>
     <w:lvl w:ilvl="4">
       <w:numFmt w:val="bullet"/>
-      <w:lvlText w:val="•"/>
+      <w:lvlText w:val="o"/>
       <w:lvlJc w:val="left"/>
       <w:pPr>
-        <w:ind w:left="3600" w:hanging="480"/>
-      </w:pPr>
+        <w:ind w:left="3600" w:hanging="360"/>
+      </w:pPr>
+      <w:rPr>
+        <w:rFonts w:ascii="Courier New" w:hAnsi="Courier New" w:cs="Courier New" w:hint="default"/>
+      </w:rPr>
     </w:lvl>
     <w:lvl w:ilvl="5">
       <w:numFmt w:val="bullet"/>
-      <w:lvlText w:val="–"/>
+      <w:lvlText w:val=""/>
       <w:lvlJc w:val="left"/>
       <w:pPr>
-        <w:ind w:left="4320" w:hanging="480"/>
-      </w:pPr>
+        <w:ind w:left="4320" w:hanging="360"/>
+      </w:pPr>
+      <w:rPr>
+        <w:rFonts w:ascii="Wingdings" w:hAnsi="Wingdings" w:cs="Wingdings" w:hint="default"/>
+      </w:rPr>
     </w:lvl>
     <w:lvl w:ilvl="6">
       <w:numFmt w:val="bullet"/>
-      <w:lvlText w:val="•"/>
+      <w:lvlText w:val=""/>
       <w:lvlJc w:val="left"/>
       <w:pPr>
-        <w:ind w:left="5040" w:hanging="480"/>
-      </w:pPr>
+        <w:ind w:left="5040" w:hanging="360"/>
+      </w:pPr>
+      <w:rPr>
+        <w:rFonts w:ascii="Symbol" w:hAnsi="Symbol" w:cs="Symbol" w:hint="default"/>
+      </w:rPr>
     </w:lvl>
     <w:lvl w:ilvl="7">
       <w:numFmt w:val="bullet"/>
-      <w:lvlText w:val="–"/>
+      <w:lvlText w:val="o"/>
       <w:lvlJc w:val="left"/>
       <w:pPr>
-        <w:ind w:left="5760" w:hanging="480"/>
-      </w:pPr>
+        <w:ind w:left="5760" w:hanging="360"/>
+      </w:pPr>
+      <w:rPr>
+        <w:rFonts w:ascii="Courier New" w:hAnsi="Courier New" w:cs="Courier New" w:hint="default"/>
+      </w:rPr>
     </w:lvl>
     <w:lvl w:ilvl="8">
       <w:numFmt w:val="bullet"/>
-      <w:lvlText w:val="•"/>
+      <w:lvlText w:val=""/>
       <w:lvlJc w:val="left"/>
       <w:pPr>
-        <w:ind w:left="6480" w:hanging="480"/>
-      </w:pPr>
+        <w:ind w:left="6480" w:hanging="360"/>
+      </w:pPr>
+      <w:rPr>
+        <w:rFonts w:ascii="Wingdings" w:hAnsi="Wingdings" w:cs="Wingdings" w:hint="default"/>
+      </w:rPr>
     </w:lvl>
   </w:abstractNum>
   <w:abstractNum w:abstractNumId="99412">
-    <w:nsid w:val="A99412"/>
+    <w:nsid w:val="00A99412"/>
     <w:multiLevelType w:val="multilevel"/>
     <w:lvl w:ilvl="0">
       <w:start w:val="2"/>
@@ -8228,7 +8009,7 @@
       <w:lvlText w:val="%1."/>
       <w:lvlJc w:val="left"/>
       <w:pPr>
-        <w:ind w:left="720" w:hanging="480"/>
+        <w:ind w:left="720" w:hanging="360"/>
       </w:pPr>
     </w:lvl>
     <w:lvl w:ilvl="1">
@@ -8237,7 +8018,7 @@
       <w:lvlText w:val="%2."/>
       <w:lvlJc w:val="left"/>
       <w:pPr>
-        <w:ind w:left="1440" w:hanging="480"/>
+        <w:ind w:left="1440" w:hanging="360"/>
       </w:pPr>
     </w:lvl>
     <w:lvl w:ilvl="2">
@@ -8246,7 +8027,7 @@
       <w:lvlText w:val="%3."/>
       <w:lvlJc w:val="left"/>
       <w:pPr>
-        <w:ind w:left="2160" w:hanging="480"/>
+        <w:ind w:left="2160" w:hanging="360"/>
       </w:pPr>
     </w:lvl>
     <w:lvl w:ilvl="3">
@@ -8255,7 +8036,7 @@
       <w:lvlText w:val="%4."/>
       <w:lvlJc w:val="left"/>
       <w:pPr>
-        <w:ind w:left="2880" w:hanging="480"/>
+        <w:ind w:left="2880" w:hanging="360"/>
       </w:pPr>
     </w:lvl>
     <w:lvl w:ilvl="4">
@@ -8264,7 +8045,7 @@
       <w:lvlText w:val="%5."/>
       <w:lvlJc w:val="left"/>
       <w:pPr>
-        <w:ind w:left="3600" w:hanging="480"/>
+        <w:ind w:left="3600" w:hanging="360"/>
       </w:pPr>
     </w:lvl>
     <w:lvl w:ilvl="5">
@@ -8273,7 +8054,7 @@
       <w:lvlText w:val="%6."/>
       <w:lvlJc w:val="left"/>
       <w:pPr>
-        <w:ind w:left="4320" w:hanging="480"/>
+        <w:ind w:left="4320" w:hanging="360"/>
       </w:pPr>
     </w:lvl>
     <w:lvl w:ilvl="6">
@@ -8282,7 +8063,7 @@
       <w:lvlText w:val="%7."/>
       <w:lvlJc w:val="left"/>
       <w:pPr>
-        <w:ind w:left="5040" w:hanging="480"/>
+        <w:ind w:left="5040" w:hanging="360"/>
       </w:pPr>
     </w:lvl>
     <w:lvl w:ilvl="7">
@@ -8291,7 +8072,7 @@
       <w:lvlText w:val="%8."/>
       <w:lvlJc w:val="left"/>
       <w:pPr>
-        <w:ind w:left="5760" w:hanging="480"/>
+        <w:ind w:left="5760" w:hanging="360"/>
       </w:pPr>
     </w:lvl>
     <w:lvl w:ilvl="8">
@@ -8300,12 +8081,12 @@
       <w:lvlText w:val="%9."/>
       <w:lvlJc w:val="left"/>
       <w:pPr>
-        <w:ind w:left="6480" w:hanging="480"/>
+        <w:ind w:left="6480" w:hanging="360"/>
       </w:pPr>
     </w:lvl>
   </w:abstractNum>
   <w:abstractNum w:abstractNumId="99413">
-    <w:nsid w:val="A99413"/>
+    <w:nsid w:val="00A99413"/>
     <w:multiLevelType w:val="multilevel"/>
     <w:lvl w:ilvl="0">
       <w:start w:val="3"/>
@@ -8313,7 +8094,7 @@
       <w:lvlText w:val="%1."/>
       <w:lvlJc w:val="left"/>
       <w:pPr>
-        <w:ind w:left="720" w:hanging="480"/>
+        <w:ind w:left="720" w:hanging="360"/>
       </w:pPr>
     </w:lvl>
     <w:lvl w:ilvl="1">
@@ -8322,7 +8103,7 @@
       <w:lvlText w:val="%2."/>
       <w:lvlJc w:val="left"/>
       <w:pPr>
-        <w:ind w:left="1440" w:hanging="480"/>
+        <w:ind w:left="1440" w:hanging="360"/>
       </w:pPr>
     </w:lvl>
     <w:lvl w:ilvl="2">
@@ -8331,7 +8112,7 @@
       <w:lvlText w:val="%3."/>
       <w:lvlJc w:val="left"/>
       <w:pPr>
-        <w:ind w:left="2160" w:hanging="480"/>
+        <w:ind w:left="2160" w:hanging="360"/>
       </w:pPr>
     </w:lvl>
     <w:lvl w:ilvl="3">
@@ -8340,7 +8121,7 @@
       <w:lvlText w:val="%4."/>
       <w:lvlJc w:val="left"/>
       <w:pPr>
-        <w:ind w:left="2880" w:hanging="480"/>
+        <w:ind w:left="2880" w:hanging="360"/>
       </w:pPr>
     </w:lvl>
     <w:lvl w:ilvl="4">
@@ -8349,7 +8130,7 @@
       <w:lvlText w:val="%5."/>
       <w:lvlJc w:val="left"/>
       <w:pPr>
-        <w:ind w:left="3600" w:hanging="480"/>
+        <w:ind w:left="3600" w:hanging="360"/>
       </w:pPr>
     </w:lvl>
     <w:lvl w:ilvl="5">
@@ -8358,7 +8139,7 @@
       <w:lvlText w:val="%6."/>
       <w:lvlJc w:val="left"/>
       <w:pPr>
-        <w:ind w:left="4320" w:hanging="480"/>
+        <w:ind w:left="4320" w:hanging="360"/>
       </w:pPr>
     </w:lvl>
     <w:lvl w:ilvl="6">
@@ -8367,7 +8148,7 @@
       <w:lvlText w:val="%7."/>
       <w:lvlJc w:val="left"/>
       <w:pPr>
-        <w:ind w:left="5040" w:hanging="480"/>
+        <w:ind w:left="5040" w:hanging="360"/>
       </w:pPr>
     </w:lvl>
     <w:lvl w:ilvl="7">
@@ -8376,7 +8157,7 @@
       <w:lvlText w:val="%8."/>
       <w:lvlJc w:val="left"/>
       <w:pPr>
-        <w:ind w:left="5760" w:hanging="480"/>
+        <w:ind w:left="5760" w:hanging="360"/>
       </w:pPr>
     </w:lvl>
     <w:lvl w:ilvl="8">
@@ -8385,12 +8166,12 @@
       <w:lvlText w:val="%9."/>
       <w:lvlJc w:val="left"/>
       <w:pPr>
-        <w:ind w:left="6480" w:hanging="480"/>
+        <w:ind w:left="6480" w:hanging="360"/>
       </w:pPr>
     </w:lvl>
   </w:abstractNum>
   <w:abstractNum w:abstractNumId="99411">
-    <w:nsid w:val="A99411"/>
+    <w:nsid w:val="00A99411"/>
     <w:multiLevelType w:val="multilevel"/>
     <w:lvl w:ilvl="0">
       <w:start w:val="1"/>
@@ -8398,7 +8179,7 @@
       <w:lvlText w:val="%1."/>
       <w:lvlJc w:val="left"/>
       <w:pPr>
-        <w:ind w:left="720" w:hanging="480"/>
+        <w:ind w:left="720" w:hanging="360"/>
       </w:pPr>
     </w:lvl>
     <w:lvl w:ilvl="1">
@@ -8407,7 +8188,7 @@
       <w:lvlText w:val="%2."/>
       <w:lvlJc w:val="left"/>
       <w:pPr>
-        <w:ind w:left="1440" w:hanging="480"/>
+        <w:ind w:left="1440" w:hanging="360"/>
       </w:pPr>
     </w:lvl>
     <w:lvl w:ilvl="2">
@@ -8416,7 +8197,7 @@
       <w:lvlText w:val="%3."/>
       <w:lvlJc w:val="left"/>
       <w:pPr>
-        <w:ind w:left="2160" w:hanging="480"/>
+        <w:ind w:left="2160" w:hanging="360"/>
       </w:pPr>
     </w:lvl>
     <w:lvl w:ilvl="3">
@@ -8425,7 +8206,7 @@
       <w:lvlText w:val="%4."/>
       <w:lvlJc w:val="left"/>
       <w:pPr>
-        <w:ind w:left="2880" w:hanging="480"/>
+        <w:ind w:left="2880" w:hanging="360"/>
       </w:pPr>
     </w:lvl>
     <w:lvl w:ilvl="4">
@@ -8434,7 +8215,7 @@
       <w:lvlText w:val="%5."/>
       <w:lvlJc w:val="left"/>
       <w:pPr>
-        <w:ind w:left="3600" w:hanging="480"/>
+        <w:ind w:left="3600" w:hanging="360"/>
       </w:pPr>
     </w:lvl>
     <w:lvl w:ilvl="5">
@@ -8443,7 +8224,7 @@
       <w:lvlText w:val="%6."/>
       <w:lvlJc w:val="left"/>
       <w:pPr>
-        <w:ind w:left="4320" w:hanging="480"/>
+        <w:ind w:left="4320" w:hanging="360"/>
       </w:pPr>
     </w:lvl>
     <w:lvl w:ilvl="6">
@@ -8452,7 +8233,7 @@
       <w:lvlText w:val="%7."/>
       <w:lvlJc w:val="left"/>
       <w:pPr>
-        <w:ind w:left="5040" w:hanging="480"/>
+        <w:ind w:left="5040" w:hanging="360"/>
       </w:pPr>
     </w:lvl>
     <w:lvl w:ilvl="7">
@@ -8461,7 +8242,7 @@
       <w:lvlText w:val="%8."/>
       <w:lvlJc w:val="left"/>
       <w:pPr>
-        <w:ind w:left="5760" w:hanging="480"/>
+        <w:ind w:left="5760" w:hanging="360"/>
       </w:pPr>
     </w:lvl>
     <w:lvl w:ilvl="8">
@@ -8470,12 +8251,12 @@
       <w:lvlText w:val="%9."/>
       <w:lvlJc w:val="left"/>
       <w:pPr>
-        <w:ind w:left="6480" w:hanging="480"/>
+        <w:ind w:left="6480" w:hanging="360"/>
       </w:pPr>
     </w:lvl>
   </w:abstractNum>
   <w:abstractNum w:abstractNumId="99415">
-    <w:nsid w:val="A99415"/>
+    <w:nsid w:val="00A99415"/>
     <w:multiLevelType w:val="multilevel"/>
     <w:lvl w:ilvl="0">
       <w:start w:val="5"/>
@@ -8483,7 +8264,7 @@
       <w:lvlText w:val="%1."/>
       <w:lvlJc w:val="left"/>
       <w:pPr>
-        <w:ind w:left="720" w:hanging="480"/>
+        <w:ind w:left="720" w:hanging="360"/>
       </w:pPr>
     </w:lvl>
     <w:lvl w:ilvl="1">
@@ -8492,7 +8273,7 @@
       <w:lvlText w:val="%2."/>
       <w:lvlJc w:val="left"/>
       <w:pPr>
-        <w:ind w:left="1440" w:hanging="480"/>
+        <w:ind w:left="1440" w:hanging="360"/>
       </w:pPr>
     </w:lvl>
     <w:lvl w:ilvl="2">
@@ -8501,7 +8282,7 @@
       <w:lvlText w:val="%3."/>
       <w:lvlJc w:val="left"/>
       <w:pPr>
-        <w:ind w:left="2160" w:hanging="480"/>
+        <w:ind w:left="2160" w:hanging="360"/>
       </w:pPr>
     </w:lvl>
     <w:lvl w:ilvl="3">
@@ -8510,7 +8291,7 @@
       <w:lvlText w:val="%4."/>
       <w:lvlJc w:val="left"/>
       <w:pPr>
-        <w:ind w:left="2880" w:hanging="480"/>
+        <w:ind w:left="2880" w:hanging="360"/>
       </w:pPr>
     </w:lvl>
     <w:lvl w:ilvl="4">
@@ -8519,7 +8300,7 @@
       <w:lvlText w:val="%5."/>
       <w:lvlJc w:val="left"/>
       <w:pPr>
-        <w:ind w:left="3600" w:hanging="480"/>
+        <w:ind w:left="3600" w:hanging="360"/>
       </w:pPr>
     </w:lvl>
     <w:lvl w:ilvl="5">
@@ -8528,7 +8309,7 @@
       <w:lvlText w:val="%6."/>
       <w:lvlJc w:val="left"/>
       <w:pPr>
-        <w:ind w:left="4320" w:hanging="480"/>
+        <w:ind w:left="4320" w:hanging="360"/>
       </w:pPr>
     </w:lvl>
     <w:lvl w:ilvl="6">
@@ -8537,7 +8318,7 @@
       <w:lvlText w:val="%7."/>
       <w:lvlJc w:val="left"/>
       <w:pPr>
-        <w:ind w:left="5040" w:hanging="480"/>
+        <w:ind w:left="5040" w:hanging="360"/>
       </w:pPr>
     </w:lvl>
     <w:lvl w:ilvl="7">
@@ -8546,7 +8327,7 @@
       <w:lvlText w:val="%8."/>
       <w:lvlJc w:val="left"/>
       <w:pPr>
-        <w:ind w:left="5760" w:hanging="480"/>
+        <w:ind w:left="5760" w:hanging="360"/>
       </w:pPr>
     </w:lvl>
     <w:lvl w:ilvl="8">
@@ -8555,12 +8336,12 @@
       <w:lvlText w:val="%9."/>
       <w:lvlJc w:val="left"/>
       <w:pPr>
-        <w:ind w:left="6480" w:hanging="480"/>
+        <w:ind w:left="6480" w:hanging="360"/>
       </w:pPr>
     </w:lvl>
   </w:abstractNum>
   <w:abstractNum w:abstractNumId="99418">
-    <w:nsid w:val="A99418"/>
+    <w:nsid w:val="00A99418"/>
     <w:multiLevelType w:val="multilevel"/>
     <w:lvl w:ilvl="0">
       <w:start w:val="8"/>
@@ -8568,7 +8349,7 @@
       <w:lvlText w:val="%1."/>
       <w:lvlJc w:val="left"/>
       <w:pPr>
-        <w:ind w:left="720" w:hanging="480"/>
+        <w:ind w:left="720" w:hanging="360"/>
       </w:pPr>
     </w:lvl>
     <w:lvl w:ilvl="1">
@@ -8577,7 +8358,7 @@
       <w:lvlText w:val="%2."/>
       <w:lvlJc w:val="left"/>
       <w:pPr>
-        <w:ind w:left="1440" w:hanging="480"/>
+        <w:ind w:left="1440" w:hanging="360"/>
       </w:pPr>
     </w:lvl>
     <w:lvl w:ilvl="2">
@@ -8586,7 +8367,7 @@
       <w:lvlText w:val="%3."/>
       <w:lvlJc w:val="left"/>
       <w:pPr>
-        <w:ind w:left="2160" w:hanging="480"/>
+        <w:ind w:left="2160" w:hanging="360"/>
       </w:pPr>
     </w:lvl>
     <w:lvl w:ilvl="3">
@@ -8595,7 +8376,7 @@
       <w:lvlText w:val="%4."/>
       <w:lvlJc w:val="left"/>
       <w:pPr>
-        <w:ind w:left="2880" w:hanging="480"/>
+        <w:ind w:left="2880" w:hanging="360"/>
       </w:pPr>
     </w:lvl>
     <w:lvl w:ilvl="4">
@@ -8604,7 +8385,7 @@
       <w:lvlText w:val="%5."/>
       <w:lvlJc w:val="left"/>
       <w:pPr>
-        <w:ind w:left="3600" w:hanging="480"/>
+        <w:ind w:left="3600" w:hanging="360"/>
       </w:pPr>
     </w:lvl>
     <w:lvl w:ilvl="5">
@@ -8613,7 +8394,7 @@
       <w:lvlText w:val="%6."/>
       <w:lvlJc w:val="left"/>
       <w:pPr>
-        <w:ind w:left="4320" w:hanging="480"/>
+        <w:ind w:left="4320" w:hanging="360"/>
       </w:pPr>
     </w:lvl>
     <w:lvl w:ilvl="6">
@@ -8622,7 +8403,7 @@
       <w:lvlText w:val="%7."/>
       <w:lvlJc w:val="left"/>
       <w:pPr>
-        <w:ind w:left="5040" w:hanging="480"/>
+        <w:ind w:left="5040" w:hanging="360"/>
       </w:pPr>
     </w:lvl>
     <w:lvl w:ilvl="7">
@@ -8631,7 +8412,7 @@
       <w:lvlText w:val="%8."/>
       <w:lvlJc w:val="left"/>
       <w:pPr>
-        <w:ind w:left="5760" w:hanging="480"/>
+        <w:ind w:left="5760" w:hanging="360"/>
       </w:pPr>
     </w:lvl>
     <w:lvl w:ilvl="8">
@@ -8640,12 +8421,12 @@
       <w:lvlText w:val="%9."/>
       <w:lvlJc w:val="left"/>
       <w:pPr>
-        <w:ind w:left="6480" w:hanging="480"/>
+        <w:ind w:left="6480" w:hanging="360"/>
       </w:pPr>
     </w:lvl>
   </w:abstractNum>
   <w:abstractNum w:abstractNumId="99416">
-    <w:nsid w:val="A99416"/>
+    <w:nsid w:val="00A99416"/>
     <w:multiLevelType w:val="multilevel"/>
     <w:lvl w:ilvl="0">
       <w:start w:val="6"/>
@@ -8653,7 +8434,7 @@
       <w:lvlText w:val="%1."/>
       <w:lvlJc w:val="left"/>
       <w:pPr>
-        <w:ind w:left="720" w:hanging="480"/>
+        <w:ind w:left="720" w:hanging="360"/>
       </w:pPr>
     </w:lvl>
     <w:lvl w:ilvl="1">
@@ -8662,7 +8443,7 @@
       <w:lvlText w:val="%2."/>
       <w:lvlJc w:val="left"/>
       <w:pPr>
-        <w:ind w:left="1440" w:hanging="480"/>
+        <w:ind w:left="1440" w:hanging="360"/>
       </w:pPr>
     </w:lvl>
     <w:lvl w:ilvl="2">
@@ -8671,7 +8452,7 @@
       <w:lvlText w:val="%3."/>
       <w:lvlJc w:val="left"/>
       <w:pPr>
-        <w:ind w:left="2160" w:hanging="480"/>
+        <w:ind w:left="2160" w:hanging="360"/>
       </w:pPr>
     </w:lvl>
     <w:lvl w:ilvl="3">
@@ -8680,7 +8461,7 @@
       <w:lvlText w:val="%4."/>
       <w:lvlJc w:val="left"/>
       <w:pPr>
-        <w:ind w:left="2880" w:hanging="480"/>
+        <w:ind w:left="2880" w:hanging="360"/>
       </w:pPr>
     </w:lvl>
     <w:lvl w:ilvl="4">
@@ -8689,7 +8470,7 @@
       <w:lvlText w:val="%5."/>
       <w:lvlJc w:val="left"/>
       <w:pPr>
-        <w:ind w:left="3600" w:hanging="480"/>
+        <w:ind w:left="3600" w:hanging="360"/>
       </w:pPr>
     </w:lvl>
     <w:lvl w:ilvl="5">
@@ -8698,7 +8479,7 @@
       <w:lvlText w:val="%6."/>
       <w:lvlJc w:val="left"/>
       <w:pPr>
-        <w:ind w:left="4320" w:hanging="480"/>
+        <w:ind w:left="4320" w:hanging="360"/>
       </w:pPr>
     </w:lvl>
     <w:lvl w:ilvl="6">
@@ -8707,7 +8488,7 @@
       <w:lvlText w:val="%7."/>
       <w:lvlJc w:val="left"/>
       <w:pPr>
-        <w:ind w:left="5040" w:hanging="480"/>
+        <w:ind w:left="5040" w:hanging="360"/>
       </w:pPr>
     </w:lvl>
     <w:lvl w:ilvl="7">
@@ -8716,7 +8497,7 @@
       <w:lvlText w:val="%8."/>
       <w:lvlJc w:val="left"/>
       <w:pPr>
-        <w:ind w:left="5760" w:hanging="480"/>
+        <w:ind w:left="5760" w:hanging="360"/>
       </w:pPr>
     </w:lvl>
     <w:lvl w:ilvl="8">
@@ -8725,12 +8506,12 @@
       <w:lvlText w:val="%9."/>
       <w:lvlJc w:val="left"/>
       <w:pPr>
-        <w:ind w:left="6480" w:hanging="480"/>
+        <w:ind w:left="6480" w:hanging="360"/>
       </w:pPr>
     </w:lvl>
   </w:abstractNum>
   <w:abstractNum w:abstractNumId="994115">
-    <w:nsid w:val="A994115"/>
+    <w:nsid w:val="0A994115"/>
     <w:multiLevelType w:val="multilevel"/>
     <w:lvl w:ilvl="0">
       <w:start w:val="15"/>
@@ -8738,7 +8519,7 @@
       <w:lvlText w:val="%1."/>
       <w:lvlJc w:val="left"/>
       <w:pPr>
-        <w:ind w:left="720" w:hanging="480"/>
+        <w:ind w:left="720" w:hanging="360"/>
       </w:pPr>
     </w:lvl>
     <w:lvl w:ilvl="1">
@@ -8747,7 +8528,7 @@
       <w:lvlText w:val="%2."/>
       <w:lvlJc w:val="left"/>
       <w:pPr>
-        <w:ind w:left="1440" w:hanging="480"/>
+        <w:ind w:left="1440" w:hanging="360"/>
       </w:pPr>
     </w:lvl>
     <w:lvl w:ilvl="2">
@@ -8756,7 +8537,7 @@
       <w:lvlText w:val="%3."/>
       <w:lvlJc w:val="left"/>
       <w:pPr>
-        <w:ind w:left="2160" w:hanging="480"/>
+        <w:ind w:left="2160" w:hanging="360"/>
       </w:pPr>
     </w:lvl>
     <w:lvl w:ilvl="3">
@@ -8765,7 +8546,7 @@
       <w:lvlText w:val="%4."/>
       <w:lvlJc w:val="left"/>
       <w:pPr>
-        <w:ind w:left="2880" w:hanging="480"/>
+        <w:ind w:left="2880" w:hanging="360"/>
       </w:pPr>
     </w:lvl>
     <w:lvl w:ilvl="4">
@@ -8774,7 +8555,7 @@
       <w:lvlText w:val="%5."/>
       <w:lvlJc w:val="left"/>
       <w:pPr>
-        <w:ind w:left="3600" w:hanging="480"/>
+        <w:ind w:left="3600" w:hanging="360"/>
       </w:pPr>
     </w:lvl>
     <w:lvl w:ilvl="5">
@@ -8783,7 +8564,7 @@
       <w:lvlText w:val="%6."/>
       <w:lvlJc w:val="left"/>
       <w:pPr>
-        <w:ind w:left="4320" w:hanging="480"/>
+        <w:ind w:left="4320" w:hanging="360"/>
       </w:pPr>
     </w:lvl>
     <w:lvl w:ilvl="6">
@@ -8792,7 +8573,7 @@
       <w:lvlText w:val="%7."/>
       <w:lvlJc w:val="left"/>
       <w:pPr>
-        <w:ind w:left="5040" w:hanging="480"/>
+        <w:ind w:left="5040" w:hanging="360"/>
       </w:pPr>
     </w:lvl>
     <w:lvl w:ilvl="7">
@@ -8801,7 +8582,7 @@
       <w:lvlText w:val="%8."/>
       <w:lvlJc w:val="left"/>
       <w:pPr>
-        <w:ind w:left="5760" w:hanging="480"/>
+        <w:ind w:left="5760" w:hanging="360"/>
       </w:pPr>
     </w:lvl>
     <w:lvl w:ilvl="8">
@@ -8810,12 +8591,12 @@
       <w:lvlText w:val="%9."/>
       <w:lvlJc w:val="left"/>
       <w:pPr>
-        <w:ind w:left="6480" w:hanging="480"/>
+        <w:ind w:left="6480" w:hanging="360"/>
       </w:pPr>
     </w:lvl>
   </w:abstractNum>
   <w:abstractNum w:abstractNumId="994123">
-    <w:nsid w:val="A994123"/>
+    <w:nsid w:val="0A994123"/>
     <w:multiLevelType w:val="multilevel"/>
     <w:lvl w:ilvl="0">
       <w:start w:val="23"/>
@@ -8823,7 +8604,7 @@
       <w:lvlText w:val="%1."/>
       <w:lvlJc w:val="left"/>
       <w:pPr>
-        <w:ind w:left="720" w:hanging="480"/>
+        <w:ind w:left="720" w:hanging="360"/>
       </w:pPr>
     </w:lvl>
     <w:lvl w:ilvl="1">
@@ -8832,7 +8613,7 @@
       <w:lvlText w:val="%2."/>
       <w:lvlJc w:val="left"/>
       <w:pPr>
-        <w:ind w:left="1440" w:hanging="480"/>
+        <w:ind w:left="1440" w:hanging="360"/>
       </w:pPr>
     </w:lvl>
     <w:lvl w:ilvl="2">
@@ -8841,7 +8622,7 @@
       <w:lvlText w:val="%3."/>
       <w:lvlJc w:val="left"/>
       <w:pPr>
-        <w:ind w:left="2160" w:hanging="480"/>
+        <w:ind w:left="2160" w:hanging="360"/>
       </w:pPr>
     </w:lvl>
     <w:lvl w:ilvl="3">
@@ -8850,7 +8631,7 @@
       <w:lvlText w:val="%4."/>
       <w:lvlJc w:val="left"/>
       <w:pPr>
-        <w:ind w:left="2880" w:hanging="480"/>
+        <w:ind w:left="2880" w:hanging="360"/>
       </w:pPr>
     </w:lvl>
     <w:lvl w:ilvl="4">
@@ -8859,7 +8640,7 @@
       <w:lvlText w:val="%5."/>
       <w:lvlJc w:val="left"/>
       <w:pPr>
-        <w:ind w:left="3600" w:hanging="480"/>
+        <w:ind w:left="3600" w:hanging="360"/>
       </w:pPr>
     </w:lvl>
     <w:lvl w:ilvl="5">
@@ -8868,7 +8649,7 @@
       <w:lvlText w:val="%6."/>
       <w:lvlJc w:val="left"/>
       <w:pPr>
-        <w:ind w:left="4320" w:hanging="480"/>
+        <w:ind w:left="4320" w:hanging="360"/>
       </w:pPr>
     </w:lvl>
     <w:lvl w:ilvl="6">
@@ -8877,7 +8658,7 @@
       <w:lvlText w:val="%7."/>
       <w:lvlJc w:val="left"/>
       <w:pPr>
-        <w:ind w:left="5040" w:hanging="480"/>
+        <w:ind w:left="5040" w:hanging="360"/>
       </w:pPr>
     </w:lvl>
     <w:lvl w:ilvl="7">
@@ -8886,7 +8667,7 @@
       <w:lvlText w:val="%8."/>
       <w:lvlJc w:val="left"/>
       <w:pPr>
-        <w:ind w:left="5760" w:hanging="480"/>
+        <w:ind w:left="5760" w:hanging="360"/>
       </w:pPr>
     </w:lvl>
     <w:lvl w:ilvl="8">
@@ -8895,12 +8676,12 @@
       <w:lvlText w:val="%9."/>
       <w:lvlJc w:val="left"/>
       <w:pPr>
-        <w:ind w:left="6480" w:hanging="480"/>
+        <w:ind w:left="6480" w:hanging="360"/>
       </w:pPr>
     </w:lvl>
   </w:abstractNum>
   <w:abstractNum w:abstractNumId="994124">
-    <w:nsid w:val="A994124"/>
+    <w:nsid w:val="0A994124"/>
     <w:multiLevelType w:val="multilevel"/>
     <w:lvl w:ilvl="0">
       <w:start w:val="24"/>
@@ -8908,7 +8689,7 @@
       <w:lvlText w:val="%1."/>
       <w:lvlJc w:val="left"/>
       <w:pPr>
-        <w:ind w:left="720" w:hanging="480"/>
+        <w:ind w:left="720" w:hanging="360"/>
       </w:pPr>
     </w:lvl>
     <w:lvl w:ilvl="1">
@@ -8917,7 +8698,7 @@
       <w:lvlText w:val="%2."/>
       <w:lvlJc w:val="left"/>
       <w:pPr>
-        <w:ind w:left="1440" w:hanging="480"/>
+        <w:ind w:left="1440" w:hanging="360"/>
       </w:pPr>
     </w:lvl>
     <w:lvl w:ilvl="2">
@@ -8926,7 +8707,7 @@
       <w:lvlText w:val="%3."/>
       <w:lvlJc w:val="left"/>
       <w:pPr>
-        <w:ind w:left="2160" w:hanging="480"/>
+        <w:ind w:left="2160" w:hanging="360"/>
       </w:pPr>
     </w:lvl>
     <w:lvl w:ilvl="3">
@@ -8935,7 +8716,7 @@
       <w:lvlText w:val="%4."/>
       <w:lvlJc w:val="left"/>
       <w:pPr>
-        <w:ind w:left="2880" w:hanging="480"/>
+        <w:ind w:left="2880" w:hanging="360"/>
       </w:pPr>
     </w:lvl>
     <w:lvl w:ilvl="4">
@@ -8944,7 +8725,7 @@
       <w:lvlText w:val="%5."/>
       <w:lvlJc w:val="left"/>
       <w:pPr>
-        <w:ind w:left="3600" w:hanging="480"/>
+        <w:ind w:left="3600" w:hanging="360"/>
       </w:pPr>
     </w:lvl>
     <w:lvl w:ilvl="5">
@@ -8953,7 +8734,7 @@
       <w:lvlText w:val="%6."/>
       <w:lvlJc w:val="left"/>
       <w:pPr>
-        <w:ind w:left="4320" w:hanging="480"/>
+        <w:ind w:left="4320" w:hanging="360"/>
       </w:pPr>
     </w:lvl>
     <w:lvl w:ilvl="6">
@@ -8962,7 +8743,7 @@
       <w:lvlText w:val="%7."/>
       <w:lvlJc w:val="left"/>
       <w:pPr>
-        <w:ind w:left="5040" w:hanging="480"/>
+        <w:ind w:left="5040" w:hanging="360"/>
       </w:pPr>
     </w:lvl>
     <w:lvl w:ilvl="7">
@@ -8971,7 +8752,7 @@
       <w:lvlText w:val="%8."/>
       <w:lvlJc w:val="left"/>
       <w:pPr>
-        <w:ind w:left="5760" w:hanging="480"/>
+        <w:ind w:left="5760" w:hanging="360"/>
       </w:pPr>
     </w:lvl>
     <w:lvl w:ilvl="8">
@@ -8980,7 +8761,7 @@
       <w:lvlText w:val="%9."/>
       <w:lvlJc w:val="left"/>
       <w:pPr>
-        <w:ind w:left="6480" w:hanging="480"/>
+        <w:ind w:left="6480" w:hanging="360"/>
       </w:pPr>
     </w:lvl>
   </w:abstractNum>
@@ -9301,10 +9082,10 @@
   <w:docDefaults>
     <w:rPrDefault>
       <w:rPr>
-        <w:rFonts w:asciiTheme="minorHAnsi" w:cstheme="minorBidi" w:eastAsiaTheme="minorHAnsi" w:hAnsiTheme="minorHAnsi"/>
+        <w:rFonts w:asciiTheme="minorHAnsi" w:cstheme="minorBidi" w:eastAsiaTheme="minorEastAsia" w:hAnsiTheme="minorHAnsi"/>
         <w:sz w:val="24"/>
         <w:szCs w:val="24"/>
-        <w:lang w:bidi="ar-SA" w:eastAsia="en-US" w:val="en-US"/>
+        <w:lang w:bidi="ar-SA" w:eastAsia="zh-CN" w:val="en-US"/>
       </w:rPr>
     </w:rPrDefault>
     <w:pPrDefault>
@@ -9322,10 +9103,10 @@
     <w:name w:val="Body Text"/>
     <w:basedOn w:val="Normal"/>
     <w:link w:val="BodyTextChar"/>
+    <w:qFormat/>
     <w:pPr>
       <w:spacing w:after="180" w:before="180"/>
     </w:pPr>
-    <w:qFormat/>
   </w:style>
   <w:style w:customStyle="1" w:styleId="FirstParagraph" w:type="paragraph">
     <w:name w:val="First Paragraph"/>
@@ -9345,57 +9126,94 @@
     <w:name w:val="Title"/>
     <w:basedOn w:val="Normal"/>
     <w:next w:val="BodyText"/>
+    <w:link w:val="TitleChar"/>
+    <w:uiPriority w:val="10"/>
     <w:qFormat/>
+    <w:rsid w:val="00A10FD9"/>
     <w:pPr>
-      <w:keepNext/>
-      <w:keepLines/>
-      <w:spacing w:after="240" w:before="480"/>
+      <w:spacing w:after="80" w:line="240" w:lineRule="auto"/>
+      <w:contextualSpacing/>
       <w:jc w:val="center"/>
     </w:pPr>
     <w:rPr>
       <w:rFonts w:asciiTheme="majorHAnsi" w:cstheme="majorBidi" w:eastAsiaTheme="majorEastAsia" w:hAnsiTheme="majorHAnsi"/>
-      <w:b/>
-      <w:bCs/>
-      <w:color w:themeColor="accent1" w:themeShade="B5" w:val="345A8A"/>
-      <w:sz w:val="36"/>
-      <w:szCs w:val="36"/>
+      <w:sz w:val="56"/>
+      <w:szCs w:val="56"/>
+    </w:rPr>
+  </w:style>
+  <w:style w:customStyle="1" w:styleId="TitleChar" w:type="character">
+    <w:name w:val="Title Char"/>
+    <w:basedOn w:val="DefaultParagraphFont"/>
+    <w:link w:val="Title"/>
+    <w:uiPriority w:val="10"/>
+    <w:rsid w:val="00A10FD9"/>
+    <w:rPr>
+      <w:rFonts w:asciiTheme="majorHAnsi" w:cstheme="majorBidi" w:eastAsiaTheme="majorEastAsia" w:hAnsiTheme="majorHAnsi"/>
+      <w:sz w:val="56"/>
+      <w:szCs w:val="56"/>
     </w:rPr>
   </w:style>
   <w:style w:styleId="Subtitle" w:type="paragraph">
     <w:name w:val="Subtitle"/>
     <w:basedOn w:val="Title"/>
     <w:next w:val="BodyText"/>
+    <w:link w:val="SubtitleChar"/>
+    <w:uiPriority w:val="11"/>
     <w:qFormat/>
+    <w:rsid w:val="00A10FD9"/>
     <w:pPr>
-      <w:keepNext/>
-      <w:keepLines/>
-      <w:spacing w:after="240" w:before="240"/>
-      <w:jc w:val="center"/>
+      <w:numPr>
+        <w:ilvl w:val="1"/>
+      </w:numPr>
     </w:pPr>
     <w:rPr>
-      <w:sz w:val="30"/>
-      <w:szCs w:val="30"/>
+      <w:rFonts w:cstheme="majorBidi" w:eastAsiaTheme="majorEastAsia"/>
+      <w:spacing w:val="15"/>
+      <w:sz w:val="28"/>
+      <w:szCs w:val="28"/>
+    </w:rPr>
+  </w:style>
+  <w:style w:customStyle="1" w:styleId="SubtitleChar" w:type="character">
+    <w:name w:val="Subtitle Char"/>
+    <w:basedOn w:val="DefaultParagraphFont"/>
+    <w:link w:val="Subtitle"/>
+    <w:uiPriority w:val="11"/>
+    <w:rsid w:val="00A10FD9"/>
+    <w:rPr>
+      <w:rFonts w:cstheme="majorBidi" w:eastAsiaTheme="majorEastAsia"/>
+      <w:color w:themeColor="text1" w:themeTint="A6" w:val="595959"/>
+      <w:spacing w:val="15"/>
+      <w:sz w:val="28"/>
+      <w:szCs w:val="28"/>
     </w:rPr>
   </w:style>
   <w:style w:customStyle="1" w:styleId="Author" w:type="paragraph">
     <w:name w:val="Author"/>
+    <w:basedOn w:val="Title"/>
     <w:next w:val="BodyText"/>
     <w:qFormat/>
     <w:pPr>
       <w:keepNext/>
       <w:keepLines/>
-      <w:jc w:val="center"/>
     </w:pPr>
+    <w:rPr>
+      <w:sz w:val="24"/>
+      <w:szCs w:val="24"/>
+    </w:rPr>
   </w:style>
   <w:style w:styleId="Date" w:type="paragraph">
     <w:name w:val="Date"/>
+    <w:basedOn w:val="Title"/>
     <w:next w:val="BodyText"/>
     <w:qFormat/>
     <w:pPr>
       <w:keepNext/>
       <w:keepLines/>
-      <w:jc w:val="center"/>
     </w:pPr>
+    <w:rPr>
+      <w:sz w:val="24"/>
+      <w:szCs w:val="24"/>
+    </w:rPr>
   </w:style>
   <w:style w:customStyle="1" w:styleId="AbstractTitle" w:type="paragraph">
     <w:name w:val="Abstract Title"/>
@@ -9405,15 +9223,13 @@
     <w:pPr>
       <w:keepNext/>
       <w:keepLines/>
+      <w:spacing w:after="0" w:before="300"/>
       <w:jc w:val="center"/>
-      <w:spacing w:after="0" w:before="300"/>
     </w:pPr>
     <w:rPr>
+      <w:b/>
       <w:sz w:val="20"/>
       <w:szCs w:val="20"/>
-      <w:b/>
-      <w:color w:val="345A8A"/>
-      &gt;
     </w:rPr>
   </w:style>
   <w:style w:customStyle="1" w:styleId="Abstract" w:type="paragraph">
@@ -9440,191 +9256,321 @@
     <w:rPr/>
   </w:style>
   <w:style w:styleId="Heading1" w:type="paragraph">
-    <w:name w:val="Heading 1"/>
+    <w:name w:val="heading 1"/>
     <w:basedOn w:val="Normal"/>
     <w:next w:val="BodyText"/>
+    <w:link w:val="Heading1Char"/>
     <w:uiPriority w:val="9"/>
     <w:qFormat/>
+    <w:rsid w:val="00A10FD9"/>
     <w:pPr>
       <w:keepNext/>
       <w:keepLines/>
-      <w:spacing w:after="0" w:before="480"/>
+      <w:spacing w:after="80" w:before="360"/>
       <w:outlineLvl w:val="0"/>
     </w:pPr>
     <w:rPr>
       <w:rFonts w:asciiTheme="majorHAnsi" w:cstheme="majorBidi" w:eastAsiaTheme="majorEastAsia" w:hAnsiTheme="majorHAnsi"/>
-      <w:b/>
-      <w:bCs/>
-      <w:color w:themeColor="accent1" w:val="4F81BD"/>
+      <w:color w:themeColor="accent1" w:themeShade="BF" w:val="0F4761"/>
+      <w:sz w:val="40"/>
+      <w:szCs w:val="40"/>
+    </w:rPr>
+  </w:style>
+  <w:style w:styleId="Heading2" w:type="paragraph">
+    <w:name w:val="heading 2"/>
+    <w:basedOn w:val="Normal"/>
+    <w:next w:val="BodyText"/>
+    <w:link w:val="Heading2Char"/>
+    <w:uiPriority w:val="9"/>
+    <w:semiHidden/>
+    <w:unhideWhenUsed/>
+    <w:qFormat/>
+    <w:rsid w:val="00A10FD9"/>
+    <w:pPr>
+      <w:keepNext/>
+      <w:keepLines/>
+      <w:spacing w:after="80" w:before="160"/>
+      <w:outlineLvl w:val="1"/>
+    </w:pPr>
+    <w:rPr>
+      <w:rFonts w:asciiTheme="majorHAnsi" w:cstheme="majorBidi" w:eastAsiaTheme="majorEastAsia" w:hAnsiTheme="majorHAnsi"/>
+      <w:color w:themeColor="accent1" w:themeShade="BF" w:val="0F4761"/>
       <w:sz w:val="32"/>
       <w:szCs w:val="32"/>
     </w:rPr>
   </w:style>
-  <w:style w:styleId="Heading2" w:type="paragraph">
-    <w:name w:val="Heading 2"/>
+  <w:style w:styleId="Heading3" w:type="paragraph">
+    <w:name w:val="heading 3"/>
     <w:basedOn w:val="Normal"/>
     <w:next w:val="BodyText"/>
+    <w:link w:val="Heading3Char"/>
     <w:uiPriority w:val="9"/>
+    <w:semiHidden/>
     <w:unhideWhenUsed/>
     <w:qFormat/>
+    <w:rsid w:val="00A10FD9"/>
     <w:pPr>
       <w:keepNext/>
       <w:keepLines/>
-      <w:spacing w:after="0" w:before="200"/>
-      <w:outlineLvl w:val="1"/>
+      <w:spacing w:after="80" w:before="160"/>
+      <w:outlineLvl w:val="2"/>
     </w:pPr>
     <w:rPr>
-      <w:rFonts w:asciiTheme="majorHAnsi" w:cstheme="majorBidi" w:eastAsiaTheme="majorEastAsia" w:hAnsiTheme="majorHAnsi"/>
-      <w:b/>
-      <w:bCs/>
-      <w:color w:themeColor="accent1" w:val="4F81BD"/>
+      <w:rFonts w:cstheme="majorBidi" w:eastAsiaTheme="majorEastAsia"/>
+      <w:color w:themeColor="accent1" w:themeShade="BF" w:val="0F4761"/>
       <w:sz w:val="28"/>
       <w:szCs w:val="28"/>
     </w:rPr>
   </w:style>
-  <w:style w:styleId="Heading3" w:type="paragraph">
-    <w:name w:val="Heading 3"/>
+  <w:style w:styleId="Heading4" w:type="paragraph">
+    <w:name w:val="heading 4"/>
     <w:basedOn w:val="Normal"/>
     <w:next w:val="BodyText"/>
+    <w:link w:val="Heading4Char"/>
     <w:uiPriority w:val="9"/>
+    <w:semiHidden/>
     <w:unhideWhenUsed/>
     <w:qFormat/>
+    <w:rsid w:val="00A10FD9"/>
     <w:pPr>
       <w:keepNext/>
       <w:keepLines/>
-      <w:spacing w:after="0" w:before="200"/>
-      <w:outlineLvl w:val="2"/>
+      <w:spacing w:after="40" w:before="80"/>
+      <w:outlineLvl w:val="3"/>
     </w:pPr>
     <w:rPr>
-      <w:rFonts w:asciiTheme="majorHAnsi" w:cstheme="majorBidi" w:eastAsiaTheme="majorEastAsia" w:hAnsiTheme="majorHAnsi"/>
-      <w:b/>
-      <w:bCs/>
-      <w:color w:themeColor="accent1" w:val="4F81BD"/>
-      <w:sz w:val="24"/>
-      <w:szCs w:val="24"/>
+      <w:rFonts w:cstheme="majorBidi" w:eastAsiaTheme="majorEastAsia"/>
+      <w:i/>
+      <w:iCs/>
+      <w:color w:themeColor="accent1" w:themeShade="BF" w:val="0F4761"/>
     </w:rPr>
   </w:style>
-  <w:style w:styleId="Heading4" w:type="paragraph">
-    <w:name w:val="Heading 4"/>
+  <w:style w:styleId="Heading5" w:type="paragraph">
+    <w:name w:val="heading 5"/>
     <w:basedOn w:val="Normal"/>
     <w:next w:val="BodyText"/>
+    <w:link w:val="Heading5Char"/>
     <w:uiPriority w:val="9"/>
+    <w:semiHidden/>
     <w:unhideWhenUsed/>
     <w:qFormat/>
+    <w:rsid w:val="00A10FD9"/>
     <w:pPr>
       <w:keepNext/>
       <w:keepLines/>
-      <w:spacing w:after="0" w:before="200"/>
-      <w:outlineLvl w:val="3"/>
+      <w:spacing w:after="40" w:before="80"/>
+      <w:outlineLvl w:val="4"/>
     </w:pPr>
     <w:rPr>
-      <w:rFonts w:asciiTheme="majorHAnsi" w:cstheme="majorBidi" w:eastAsiaTheme="majorEastAsia" w:hAnsiTheme="majorHAnsi"/>
-      <w:i/>
-      <w:bCs/>
-      <w:color w:themeColor="accent1" w:val="4F81BD"/>
-      <w:sz w:val="24"/>
-      <w:szCs w:val="24"/>
+      <w:rFonts w:cstheme="majorBidi" w:eastAsiaTheme="majorEastAsia"/>
+      <w:color w:themeColor="accent1" w:themeShade="BF" w:val="0F4761"/>
     </w:rPr>
   </w:style>
-  <w:style w:styleId="Heading5" w:type="paragraph">
-    <w:name w:val="Heading 5"/>
+  <w:style w:styleId="Heading6" w:type="paragraph">
+    <w:name w:val="heading 6"/>
     <w:basedOn w:val="Normal"/>
     <w:next w:val="BodyText"/>
+    <w:link w:val="Heading6Char"/>
     <w:uiPriority w:val="9"/>
+    <w:semiHidden/>
     <w:unhideWhenUsed/>
     <w:qFormat/>
+    <w:rsid w:val="00A10FD9"/>
     <w:pPr>
       <w:keepNext/>
       <w:keepLines/>
-      <w:spacing w:after="0" w:before="200"/>
-      <w:outlineLvl w:val="4"/>
+      <w:spacing w:after="0" w:before="40"/>
+      <w:outlineLvl w:val="5"/>
     </w:pPr>
     <w:rPr>
-      <w:rFonts w:asciiTheme="majorHAnsi" w:cstheme="majorBidi" w:eastAsiaTheme="majorEastAsia" w:hAnsiTheme="majorHAnsi"/>
+      <w:rFonts w:cstheme="majorBidi" w:eastAsiaTheme="majorEastAsia"/>
+      <w:i/>
       <w:iCs/>
-      <w:color w:themeColor="accent1" w:val="4F81BD"/>
-      <w:sz w:val="24"/>
-      <w:szCs w:val="24"/>
+      <w:color w:themeColor="text1" w:themeTint="A6" w:val="595959"/>
     </w:rPr>
   </w:style>
-  <w:style w:styleId="Heading6" w:type="paragraph">
-    <w:name w:val="Heading 6"/>
+  <w:style w:styleId="Heading7" w:type="paragraph">
+    <w:name w:val="heading 7"/>
     <w:basedOn w:val="Normal"/>
     <w:next w:val="BodyText"/>
+    <w:link w:val="Heading7Char"/>
     <w:uiPriority w:val="9"/>
+    <w:semiHidden/>
     <w:unhideWhenUsed/>
     <w:qFormat/>
+    <w:rsid w:val="00A10FD9"/>
     <w:pPr>
       <w:keepNext/>
       <w:keepLines/>
-      <w:spacing w:after="0" w:before="200"/>
-      <w:outlineLvl w:val="5"/>
+      <w:spacing w:after="0" w:before="40"/>
+      <w:outlineLvl w:val="6"/>
     </w:pPr>
     <w:rPr>
-      <w:rFonts w:asciiTheme="majorHAnsi" w:cstheme="majorBidi" w:eastAsiaTheme="majorEastAsia" w:hAnsiTheme="majorHAnsi"/>
-      <w:color w:themeColor="accent1" w:val="4F81BD"/>
-      <w:sz w:val="24"/>
-      <w:szCs w:val="24"/>
+      <w:rFonts w:cstheme="majorBidi" w:eastAsiaTheme="majorEastAsia"/>
+      <w:color w:themeColor="text1" w:themeTint="A6" w:val="595959"/>
     </w:rPr>
   </w:style>
-  <w:style w:styleId="Heading7" w:type="paragraph">
-    <w:name w:val="Heading 7"/>
+  <w:style w:styleId="Heading8" w:type="paragraph">
+    <w:name w:val="heading 8"/>
     <w:basedOn w:val="Normal"/>
     <w:next w:val="BodyText"/>
+    <w:link w:val="Heading8Char"/>
     <w:uiPriority w:val="9"/>
+    <w:semiHidden/>
     <w:unhideWhenUsed/>
     <w:qFormat/>
+    <w:rsid w:val="00A10FD9"/>
     <w:pPr>
       <w:keepNext/>
       <w:keepLines/>
-      <w:spacing w:after="0" w:before="200"/>
-      <w:outlineLvl w:val="6"/>
+      <w:spacing w:after="0"/>
+      <w:outlineLvl w:val="7"/>
     </w:pPr>
     <w:rPr>
-      <w:rFonts w:asciiTheme="majorHAnsi" w:cstheme="majorBidi" w:eastAsiaTheme="majorEastAsia" w:hAnsiTheme="majorHAnsi"/>
-      <w:color w:themeColor="accent1" w:val="4F81BD"/>
-      <w:sz w:val="24"/>
-      <w:szCs w:val="24"/>
+      <w:rFonts w:cstheme="majorBidi" w:eastAsiaTheme="majorEastAsia"/>
+      <w:i/>
+      <w:iCs/>
+      <w:color w:themeColor="text1" w:themeTint="D8" w:val="272727"/>
     </w:rPr>
   </w:style>
-  <w:style w:styleId="Heading8" w:type="paragraph">
-    <w:name w:val="Heading 8"/>
+  <w:style w:styleId="Heading9" w:type="paragraph">
+    <w:name w:val="heading 9"/>
     <w:basedOn w:val="Normal"/>
     <w:next w:val="BodyText"/>
+    <w:link w:val="Heading9Char"/>
     <w:uiPriority w:val="9"/>
+    <w:semiHidden/>
     <w:unhideWhenUsed/>
     <w:qFormat/>
+    <w:rsid w:val="00A10FD9"/>
     <w:pPr>
       <w:keepNext/>
       <w:keepLines/>
-      <w:spacing w:after="0" w:before="200"/>
-      <w:outlineLvl w:val="7"/>
-    </w:pPr>
-    <w:rPr>
-      <w:rFonts w:asciiTheme="majorHAnsi" w:cstheme="majorBidi" w:eastAsiaTheme="majorEastAsia" w:hAnsiTheme="majorHAnsi"/>
-      <w:color w:themeColor="accent1" w:val="4F81BD"/>
-      <w:sz w:val="24"/>
-      <w:szCs w:val="24"/>
-    </w:rPr>
-  </w:style>
-  <w:style w:styleId="Heading9" w:type="paragraph">
-    <w:name w:val="Heading 9"/>
-    <w:basedOn w:val="Normal"/>
-    <w:next w:val="BodyText"/>
-    <w:uiPriority w:val="9"/>
-    <w:unhideWhenUsed/>
-    <w:qFormat/>
-    <w:pPr>
-      <w:keepNext/>
-      <w:keepLines/>
-      <w:spacing w:after="0" w:before="200"/>
+      <w:spacing w:after="0"/>
       <w:outlineLvl w:val="8"/>
     </w:pPr>
     <w:rPr>
+      <w:rFonts w:cstheme="majorBidi" w:eastAsiaTheme="majorEastAsia"/>
+      <w:color w:themeColor="text1" w:themeTint="D8" w:val="272727"/>
+    </w:rPr>
+  </w:style>
+  <w:style w:customStyle="1" w:styleId="Heading1Char" w:type="character">
+    <w:name w:val="Heading 1 Char"/>
+    <w:basedOn w:val="DefaultParagraphFont"/>
+    <w:link w:val="Heading1"/>
+    <w:uiPriority w:val="9"/>
+    <w:rsid w:val="00A10FD9"/>
+    <w:rPr>
       <w:rFonts w:asciiTheme="majorHAnsi" w:cstheme="majorBidi" w:eastAsiaTheme="majorEastAsia" w:hAnsiTheme="majorHAnsi"/>
-      <w:color w:themeColor="accent1" w:val="4F81BD"/>
-      <w:sz w:val="24"/>
-      <w:szCs w:val="24"/>
+      <w:color w:themeColor="accent1" w:themeShade="BF" w:val="0F4761"/>
+      <w:sz w:val="40"/>
+      <w:szCs w:val="40"/>
+    </w:rPr>
+  </w:style>
+  <w:style w:customStyle="1" w:styleId="Heading2Char" w:type="character">
+    <w:name w:val="Heading 2 Char"/>
+    <w:basedOn w:val="DefaultParagraphFont"/>
+    <w:link w:val="Heading2"/>
+    <w:uiPriority w:val="9"/>
+    <w:semiHidden/>
+    <w:rsid w:val="00A10FD9"/>
+    <w:rPr>
+      <w:rFonts w:asciiTheme="majorHAnsi" w:cstheme="majorBidi" w:eastAsiaTheme="majorEastAsia" w:hAnsiTheme="majorHAnsi"/>
+      <w:color w:themeColor="accent1" w:themeShade="BF" w:val="0F4761"/>
+      <w:sz w:val="32"/>
+      <w:szCs w:val="32"/>
+    </w:rPr>
+  </w:style>
+  <w:style w:customStyle="1" w:styleId="Heading3Char" w:type="character">
+    <w:name w:val="Heading 3 Char"/>
+    <w:basedOn w:val="DefaultParagraphFont"/>
+    <w:link w:val="Heading3"/>
+    <w:uiPriority w:val="9"/>
+    <w:semiHidden/>
+    <w:rsid w:val="00A10FD9"/>
+    <w:rPr>
+      <w:rFonts w:cstheme="majorBidi" w:eastAsiaTheme="majorEastAsia"/>
+      <w:color w:themeColor="accent1" w:themeShade="BF" w:val="0F4761"/>
+      <w:sz w:val="28"/>
+      <w:szCs w:val="28"/>
+    </w:rPr>
+  </w:style>
+  <w:style w:customStyle="1" w:styleId="Heading4Char" w:type="character">
+    <w:name w:val="Heading 4 Char"/>
+    <w:basedOn w:val="DefaultParagraphFont"/>
+    <w:link w:val="Heading4"/>
+    <w:uiPriority w:val="9"/>
+    <w:semiHidden/>
+    <w:rsid w:val="00A10FD9"/>
+    <w:rPr>
+      <w:rFonts w:cstheme="majorBidi" w:eastAsiaTheme="majorEastAsia"/>
+      <w:i/>
+      <w:iCs/>
+      <w:color w:themeColor="accent1" w:themeShade="BF" w:val="0F4761"/>
+    </w:rPr>
+  </w:style>
+  <w:style w:customStyle="1" w:styleId="Heading5Char" w:type="character">
+    <w:name w:val="Heading 5 Char"/>
+    <w:basedOn w:val="DefaultParagraphFont"/>
+    <w:link w:val="Heading5"/>
+    <w:uiPriority w:val="9"/>
+    <w:semiHidden/>
+    <w:rsid w:val="00A10FD9"/>
+    <w:rPr>
+      <w:rFonts w:cstheme="majorBidi" w:eastAsiaTheme="majorEastAsia"/>
+      <w:color w:themeColor="accent1" w:themeShade="BF" w:val="0F4761"/>
+    </w:rPr>
+  </w:style>
+  <w:style w:customStyle="1" w:styleId="Heading6Char" w:type="character">
+    <w:name w:val="Heading 6 Char"/>
+    <w:basedOn w:val="DefaultParagraphFont"/>
+    <w:link w:val="Heading6"/>
+    <w:uiPriority w:val="9"/>
+    <w:semiHidden/>
+    <w:rsid w:val="00A10FD9"/>
+    <w:rPr>
+      <w:rFonts w:cstheme="majorBidi" w:eastAsiaTheme="majorEastAsia"/>
+      <w:i/>
+      <w:iCs/>
+      <w:color w:themeColor="text1" w:themeTint="A6" w:val="595959"/>
+    </w:rPr>
+  </w:style>
+  <w:style w:customStyle="1" w:styleId="Heading7Char" w:type="character">
+    <w:name w:val="Heading 7 Char"/>
+    <w:basedOn w:val="DefaultParagraphFont"/>
+    <w:link w:val="Heading7"/>
+    <w:uiPriority w:val="9"/>
+    <w:semiHidden/>
+    <w:rsid w:val="00A10FD9"/>
+    <w:rPr>
+      <w:rFonts w:cstheme="majorBidi" w:eastAsiaTheme="majorEastAsia"/>
+      <w:color w:themeColor="text1" w:themeTint="A6" w:val="595959"/>
+    </w:rPr>
+  </w:style>
+  <w:style w:customStyle="1" w:styleId="Heading8Char" w:type="character">
+    <w:name w:val="Heading 8 Char"/>
+    <w:basedOn w:val="DefaultParagraphFont"/>
+    <w:link w:val="Heading8"/>
+    <w:uiPriority w:val="9"/>
+    <w:semiHidden/>
+    <w:rsid w:val="00A10FD9"/>
+    <w:rPr>
+      <w:rFonts w:cstheme="majorBidi" w:eastAsiaTheme="majorEastAsia"/>
+      <w:i/>
+      <w:iCs/>
+      <w:color w:themeColor="text1" w:themeTint="D8" w:val="272727"/>
+    </w:rPr>
+  </w:style>
+  <w:style w:customStyle="1" w:styleId="Heading9Char" w:type="character">
+    <w:name w:val="Heading 9 Char"/>
+    <w:basedOn w:val="DefaultParagraphFont"/>
+    <w:link w:val="Heading9"/>
+    <w:uiPriority w:val="9"/>
+    <w:semiHidden/>
+    <w:rsid w:val="00A10FD9"/>
+    <w:rPr>
+      <w:rFonts w:cstheme="majorBidi" w:eastAsiaTheme="majorEastAsia"/>
+      <w:color w:themeColor="text1" w:themeTint="D8" w:val="272727"/>
     </w:rPr>
   </w:style>
   <w:style w:styleId="BlockText" w:type="paragraph">
@@ -9647,6 +9593,18 @@
     <w:unhideWhenUsed/>
     <w:qFormat/>
   </w:style>
+  <w:style w:styleId="FootnoteBlockText" w:type="paragraph">
+    <w:name w:val="Footnote Block Text"/>
+    <w:basedOn w:val="FootnoteText"/>
+    <w:next w:val="FootnoteText"/>
+    <w:uiPriority w:val="9"/>
+    <w:unhideWhenUsed/>
+    <w:qFormat/>
+    <w:pPr>
+      <w:spacing w:after="100" w:before="100"/>
+      <w:ind w:firstLine="0" w:left="480" w:right="480"/>
+    </w:pPr>
+  </w:style>
   <w:style w:default="1" w:styleId="DefaultParagraphFont" w:type="character">
     <w:name w:val="Default Paragraph Font"/>
     <w:semiHidden/>
@@ -9668,18 +9626,11 @@
       </w:tblCellMar>
     </w:tblPr>
     <w:tblStylePr w:type="firstRow">
-      <w:tblPr>
-        <w:jc w:val="left"/>
-        <w:tblInd w:type="dxa" w:w="0"/>
-      </w:tblPr>
-      <w:trPr>
-        <w:jc w:val="left"/>
-      </w:trPr>
       <w:tcPr>
-        <w:vAlign w:val="bottom"/>
         <w:tcBorders>
           <w:bottom w:val="single"/>
         </w:tcBorders>
+        <w:vAlign w:val="bottom"/>
       </w:tcPr>
     </w:tblStylePr>
   </w:style>
@@ -9794,8 +9745,8 @@
     <w:name w:val="KeywordTok"/>
     <w:basedOn w:val="VerbatimChar"/>
     <w:rPr>
+      <w:b/>
       <w:color w:val="007020"/>
-      <w:b/>
     </w:rPr>
   </w:style>
   <w:style w:type="character" w:customStyle="1" w:styleId="DataTypeTok">
@@ -9872,42 +9823,42 @@
     <w:name w:val="ImportTok"/>
     <w:basedOn w:val="VerbatimChar"/>
     <w:rPr>
+      <w:b/>
       <w:color w:val="008000"/>
-      <w:b/>
     </w:rPr>
   </w:style>
   <w:style w:type="character" w:customStyle="1" w:styleId="CommentTok">
     <w:name w:val="CommentTok"/>
     <w:basedOn w:val="VerbatimChar"/>
     <w:rPr>
+      <w:i/>
       <w:color w:val="60a0b0"/>
-      <w:i/>
     </w:rPr>
   </w:style>
   <w:style w:type="character" w:customStyle="1" w:styleId="DocumentationTok">
     <w:name w:val="DocumentationTok"/>
     <w:basedOn w:val="VerbatimChar"/>
     <w:rPr>
+      <w:i/>
       <w:color w:val="ba2121"/>
-      <w:i/>
     </w:rPr>
   </w:style>
   <w:style w:type="character" w:customStyle="1" w:styleId="AnnotationTok">
     <w:name w:val="AnnotationTok"/>
     <w:basedOn w:val="VerbatimChar"/>
     <w:rPr>
-      <w:color w:val="60a0b0"/>
       <w:b/>
       <w:i/>
+      <w:color w:val="60a0b0"/>
     </w:rPr>
   </w:style>
   <w:style w:type="character" w:customStyle="1" w:styleId="CommentVarTok">
     <w:name w:val="CommentVarTok"/>
     <w:basedOn w:val="VerbatimChar"/>
     <w:rPr>
-      <w:color w:val="60a0b0"/>
       <w:b/>
       <w:i/>
+      <w:color w:val="60a0b0"/>
     </w:rPr>
   </w:style>
   <w:style w:type="character" w:customStyle="1" w:styleId="OtherTok">
@@ -9935,8 +9886,8 @@
     <w:name w:val="ControlFlowTok"/>
     <w:basedOn w:val="VerbatimChar"/>
     <w:rPr>
+      <w:b/>
       <w:color w:val="007020"/>
-      <w:b/>
     </w:rPr>
   </w:style>
   <w:style w:type="character" w:customStyle="1" w:styleId="OperatorTok">
@@ -9981,34 +9932,34 @@
     <w:name w:val="InformationTok"/>
     <w:basedOn w:val="VerbatimChar"/>
     <w:rPr>
-      <w:color w:val="60a0b0"/>
       <w:b/>
       <w:i/>
+      <w:color w:val="60a0b0"/>
     </w:rPr>
   </w:style>
   <w:style w:type="character" w:customStyle="1" w:styleId="WarningTok">
     <w:name w:val="WarningTok"/>
     <w:basedOn w:val="VerbatimChar"/>
     <w:rPr>
-      <w:color w:val="60a0b0"/>
       <w:b/>
       <w:i/>
+      <w:color w:val="60a0b0"/>
     </w:rPr>
   </w:style>
   <w:style w:type="character" w:customStyle="1" w:styleId="AlertTok">
     <w:name w:val="AlertTok"/>
     <w:basedOn w:val="VerbatimChar"/>
     <w:rPr>
+      <w:b/>
       <w:color w:val="ff0000"/>
-      <w:b/>
     </w:rPr>
   </w:style>
   <w:style w:type="character" w:customStyle="1" w:styleId="ErrorTok">
     <w:name w:val="ErrorTok"/>
     <w:basedOn w:val="VerbatimChar"/>
     <w:rPr>
+      <w:b/>
       <w:color w:val="ff0000"/>
-      <w:b/>
     </w:rPr>
   </w:style>
   <w:style w:type="character" w:customStyle="1" w:styleId="NormalTok">
@@ -10030,44 +9981,44 @@
         <a:sysClr val="window" lastClr="FFFFFF"/>
       </a:lt1>
       <a:dk2>
-        <a:srgbClr val="1F497D"/>
+        <a:srgbClr val="0E2841"/>
       </a:dk2>
       <a:lt2>
-        <a:srgbClr val="EEECE1"/>
+        <a:srgbClr val="E8E8E8"/>
       </a:lt2>
       <a:accent1>
-        <a:srgbClr val="4F81BD"/>
+        <a:srgbClr val="156082"/>
       </a:accent1>
       <a:accent2>
-        <a:srgbClr val="C0504D"/>
+        <a:srgbClr val="E97132"/>
       </a:accent2>
       <a:accent3>
-        <a:srgbClr val="9BBB59"/>
+        <a:srgbClr val="196B24"/>
       </a:accent3>
       <a:accent4>
-        <a:srgbClr val="8064A2"/>
+        <a:srgbClr val="0F9ED5"/>
       </a:accent4>
       <a:accent5>
-        <a:srgbClr val="4BACC6"/>
+        <a:srgbClr val="A02B93"/>
       </a:accent5>
       <a:accent6>
-        <a:srgbClr val="F79646"/>
+        <a:srgbClr val="4EA72E"/>
       </a:accent6>
       <a:hlink>
-        <a:srgbClr val="0000FF"/>
+        <a:srgbClr val="467886"/>
       </a:hlink>
       <a:folHlink>
-        <a:srgbClr val="800080"/>
+        <a:srgbClr val="96607D"/>
       </a:folHlink>
     </a:clrScheme>
     <a:fontScheme name="Office">
       <a:majorFont>
-        <a:latin typeface="Calibri"/>
+        <a:latin typeface="Aptos Display" panose="02110004020202020204"/>
         <a:ea typeface=""/>
         <a:cs typeface=""/>
-        <a:font script="Jpan" typeface="ＭＳ ゴシック"/>
+        <a:font script="Jpan" typeface="游ゴシック Light"/>
         <a:font script="Hang" typeface="맑은 고딕"/>
-        <a:font script="Hans" typeface="宋体"/>
+        <a:font script="Hans" typeface="等线 Light"/>
         <a:font script="Hant" typeface="新細明體"/>
         <a:font script="Arab" typeface="Times New Roman"/>
         <a:font script="Hebr" typeface="Times New Roman"/>
@@ -10094,14 +10045,32 @@
         <a:font script="Mong" typeface="Mongolian Baiti"/>
         <a:font script="Viet" typeface="Times New Roman"/>
         <a:font script="Uigh" typeface="Microsoft Uighur"/>
+        <a:font script="Geor" typeface="Sylfaen"/>
+        <a:font script="Armn" typeface="Arial"/>
+        <a:font script="Bugi" typeface="Leelawadee UI"/>
+        <a:font script="Bopo" typeface="Microsoft JhengHei"/>
+        <a:font script="Java" typeface="Javanese Text"/>
+        <a:font script="Lisu" typeface="Segoe UI"/>
+        <a:font script="Mymr" typeface="Myanmar Text"/>
+        <a:font script="Nkoo" typeface="Ebrima"/>
+        <a:font script="Olck" typeface="Nirmala UI"/>
+        <a:font script="Osma" typeface="Ebrima"/>
+        <a:font script="Phag" typeface="Phagspa"/>
+        <a:font script="Syrn" typeface="Estrangelo Edessa"/>
+        <a:font script="Syrj" typeface="Estrangelo Edessa"/>
+        <a:font script="Syre" typeface="Estrangelo Edessa"/>
+        <a:font script="Sora" typeface="Nirmala UI"/>
+        <a:font script="Tale" typeface="Microsoft Tai Le"/>
+        <a:font script="Talu" typeface="Microsoft New Tai Lue"/>
+        <a:font script="Tfng" typeface="Ebrima"/>
       </a:majorFont>
       <a:minorFont>
-        <a:latin typeface="Cambria"/>
+        <a:latin typeface="Aptos" panose="02110004020202020204"/>
         <a:ea typeface=""/>
         <a:cs typeface=""/>
-        <a:font script="Jpan" typeface="ＭＳ 明朝"/>
+        <a:font script="Jpan" typeface="游明朝"/>
         <a:font script="Hang" typeface="맑은 고딕"/>
-        <a:font script="Hans" typeface="宋体"/>
+        <a:font script="Hans" typeface="等线"/>
         <a:font script="Hant" typeface="新細明體"/>
         <a:font script="Arab" typeface="Arial"/>
         <a:font script="Hebr" typeface="Arial"/>
@@ -10128,6 +10097,24 @@
         <a:font script="Mong" typeface="Mongolian Baiti"/>
         <a:font script="Viet" typeface="Arial"/>
         <a:font script="Uigh" typeface="Microsoft Uighur"/>
+        <a:font script="Geor" typeface="Sylfaen"/>
+        <a:font script="Armn" typeface="Arial"/>
+        <a:font script="Bugi" typeface="Leelawadee UI"/>
+        <a:font script="Bopo" typeface="Microsoft JhengHei"/>
+        <a:font script="Java" typeface="Javanese Text"/>
+        <a:font script="Lisu" typeface="Segoe UI"/>
+        <a:font script="Mymr" typeface="Myanmar Text"/>
+        <a:font script="Nkoo" typeface="Ebrima"/>
+        <a:font script="Olck" typeface="Nirmala UI"/>
+        <a:font script="Osma" typeface="Ebrima"/>
+        <a:font script="Phag" typeface="Phagspa"/>
+        <a:font script="Syrn" typeface="Estrangelo Edessa"/>
+        <a:font script="Syrj" typeface="Estrangelo Edessa"/>
+        <a:font script="Syre" typeface="Estrangelo Edessa"/>
+        <a:font script="Sora" typeface="Nirmala UI"/>
+        <a:font script="Tale" typeface="Microsoft Tai Le"/>
+        <a:font script="Talu" typeface="Microsoft New Tai Lue"/>
+        <a:font script="Tfng" typeface="Ebrima"/>
       </a:minorFont>
     </a:fontScheme>
     <a:fmtScheme name="Office">
@@ -10139,200 +10126,141 @@
           <a:gsLst>
             <a:gs pos="0">
               <a:schemeClr val="phClr">
-                <a:tint val="50000"/>
-                <a:satMod val="300000"/>
+                <a:lumMod val="110000"/>
+                <a:satMod val="105000"/>
+                <a:tint val="67000"/>
               </a:schemeClr>
             </a:gs>
-            <a:gs pos="35000">
+            <a:gs pos="50000">
               <a:schemeClr val="phClr">
-                <a:tint val="37000"/>
-                <a:satMod val="300000"/>
+                <a:lumMod val="105000"/>
+                <a:satMod val="103000"/>
+                <a:tint val="73000"/>
               </a:schemeClr>
             </a:gs>
             <a:gs pos="100000">
               <a:schemeClr val="phClr">
-                <a:tint val="15000"/>
-                <a:satMod val="350000"/>
+                <a:lumMod val="105000"/>
+                <a:satMod val="109000"/>
+                <a:tint val="81000"/>
               </a:schemeClr>
             </a:gs>
           </a:gsLst>
-          <a:lin ang="16200000" scaled="1"/>
+          <a:lin ang="5400000" scaled="0"/>
         </a:gradFill>
         <a:gradFill rotWithShape="1">
           <a:gsLst>
             <a:gs pos="0">
               <a:schemeClr val="phClr">
-                <a:tint val="100000"/>
+                <a:satMod val="103000"/>
+                <a:lumMod val="102000"/>
+                <a:tint val="94000"/>
+              </a:schemeClr>
+            </a:gs>
+            <a:gs pos="50000">
+              <a:schemeClr val="phClr">
+                <a:satMod val="110000"/>
+                <a:lumMod val="100000"/>
                 <a:shade val="100000"/>
-                <a:satMod val="130000"/>
               </a:schemeClr>
             </a:gs>
             <a:gs pos="100000">
               <a:schemeClr val="phClr">
-                <a:tint val="50000"/>
-                <a:shade val="100000"/>
-                <a:satMod val="350000"/>
+                <a:lumMod val="99000"/>
+                <a:satMod val="120000"/>
+                <a:shade val="78000"/>
               </a:schemeClr>
             </a:gs>
           </a:gsLst>
-          <a:lin ang="16200000" scaled="0"/>
+          <a:lin ang="5400000" scaled="0"/>
         </a:gradFill>
       </a:fillStyleLst>
       <a:lnStyleLst>
-        <a:ln w="9525" cap="flat" cmpd="sng" algn="ctr">
-          <a:solidFill>
-            <a:schemeClr val="phClr">
-              <a:shade val="95000"/>
-              <a:satMod val="105000"/>
-            </a:schemeClr>
-          </a:solidFill>
-          <a:prstDash val="solid"/>
-        </a:ln>
-        <a:ln w="25400" cap="flat" cmpd="sng" algn="ctr">
+        <a:ln w="6350" cap="flat" cmpd="sng" algn="ctr">
           <a:solidFill>
             <a:schemeClr val="phClr"/>
           </a:solidFill>
           <a:prstDash val="solid"/>
+          <a:miter lim="800000"/>
         </a:ln>
-        <a:ln w="38100" cap="flat" cmpd="sng" algn="ctr">
+        <a:ln w="12700" cap="flat" cmpd="sng" algn="ctr">
           <a:solidFill>
             <a:schemeClr val="phClr"/>
           </a:solidFill>
           <a:prstDash val="solid"/>
+          <a:miter lim="800000"/>
+        </a:ln>
+        <a:ln w="19050" cap="flat" cmpd="sng" algn="ctr">
+          <a:solidFill>
+            <a:schemeClr val="phClr"/>
+          </a:solidFill>
+          <a:prstDash val="solid"/>
+          <a:miter lim="800000"/>
         </a:ln>
       </a:lnStyleLst>
       <a:effectStyleLst>
         <a:effectStyle>
+          <a:effectLst/>
+        </a:effectStyle>
+        <a:effectStyle>
+          <a:effectLst/>
+        </a:effectStyle>
+        <a:effectStyle>
           <a:effectLst>
-            <a:outerShdw blurRad="40000" dist="20000" dir="5400000" rotWithShape="0">
+            <a:outerShdw blurRad="57150" dist="19050" dir="5400000" algn="ctr" rotWithShape="0">
               <a:srgbClr val="000000">
-                <a:alpha val="38000"/>
+                <a:alpha val="63000"/>
               </a:srgbClr>
             </a:outerShdw>
           </a:effectLst>
-        </a:effectStyle>
-        <a:effectStyle>
-          <a:effectLst>
-            <a:outerShdw blurRad="40000" dist="23000" dir="5400000" rotWithShape="0">
-              <a:srgbClr val="000000">
-                <a:alpha val="35000"/>
-              </a:srgbClr>
-            </a:outerShdw>
-          </a:effectLst>
-        </a:effectStyle>
-        <a:effectStyle>
-          <a:effectLst>
-            <a:outerShdw blurRad="40000" dist="23000" dir="5400000" rotWithShape="0">
-              <a:srgbClr val="000000">
-                <a:alpha val="35000"/>
-              </a:srgbClr>
-            </a:outerShdw>
-          </a:effectLst>
-          <a:scene3d>
-            <a:camera prst="orthographicFront">
-              <a:rot lat="0" lon="0" rev="0"/>
-            </a:camera>
-            <a:lightRig rig="threePt" dir="t">
-              <a:rot lat="0" lon="0" rev="1200000"/>
-            </a:lightRig>
-          </a:scene3d>
-          <a:sp3d>
-            <a:bevelT w="63500" h="25400"/>
-          </a:sp3d>
         </a:effectStyle>
       </a:effectStyleLst>
       <a:bgFillStyleLst>
         <a:solidFill>
           <a:schemeClr val="phClr"/>
         </a:solidFill>
+        <a:solidFill>
+          <a:schemeClr val="phClr">
+            <a:tint val="95000"/>
+            <a:satMod val="170000"/>
+          </a:schemeClr>
+        </a:solidFill>
         <a:gradFill rotWithShape="1">
           <a:gsLst>
             <a:gs pos="0">
               <a:schemeClr val="phClr">
-                <a:tint val="40000"/>
-                <a:satMod val="350000"/>
+                <a:tint val="93000"/>
+                <a:satMod val="150000"/>
+                <a:shade val="98000"/>
+                <a:lumMod val="102000"/>
               </a:schemeClr>
             </a:gs>
-            <a:gs pos="40000">
+            <a:gs pos="50000">
               <a:schemeClr val="phClr">
-                <a:tint val="45000"/>
-                <a:shade val="99000"/>
-                <a:satMod val="350000"/>
+                <a:tint val="98000"/>
+                <a:satMod val="130000"/>
+                <a:shade val="90000"/>
+                <a:lumMod val="103000"/>
               </a:schemeClr>
             </a:gs>
             <a:gs pos="100000">
               <a:schemeClr val="phClr">
-                <a:shade val="20000"/>
-                <a:satMod val="255000"/>
+                <a:shade val="63000"/>
+                <a:satMod val="120000"/>
               </a:schemeClr>
             </a:gs>
           </a:gsLst>
-          <a:path path="circle">
-            <a:fillToRect l="50000" t="-80000" r="50000" b="180000"/>
-          </a:path>
-        </a:gradFill>
-        <a:gradFill rotWithShape="1">
-          <a:gsLst>
-            <a:gs pos="0">
-              <a:schemeClr val="phClr">
-                <a:tint val="80000"/>
-                <a:satMod val="300000"/>
-              </a:schemeClr>
-            </a:gs>
-            <a:gs pos="100000">
-              <a:schemeClr val="phClr">
-                <a:shade val="30000"/>
-                <a:satMod val="200000"/>
-              </a:schemeClr>
-            </a:gs>
-          </a:gsLst>
-          <a:path path="circle">
-            <a:fillToRect l="50000" t="50000" r="50000" b="50000"/>
-          </a:path>
+          <a:lin ang="5400000" scaled="0"/>
         </a:gradFill>
       </a:bgFillStyleLst>
     </a:fmtScheme>
   </a:themeElements>
-  <a:objectDefaults>
-    <a:spDef>
-      <a:spPr/>
-      <a:bodyPr/>
-      <a:lstStyle/>
-      <a:style>
-        <a:lnRef idx="1">
-          <a:schemeClr val="accent1"/>
-        </a:lnRef>
-        <a:fillRef idx="3">
-          <a:schemeClr val="accent1"/>
-        </a:fillRef>
-        <a:effectRef idx="2">
-          <a:schemeClr val="accent1"/>
-        </a:effectRef>
-        <a:fontRef idx="minor">
-          <a:schemeClr val="lt1"/>
-        </a:fontRef>
-      </a:style>
-    </a:spDef>
-    <a:lnDef>
-      <a:spPr/>
-      <a:bodyPr/>
-      <a:lstStyle/>
-      <a:style>
-        <a:lnRef idx="2">
-          <a:schemeClr val="accent1"/>
-        </a:lnRef>
-        <a:fillRef idx="0">
-          <a:schemeClr val="accent1"/>
-        </a:fillRef>
-        <a:effectRef idx="1">
-          <a:schemeClr val="accent1"/>
-        </a:effectRef>
-        <a:fontRef idx="minor">
-          <a:schemeClr val="tx1"/>
-        </a:fontRef>
-      </a:style>
-    </a:lnDef>
-  </a:objectDefaults>
+  <a:objectDefaults/>
   <a:extraClrSchemeLst/>
+  <a:extLst>
+    <a:ext uri="{05A4C25C-085E-4340-85A3-A5531E510DB2}">
+      <thm15:themeFamily xmlns:thm15="http://schemas.microsoft.com/office/thememl/2012/main" name="Office Theme" id="{2E142A2C-CD16-42D6-873A-C26D2A0506FA}" vid="{1BDDFF52-6CD6-40A5-AB3C-68EB2F1E4D0A}"/>
+    </a:ext>
+  </a:extLst>
 </a:theme>
 </file>
--- a/04-regulatory-compliance/PCI_DSS_v4.0.1/Espanol/PCI_DSS_v4.0.1_Practical_Manager_and_Junior_Analyst_Manual_Espanol_v1.0.docx
+++ b/04-regulatory-compliance/PCI_DSS_v4.0.1/Espanol/PCI_DSS_v4.0.1_Practical_Manager_and_Junior_Analyst_Manual_Espanol_v1.0.docx
@@ -8,8 +8,8 @@
       </w:pPr>
       <w:r>
         <w:rPr>
+          <w:bCs/>
           <w:b/>
-          <w:bCs/>
         </w:rPr>
         <w:t xml:space="preserve">Estado de revisión:</w:t>
       </w:r>
@@ -26,8 +26,8 @@
       </w:pPr>
       <w:r>
         <w:rPr>
+          <w:bCs/>
           <w:b/>
-          <w:bCs/>
         </w:rPr>
         <w:t xml:space="preserve">CYBERSECURITY, PRIVACY &amp; COMPLIANCE SERIES</w:t>
       </w:r>
@@ -38,8 +38,8 @@
       </w:pPr>
       <w:r>
         <w:rPr>
+          <w:bCs/>
           <w:b/>
-          <w:bCs/>
         </w:rPr>
         <w:t xml:space="preserve">PCI DSS v4.0.1</w:t>
       </w:r>
@@ -58,8 +58,8 @@
       </w:pPr>
       <w:r>
         <w:rPr>
+          <w:iCs/>
           <w:i/>
-          <w:iCs/>
         </w:rPr>
         <w:t xml:space="preserve">Un manual de trabajo para administradores, analistas juniores, estudiantes, cambiadores de carrera, comerciantes y proveedores de servicios</w:t>
       </w:r>
@@ -70,8 +70,8 @@
       </w:pPr>
       <w:r>
         <w:rPr>
+          <w:bCs/>
           <w:b/>
-          <w:bCs/>
         </w:rPr>
         <w:t xml:space="preserve">Alberto (Al) Leiva</w:t>
       </w:r>
@@ -90,8 +90,8 @@
       </w:pPr>
       <w:r>
         <w:rPr>
+          <w:bCs/>
           <w:b/>
-          <w:bCs/>
         </w:rPr>
         <w:t xml:space="preserve">Inside:</w:t>
       </w:r>
@@ -110,7 +110,7 @@
         <w:t xml:space="preserve">|. |</w:t>
       </w:r>
     </w:p>
-    <w:bookmarkStart w:id="11" w:name="publication-and-use-notice"/>
+    <w:bookmarkStart w:id="22" w:name="publication-and-use-notice"/>
     <w:p>
       <w:pPr>
         <w:pStyle w:val="Heading1"/>
@@ -143,7 +143,7 @@
         <w:t xml:space="preserve">Propósito: Educación gratuita y práctica para directivos, estudiantes, cambiadores de carrera, analistas junior, comerciantes, proveedores de servicios y profesionales de la ciberseguridad.</w:t>
       </w:r>
     </w:p>
-    <w:bookmarkStart w:id="9" w:name="aviso-educativo-y-legal"/>
+    <w:bookmarkStart w:id="20" w:name="aviso-educativo-y-legal"/>
     <w:p>
       <w:pPr>
         <w:pStyle w:val="Heading2"/>
@@ -160,8 +160,8 @@
         <w:t xml:space="preserve">Este manual proporciona educación general. No es asesoramiento legal, una publicación del Consejo de Normas de Seguridad de la PCI, un informe sobre el cumplimiento, una certificación del cumplimiento, un cuestionario de autoevaluación o una garantía de cumplimiento o seguridad. Sólo los documentos oficiales de validación estándar y aplicables rigen una evaluación. Las marcas de pago, los compradores, clientes, reguladores, contratos y leyes pueden imponer requisitos adicionales.</w:t>
       </w:r>
     </w:p>
-    <w:bookmarkEnd w:id="9"/>
-    <w:bookmarkStart w:id="10" w:name="uso-ético-y-autorizado"/>
+    <w:bookmarkEnd w:id="20"/>
+    <w:bookmarkStart w:id="21" w:name="uso-ético-y-autorizado"/>
     <w:p>
       <w:pPr>
         <w:pStyle w:val="Heading2"/>
@@ -178,9 +178,9 @@
         <w:t xml:space="preserve">Usar herramientas técnicas únicamente en sistemas, redes, aplicaciones, cuentas de nube, páginas de pago y datos que posees o estén específicamente autorizados por escrito para evaluar. Use datos de cuenta sintética en laboratorios. Nunca utilice PAN real, datos de autenticación sensibles, información de clientes, credenciales o sistemas de pago de producción en una demostración pública o cartera.</w:t>
       </w:r>
     </w:p>
-    <w:bookmarkEnd w:id="10"/>
-    <w:bookmarkEnd w:id="11"/>
-    <w:bookmarkStart w:id="12" w:name="prefacio"/>
+    <w:bookmarkEnd w:id="21"/>
+    <w:bookmarkEnd w:id="22"/>
+    <w:bookmarkStart w:id="23" w:name="prefacio"/>
     <w:p>
       <w:pPr>
         <w:pStyle w:val="Heading1"/>
@@ -195,8 +195,8 @@
       </w:pPr>
       <w:r>
         <w:rPr>
+          <w:iCs/>
           <w:i/>
-          <w:iCs/>
         </w:rPr>
         <w:t xml:space="preserve">Una introducción acogedora a la seguridad de pago y el cumplimiento basado en pruebas</w:t>
       </w:r>
@@ -282,8 +282,8 @@
         <w:t xml:space="preserve">|. |</w:t>
       </w:r>
     </w:p>
-    <w:bookmarkEnd w:id="12"/>
-    <w:bookmarkStart w:id="13" w:name="tabla-de-contenidos"/>
+    <w:bookmarkEnd w:id="23"/>
+    <w:bookmarkStart w:id="24" w:name="tabla-de-contenidos"/>
     <w:p>
       <w:pPr>
         <w:pStyle w:val="Heading1"/>
@@ -1681,8 +1681,8 @@
         </w:r>
       </w:hyperlink>
     </w:p>
-    <w:bookmarkEnd w:id="13"/>
-    <w:bookmarkStart w:id="20" w:name="pci-dss-v4.0.1-fundaciones"/>
+    <w:bookmarkEnd w:id="24"/>
+    <w:bookmarkStart w:id="31" w:name="pci-dss-v4.0.1-fundaciones"/>
     <w:p>
       <w:pPr>
         <w:pStyle w:val="Heading1"/>
@@ -1697,8 +1697,8 @@
       </w:pPr>
       <w:r>
         <w:rPr>
+          <w:iCs/>
           <w:i/>
-          <w:iCs/>
         </w:rPr>
         <w:t xml:space="preserve">El estándar actual, aplicabilidad, metas y limitaciones importantes</w:t>
       </w:r>
@@ -1714,7 +1714,13 @@
         <w:t xml:space="preserve">■img src=</w:t>
       </w:r>
       <w:r>
-        <w:t xml:space="preserve">“media/image1.png”</w:t>
+        <w:t xml:space="preserve">“</w:t>
+      </w:r>
+      <w:r>
+        <w:t xml:space="preserve">media/image1.png</w:t>
+      </w:r>
+      <w:r>
+        <w:t xml:space="preserve">”</w:t>
       </w:r>
       <w:r>
         <w:t xml:space="preserve"> </w:t>
@@ -1723,7 +1729,13 @@
         <w:t xml:space="preserve">estilo=</w:t>
       </w:r>
       <w:r>
-        <w:t xml:space="preserve">“width:6.15in;height:3.94164in”</w:t>
+        <w:t xml:space="preserve">“</w:t>
+      </w:r>
+      <w:r>
+        <w:t xml:space="preserve">width:6.15in;height:3.94164in</w:t>
+      </w:r>
+      <w:r>
+        <w:t xml:space="preserve">”</w:t>
       </w:r>
       <w:r>
         <w:t xml:space="preserve"> </w:t>
@@ -1732,7 +1744,13 @@
         <w:t xml:space="preserve">alt=</w:t>
       </w:r>
       <w:r>
-        <w:t xml:space="preserve">“La seguridad del pago combina la red, el sistema, los datos, la identidad, física, el monitoreo, las pruebas y los controles de gobernanza”</w:t>
+        <w:t xml:space="preserve">“</w:t>
+      </w:r>
+      <w:r>
+        <w:t xml:space="preserve">La seguridad del pago combina la red, el sistema, los datos, la identidad, física, el monitoreo, las pruebas y los controles de gobernanza</w:t>
+      </w:r>
+      <w:r>
+        <w:t xml:space="preserve">”</w:t>
       </w:r>
       <w:r>
         <w:t xml:space="preserve">.</w:t>
@@ -1746,7 +1764,7 @@
         <w:t xml:space="preserve">Figura 1. Los doce requisitos de PCI DSS</w:t>
       </w:r>
     </w:p>
-    <w:bookmarkStart w:id="14" w:name="situación-actual"/>
+    <w:bookmarkStart w:id="25" w:name="situación-actual"/>
     <w:p>
       <w:pPr>
         <w:pStyle w:val="Heading2"/>
@@ -1810,8 +1828,8 @@
         <w:t xml:space="preserve">A partir de la publicación de este manual de julio de 2026, PCI SSC está recopilando información de los interesados en v4.0.1; una solicitud de comentarios no es un nuevo estándar final.</w:t>
       </w:r>
     </w:p>
-    <w:bookmarkEnd w:id="14"/>
-    <w:bookmarkStart w:id="15" w:name="a-quién-y-a-qué-se-aplica"/>
+    <w:bookmarkEnd w:id="25"/>
+    <w:bookmarkStart w:id="26" w:name="a-quién-y-a-qué-se-aplica"/>
     <w:p>
       <w:pPr>
         <w:pStyle w:val="Heading2"/>
@@ -1828,8 +1846,8 @@
         <w:t xml:space="preserve">PCI DSS se aplica a entidades que almacenan, procesan o transmiten datos de los titulares de tarjetas o datos de autenticación sensibles, y a entidades cuyos sistemas podrían afectar la seguridad del entorno de datos de los titulares de tarjetas. Los comerciantes, procesadores, compradores, emisores y proveedores de servicios pueden tener diferentes funciones de validación y presentación de informes.</w:t>
       </w:r>
     </w:p>
-    <w:bookmarkEnd w:id="15"/>
-    <w:bookmarkStart w:id="16" w:name="los-seis-objetivos-de-control"/>
+    <w:bookmarkEnd w:id="26"/>
+    <w:bookmarkStart w:id="27" w:name="los-seis-objetivos-de-control"/>
     <w:p>
       <w:pPr>
         <w:pStyle w:val="Heading2"/>
@@ -1850,8 +1868,8 @@
       </w:r>
       <w:r>
         <w:rPr>
+          <w:bCs/>
           <w:b/>
-          <w:bCs/>
         </w:rPr>
         <w:t xml:space="preserve">Requisitos</w:t>
       </w:r>
@@ -1908,11 +1926,11 @@
     </w:p>
     <w:p>
       <w:pPr>
-        <w:pStyle w:val="Compact"/>
         <w:numPr>
           <w:ilvl w:val="0"/>
           <w:numId w:val="1002"/>
         </w:numPr>
+        <w:pStyle w:val="Compact"/>
       </w:pPr>
       <w:r>
         <w:t xml:space="preserve">Normas de datos y protección de la cuenta</w:t>
@@ -1924,8 +1942,8 @@
       </w:pPr>
       <w:r>
         <w:rPr>
+          <w:iCs/>
           <w:i/>
-          <w:iCs/>
         </w:rPr>
         <w:t xml:space="preserve">La diferencia entre los datos de los titulares de tarjetas, el PAN y los datos de autenticación sensibles.</w:t>
       </w:r>
@@ -1938,7 +1956,13 @@
         <w:t xml:space="preserve">■img src=</w:t>
       </w:r>
       <w:r>
-        <w:t xml:space="preserve">“media/image2.png”</w:t>
+        <w:t xml:space="preserve">“</w:t>
+      </w:r>
+      <w:r>
+        <w:t xml:space="preserve">media/image2.png</w:t>
+      </w:r>
+      <w:r>
+        <w:t xml:space="preserve">”</w:t>
       </w:r>
       <w:r>
         <w:t xml:space="preserve"> </w:t>
@@ -1947,7 +1971,13 @@
         <w:t xml:space="preserve">estilo=</w:t>
       </w:r>
       <w:r>
-        <w:t xml:space="preserve">“width:6.15in;height:2.98845in”</w:t>
+        <w:t xml:space="preserve">“</w:t>
+      </w:r>
+      <w:r>
+        <w:t xml:space="preserve">width:6.15in;height:2.98845in</w:t>
+      </w:r>
+      <w:r>
+        <w:t xml:space="preserve">”</w:t>
       </w:r>
       <w:r>
         <w:t xml:space="preserve"> </w:t>
@@ -1956,7 +1986,13 @@
         <w:t xml:space="preserve">alt=</w:t>
       </w:r>
       <w:r>
-        <w:t xml:space="preserve">“PAN es central para la aplicabilidad; los datos de autenticación sensible reciben un tratamiento de postautorización más estricto.”</w:t>
+        <w:t xml:space="preserve">“</w:t>
+      </w:r>
+      <w:r>
+        <w:t xml:space="preserve">PAN es central para la aplicabilidad; los datos de autenticación sensible reciben un tratamiento de postautorización más estricto.</w:t>
+      </w:r>
+      <w:r>
+        <w:t xml:space="preserve">”</w:t>
       </w:r>
       <w:r>
         <w:t xml:space="preserve"> </w:t>
@@ -1979,8 +2015,8 @@
       </w:pPr>
       <w:r>
         <w:rPr>
+          <w:bCs/>
           <w:b/>
-          <w:bCs/>
         </w:rPr>
         <w:t xml:space="preserve">Data</w:t>
       </w:r>
@@ -2041,8 +2077,8 @@
         <w:t xml:space="preserve">TEN PIN/PIN block TENENCIA Datos de autenticación sensible TEN No almacene después de la autorización excepto expresamente permitido emisor uso |</w:t>
       </w:r>
     </w:p>
-    <w:bookmarkEnd w:id="16"/>
-    <w:bookmarkStart w:id="17" w:name="los-métodos-de-protección-son-diferentes"/>
+    <w:bookmarkEnd w:id="27"/>
+    <w:bookmarkStart w:id="28" w:name="los-métodos-de-protección-son-diferentes"/>
     <w:p>
       <w:pPr>
         <w:pStyle w:val="Heading2"/>
@@ -2123,8 +2159,8 @@
       </w:pPr>
       <w:r>
         <w:rPr>
+          <w:bCs/>
           <w:b/>
-          <w:bCs/>
         </w:rPr>
         <w:t xml:space="preserve">Nunca utilice datos reales en el entrenamiento:</w:t>
       </w:r>
@@ -2145,11 +2181,11 @@
     </w:p>
     <w:p>
       <w:pPr>
-        <w:pStyle w:val="Compact"/>
         <w:numPr>
           <w:ilvl w:val="0"/>
           <w:numId w:val="1004"/>
         </w:numPr>
+        <w:pStyle w:val="Compact"/>
       </w:pPr>
       <w:r>
         <w:t xml:space="preserve">Alcance, ECM y Segmentación</w:t>
@@ -2161,8 +2197,8 @@
       </w:pPr>
       <w:r>
         <w:rPr>
+          <w:iCs/>
           <w:i/>
-          <w:iCs/>
         </w:rPr>
         <w:t xml:space="preserve">Cómo encontrar a cada persona, proceso, tecnología y dependencia que pertenece a su alcance</w:t>
       </w:r>
@@ -2175,7 +2211,13 @@
         <w:pStyle w:val="BodyText"/>
       </w:pPr>
       <w:r>
-        <w:t xml:space="preserve">“A la altura: 2.99322in”</w:t>
+        <w:t xml:space="preserve">“</w:t>
+      </w:r>
+      <w:r>
+        <w:t xml:space="preserve">A la altura: 2.99322in</w:t>
+      </w:r>
+      <w:r>
+        <w:t xml:space="preserve">”</w:t>
       </w:r>
       <w:r>
         <w:t xml:space="preserve"> </w:t>
@@ -2184,7 +2226,13 @@
         <w:t xml:space="preserve">alt=</w:t>
       </w:r>
       <w:r>
-        <w:t xml:space="preserve">“Comenzar con flujos de cuenta-datos e incluyen sistemas conectados a los sistemas de impacto de seguridad y seguridad.”</w:t>
+        <w:t xml:space="preserve">“</w:t>
+      </w:r>
+      <w:r>
+        <w:t xml:space="preserve">Comenzar con flujos de cuenta-datos e incluyen sistemas conectados a los sistemas de impacto de seguridad y seguridad.</w:t>
+      </w:r>
+      <w:r>
+        <w:t xml:space="preserve">”</w:t>
       </w:r>
       <w:r>
         <w:t xml:space="preserve"> </w:t>
@@ -2201,8 +2249,8 @@
         <w:t xml:space="preserve">Figura 3. Flujo de análisis de PCI DSS</w:t>
       </w:r>
     </w:p>
-    <w:bookmarkEnd w:id="17"/>
-    <w:bookmarkStart w:id="18" w:name="scope-discovery"/>
+    <w:bookmarkEnd w:id="28"/>
+    <w:bookmarkStart w:id="29" w:name="scope-discovery"/>
     <w:p>
       <w:pPr>
         <w:pStyle w:val="Heading2"/>
@@ -2296,7 +2344,13 @@
         <w:t xml:space="preserve">لimg src=</w:t>
       </w:r>
       <w:r>
-        <w:t xml:space="preserve">“media/image4.png”</w:t>
+        <w:t xml:space="preserve">“</w:t>
+      </w:r>
+      <w:r>
+        <w:t xml:space="preserve">media/image4.png</w:t>
+      </w:r>
+      <w:r>
+        <w:t xml:space="preserve">”</w:t>
       </w:r>
       <w:r>
         <w:t xml:space="preserve"> </w:t>
@@ -2305,7 +2359,13 @@
         <w:t xml:space="preserve">style=</w:t>
       </w:r>
       <w:r>
-        <w:t xml:space="preserve">“width:6.15in;height:2.92173in”</w:t>
+        <w:t xml:space="preserve">“</w:t>
+      </w:r>
+      <w:r>
+        <w:t xml:space="preserve">width:6.15in;height:2.92173in</w:t>
+      </w:r>
+      <w:r>
+        <w:t xml:space="preserve">”</w:t>
       </w:r>
       <w:r>
         <w:t xml:space="preserve"> </w:t>
@@ -2314,7 +2374,13 @@
         <w:t xml:space="preserve">alt=</w:t>
       </w:r>
       <w:r>
-        <w:t xml:space="preserve">“Segmentation must be enforced, monitored, and testing before systems are treated as out of scope.”</w:t>
+        <w:t xml:space="preserve">“</w:t>
+      </w:r>
+      <w:r>
+        <w:t xml:space="preserve">Segmentation must be enforced, monitored, and testing before systems are treated as out of scope.</w:t>
+      </w:r>
+      <w:r>
+        <w:t xml:space="preserve">”</w:t>
       </w:r>
       <w:r>
         <w:t xml:space="preserve"> </w:t>
@@ -2331,8 +2397,8 @@
         <w:t xml:space="preserve">Figure 4. Segmentation and scope reduction</w:t>
       </w:r>
     </w:p>
-    <w:bookmarkEnd w:id="18"/>
-    <w:bookmarkStart w:id="19" w:name="validación-del-alcance"/>
+    <w:bookmarkEnd w:id="29"/>
+    <w:bookmarkStart w:id="30" w:name="validación-del-alcance"/>
     <w:p>
       <w:pPr>
         <w:pStyle w:val="Heading2"/>
@@ -2349,9 +2415,9 @@
         <w:t xml:space="preserve">Validar el alcance al menos anual y después de un cambio significativo. Los proveedores de servicios realizan la confirmación de alcance documentada al menos una vez cada seis meses y después de un cambio significativo. Las pruebas deben intentar encontrar tiendas de datos desconocidas, caminos alternativos, activos no gestionados, servicios compartidos, dependencias de la nube, conexiones inalámbricas y acceso administrativo.</w:t>
       </w:r>
     </w:p>
-    <w:bookmarkEnd w:id="19"/>
-    <w:bookmarkEnd w:id="20"/>
-    <w:bookmarkStart w:id="21" w:name="validación-saqs-roc-aoc-y-rols"/>
+    <w:bookmarkEnd w:id="30"/>
+    <w:bookmarkEnd w:id="31"/>
+    <w:bookmarkStart w:id="32" w:name="validación-saqs-roc-aoc-y-rols"/>
     <w:p>
       <w:pPr>
         <w:pStyle w:val="Heading1"/>
@@ -2366,8 +2432,8 @@
       </w:pPr>
       <w:r>
         <w:rPr>
+          <w:iCs/>
           <w:i/>
-          <w:iCs/>
         </w:rPr>
         <w:t xml:space="preserve">Eligiendo el camino correcto de presentación de informes y el entendimiento que lo acepta.</w:t>
       </w:r>
@@ -2378,8 +2444,8 @@
       </w:pPr>
       <w:r>
         <w:rPr>
+          <w:bCs/>
           <w:b/>
-          <w:bCs/>
         </w:rPr>
         <w:t xml:space="preserve">Artifact or role</w:t>
       </w:r>
@@ -2394,8 +2460,8 @@
       </w:r>
       <w:r>
         <w:rPr>
+          <w:bCs/>
           <w:b/>
-          <w:bCs/>
         </w:rPr>
         <w:t xml:space="preserve">Purpose</w:t>
       </w:r>
@@ -2486,8 +2552,8 @@
       </w:pPr>
       <w:r>
         <w:rPr>
+          <w:bCs/>
           <w:b/>
-          <w:bCs/>
         </w:rPr>
         <w:t xml:space="preserve">Quién decide la validación:</w:t>
       </w:r>
@@ -2508,11 +2574,11 @@
     </w:p>
     <w:p>
       <w:pPr>
-        <w:pStyle w:val="Compact"/>
         <w:numPr>
           <w:ilvl w:val="0"/>
           <w:numId w:val="1006"/>
         </w:numPr>
+        <w:pStyle w:val="Compact"/>
       </w:pPr>
       <w:r>
         <w:t xml:space="preserve">Definidos, personalizados, compensatorios y enfoques de riesgo</w:t>
@@ -2524,8 +2590,8 @@
       </w:pPr>
       <w:r>
         <w:rPr>
+          <w:iCs/>
           <w:i/>
-          <w:iCs/>
         </w:rPr>
         <w:t xml:space="preserve">Conseguir flexibilidad sin debilitar el objetivo del requisito</w:t>
       </w:r>
@@ -2541,7 +2607,13 @@
         <w:t xml:space="preserve">■img src=</w:t>
       </w:r>
       <w:r>
-        <w:t xml:space="preserve">“media/image5.png”</w:t>
+        <w:t xml:space="preserve">“</w:t>
+      </w:r>
+      <w:r>
+        <w:t xml:space="preserve">media/image5.png</w:t>
+      </w:r>
+      <w:r>
+        <w:t xml:space="preserve">”</w:t>
       </w:r>
       <w:r>
         <w:t xml:space="preserve"> </w:t>
@@ -2550,7 +2622,13 @@
         <w:t xml:space="preserve">estilo=</w:t>
       </w:r>
       <w:r>
-        <w:t xml:space="preserve">“width:6.15in;height:3.06328in”</w:t>
+        <w:t xml:space="preserve">“</w:t>
+      </w:r>
+      <w:r>
+        <w:t xml:space="preserve">width:6.15in;height:3.06328in</w:t>
+      </w:r>
+      <w:r>
+        <w:t xml:space="preserve">”</w:t>
       </w:r>
       <w:r>
         <w:t xml:space="preserve"> </w:t>
@@ -2559,7 +2637,13 @@
         <w:t xml:space="preserve">alt=</w:t>
       </w:r>
       <w:r>
-        <w:t xml:space="preserve">“Ambos enfoques deben cumplir el objetivo del requisito y ser evaluables.”</w:t>
+        <w:t xml:space="preserve">“</w:t>
+      </w:r>
+      <w:r>
+        <w:t xml:space="preserve">Ambos enfoques deben cumplir el objetivo del requisito y ser evaluables.</w:t>
+      </w:r>
+      <w:r>
+        <w:t xml:space="preserve">”</w:t>
       </w:r>
       <w:r>
         <w:t xml:space="preserve"> </w:t>
@@ -2582,8 +2666,8 @@
       </w:pPr>
       <w:r>
         <w:rPr>
+          <w:bCs/>
           <w:b/>
-          <w:bCs/>
         </w:rPr>
         <w:t xml:space="preserve">Method</w:t>
       </w:r>
@@ -2598,8 +2682,8 @@
       </w:r>
       <w:r>
         <w:rPr>
+          <w:bCs/>
           <w:b/>
-          <w:bCs/>
         </w:rPr>
         <w:t xml:space="preserve">Cuando se utiliza</w:t>
       </w:r>
@@ -2680,8 +2764,8 @@
         <w:t xml:space="preserve">Confirme las expectativas de aceptación y evaluación antes de comprometerse a un enfoque.</w:t>
       </w:r>
     </w:p>
-    <w:bookmarkEnd w:id="21"/>
-    <w:bookmarkStart w:id="22" w:name="Xf7527355aa3107c490879934512b03c61be5bdd"/>
+    <w:bookmarkEnd w:id="32"/>
+    <w:bookmarkStart w:id="33" w:name="Xf7527355aa3107c490879934512b03c61be5bdd"/>
     <w:p>
       <w:pPr>
         <w:pStyle w:val="Heading1"/>
@@ -2696,8 +2780,8 @@
       </w:pPr>
       <w:r>
         <w:rPr>
+          <w:iCs/>
           <w:i/>
-          <w:iCs/>
         </w:rPr>
         <w:t xml:space="preserve">Install and Maintain Network Security Controls</w:t>
       </w:r>
@@ -2708,8 +2792,8 @@
       </w:pPr>
       <w:r>
         <w:rPr>
+          <w:bCs/>
           <w:b/>
-          <w:bCs/>
         </w:rPr>
         <w:t xml:space="preserve">Propósito de la solicitud:</w:t>
       </w:r>
@@ -2730,26 +2814,27 @@
       <w:tblPr>
         <w:tblStyle w:val="Table"/>
         <w:tblW w:type="pct" w:w="5000"/>
-        <w:tblLayout w:type="fixed"/>
         <w:tblLook w:firstRow="1" w:lastRow="0" w:firstColumn="0" w:lastColumn="0" w:noHBand="0" w:noVBand="0" w:val="0020"/>
+        <w:jc w:val="start"/>
       </w:tblPr>
       <w:tblGrid>
         <w:gridCol w:w="7920"/>
       </w:tblGrid>
       <w:tr>
         <w:trPr>
-          <w:tblHeader w:val="on"/>
+          <w:tblHeader w:val="true"/>
         </w:trPr>
         <w:tc>
           <w:tcPr/>
           <w:p>
             <w:pPr>
               <w:pStyle w:val="Compact"/>
+              <w:jc w:val="left"/>
             </w:pPr>
             <w:r>
               <w:rPr>
+                <w:bCs/>
                 <w:b/>
-                <w:bCs/>
               </w:rPr>
               <w:t xml:space="preserve">Grupo</w:t>
             </w:r>
@@ -2762,6 +2847,7 @@
           <w:p>
             <w:pPr>
               <w:pStyle w:val="Compact"/>
+              <w:jc w:val="left"/>
             </w:pPr>
             <w:r>
               <w:t xml:space="preserve">1.1</w:t>
@@ -2775,6 +2861,7 @@
           <w:p>
             <w:pPr>
               <w:pStyle w:val="Compact"/>
+              <w:jc w:val="left"/>
             </w:pPr>
             <w:r>
               <w:t xml:space="preserve">1.2</w:t>
@@ -2788,6 +2875,7 @@
           <w:p>
             <w:pPr>
               <w:pStyle w:val="Compact"/>
+              <w:jc w:val="left"/>
             </w:pPr>
             <w:r>
               <w:t xml:space="preserve">tención 1.3</w:t>
@@ -2818,8 +2906,8 @@
         <w:t xml:space="preserve">** Nota de evaluación** Utilice el texto oficial PCI DSS v4.0.1 y el modelo de presentación de informes aplicable para requisitos exactos, notas de aplicabilidad, procedimientos de prueba, opciones de respuesta y documentación. Este manual explica; no reemplaza el estándar.</w:t>
       </w:r>
     </w:p>
-    <w:bookmarkEnd w:id="22"/>
-    <w:bookmarkStart w:id="23" w:name="requisito-2---configuraciones-seguras"/>
+    <w:bookmarkEnd w:id="33"/>
+    <w:bookmarkStart w:id="34" w:name="requisito-2---configuraciones-seguras"/>
     <w:p>
       <w:pPr>
         <w:pStyle w:val="Heading1"/>
@@ -2834,8 +2922,8 @@
       </w:pPr>
       <w:r>
         <w:rPr>
+          <w:iCs/>
           <w:i/>
-          <w:iCs/>
         </w:rPr>
         <w:t xml:space="preserve">Apply Secure Configurations to All System Components</w:t>
       </w:r>
@@ -2846,8 +2934,8 @@
       </w:pPr>
       <w:r>
         <w:rPr>
+          <w:bCs/>
           <w:b/>
-          <w:bCs/>
         </w:rPr>
         <w:t xml:space="preserve">Propósito de solicitud:</w:t>
       </w:r>
@@ -2870,26 +2958,27 @@
       <w:tblPr>
         <w:tblStyle w:val="Table"/>
         <w:tblW w:type="pct" w:w="5000"/>
-        <w:tblLayout w:type="fixed"/>
         <w:tblLook w:firstRow="1" w:lastRow="0" w:firstColumn="0" w:lastColumn="0" w:noHBand="0" w:noVBand="0" w:val="0020"/>
+        <w:jc w:val="start"/>
       </w:tblPr>
       <w:tblGrid>
         <w:gridCol w:w="7920"/>
       </w:tblGrid>
       <w:tr>
         <w:trPr>
-          <w:tblHeader w:val="on"/>
+          <w:tblHeader w:val="true"/>
         </w:trPr>
         <w:tc>
           <w:tcPr/>
           <w:p>
             <w:pPr>
               <w:pStyle w:val="Compact"/>
+              <w:jc w:val="left"/>
             </w:pPr>
             <w:r>
               <w:rPr>
+                <w:bCs/>
                 <w:b/>
-                <w:bCs/>
               </w:rPr>
               <w:t xml:space="preserve">Grupo</w:t>
             </w:r>
@@ -2902,6 +2991,7 @@
           <w:p>
             <w:pPr>
               <w:pStyle w:val="Compact"/>
+              <w:jc w:val="left"/>
             </w:pPr>
             <w:r>
               <w:t xml:space="preserve">tención 2.1</w:t>
@@ -2915,6 +3005,7 @@
           <w:p>
             <w:pPr>
               <w:pStyle w:val="Compact"/>
+              <w:jc w:val="left"/>
             </w:pPr>
             <w:r>
               <w:t xml:space="preserve">Ø 2.2 tención Desarrollar y aplicar normas de configuración; eliminar defectos, servicios innecesarios y ajustes inseguros. tención Confirme el alcance, propiedad, diseño, implementación, evidencia operativa, excepciones, corrección y retest. estándares de configuración, inventarios, escaneos de endurecimiento, reseñas de cuenta predeterminada y de servicio</w:t>
@@ -2928,6 +3019,7 @@
           <w:p>
             <w:pPr>
               <w:pStyle w:val="Compact"/>
+              <w:jc w:val="left"/>
             </w:pPr>
             <w:r>
               <w:t xml:space="preserve">tención 2.3 ← Ambientes inalámbricos seguros con defectos cambiados, criptografía fuerte y ajustes gestionados. tención Confirme el alcance, propiedad, diseño, implementación, evidencia operativa, excepciones, corrección y retest. estándares de configuración, inventarios, escaneos de endurecimiento, reseñas de cuenta predeterminada y de servicio</w:t>
@@ -2946,11 +3038,11 @@
     </w:p>
     <w:p>
       <w:pPr>
-        <w:pStyle w:val="Compact"/>
         <w:numPr>
           <w:ilvl w:val="0"/>
           <w:numId w:val="1007"/>
         </w:numPr>
+        <w:pStyle w:val="Compact"/>
       </w:pPr>
       <w:r>
         <w:t xml:space="preserve">Requisitos 3 - Datos de la cuenta almacenada</w:t>
@@ -2962,8 +3054,8 @@
       </w:pPr>
       <w:r>
         <w:rPr>
+          <w:iCs/>
           <w:i/>
-          <w:iCs/>
         </w:rPr>
         <w:t xml:space="preserve">Protect Stored Account Data</w:t>
       </w:r>
@@ -2974,8 +3066,8 @@
       </w:pPr>
       <w:r>
         <w:rPr>
+          <w:bCs/>
           <w:b/>
-          <w:bCs/>
         </w:rPr>
         <w:t xml:space="preserve">Propósito de la solicitud:</w:t>
       </w:r>
@@ -2996,26 +3088,27 @@
       <w:tblPr>
         <w:tblStyle w:val="Table"/>
         <w:tblW w:type="pct" w:w="5000"/>
-        <w:tblLayout w:type="fixed"/>
         <w:tblLook w:firstRow="1" w:lastRow="0" w:firstColumn="0" w:lastColumn="0" w:noHBand="0" w:noVBand="0" w:val="0020"/>
+        <w:jc w:val="start"/>
       </w:tblPr>
       <w:tblGrid>
         <w:gridCol w:w="7920"/>
       </w:tblGrid>
       <w:tr>
         <w:trPr>
-          <w:tblHeader w:val="on"/>
+          <w:tblHeader w:val="true"/>
         </w:trPr>
         <w:tc>
           <w:tcPr/>
           <w:p>
             <w:pPr>
               <w:pStyle w:val="Compact"/>
+              <w:jc w:val="left"/>
             </w:pPr>
             <w:r>
               <w:rPr>
+                <w:bCs/>
                 <w:b/>
-                <w:bCs/>
               </w:rPr>
               <w:t xml:space="preserve">Grupo</w:t>
             </w:r>
@@ -3028,6 +3121,7 @@
           <w:p>
             <w:pPr>
               <w:pStyle w:val="Compact"/>
+              <w:jc w:val="left"/>
             </w:pPr>
             <w:r>
               <w:t xml:space="preserve">tención 3.1</w:t>
@@ -3041,6 +3135,7 @@
           <w:p>
             <w:pPr>
               <w:pStyle w:val="Compact"/>
+              <w:jc w:val="left"/>
             </w:pPr>
             <w:r>
               <w:t xml:space="preserve">3.2</w:t>
@@ -3054,6 +3149,7 @@
           <w:p>
             <w:pPr>
               <w:pStyle w:val="Compact"/>
+              <w:jc w:val="left"/>
             </w:pPr>
             <w:r>
               <w:t xml:space="preserve">tención 3.3</w:t>
@@ -3067,6 +3163,7 @@
           <w:p>
             <w:pPr>
               <w:pStyle w:val="Compact"/>
+              <w:jc w:val="left"/>
             </w:pPr>
             <w:r>
               <w:t xml:space="preserve">3.4</w:t>
@@ -3109,8 +3206,8 @@
       </w:pPr>
       <w:r>
         <w:rPr>
+          <w:iCs/>
           <w:i/>
-          <w:iCs/>
         </w:rPr>
         <w:t xml:space="preserve">Prohibición crítica</w:t>
       </w:r>
@@ -3127,8 +3224,8 @@
         <w:t xml:space="preserve">|. |</w:t>
       </w:r>
     </w:p>
-    <w:bookmarkEnd w:id="23"/>
-    <w:bookmarkStart w:id="24" w:name="requisement-4-transmission-cryptography"/>
+    <w:bookmarkEnd w:id="34"/>
+    <w:bookmarkStart w:id="35" w:name="requisement-4-transmission-cryptography"/>
     <w:p>
       <w:pPr>
         <w:pStyle w:val="Heading1"/>
@@ -3143,8 +3240,8 @@
       </w:pPr>
       <w:r>
         <w:rPr>
+          <w:iCs/>
           <w:i/>
-          <w:iCs/>
         </w:rPr>
         <w:t xml:space="preserve">Protect Cardholder Data with Strong Cryptography During Transmission Over Open, Public Networks</w:t>
       </w:r>
@@ -3155,8 +3252,8 @@
       </w:pPr>
       <w:r>
         <w:rPr>
+          <w:bCs/>
           <w:b/>
-          <w:bCs/>
         </w:rPr>
         <w:t xml:space="preserve">Propósito de solicitud:</w:t>
       </w:r>
@@ -3179,26 +3276,27 @@
       <w:tblPr>
         <w:tblStyle w:val="Table"/>
         <w:tblW w:type="pct" w:w="5000"/>
-        <w:tblLayout w:type="fixed"/>
         <w:tblLook w:firstRow="1" w:lastRow="0" w:firstColumn="0" w:lastColumn="0" w:noHBand="0" w:noVBand="0" w:val="0020"/>
+        <w:jc w:val="start"/>
       </w:tblPr>
       <w:tblGrid>
         <w:gridCol w:w="7920"/>
       </w:tblGrid>
       <w:tr>
         <w:trPr>
-          <w:tblHeader w:val="on"/>
+          <w:tblHeader w:val="true"/>
         </w:trPr>
         <w:tc>
           <w:tcPr/>
           <w:p>
             <w:pPr>
               <w:pStyle w:val="Compact"/>
+              <w:jc w:val="left"/>
             </w:pPr>
             <w:r>
               <w:rPr>
+                <w:bCs/>
                 <w:b/>
-                <w:bCs/>
               </w:rPr>
               <w:t xml:space="preserve">Grupo</w:t>
             </w:r>
@@ -3211,6 +3309,7 @@
           <w:p>
             <w:pPr>
               <w:pStyle w:val="Compact"/>
+              <w:jc w:val="left"/>
             </w:pPr>
             <w:r>
               <w:t xml:space="preserve">tención 4.1</w:t>
@@ -3224,6 +3323,7 @@
           <w:p>
             <w:pPr>
               <w:pStyle w:val="Compact"/>
+              <w:jc w:val="left"/>
             </w:pPr>
             <w:r>
               <w:t xml:space="preserve">TEN 4.2</w:t>
@@ -3254,8 +3354,8 @@
       </w:pPr>
       <w:r>
         <w:rPr>
+          <w:iCs/>
           <w:i/>
-          <w:iCs/>
         </w:rPr>
         <w:t xml:space="preserve">Proteger todos los sistemas y redes del software malicioso</w:t>
       </w:r>
@@ -3266,8 +3366,8 @@
       </w:pPr>
       <w:r>
         <w:rPr>
+          <w:bCs/>
           <w:b/>
-          <w:bCs/>
         </w:rPr>
         <w:t xml:space="preserve">Propósito de la adquisición:</w:t>
       </w:r>
@@ -3290,8 +3390,8 @@
       </w:pPr>
       <w:r>
         <w:rPr>
+          <w:bCs/>
           <w:b/>
-          <w:bCs/>
         </w:rPr>
         <w:t xml:space="preserve">Grupo</w:t>
       </w:r>
@@ -3306,8 +3406,8 @@
       </w:r>
       <w:r>
         <w:rPr>
+          <w:bCs/>
           <w:b/>
-          <w:bCs/>
         </w:rPr>
         <w:t xml:space="preserve">Significado claro</w:t>
       </w:r>
@@ -3322,8 +3422,8 @@
       </w:r>
       <w:r>
         <w:rPr>
+          <w:bCs/>
           <w:b/>
-          <w:bCs/>
         </w:rPr>
         <w:t xml:space="preserve">Enfoque de verificación</w:t>
       </w:r>
@@ -3338,8 +3438,8 @@
       </w:r>
       <w:r>
         <w:rPr>
+          <w:bCs/>
           <w:b/>
-          <w:bCs/>
         </w:rPr>
         <w:t xml:space="preserve">Evidencia de ejemplo</w:t>
       </w:r>
@@ -3390,8 +3490,8 @@
         <w:t xml:space="preserve">** Nota de evaluación** Utilice el texto oficial PCI DSS v4.0.1 y el modelo de presentación de informes aplicable para requisitos exactos, notas de aplicabilidad, procedimientos de prueba, opciones de respuesta y documentación. Este manual explica; no reemplaza el estándar.</w:t>
       </w:r>
     </w:p>
-    <w:bookmarkEnd w:id="24"/>
-    <w:bookmarkStart w:id="25" w:name="Xeec1017ce63c1a185ca0e664969aceafc484620"/>
+    <w:bookmarkEnd w:id="35"/>
+    <w:bookmarkStart w:id="36" w:name="Xeec1017ce63c1a185ca0e664969aceafc484620"/>
     <w:p>
       <w:pPr>
         <w:pStyle w:val="Heading1"/>
@@ -3406,8 +3506,8 @@
       </w:pPr>
       <w:r>
         <w:rPr>
+          <w:iCs/>
           <w:i/>
-          <w:iCs/>
         </w:rPr>
         <w:t xml:space="preserve">Desarrollar y mantener sistemas y software seguros</w:t>
       </w:r>
@@ -3418,8 +3518,8 @@
       </w:pPr>
       <w:r>
         <w:rPr>
+          <w:bCs/>
           <w:b/>
-          <w:bCs/>
         </w:rPr>
         <w:t xml:space="preserve">Propósito de la adquisición:</w:t>
       </w:r>
@@ -3440,26 +3540,27 @@
       <w:tblPr>
         <w:tblStyle w:val="Table"/>
         <w:tblW w:type="pct" w:w="5000"/>
-        <w:tblLayout w:type="fixed"/>
         <w:tblLook w:firstRow="1" w:lastRow="0" w:firstColumn="0" w:lastColumn="0" w:noHBand="0" w:noVBand="0" w:val="0020"/>
+        <w:jc w:val="start"/>
       </w:tblPr>
       <w:tblGrid>
         <w:gridCol w:w="7920"/>
       </w:tblGrid>
       <w:tr>
         <w:trPr>
-          <w:tblHeader w:val="on"/>
+          <w:tblHeader w:val="true"/>
         </w:trPr>
         <w:tc>
           <w:tcPr/>
           <w:p>
             <w:pPr>
               <w:pStyle w:val="Compact"/>
+              <w:jc w:val="left"/>
             </w:pPr>
             <w:r>
               <w:rPr>
+                <w:bCs/>
                 <w:b/>
-                <w:bCs/>
               </w:rPr>
               <w:t xml:space="preserve">Grupo</w:t>
             </w:r>
@@ -3472,6 +3573,7 @@
           <w:p>
             <w:pPr>
               <w:pStyle w:val="Compact"/>
+              <w:jc w:val="left"/>
             </w:pPr>
             <w:r>
               <w:t xml:space="preserve">tención 6.1</w:t>
@@ -3485,6 +3587,7 @@
           <w:p>
             <w:pPr>
               <w:pStyle w:val="Compact"/>
+              <w:jc w:val="left"/>
             </w:pPr>
             <w:r>
               <w:t xml:space="preserve">TEN 6.2</w:t>
@@ -3498,6 +3601,7 @@
           <w:p>
             <w:pPr>
               <w:pStyle w:val="Compact"/>
+              <w:jc w:val="left"/>
             </w:pPr>
             <w:r>
               <w:t xml:space="preserve">TEN 6.3</w:t>
@@ -3511,6 +3615,7 @@
           <w:p>
             <w:pPr>
               <w:pStyle w:val="Compact"/>
+              <w:jc w:val="left"/>
             </w:pPr>
             <w:r>
               <w:t xml:space="preserve">tención 6.4</w:t>
@@ -3524,6 +3629,7 @@
           <w:p>
             <w:pPr>
               <w:pStyle w:val="Compact"/>
+              <w:jc w:val="left"/>
             </w:pPr>
             <w:r>
               <w:t xml:space="preserve">TEN 6.5</w:t>
@@ -3548,7 +3654,13 @@
         <w:t xml:space="preserve">■img src=</w:t>
       </w:r>
       <w:r>
-        <w:t xml:space="preserve">“media/image6.png”</w:t>
+        <w:t xml:space="preserve">“</w:t>
+      </w:r>
+      <w:r>
+        <w:t xml:space="preserve">media/image6.png</w:t>
+      </w:r>
+      <w:r>
+        <w:t xml:space="preserve">”</w:t>
       </w:r>
       <w:r>
         <w:t xml:space="preserve"> </w:t>
@@ -3557,7 +3669,13 @@
         <w:t xml:space="preserve">estilo=</w:t>
       </w:r>
       <w:r>
-        <w:t xml:space="preserve">“Ancho:6.15in; Altura:3.05in”</w:t>
+        <w:t xml:space="preserve">“</w:t>
+      </w:r>
+      <w:r>
+        <w:t xml:space="preserve">Ancho:6.15in; Altura:3.05in</w:t>
+      </w:r>
+      <w:r>
+        <w:t xml:space="preserve">”</w:t>
       </w:r>
       <w:r>
         <w:t xml:space="preserve"> </w:t>
@@ -3566,7 +3684,13 @@
         <w:t xml:space="preserve">alt=</w:t>
       </w:r>
       <w:r>
-        <w:t xml:space="preserve">“Inventario, autoriza, valida, monitor, y responde a cambios de script y encabezado de página de pago.”</w:t>
+        <w:t xml:space="preserve">“</w:t>
+      </w:r>
+      <w:r>
+        <w:t xml:space="preserve">Inventario, autoriza, valida, monitor, y responde a cambios de script y encabezado de página de pago.</w:t>
+      </w:r>
+      <w:r>
+        <w:t xml:space="preserve">”</w:t>
       </w:r>
       <w:r>
         <w:t xml:space="preserve"> </w:t>
@@ -3577,11 +3701,11 @@
     </w:p>
     <w:p>
       <w:pPr>
-        <w:pStyle w:val="Compact"/>
         <w:numPr>
           <w:ilvl w:val="0"/>
           <w:numId w:val="1008"/>
         </w:numPr>
+        <w:pStyle w:val="Compact"/>
       </w:pPr>
       <w:r>
         <w:t xml:space="preserve">Protección de las páginas de pago del comercio electrónico</w:t>
@@ -3595,8 +3719,8 @@
         <w:t xml:space="preserve">Las necesidades 6.4.3 y 11.6.1 son ahora eficaces. Mantener un inventario y una justificación comercial o técnica para los scripts de página de pago, autorizarlos, asegurar su integridad y desplegar la detección de cambios/tamper para las páginas pertinentes y los encabezados HTTP al menos con la frecuencia necesaria o apoyada por el análisis de riesgo específico permitido.</w:t>
       </w:r>
     </w:p>
-    <w:bookmarkEnd w:id="25"/>
-    <w:bookmarkStart w:id="26" w:name="requisito-7---necesidad-de-los-negocios"/>
+    <w:bookmarkEnd w:id="36"/>
+    <w:bookmarkStart w:id="37" w:name="requisito-7---necesidad-de-los-negocios"/>
     <w:p>
       <w:pPr>
         <w:pStyle w:val="Heading1"/>
@@ -3611,8 +3735,8 @@
       </w:pPr>
       <w:r>
         <w:rPr>
+          <w:iCs/>
           <w:i/>
-          <w:iCs/>
         </w:rPr>
         <w:t xml:space="preserve">Restrict Access to System Components and Cardholder Data by Business Need to Know</w:t>
       </w:r>
@@ -3623,8 +3747,8 @@
       </w:pPr>
       <w:r>
         <w:rPr>
+          <w:bCs/>
           <w:b/>
-          <w:bCs/>
         </w:rPr>
         <w:t xml:space="preserve">Propósito de la adquisición:</w:t>
       </w:r>
@@ -3647,26 +3771,27 @@
       <w:tblPr>
         <w:tblStyle w:val="Table"/>
         <w:tblW w:type="pct" w:w="5000"/>
-        <w:tblLayout w:type="fixed"/>
         <w:tblLook w:firstRow="1" w:lastRow="0" w:firstColumn="0" w:lastColumn="0" w:noHBand="0" w:noVBand="0" w:val="0020"/>
+        <w:jc w:val="start"/>
       </w:tblPr>
       <w:tblGrid>
         <w:gridCol w:w="7920"/>
       </w:tblGrid>
       <w:tr>
         <w:trPr>
-          <w:tblHeader w:val="on"/>
+          <w:tblHeader w:val="true"/>
         </w:trPr>
         <w:tc>
           <w:tcPr/>
           <w:p>
             <w:pPr>
               <w:pStyle w:val="Compact"/>
+              <w:jc w:val="left"/>
             </w:pPr>
             <w:r>
               <w:rPr>
+                <w:bCs/>
                 <w:b/>
-                <w:bCs/>
               </w:rPr>
               <w:t xml:space="preserve">Grupo</w:t>
             </w:r>
@@ -3679,6 +3804,7 @@
           <w:p>
             <w:pPr>
               <w:pStyle w:val="Compact"/>
+              <w:jc w:val="left"/>
             </w:pPr>
             <w:r>
               <w:t xml:space="preserve">7.1</w:t>
@@ -3692,6 +3818,7 @@
           <w:p>
             <w:pPr>
               <w:pStyle w:val="Compact"/>
+              <w:jc w:val="left"/>
             </w:pPr>
             <w:r>
               <w:t xml:space="preserve">TEN 7.2</w:t>
@@ -3705,6 +3832,7 @@
           <w:p>
             <w:pPr>
               <w:pStyle w:val="Compact"/>
+              <w:jc w:val="left"/>
             </w:pPr>
             <w:r>
               <w:t xml:space="preserve">TEN 7.3</w:t>
@@ -3721,8 +3849,8 @@
         <w:t xml:space="preserve">** Nota de evaluación** Utilice el texto oficial PCI DSS v4.0.1 y el modelo de presentación de informes aplicable para requisitos exactos, notas de aplicabilidad, procedimientos de prueba, opciones de respuesta y documentación. Este manual explica; no reemplaza el estándar.</w:t>
       </w:r>
     </w:p>
-    <w:bookmarkEnd w:id="26"/>
-    <w:bookmarkStart w:id="27" w:name="requisito-8---identidad-y-autenticación"/>
+    <w:bookmarkEnd w:id="37"/>
+    <w:bookmarkStart w:id="38" w:name="requisito-8---identidad-y-autenticación"/>
     <w:p>
       <w:pPr>
         <w:pStyle w:val="Heading1"/>
@@ -3737,8 +3865,8 @@
       </w:pPr>
       <w:r>
         <w:rPr>
+          <w:iCs/>
           <w:i/>
-          <w:iCs/>
         </w:rPr>
         <w:t xml:space="preserve">Identificar a los usuarios y Autentizar el acceso a los componentes del sistema</w:t>
       </w:r>
@@ -3749,8 +3877,8 @@
       </w:pPr>
       <w:r>
         <w:rPr>
+          <w:bCs/>
           <w:b/>
-          <w:bCs/>
         </w:rPr>
         <w:t xml:space="preserve">Propósito de solicitud:</w:t>
       </w:r>
@@ -3773,26 +3901,27 @@
       <w:tblPr>
         <w:tblStyle w:val="Table"/>
         <w:tblW w:type="pct" w:w="5000"/>
-        <w:tblLayout w:type="fixed"/>
         <w:tblLook w:firstRow="1" w:lastRow="0" w:firstColumn="0" w:lastColumn="0" w:noHBand="0" w:noVBand="0" w:val="0020"/>
+        <w:jc w:val="start"/>
       </w:tblPr>
       <w:tblGrid>
         <w:gridCol w:w="7920"/>
       </w:tblGrid>
       <w:tr>
         <w:trPr>
-          <w:tblHeader w:val="on"/>
+          <w:tblHeader w:val="true"/>
         </w:trPr>
         <w:tc>
           <w:tcPr/>
           <w:p>
             <w:pPr>
               <w:pStyle w:val="Compact"/>
+              <w:jc w:val="left"/>
             </w:pPr>
             <w:r>
               <w:rPr>
+                <w:bCs/>
                 <w:b/>
-                <w:bCs/>
               </w:rPr>
               <w:t xml:space="preserve">Grupo</w:t>
             </w:r>
@@ -3805,6 +3934,7 @@
           <w:p>
             <w:pPr>
               <w:pStyle w:val="Compact"/>
+              <w:jc w:val="left"/>
             </w:pPr>
             <w:r>
               <w:t xml:space="preserve">8.1</w:t>
@@ -3818,6 +3948,7 @@
           <w:p>
             <w:pPr>
               <w:pStyle w:val="Compact"/>
+              <w:jc w:val="left"/>
             </w:pPr>
             <w:r>
               <w:t xml:space="preserve">TEN 8.2</w:t>
@@ -3831,6 +3962,7 @@
           <w:p>
             <w:pPr>
               <w:pStyle w:val="Compact"/>
+              <w:jc w:val="left"/>
             </w:pPr>
             <w:r>
               <w:t xml:space="preserve">8.3</w:t>
@@ -3844,6 +3976,7 @@
           <w:p>
             <w:pPr>
               <w:pStyle w:val="Compact"/>
+              <w:jc w:val="left"/>
             </w:pPr>
             <w:r>
               <w:t xml:space="preserve">8.4</w:t>
@@ -3857,6 +3990,7 @@
           <w:p>
             <w:pPr>
               <w:pStyle w:val="Compact"/>
+              <w:jc w:val="left"/>
             </w:pPr>
             <w:r>
               <w:t xml:space="preserve">tención 8.5</w:t>
@@ -3870,6 +4004,7 @@
           <w:p>
             <w:pPr>
               <w:pStyle w:val="Compact"/>
+              <w:jc w:val="left"/>
             </w:pPr>
             <w:r>
               <w:t xml:space="preserve">TEN 8.6</w:t>
@@ -3888,11 +4023,11 @@
     </w:p>
     <w:p>
       <w:pPr>
-        <w:pStyle w:val="Compact"/>
         <w:numPr>
           <w:ilvl w:val="0"/>
           <w:numId w:val="1009"/>
         </w:numPr>
+        <w:pStyle w:val="Compact"/>
       </w:pPr>
       <w:r>
         <w:t xml:space="preserve">Recordatorio de la autenticación* Requirement 8 contiene reglas detalladas para IDs únicos, cuentas inactivas y terminadas, contraseñas fuertes/passphrases, MFA, cuentas de servicio, factores de autenticación y reseteo seguro. Verifique la aplicabilidad exacta en el estándar oficial.</w:t>
@@ -3918,8 +4053,8 @@
       </w:pPr>
       <w:r>
         <w:rPr>
+          <w:iCs/>
           <w:i/>
-          <w:iCs/>
         </w:rPr>
         <w:t xml:space="preserve">Restrict Physical Access to Cardholder Data</w:t>
       </w:r>
@@ -3930,8 +4065,8 @@
       </w:pPr>
       <w:r>
         <w:rPr>
+          <w:bCs/>
           <w:b/>
-          <w:bCs/>
         </w:rPr>
         <w:t xml:space="preserve">Propósito de la solicitud:</w:t>
       </w:r>
@@ -3954,26 +4089,27 @@
       <w:tblPr>
         <w:tblStyle w:val="Table"/>
         <w:tblW w:type="pct" w:w="5000"/>
-        <w:tblLayout w:type="fixed"/>
         <w:tblLook w:firstRow="1" w:lastRow="0" w:firstColumn="0" w:lastColumn="0" w:noHBand="0" w:noVBand="0" w:val="0020"/>
+        <w:jc w:val="start"/>
       </w:tblPr>
       <w:tblGrid>
         <w:gridCol w:w="7920"/>
       </w:tblGrid>
       <w:tr>
         <w:trPr>
-          <w:tblHeader w:val="on"/>
+          <w:tblHeader w:val="true"/>
         </w:trPr>
         <w:tc>
           <w:tcPr/>
           <w:p>
             <w:pPr>
               <w:pStyle w:val="Compact"/>
+              <w:jc w:val="left"/>
             </w:pPr>
             <w:r>
               <w:rPr>
+                <w:bCs/>
                 <w:b/>
-                <w:bCs/>
               </w:rPr>
               <w:t xml:space="preserve">Grupo</w:t>
             </w:r>
@@ -3986,6 +4122,7 @@
           <w:p>
             <w:pPr>
               <w:pStyle w:val="Compact"/>
+              <w:jc w:val="left"/>
             </w:pPr>
             <w:r>
               <w:t xml:space="preserve">TEN 9.1</w:t>
@@ -3999,6 +4136,7 @@
           <w:p>
             <w:pPr>
               <w:pStyle w:val="Compact"/>
+              <w:jc w:val="left"/>
             </w:pPr>
             <w:r>
               <w:t xml:space="preserve">TEN 9.2</w:t>
@@ -4012,6 +4150,7 @@
           <w:p>
             <w:pPr>
               <w:pStyle w:val="Compact"/>
+              <w:jc w:val="left"/>
             </w:pPr>
             <w:r>
               <w:t xml:space="preserve">9.3</w:t>
@@ -4025,6 +4164,7 @@
           <w:p>
             <w:pPr>
               <w:pStyle w:val="Compact"/>
+              <w:jc w:val="left"/>
             </w:pPr>
             <w:r>
               <w:t xml:space="preserve">9.4</w:t>
@@ -4038,6 +4178,7 @@
           <w:p>
             <w:pPr>
               <w:pStyle w:val="Compact"/>
+              <w:jc w:val="left"/>
             </w:pPr>
             <w:r>
               <w:t xml:space="preserve">9.5</w:t>
@@ -4056,11 +4197,11 @@
     </w:p>
     <w:p>
       <w:pPr>
-        <w:pStyle w:val="Compact"/>
         <w:numPr>
           <w:ilvl w:val="0"/>
           <w:numId w:val="1010"/>
         </w:numPr>
+        <w:pStyle w:val="Compact"/>
       </w:pPr>
       <w:r>
         <w:t xml:space="preserve">Requisitos 10 - Logging and Monitoring</w:t>
@@ -4072,8 +4213,8 @@
       </w:pPr>
       <w:r>
         <w:rPr>
+          <w:iCs/>
           <w:i/>
-          <w:iCs/>
         </w:rPr>
         <w:t xml:space="preserve">Log and Monitor All Access to System Components and Cardholder Data</w:t>
       </w:r>
@@ -4084,8 +4225,8 @@
       </w:pPr>
       <w:r>
         <w:rPr>
+          <w:bCs/>
           <w:b/>
-          <w:bCs/>
         </w:rPr>
         <w:t xml:space="preserve">Propósito de solicitud:</w:t>
       </w:r>
@@ -4108,26 +4249,27 @@
       <w:tblPr>
         <w:tblStyle w:val="Table"/>
         <w:tblW w:type="pct" w:w="5000"/>
-        <w:tblLayout w:type="fixed"/>
         <w:tblLook w:firstRow="1" w:lastRow="0" w:firstColumn="0" w:lastColumn="0" w:noHBand="0" w:noVBand="0" w:val="0020"/>
+        <w:jc w:val="start"/>
       </w:tblPr>
       <w:tblGrid>
         <w:gridCol w:w="7920"/>
       </w:tblGrid>
       <w:tr>
         <w:trPr>
-          <w:tblHeader w:val="on"/>
+          <w:tblHeader w:val="true"/>
         </w:trPr>
         <w:tc>
           <w:tcPr/>
           <w:p>
             <w:pPr>
               <w:pStyle w:val="Compact"/>
+              <w:jc w:val="left"/>
             </w:pPr>
             <w:r>
               <w:rPr>
+                <w:bCs/>
                 <w:b/>
-                <w:bCs/>
               </w:rPr>
               <w:t xml:space="preserve">Grupo</w:t>
             </w:r>
@@ -4140,6 +4282,7 @@
           <w:p>
             <w:pPr>
               <w:pStyle w:val="Compact"/>
+              <w:jc w:val="left"/>
             </w:pPr>
             <w:r>
               <w:t xml:space="preserve">TEN 10.1</w:t>
@@ -4153,6 +4296,7 @@
           <w:p>
             <w:pPr>
               <w:pStyle w:val="Compact"/>
+              <w:jc w:val="left"/>
             </w:pPr>
             <w:r>
               <w:t xml:space="preserve">TEN 10.2 TER Generar registros de auditoría que apoyen la detección de anomalías, la rendición de cuentas, la investigación y los forenses. tención Confirme el alcance, propiedad, diseño, implementación, evidencia operativa, excepciones, corrección y retest.</w:t>
@@ -4166,6 +4310,7 @@
           <w:p>
             <w:pPr>
               <w:pStyle w:val="Compact"/>
+              <w:jc w:val="left"/>
             </w:pPr>
             <w:r>
               <w:t xml:space="preserve">TEN 10.3</w:t>
@@ -4179,6 +4324,7 @@
           <w:p>
             <w:pPr>
               <w:pStyle w:val="Compact"/>
+              <w:jc w:val="left"/>
             </w:pPr>
             <w:r>
               <w:t xml:space="preserve">TEN 10.4</w:t>
@@ -4192,6 +4338,7 @@
           <w:p>
             <w:pPr>
               <w:pStyle w:val="Compact"/>
+              <w:jc w:val="left"/>
             </w:pPr>
             <w:r>
               <w:t xml:space="preserve">TEN 10.5</w:t>
@@ -4205,6 +4352,7 @@
           <w:p>
             <w:pPr>
               <w:pStyle w:val="Compact"/>
+              <w:jc w:val="left"/>
             </w:pPr>
             <w:r>
               <w:t xml:space="preserve">TEN 10.6</w:t>
@@ -4218,6 +4366,7 @@
           <w:p>
             <w:pPr>
               <w:pStyle w:val="Compact"/>
+              <w:jc w:val="left"/>
             </w:pPr>
             <w:r>
               <w:t xml:space="preserve">10.7</w:t>
@@ -4248,8 +4397,8 @@
       </w:pPr>
       <w:r>
         <w:rPr>
+          <w:iCs/>
           <w:i/>
-          <w:iCs/>
         </w:rPr>
         <w:t xml:space="preserve">Procesos y sistemas de seguridad ordinarios</w:t>
       </w:r>
@@ -4260,8 +4409,8 @@
       </w:pPr>
       <w:r>
         <w:rPr>
+          <w:bCs/>
           <w:b/>
-          <w:bCs/>
         </w:rPr>
         <w:t xml:space="preserve">Propósito de solicitud:</w:t>
       </w:r>
@@ -4284,26 +4433,27 @@
       <w:tblPr>
         <w:tblStyle w:val="Table"/>
         <w:tblW w:type="pct" w:w="5000"/>
-        <w:tblLayout w:type="fixed"/>
         <w:tblLook w:firstRow="1" w:lastRow="0" w:firstColumn="0" w:lastColumn="0" w:noHBand="0" w:noVBand="0" w:val="0020"/>
+        <w:jc w:val="start"/>
       </w:tblPr>
       <w:tblGrid>
         <w:gridCol w:w="7920"/>
       </w:tblGrid>
       <w:tr>
         <w:trPr>
-          <w:tblHeader w:val="on"/>
+          <w:tblHeader w:val="true"/>
         </w:trPr>
         <w:tc>
           <w:tcPr/>
           <w:p>
             <w:pPr>
               <w:pStyle w:val="Compact"/>
+              <w:jc w:val="left"/>
             </w:pPr>
             <w:r>
               <w:rPr>
+                <w:bCs/>
                 <w:b/>
-                <w:bCs/>
               </w:rPr>
               <w:t xml:space="preserve">Grupo</w:t>
             </w:r>
@@ -4316,6 +4466,7 @@
           <w:p>
             <w:pPr>
               <w:pStyle w:val="Compact"/>
+              <w:jc w:val="left"/>
             </w:pPr>
             <w:r>
               <w:t xml:space="preserve">TEN 11.1</w:t>
@@ -4329,6 +4480,7 @@
           <w:p>
             <w:pPr>
               <w:pStyle w:val="Compact"/>
+              <w:jc w:val="left"/>
             </w:pPr>
             <w:r>
               <w:t xml:space="preserve">11.2</w:t>
@@ -4342,6 +4494,7 @@
           <w:p>
             <w:pPr>
               <w:pStyle w:val="Compact"/>
+              <w:jc w:val="left"/>
             </w:pPr>
             <w:r>
               <w:t xml:space="preserve">TEN 11.3</w:t>
@@ -4355,6 +4508,7 @@
           <w:p>
             <w:pPr>
               <w:pStyle w:val="Compact"/>
+              <w:jc w:val="left"/>
             </w:pPr>
             <w:r>
               <w:t xml:space="preserve">TEN 11.4</w:t>
@@ -4368,6 +4522,7 @@
           <w:p>
             <w:pPr>
               <w:pStyle w:val="Compact"/>
+              <w:jc w:val="left"/>
             </w:pPr>
             <w:r>
               <w:t xml:space="preserve">11.5</w:t>
@@ -4398,8 +4553,8 @@
       </w:pPr>
       <w:r>
         <w:rPr>
+          <w:iCs/>
           <w:i/>
-          <w:iCs/>
         </w:rPr>
         <w:t xml:space="preserve">No sustituyan las herramientas</w:t>
       </w:r>
@@ -4416,8 +4571,8 @@
         <w:t xml:space="preserve">|. |</w:t>
       </w:r>
     </w:p>
-    <w:bookmarkEnd w:id="27"/>
-    <w:bookmarkStart w:id="28" w:name="requirement-12-policies-and-programs"/>
+    <w:bookmarkEnd w:id="38"/>
+    <w:bookmarkStart w:id="39" w:name="requirement-12-policies-and-programs"/>
     <w:p>
       <w:pPr>
         <w:pStyle w:val="Heading1"/>
@@ -4432,8 +4587,8 @@
       </w:pPr>
       <w:r>
         <w:rPr>
+          <w:iCs/>
           <w:i/>
-          <w:iCs/>
         </w:rPr>
         <w:t xml:space="preserve">Apoyo Seguridad de la Información con Políticas y Programas Organizacionales</w:t>
       </w:r>
@@ -4444,8 +4599,8 @@
       </w:pPr>
       <w:r>
         <w:rPr>
+          <w:bCs/>
           <w:b/>
-          <w:bCs/>
         </w:rPr>
         <w:t xml:space="preserve">Propósito de solicitud:</w:t>
       </w:r>
@@ -4466,26 +4621,27 @@
       <w:tblPr>
         <w:tblStyle w:val="Table"/>
         <w:tblW w:type="pct" w:w="5000"/>
-        <w:tblLayout w:type="fixed"/>
         <w:tblLook w:firstRow="1" w:lastRow="0" w:firstColumn="0" w:lastColumn="0" w:noHBand="0" w:noVBand="0" w:val="0020"/>
+        <w:jc w:val="start"/>
       </w:tblPr>
       <w:tblGrid>
         <w:gridCol w:w="7920"/>
       </w:tblGrid>
       <w:tr>
         <w:trPr>
-          <w:tblHeader w:val="on"/>
+          <w:tblHeader w:val="true"/>
         </w:trPr>
         <w:tc>
           <w:tcPr/>
           <w:p>
             <w:pPr>
               <w:pStyle w:val="Compact"/>
+              <w:jc w:val="left"/>
             </w:pPr>
             <w:r>
               <w:rPr>
+                <w:bCs/>
                 <w:b/>
-                <w:bCs/>
               </w:rPr>
               <w:t xml:space="preserve">Grupo</w:t>
             </w:r>
@@ -4498,6 +4654,7 @@
           <w:p>
             <w:pPr>
               <w:pStyle w:val="Compact"/>
+              <w:jc w:val="left"/>
             </w:pPr>
             <w:r>
               <w:t xml:space="preserve">TEN 12.1</w:t>
@@ -4511,6 +4668,7 @@
           <w:p>
             <w:pPr>
               <w:pStyle w:val="Compact"/>
+              <w:jc w:val="left"/>
             </w:pPr>
             <w:r>
               <w:t xml:space="preserve">tención 12.2</w:t>
@@ -4524,6 +4682,7 @@
           <w:p>
             <w:pPr>
               <w:pStyle w:val="Compact"/>
+              <w:jc w:val="left"/>
             </w:pPr>
             <w:r>
               <w:t xml:space="preserve">TEN 12.3</w:t>
@@ -4537,6 +4696,7 @@
           <w:p>
             <w:pPr>
               <w:pStyle w:val="Compact"/>
+              <w:jc w:val="left"/>
             </w:pPr>
             <w:r>
               <w:t xml:space="preserve">TEN 12.4</w:t>
@@ -4550,6 +4710,7 @@
           <w:p>
             <w:pPr>
               <w:pStyle w:val="Compact"/>
+              <w:jc w:val="left"/>
             </w:pPr>
             <w:r>
               <w:t xml:space="preserve">TEN 12.5</w:t>
@@ -4563,6 +4724,7 @@
           <w:p>
             <w:pPr>
               <w:pStyle w:val="Compact"/>
+              <w:jc w:val="left"/>
             </w:pPr>
             <w:r>
               <w:t xml:space="preserve">12.6</w:t>
@@ -4576,6 +4738,7 @@
           <w:p>
             <w:pPr>
               <w:pStyle w:val="Compact"/>
+              <w:jc w:val="left"/>
             </w:pPr>
             <w:r>
               <w:t xml:space="preserve">TEN 12.7 ANTERIED Screen prospective personnel who will have access to the CDE, subject to law and role risk. tención Confirme el alcance, propiedad, diseño, implementación, evidencia operativa, excepciones, corrección y retest. políticas, análisis de riesgos, validación de alcances, capacitación, control de personal, archivos TPSP, ejercicios de incidentes</w:t>
@@ -4589,6 +4752,7 @@
           <w:p>
             <w:pPr>
               <w:pStyle w:val="Compact"/>
+              <w:jc w:val="left"/>
             </w:pPr>
             <w:r>
               <w:t xml:space="preserve">TEN 12.8</w:t>
@@ -4602,6 +4766,7 @@
           <w:p>
             <w:pPr>
               <w:pStyle w:val="Compact"/>
+              <w:jc w:val="left"/>
             </w:pPr>
             <w:r>
               <w:t xml:space="preserve">12.9</w:t>
@@ -4615,6 +4780,7 @@
           <w:p>
             <w:pPr>
               <w:pStyle w:val="Compact"/>
+              <w:jc w:val="left"/>
             </w:pPr>
             <w:r>
               <w:t xml:space="preserve">12.10</w:t>
@@ -4639,7 +4805,13 @@
         <w:t xml:space="preserve">יimg src=</w:t>
       </w:r>
       <w:r>
-        <w:t xml:space="preserve">“media/image7.png”</w:t>
+        <w:t xml:space="preserve">“</w:t>
+      </w:r>
+      <w:r>
+        <w:t xml:space="preserve">media/image7.png</w:t>
+      </w:r>
+      <w:r>
+        <w:t xml:space="preserve">”</w:t>
       </w:r>
       <w:r>
         <w:t xml:space="preserve"> </w:t>
@@ -4648,7 +4820,13 @@
         <w:t xml:space="preserve">style=</w:t>
       </w:r>
       <w:r>
-        <w:t xml:space="preserve">“width:6.15in;height:2.70151in”</w:t>
+        <w:t xml:space="preserve">“</w:t>
+      </w:r>
+      <w:r>
+        <w:t xml:space="preserve">width:6.15in;height:2.70151in</w:t>
+      </w:r>
+      <w:r>
+        <w:t xml:space="preserve">”</w:t>
       </w:r>
       <w:r>
         <w:t xml:space="preserve"> </w:t>
@@ -4665,8 +4843,8 @@
         <w:t xml:space="preserve">Gráfico 8 Corriente de trabajo de respuesta a incidentes de pago</w:t>
       </w:r>
     </w:p>
-    <w:bookmarkEnd w:id="28"/>
-    <w:bookmarkStart w:id="30" w:name="pruebas-evaluación-y-control"/>
+    <w:bookmarkEnd w:id="39"/>
+    <w:bookmarkStart w:id="41" w:name="pruebas-evaluación-y-control"/>
     <w:p>
       <w:pPr>
         <w:pStyle w:val="Heading1"/>
@@ -4681,8 +4859,8 @@
       </w:pPr>
       <w:r>
         <w:rPr>
+          <w:iCs/>
           <w:i/>
-          <w:iCs/>
         </w:rPr>
         <w:t xml:space="preserve">Cómo verificar que los requisitos PCI DSS se implementan y operan.</w:t>
       </w:r>
@@ -4695,7 +4873,13 @@
         <w:t xml:space="preserve">■img src=</w:t>
       </w:r>
       <w:r>
-        <w:t xml:space="preserve">“media/image8.png”</w:t>
+        <w:t xml:space="preserve">“</w:t>
+      </w:r>
+      <w:r>
+        <w:t xml:space="preserve">media/image8.png</w:t>
+      </w:r>
+      <w:r>
+        <w:t xml:space="preserve">”</w:t>
       </w:r>
       <w:r>
         <w:t xml:space="preserve"> </w:t>
@@ -4704,7 +4888,13 @@
         <w:t xml:space="preserve">style=</w:t>
       </w:r>
       <w:r>
-        <w:t xml:space="preserve">“width:6.15in;height:2.84492in”</w:t>
+        <w:t xml:space="preserve">“</w:t>
+      </w:r>
+      <w:r>
+        <w:t xml:space="preserve">width:6.15in;height:2.84492in</w:t>
+      </w:r>
+      <w:r>
+        <w:t xml:space="preserve">”</w:t>
       </w:r>
       <w:r>
         <w:t xml:space="preserve"> </w:t>
@@ -4713,7 +4903,13 @@
         <w:t xml:space="preserve">alt=</w:t>
       </w:r>
       <w:r>
-        <w:t xml:space="preserve">“Una conclusión defensible conecta criterios, alcance, diseño de control, evidencia completa, pruebas, corrección y retest.”</w:t>
+        <w:t xml:space="preserve">“</w:t>
+      </w:r>
+      <w:r>
+        <w:t xml:space="preserve">Una conclusión defensible conecta criterios, alcance, diseño de control, evidencia completa, pruebas, corrección y retest.</w:t>
+      </w:r>
+      <w:r>
+        <w:t xml:space="preserve">”</w:t>
       </w:r>
       <w:r>
         <w:t xml:space="preserve"> </w:t>
@@ -4818,7 +5014,7 @@
         <w:t xml:space="preserve">Reprueba la corrección en toda la población afectada y establece la conclusión y limitaciones.</w:t>
       </w:r>
     </w:p>
-    <w:bookmarkStart w:id="29" w:name="pruebas-prácticas"/>
+    <w:bookmarkStart w:id="40" w:name="pruebas-prácticas"/>
     <w:p>
       <w:pPr>
         <w:pStyle w:val="Heading2"/>
@@ -4833,8 +5029,8 @@
       </w:pPr>
       <w:r>
         <w:rPr>
+          <w:bCs/>
           <w:b/>
-          <w:bCs/>
         </w:rPr>
         <w:t xml:space="preserve">Area</w:t>
       </w:r>
@@ -4849,8 +5045,8 @@
       </w:r>
       <w:r>
         <w:rPr>
+          <w:bCs/>
           <w:b/>
-          <w:bCs/>
         </w:rPr>
         <w:t xml:space="preserve">Populación y muestra</w:t>
       </w:r>
@@ -4917,9 +5113,9 @@
         <w:t xml:space="preserve">← Terceras partes ← Población completa del TPSP; muestra crítica, nueva, cambiada y terminada proveedores Acuerdo de prueba, matriz de responsabilidad, estado, vigilancia, derechos de incidencia, efecto de alcance y salida TEN-Inventario, contratos, AOCs, matriz, revisiones, hallazgos y prueba de eliminación</w:t>
       </w:r>
     </w:p>
-    <w:bookmarkEnd w:id="29"/>
-    <w:bookmarkEnd w:id="30"/>
-    <w:bookmarkStart w:id="74" w:name="X54dff882c884e6107b1fdca7876ac5435c9a7b4"/>
+    <w:bookmarkEnd w:id="40"/>
+    <w:bookmarkEnd w:id="41"/>
+    <w:bookmarkStart w:id="85" w:name="X54dff882c884e6107b1fdca7876ac5435c9a7b4"/>
     <w:p>
       <w:pPr>
         <w:pStyle w:val="Heading1"/>
@@ -4930,11 +5126,11 @@
     </w:p>
     <w:p>
       <w:pPr>
-        <w:pStyle w:val="Compact"/>
         <w:numPr>
           <w:ilvl w:val="0"/>
           <w:numId w:val="1012"/>
         </w:numPr>
+        <w:pStyle w:val="Compact"/>
       </w:pPr>
       <w:r>
         <w:t xml:space="preserve">Enlaces oficiales, inicios rápidos seguros, pruebas y limitaciones.*</w:t>
@@ -4945,24 +5141,26 @@
         <w:tblStyle w:val="Table"/>
         <w:tblW w:type="auto" w:w="0"/>
         <w:tblLook w:firstRow="1" w:lastRow="0" w:firstColumn="0" w:lastColumn="0" w:noHBand="0" w:noVBand="0" w:val="0020"/>
+        <w:jc w:val="start"/>
       </w:tblPr>
       <w:tblGrid>
         <w:gridCol w:w="7920"/>
       </w:tblGrid>
       <w:tr>
         <w:trPr>
-          <w:tblHeader w:val="on"/>
+          <w:tblHeader w:val="true"/>
         </w:trPr>
         <w:tc>
           <w:tcPr/>
           <w:p>
             <w:pPr>
               <w:pStyle w:val="Compact"/>
+              <w:jc w:val="left"/>
             </w:pPr>
             <w:r>
               <w:rPr>
+                <w:bCs/>
                 <w:b/>
-                <w:bCs/>
               </w:rPr>
               <w:t xml:space="preserve">Herramienta</w:t>
             </w:r>
@@ -4975,6 +5173,7 @@
           <w:p>
             <w:pPr>
               <w:pStyle w:val="Compact"/>
+              <w:jc w:val="left"/>
             </w:pPr>
             <w:r>
               <w:t xml:space="preserve">CISO Assistant</w:t>
@@ -4988,6 +5187,7 @@
           <w:p>
             <w:pPr>
               <w:pStyle w:val="Compact"/>
+              <w:jc w:val="left"/>
             </w:pPr>
             <w:r>
               <w:t xml:space="preserve">tención Wazuh</w:t>
@@ -5001,6 +5201,7 @@
           <w:p>
             <w:pPr>
               <w:pStyle w:val="Compact"/>
+              <w:jc w:val="left"/>
             </w:pPr>
             <w:r>
               <w:t xml:space="preserve">Silencioso osquery</w:t>
@@ -5014,6 +5215,7 @@
           <w:p>
             <w:pPr>
               <w:pStyle w:val="Compact"/>
+              <w:jc w:val="left"/>
             </w:pPr>
             <w:r>
               <w:t xml:space="preserve">OpenSCAP ← Evaluación de la configuración segura de Linux</w:t>
@@ -5027,6 +5229,7 @@
           <w:p>
             <w:pPr>
               <w:pStyle w:val="Compact"/>
+              <w:jc w:val="left"/>
             </w:pPr>
             <w:r>
               <w:t xml:space="preserve">Greenbone Community Edition</w:t>
@@ -5040,6 +5243,7 @@
           <w:p>
             <w:pPr>
               <w:pStyle w:val="Compact"/>
+              <w:jc w:val="left"/>
             </w:pPr>
             <w:r>
               <w:t xml:space="preserve">Nmap</w:t>
@@ -5053,6 +5257,7 @@
           <w:p>
             <w:pPr>
               <w:pStyle w:val="Compact"/>
+              <w:jc w:val="left"/>
             </w:pPr>
             <w:r>
               <w:t xml:space="preserve">tención Trivy</w:t>
@@ -5066,6 +5271,7 @@
           <w:p>
             <w:pPr>
               <w:pStyle w:val="Compact"/>
+              <w:jc w:val="left"/>
             </w:pPr>
             <w:r>
               <w:t xml:space="preserve">OWASP ZAP</w:t>
@@ -5114,11 +5320,11 @@
     </w:p>
     <w:p>
       <w:pPr>
-        <w:pStyle w:val="Compact"/>
         <w:numPr>
           <w:ilvl w:val="0"/>
           <w:numId w:val="1013"/>
         </w:numPr>
+        <w:pStyle w:val="Compact"/>
       </w:pPr>
       <w:r>
         <w:t xml:space="preserve">Limitación crítica* Estas herramientas pueden apoyar pruebas y operaciones de seguridad. No pueden hacer que una entidad PCI DSS cumpla, reemplazar un juicio QSA/ISA, reemplazar los escaneos ASV requeridos, o reemplazar las pruebas de penetración calificadas. |</w:t>
@@ -5130,7 +5336,7 @@
         <w:t xml:space="preserve">|. |</w:t>
       </w:r>
     </w:p>
-    <w:bookmarkStart w:id="31" w:name="validación-de-herramientas"/>
+    <w:bookmarkStart w:id="42" w:name="validación-de-herramientas"/>
     <w:p>
       <w:pPr>
         <w:pStyle w:val="Heading2"/>
@@ -5216,8 +5422,8 @@
         <w:t xml:space="preserve">Revalidate después de cambios, mejoras, cambios de integración o fracasos.</w:t>
       </w:r>
     </w:p>
-    <w:bookmarkEnd w:id="31"/>
-    <w:bookmarkStart w:id="33" w:name="ciso-assistant"/>
+    <w:bookmarkEnd w:id="42"/>
+    <w:bookmarkStart w:id="44" w:name="ciso-assistant"/>
     <w:p>
       <w:pPr>
         <w:pStyle w:val="Heading2"/>
@@ -5240,8 +5446,8 @@
       </w:pPr>
       <w:r>
         <w:rPr>
+          <w:bCs/>
           <w:b/>
-          <w:bCs/>
         </w:rPr>
         <w:t xml:space="preserve">Documentación oficial:</w:t>
       </w:r>
@@ -5252,7 +5458,7 @@
         <w:t xml:space="preserve">Abra la guía oficial de asistentes CISO(https://intuitem.gitbook.io/ciso-assistant)</w:t>
       </w:r>
     </w:p>
-    <w:bookmarkStart w:id="32" w:name="inicio-rápido"/>
+    <w:bookmarkStart w:id="43" w:name="inicio-rápido"/>
     <w:p>
       <w:pPr>
         <w:pStyle w:val="Heading3"/>
@@ -5269,9 +5475,9 @@
         <w:t xml:space="preserve">Crear un comerciante ficticio, mapear cinco grupos de requisitos, asignar propietarios, adjuntar evidencia sanitaria, y rastrear una brecha a través de la prueba.</w:t>
       </w:r>
     </w:p>
-    <w:bookmarkEnd w:id="32"/>
-    <w:bookmarkEnd w:id="33"/>
-    <w:bookmarkStart w:id="34" w:name="evidencia-y-limitación"/>
+    <w:bookmarkEnd w:id="43"/>
+    <w:bookmarkEnd w:id="44"/>
+    <w:bookmarkStart w:id="45" w:name="evidencia-y-limitación"/>
     <w:p>
       <w:pPr>
         <w:pStyle w:val="Heading2"/>
@@ -5288,8 +5494,8 @@
         <w:t xml:space="preserve">Retener autorización, propósito, población objetivo completa, versiones, configuración, resultado bruto, revisor, decisión, acción correctiva, excepción y retest. Proteger resultados que contengan PAN, credenciales, arquitectura, identidades o vulnerabilidades. Nunca coloque datos de cuenta real en una herramienta no aprobada.</w:t>
       </w:r>
     </w:p>
-    <w:bookmarkEnd w:id="34"/>
-    <w:bookmarkStart w:id="36" w:name="wazuh"/>
+    <w:bookmarkEnd w:id="45"/>
+    <w:bookmarkStart w:id="47" w:name="wazuh"/>
     <w:p>
       <w:pPr>
         <w:pStyle w:val="Heading2"/>
@@ -5312,8 +5518,8 @@
       </w:pPr>
       <w:r>
         <w:rPr>
+          <w:bCs/>
           <w:b/>
-          <w:bCs/>
         </w:rPr>
         <w:t xml:space="preserve">Documentación oficial:</w:t>
       </w:r>
@@ -5324,7 +5530,7 @@
         <w:t xml:space="preserve">Abra la guía oficial Wazuh realizada/u título](https://documentation.wazuh.com/current/quickstart.html)</w:t>
       </w:r>
     </w:p>
-    <w:bookmarkStart w:id="35" w:name="inicio-rápido-1"/>
+    <w:bookmarkStart w:id="46" w:name="inicio-rápido-1"/>
     <w:p>
       <w:pPr>
         <w:pStyle w:val="Heading3"/>
@@ -5341,9 +5547,9 @@
         <w:t xml:space="preserve">Conectar un endpoint de laboratorio autorizado, generar un evento inofensivo, revisar la alerta y retener el evento, regla, revisión y ticket.</w:t>
       </w:r>
     </w:p>
-    <w:bookmarkEnd w:id="35"/>
-    <w:bookmarkEnd w:id="36"/>
-    <w:bookmarkStart w:id="37" w:name="evidencia-y-limitación-1"/>
+    <w:bookmarkEnd w:id="46"/>
+    <w:bookmarkEnd w:id="47"/>
+    <w:bookmarkStart w:id="48" w:name="evidencia-y-limitación-1"/>
     <w:p>
       <w:pPr>
         <w:pStyle w:val="Heading2"/>
@@ -5360,8 +5566,8 @@
         <w:t xml:space="preserve">Retener autorización, propósito, población objetivo completa, versiones, configuración, resultado bruto, revisor, decisión, acción correctiva, excepción y retest. Proteger resultados que contengan PAN, credenciales, arquitectura, identidades o vulnerabilidades. Nunca coloque datos de cuenta real en una herramienta no aprobada.</w:t>
       </w:r>
     </w:p>
-    <w:bookmarkEnd w:id="37"/>
-    <w:bookmarkStart w:id="39" w:name="osquery"/>
+    <w:bookmarkEnd w:id="48"/>
+    <w:bookmarkStart w:id="50" w:name="osquery"/>
     <w:p>
       <w:pPr>
         <w:pStyle w:val="Heading2"/>
@@ -5384,8 +5590,8 @@
       </w:pPr>
       <w:r>
         <w:rPr>
+          <w:bCs/>
           <w:b/>
-          <w:bCs/>
         </w:rPr>
         <w:t xml:space="preserve">Documentación oficial:</w:t>
       </w:r>
@@ -5396,7 +5602,7 @@
         <w:t xml:space="preserve">[Seguido]Abre la guía oficial del osquery realizada/u contacto](https://osquery.readthedocs.io/en/stable/)</w:t>
       </w:r>
     </w:p>
-    <w:bookmarkStart w:id="38" w:name="inicio-rápido-2"/>
+    <w:bookmarkStart w:id="49" w:name="inicio-rápido-2"/>
     <w:p>
       <w:pPr>
         <w:pStyle w:val="Heading3"/>
@@ -5413,9 +5619,9 @@
         <w:t xml:space="preserve">Usuarios de laboratorio de consulta, software, servicios, cifrado o procesos; mantener consultas, población de acogida, tiempo, salida y revisión.</w:t>
       </w:r>
     </w:p>
-    <w:bookmarkEnd w:id="38"/>
-    <w:bookmarkEnd w:id="39"/>
-    <w:bookmarkStart w:id="40" w:name="evidencia-y-limitación-2"/>
+    <w:bookmarkEnd w:id="49"/>
+    <w:bookmarkEnd w:id="50"/>
+    <w:bookmarkStart w:id="51" w:name="evidencia-y-limitación-2"/>
     <w:p>
       <w:pPr>
         <w:pStyle w:val="Heading2"/>
@@ -5432,8 +5638,8 @@
         <w:t xml:space="preserve">Retener autorización, propósito, población objetivo completa, versiones, configuración, resultado bruto, revisor, decisión, acción correctiva, excepción y retest. Proteger resultados que contengan PAN, credenciales, arquitectura, identidades o vulnerabilidades. Nunca coloque datos de cuenta real en una herramienta no aprobada.</w:t>
       </w:r>
     </w:p>
-    <w:bookmarkEnd w:id="40"/>
-    <w:bookmarkStart w:id="42" w:name="openscap"/>
+    <w:bookmarkEnd w:id="51"/>
+    <w:bookmarkStart w:id="53" w:name="openscap"/>
     <w:p>
       <w:pPr>
         <w:pStyle w:val="Heading2"/>
@@ -5456,8 +5662,8 @@
       </w:pPr>
       <w:r>
         <w:rPr>
+          <w:bCs/>
           <w:b/>
-          <w:bCs/>
         </w:rPr>
         <w:t xml:space="preserve">Documentación oficial:</w:t>
       </w:r>
@@ -5468,7 +5674,7 @@
         <w:t xml:space="preserve">[Seguido]Abre la guía oficial OpenSCAP efectuada/u contacto](https://www.open-scap.org/getting-started/)</w:t>
       </w:r>
     </w:p>
-    <w:bookmarkStart w:id="41" w:name="inicio-rápido-3"/>
+    <w:bookmarkStart w:id="52" w:name="inicio-rápido-3"/>
     <w:p>
       <w:pPr>
         <w:pStyle w:val="Heading3"/>
@@ -5485,9 +5691,9 @@
         <w:t xml:space="preserve">Evaluar un laboratorio Linux aprobado contra un perfil adecuado, corregir un ajuste aprobado y comparar informes.</w:t>
       </w:r>
     </w:p>
-    <w:bookmarkEnd w:id="41"/>
-    <w:bookmarkEnd w:id="42"/>
-    <w:bookmarkStart w:id="43" w:name="evidencia-y-limitación-3"/>
+    <w:bookmarkEnd w:id="52"/>
+    <w:bookmarkEnd w:id="53"/>
+    <w:bookmarkStart w:id="54" w:name="evidencia-y-limitación-3"/>
     <w:p>
       <w:pPr>
         <w:pStyle w:val="Heading2"/>
@@ -5504,8 +5710,8 @@
         <w:t xml:space="preserve">Retener autorización, propósito, población objetivo completa, versiones, configuración, resultado bruto, revisor, decisión, acción correctiva, excepción y retest. Proteger resultados que contengan PAN, credenciales, arquitectura, identidades o vulnerabilidades. Nunca coloque datos de cuenta real en una herramienta no aprobada.</w:t>
       </w:r>
     </w:p>
-    <w:bookmarkEnd w:id="43"/>
-    <w:bookmarkStart w:id="45" w:name="greenbone-community-edition"/>
+    <w:bookmarkEnd w:id="54"/>
+    <w:bookmarkStart w:id="56" w:name="greenbone-community-edition"/>
     <w:p>
       <w:pPr>
         <w:pStyle w:val="Heading2"/>
@@ -5528,8 +5734,8 @@
       </w:pPr>
       <w:r>
         <w:rPr>
+          <w:bCs/>
           <w:b/>
-          <w:bCs/>
         </w:rPr>
         <w:t xml:space="preserve">Documentación oficial:</w:t>
       </w:r>
@@ -5540,7 +5746,7 @@
         <w:t xml:space="preserve">[Seguridad]Abre la guía oficial Greenbone Community Edition realizada/u contacto](https://greenbone.github.io/docs/latest/)</w:t>
       </w:r>
     </w:p>
-    <w:bookmarkStart w:id="44" w:name="inicio-rápido-4"/>
+    <w:bookmarkStart w:id="55" w:name="inicio-rápido-4"/>
     <w:p>
       <w:pPr>
         <w:pStyle w:val="Heading3"/>
@@ -5557,9 +5763,9 @@
         <w:t xml:space="preserve">Escanear sólo un objetivo de laboratorio aprobado, validar un hallazgo, corregirlo, cambiar y documentar cobertura y límites.</w:t>
       </w:r>
     </w:p>
-    <w:bookmarkEnd w:id="44"/>
-    <w:bookmarkEnd w:id="45"/>
-    <w:bookmarkStart w:id="46" w:name="evidencia-y-limitación-4"/>
+    <w:bookmarkEnd w:id="55"/>
+    <w:bookmarkEnd w:id="56"/>
+    <w:bookmarkStart w:id="57" w:name="evidencia-y-limitación-4"/>
     <w:p>
       <w:pPr>
         <w:pStyle w:val="Heading2"/>
@@ -5576,8 +5782,8 @@
         <w:t xml:space="preserve">Retener autorización, propósito, población objetivo completa, versiones, configuración, resultado bruto, revisor, decisión, acción correctiva, excepción y retest. Proteger resultados que contengan PAN, credenciales, arquitectura, identidades o vulnerabilidades. Nunca coloque datos de cuenta real en una herramienta no aprobada.</w:t>
       </w:r>
     </w:p>
-    <w:bookmarkEnd w:id="46"/>
-    <w:bookmarkStart w:id="48" w:name="nmap"/>
+    <w:bookmarkEnd w:id="57"/>
+    <w:bookmarkStart w:id="59" w:name="nmap"/>
     <w:p>
       <w:pPr>
         <w:pStyle w:val="Heading2"/>
@@ -5600,8 +5806,8 @@
       </w:pPr>
       <w:r>
         <w:rPr>
+          <w:bCs/>
           <w:b/>
-          <w:bCs/>
         </w:rPr>
         <w:t xml:space="preserve">Documentación oficial:</w:t>
       </w:r>
@@ -5612,7 +5818,7 @@
         <w:t xml:space="preserve">[Seguridad]Abre la guía oficial Nmap realizada/u contacto](https://nmap.org/book/man.html)</w:t>
       </w:r>
     </w:p>
-    <w:bookmarkStart w:id="47" w:name="inicio-rápido-5"/>
+    <w:bookmarkStart w:id="58" w:name="inicio-rápido-5"/>
     <w:p>
       <w:pPr>
         <w:pStyle w:val="Heading3"/>
@@ -5629,9 +5835,9 @@
         <w:t xml:space="preserve">Escanee un pequeño rango de laboratorio autorizado, compare los servicios observados con el inventario, y registro de alcance y aprobación.</w:t>
       </w:r>
     </w:p>
-    <w:bookmarkEnd w:id="47"/>
-    <w:bookmarkEnd w:id="48"/>
-    <w:bookmarkStart w:id="49" w:name="evidencia-y-limitación-5"/>
+    <w:bookmarkEnd w:id="58"/>
+    <w:bookmarkEnd w:id="59"/>
+    <w:bookmarkStart w:id="60" w:name="evidencia-y-limitación-5"/>
     <w:p>
       <w:pPr>
         <w:pStyle w:val="Heading2"/>
@@ -5648,8 +5854,8 @@
         <w:t xml:space="preserve">Retener autorización, propósito, población objetivo completa, versiones, configuración, resultado bruto, revisor, decisión, acción correctiva, excepción y retest. Proteger resultados que contengan PAN, credenciales, arquitectura, identidades o vulnerabilidades. Nunca coloque datos de cuenta real en una herramienta no aprobada.</w:t>
       </w:r>
     </w:p>
-    <w:bookmarkEnd w:id="49"/>
-    <w:bookmarkStart w:id="51" w:name="trivy"/>
+    <w:bookmarkEnd w:id="60"/>
+    <w:bookmarkStart w:id="62" w:name="trivy"/>
     <w:p>
       <w:pPr>
         <w:pStyle w:val="Heading2"/>
@@ -5672,8 +5878,8 @@
       </w:pPr>
       <w:r>
         <w:rPr>
+          <w:bCs/>
           <w:b/>
-          <w:bCs/>
         </w:rPr>
         <w:t xml:space="preserve">Documentación oficial:</w:t>
       </w:r>
@@ -5684,7 +5890,7 @@
         <w:t xml:space="preserve">Abra la guía oficial Trivy realizada/u título](https://trivy.dev/latest/)</w:t>
       </w:r>
     </w:p>
-    <w:bookmarkStart w:id="50" w:name="inicio-rápido-6"/>
+    <w:bookmarkStart w:id="61" w:name="inicio-rápido-6"/>
     <w:p>
       <w:pPr>
         <w:pStyle w:val="Heading3"/>
@@ -5701,9 +5907,9 @@
         <w:t xml:space="preserve">Escanee una imagen de laboratorio o un repositorio de prueba, proteja la salida, valide un hallazgo, corrija y escanee de nuevo.</w:t>
       </w:r>
     </w:p>
-    <w:bookmarkEnd w:id="50"/>
-    <w:bookmarkEnd w:id="51"/>
-    <w:bookmarkStart w:id="52" w:name="evidencia-y-limitación-6"/>
+    <w:bookmarkEnd w:id="61"/>
+    <w:bookmarkEnd w:id="62"/>
+    <w:bookmarkStart w:id="63" w:name="evidencia-y-limitación-6"/>
     <w:p>
       <w:pPr>
         <w:pStyle w:val="Heading2"/>
@@ -5720,8 +5926,8 @@
         <w:t xml:space="preserve">Retener autorización, propósito, población objetivo completa, versiones, configuración, resultado bruto, revisor, decisión, acción correctiva, excepción y retest. Proteger resultados que contengan PAN, credenciales, arquitectura, identidades o vulnerabilidades. Nunca coloque datos de cuenta real en una herramienta no aprobada.</w:t>
       </w:r>
     </w:p>
-    <w:bookmarkEnd w:id="52"/>
-    <w:bookmarkStart w:id="54" w:name="owasp-zap"/>
+    <w:bookmarkEnd w:id="63"/>
+    <w:bookmarkStart w:id="65" w:name="owasp-zap"/>
     <w:p>
       <w:pPr>
         <w:pStyle w:val="Heading2"/>
@@ -5744,8 +5950,8 @@
       </w:pPr>
       <w:r>
         <w:rPr>
+          <w:bCs/>
           <w:b/>
-          <w:bCs/>
         </w:rPr>
         <w:t xml:space="preserve">Documentación oficial:</w:t>
       </w:r>
@@ -5756,7 +5962,7 @@
         <w:t xml:space="preserve">Abra la guía oficial OWASP ZAP efectuada / u fiel](https://www.zaproxy.org/getting-started/)</w:t>
       </w:r>
     </w:p>
-    <w:bookmarkStart w:id="53" w:name="inicio-rápido-7"/>
+    <w:bookmarkStart w:id="64" w:name="inicio-rápido-7"/>
     <w:p>
       <w:pPr>
         <w:pStyle w:val="Heading3"/>
@@ -5773,9 +5979,9 @@
         <w:t xml:space="preserve">Proxy a local training application, start with passive analysis, validate a result, and keep scope and evidence.</w:t>
       </w:r>
     </w:p>
-    <w:bookmarkEnd w:id="53"/>
-    <w:bookmarkEnd w:id="54"/>
-    <w:bookmarkStart w:id="55" w:name="evidencia-y-limitación-7"/>
+    <w:bookmarkEnd w:id="64"/>
+    <w:bookmarkEnd w:id="65"/>
+    <w:bookmarkStart w:id="66" w:name="evidencia-y-limitación-7"/>
     <w:p>
       <w:pPr>
         <w:pStyle w:val="Heading2"/>
@@ -5792,8 +5998,8 @@
         <w:t xml:space="preserve">Retener autorización, propósito, población objetivo completa, versiones, configuración, resultado bruto, revisor, decisión, acción correctiva, excepción y retest. Proteger resultados que contengan PAN, credenciales, arquitectura, identidades o vulnerabilidades. Nunca coloque datos de cuenta real en una herramienta no aprobada.</w:t>
       </w:r>
     </w:p>
-    <w:bookmarkEnd w:id="55"/>
-    <w:bookmarkStart w:id="57" w:name="modsecurity-owasp-crs"/>
+    <w:bookmarkEnd w:id="66"/>
+    <w:bookmarkStart w:id="68" w:name="modsecurity-owasp-crs"/>
     <w:p>
       <w:pPr>
         <w:pStyle w:val="Heading2"/>
@@ -5816,8 +6022,8 @@
       </w:pPr>
       <w:r>
         <w:rPr>
+          <w:bCs/>
           <w:b/>
-          <w:bCs/>
         </w:rPr>
         <w:t xml:space="preserve">Documentación oficial:</w:t>
       </w:r>
@@ -5828,7 +6034,7 @@
         <w:t xml:space="preserve">Abrir la guía oficial ModSecurity + OWASP CRS indica/u contacto](https://coreruleset.org/docs/)</w:t>
       </w:r>
     </w:p>
-    <w:bookmarkStart w:id="56" w:name="inicio-rápido-8"/>
+    <w:bookmarkStart w:id="67" w:name="inicio-rápido-8"/>
     <w:p>
       <w:pPr>
         <w:pStyle w:val="Heading3"/>
@@ -5845,9 +6051,9 @@
         <w:t xml:space="preserve">Deplorar sólo en un laboratorio, grabar versión y modo regla, probar una solicitud inofensiva, sintonizar un falso positivo, y preservar la aprobación del cambio.</w:t>
       </w:r>
     </w:p>
-    <w:bookmarkEnd w:id="56"/>
-    <w:bookmarkEnd w:id="57"/>
-    <w:bookmarkStart w:id="58" w:name="evidencia-y-limitación-8"/>
+    <w:bookmarkEnd w:id="67"/>
+    <w:bookmarkEnd w:id="68"/>
+    <w:bookmarkStart w:id="69" w:name="evidencia-y-limitación-8"/>
     <w:p>
       <w:pPr>
         <w:pStyle w:val="Heading2"/>
@@ -5864,8 +6070,8 @@
         <w:t xml:space="preserve">Retener autorización, propósito, población objetivo completa, versiones, configuración, resultado bruto, revisor, decisión, acción correctiva, excepción y retest. Proteger resultados que contengan PAN, credenciales, arquitectura, identidades o vulnerabilidades. Nunca coloque datos de cuenta real en una herramienta no aprobada.</w:t>
       </w:r>
     </w:p>
-    <w:bookmarkEnd w:id="58"/>
-    <w:bookmarkStart w:id="60" w:name="suricata"/>
+    <w:bookmarkEnd w:id="69"/>
+    <w:bookmarkStart w:id="71" w:name="suricata"/>
     <w:p>
       <w:pPr>
         <w:pStyle w:val="Heading2"/>
@@ -5888,8 +6094,8 @@
       </w:pPr>
       <w:r>
         <w:rPr>
+          <w:bCs/>
           <w:b/>
-          <w:bCs/>
         </w:rPr>
         <w:t xml:space="preserve">Documentación oficial:</w:t>
       </w:r>
@@ -5900,7 +6106,7 @@
         <w:t xml:space="preserve">[Seguridad]Abre la guía oficial de Suricata realizada/u contacto](https://docs.suricata.io/)</w:t>
       </w:r>
     </w:p>
-    <w:bookmarkStart w:id="59" w:name="inicio-rápido-9"/>
+    <w:bookmarkStart w:id="70" w:name="inicio-rápido-9"/>
     <w:p>
       <w:pPr>
         <w:pStyle w:val="Heading3"/>
@@ -5917,9 +6123,9 @@
         <w:t xml:space="preserve">Monitorear un segmento de laboratorio aislado, desencadenar una alerta de prueba inofensiva, y regla de documentos, fuente de tráfico, alerta, revisión y respuesta.</w:t>
       </w:r>
     </w:p>
-    <w:bookmarkEnd w:id="59"/>
-    <w:bookmarkEnd w:id="60"/>
-    <w:bookmarkStart w:id="61" w:name="evidencia-y-limitación-9"/>
+    <w:bookmarkEnd w:id="70"/>
+    <w:bookmarkEnd w:id="71"/>
+    <w:bookmarkStart w:id="72" w:name="evidencia-y-limitación-9"/>
     <w:p>
       <w:pPr>
         <w:pStyle w:val="Heading2"/>
@@ -5936,8 +6142,8 @@
         <w:t xml:space="preserve">Retener autorización, propósito, población objetivo completa, versiones, configuración, resultado bruto, revisor, decisión, acción correctiva, excepción y retest. Proteger resultados que contengan PAN, credenciales, arquitectura, identidades o vulnerabilidades. Nunca coloque datos de cuenta real en una herramienta no aprobada.</w:t>
       </w:r>
     </w:p>
-    <w:bookmarkEnd w:id="61"/>
-    <w:bookmarkStart w:id="63" w:name="keycloak"/>
+    <w:bookmarkEnd w:id="72"/>
+    <w:bookmarkStart w:id="74" w:name="keycloak"/>
     <w:p>
       <w:pPr>
         <w:pStyle w:val="Heading2"/>
@@ -5960,8 +6166,8 @@
       </w:pPr>
       <w:r>
         <w:rPr>
+          <w:bCs/>
           <w:b/>
-          <w:bCs/>
         </w:rPr>
         <w:t xml:space="preserve">Documentación oficial:</w:t>
       </w:r>
@@ -5972,7 +6178,7 @@
         <w:t xml:space="preserve">[ obedeció]Abre la guía oficial de Keycloak realizada/u contacto](https://www.keycloak.org/guides)</w:t>
       </w:r>
     </w:p>
-    <w:bookmarkStart w:id="62" w:name="inicio-rápido-10"/>
+    <w:bookmarkStart w:id="73" w:name="inicio-rápido-10"/>
     <w:p>
       <w:pPr>
         <w:pStyle w:val="Heading3"/>
@@ -5989,9 +6195,9 @@
         <w:t xml:space="preserve">Crear un ámbito de laboratorio, roles, usuarios y MFA; probar menos privilegios, acceso fallido, revisión y terminación.</w:t>
       </w:r>
     </w:p>
-    <w:bookmarkEnd w:id="62"/>
-    <w:bookmarkEnd w:id="63"/>
-    <w:bookmarkStart w:id="64" w:name="evidencia-y-limitación-10"/>
+    <w:bookmarkEnd w:id="73"/>
+    <w:bookmarkEnd w:id="74"/>
+    <w:bookmarkStart w:id="75" w:name="evidencia-y-limitación-10"/>
     <w:p>
       <w:pPr>
         <w:pStyle w:val="Heading2"/>
@@ -6008,8 +6214,8 @@
         <w:t xml:space="preserve">Retener autorización, propósito, población objetivo completa, versiones, configuración, resultado bruto, revisor, decisión, acción correctiva, excepción y retest. Proteger resultados que contengan PAN, credenciales, arquitectura, identidades o vulnerabilidades. Nunca coloque datos de cuenta real en una herramienta no aprobada.</w:t>
       </w:r>
     </w:p>
-    <w:bookmarkEnd w:id="64"/>
-    <w:bookmarkStart w:id="66" w:name="defectodojo"/>
+    <w:bookmarkEnd w:id="75"/>
+    <w:bookmarkStart w:id="77" w:name="defectodojo"/>
     <w:p>
       <w:pPr>
         <w:pStyle w:val="Heading2"/>
@@ -6032,8 +6238,8 @@
       </w:pPr>
       <w:r>
         <w:rPr>
+          <w:bCs/>
           <w:b/>
-          <w:bCs/>
         </w:rPr>
         <w:t xml:space="preserve">Documentación oficial:</w:t>
       </w:r>
@@ -6044,7 +6250,7 @@
         <w:t xml:space="preserve">[Seguido]Abre el defecto oficialDojo guía seleccionada/u contacto](https://docs.defectdojo.com/)</w:t>
       </w:r>
     </w:p>
-    <w:bookmarkStart w:id="65" w:name="inicio-rápido-11"/>
+    <w:bookmarkStart w:id="76" w:name="inicio-rápido-11"/>
     <w:p>
       <w:pPr>
         <w:pStyle w:val="Heading3"/>
@@ -6061,9 +6267,9 @@
         <w:t xml:space="preserve">Importar un análisis de laboratorio, validar y asignar un hallazgo, registrar la remediación, retestar y cerrar con evidencia.</w:t>
       </w:r>
     </w:p>
-    <w:bookmarkEnd w:id="65"/>
-    <w:bookmarkEnd w:id="66"/>
-    <w:bookmarkStart w:id="67" w:name="evidencia-y-limitación-11"/>
+    <w:bookmarkEnd w:id="76"/>
+    <w:bookmarkEnd w:id="77"/>
+    <w:bookmarkStart w:id="78" w:name="evidencia-y-limitación-11"/>
     <w:p>
       <w:pPr>
         <w:pStyle w:val="Heading2"/>
@@ -6080,8 +6286,8 @@
         <w:t xml:space="preserve">Retener autorización, propósito, población objetivo completa, versiones, configuración, resultado bruto, revisor, decisión, acción correctiva, excepción y retest. Proteger resultados que contengan PAN, credenciales, arquitectura, identidades o vulnerabilidades. Nunca coloque datos de cuenta real en una herramienta no aprobada.</w:t>
       </w:r>
     </w:p>
-    <w:bookmarkEnd w:id="67"/>
-    <w:bookmarkStart w:id="69" w:name="aide"/>
+    <w:bookmarkEnd w:id="78"/>
+    <w:bookmarkStart w:id="80" w:name="aide"/>
     <w:p>
       <w:pPr>
         <w:pStyle w:val="Heading2"/>
@@ -6104,8 +6310,8 @@
       </w:pPr>
       <w:r>
         <w:rPr>
+          <w:bCs/>
           <w:b/>
-          <w:bCs/>
         </w:rPr>
         <w:t xml:space="preserve">Documentación oficial:</w:t>
       </w:r>
@@ -6116,7 +6322,7 @@
         <w:t xml:space="preserve">Abra la guía oficial AIDE realizada/u título](https://aide.github.io/)</w:t>
       </w:r>
     </w:p>
-    <w:bookmarkStart w:id="68" w:name="inicio-rápido-12"/>
+    <w:bookmarkStart w:id="79" w:name="inicio-rápido-12"/>
     <w:p>
       <w:pPr>
         <w:pStyle w:val="Heading3"/>
@@ -6133,9 +6339,9 @@
         <w:t xml:space="preserve">Crear una base de referencia en un host de laboratorio desechable, hacer un cambio de archivo autorizado, revisar la alerta, restaurar y documentar el proceso.</w:t>
       </w:r>
     </w:p>
-    <w:bookmarkEnd w:id="68"/>
-    <w:bookmarkEnd w:id="69"/>
-    <w:bookmarkStart w:id="70" w:name="evidencia-y-limitación-12"/>
+    <w:bookmarkEnd w:id="79"/>
+    <w:bookmarkEnd w:id="80"/>
+    <w:bookmarkStart w:id="81" w:name="evidencia-y-limitación-12"/>
     <w:p>
       <w:pPr>
         <w:pStyle w:val="Heading2"/>
@@ -6152,8 +6358,8 @@
         <w:t xml:space="preserve">Retener autorización, propósito, población objetivo completa, versiones, configuración, resultado bruto, revisor, decisión, acción correctiva, excepción y retest. Proteger resultados que contengan PAN, credenciales, arquitectura, identidades o vulnerabilidades. Nunca coloque datos de cuenta real en una herramienta no aprobada.</w:t>
       </w:r>
     </w:p>
-    <w:bookmarkEnd w:id="70"/>
-    <w:bookmarkStart w:id="72" w:name="open-policy-agent"/>
+    <w:bookmarkEnd w:id="81"/>
+    <w:bookmarkStart w:id="83" w:name="open-policy-agent"/>
     <w:p>
       <w:pPr>
         <w:pStyle w:val="Heading2"/>
@@ -6176,8 +6382,8 @@
       </w:pPr>
       <w:r>
         <w:rPr>
+          <w:bCs/>
           <w:b/>
-          <w:bCs/>
         </w:rPr>
         <w:t xml:space="preserve">Documentación oficial:</w:t>
       </w:r>
@@ -6188,7 +6394,7 @@
         <w:t xml:space="preserve">[Seguridad]Abre la guía oficial de Agentes de Políticas Abiertas efectuada/u contacto](https://www.openpolicyagent.org/docs)</w:t>
       </w:r>
     </w:p>
-    <w:bookmarkStart w:id="71" w:name="inicio-rápido-13"/>
+    <w:bookmarkStart w:id="82" w:name="inicio-rápido-13"/>
     <w:p>
       <w:pPr>
         <w:pStyle w:val="Heading3"/>
@@ -6205,9 +6411,9 @@
         <w:t xml:space="preserve">Cree una política de laboratorio que niegue el despliegue sin un propietario, clasificación, una red aprobada y un estado de exploración de seguridad.</w:t>
       </w:r>
     </w:p>
-    <w:bookmarkEnd w:id="71"/>
-    <w:bookmarkEnd w:id="72"/>
-    <w:bookmarkStart w:id="73" w:name="evidencia-y-limitación-13"/>
+    <w:bookmarkEnd w:id="82"/>
+    <w:bookmarkEnd w:id="83"/>
+    <w:bookmarkStart w:id="84" w:name="evidencia-y-limitación-13"/>
     <w:p>
       <w:pPr>
         <w:pStyle w:val="Heading2"/>
@@ -6224,9 +6430,9 @@
         <w:t xml:space="preserve">Retener autorización, propósito, población objetivo completa, versiones, configuración, resultado bruto, revisor, decisión, acción correctiva, excepción y retest. Proteger resultados que contengan PAN, credenciales, arquitectura, identidades o vulnerabilidades. Nunca coloque datos de cuenta real en una herramienta no aprobada.</w:t>
       </w:r>
     </w:p>
-    <w:bookmarkEnd w:id="73"/>
-    <w:bookmarkEnd w:id="74"/>
-    <w:bookmarkStart w:id="77" w:name="manual-de-pci-dss-para-gerentes"/>
+    <w:bookmarkEnd w:id="84"/>
+    <w:bookmarkEnd w:id="85"/>
+    <w:bookmarkStart w:id="88" w:name="manual-de-pci-dss-para-gerentes"/>
     <w:p>
       <w:pPr>
         <w:pStyle w:val="Heading1"/>
@@ -6241,8 +6447,8 @@
       </w:pPr>
       <w:r>
         <w:rPr>
+          <w:iCs/>
           <w:i/>
-          <w:iCs/>
         </w:rPr>
         <w:t xml:space="preserve">Las preguntas, los paneles, la propiedad y los administradores de decisiones deben controlarse</w:t>
       </w:r>
@@ -6250,7 +6456,7 @@
         <w:t xml:space="preserve">.</w:t>
       </w:r>
     </w:p>
-    <w:bookmarkStart w:id="75" w:name="preguntas-mensuales"/>
+    <w:bookmarkStart w:id="86" w:name="preguntas-mensuales"/>
     <w:p>
       <w:pPr>
         <w:pStyle w:val="Heading2"/>
@@ -6323,8 +6529,8 @@
         <w:t xml:space="preserve">¿Qué limitaciones o excepciones no resueltas deben ser el liderazgo y la entidad aceptante sabe?</w:t>
       </w:r>
     </w:p>
-    <w:bookmarkEnd w:id="75"/>
-    <w:bookmarkStart w:id="76" w:name="panel"/>
+    <w:bookmarkEnd w:id="86"/>
+    <w:bookmarkStart w:id="87" w:name="panel"/>
     <w:p>
       <w:pPr>
         <w:pStyle w:val="Heading2"/>
@@ -6339,8 +6545,8 @@
       </w:pPr>
       <w:r>
         <w:rPr>
+          <w:bCs/>
           <w:b/>
-          <w:bCs/>
         </w:rPr>
         <w:t xml:space="preserve">Area</w:t>
       </w:r>
@@ -6405,9 +6611,9 @@
         <w:t xml:space="preserve">| Respuesta ¿Se han probado, aumentado, preservado, comunicado y mejorado los incidentes de pago? Verde / Amarillo / Rojo |</w:t>
       </w:r>
     </w:p>
-    <w:bookmarkEnd w:id="76"/>
-    <w:bookmarkEnd w:id="77"/>
-    <w:bookmarkStart w:id="79" w:name="Xc889731e5ac2ec86f979f1188d51c339a62263b"/>
+    <w:bookmarkEnd w:id="87"/>
+    <w:bookmarkEnd w:id="88"/>
+    <w:bookmarkStart w:id="90" w:name="Xc889731e5ac2ec86f979f1188d51c339a62263b"/>
     <w:p>
       <w:pPr>
         <w:pStyle w:val="Heading1"/>
@@ -6422,8 +6628,8 @@
       </w:pPr>
       <w:r>
         <w:rPr>
+          <w:iCs/>
           <w:i/>
-          <w:iCs/>
         </w:rPr>
         <w:t xml:space="preserve">Un camino seguro y honesto hacia el cumplimiento de la seguridad de pago.</w:t>
       </w:r>
@@ -6436,7 +6642,13 @@
         <w:t xml:space="preserve">■img src=</w:t>
       </w:r>
       <w:r>
-        <w:t xml:space="preserve">“media/image9.png”</w:t>
+        <w:t xml:space="preserve">“</w:t>
+      </w:r>
+      <w:r>
+        <w:t xml:space="preserve">media/image9.png</w:t>
+      </w:r>
+      <w:r>
+        <w:t xml:space="preserve">”</w:t>
       </w:r>
       <w:r>
         <w:t xml:space="preserve"> </w:t>
@@ -6445,7 +6657,13 @@
         <w:t xml:space="preserve">estilo=</w:t>
       </w:r>
       <w:r>
-        <w:t xml:space="preserve">“width:6.15in;height:3.05995in”</w:t>
+        <w:t xml:space="preserve">“</w:t>
+      </w:r>
+      <w:r>
+        <w:t xml:space="preserve">width:6.15in;height:3.05995in</w:t>
+      </w:r>
+      <w:r>
+        <w:t xml:space="preserve">”</w:t>
       </w:r>
       <w:r>
         <w:t xml:space="preserve"> </w:t>
@@ -6454,7 +6672,13 @@
         <w:t xml:space="preserve">alt=</w:t>
       </w:r>
       <w:r>
-        <w:t xml:space="preserve">“Aprende el alcance y los datos, requisitos de mapa, evidencia de prueba, lagunas de informe y construye una cartera honesta.”</w:t>
+        <w:t xml:space="preserve">“</w:t>
+      </w:r>
+      <w:r>
+        <w:t xml:space="preserve">Aprende el alcance y los datos, requisitos de mapa, evidencia de prueba, lagunas de informe y construye una cartera honesta.</w:t>
+      </w:r>
+      <w:r>
+        <w:t xml:space="preserve">”</w:t>
       </w:r>
       <w:r>
         <w:t xml:space="preserve"> </w:t>
@@ -6477,8 +6701,8 @@
       </w:pPr>
       <w:r>
         <w:rPr>
+          <w:bCs/>
           <w:b/>
-          <w:bCs/>
         </w:rPr>
         <w:t xml:space="preserve">Junior PCI Compliance Analyst</w:t>
       </w:r>
@@ -6489,8 +6713,8 @@
       </w:pPr>
       <w:r>
         <w:rPr>
+          <w:bCs/>
           <w:b/>
-          <w:bCs/>
         </w:rPr>
         <w:t xml:space="preserve">GRC Analyst — Payments</w:t>
       </w:r>
@@ -6509,19 +6733,19 @@
       </w:pPr>
       <w:r>
         <w:rPr>
+          <w:bCs/>
           <w:b/>
-          <w:bCs/>
         </w:rPr>
         <w:t xml:space="preserve">Coordinador de evidencias de PCI</w:t>
       </w:r>
     </w:p>
     <w:p>
       <w:pPr>
-        <w:pStyle w:val="Compact"/>
         <w:numPr>
           <w:ilvl w:val="0"/>
           <w:numId w:val="1015"/>
         </w:numPr>
+        <w:pStyle w:val="Compact"/>
       </w:pPr>
       <w:r>
         <w:t xml:space="preserve">Análisis del riesgo de las tres partes*</w:t>
@@ -6551,7 +6775,7 @@
         <w:t xml:space="preserve">** Analyst de Seguridad del Payment**</w:t>
       </w:r>
     </w:p>
-    <w:bookmarkStart w:id="78" w:name="típico-trabajo-junior"/>
+    <w:bookmarkStart w:id="89" w:name="típico-trabajo-junior"/>
     <w:p>
       <w:pPr>
         <w:pStyle w:val="Heading2"/>
@@ -6637,9 +6861,9 @@
         <w:t xml:space="preserve">Proteger los datos de cuenta y seguir los límites de autorización.</w:t>
       </w:r>
     </w:p>
-    <w:bookmarkEnd w:id="78"/>
-    <w:bookmarkEnd w:id="79"/>
-    <w:bookmarkStart w:id="96" w:name="laboratorio-ficcional-y-portfolio"/>
+    <w:bookmarkEnd w:id="89"/>
+    <w:bookmarkEnd w:id="90"/>
+    <w:bookmarkStart w:id="107" w:name="laboratorio-ficcional-y-portfolio"/>
     <w:p>
       <w:pPr>
         <w:pStyle w:val="Heading1"/>
@@ -6654,8 +6878,8 @@
       </w:pPr>
       <w:r>
         <w:rPr>
+          <w:iCs/>
           <w:i/>
-          <w:iCs/>
         </w:rPr>
         <w:t xml:space="preserve">Un entorno de práctica completo utilizando datos sintéticos y sistemas de laboratorio autorizados</w:t>
       </w:r>
@@ -6671,7 +6895,7 @@
         <w:t xml:space="preserve">Harbor Light Market es un comerciante ficticio con una página de pago anfitriona, dos terminales de punto de venta, un centro de llamadas, colaboración en la nube, un proveedor de servicios gestionado y un procesador ficticio. Todos los números de cuenta, personas, sistemas, alertas y proveedores se inventan o aprueban datos de prueba.</w:t>
       </w:r>
     </w:p>
-    <w:bookmarkStart w:id="80" w:name="project-1-scope"/>
+    <w:bookmarkStart w:id="91" w:name="project-1-scope"/>
     <w:p>
       <w:pPr>
         <w:pStyle w:val="Heading2"/>
@@ -6704,8 +6928,8 @@
         <w:t xml:space="preserve">Crear una matriz de responsabilidad y evidencia de 12 requisitos.</w:t>
       </w:r>
     </w:p>
-    <w:bookmarkEnd w:id="80"/>
-    <w:bookmarkStart w:id="81" w:name="project-3-data"/>
+    <w:bookmarkEnd w:id="91"/>
+    <w:bookmarkStart w:id="92" w:name="project-3-data"/>
     <w:p>
       <w:pPr>
         <w:pStyle w:val="Heading2"/>
@@ -6722,8 +6946,8 @@
         <w:t xml:space="preserve">Ejecutar un ejercicio de descubrimiento de datos sintético y retención de documentos, eliminación y protección del PAN.</w:t>
       </w:r>
     </w:p>
-    <w:bookmarkEnd w:id="81"/>
-    <w:bookmarkStart w:id="82" w:name="project-4-access"/>
+    <w:bookmarkEnd w:id="92"/>
+    <w:bookmarkStart w:id="93" w:name="project-4-access"/>
     <w:p>
       <w:pPr>
         <w:pStyle w:val="Heading2"/>
@@ -6756,8 +6980,8 @@
         <w:t xml:space="preserve">Realizar un análisis autorizado de laboratorio, validar, corregir, reescanear y explicar por qué la evidencia ASV es separada.</w:t>
       </w:r>
     </w:p>
-    <w:bookmarkEnd w:id="82"/>
-    <w:bookmarkStart w:id="83" w:name="project-6-e-commerce"/>
+    <w:bookmarkEnd w:id="93"/>
+    <w:bookmarkStart w:id="94" w:name="project-6-e-commerce"/>
     <w:p>
       <w:pPr>
         <w:pStyle w:val="Heading2"/>
@@ -6774,8 +6998,8 @@
         <w:t xml:space="preserve">Los scripts de pago sintético de inventario, los justifican y autorizan, validan la integridad y prueban una alerta de cambio inofensiva.</w:t>
       </w:r>
     </w:p>
-    <w:bookmarkEnd w:id="83"/>
-    <w:bookmarkStart w:id="84" w:name="project-7-incident"/>
+    <w:bookmarkEnd w:id="94"/>
+    <w:bookmarkStart w:id="95" w:name="project-7-incident"/>
     <w:p>
       <w:pPr>
         <w:pStyle w:val="Heading2"/>
@@ -6792,8 +7016,8 @@
         <w:t xml:space="preserve">Ejecutar una mesa que implica un PAN inesperado y un script de pago cambiado; preservar los hechos, escalar, contener, recuperar y mejorar.</w:t>
       </w:r>
     </w:p>
-    <w:bookmarkEnd w:id="84"/>
-    <w:bookmarkStart w:id="85" w:name="project-8---management-report"/>
+    <w:bookmarkEnd w:id="95"/>
+    <w:bookmarkStart w:id="96" w:name="project-8---management-report"/>
     <w:p>
       <w:pPr>
         <w:pStyle w:val="Heading2"/>
@@ -6826,11 +7050,11 @@
     </w:p>
     <w:p>
       <w:pPr>
-        <w:pStyle w:val="Compact"/>
         <w:numPr>
           <w:ilvl w:val="0"/>
           <w:numId w:val="1017"/>
         </w:numPr>
+        <w:pStyle w:val="Compact"/>
       </w:pPr>
       <w:r>
         <w:t xml:space="preserve">Plan de aprendizaje de 30 días</w:t>
@@ -6842,8 +7066,8 @@
       </w:pPr>
       <w:r>
         <w:rPr>
+          <w:iCs/>
           <w:i/>
-          <w:iCs/>
         </w:rPr>
         <w:t xml:space="preserve">Un mes realista de lectura oficial, evidencia práctica y preparación de entrevistas</w:t>
       </w:r>
@@ -6857,8 +7081,8 @@
       </w:pPr>
       <w:r>
         <w:rPr>
+          <w:bCs/>
           <w:b/>
-          <w:bCs/>
         </w:rPr>
         <w:t xml:space="preserve">Week</w:t>
       </w:r>
@@ -6903,11 +7127,11 @@
     </w:p>
     <w:p>
       <w:pPr>
-        <w:pStyle w:val="Compact"/>
         <w:numPr>
           <w:ilvl w:val="0"/>
           <w:numId w:val="1018"/>
         </w:numPr>
+        <w:pStyle w:val="Compact"/>
       </w:pPr>
       <w:r>
         <w:t xml:space="preserve">Preparación de entrevistas</w:t>
@@ -6919,8 +7143,8 @@
       </w:pPr>
       <w:r>
         <w:rPr>
+          <w:iCs/>
           <w:i/>
-          <w:iCs/>
         </w:rPr>
         <w:t xml:space="preserve">Respuestas rápidas y precisas para analistas y administradores junior</w:t>
       </w:r>
@@ -6928,8 +7152,8 @@
         <w:t xml:space="preserve">.</w:t>
       </w:r>
     </w:p>
-    <w:bookmarkEnd w:id="85"/>
-    <w:bookmarkStart w:id="86" w:name="cuál-es-la-versión-actual-pci-dss"/>
+    <w:bookmarkEnd w:id="96"/>
+    <w:bookmarkStart w:id="97" w:name="cuál-es-la-versión-actual-pci-dss"/>
     <w:p>
       <w:pPr>
         <w:pStyle w:val="Heading2"/>
@@ -6946,8 +7170,8 @@
         <w:t xml:space="preserve">PCI DSS v4.0.1. Fue publicado en junio de 2024 como una revisión limitada. PCI DSS v4.0 retirado a finales de 2024, y los requisitos de v4.x de fecha futura entraron en vigor el 31 de marzo de 2025.</w:t>
       </w:r>
     </w:p>
-    <w:bookmarkEnd w:id="86"/>
-    <w:bookmarkStart w:id="87" w:name="cuál-es-el-cde"/>
+    <w:bookmarkEnd w:id="97"/>
+    <w:bookmarkStart w:id="98" w:name="cuál-es-el-cde"/>
     <w:p>
       <w:pPr>
         <w:pStyle w:val="Heading2"/>
@@ -6964,8 +7188,8 @@
         <w:t xml:space="preserve">Las personas, procesos y tecnologías que almacenan, procesan o transmiten datos de los titulares de tarjetas o datos de autenticación sensibles, además de los sistemas pertinentes que se conectan o pueden afectar su seguridad.</w:t>
       </w:r>
     </w:p>
-    <w:bookmarkEnd w:id="87"/>
-    <w:bookmarkStart w:id="88" w:name="qué-es-pan"/>
+    <w:bookmarkEnd w:id="98"/>
+    <w:bookmarkStart w:id="99" w:name="qué-es-pan"/>
     <w:p>
       <w:pPr>
         <w:pStyle w:val="Heading2"/>
@@ -6982,8 +7206,8 @@
         <w:t xml:space="preserve">El número de cuenta primaria. Su presencia es central en la aplicabilidad PCI DSS.</w:t>
       </w:r>
     </w:p>
-    <w:bookmarkEnd w:id="88"/>
-    <w:bookmarkStart w:id="89" w:name="X3b9f6144d9cb222d699c1cfd36748da74b6c7ea"/>
+    <w:bookmarkEnd w:id="99"/>
+    <w:bookmarkStart w:id="100" w:name="X3b9f6144d9cb222d699c1cfd36748da74b6c7ea"/>
     <w:p>
       <w:pPr>
         <w:pStyle w:val="Heading2"/>
@@ -7000,8 +7224,8 @@
         <w:t xml:space="preserve">No después de la autorización, excepto cuando PCI DSS permite expresamente el uso de emisor o soporte de emisión.</w:t>
       </w:r>
     </w:p>
-    <w:bookmarkEnd w:id="89"/>
-    <w:bookmarkStart w:id="90" w:name="qué-es-la-segmentación"/>
+    <w:bookmarkEnd w:id="100"/>
+    <w:bookmarkStart w:id="101" w:name="qué-es-la-segmentación"/>
     <w:p>
       <w:pPr>
         <w:pStyle w:val="Heading2"/>
@@ -7018,8 +7242,8 @@
         <w:t xml:space="preserve">Controles que aíslan el CDE. Reduce el alcance sólo cuando se documentan y prueban el diseño y la eficacia.</w:t>
       </w:r>
     </w:p>
-    <w:bookmarkEnd w:id="90"/>
-    <w:bookmarkStart w:id="91" w:name="definido-contra-enfoque-personalizado"/>
+    <w:bookmarkEnd w:id="101"/>
+    <w:bookmarkStart w:id="102" w:name="definido-contra-enfoque-personalizado"/>
     <w:p>
       <w:pPr>
         <w:pStyle w:val="Heading2"/>
@@ -7036,8 +7260,8 @@
         <w:t xml:space="preserve">El enfoque definido sigue el requisito establecido. Un enfoque personalizado utiliza otro diseño de control que cumple con el objetivo personalizado y requiere un amplio riesgo, diseño, evidencia y validación del evaluador.</w:t>
       </w:r>
     </w:p>
-    <w:bookmarkEnd w:id="91"/>
-    <w:bookmarkStart w:id="92" w:name="Xa75f830a49e90cfa309aa22c64be9ed0dc9629c"/>
+    <w:bookmarkEnd w:id="102"/>
+    <w:bookmarkStart w:id="103" w:name="Xa75f830a49e90cfa309aa22c64be9ed0dc9629c"/>
     <w:p>
       <w:pPr>
         <w:pStyle w:val="Heading2"/>
@@ -7054,8 +7278,8 @@
         <w:t xml:space="preserve">No. Los escaneos de vulnerabilidad externa requeridos deben realizarse a través de un proveedor de escaneado aprobado y cumplir con los requisitos del programa.</w:t>
       </w:r>
     </w:p>
-    <w:bookmarkEnd w:id="92"/>
-    <w:bookmarkStart w:id="93" w:name="cómo-verificas-un-requisito"/>
+    <w:bookmarkEnd w:id="103"/>
+    <w:bookmarkStart w:id="104" w:name="cómo-verificas-un-requisito"/>
     <w:p>
       <w:pPr>
         <w:pStyle w:val="Heading2"/>
@@ -7072,8 +7296,8 @@
         <w:t xml:space="preserve">Definir criterios y alcance, evaluar el diseño, obtener una población completa, probar elementos representativos, registrar excepciones, remediar, retestar y limitaciones estatales.</w:t>
       </w:r>
     </w:p>
-    <w:bookmarkEnd w:id="93"/>
-    <w:bookmarkStart w:id="94" w:name="X6677c2d88b9a16ce593641406435ff7605e6fae"/>
+    <w:bookmarkEnd w:id="104"/>
+    <w:bookmarkStart w:id="105" w:name="X6677c2d88b9a16ce593641406435ff7605e6fae"/>
     <w:p>
       <w:pPr>
         <w:pStyle w:val="Heading2"/>
@@ -7090,8 +7314,8 @@
         <w:t xml:space="preserve">Las marcas de pago y los compradores establecen programas de cumplimiento y expectativas de validación; contratos y clientes pueden añadir requisitos.</w:t>
       </w:r>
     </w:p>
-    <w:bookmarkEnd w:id="94"/>
-    <w:bookmarkStart w:id="95" w:name="qué-cambió-para-el-comercio-electrónico"/>
+    <w:bookmarkEnd w:id="105"/>
+    <w:bookmarkStart w:id="106" w:name="qué-cambió-para-el-comercio-electrónico"/>
     <w:p>
       <w:pPr>
         <w:pStyle w:val="Heading2"/>
@@ -7114,8 +7338,8 @@
       </w:pPr>
       <w:r>
         <w:rPr>
+          <w:bCs/>
           <w:b/>
-          <w:bCs/>
         </w:rPr>
         <w:t xml:space="preserve">Respuesta de 60 segundos del administrador:</w:t>
       </w:r>
@@ -7134,9 +7358,9 @@
         <w:t xml:space="preserve">RespuestaRespuesta</w:t>
       </w:r>
     </w:p>
-    <w:bookmarkEnd w:id="95"/>
-    <w:bookmarkEnd w:id="96"/>
-    <w:bookmarkStart w:id="101" w:name="plantillas-glosario-e-índice"/>
+    <w:bookmarkEnd w:id="106"/>
+    <w:bookmarkEnd w:id="107"/>
+    <w:bookmarkStart w:id="112" w:name="plantillas-glosario-e-índice"/>
     <w:p>
       <w:pPr>
         <w:pStyle w:val="Heading1"/>
@@ -7151,13 +7375,13 @@
       </w:pPr>
       <w:r>
         <w:rPr>
+          <w:iCs/>
           <w:i/>
-          <w:iCs/>
         </w:rPr>
         <w:t xml:space="preserve">Reusable structures and plain-English definitions.</w:t>
       </w:r>
     </w:p>
-    <w:bookmarkStart w:id="97" w:name="scope-record"/>
+    <w:bookmarkStart w:id="108" w:name="scope-record"/>
     <w:p>
       <w:pPr>
         <w:pStyle w:val="Heading2"/>
@@ -7243,8 +7467,8 @@
         <w:t xml:space="preserve">Cambios, supuestos, exclusiones, limitaciones, fecha de validación, aprobador y próximo examen</w:t>
       </w:r>
     </w:p>
-    <w:bookmarkEnd w:id="97"/>
-    <w:bookmarkStart w:id="98" w:name="requirement-evidence-record"/>
+    <w:bookmarkEnd w:id="108"/>
+    <w:bookmarkStart w:id="109" w:name="requirement-evidence-record"/>
     <w:p>
       <w:pPr>
         <w:pStyle w:val="Heading2"/>
@@ -7330,8 +7554,8 @@
         <w:t xml:space="preserve">Retest, conclusión, revisor, aprobación y limitación</w:t>
       </w:r>
     </w:p>
-    <w:bookmarkEnd w:id="98"/>
-    <w:bookmarkStart w:id="99" w:name="glosario"/>
+    <w:bookmarkEnd w:id="109"/>
+    <w:bookmarkStart w:id="110" w:name="glosario"/>
     <w:p>
       <w:pPr>
         <w:pStyle w:val="Heading2"/>
@@ -7346,8 +7570,8 @@
       </w:pPr>
       <w:r>
         <w:rPr>
+          <w:bCs/>
           <w:b/>
-          <w:bCs/>
         </w:rPr>
         <w:t xml:space="preserve">AOC.</w:t>
       </w:r>
@@ -7364,8 +7588,8 @@
       </w:pPr>
       <w:r>
         <w:rPr>
+          <w:bCs/>
           <w:b/>
-          <w:bCs/>
         </w:rPr>
         <w:t xml:space="preserve">Venta.</w:t>
       </w:r>
@@ -7390,8 +7614,8 @@
       </w:pPr>
       <w:r>
         <w:rPr>
+          <w:bCs/>
           <w:b/>
-          <w:bCs/>
         </w:rPr>
         <w:t xml:space="preserve">CDE.</w:t>
       </w:r>
@@ -7424,8 +7648,8 @@
       </w:pPr>
       <w:r>
         <w:rPr>
+          <w:bCs/>
           <w:b/>
-          <w:bCs/>
         </w:rPr>
         <w:t xml:space="preserve">PAN.</w:t>
       </w:r>
@@ -7442,8 +7666,8 @@
       </w:pPr>
       <w:r>
         <w:rPr>
+          <w:bCs/>
           <w:b/>
-          <w:bCs/>
         </w:rPr>
         <w:t xml:space="preserve">QSA.</w:t>
       </w:r>
@@ -7460,8 +7684,8 @@
       </w:pPr>
       <w:r>
         <w:rPr>
+          <w:bCs/>
           <w:b/>
-          <w:bCs/>
         </w:rPr>
         <w:t xml:space="preserve">ROC.</w:t>
       </w:r>
@@ -7478,8 +7702,8 @@
       </w:pPr>
       <w:r>
         <w:rPr>
+          <w:bCs/>
           <w:b/>
-          <w:bCs/>
         </w:rPr>
         <w:t xml:space="preserve">SAD.</w:t>
       </w:r>
@@ -7504,8 +7728,8 @@
       </w:pPr>
       <w:r>
         <w:rPr>
+          <w:bCs/>
           <w:b/>
-          <w:bCs/>
         </w:rPr>
         <w:t xml:space="preserve">Segmentación</w:t>
       </w:r>
@@ -7519,8 +7743,8 @@
       </w:pPr>
       <w:r>
         <w:rPr>
+          <w:bCs/>
           <w:b/>
-          <w:bCs/>
         </w:rPr>
         <w:t xml:space="preserve">Evaluación del riesgo.</w:t>
       </w:r>
@@ -7537,8 +7761,8 @@
       </w:pPr>
       <w:r>
         <w:rPr>
+          <w:bCs/>
           <w:b/>
-          <w:bCs/>
         </w:rPr>
         <w:t xml:space="preserve">TPSP.</w:t>
       </w:r>
@@ -7549,8 +7773,8 @@
         <w:t xml:space="preserve">Proveedor de servicios de terceros.</w:t>
       </w:r>
     </w:p>
-    <w:bookmarkEnd w:id="99"/>
-    <w:bookmarkStart w:id="100" w:name="índice-de-asunto"/>
+    <w:bookmarkEnd w:id="110"/>
+    <w:bookmarkStart w:id="111" w:name="índice-de-asunto"/>
     <w:p>
       <w:pPr>
         <w:pStyle w:val="Heading2"/>
@@ -7565,8 +7789,8 @@
       </w:pPr>
       <w:r>
         <w:rPr>
+          <w:bCs/>
           <w:b/>
-          <w:bCs/>
         </w:rPr>
         <w:t xml:space="preserve">Tema</w:t>
       </w:r>
@@ -7649,9 +7873,9 @@
         <w:t xml:space="preserve">| TERRITORIO TENENCIA 15, 18–19 ANTERIOR |</w:t>
       </w:r>
     </w:p>
-    <w:bookmarkEnd w:id="100"/>
-    <w:bookmarkEnd w:id="101"/>
-    <w:bookmarkStart w:id="106" w:name="referencias-oficiales-y-estudio-ulterior"/>
+    <w:bookmarkEnd w:id="111"/>
+    <w:bookmarkEnd w:id="112"/>
+    <w:bookmarkStart w:id="117" w:name="referencias-oficiales-y-estudio-ulterior"/>
     <w:p>
       <w:pPr>
         <w:pStyle w:val="Heading1"/>
@@ -7662,11 +7886,11 @@
     </w:p>
     <w:p>
       <w:pPr>
-        <w:pStyle w:val="Compact"/>
         <w:numPr>
           <w:ilvl w:val="0"/>
           <w:numId w:val="1021"/>
         </w:numPr>
+        <w:pStyle w:val="Compact"/>
       </w:pPr>
       <w:r>
         <w:t xml:space="preserve">Fuentes actuales de PCI SSC y documentación oficial de herramientas utilizada para la verificación.*</w:t>
@@ -7676,7 +7900,7 @@
       <w:pPr>
         <w:pStyle w:val="FirstParagraph"/>
       </w:pPr>
-      <w:hyperlink r:id="rId102">
+      <w:hyperlink r:id="rId113">
         <w:r>
           <w:rPr>
             <w:rStyle w:val="Hyperlink"/>
@@ -7705,7 +7929,7 @@
       <w:pPr>
         <w:pStyle w:val="BodyText"/>
       </w:pPr>
-      <w:hyperlink r:id="rId103">
+      <w:hyperlink r:id="rId114">
         <w:r>
           <w:rPr>
             <w:rStyle w:val="Hyperlink"/>
@@ -7718,7 +7942,7 @@
       <w:pPr>
         <w:pStyle w:val="BodyText"/>
       </w:pPr>
-      <w:hyperlink r:id="rId104">
+      <w:hyperlink r:id="rId115">
         <w:r>
           <w:rPr>
             <w:rStyle w:val="Hyperlink"/>
@@ -7731,7 +7955,7 @@
       <w:pPr>
         <w:pStyle w:val="BodyText"/>
       </w:pPr>
-      <w:hyperlink r:id="rId105">
+      <w:hyperlink r:id="rId116">
         <w:r>
           <w:rPr>
             <w:rStyle w:val="Hyperlink"/>
@@ -7768,8 +7992,8 @@
       </w:r>
       <w:r>
         <w:rPr>
+          <w:bCs/>
           <w:b/>
-          <w:bCs/>
         </w:rPr>
         <w:t xml:space="preserve">Recordaje final:</w:t>
       </w:r>
@@ -7786,12 +8010,8 @@
         <w:t xml:space="preserve">|. |</w:t>
       </w:r>
     </w:p>
-    <w:bookmarkEnd w:id="106"/>
-    <w:sectPr>
-      <w:footnotePr>
-        <w:numRestart w:val="eachSect"/>
-      </w:footnotePr>
-    </w:sectPr>
+    <w:bookmarkEnd w:id="117"/>
+    <w:sectPr/>
   </w:body>
 </w:document>
 </file>
@@ -7822,14 +8042,14 @@
 <file path=word/numbering.xml><?xml version="1.0" encoding="utf-8"?>
 <w:numbering xmlns:w="http://schemas.openxmlformats.org/wordprocessingml/2006/main">
   <w:abstractNum w:abstractNumId="990">
-    <w:nsid w:val="0000A990"/>
+    <w:nsid w:val="A990"/>
     <w:multiLevelType w:val="multilevel"/>
     <w:lvl w:ilvl="0">
       <w:numFmt w:val="bullet"/>
       <w:lvlText w:val=" "/>
       <w:lvlJc w:val="left"/>
       <w:pPr>
-        <w:ind w:left="720" w:hanging="360"/>
+        <w:ind w:left="720" w:hanging="480"/>
       </w:pPr>
     </w:lvl>
     <w:lvl w:ilvl="1">
@@ -7837,7 +8057,7 @@
       <w:lvlText w:val=" "/>
       <w:lvlJc w:val="left"/>
       <w:pPr>
-        <w:ind w:left="1440" w:hanging="360"/>
+        <w:ind w:left="1440" w:hanging="480"/>
       </w:pPr>
     </w:lvl>
     <w:lvl w:ilvl="2">
@@ -7845,7 +8065,7 @@
       <w:lvlText w:val=" "/>
       <w:lvlJc w:val="left"/>
       <w:pPr>
-        <w:ind w:left="2160" w:hanging="360"/>
+        <w:ind w:left="2160" w:hanging="480"/>
       </w:pPr>
     </w:lvl>
     <w:lvl w:ilvl="3">
@@ -7853,7 +8073,7 @@
       <w:lvlText w:val=" "/>
       <w:lvlJc w:val="left"/>
       <w:pPr>
-        <w:ind w:left="2880" w:hanging="360"/>
+        <w:ind w:left="2880" w:hanging="480"/>
       </w:pPr>
     </w:lvl>
     <w:lvl w:ilvl="4">
@@ -7861,7 +8081,7 @@
       <w:lvlText w:val=" "/>
       <w:lvlJc w:val="left"/>
       <w:pPr>
-        <w:ind w:left="3600" w:hanging="360"/>
+        <w:ind w:left="3600" w:hanging="480"/>
       </w:pPr>
     </w:lvl>
     <w:lvl w:ilvl="5">
@@ -7869,7 +8089,7 @@
       <w:lvlText w:val=" "/>
       <w:lvlJc w:val="left"/>
       <w:pPr>
-        <w:ind w:left="4320" w:hanging="360"/>
+        <w:ind w:left="4320" w:hanging="480"/>
       </w:pPr>
     </w:lvl>
     <w:lvl w:ilvl="6">
@@ -7877,7 +8097,7 @@
       <w:lvlText w:val=" "/>
       <w:lvlJc w:val="left"/>
       <w:pPr>
-        <w:ind w:left="5040" w:hanging="360"/>
+        <w:ind w:left="5040" w:hanging="480"/>
       </w:pPr>
     </w:lvl>
     <w:lvl w:ilvl="7">
@@ -7885,7 +8105,7 @@
       <w:lvlText w:val=" "/>
       <w:lvlJc w:val="left"/>
       <w:pPr>
-        <w:ind w:left="5760" w:hanging="360"/>
+        <w:ind w:left="5760" w:hanging="480"/>
       </w:pPr>
     </w:lvl>
     <w:lvl w:ilvl="8">
@@ -7893,115 +8113,88 @@
       <w:lvlText w:val=" "/>
       <w:lvlJc w:val="left"/>
       <w:pPr>
-        <w:ind w:left="6480" w:hanging="360"/>
+        <w:ind w:left="6480" w:hanging="480"/>
       </w:pPr>
     </w:lvl>
   </w:abstractNum>
   <w:abstractNum w:abstractNumId="991">
-    <w:nsid w:val="0000A991"/>
+    <w:nsid w:val="A991"/>
     <w:multiLevelType w:val="multilevel"/>
     <w:lvl w:ilvl="0">
       <w:numFmt w:val="bullet"/>
-      <w:lvlText w:val=""/>
+      <w:lvlText w:val="•"/>
       <w:lvlJc w:val="left"/>
       <w:pPr>
-        <w:ind w:left="720" w:hanging="360"/>
-      </w:pPr>
-      <w:rPr>
-        <w:rFonts w:ascii="Symbol" w:hAnsi="Symbol" w:cs="Symbol" w:hint="default"/>
-      </w:rPr>
+        <w:ind w:left="720" w:hanging="480"/>
+      </w:pPr>
     </w:lvl>
     <w:lvl w:ilvl="1">
       <w:numFmt w:val="bullet"/>
-      <w:lvlText w:val="o"/>
+      <w:lvlText w:val="–"/>
       <w:lvlJc w:val="left"/>
       <w:pPr>
-        <w:ind w:left="1440" w:hanging="360"/>
-      </w:pPr>
-      <w:rPr>
-        <w:rFonts w:ascii="Courier New" w:hAnsi="Courier New" w:cs="Courier New" w:hint="default"/>
-      </w:rPr>
+        <w:ind w:left="1440" w:hanging="480"/>
+      </w:pPr>
     </w:lvl>
     <w:lvl w:ilvl="2">
       <w:numFmt w:val="bullet"/>
-      <w:lvlText w:val=""/>
+      <w:lvlText w:val="•"/>
       <w:lvlJc w:val="left"/>
       <w:pPr>
-        <w:ind w:left="2160" w:hanging="360"/>
-      </w:pPr>
-      <w:rPr>
-        <w:rFonts w:ascii="Wingdings" w:hAnsi="Wingdings" w:cs="Wingdings" w:hint="default"/>
-      </w:rPr>
+        <w:ind w:left="2160" w:hanging="480"/>
+      </w:pPr>
     </w:lvl>
     <w:lvl w:ilvl="3">
       <w:numFmt w:val="bullet"/>
-      <w:lvlText w:val=""/>
+      <w:lvlText w:val="–"/>
       <w:lvlJc w:val="left"/>
       <w:pPr>
-        <w:ind w:left="2880" w:hanging="360"/>
-      </w:pPr>
-      <w:rPr>
-        <w:rFonts w:ascii="Symbol" w:hAnsi="Symbol" w:cs="Symbol" w:hint="default"/>
-      </w:rPr>
+        <w:ind w:left="2880" w:hanging="480"/>
+      </w:pPr>
     </w:lvl>
     <w:lvl w:ilvl="4">
       <w:numFmt w:val="bullet"/>
-      <w:lvlText w:val="o"/>
+      <w:lvlText w:val="•"/>
       <w:lvlJc w:val="left"/>
       <w:pPr>
-        <w:ind w:left="3600" w:hanging="360"/>
-      </w:pPr>
-      <w:rPr>
-        <w:rFonts w:ascii="Courier New" w:hAnsi="Courier New" w:cs="Courier New" w:hint="default"/>
-      </w:rPr>
+        <w:ind w:left="3600" w:hanging="480"/>
+      </w:pPr>
     </w:lvl>
     <w:lvl w:ilvl="5">
       <w:numFmt w:val="bullet"/>
-      <w:lvlText w:val=""/>
+      <w:lvlText w:val="–"/>
       <w:lvlJc w:val="left"/>
       <w:pPr>
-        <w:ind w:left="4320" w:hanging="360"/>
-      </w:pPr>
-      <w:rPr>
-        <w:rFonts w:ascii="Wingdings" w:hAnsi="Wingdings" w:cs="Wingdings" w:hint="default"/>
-      </w:rPr>
+        <w:ind w:left="4320" w:hanging="480"/>
+      </w:pPr>
     </w:lvl>
     <w:lvl w:ilvl="6">
       <w:numFmt w:val="bullet"/>
-      <w:lvlText w:val=""/>
+      <w:lvlText w:val="•"/>
       <w:lvlJc w:val="left"/>
       <w:pPr>
-        <w:ind w:left="5040" w:hanging="360"/>
-      </w:pPr>
-      <w:rPr>
-        <w:rFonts w:ascii="Symbol" w:hAnsi="Symbol" w:cs="Symbol" w:hint="default"/>
-      </w:rPr>
+        <w:ind w:left="5040" w:hanging="480"/>
+      </w:pPr>
     </w:lvl>
     <w:lvl w:ilvl="7">
       <w:numFmt w:val="bullet"/>
-      <w:lvlText w:val="o"/>
+      <w:lvlText w:val="–"/>
       <w:lvlJc w:val="left"/>
       <w:pPr>
-        <w:ind w:left="5760" w:hanging="360"/>
-      </w:pPr>
-      <w:rPr>
-        <w:rFonts w:ascii="Courier New" w:hAnsi="Courier New" w:cs="Courier New" w:hint="default"/>
-      </w:rPr>
+        <w:ind w:left="5760" w:hanging="480"/>
+      </w:pPr>
     </w:lvl>
     <w:lvl w:ilvl="8">
       <w:numFmt w:val="bullet"/>
-      <w:lvlText w:val=""/>
+      <w:lvlText w:val="•"/>
       <w:lvlJc w:val="left"/>
       <w:pPr>
-        <w:ind w:left="6480" w:hanging="360"/>
-      </w:pPr>
-      <w:rPr>
-        <w:rFonts w:ascii="Wingdings" w:hAnsi="Wingdings" w:cs="Wingdings" w:hint="default"/>
-      </w:rPr>
+        <w:ind w:left="6480" w:hanging="480"/>
+      </w:pPr>
     </w:lvl>
   </w:abstractNum>
   <w:abstractNum w:abstractNumId="99412">
-    <w:nsid w:val="00A99412"/>
+    <w:nsid w:val="A99412"/>
     <w:multiLevelType w:val="multilevel"/>
     <w:lvl w:ilvl="0">
       <w:start w:val="2"/>
@@ -8009,7 +8202,7 @@
       <w:lvlText w:val="%1."/>
       <w:lvlJc w:val="left"/>
       <w:pPr>
-        <w:ind w:left="720" w:hanging="360"/>
+        <w:ind w:left="720" w:hanging="480"/>
       </w:pPr>
     </w:lvl>
     <w:lvl w:ilvl="1">
@@ -8018,7 +8211,7 @@
       <w:lvlText w:val="%2."/>
       <w:lvlJc w:val="left"/>
       <w:pPr>
-        <w:ind w:left="1440" w:hanging="360"/>
+        <w:ind w:left="1440" w:hanging="480"/>
       </w:pPr>
     </w:lvl>
     <w:lvl w:ilvl="2">
@@ -8027,7 +8220,7 @@
       <w:lvlText w:val="%3."/>
       <w:lvlJc w:val="left"/>
       <w:pPr>
-        <w:ind w:left="2160" w:hanging="360"/>
+        <w:ind w:left="2160" w:hanging="480"/>
       </w:pPr>
     </w:lvl>
     <w:lvl w:ilvl="3">
@@ -8036,7 +8229,7 @@
       <w:lvlText w:val="%4."/>
       <w:lvlJc w:val="left"/>
       <w:pPr>
-        <w:ind w:left="2880" w:hanging="360"/>
+        <w:ind w:left="2880" w:hanging="480"/>
       </w:pPr>
     </w:lvl>
     <w:lvl w:ilvl="4">
@@ -8045,7 +8238,7 @@
       <w:lvlText w:val="%5."/>
       <w:lvlJc w:val="left"/>
       <w:pPr>
-        <w:ind w:left="3600" w:hanging="360"/>
+        <w:ind w:left="3600" w:hanging="480"/>
       </w:pPr>
     </w:lvl>
     <w:lvl w:ilvl="5">
@@ -8054,7 +8247,7 @@
       <w:lvlText w:val="%6."/>
       <w:lvlJc w:val="left"/>
       <w:pPr>
-        <w:ind w:left="4320" w:hanging="360"/>
+        <w:ind w:left="4320" w:hanging="480"/>
       </w:pPr>
     </w:lvl>
     <w:lvl w:ilvl="6">
@@ -8063,7 +8256,7 @@
       <w:lvlText w:val="%7."/>
       <w:lvlJc w:val="left"/>
       <w:pPr>
-        <w:ind w:left="5040" w:hanging="360"/>
+        <w:ind w:left="5040" w:hanging="480"/>
       </w:pPr>
     </w:lvl>
     <w:lvl w:ilvl="7">
@@ -8072,7 +8265,7 @@
       <w:lvlText w:val="%8."/>
       <w:lvlJc w:val="left"/>
       <w:pPr>
-        <w:ind w:left="5760" w:hanging="360"/>
+        <w:ind w:left="5760" w:hanging="480"/>
       </w:pPr>
     </w:lvl>
     <w:lvl w:ilvl="8">
@@ -8081,12 +8274,12 @@
       <w:lvlText w:val="%9."/>
       <w:lvlJc w:val="left"/>
       <w:pPr>
-        <w:ind w:left="6480" w:hanging="360"/>
+        <w:ind w:left="6480" w:hanging="480"/>
       </w:pPr>
     </w:lvl>
   </w:abstractNum>
   <w:abstractNum w:abstractNumId="99413">
-    <w:nsid w:val="00A99413"/>
+    <w:nsid w:val="A99413"/>
     <w:multiLevelType w:val="multilevel"/>
     <w:lvl w:ilvl="0">
       <w:start w:val="3"/>
@@ -8094,7 +8287,7 @@
       <w:lvlText w:val="%1."/>
       <w:lvlJc w:val="left"/>
       <w:pPr>
-        <w:ind w:left="720" w:hanging="360"/>
+        <w:ind w:left="720" w:hanging="480"/>
       </w:pPr>
     </w:lvl>
     <w:lvl w:ilvl="1">
@@ -8103,7 +8296,7 @@
       <w:lvlText w:val="%2."/>
       <w:lvlJc w:val="left"/>
       <w:pPr>
-        <w:ind w:left="1440" w:hanging="360"/>
+        <w:ind w:left="1440" w:hanging="480"/>
       </w:pPr>
     </w:lvl>
     <w:lvl w:ilvl="2">
@@ -8112,7 +8305,7 @@
       <w:lvlText w:val="%3."/>
       <w:lvlJc w:val="left"/>
       <w:pPr>
-        <w:ind w:left="2160" w:hanging="360"/>
+        <w:ind w:left="2160" w:hanging="480"/>
       </w:pPr>
     </w:lvl>
     <w:lvl w:ilvl="3">
@@ -8121,7 +8314,7 @@
       <w:lvlText w:val="%4."/>
       <w:lvlJc w:val="left"/>
       <w:pPr>
-        <w:ind w:left="2880" w:hanging="360"/>
+        <w:ind w:left="2880" w:hanging="480"/>
       </w:pPr>
     </w:lvl>
     <w:lvl w:ilvl="4">
@@ -8130,7 +8323,7 @@
       <w:lvlText w:val="%5."/>
       <w:lvlJc w:val="left"/>
       <w:pPr>
-        <w:ind w:left="3600" w:hanging="360"/>
+        <w:ind w:left="3600" w:hanging="480"/>
       </w:pPr>
     </w:lvl>
     <w:lvl w:ilvl="5">
@@ -8139,7 +8332,7 @@
       <w:lvlText w:val="%6."/>
       <w:lvlJc w:val="left"/>
       <w:pPr>
-        <w:ind w:left="4320" w:hanging="360"/>
+        <w:ind w:left="4320" w:hanging="480"/>
       </w:pPr>
     </w:lvl>
     <w:lvl w:ilvl="6">
@@ -8148,7 +8341,7 @@
       <w:lvlText w:val="%7."/>
       <w:lvlJc w:val="left"/>
       <w:pPr>
-        <w:ind w:left="5040" w:hanging="360"/>
+        <w:ind w:left="5040" w:hanging="480"/>
       </w:pPr>
     </w:lvl>
     <w:lvl w:ilvl="7">
@@ -8157,7 +8350,7 @@
       <w:lvlText w:val="%8."/>
       <w:lvlJc w:val="left"/>
       <w:pPr>
-        <w:ind w:left="5760" w:hanging="360"/>
+        <w:ind w:left="5760" w:hanging="480"/>
       </w:pPr>
     </w:lvl>
     <w:lvl w:ilvl="8">
@@ -8166,12 +8359,12 @@
       <w:lvlText w:val="%9."/>
       <w:lvlJc w:val="left"/>
       <w:pPr>
-        <w:ind w:left="6480" w:hanging="360"/>
+        <w:ind w:left="6480" w:hanging="480"/>
       </w:pPr>
     </w:lvl>
   </w:abstractNum>
   <w:abstractNum w:abstractNumId="99411">
-    <w:nsid w:val="00A99411"/>
+    <w:nsid w:val="A99411"/>
     <w:multiLevelType w:val="multilevel"/>
     <w:lvl w:ilvl="0">
       <w:start w:val="1"/>
@@ -8179,7 +8372,7 @@
       <w:lvlText w:val="%1."/>
       <w:lvlJc w:val="left"/>
       <w:pPr>
-        <w:ind w:left="720" w:hanging="360"/>
+        <w:ind w:left="720" w:hanging="480"/>
       </w:pPr>
     </w:lvl>
     <w:lvl w:ilvl="1">
@@ -8188,7 +8381,7 @@
       <w:lvlText w:val="%2."/>
       <w:lvlJc w:val="left"/>
       <w:pPr>
-        <w:ind w:left="1440" w:hanging="360"/>
+        <w:ind w:left="1440" w:hanging="480"/>
       </w:pPr>
     </w:lvl>
     <w:lvl w:ilvl="2">
@@ -8197,7 +8390,7 @@
       <w:lvlText w:val="%3."/>
       <w:lvlJc w:val="left"/>
       <w:pPr>
-        <w:ind w:left="2160" w:hanging="360"/>
+        <w:ind w:left="2160" w:hanging="480"/>
       </w:pPr>
     </w:lvl>
     <w:lvl w:ilvl="3">
@@ -8206,7 +8399,7 @@
       <w:lvlText w:val="%4."/>
       <w:lvlJc w:val="left"/>
       <w:pPr>
-        <w:ind w:left="2880" w:hanging="360"/>
+        <w:ind w:left="2880" w:hanging="480"/>
       </w:pPr>
     </w:lvl>
     <w:lvl w:ilvl="4">
@@ -8215,7 +8408,7 @@
       <w:lvlText w:val="%5."/>
       <w:lvlJc w:val="left"/>
       <w:pPr>
-        <w:ind w:left="3600" w:hanging="360"/>
+        <w:ind w:left="3600" w:hanging="480"/>
       </w:pPr>
     </w:lvl>
     <w:lvl w:ilvl="5">
@@ -8224,7 +8417,7 @@
       <w:lvlText w:val="%6."/>
       <w:lvlJc w:val="left"/>
       <w:pPr>
-        <w:ind w:left="4320" w:hanging="360"/>
+        <w:ind w:left="4320" w:hanging="480"/>
       </w:pPr>
     </w:lvl>
     <w:lvl w:ilvl="6">
@@ -8233,7 +8426,7 @@
       <w:lvlText w:val="%7."/>
       <w:lvlJc w:val="left"/>
       <w:pPr>
-        <w:ind w:left="5040" w:hanging="360"/>
+        <w:ind w:left="5040" w:hanging="480"/>
       </w:pPr>
     </w:lvl>
     <w:lvl w:ilvl="7">
@@ -8242,7 +8435,7 @@
       <w:lvlText w:val="%8."/>
       <w:lvlJc w:val="left"/>
       <w:pPr>
-        <w:ind w:left="5760" w:hanging="360"/>
+        <w:ind w:left="5760" w:hanging="480"/>
       </w:pPr>
     </w:lvl>
     <w:lvl w:ilvl="8">
@@ -8251,12 +8444,12 @@
       <w:lvlText w:val="%9."/>
       <w:lvlJc w:val="left"/>
       <w:pPr>
-        <w:ind w:left="6480" w:hanging="360"/>
+        <w:ind w:left="6480" w:hanging="480"/>
       </w:pPr>
     </w:lvl>
   </w:abstractNum>
   <w:abstractNum w:abstractNumId="99415">
-    <w:nsid w:val="00A99415"/>
+    <w:nsid w:val="A99415"/>
     <w:multiLevelType w:val="multilevel"/>
     <w:lvl w:ilvl="0">
       <w:start w:val="5"/>
@@ -8264,7 +8457,7 @@
       <w:lvlText w:val="%1."/>
       <w:lvlJc w:val="left"/>
       <w:pPr>
-        <w:ind w:left="720" w:hanging="360"/>
+        <w:ind w:left="720" w:hanging="480"/>
       </w:pPr>
     </w:lvl>
     <w:lvl w:ilvl="1">
@@ -8273,7 +8466,7 @@
       <w:lvlText w:val="%2."/>
       <w:lvlJc w:val="left"/>
       <w:pPr>
-        <w:ind w:left="1440" w:hanging="360"/>
+        <w:ind w:left="1440" w:hanging="480"/>
       </w:pPr>
     </w:lvl>
     <w:lvl w:ilvl="2">
@@ -8282,7 +8475,7 @@
       <w:lvlText w:val="%3."/>
       <w:lvlJc w:val="left"/>
       <w:pPr>
-        <w:ind w:left="2160" w:hanging="360"/>
+        <w:ind w:left="2160" w:hanging="480"/>
       </w:pPr>
     </w:lvl>
     <w:lvl w:ilvl="3">
@@ -8291,7 +8484,7 @@
       <w:lvlText w:val="%4."/>
       <w:lvlJc w:val="left"/>
       <w:pPr>
-        <w:ind w:left="2880" w:hanging="360"/>
+        <w:ind w:left="2880" w:hanging="480"/>
       </w:pPr>
     </w:lvl>
     <w:lvl w:ilvl="4">
@@ -8300,7 +8493,7 @@
       <w:lvlText w:val="%5."/>
       <w:lvlJc w:val="left"/>
       <w:pPr>
-        <w:ind w:left="3600" w:hanging="360"/>
+        <w:ind w:left="3600" w:hanging="480"/>
       </w:pPr>
     </w:lvl>
     <w:lvl w:ilvl="5">
@@ -8309,7 +8502,7 @@
       <w:lvlText w:val="%6."/>
       <w:lvlJc w:val="left"/>
       <w:pPr>
-        <w:ind w:left="4320" w:hanging="360"/>
+        <w:ind w:left="4320" w:hanging="480"/>
       </w:pPr>
     </w:lvl>
     <w:lvl w:ilvl="6">
@@ -8318,7 +8511,7 @@
       <w:lvlText w:val="%7."/>
       <w:lvlJc w:val="left"/>
       <w:pPr>
-        <w:ind w:left="5040" w:hanging="360"/>
+        <w:ind w:left="5040" w:hanging="480"/>
       </w:pPr>
     </w:lvl>
     <w:lvl w:ilvl="7">
@@ -8327,7 +8520,7 @@
       <w:lvlText w:val="%8."/>
       <w:lvlJc w:val="left"/>
       <w:pPr>
-        <w:ind w:left="5760" w:hanging="360"/>
+        <w:ind w:left="5760" w:hanging="480"/>
       </w:pPr>
     </w:lvl>
     <w:lvl w:ilvl="8">
@@ -8336,12 +8529,12 @@
       <w:lvlText w:val="%9."/>
       <w:lvlJc w:val="left"/>
       <w:pPr>
-        <w:ind w:left="6480" w:hanging="360"/>
+        <w:ind w:left="6480" w:hanging="480"/>
       </w:pPr>
     </w:lvl>
   </w:abstractNum>
   <w:abstractNum w:abstractNumId="99418">
-    <w:nsid w:val="00A99418"/>
+    <w:nsid w:val="A99418"/>
     <w:multiLevelType w:val="multilevel"/>
     <w:lvl w:ilvl="0">
       <w:start w:val="8"/>
@@ -8349,7 +8542,7 @@
       <w:lvlText w:val="%1."/>
       <w:lvlJc w:val="left"/>
       <w:pPr>
-        <w:ind w:left="720" w:hanging="360"/>
+        <w:ind w:left="720" w:hanging="480"/>
       </w:pPr>
     </w:lvl>
     <w:lvl w:ilvl="1">
@@ -8358,7 +8551,7 @@
       <w:lvlText w:val="%2."/>
       <w:lvlJc w:val="left"/>
       <w:pPr>
-        <w:ind w:left="1440" w:hanging="360"/>
+        <w:ind w:left="1440" w:hanging="480"/>
       </w:pPr>
     </w:lvl>
     <w:lvl w:ilvl="2">
@@ -8367,7 +8560,7 @@
       <w:lvlText w:val="%3."/>
       <w:lvlJc w:val="left"/>
       <w:pPr>
-        <w:ind w:left="2160" w:hanging="360"/>
+        <w:ind w:left="2160" w:hanging="480"/>
       </w:pPr>
     </w:lvl>
     <w:lvl w:ilvl="3">
@@ -8376,7 +8569,7 @@
       <w:lvlText w:val="%4."/>
       <w:lvlJc w:val="left"/>
       <w:pPr>
-        <w:ind w:left="2880" w:hanging="360"/>
+        <w:ind w:left="2880" w:hanging="480"/>
       </w:pPr>
     </w:lvl>
     <w:lvl w:ilvl="4">
@@ -8385,7 +8578,7 @@
       <w:lvlText w:val="%5."/>
       <w:lvlJc w:val="left"/>
       <w:pPr>
-        <w:ind w:left="3600" w:hanging="360"/>
+        <w:ind w:left="3600" w:hanging="480"/>
       </w:pPr>
     </w:lvl>
     <w:lvl w:ilvl="5">
@@ -8394,7 +8587,7 @@
       <w:lvlText w:val="%6."/>
       <w:lvlJc w:val="left"/>
       <w:pPr>
-        <w:ind w:left="4320" w:hanging="360"/>
+        <w:ind w:left="4320" w:hanging="480"/>
       </w:pPr>
     </w:lvl>
     <w:lvl w:ilvl="6">
@@ -8403,7 +8596,7 @@
       <w:lvlText w:val="%7."/>
       <w:lvlJc w:val="left"/>
       <w:pPr>
-        <w:ind w:left="5040" w:hanging="360"/>
+        <w:ind w:left="5040" w:hanging="480"/>
       </w:pPr>
     </w:lvl>
     <w:lvl w:ilvl="7">
@@ -8412,7 +8605,7 @@
       <w:lvlText w:val="%8."/>
       <w:lvlJc w:val="left"/>
       <w:pPr>
-        <w:ind w:left="5760" w:hanging="360"/>
+        <w:ind w:left="5760" w:hanging="480"/>
       </w:pPr>
     </w:lvl>
     <w:lvl w:ilvl="8">
@@ -8421,12 +8614,12 @@
       <w:lvlText w:val="%9."/>
       <w:lvlJc w:val="left"/>
       <w:pPr>
-        <w:ind w:left="6480" w:hanging="360"/>
+        <w:ind w:left="6480" w:hanging="480"/>
       </w:pPr>
     </w:lvl>
   </w:abstractNum>
   <w:abstractNum w:abstractNumId="99416">
-    <w:nsid w:val="00A99416"/>
+    <w:nsid w:val="A99416"/>
     <w:multiLevelType w:val="multilevel"/>
     <w:lvl w:ilvl="0">
       <w:start w:val="6"/>
@@ -8434,7 +8627,7 @@
       <w:lvlText w:val="%1."/>
       <w:lvlJc w:val="left"/>
       <w:pPr>
-        <w:ind w:left="720" w:hanging="360"/>
+        <w:ind w:left="720" w:hanging="480"/>
       </w:pPr>
     </w:lvl>
     <w:lvl w:ilvl="1">
@@ -8443,7 +8636,7 @@
       <w:lvlText w:val="%2."/>
       <w:lvlJc w:val="left"/>
       <w:pPr>
-        <w:ind w:left="1440" w:hanging="360"/>
+        <w:ind w:left="1440" w:hanging="480"/>
       </w:pPr>
     </w:lvl>
     <w:lvl w:ilvl="2">
@@ -8452,7 +8645,7 @@
       <w:lvlText w:val="%3."/>
       <w:lvlJc w:val="left"/>
       <w:pPr>
-        <w:ind w:left="2160" w:hanging="360"/>
+        <w:ind w:left="2160" w:hanging="480"/>
       </w:pPr>
     </w:lvl>
     <w:lvl w:ilvl="3">
@@ -8461,7 +8654,7 @@
       <w:lvlText w:val="%4."/>
       <w:lvlJc w:val="left"/>
       <w:pPr>
-        <w:ind w:left="2880" w:hanging="360"/>
+        <w:ind w:left="2880" w:hanging="480"/>
       </w:pPr>
     </w:lvl>
     <w:lvl w:ilvl="4">
@@ -8470,7 +8663,7 @@
       <w:lvlText w:val="%5."/>
       <w:lvlJc w:val="left"/>
       <w:pPr>
-        <w:ind w:left="3600" w:hanging="360"/>
+        <w:ind w:left="3600" w:hanging="480"/>
       </w:pPr>
     </w:lvl>
     <w:lvl w:ilvl="5">
@@ -8479,7 +8672,7 @@
       <w:lvlText w:val="%6."/>
       <w:lvlJc w:val="left"/>
       <w:pPr>
-        <w:ind w:left="4320" w:hanging="360"/>
+        <w:ind w:left="4320" w:hanging="480"/>
       </w:pPr>
     </w:lvl>
     <w:lvl w:ilvl="6">
@@ -8488,7 +8681,7 @@
       <w:lvlText w:val="%7."/>
       <w:lvlJc w:val="left"/>
       <w:pPr>
-        <w:ind w:left="5040" w:hanging="360"/>
+        <w:ind w:left="5040" w:hanging="480"/>
       </w:pPr>
     </w:lvl>
     <w:lvl w:ilvl="7">
@@ -8497,7 +8690,7 @@
       <w:lvlText w:val="%8."/>
       <w:lvlJc w:val="left"/>
       <w:pPr>
-        <w:ind w:left="5760" w:hanging="360"/>
+        <w:ind w:left="5760" w:hanging="480"/>
       </w:pPr>
     </w:lvl>
     <w:lvl w:ilvl="8">
@@ -8506,12 +8699,12 @@
       <w:lvlText w:val="%9."/>
       <w:lvlJc w:val="left"/>
       <w:pPr>
-        <w:ind w:left="6480" w:hanging="360"/>
+        <w:ind w:left="6480" w:hanging="480"/>
       </w:pPr>
     </w:lvl>
   </w:abstractNum>
   <w:abstractNum w:abstractNumId="994115">
-    <w:nsid w:val="0A994115"/>
+    <w:nsid w:val="A994115"/>
     <w:multiLevelType w:val="multilevel"/>
     <w:lvl w:ilvl="0">
       <w:start w:val="15"/>
@@ -8519,7 +8712,7 @@
       <w:lvlText w:val="%1."/>
       <w:lvlJc w:val="left"/>
       <w:pPr>
-        <w:ind w:left="720" w:hanging="360"/>
+        <w:ind w:left="720" w:hanging="480"/>
       </w:pPr>
     </w:lvl>
     <w:lvl w:ilvl="1">
@@ -8528,7 +8721,7 @@
       <w:lvlText w:val="%2."/>
       <w:lvlJc w:val="left"/>
       <w:pPr>
-        <w:ind w:left="1440" w:hanging="360"/>
+        <w:ind w:left="1440" w:hanging="480"/>
       </w:pPr>
     </w:lvl>
     <w:lvl w:ilvl="2">
@@ -8537,7 +8730,7 @@
       <w:lvlText w:val="%3."/>
       <w:lvlJc w:val="left"/>
       <w:pPr>
-        <w:ind w:left="2160" w:hanging="360"/>
+        <w:ind w:left="2160" w:hanging="480"/>
       </w:pPr>
     </w:lvl>
     <w:lvl w:ilvl="3">
@@ -8546,7 +8739,7 @@
       <w:lvlText w:val="%4."/>
       <w:lvlJc w:val="left"/>
       <w:pPr>
-        <w:ind w:left="2880" w:hanging="360"/>
+        <w:ind w:left="2880" w:hanging="480"/>
       </w:pPr>
     </w:lvl>
     <w:lvl w:ilvl="4">
@@ -8555,7 +8748,7 @@
       <w:lvlText w:val="%5."/>
       <w:lvlJc w:val="left"/>
       <w:pPr>
-        <w:ind w:left="3600" w:hanging="360"/>
+        <w:ind w:left="3600" w:hanging="480"/>
       </w:pPr>
     </w:lvl>
     <w:lvl w:ilvl="5">
@@ -8564,7 +8757,7 @@
       <w:lvlText w:val="%6."/>
       <w:lvlJc w:val="left"/>
       <w:pPr>
-        <w:ind w:left="4320" w:hanging="360"/>
+        <w:ind w:left="4320" w:hanging="480"/>
       </w:pPr>
     </w:lvl>
     <w:lvl w:ilvl="6">
@@ -8573,7 +8766,7 @@
       <w:lvlText w:val="%7."/>
       <w:lvlJc w:val="left"/>
       <w:pPr>
-        <w:ind w:left="5040" w:hanging="360"/>
+        <w:ind w:left="5040" w:hanging="480"/>
       </w:pPr>
     </w:lvl>
     <w:lvl w:ilvl="7">
@@ -8582,7 +8775,7 @@
       <w:lvlText w:val="%8."/>
       <w:lvlJc w:val="left"/>
       <w:pPr>
-        <w:ind w:left="5760" w:hanging="360"/>
+        <w:ind w:left="5760" w:hanging="480"/>
       </w:pPr>
     </w:lvl>
     <w:lvl w:ilvl="8">
@@ -8591,12 +8784,12 @@
       <w:lvlText w:val="%9."/>
       <w:lvlJc w:val="left"/>
       <w:pPr>
-        <w:ind w:left="6480" w:hanging="360"/>
+        <w:ind w:left="6480" w:hanging="480"/>
       </w:pPr>
     </w:lvl>
   </w:abstractNum>
   <w:abstractNum w:abstractNumId="994123">
-    <w:nsid w:val="0A994123"/>
+    <w:nsid w:val="A994123"/>
     <w:multiLevelType w:val="multilevel"/>
     <w:lvl w:ilvl="0">
       <w:start w:val="23"/>
@@ -8604,7 +8797,7 @@
       <w:lvlText w:val="%1."/>
       <w:lvlJc w:val="left"/>
       <w:pPr>
-        <w:ind w:left="720" w:hanging="360"/>
+        <w:ind w:left="720" w:hanging="480"/>
       </w:pPr>
     </w:lvl>
     <w:lvl w:ilvl="1">
@@ -8613,7 +8806,7 @@
       <w:lvlText w:val="%2."/>
       <w:lvlJc w:val="left"/>
       <w:pPr>
-        <w:ind w:left="1440" w:hanging="360"/>
+        <w:ind w:left="1440" w:hanging="480"/>
       </w:pPr>
     </w:lvl>
     <w:lvl w:ilvl="2">
@@ -8622,7 +8815,7 @@
       <w:lvlText w:val="%3."/>
       <w:lvlJc w:val="left"/>
       <w:pPr>
-        <w:ind w:left="2160" w:hanging="360"/>
+        <w:ind w:left="2160" w:hanging="480"/>
       </w:pPr>
     </w:lvl>
     <w:lvl w:ilvl="3">
@@ -8631,7 +8824,7 @@
       <w:lvlText w:val="%4."/>
       <w:lvlJc w:val="left"/>
       <w:pPr>
-        <w:ind w:left="2880" w:hanging="360"/>
+        <w:ind w:left="2880" w:hanging="480"/>
       </w:pPr>
     </w:lvl>
     <w:lvl w:ilvl="4">
@@ -8640,7 +8833,7 @@
       <w:lvlText w:val="%5."/>
       <w:lvlJc w:val="left"/>
       <w:pPr>
-        <w:ind w:left="3600" w:hanging="360"/>
+        <w:ind w:left="3600" w:hanging="480"/>
       </w:pPr>
     </w:lvl>
     <w:lvl w:ilvl="5">
@@ -8649,7 +8842,7 @@
       <w:lvlText w:val="%6."/>
       <w:lvlJc w:val="left"/>
       <w:pPr>
-        <w:ind w:left="4320" w:hanging="360"/>
+        <w:ind w:left="4320" w:hanging="480"/>
       </w:pPr>
     </w:lvl>
     <w:lvl w:ilvl="6">
@@ -8658,7 +8851,7 @@
       <w:lvlText w:val="%7."/>
       <w:lvlJc w:val="left"/>
       <w:pPr>
-        <w:ind w:left="5040" w:hanging="360"/>
+        <w:ind w:left="5040" w:hanging="480"/>
       </w:pPr>
     </w:lvl>
     <w:lvl w:ilvl="7">
@@ -8667,7 +8860,7 @@
       <w:lvlText w:val="%8."/>
       <w:lvlJc w:val="left"/>
       <w:pPr>
-        <w:ind w:left="5760" w:hanging="360"/>
+        <w:ind w:left="5760" w:hanging="480"/>
       </w:pPr>
     </w:lvl>
     <w:lvl w:ilvl="8">
@@ -8676,12 +8869,12 @@
       <w:lvlText w:val="%9."/>
       <w:lvlJc w:val="left"/>
       <w:pPr>
-        <w:ind w:left="6480" w:hanging="360"/>
+        <w:ind w:left="6480" w:hanging="480"/>
       </w:pPr>
     </w:lvl>
   </w:abstractNum>
   <w:abstractNum w:abstractNumId="994124">
-    <w:nsid w:val="0A994124"/>
+    <w:nsid w:val="A994124"/>
     <w:multiLevelType w:val="multilevel"/>
     <w:lvl w:ilvl="0">
       <w:start w:val="24"/>
@@ -8689,7 +8882,7 @@
       <w:lvlText w:val="%1."/>
       <w:lvlJc w:val="left"/>
       <w:pPr>
-        <w:ind w:left="720" w:hanging="360"/>
+        <w:ind w:left="720" w:hanging="480"/>
       </w:pPr>
     </w:lvl>
     <w:lvl w:ilvl="1">
@@ -8698,7 +8891,7 @@
       <w:lvlText w:val="%2."/>
       <w:lvlJc w:val="left"/>
       <w:pPr>
-        <w:ind w:left="1440" w:hanging="360"/>
+        <w:ind w:left="1440" w:hanging="480"/>
       </w:pPr>
     </w:lvl>
     <w:lvl w:ilvl="2">
@@ -8707,7 +8900,7 @@
       <w:lvlText w:val="%3."/>
       <w:lvlJc w:val="left"/>
       <w:pPr>
-        <w:ind w:left="2160" w:hanging="360"/>
+        <w:ind w:left="2160" w:hanging="480"/>
       </w:pPr>
     </w:lvl>
     <w:lvl w:ilvl="3">
@@ -8716,7 +8909,7 @@
       <w:lvlText w:val="%4."/>
       <w:lvlJc w:val="left"/>
       <w:pPr>
-        <w:ind w:left="2880" w:hanging="360"/>
+        <w:ind w:left="2880" w:hanging="480"/>
       </w:pPr>
     </w:lvl>
     <w:lvl w:ilvl="4">
@@ -8725,7 +8918,7 @@
       <w:lvlText w:val="%5."/>
       <w:lvlJc w:val="left"/>
       <w:pPr>
-        <w:ind w:left="3600" w:hanging="360"/>
+        <w:ind w:left="3600" w:hanging="480"/>
       </w:pPr>
     </w:lvl>
     <w:lvl w:ilvl="5">
@@ -8734,7 +8927,7 @@
       <w:lvlText w:val="%6."/>
       <w:lvlJc w:val="left"/>
       <w:pPr>
-        <w:ind w:left="4320" w:hanging="360"/>
+        <w:ind w:left="4320" w:hanging="480"/>
       </w:pPr>
     </w:lvl>
     <w:lvl w:ilvl="6">
@@ -8743,7 +8936,7 @@
       <w:lvlText w:val="%7."/>
       <w:lvlJc w:val="left"/>
       <w:pPr>
-        <w:ind w:left="5040" w:hanging="360"/>
+        <w:ind w:left="5040" w:hanging="480"/>
       </w:pPr>
     </w:lvl>
     <w:lvl w:ilvl="7">
@@ -8752,7 +8945,7 @@
       <w:lvlText w:val="%8."/>
       <w:lvlJc w:val="left"/>
       <w:pPr>
-        <w:ind w:left="5760" w:hanging="360"/>
+        <w:ind w:left="5760" w:hanging="480"/>
       </w:pPr>
     </w:lvl>
     <w:lvl w:ilvl="8">
@@ -8761,7 +8954,7 @@
       <w:lvlText w:val="%9."/>
       <w:lvlJc w:val="left"/>
       <w:pPr>
-        <w:ind w:left="6480" w:hanging="360"/>
+        <w:ind w:left="6480" w:hanging="480"/>
       </w:pPr>
     </w:lvl>
   </w:abstractNum>
@@ -9082,10 +9275,10 @@
   <w:docDefaults>
     <w:rPrDefault>
       <w:rPr>
-        <w:rFonts w:asciiTheme="minorHAnsi" w:cstheme="minorBidi" w:eastAsiaTheme="minorEastAsia" w:hAnsiTheme="minorHAnsi"/>
+        <w:rFonts w:asciiTheme="minorHAnsi" w:cstheme="minorBidi" w:eastAsiaTheme="minorHAnsi" w:hAnsiTheme="minorHAnsi"/>
         <w:sz w:val="24"/>
         <w:szCs w:val="24"/>
-        <w:lang w:bidi="ar-SA" w:eastAsia="zh-CN" w:val="en-US"/>
+        <w:lang w:bidi="ar-SA" w:eastAsia="en-US" w:val="en-US"/>
       </w:rPr>
     </w:rPrDefault>
     <w:pPrDefault>
@@ -9103,10 +9296,10 @@
     <w:name w:val="Body Text"/>
     <w:basedOn w:val="Normal"/>
     <w:link w:val="BodyTextChar"/>
-    <w:qFormat/>
     <w:pPr>
       <w:spacing w:after="180" w:before="180"/>
     </w:pPr>
+    <w:qFormat/>
   </w:style>
   <w:style w:customStyle="1" w:styleId="FirstParagraph" w:type="paragraph">
     <w:name w:val="First Paragraph"/>
@@ -9126,94 +9319,57 @@
     <w:name w:val="Title"/>
     <w:basedOn w:val="Normal"/>
     <w:next w:val="BodyText"/>
-    <w:link w:val="TitleChar"/>
-    <w:uiPriority w:val="10"/>
     <w:qFormat/>
-    <w:rsid w:val="00A10FD9"/>
     <w:pPr>
-      <w:spacing w:after="80" w:line="240" w:lineRule="auto"/>
-      <w:contextualSpacing/>
+      <w:keepNext/>
+      <w:keepLines/>
+      <w:spacing w:after="240" w:before="480"/>
       <w:jc w:val="center"/>
     </w:pPr>
     <w:rPr>
       <w:rFonts w:asciiTheme="majorHAnsi" w:cstheme="majorBidi" w:eastAsiaTheme="majorEastAsia" w:hAnsiTheme="majorHAnsi"/>
-      <w:sz w:val="56"/>
-      <w:szCs w:val="56"/>
-    </w:rPr>
-  </w:style>
-  <w:style w:customStyle="1" w:styleId="TitleChar" w:type="character">
-    <w:name w:val="Title Char"/>
-    <w:basedOn w:val="DefaultParagraphFont"/>
-    <w:link w:val="Title"/>
-    <w:uiPriority w:val="10"/>
-    <w:rsid w:val="00A10FD9"/>
-    <w:rPr>
-      <w:rFonts w:asciiTheme="majorHAnsi" w:cstheme="majorBidi" w:eastAsiaTheme="majorEastAsia" w:hAnsiTheme="majorHAnsi"/>
-      <w:sz w:val="56"/>
-      <w:szCs w:val="56"/>
+      <w:b/>
+      <w:bCs/>
+      <w:color w:themeColor="accent1" w:themeShade="B5" w:val="345A8A"/>
+      <w:sz w:val="36"/>
+      <w:szCs w:val="36"/>
     </w:rPr>
   </w:style>
   <w:style w:styleId="Subtitle" w:type="paragraph">
     <w:name w:val="Subtitle"/>
     <w:basedOn w:val="Title"/>
     <w:next w:val="BodyText"/>
-    <w:link w:val="SubtitleChar"/>
-    <w:uiPriority w:val="11"/>
     <w:qFormat/>
-    <w:rsid w:val="00A10FD9"/>
     <w:pPr>
-      <w:numPr>
-        <w:ilvl w:val="1"/>
-      </w:numPr>
+      <w:keepNext/>
+      <w:keepLines/>
+      <w:spacing w:after="240" w:before="240"/>
+      <w:jc w:val="center"/>
     </w:pPr>
     <w:rPr>
-      <w:rFonts w:cstheme="majorBidi" w:eastAsiaTheme="majorEastAsia"/>
-      <w:spacing w:val="15"/>
-      <w:sz w:val="28"/>
-      <w:szCs w:val="28"/>
-    </w:rPr>
-  </w:style>
-  <w:style w:customStyle="1" w:styleId="SubtitleChar" w:type="character">
-    <w:name w:val="Subtitle Char"/>
-    <w:basedOn w:val="DefaultParagraphFont"/>
-    <w:link w:val="Subtitle"/>
-    <w:uiPriority w:val="11"/>
-    <w:rsid w:val="00A10FD9"/>
-    <w:rPr>
-      <w:rFonts w:cstheme="majorBidi" w:eastAsiaTheme="majorEastAsia"/>
-      <w:color w:themeColor="text1" w:themeTint="A6" w:val="595959"/>
-      <w:spacing w:val="15"/>
-      <w:sz w:val="28"/>
-      <w:szCs w:val="28"/>
+      <w:sz w:val="30"/>
+      <w:szCs w:val="30"/>
     </w:rPr>
   </w:style>
   <w:style w:customStyle="1" w:styleId="Author" w:type="paragraph">
     <w:name w:val="Author"/>
-    <w:basedOn w:val="Title"/>
     <w:next w:val="BodyText"/>
     <w:qFormat/>
     <w:pPr>
       <w:keepNext/>
       <w:keepLines/>
+      <w:jc w:val="center"/>
     </w:pPr>
-    <w:rPr>
-      <w:sz w:val="24"/>
-      <w:szCs w:val="24"/>
-    </w:rPr>
   </w:style>
   <w:style w:styleId="Date" w:type="paragraph">
     <w:name w:val="Date"/>
-    <w:basedOn w:val="Title"/>
     <w:next w:val="BodyText"/>
     <w:qFormat/>
     <w:pPr>
       <w:keepNext/>
       <w:keepLines/>
+      <w:jc w:val="center"/>
     </w:pPr>
-    <w:rPr>
-      <w:sz w:val="24"/>
-      <w:szCs w:val="24"/>
-    </w:rPr>
   </w:style>
   <w:style w:customStyle="1" w:styleId="AbstractTitle" w:type="paragraph">
     <w:name w:val="Abstract Title"/>
@@ -9223,13 +9379,15 @@
     <w:pPr>
       <w:keepNext/>
       <w:keepLines/>
+      <w:jc w:val="center"/>
       <w:spacing w:after="0" w:before="300"/>
-      <w:jc w:val="center"/>
     </w:pPr>
     <w:rPr>
-      <w:b/>
       <w:sz w:val="20"/>
       <w:szCs w:val="20"/>
+      <w:b/>
+      <w:color w:val="345A8A"/>
+      &gt;
     </w:rPr>
   </w:style>
   <w:style w:customStyle="1" w:styleId="Abstract" w:type="paragraph">
@@ -9256,321 +9414,191 @@
     <w:rPr/>
   </w:style>
   <w:style w:styleId="Heading1" w:type="paragraph">
-    <w:name w:val="heading 1"/>
+    <w:name w:val="Heading 1"/>
     <w:basedOn w:val="Normal"/>
     <w:next w:val="BodyText"/>
-    <w:link w:val="Heading1Char"/>
     <w:uiPriority w:val="9"/>
     <w:qFormat/>
-    <w:rsid w:val="00A10FD9"/>
     <w:pPr>
       <w:keepNext/>
       <w:keepLines/>
-      <w:spacing w:after="80" w:before="360"/>
+      <w:spacing w:after="0" w:before="480"/>
       <w:outlineLvl w:val="0"/>
     </w:pPr>
     <w:rPr>
       <w:rFonts w:asciiTheme="majorHAnsi" w:cstheme="majorBidi" w:eastAsiaTheme="majorEastAsia" w:hAnsiTheme="majorHAnsi"/>
-      <w:color w:themeColor="accent1" w:themeShade="BF" w:val="0F4761"/>
-      <w:sz w:val="40"/>
-      <w:szCs w:val="40"/>
+      <w:b/>
+      <w:bCs/>
+      <w:color w:themeColor="accent1" w:val="4F81BD"/>
+      <w:sz w:val="32"/>
+      <w:szCs w:val="32"/>
     </w:rPr>
   </w:style>
   <w:style w:styleId="Heading2" w:type="paragraph">
-    <w:name w:val="heading 2"/>
+    <w:name w:val="Heading 2"/>
     <w:basedOn w:val="Normal"/>
     <w:next w:val="BodyText"/>
-    <w:link w:val="Heading2Char"/>
     <w:uiPriority w:val="9"/>
-    <w:semiHidden/>
     <w:unhideWhenUsed/>
     <w:qFormat/>
-    <w:rsid w:val="00A10FD9"/>
     <w:pPr>
       <w:keepNext/>
       <w:keepLines/>
-      <w:spacing w:after="80" w:before="160"/>
+      <w:spacing w:after="0" w:before="200"/>
       <w:outlineLvl w:val="1"/>
     </w:pPr>
     <w:rPr>
       <w:rFonts w:asciiTheme="majorHAnsi" w:cstheme="majorBidi" w:eastAsiaTheme="majorEastAsia" w:hAnsiTheme="majorHAnsi"/>
-      <w:color w:themeColor="accent1" w:themeShade="BF" w:val="0F4761"/>
-      <w:sz w:val="32"/>
-      <w:szCs w:val="32"/>
-    </w:rPr>
-  </w:style>
-  <w:style w:styleId="Heading3" w:type="paragraph">
-    <w:name w:val="heading 3"/>
-    <w:basedOn w:val="Normal"/>
-    <w:next w:val="BodyText"/>
-    <w:link w:val="Heading3Char"/>
-    <w:uiPriority w:val="9"/>
-    <w:semiHidden/>
-    <w:unhideWhenUsed/>
-    <w:qFormat/>
-    <w:rsid w:val="00A10FD9"/>
-    <w:pPr>
-      <w:keepNext/>
-      <w:keepLines/>
-      <w:spacing w:after="80" w:before="160"/>
-      <w:outlineLvl w:val="2"/>
-    </w:pPr>
-    <w:rPr>
-      <w:rFonts w:cstheme="majorBidi" w:eastAsiaTheme="majorEastAsia"/>
-      <w:color w:themeColor="accent1" w:themeShade="BF" w:val="0F4761"/>
+      <w:b/>
+      <w:bCs/>
+      <w:color w:themeColor="accent1" w:val="4F81BD"/>
       <w:sz w:val="28"/>
       <w:szCs w:val="28"/>
     </w:rPr>
   </w:style>
-  <w:style w:styleId="Heading4" w:type="paragraph">
-    <w:name w:val="heading 4"/>
+  <w:style w:styleId="Heading3" w:type="paragraph">
+    <w:name w:val="Heading 3"/>
     <w:basedOn w:val="Normal"/>
     <w:next w:val="BodyText"/>
-    <w:link w:val="Heading4Char"/>
     <w:uiPriority w:val="9"/>
-    <w:semiHidden/>
     <w:unhideWhenUsed/>
     <w:qFormat/>
-    <w:rsid w:val="00A10FD9"/>
     <w:pPr>
       <w:keepNext/>
       <w:keepLines/>
-      <w:spacing w:after="40" w:before="80"/>
+      <w:spacing w:after="0" w:before="200"/>
+      <w:outlineLvl w:val="2"/>
+    </w:pPr>
+    <w:rPr>
+      <w:rFonts w:asciiTheme="majorHAnsi" w:cstheme="majorBidi" w:eastAsiaTheme="majorEastAsia" w:hAnsiTheme="majorHAnsi"/>
+      <w:b/>
+      <w:bCs/>
+      <w:color w:themeColor="accent1" w:val="4F81BD"/>
+      <w:sz w:val="24"/>
+      <w:szCs w:val="24"/>
+    </w:rPr>
+  </w:style>
+  <w:style w:styleId="Heading4" w:type="paragraph">
+    <w:name w:val="Heading 4"/>
+    <w:basedOn w:val="Normal"/>
+    <w:next w:val="BodyText"/>
+    <w:uiPriority w:val="9"/>
+    <w:unhideWhenUsed/>
+    <w:qFormat/>
+    <w:pPr>
+      <w:keepNext/>
+      <w:keepLines/>
+      <w:spacing w:after="0" w:before="200"/>
       <w:outlineLvl w:val="3"/>
     </w:pPr>
     <w:rPr>
-      <w:rFonts w:cstheme="majorBidi" w:eastAsiaTheme="majorEastAsia"/>
+      <w:rFonts w:asciiTheme="majorHAnsi" w:cstheme="majorBidi" w:eastAsiaTheme="majorEastAsia" w:hAnsiTheme="majorHAnsi"/>
       <w:i/>
-      <w:iCs/>
-      <w:color w:themeColor="accent1" w:themeShade="BF" w:val="0F4761"/>
+      <w:bCs/>
+      <w:color w:themeColor="accent1" w:val="4F81BD"/>
+      <w:sz w:val="24"/>
+      <w:szCs w:val="24"/>
     </w:rPr>
   </w:style>
   <w:style w:styleId="Heading5" w:type="paragraph">
-    <w:name w:val="heading 5"/>
+    <w:name w:val="Heading 5"/>
     <w:basedOn w:val="Normal"/>
     <w:next w:val="BodyText"/>
-    <w:link w:val="Heading5Char"/>
     <w:uiPriority w:val="9"/>
-    <w:semiHidden/>
     <w:unhideWhenUsed/>
     <w:qFormat/>
-    <w:rsid w:val="00A10FD9"/>
     <w:pPr>
       <w:keepNext/>
       <w:keepLines/>
-      <w:spacing w:after="40" w:before="80"/>
+      <w:spacing w:after="0" w:before="200"/>
       <w:outlineLvl w:val="4"/>
     </w:pPr>
     <w:rPr>
-      <w:rFonts w:cstheme="majorBidi" w:eastAsiaTheme="majorEastAsia"/>
-      <w:color w:themeColor="accent1" w:themeShade="BF" w:val="0F4761"/>
+      <w:rFonts w:asciiTheme="majorHAnsi" w:cstheme="majorBidi" w:eastAsiaTheme="majorEastAsia" w:hAnsiTheme="majorHAnsi"/>
+      <w:iCs/>
+      <w:color w:themeColor="accent1" w:val="4F81BD"/>
+      <w:sz w:val="24"/>
+      <w:szCs w:val="24"/>
     </w:rPr>
   </w:style>
   <w:style w:styleId="Heading6" w:type="paragraph">
-    <w:name w:val="heading 6"/>
+    <w:name w:val="Heading 6"/>
     <w:basedOn w:val="Normal"/>
     <w:next w:val="BodyText"/>
-    <w:link w:val="Heading6Char"/>
     <w:uiPriority w:val="9"/>
-    <w:semiHidden/>
     <w:unhideWhenUsed/>
     <w:qFormat/>
-    <w:rsid w:val="00A10FD9"/>
     <w:pPr>
       <w:keepNext/>
       <w:keepLines/>
-      <w:spacing w:after="0" w:before="40"/>
+      <w:spacing w:after="0" w:before="200"/>
       <w:outlineLvl w:val="5"/>
     </w:pPr>
     <w:rPr>
-      <w:rFonts w:cstheme="majorBidi" w:eastAsiaTheme="majorEastAsia"/>
-      <w:i/>
-      <w:iCs/>
-      <w:color w:themeColor="text1" w:themeTint="A6" w:val="595959"/>
+      <w:rFonts w:asciiTheme="majorHAnsi" w:cstheme="majorBidi" w:eastAsiaTheme="majorEastAsia" w:hAnsiTheme="majorHAnsi"/>
+      <w:color w:themeColor="accent1" w:val="4F81BD"/>
+      <w:sz w:val="24"/>
+      <w:szCs w:val="24"/>
     </w:rPr>
   </w:style>
   <w:style w:styleId="Heading7" w:type="paragraph">
-    <w:name w:val="heading 7"/>
+    <w:name w:val="Heading 7"/>
     <w:basedOn w:val="Normal"/>
     <w:next w:val="BodyText"/>
-    <w:link w:val="Heading7Char"/>
     <w:uiPriority w:val="9"/>
-    <w:semiHidden/>
     <w:unhideWhenUsed/>
     <w:qFormat/>
-    <w:rsid w:val="00A10FD9"/>
     <w:pPr>
       <w:keepNext/>
       <w:keepLines/>
-      <w:spacing w:after="0" w:before="40"/>
+      <w:spacing w:after="0" w:before="200"/>
       <w:outlineLvl w:val="6"/>
     </w:pPr>
     <w:rPr>
-      <w:rFonts w:cstheme="majorBidi" w:eastAsiaTheme="majorEastAsia"/>
-      <w:color w:themeColor="text1" w:themeTint="A6" w:val="595959"/>
+      <w:rFonts w:asciiTheme="majorHAnsi" w:cstheme="majorBidi" w:eastAsiaTheme="majorEastAsia" w:hAnsiTheme="majorHAnsi"/>
+      <w:color w:themeColor="accent1" w:val="4F81BD"/>
+      <w:sz w:val="24"/>
+      <w:szCs w:val="24"/>
     </w:rPr>
   </w:style>
   <w:style w:styleId="Heading8" w:type="paragraph">
-    <w:name w:val="heading 8"/>
+    <w:name w:val="Heading 8"/>
     <w:basedOn w:val="Normal"/>
     <w:next w:val="BodyText"/>
-    <w:link w:val="Heading8Char"/>
     <w:uiPriority w:val="9"/>
-    <w:semiHidden/>
     <w:unhideWhenUsed/>
     <w:qFormat/>
-    <w:rsid w:val="00A10FD9"/>
     <w:pPr>
       <w:keepNext/>
       <w:keepLines/>
-      <w:spacing w:after="0"/>
+      <w:spacing w:after="0" w:before="200"/>
       <w:outlineLvl w:val="7"/>
     </w:pPr>
     <w:rPr>
-      <w:rFonts w:cstheme="majorBidi" w:eastAsiaTheme="majorEastAsia"/>
-      <w:i/>
-      <w:iCs/>
-      <w:color w:themeColor="text1" w:themeTint="D8" w:val="272727"/>
+      <w:rFonts w:asciiTheme="majorHAnsi" w:cstheme="majorBidi" w:eastAsiaTheme="majorEastAsia" w:hAnsiTheme="majorHAnsi"/>
+      <w:color w:themeColor="accent1" w:val="4F81BD"/>
+      <w:sz w:val="24"/>
+      <w:szCs w:val="24"/>
     </w:rPr>
   </w:style>
   <w:style w:styleId="Heading9" w:type="paragraph">
-    <w:name w:val="heading 9"/>
+    <w:name w:val="Heading 9"/>
     <w:basedOn w:val="Normal"/>
     <w:next w:val="BodyText"/>
-    <w:link w:val="Heading9Char"/>
     <w:uiPriority w:val="9"/>
-    <w:semiHidden/>
     <w:unhideWhenUsed/>
     <w:qFormat/>
-    <w:rsid w:val="00A10FD9"/>
     <w:pPr>
       <w:keepNext/>
       <w:keepLines/>
-      <w:spacing w:after="0"/>
+      <w:spacing w:after="0" w:before="200"/>
       <w:outlineLvl w:val="8"/>
     </w:pPr>
     <w:rPr>
-      <w:rFonts w:cstheme="majorBidi" w:eastAsiaTheme="majorEastAsia"/>
-      <w:color w:themeColor="text1" w:themeTint="D8" w:val="272727"/>
-    </w:rPr>
-  </w:style>
-  <w:style w:customStyle="1" w:styleId="Heading1Char" w:type="character">
-    <w:name w:val="Heading 1 Char"/>
-    <w:basedOn w:val="DefaultParagraphFont"/>
-    <w:link w:val="Heading1"/>
-    <w:uiPriority w:val="9"/>
-    <w:rsid w:val="00A10FD9"/>
-    <w:rPr>
       <w:rFonts w:asciiTheme="majorHAnsi" w:cstheme="majorBidi" w:eastAsiaTheme="majorEastAsia" w:hAnsiTheme="majorHAnsi"/>
-      <w:color w:themeColor="accent1" w:themeShade="BF" w:val="0F4761"/>
-      <w:sz w:val="40"/>
-      <w:szCs w:val="40"/>
-    </w:rPr>
-  </w:style>
-  <w:style w:customStyle="1" w:styleId="Heading2Char" w:type="character">
-    <w:name w:val="Heading 2 Char"/>
-    <w:basedOn w:val="DefaultParagraphFont"/>
-    <w:link w:val="Heading2"/>
-    <w:uiPriority w:val="9"/>
-    <w:semiHidden/>
-    <w:rsid w:val="00A10FD9"/>
-    <w:rPr>
-      <w:rFonts w:asciiTheme="majorHAnsi" w:cstheme="majorBidi" w:eastAsiaTheme="majorEastAsia" w:hAnsiTheme="majorHAnsi"/>
-      <w:color w:themeColor="accent1" w:themeShade="BF" w:val="0F4761"/>
-      <w:sz w:val="32"/>
-      <w:szCs w:val="32"/>
-    </w:rPr>
-  </w:style>
-  <w:style w:customStyle="1" w:styleId="Heading3Char" w:type="character">
-    <w:name w:val="Heading 3 Char"/>
-    <w:basedOn w:val="DefaultParagraphFont"/>
-    <w:link w:val="Heading3"/>
-    <w:uiPriority w:val="9"/>
-    <w:semiHidden/>
-    <w:rsid w:val="00A10FD9"/>
-    <w:rPr>
-      <w:rFonts w:cstheme="majorBidi" w:eastAsiaTheme="majorEastAsia"/>
-      <w:color w:themeColor="accent1" w:themeShade="BF" w:val="0F4761"/>
-      <w:sz w:val="28"/>
-      <w:szCs w:val="28"/>
-    </w:rPr>
-  </w:style>
-  <w:style w:customStyle="1" w:styleId="Heading4Char" w:type="character">
-    <w:name w:val="Heading 4 Char"/>
-    <w:basedOn w:val="DefaultParagraphFont"/>
-    <w:link w:val="Heading4"/>
-    <w:uiPriority w:val="9"/>
-    <w:semiHidden/>
-    <w:rsid w:val="00A10FD9"/>
-    <w:rPr>
-      <w:rFonts w:cstheme="majorBidi" w:eastAsiaTheme="majorEastAsia"/>
-      <w:i/>
-      <w:iCs/>
-      <w:color w:themeColor="accent1" w:themeShade="BF" w:val="0F4761"/>
-    </w:rPr>
-  </w:style>
-  <w:style w:customStyle="1" w:styleId="Heading5Char" w:type="character">
-    <w:name w:val="Heading 5 Char"/>
-    <w:basedOn w:val="DefaultParagraphFont"/>
-    <w:link w:val="Heading5"/>
-    <w:uiPriority w:val="9"/>
-    <w:semiHidden/>
-    <w:rsid w:val="00A10FD9"/>
-    <w:rPr>
-      <w:rFonts w:cstheme="majorBidi" w:eastAsiaTheme="majorEastAsia"/>
-      <w:color w:themeColor="accent1" w:themeShade="BF" w:val="0F4761"/>
-    </w:rPr>
-  </w:style>
-  <w:style w:customStyle="1" w:styleId="Heading6Char" w:type="character">
-    <w:name w:val="Heading 6 Char"/>
-    <w:basedOn w:val="DefaultParagraphFont"/>
-    <w:link w:val="Heading6"/>
-    <w:uiPriority w:val="9"/>
-    <w:semiHidden/>
-    <w:rsid w:val="00A10FD9"/>
-    <w:rPr>
-      <w:rFonts w:cstheme="majorBidi" w:eastAsiaTheme="majorEastAsia"/>
-      <w:i/>
-      <w:iCs/>
-      <w:color w:themeColor="text1" w:themeTint="A6" w:val="595959"/>
-    </w:rPr>
-  </w:style>
-  <w:style w:customStyle="1" w:styleId="Heading7Char" w:type="character">
-    <w:name w:val="Heading 7 Char"/>
-    <w:basedOn w:val="DefaultParagraphFont"/>
-    <w:link w:val="Heading7"/>
-    <w:uiPriority w:val="9"/>
-    <w:semiHidden/>
-    <w:rsid w:val="00A10FD9"/>
-    <w:rPr>
-      <w:rFonts w:cstheme="majorBidi" w:eastAsiaTheme="majorEastAsia"/>
-      <w:color w:themeColor="text1" w:themeTint="A6" w:val="595959"/>
-    </w:rPr>
-  </w:style>
-  <w:style w:customStyle="1" w:styleId="Heading8Char" w:type="character">
-    <w:name w:val="Heading 8 Char"/>
-    <w:basedOn w:val="DefaultParagraphFont"/>
-    <w:link w:val="Heading8"/>
-    <w:uiPriority w:val="9"/>
-    <w:semiHidden/>
-    <w:rsid w:val="00A10FD9"/>
-    <w:rPr>
-      <w:rFonts w:cstheme="majorBidi" w:eastAsiaTheme="majorEastAsia"/>
-      <w:i/>
-      <w:iCs/>
-      <w:color w:themeColor="text1" w:themeTint="D8" w:val="272727"/>
-    </w:rPr>
-  </w:style>
-  <w:style w:customStyle="1" w:styleId="Heading9Char" w:type="character">
-    <w:name w:val="Heading 9 Char"/>
-    <w:basedOn w:val="DefaultParagraphFont"/>
-    <w:link w:val="Heading9"/>
-    <w:uiPriority w:val="9"/>
-    <w:semiHidden/>
-    <w:rsid w:val="00A10FD9"/>
-    <w:rPr>
-      <w:rFonts w:cstheme="majorBidi" w:eastAsiaTheme="majorEastAsia"/>
-      <w:color w:themeColor="text1" w:themeTint="D8" w:val="272727"/>
+      <w:color w:themeColor="accent1" w:val="4F81BD"/>
+      <w:sz w:val="24"/>
+      <w:szCs w:val="24"/>
     </w:rPr>
   </w:style>
   <w:style w:styleId="BlockText" w:type="paragraph">
@@ -9593,18 +9621,6 @@
     <w:unhideWhenUsed/>
     <w:qFormat/>
   </w:style>
-  <w:style w:styleId="FootnoteBlockText" w:type="paragraph">
-    <w:name w:val="Footnote Block Text"/>
-    <w:basedOn w:val="FootnoteText"/>
-    <w:next w:val="FootnoteText"/>
-    <w:uiPriority w:val="9"/>
-    <w:unhideWhenUsed/>
-    <w:qFormat/>
-    <w:pPr>
-      <w:spacing w:after="100" w:before="100"/>
-      <w:ind w:firstLine="0" w:left="480" w:right="480"/>
-    </w:pPr>
-  </w:style>
   <w:style w:default="1" w:styleId="DefaultParagraphFont" w:type="character">
     <w:name w:val="Default Paragraph Font"/>
     <w:semiHidden/>
@@ -9626,11 +9642,18 @@
       </w:tblCellMar>
     </w:tblPr>
     <w:tblStylePr w:type="firstRow">
+      <w:tblPr>
+        <w:jc w:val="left"/>
+        <w:tblInd w:type="dxa" w:w="0"/>
+      </w:tblPr>
+      <w:trPr>
+        <w:jc w:val="left"/>
+      </w:trPr>
       <w:tcPr>
+        <w:vAlign w:val="bottom"/>
         <w:tcBorders>
           <w:bottom w:val="single"/>
         </w:tcBorders>
-        <w:vAlign w:val="bottom"/>
       </w:tcPr>
     </w:tblStylePr>
   </w:style>
@@ -9745,8 +9768,8 @@
     <w:name w:val="KeywordTok"/>
     <w:basedOn w:val="VerbatimChar"/>
     <w:rPr>
+      <w:color w:val="007020"/>
       <w:b/>
-      <w:color w:val="007020"/>
     </w:rPr>
   </w:style>
   <w:style w:type="character" w:customStyle="1" w:styleId="DataTypeTok">
@@ -9823,42 +9846,42 @@
     <w:name w:val="ImportTok"/>
     <w:basedOn w:val="VerbatimChar"/>
     <w:rPr>
+      <w:color w:val="008000"/>
       <w:b/>
-      <w:color w:val="008000"/>
     </w:rPr>
   </w:style>
   <w:style w:type="character" w:customStyle="1" w:styleId="CommentTok">
     <w:name w:val="CommentTok"/>
     <w:basedOn w:val="VerbatimChar"/>
     <w:rPr>
+      <w:color w:val="60a0b0"/>
       <w:i/>
-      <w:color w:val="60a0b0"/>
     </w:rPr>
   </w:style>
   <w:style w:type="character" w:customStyle="1" w:styleId="DocumentationTok">
     <w:name w:val="DocumentationTok"/>
     <w:basedOn w:val="VerbatimChar"/>
     <w:rPr>
+      <w:color w:val="ba2121"/>
       <w:i/>
-      <w:color w:val="ba2121"/>
     </w:rPr>
   </w:style>
   <w:style w:type="character" w:customStyle="1" w:styleId="AnnotationTok">
     <w:name w:val="AnnotationTok"/>
     <w:basedOn w:val="VerbatimChar"/>
     <w:rPr>
+      <w:color w:val="60a0b0"/>
       <w:b/>
       <w:i/>
-      <w:color w:val="60a0b0"/>
     </w:rPr>
   </w:style>
   <w:style w:type="character" w:customStyle="1" w:styleId="CommentVarTok">
     <w:name w:val="CommentVarTok"/>
     <w:basedOn w:val="VerbatimChar"/>
     <w:rPr>
+      <w:color w:val="60a0b0"/>
       <w:b/>
       <w:i/>
-      <w:color w:val="60a0b0"/>
     </w:rPr>
   </w:style>
   <w:style w:type="character" w:customStyle="1" w:styleId="OtherTok">
@@ -9886,8 +9909,8 @@
     <w:name w:val="ControlFlowTok"/>
     <w:basedOn w:val="VerbatimChar"/>
     <w:rPr>
+      <w:color w:val="007020"/>
       <w:b/>
-      <w:color w:val="007020"/>
     </w:rPr>
   </w:style>
   <w:style w:type="character" w:customStyle="1" w:styleId="OperatorTok">
@@ -9932,34 +9955,34 @@
     <w:name w:val="InformationTok"/>
     <w:basedOn w:val="VerbatimChar"/>
     <w:rPr>
+      <w:color w:val="60a0b0"/>
       <w:b/>
       <w:i/>
-      <w:color w:val="60a0b0"/>
     </w:rPr>
   </w:style>
   <w:style w:type="character" w:customStyle="1" w:styleId="WarningTok">
     <w:name w:val="WarningTok"/>
     <w:basedOn w:val="VerbatimChar"/>
     <w:rPr>
+      <w:color w:val="60a0b0"/>
       <w:b/>
       <w:i/>
-      <w:color w:val="60a0b0"/>
     </w:rPr>
   </w:style>
   <w:style w:type="character" w:customStyle="1" w:styleId="AlertTok">
     <w:name w:val="AlertTok"/>
     <w:basedOn w:val="VerbatimChar"/>
     <w:rPr>
+      <w:color w:val="ff0000"/>
       <w:b/>
-      <w:color w:val="ff0000"/>
     </w:rPr>
   </w:style>
   <w:style w:type="character" w:customStyle="1" w:styleId="ErrorTok">
     <w:name w:val="ErrorTok"/>
     <w:basedOn w:val="VerbatimChar"/>
     <w:rPr>
+      <w:color w:val="ff0000"/>
       <w:b/>
-      <w:color w:val="ff0000"/>
     </w:rPr>
   </w:style>
   <w:style w:type="character" w:customStyle="1" w:styleId="NormalTok">
@@ -9981,44 +10004,44 @@
         <a:sysClr val="window" lastClr="FFFFFF"/>
       </a:lt1>
       <a:dk2>
-        <a:srgbClr val="0E2841"/>
+        <a:srgbClr val="1F497D"/>
       </a:dk2>
       <a:lt2>
-        <a:srgbClr val="E8E8E8"/>
+        <a:srgbClr val="EEECE1"/>
       </a:lt2>
       <a:accent1>
-        <a:srgbClr val="156082"/>
+        <a:srgbClr val="4F81BD"/>
       </a:accent1>
       <a:accent2>
-        <a:srgbClr val="E97132"/>
+        <a:srgbClr val="C0504D"/>
       </a:accent2>
       <a:accent3>
-        <a:srgbClr val="196B24"/>
+        <a:srgbClr val="9BBB59"/>
       </a:accent3>
       <a:accent4>
-        <a:srgbClr val="0F9ED5"/>
+        <a:srgbClr val="8064A2"/>
       </a:accent4>
       <a:accent5>
-        <a:srgbClr val="A02B93"/>
+        <a:srgbClr val="4BACC6"/>
       </a:accent5>
       <a:accent6>
-        <a:srgbClr val="4EA72E"/>
+        <a:srgbClr val="F79646"/>
       </a:accent6>
       <a:hlink>
-        <a:srgbClr val="467886"/>
+        <a:srgbClr val="0000FF"/>
       </a:hlink>
       <a:folHlink>
-        <a:srgbClr val="96607D"/>
+        <a:srgbClr val="800080"/>
       </a:folHlink>
     </a:clrScheme>
     <a:fontScheme name="Office">
       <a:majorFont>
-        <a:latin typeface="Aptos Display" panose="02110004020202020204"/>
+        <a:latin typeface="Calibri"/>
         <a:ea typeface=""/>
         <a:cs typeface=""/>
-        <a:font script="Jpan" typeface="游ゴシック Light"/>
+        <a:font script="Jpan" typeface="ＭＳ ゴシック"/>
         <a:font script="Hang" typeface="맑은 고딕"/>
-        <a:font script="Hans" typeface="等线 Light"/>
+        <a:font script="Hans" typeface="宋体"/>
         <a:font script="Hant" typeface="新細明體"/>
         <a:font script="Arab" typeface="Times New Roman"/>
         <a:font script="Hebr" typeface="Times New Roman"/>
@@ -10045,32 +10068,14 @@
         <a:font script="Mong" typeface="Mongolian Baiti"/>
         <a:font script="Viet" typeface="Times New Roman"/>
         <a:font script="Uigh" typeface="Microsoft Uighur"/>
-        <a:font script="Geor" typeface="Sylfaen"/>
-        <a:font script="Armn" typeface="Arial"/>
-        <a:font script="Bugi" typeface="Leelawadee UI"/>
-        <a:font script="Bopo" typeface="Microsoft JhengHei"/>
-        <a:font script="Java" typeface="Javanese Text"/>
-        <a:font script="Lisu" typeface="Segoe UI"/>
-        <a:font script="Mymr" typeface="Myanmar Text"/>
-        <a:font script="Nkoo" typeface="Ebrima"/>
-        <a:font script="Olck" typeface="Nirmala UI"/>
-        <a:font script="Osma" typeface="Ebrima"/>
-        <a:font script="Phag" typeface="Phagspa"/>
-        <a:font script="Syrn" typeface="Estrangelo Edessa"/>
-        <a:font script="Syrj" typeface="Estrangelo Edessa"/>
-        <a:font script="Syre" typeface="Estrangelo Edessa"/>
-        <a:font script="Sora" typeface="Nirmala UI"/>
-        <a:font script="Tale" typeface="Microsoft Tai Le"/>
-        <a:font script="Talu" typeface="Microsoft New Tai Lue"/>
-        <a:font script="Tfng" typeface="Ebrima"/>
       </a:majorFont>
       <a:minorFont>
-        <a:latin typeface="Aptos" panose="02110004020202020204"/>
+        <a:latin typeface="Cambria"/>
         <a:ea typeface=""/>
         <a:cs typeface=""/>
-        <a:font script="Jpan" typeface="游明朝"/>
+        <a:font script="Jpan" typeface="ＭＳ 明朝"/>
         <a:font script="Hang" typeface="맑은 고딕"/>
-        <a:font script="Hans" typeface="等线"/>
+        <a:font script="Hans" typeface="宋体"/>
         <a:font script="Hant" typeface="新細明體"/>
         <a:font script="Arab" typeface="Arial"/>
         <a:font script="Hebr" typeface="Arial"/>
@@ -10097,24 +10102,6 @@
         <a:font script="Mong" typeface="Mongolian Baiti"/>
         <a:font script="Viet" typeface="Arial"/>
         <a:font script="Uigh" typeface="Microsoft Uighur"/>
-        <a:font script="Geor" typeface="Sylfaen"/>
-        <a:font script="Armn" typeface="Arial"/>
-        <a:font script="Bugi" typeface="Leelawadee UI"/>
-        <a:font script="Bopo" typeface="Microsoft JhengHei"/>
-        <a:font script="Java" typeface="Javanese Text"/>
-        <a:font script="Lisu" typeface="Segoe UI"/>
-        <a:font script="Mymr" typeface="Myanmar Text"/>
-        <a:font script="Nkoo" typeface="Ebrima"/>
-        <a:font script="Olck" typeface="Nirmala UI"/>
-        <a:font script="Osma" typeface="Ebrima"/>
-        <a:font script="Phag" typeface="Phagspa"/>
-        <a:font script="Syrn" typeface="Estrangelo Edessa"/>
-        <a:font script="Syrj" typeface="Estrangelo Edessa"/>
-        <a:font script="Syre" typeface="Estrangelo Edessa"/>
-        <a:font script="Sora" typeface="Nirmala UI"/>
-        <a:font script="Tale" typeface="Microsoft Tai Le"/>
-        <a:font script="Talu" typeface="Microsoft New Tai Lue"/>
-        <a:font script="Tfng" typeface="Ebrima"/>
       </a:minorFont>
     </a:fontScheme>
     <a:fmtScheme name="Office">
@@ -10126,141 +10113,200 @@
           <a:gsLst>
             <a:gs pos="0">
               <a:schemeClr val="phClr">
-                <a:lumMod val="110000"/>
-                <a:satMod val="105000"/>
-                <a:tint val="67000"/>
+                <a:tint val="50000"/>
+                <a:satMod val="300000"/>
               </a:schemeClr>
             </a:gs>
-            <a:gs pos="50000">
+            <a:gs pos="35000">
               <a:schemeClr val="phClr">
-                <a:lumMod val="105000"/>
-                <a:satMod val="103000"/>
-                <a:tint val="73000"/>
+                <a:tint val="37000"/>
+                <a:satMod val="300000"/>
               </a:schemeClr>
             </a:gs>
             <a:gs pos="100000">
               <a:schemeClr val="phClr">
-                <a:lumMod val="105000"/>
-                <a:satMod val="109000"/>
-                <a:tint val="81000"/>
+                <a:tint val="15000"/>
+                <a:satMod val="350000"/>
               </a:schemeClr>
             </a:gs>
           </a:gsLst>
-          <a:lin ang="5400000" scaled="0"/>
+          <a:lin ang="16200000" scaled="1"/>
         </a:gradFill>
         <a:gradFill rotWithShape="1">
           <a:gsLst>
             <a:gs pos="0">
               <a:schemeClr val="phClr">
-                <a:satMod val="103000"/>
-                <a:lumMod val="102000"/>
-                <a:tint val="94000"/>
-              </a:schemeClr>
-            </a:gs>
-            <a:gs pos="50000">
-              <a:schemeClr val="phClr">
-                <a:satMod val="110000"/>
-                <a:lumMod val="100000"/>
+                <a:tint val="100000"/>
                 <a:shade val="100000"/>
+                <a:satMod val="130000"/>
               </a:schemeClr>
             </a:gs>
             <a:gs pos="100000">
               <a:schemeClr val="phClr">
-                <a:lumMod val="99000"/>
-                <a:satMod val="120000"/>
-                <a:shade val="78000"/>
+                <a:tint val="50000"/>
+                <a:shade val="100000"/>
+                <a:satMod val="350000"/>
               </a:schemeClr>
             </a:gs>
           </a:gsLst>
-          <a:lin ang="5400000" scaled="0"/>
+          <a:lin ang="16200000" scaled="0"/>
         </a:gradFill>
       </a:fillStyleLst>
       <a:lnStyleLst>
-        <a:ln w="6350" cap="flat" cmpd="sng" algn="ctr">
+        <a:ln w="9525" cap="flat" cmpd="sng" algn="ctr">
+          <a:solidFill>
+            <a:schemeClr val="phClr">
+              <a:shade val="95000"/>
+              <a:satMod val="105000"/>
+            </a:schemeClr>
+          </a:solidFill>
+          <a:prstDash val="solid"/>
+        </a:ln>
+        <a:ln w="25400" cap="flat" cmpd="sng" algn="ctr">
           <a:solidFill>
             <a:schemeClr val="phClr"/>
           </a:solidFill>
           <a:prstDash val="solid"/>
-          <a:miter lim="800000"/>
         </a:ln>
-        <a:ln w="12700" cap="flat" cmpd="sng" algn="ctr">
+        <a:ln w="38100" cap="flat" cmpd="sng" algn="ctr">
           <a:solidFill>
             <a:schemeClr val="phClr"/>
           </a:solidFill>
           <a:prstDash val="solid"/>
-          <a:miter lim="800000"/>
-        </a:ln>
-        <a:ln w="19050" cap="flat" cmpd="sng" algn="ctr">
-          <a:solidFill>
-            <a:schemeClr val="phClr"/>
-          </a:solidFill>
-          <a:prstDash val="solid"/>
-          <a:miter lim="800000"/>
         </a:ln>
       </a:lnStyleLst>
       <a:effectStyleLst>
         <a:effectStyle>
-          <a:effectLst/>
-        </a:effectStyle>
-        <a:effectStyle>
-          <a:effectLst/>
+          <a:effectLst>
+            <a:outerShdw blurRad="40000" dist="20000" dir="5400000" rotWithShape="0">
+              <a:srgbClr val="000000">
+                <a:alpha val="38000"/>
+              </a:srgbClr>
+            </a:outerShdw>
+          </a:effectLst>
         </a:effectStyle>
         <a:effectStyle>
           <a:effectLst>
-            <a:outerShdw blurRad="57150" dist="19050" dir="5400000" algn="ctr" rotWithShape="0">
+            <a:outerShdw blurRad="40000" dist="23000" dir="5400000" rotWithShape="0">
               <a:srgbClr val="000000">
-                <a:alpha val="63000"/>
+                <a:alpha val="35000"/>
               </a:srgbClr>
             </a:outerShdw>
           </a:effectLst>
+        </a:effectStyle>
+        <a:effectStyle>
+          <a:effectLst>
+            <a:outerShdw blurRad="40000" dist="23000" dir="5400000" rotWithShape="0">
+              <a:srgbClr val="000000">
+                <a:alpha val="35000"/>
+              </a:srgbClr>
+            </a:outerShdw>
+          </a:effectLst>
+          <a:scene3d>
+            <a:camera prst="orthographicFront">
+              <a:rot lat="0" lon="0" rev="0"/>
+            </a:camera>
+            <a:lightRig rig="threePt" dir="t">
+              <a:rot lat="0" lon="0" rev="1200000"/>
+            </a:lightRig>
+          </a:scene3d>
+          <a:sp3d>
+            <a:bevelT w="63500" h="25400"/>
+          </a:sp3d>
         </a:effectStyle>
       </a:effectStyleLst>
       <a:bgFillStyleLst>
         <a:solidFill>
           <a:schemeClr val="phClr"/>
         </a:solidFill>
-        <a:solidFill>
-          <a:schemeClr val="phClr">
-            <a:tint val="95000"/>
-            <a:satMod val="170000"/>
-          </a:schemeClr>
-        </a:solidFill>
         <a:gradFill rotWithShape="1">
           <a:gsLst>
             <a:gs pos="0">
               <a:schemeClr val="phClr">
-                <a:tint val="93000"/>
-                <a:satMod val="150000"/>
-                <a:shade val="98000"/>
-                <a:lumMod val="102000"/>
+                <a:tint val="40000"/>
+                <a:satMod val="350000"/>
               </a:schemeClr>
             </a:gs>
-            <a:gs pos="50000">
+            <a:gs pos="40000">
               <a:schemeClr val="phClr">
-                <a:tint val="98000"/>
-                <a:satMod val="130000"/>
-                <a:shade val="90000"/>
-                <a:lumMod val="103000"/>
+                <a:tint val="45000"/>
+                <a:shade val="99000"/>
+                <a:satMod val="350000"/>
               </a:schemeClr>
             </a:gs>
             <a:gs pos="100000">
               <a:schemeClr val="phClr">
-                <a:shade val="63000"/>
-                <a:satMod val="120000"/>
+                <a:shade val="20000"/>
+                <a:satMod val="255000"/>
               </a:schemeClr>
             </a:gs>
           </a:gsLst>
-          <a:lin ang="5400000" scaled="0"/>
+          <a:path path="circle">
+            <a:fillToRect l="50000" t="-80000" r="50000" b="180000"/>
+          </a:path>
+        </a:gradFill>
+        <a:gradFill rotWithShape="1">
+          <a:gsLst>
+            <a:gs pos="0">
+              <a:schemeClr val="phClr">
+                <a:tint val="80000"/>
+                <a:satMod val="300000"/>
+              </a:schemeClr>
+            </a:gs>
+            <a:gs pos="100000">
+              <a:schemeClr val="phClr">
+                <a:shade val="30000"/>
+                <a:satMod val="200000"/>
+              </a:schemeClr>
+            </a:gs>
+          </a:gsLst>
+          <a:path path="circle">
+            <a:fillToRect l="50000" t="50000" r="50000" b="50000"/>
+          </a:path>
         </a:gradFill>
       </a:bgFillStyleLst>
     </a:fmtScheme>
   </a:themeElements>
-  <a:objectDefaults/>
+  <a:objectDefaults>
+    <a:spDef>
+      <a:spPr/>
+      <a:bodyPr/>
+      <a:lstStyle/>
+      <a:style>
+        <a:lnRef idx="1">
+          <a:schemeClr val="accent1"/>
+        </a:lnRef>
+        <a:fillRef idx="3">
+          <a:schemeClr val="accent1"/>
+        </a:fillRef>
+        <a:effectRef idx="2">
+          <a:schemeClr val="accent1"/>
+        </a:effectRef>
+        <a:fontRef idx="minor">
+          <a:schemeClr val="lt1"/>
+        </a:fontRef>
+      </a:style>
+    </a:spDef>
+    <a:lnDef>
+      <a:spPr/>
+      <a:bodyPr/>
+      <a:lstStyle/>
+      <a:style>
+        <a:lnRef idx="2">
+          <a:schemeClr val="accent1"/>
+        </a:lnRef>
+        <a:fillRef idx="0">
+          <a:schemeClr val="accent1"/>
+        </a:fillRef>
+        <a:effectRef idx="1">
+          <a:schemeClr val="accent1"/>
+        </a:effectRef>
+        <a:fontRef idx="minor">
+          <a:schemeClr val="tx1"/>
+        </a:fontRef>
+      </a:style>
+    </a:lnDef>
+  </a:objectDefaults>
   <a:extraClrSchemeLst/>
-  <a:extLst>
-    <a:ext uri="{05A4C25C-085E-4340-85A3-A5531E510DB2}">
-      <thm15:themeFamily xmlns:thm15="http://schemas.microsoft.com/office/thememl/2012/main" name="Office Theme" id="{2E142A2C-CD16-42D6-873A-C26D2A0506FA}" vid="{1BDDFF52-6CD6-40A5-AB3C-68EB2F1E4D0A}"/>
-    </a:ext>
-  </a:extLst>
 </a:theme>
 </file>
--- a/04-regulatory-compliance/PCI_DSS_v4.0.1/Espanol/PCI_DSS_v4.0.1_Practical_Manager_and_Junior_Analyst_Manual_Espanol_v1.0.docx
+++ b/04-regulatory-compliance/PCI_DSS_v4.0.1/Espanol/PCI_DSS_v4.0.1_Practical_Manager_and_Junior_Analyst_Manual_Espanol_v1.0.docx
@@ -9304,7 +9304,7 @@
         <w:rFonts w:asciiTheme="minorHAnsi" w:cstheme="minorBidi" w:eastAsiaTheme="minorHAnsi" w:hAnsiTheme="minorHAnsi"/>
         <w:sz w:val="24"/>
         <w:szCs w:val="24"/>
-        <w:lang w:bidi="ar-SA" w:eastAsia="en-US" w:val="en-US"/>
+        <w:lang w:bidi="ar-SA" w:eastAsia="es-419" w:val="es-419"/>
       </w:rPr>
     </w:rPrDefault>
     <w:pPrDefault>
